--- a/Szakdoga/szakdoga word/szakdolgozat.docx
+++ b/Szakdoga/szakdoga word/szakdolgozat.docx
@@ -1315,7 +1315,13 @@
       </w:pPr>
       <w:r>
         <w:lastRenderedPageBreak/>
-        <w:t>1.Adatok és módszertan</w:t>
+        <w:t>1.</w:t>
+      </w:r>
+      <w:r>
+        <w:t xml:space="preserve"> </w:t>
+      </w:r>
+      <w:r>
+        <w:t>Adatok és módszertan</w:t>
       </w:r>
     </w:p>
     <w:p>
@@ -2089,7 +2095,7 @@
           <w:rFonts w:ascii="Times New Roman" w:hAnsi="Times New Roman" w:cs="Times New Roman"/>
           <w:noProof/>
           <w:sz w:val="24"/>
-          <w:lang w:eastAsia="hu-HU"/>
+          <w:lang w:val="en-US"/>
         </w:rPr>
         <w:lastRenderedPageBreak/>
         <w:drawing>
@@ -2252,16 +2258,7 @@
           <w:rFonts w:ascii="Times New Roman" w:hAnsi="Times New Roman" w:cs="Times New Roman"/>
           <w:sz w:val="24"/>
         </w:rPr>
-        <w:t xml:space="preserve"> a mentális nyugalomét. Nem közvetlenül mért fizikai mennyiségek, hanem </w:t>
-      </w:r>
-      <w:bookmarkStart w:id="0" w:name="_GoBack"/>
-      <w:bookmarkEnd w:id="0"/>
-      <w:r>
-        <w:rPr>
-          <w:rFonts w:ascii="Times New Roman" w:hAnsi="Times New Roman" w:cs="Times New Roman"/>
-          <w:sz w:val="24"/>
-        </w:rPr>
-        <w:t xml:space="preserve">számított mutatók, viszont úgy döntöttem, beleveszem őket a modellbe, mert szerintem hasznos kiegészítő </w:t>
+        <w:t xml:space="preserve"> a mentális nyugalomét. Nem közvetlenül mért fizikai mennyiségek, hanem számított mutatók, viszont úgy döntöttem, beleveszem őket a modellbe, mert szerintem hasznos kiegészítő </w:t>
       </w:r>
       <w:proofErr w:type="gramStart"/>
       <w:r>
@@ -2960,7 +2957,11 @@
       </w:r>
       <w:proofErr w:type="spellEnd"/>
     </w:p>
-    <w:p/>
+    <w:p>
+      <w:pPr>
+        <w:spacing w:after="0"/>
+      </w:pPr>
+    </w:p>
     <w:p>
       <w:pPr>
         <w:spacing w:after="120" w:line="360" w:lineRule="auto"/>
@@ -3156,7 +3157,7 @@
           <w:rFonts w:ascii="Times New Roman" w:hAnsi="Times New Roman" w:cs="Times New Roman"/>
           <w:noProof/>
           <w:sz w:val="24"/>
-          <w:lang w:eastAsia="hu-HU"/>
+          <w:lang w:val="en-US"/>
         </w:rPr>
         <w:lastRenderedPageBreak/>
         <w:drawing>
@@ -3513,8 +3514,4295 @@
         <w:t>, és a végső érték az 5 kör átlagaként jelenik meg.</w:t>
       </w:r>
     </w:p>
+    <w:p>
+      <w:pPr>
+        <w:rPr>
+          <w:rFonts w:ascii="Times New Roman" w:hAnsi="Times New Roman" w:cs="Times New Roman"/>
+          <w:sz w:val="24"/>
+        </w:rPr>
+      </w:pPr>
+      <w:r>
+        <w:rPr>
+          <w:rFonts w:ascii="Times New Roman" w:hAnsi="Times New Roman" w:cs="Times New Roman"/>
+          <w:sz w:val="24"/>
+        </w:rPr>
+        <w:br w:type="page"/>
+      </w:r>
+    </w:p>
+    <w:p>
+      <w:pPr>
+        <w:pStyle w:val="Cmsor1"/>
+      </w:pPr>
+      <w:r>
+        <w:lastRenderedPageBreak/>
+        <w:t>2. Implementáció</w:t>
+      </w:r>
+    </w:p>
+    <w:p>
+      <w:pPr>
+        <w:pStyle w:val="Cmsor2"/>
+      </w:pPr>
+    </w:p>
+    <w:p>
+      <w:pPr>
+        <w:pStyle w:val="Cmsor2"/>
+      </w:pPr>
+      <w:r>
+        <w:t>2.1 Projekt felépítése</w:t>
+      </w:r>
+      <w:r>
+        <w:br/>
+      </w:r>
+    </w:p>
+    <w:p>
+      <w:pPr>
+        <w:spacing w:after="120" w:line="360" w:lineRule="auto"/>
+        <w:jc w:val="both"/>
+        <w:rPr>
+          <w:rFonts w:ascii="Times New Roman" w:hAnsi="Times New Roman" w:cs="Times New Roman"/>
+          <w:sz w:val="24"/>
+        </w:rPr>
+      </w:pPr>
+      <w:r>
+        <w:rPr>
+          <w:rFonts w:ascii="Times New Roman" w:hAnsi="Times New Roman" w:cs="Times New Roman"/>
+          <w:sz w:val="24"/>
+        </w:rPr>
+        <w:t xml:space="preserve">A rendszer egyetlen </w:t>
+      </w:r>
+      <w:proofErr w:type="gramStart"/>
+      <w:r>
+        <w:rPr>
+          <w:rFonts w:ascii="Times New Roman" w:hAnsi="Times New Roman" w:cs="Times New Roman"/>
+          <w:sz w:val="24"/>
+        </w:rPr>
+        <w:t>mappában</w:t>
+      </w:r>
+      <w:proofErr w:type="gramEnd"/>
+      <w:r>
+        <w:rPr>
+          <w:rFonts w:ascii="Times New Roman" w:hAnsi="Times New Roman" w:cs="Times New Roman"/>
+          <w:sz w:val="24"/>
+        </w:rPr>
+        <w:t xml:space="preserve"> helyezkedik el, ahol az adatok és a forráskód fájlok egymás mellett vannak. Az adatokat a </w:t>
+      </w:r>
+      <w:proofErr w:type="spellStart"/>
+      <w:r>
+        <w:rPr>
+          <w:rFonts w:ascii="Times New Roman" w:hAnsi="Times New Roman" w:cs="Times New Roman"/>
+          <w:sz w:val="24"/>
+        </w:rPr>
+        <w:t>data</w:t>
+      </w:r>
+      <w:proofErr w:type="spellEnd"/>
+      <w:r>
+        <w:rPr>
+          <w:rFonts w:ascii="Times New Roman" w:hAnsi="Times New Roman" w:cs="Times New Roman"/>
+          <w:sz w:val="24"/>
+        </w:rPr>
+        <w:t xml:space="preserve"> </w:t>
+      </w:r>
+      <w:proofErr w:type="gramStart"/>
+      <w:r>
+        <w:rPr>
+          <w:rFonts w:ascii="Times New Roman" w:hAnsi="Times New Roman" w:cs="Times New Roman"/>
+          <w:sz w:val="24"/>
+        </w:rPr>
+        <w:t>mappa</w:t>
+      </w:r>
+      <w:proofErr w:type="gramEnd"/>
+      <w:r>
+        <w:rPr>
+          <w:rFonts w:ascii="Times New Roman" w:hAnsi="Times New Roman" w:cs="Times New Roman"/>
+          <w:sz w:val="24"/>
+        </w:rPr>
+        <w:t xml:space="preserve"> tárolja, amelyen belül három almappa található: a beteg mappa a halmozottan fogyatékos személyek felvételeit tartalmazza, az </w:t>
+      </w:r>
+      <w:proofErr w:type="spellStart"/>
+      <w:r>
+        <w:rPr>
+          <w:rFonts w:ascii="Times New Roman" w:hAnsi="Times New Roman" w:cs="Times New Roman"/>
+          <w:sz w:val="24"/>
+        </w:rPr>
+        <w:t>egeszseges</w:t>
+      </w:r>
+      <w:proofErr w:type="spellEnd"/>
+      <w:r>
+        <w:rPr>
+          <w:rFonts w:ascii="Times New Roman" w:hAnsi="Times New Roman" w:cs="Times New Roman"/>
+          <w:sz w:val="24"/>
+        </w:rPr>
+        <w:t xml:space="preserve"> az egészséges személyekét, a test mappa pedig azokat a felvételeket, amelyeket kizárólag manuális tesztelésre tartottam fenn. Ezeket a modell a tanítás során sosem látta, így a grafikus felületen valódi független tesztesetekként </w:t>
+      </w:r>
+      <w:proofErr w:type="gramStart"/>
+      <w:r>
+        <w:rPr>
+          <w:rFonts w:ascii="Times New Roman" w:hAnsi="Times New Roman" w:cs="Times New Roman"/>
+          <w:sz w:val="24"/>
+        </w:rPr>
+        <w:t>funkcionálnak</w:t>
+      </w:r>
+      <w:proofErr w:type="gramEnd"/>
+      <w:r>
+        <w:rPr>
+          <w:rFonts w:ascii="Times New Roman" w:hAnsi="Times New Roman" w:cs="Times New Roman"/>
+          <w:sz w:val="24"/>
+        </w:rPr>
+        <w:t>.</w:t>
+      </w:r>
+    </w:p>
+    <w:p>
+      <w:pPr>
+        <w:spacing w:after="120" w:line="360" w:lineRule="auto"/>
+        <w:jc w:val="both"/>
+        <w:rPr>
+          <w:rFonts w:ascii="Times New Roman" w:hAnsi="Times New Roman" w:cs="Times New Roman"/>
+          <w:sz w:val="24"/>
+        </w:rPr>
+      </w:pPr>
+      <w:r>
+        <w:rPr>
+          <w:rFonts w:ascii="Times New Roman" w:hAnsi="Times New Roman" w:cs="Times New Roman"/>
+          <w:sz w:val="24"/>
+        </w:rPr>
+        <w:t xml:space="preserve">A forráskód öt Python </w:t>
+      </w:r>
+      <w:proofErr w:type="gramStart"/>
+      <w:r>
+        <w:rPr>
+          <w:rFonts w:ascii="Times New Roman" w:hAnsi="Times New Roman" w:cs="Times New Roman"/>
+          <w:sz w:val="24"/>
+        </w:rPr>
+        <w:t>fájlból</w:t>
+      </w:r>
+      <w:proofErr w:type="gramEnd"/>
+      <w:r>
+        <w:rPr>
+          <w:rFonts w:ascii="Times New Roman" w:hAnsi="Times New Roman" w:cs="Times New Roman"/>
+          <w:sz w:val="24"/>
+        </w:rPr>
+        <w:t xml:space="preserve"> áll. A feature_extraction.py tartalmazza a jellemzőkinyerő függvényeket, tehát az </w:t>
+      </w:r>
+      <w:proofErr w:type="spellStart"/>
+      <w:r>
+        <w:rPr>
+          <w:rFonts w:ascii="Times New Roman" w:hAnsi="Times New Roman" w:cs="Times New Roman"/>
+          <w:sz w:val="24"/>
+        </w:rPr>
+        <w:t>extract_statistical</w:t>
+      </w:r>
+      <w:proofErr w:type="spellEnd"/>
+      <w:r>
+        <w:rPr>
+          <w:rFonts w:ascii="Times New Roman" w:hAnsi="Times New Roman" w:cs="Times New Roman"/>
+          <w:sz w:val="24"/>
+        </w:rPr>
+        <w:t xml:space="preserve">, </w:t>
+      </w:r>
+      <w:proofErr w:type="spellStart"/>
+      <w:r>
+        <w:rPr>
+          <w:rFonts w:ascii="Times New Roman" w:hAnsi="Times New Roman" w:cs="Times New Roman"/>
+          <w:sz w:val="24"/>
+        </w:rPr>
+        <w:t>extract_phase_epoch</w:t>
+      </w:r>
+      <w:proofErr w:type="spellEnd"/>
+      <w:r>
+        <w:rPr>
+          <w:rFonts w:ascii="Times New Roman" w:hAnsi="Times New Roman" w:cs="Times New Roman"/>
+          <w:sz w:val="24"/>
+        </w:rPr>
+        <w:t xml:space="preserve"> és </w:t>
+      </w:r>
+      <w:proofErr w:type="spellStart"/>
+      <w:r>
+        <w:rPr>
+          <w:rFonts w:ascii="Times New Roman" w:hAnsi="Times New Roman" w:cs="Times New Roman"/>
+          <w:sz w:val="24"/>
+        </w:rPr>
+        <w:t>extract_phase_band</w:t>
+      </w:r>
+      <w:proofErr w:type="spellEnd"/>
+      <w:r>
+        <w:rPr>
+          <w:rFonts w:ascii="Times New Roman" w:hAnsi="Times New Roman" w:cs="Times New Roman"/>
+          <w:sz w:val="24"/>
+        </w:rPr>
+        <w:t xml:space="preserve"> metódusokat. A train_model.py felelős a modellek betanításáért és kiértékeléséért, itt van megvalósítva a </w:t>
+      </w:r>
+      <w:proofErr w:type="spellStart"/>
+      <w:r>
+        <w:rPr>
+          <w:rFonts w:ascii="Times New Roman" w:hAnsi="Times New Roman" w:cs="Times New Roman"/>
+          <w:sz w:val="24"/>
+        </w:rPr>
+        <w:t>keresztvalidáció</w:t>
+      </w:r>
+      <w:proofErr w:type="spellEnd"/>
+      <w:r>
+        <w:rPr>
+          <w:rFonts w:ascii="Times New Roman" w:hAnsi="Times New Roman" w:cs="Times New Roman"/>
+          <w:sz w:val="24"/>
+        </w:rPr>
+        <w:t xml:space="preserve"> és a jellemzők fontosságának kinyerése is. A gui.py valósítja meg a grafikus felületet, amely a jellemzőkinyerést és a modelleket egy könnyen kezelhető alkalmazásba köti össze. Az epoch_analysis.py egy önállóan futtatható </w:t>
+      </w:r>
+      <w:proofErr w:type="spellStart"/>
+      <w:r>
+        <w:rPr>
+          <w:rFonts w:ascii="Times New Roman" w:hAnsi="Times New Roman" w:cs="Times New Roman"/>
+          <w:sz w:val="24"/>
+        </w:rPr>
+        <w:t>szkript</w:t>
+      </w:r>
+      <w:proofErr w:type="spellEnd"/>
+      <w:r>
+        <w:rPr>
+          <w:rFonts w:ascii="Times New Roman" w:hAnsi="Times New Roman" w:cs="Times New Roman"/>
+          <w:sz w:val="24"/>
+        </w:rPr>
+        <w:t xml:space="preserve">, amely </w:t>
+      </w:r>
+      <w:proofErr w:type="spellStart"/>
+      <w:r>
+        <w:rPr>
+          <w:rFonts w:ascii="Times New Roman" w:hAnsi="Times New Roman" w:cs="Times New Roman"/>
+          <w:sz w:val="24"/>
+        </w:rPr>
+        <w:t>epochonként</w:t>
+      </w:r>
+      <w:proofErr w:type="spellEnd"/>
+      <w:r>
+        <w:rPr>
+          <w:rFonts w:ascii="Times New Roman" w:hAnsi="Times New Roman" w:cs="Times New Roman"/>
+          <w:sz w:val="24"/>
+        </w:rPr>
+        <w:t xml:space="preserve"> hasonlítja össze a beteg és egészséges csoportokat. A feature_selection.py szintén önállóan fut, és azt vizsgálja, hogy a legfontosabb N jellemző használata javít-e a modellek teljesítményén.</w:t>
+      </w:r>
+    </w:p>
+    <w:p>
+      <w:pPr>
+        <w:spacing w:after="120" w:line="360" w:lineRule="auto"/>
+        <w:jc w:val="both"/>
+        <w:rPr>
+          <w:rFonts w:ascii="Times New Roman" w:hAnsi="Times New Roman" w:cs="Times New Roman"/>
+          <w:sz w:val="24"/>
+        </w:rPr>
+      </w:pPr>
+      <w:r>
+        <w:rPr>
+          <w:rFonts w:ascii="Times New Roman" w:hAnsi="Times New Roman" w:cs="Times New Roman"/>
+          <w:sz w:val="24"/>
+        </w:rPr>
+        <w:t>A betanított modellek .</w:t>
+      </w:r>
+      <w:proofErr w:type="spellStart"/>
+      <w:r>
+        <w:rPr>
+          <w:rFonts w:ascii="Times New Roman" w:hAnsi="Times New Roman" w:cs="Times New Roman"/>
+          <w:sz w:val="24"/>
+        </w:rPr>
+        <w:t>pkl</w:t>
+      </w:r>
+      <w:proofErr w:type="spellEnd"/>
+      <w:r>
+        <w:rPr>
+          <w:rFonts w:ascii="Times New Roman" w:hAnsi="Times New Roman" w:cs="Times New Roman"/>
+          <w:sz w:val="24"/>
+        </w:rPr>
+        <w:t xml:space="preserve"> </w:t>
+      </w:r>
+      <w:proofErr w:type="gramStart"/>
+      <w:r>
+        <w:rPr>
+          <w:rFonts w:ascii="Times New Roman" w:hAnsi="Times New Roman" w:cs="Times New Roman"/>
+          <w:sz w:val="24"/>
+        </w:rPr>
+        <w:t>fájlok</w:t>
+      </w:r>
+      <w:proofErr w:type="gramEnd"/>
+      <w:r>
+        <w:rPr>
+          <w:rFonts w:ascii="Times New Roman" w:hAnsi="Times New Roman" w:cs="Times New Roman"/>
+          <w:sz w:val="24"/>
+        </w:rPr>
+        <w:t xml:space="preserve">ként mentődnek a projekt gyökérmappájába, ezek az </w:t>
+      </w:r>
+      <w:proofErr w:type="spellStart"/>
+      <w:r>
+        <w:rPr>
+          <w:rFonts w:ascii="Times New Roman" w:hAnsi="Times New Roman" w:cs="Times New Roman"/>
+          <w:sz w:val="24"/>
+        </w:rPr>
+        <w:t>svm_model.pkl</w:t>
+      </w:r>
+      <w:proofErr w:type="spellEnd"/>
+      <w:r>
+        <w:rPr>
+          <w:rFonts w:ascii="Times New Roman" w:hAnsi="Times New Roman" w:cs="Times New Roman"/>
+          <w:sz w:val="24"/>
+        </w:rPr>
+        <w:t xml:space="preserve">, </w:t>
+      </w:r>
+      <w:proofErr w:type="spellStart"/>
+      <w:r>
+        <w:rPr>
+          <w:rFonts w:ascii="Times New Roman" w:hAnsi="Times New Roman" w:cs="Times New Roman"/>
+          <w:sz w:val="24"/>
+        </w:rPr>
+        <w:t>rf_model.pkl</w:t>
+      </w:r>
+      <w:proofErr w:type="spellEnd"/>
+      <w:r>
+        <w:rPr>
+          <w:rFonts w:ascii="Times New Roman" w:hAnsi="Times New Roman" w:cs="Times New Roman"/>
+          <w:sz w:val="24"/>
+        </w:rPr>
+        <w:t xml:space="preserve">, </w:t>
+      </w:r>
+      <w:proofErr w:type="spellStart"/>
+      <w:r>
+        <w:rPr>
+          <w:rFonts w:ascii="Times New Roman" w:hAnsi="Times New Roman" w:cs="Times New Roman"/>
+          <w:sz w:val="24"/>
+        </w:rPr>
+        <w:t>rf_mlp_model.pkl</w:t>
+      </w:r>
+      <w:proofErr w:type="spellEnd"/>
+      <w:r>
+        <w:rPr>
+          <w:rFonts w:ascii="Times New Roman" w:hAnsi="Times New Roman" w:cs="Times New Roman"/>
+          <w:sz w:val="24"/>
+        </w:rPr>
+        <w:t xml:space="preserve"> és </w:t>
+      </w:r>
+      <w:proofErr w:type="spellStart"/>
+      <w:r>
+        <w:rPr>
+          <w:rFonts w:ascii="Times New Roman" w:hAnsi="Times New Roman" w:cs="Times New Roman"/>
+          <w:sz w:val="24"/>
+        </w:rPr>
+        <w:t>xgb_model.pkl</w:t>
+      </w:r>
+      <w:proofErr w:type="spellEnd"/>
+      <w:r>
+        <w:rPr>
+          <w:rFonts w:ascii="Times New Roman" w:hAnsi="Times New Roman" w:cs="Times New Roman"/>
+          <w:sz w:val="24"/>
+        </w:rPr>
+        <w:t>. A GUI ezeket tölti be, amikor új felvételt kell osztályozni, tehát a modelleket elegendő egyszer betanítani, és utána a grafikus felület közvetlenül ezekből dolgozik.</w:t>
+      </w:r>
+    </w:p>
+    <w:p>
+      <w:pPr>
+        <w:spacing w:after="120" w:line="360" w:lineRule="auto"/>
+        <w:jc w:val="center"/>
+        <w:rPr>
+          <w:rFonts w:ascii="Times New Roman" w:hAnsi="Times New Roman" w:cs="Times New Roman"/>
+          <w:sz w:val="24"/>
+        </w:rPr>
+      </w:pPr>
+      <w:r>
+        <w:rPr>
+          <w:rFonts w:ascii="Times New Roman" w:hAnsi="Times New Roman" w:cs="Times New Roman"/>
+          <w:noProof/>
+          <w:sz w:val="24"/>
+          <w:lang w:val="en-US"/>
+        </w:rPr>
+        <w:lastRenderedPageBreak/>
+        <w:drawing>
+          <wp:inline distT="0" distB="0" distL="0" distR="0">
+            <wp:extent cx="5232650" cy="3208020"/>
+            <wp:effectExtent l="0" t="0" r="6350" b="0"/>
+            <wp:docPr id="1" name="Kép 1"/>
+            <wp:cNvGraphicFramePr>
+              <a:graphicFrameLocks xmlns:a="http://schemas.openxmlformats.org/drawingml/2006/main" noChangeAspect="1"/>
+            </wp:cNvGraphicFramePr>
+            <a:graphic xmlns:a="http://schemas.openxmlformats.org/drawingml/2006/main">
+              <a:graphicData uri="http://schemas.openxmlformats.org/drawingml/2006/picture">
+                <pic:pic xmlns:pic="http://schemas.openxmlformats.org/drawingml/2006/picture">
+                  <pic:nvPicPr>
+                    <pic:cNvPr id="1" name="dir_struct.png"/>
+                    <pic:cNvPicPr/>
+                  </pic:nvPicPr>
+                  <pic:blipFill>
+                    <a:blip r:embed="rId10">
+                      <a:extLst>
+                        <a:ext uri="{28A0092B-C50C-407E-A947-70E740481C1C}">
+                          <a14:useLocalDpi xmlns:a14="http://schemas.microsoft.com/office/drawing/2010/main" val="0"/>
+                        </a:ext>
+                      </a:extLst>
+                    </a:blip>
+                    <a:stretch>
+                      <a:fillRect/>
+                    </a:stretch>
+                  </pic:blipFill>
+                  <pic:spPr>
+                    <a:xfrm>
+                      <a:off x="0" y="0"/>
+                      <a:ext cx="5309998" cy="3255440"/>
+                    </a:xfrm>
+                    <a:prstGeom prst="rect">
+                      <a:avLst/>
+                    </a:prstGeom>
+                  </pic:spPr>
+                </pic:pic>
+              </a:graphicData>
+            </a:graphic>
+          </wp:inline>
+        </w:drawing>
+      </w:r>
+    </w:p>
+    <w:p>
+      <w:pPr>
+        <w:pStyle w:val="NormlWeb"/>
+        <w:jc w:val="center"/>
+      </w:pPr>
+      <w:r>
+        <w:t xml:space="preserve">2.1 </w:t>
+      </w:r>
+      <w:proofErr w:type="spellStart"/>
+      <w:r>
+        <w:t>ábra</w:t>
+      </w:r>
+      <w:proofErr w:type="spellEnd"/>
+      <w:r>
+        <w:t xml:space="preserve">: </w:t>
+      </w:r>
+      <w:r>
+        <w:t xml:space="preserve">A </w:t>
+      </w:r>
+      <w:proofErr w:type="spellStart"/>
+      <w:r>
+        <w:t>projekt</w:t>
+      </w:r>
+      <w:proofErr w:type="spellEnd"/>
+      <w:r>
+        <w:t xml:space="preserve"> </w:t>
+      </w:r>
+      <w:r>
+        <w:rPr>
+          <w:lang w:val="hu-HU"/>
+        </w:rPr>
+        <w:t>fájljainak</w:t>
+      </w:r>
+      <w:r>
+        <w:t xml:space="preserve"> és mappáinak elrendezése</w:t>
+      </w:r>
+    </w:p>
+    <w:p>
+      <w:pPr>
+        <w:pStyle w:val="Cmsor2"/>
+      </w:pPr>
+      <w:r>
+        <w:t>2.2</w:t>
+      </w:r>
+      <w:r>
+        <w:t xml:space="preserve"> Jellemzőkinyerés – feature_extraction.py</w:t>
+      </w:r>
+    </w:p>
+    <w:p>
+      <w:pPr>
+        <w:spacing w:after="0"/>
+      </w:pPr>
+    </w:p>
+    <w:p>
+      <w:pPr>
+        <w:spacing w:after="120" w:line="360" w:lineRule="auto"/>
+        <w:jc w:val="both"/>
+        <w:rPr>
+          <w:rFonts w:ascii="Times New Roman" w:hAnsi="Times New Roman" w:cs="Times New Roman"/>
+          <w:sz w:val="24"/>
+        </w:rPr>
+      </w:pPr>
+      <w:r>
+        <w:rPr>
+          <w:rFonts w:ascii="Times New Roman" w:hAnsi="Times New Roman" w:cs="Times New Roman"/>
+          <w:sz w:val="24"/>
+        </w:rPr>
+        <w:t xml:space="preserve">A feature_extraction.py </w:t>
+      </w:r>
+      <w:proofErr w:type="gramStart"/>
+      <w:r>
+        <w:rPr>
+          <w:rFonts w:ascii="Times New Roman" w:hAnsi="Times New Roman" w:cs="Times New Roman"/>
+          <w:sz w:val="24"/>
+        </w:rPr>
+        <w:t>fájl</w:t>
+      </w:r>
+      <w:proofErr w:type="gramEnd"/>
+      <w:r>
+        <w:rPr>
+          <w:rFonts w:ascii="Times New Roman" w:hAnsi="Times New Roman" w:cs="Times New Roman"/>
+          <w:sz w:val="24"/>
+        </w:rPr>
+        <w:t xml:space="preserve"> tartalmazza a három jellemzőkinyerő függvényt, amelyek mindegyike egy CSV fájl elérési útját kapja bemenetként, és egy </w:t>
+      </w:r>
+      <w:proofErr w:type="spellStart"/>
+      <w:r>
+        <w:rPr>
+          <w:rFonts w:ascii="Times New Roman" w:hAnsi="Times New Roman" w:cs="Times New Roman"/>
+          <w:sz w:val="24"/>
+        </w:rPr>
+        <w:t>numpy</w:t>
+      </w:r>
+      <w:proofErr w:type="spellEnd"/>
+      <w:r>
+        <w:rPr>
+          <w:rFonts w:ascii="Times New Roman" w:hAnsi="Times New Roman" w:cs="Times New Roman"/>
+          <w:sz w:val="24"/>
+        </w:rPr>
+        <w:t xml:space="preserve"> tömböt ad vissza. Ez a tömb az adott felvétel </w:t>
+      </w:r>
+      <w:proofErr w:type="spellStart"/>
+      <w:r>
+        <w:rPr>
+          <w:rFonts w:ascii="Times New Roman" w:hAnsi="Times New Roman" w:cs="Times New Roman"/>
+          <w:sz w:val="24"/>
+        </w:rPr>
+        <w:t>jellemzővektora</w:t>
+      </w:r>
+      <w:proofErr w:type="spellEnd"/>
+      <w:r>
+        <w:rPr>
+          <w:rFonts w:ascii="Times New Roman" w:hAnsi="Times New Roman" w:cs="Times New Roman"/>
+          <w:sz w:val="24"/>
+        </w:rPr>
+        <w:t xml:space="preserve">, amelyet a modellek a tanítás és az osztályozás során felhasználnak. A három függvény között az a közös, hogy mindegyik </w:t>
+      </w:r>
+      <w:r>
+        <w:rPr>
+          <w:rFonts w:ascii="Times New Roman" w:hAnsi="Times New Roman" w:cs="Times New Roman"/>
+          <w:sz w:val="24"/>
+        </w:rPr>
+        <w:t>ugyan azokból</w:t>
+      </w:r>
+      <w:r>
+        <w:rPr>
+          <w:rFonts w:ascii="Times New Roman" w:hAnsi="Times New Roman" w:cs="Times New Roman"/>
+          <w:sz w:val="24"/>
+        </w:rPr>
+        <w:t xml:space="preserve"> az oszlopokból dolgozik, és mindegyik ugyanazokkal a statisztikákkal és sávarányokkal egészíti ki a jellemzővektort a végén. A különbség abban rejlik, hogy a két FFT-alapú függvény ezen felül időbeli bontást is alkalmaz, és a fázis </w:t>
+      </w:r>
+      <w:proofErr w:type="gramStart"/>
+      <w:r>
+        <w:rPr>
+          <w:rFonts w:ascii="Times New Roman" w:hAnsi="Times New Roman" w:cs="Times New Roman"/>
+          <w:sz w:val="24"/>
+        </w:rPr>
+        <w:t>spektrumból</w:t>
+      </w:r>
+      <w:proofErr w:type="gramEnd"/>
+      <w:r>
+        <w:rPr>
+          <w:rFonts w:ascii="Times New Roman" w:hAnsi="Times New Roman" w:cs="Times New Roman"/>
+          <w:sz w:val="24"/>
+        </w:rPr>
+        <w:t xml:space="preserve"> is kinyeri a jellemzőket.</w:t>
+      </w:r>
+    </w:p>
+    <w:p>
+      <w:pPr>
+        <w:spacing w:after="120" w:line="360" w:lineRule="auto"/>
+        <w:jc w:val="both"/>
+        <w:rPr>
+          <w:rFonts w:ascii="Times New Roman" w:hAnsi="Times New Roman" w:cs="Times New Roman"/>
+          <w:sz w:val="24"/>
+        </w:rPr>
+      </w:pPr>
+      <w:r>
+        <w:rPr>
+          <w:rFonts w:ascii="Times New Roman" w:hAnsi="Times New Roman" w:cs="Times New Roman"/>
+          <w:sz w:val="24"/>
+        </w:rPr>
+        <w:t>A</w:t>
+      </w:r>
+      <w:r>
+        <w:rPr>
+          <w:rFonts w:ascii="Times New Roman" w:hAnsi="Times New Roman" w:cs="Times New Roman"/>
+          <w:sz w:val="24"/>
+        </w:rPr>
+        <w:t xml:space="preserve">z első függvény az </w:t>
+      </w:r>
+      <w:proofErr w:type="spellStart"/>
+      <w:r>
+        <w:rPr>
+          <w:rFonts w:ascii="Times New Roman" w:hAnsi="Times New Roman" w:cs="Times New Roman"/>
+          <w:sz w:val="24"/>
+        </w:rPr>
+        <w:t>extract_statistical</w:t>
+      </w:r>
+      <w:proofErr w:type="spellEnd"/>
+      <w:r>
+        <w:rPr>
+          <w:rFonts w:ascii="Times New Roman" w:hAnsi="Times New Roman" w:cs="Times New Roman"/>
+          <w:sz w:val="24"/>
+        </w:rPr>
+        <w:t xml:space="preserve">, amely kizárólag statisztikai jellemzőkre épül. Beolvassa a CSV </w:t>
+      </w:r>
+      <w:proofErr w:type="gramStart"/>
+      <w:r>
+        <w:rPr>
+          <w:rFonts w:ascii="Times New Roman" w:hAnsi="Times New Roman" w:cs="Times New Roman"/>
+          <w:sz w:val="24"/>
+        </w:rPr>
+        <w:t>fájlt</w:t>
+      </w:r>
+      <w:proofErr w:type="gramEnd"/>
+      <w:r>
+        <w:rPr>
+          <w:rFonts w:ascii="Times New Roman" w:hAnsi="Times New Roman" w:cs="Times New Roman"/>
+          <w:sz w:val="24"/>
+        </w:rPr>
+        <w:t>, majd</w:t>
+      </w:r>
+      <w:r>
+        <w:rPr>
+          <w:rFonts w:ascii="Times New Roman" w:hAnsi="Times New Roman" w:cs="Times New Roman"/>
+          <w:sz w:val="24"/>
+        </w:rPr>
+        <w:t xml:space="preserve"> minden felhasznált csatornára:</w:t>
+      </w:r>
+      <w:r>
+        <w:rPr>
+          <w:rFonts w:ascii="Times New Roman" w:hAnsi="Times New Roman" w:cs="Times New Roman"/>
+          <w:sz w:val="24"/>
+        </w:rPr>
+        <w:t xml:space="preserve"> alpha1, alpha2, beta1, beta2, </w:t>
+      </w:r>
+      <w:proofErr w:type="spellStart"/>
+      <w:r>
+        <w:rPr>
+          <w:rFonts w:ascii="Times New Roman" w:hAnsi="Times New Roman" w:cs="Times New Roman"/>
+          <w:sz w:val="24"/>
+        </w:rPr>
+        <w:t>theta</w:t>
+      </w:r>
+      <w:proofErr w:type="spellEnd"/>
+      <w:r>
+        <w:rPr>
+          <w:rFonts w:ascii="Times New Roman" w:hAnsi="Times New Roman" w:cs="Times New Roman"/>
+          <w:sz w:val="24"/>
+        </w:rPr>
+        <w:t xml:space="preserve">, gamma1, gamma2, </w:t>
+      </w:r>
+      <w:proofErr w:type="spellStart"/>
+      <w:r>
+        <w:rPr>
+          <w:rFonts w:ascii="Times New Roman" w:hAnsi="Times New Roman" w:cs="Times New Roman"/>
+          <w:sz w:val="24"/>
+        </w:rPr>
+        <w:t>attention</w:t>
+      </w:r>
+      <w:proofErr w:type="spellEnd"/>
+      <w:r>
+        <w:rPr>
+          <w:rFonts w:ascii="Times New Roman" w:hAnsi="Times New Roman" w:cs="Times New Roman"/>
+          <w:sz w:val="24"/>
+        </w:rPr>
+        <w:t xml:space="preserve">, </w:t>
+      </w:r>
+      <w:proofErr w:type="spellStart"/>
+      <w:r>
+        <w:rPr>
+          <w:rFonts w:ascii="Times New Roman" w:hAnsi="Times New Roman" w:cs="Times New Roman"/>
+          <w:sz w:val="24"/>
+        </w:rPr>
+        <w:t>meditation</w:t>
+      </w:r>
+      <w:proofErr w:type="spellEnd"/>
+      <w:r>
+        <w:rPr>
+          <w:rFonts w:ascii="Times New Roman" w:hAnsi="Times New Roman" w:cs="Times New Roman"/>
+          <w:sz w:val="24"/>
+        </w:rPr>
+        <w:t xml:space="preserve"> – kiszámol három alapstatisztikát: az átlagot, a szórást és a teljesítménybecslést, amely az átlagos négyzetes értéknek felel meg. Az átlag megmutatja, hogy az adott sáv teljesítménye átlagosan milyen szinten mozog a felvétel során, a szórás azt jelzi, mennyire ingadozik ez az érték időben, a teljesítménybecslés pedig a jel energiájának egyszerű közelítése. A kilenc csatorna és három statisztika összesen 27 jellemzőt ad. Ezen felül hat frekvenciasáv-arány is </w:t>
+      </w:r>
+      <w:proofErr w:type="spellStart"/>
+      <w:r>
+        <w:rPr>
+          <w:rFonts w:ascii="Times New Roman" w:hAnsi="Times New Roman" w:cs="Times New Roman"/>
+          <w:sz w:val="24"/>
+        </w:rPr>
+        <w:t>kiszámolódik</w:t>
+      </w:r>
+      <w:proofErr w:type="spellEnd"/>
+      <w:r>
+        <w:rPr>
+          <w:rFonts w:ascii="Times New Roman" w:hAnsi="Times New Roman" w:cs="Times New Roman"/>
+          <w:sz w:val="24"/>
+        </w:rPr>
+        <w:t xml:space="preserve">: az alpha1/beta1 és alpha2/beta2 hányadosok, a </w:t>
+      </w:r>
+      <w:proofErr w:type="spellStart"/>
+      <w:r>
+        <w:rPr>
+          <w:rFonts w:ascii="Times New Roman" w:hAnsi="Times New Roman" w:cs="Times New Roman"/>
+          <w:sz w:val="24"/>
+        </w:rPr>
+        <w:t>theta</w:t>
+      </w:r>
+      <w:proofErr w:type="spellEnd"/>
+      <w:r>
+        <w:rPr>
+          <w:rFonts w:ascii="Times New Roman" w:hAnsi="Times New Roman" w:cs="Times New Roman"/>
+          <w:sz w:val="24"/>
+        </w:rPr>
+        <w:t xml:space="preserve">/alpha1 és </w:t>
+      </w:r>
+      <w:proofErr w:type="spellStart"/>
+      <w:r>
+        <w:rPr>
+          <w:rFonts w:ascii="Times New Roman" w:hAnsi="Times New Roman" w:cs="Times New Roman"/>
+          <w:sz w:val="24"/>
+        </w:rPr>
+        <w:t>theta</w:t>
+      </w:r>
+      <w:proofErr w:type="spellEnd"/>
+      <w:r>
+        <w:rPr>
+          <w:rFonts w:ascii="Times New Roman" w:hAnsi="Times New Roman" w:cs="Times New Roman"/>
+          <w:sz w:val="24"/>
+        </w:rPr>
+        <w:t xml:space="preserve">/alpha2 </w:t>
+      </w:r>
+      <w:r>
+        <w:rPr>
+          <w:rFonts w:ascii="Times New Roman" w:hAnsi="Times New Roman" w:cs="Times New Roman"/>
+          <w:sz w:val="24"/>
+        </w:rPr>
+        <w:lastRenderedPageBreak/>
+        <w:t xml:space="preserve">hányadosok, valamint a gamma1 és gamma2 részesedése az összes sáv teljesítményéből. Ezek az arányok azért hasznosak, mert a sávok egymáshoz viszonyított viszonya személyenként </w:t>
+      </w:r>
+      <w:proofErr w:type="gramStart"/>
+      <w:r>
+        <w:rPr>
+          <w:rFonts w:ascii="Times New Roman" w:hAnsi="Times New Roman" w:cs="Times New Roman"/>
+          <w:sz w:val="24"/>
+        </w:rPr>
+        <w:t>stabilabb</w:t>
+      </w:r>
+      <w:proofErr w:type="gramEnd"/>
+      <w:r>
+        <w:rPr>
+          <w:rFonts w:ascii="Times New Roman" w:hAnsi="Times New Roman" w:cs="Times New Roman"/>
+          <w:sz w:val="24"/>
+        </w:rPr>
+        <w:t xml:space="preserve"> jellemzőnek bizonyul, mint az abszolút értékek. Az osztásoknál minden nevezőhöz egy kis 1e-9 értéket ad hozzá, ami nullával való osztást akadályoz meg. Az </w:t>
+      </w:r>
+      <w:proofErr w:type="spellStart"/>
+      <w:r>
+        <w:rPr>
+          <w:rFonts w:ascii="Times New Roman" w:hAnsi="Times New Roman" w:cs="Times New Roman"/>
+          <w:sz w:val="24"/>
+        </w:rPr>
+        <w:t>extract_statistical</w:t>
+      </w:r>
+      <w:proofErr w:type="spellEnd"/>
+      <w:r>
+        <w:rPr>
+          <w:rFonts w:ascii="Times New Roman" w:hAnsi="Times New Roman" w:cs="Times New Roman"/>
+          <w:sz w:val="24"/>
+        </w:rPr>
+        <w:t xml:space="preserve"> összesen 33 jellemzőt ad vissza egyetlen felvételből.</w:t>
+      </w:r>
+    </w:p>
+    <w:p>
+      <w:pPr>
+        <w:spacing w:after="120" w:line="360" w:lineRule="auto"/>
+        <w:jc w:val="both"/>
+        <w:rPr>
+          <w:rFonts w:ascii="Times New Roman" w:hAnsi="Times New Roman" w:cs="Times New Roman"/>
+          <w:sz w:val="24"/>
+        </w:rPr>
+      </w:pPr>
+      <w:r>
+        <w:rPr>
+          <w:rFonts w:ascii="Times New Roman" w:hAnsi="Times New Roman" w:cs="Times New Roman"/>
+          <w:sz w:val="24"/>
+        </w:rPr>
+        <w:t xml:space="preserve">A második függvény az </w:t>
+      </w:r>
+      <w:proofErr w:type="spellStart"/>
+      <w:r>
+        <w:rPr>
+          <w:rFonts w:ascii="Times New Roman" w:hAnsi="Times New Roman" w:cs="Times New Roman"/>
+          <w:sz w:val="24"/>
+        </w:rPr>
+        <w:t>extract_phase_epoch</w:t>
+      </w:r>
+      <w:proofErr w:type="spellEnd"/>
+      <w:r>
+        <w:rPr>
+          <w:rFonts w:ascii="Times New Roman" w:hAnsi="Times New Roman" w:cs="Times New Roman"/>
+          <w:sz w:val="24"/>
+        </w:rPr>
+        <w:t>, amely már időbeli bo</w:t>
+      </w:r>
+      <w:r>
+        <w:rPr>
+          <w:rFonts w:ascii="Times New Roman" w:hAnsi="Times New Roman" w:cs="Times New Roman"/>
+          <w:sz w:val="24"/>
+        </w:rPr>
+        <w:t>ntást is alkalmaz. A felvételt,</w:t>
+      </w:r>
+      <w:r>
+        <w:rPr>
+          <w:rFonts w:ascii="Times New Roman" w:hAnsi="Times New Roman" w:cs="Times New Roman"/>
+          <w:sz w:val="24"/>
+        </w:rPr>
+        <w:t xml:space="preserve"> amely jellem</w:t>
+      </w:r>
+      <w:r>
+        <w:rPr>
+          <w:rFonts w:ascii="Times New Roman" w:hAnsi="Times New Roman" w:cs="Times New Roman"/>
+          <w:sz w:val="24"/>
+        </w:rPr>
+        <w:t>zően 30-40 ezer sort tartalmaz,</w:t>
+      </w:r>
+      <w:r>
+        <w:rPr>
+          <w:rFonts w:ascii="Times New Roman" w:hAnsi="Times New Roman" w:cs="Times New Roman"/>
+          <w:sz w:val="24"/>
+        </w:rPr>
+        <w:t xml:space="preserve"> egyenlő hosszú, 2 másodperces </w:t>
+      </w:r>
+      <w:proofErr w:type="spellStart"/>
+      <w:r>
+        <w:rPr>
+          <w:rFonts w:ascii="Times New Roman" w:hAnsi="Times New Roman" w:cs="Times New Roman"/>
+          <w:sz w:val="24"/>
+        </w:rPr>
+        <w:t>epochokra</w:t>
+      </w:r>
+      <w:proofErr w:type="spellEnd"/>
+      <w:r>
+        <w:rPr>
+          <w:rFonts w:ascii="Times New Roman" w:hAnsi="Times New Roman" w:cs="Times New Roman"/>
+          <w:sz w:val="24"/>
+        </w:rPr>
+        <w:t xml:space="preserve"> osztja fel, és maximum 5 </w:t>
+      </w:r>
+      <w:proofErr w:type="spellStart"/>
+      <w:r>
+        <w:rPr>
+          <w:rFonts w:ascii="Times New Roman" w:hAnsi="Times New Roman" w:cs="Times New Roman"/>
+          <w:sz w:val="24"/>
+        </w:rPr>
+        <w:t>epochot</w:t>
+      </w:r>
+      <w:proofErr w:type="spellEnd"/>
+      <w:r>
+        <w:rPr>
+          <w:rFonts w:ascii="Times New Roman" w:hAnsi="Times New Roman" w:cs="Times New Roman"/>
+          <w:sz w:val="24"/>
+        </w:rPr>
+        <w:t xml:space="preserve"> dolgoz fel. Az </w:t>
+      </w:r>
+      <w:proofErr w:type="spellStart"/>
+      <w:r>
+        <w:rPr>
+          <w:rFonts w:ascii="Times New Roman" w:hAnsi="Times New Roman" w:cs="Times New Roman"/>
+          <w:sz w:val="24"/>
+        </w:rPr>
+        <w:t>epochhossz</w:t>
+      </w:r>
+      <w:proofErr w:type="spellEnd"/>
+      <w:r>
+        <w:rPr>
+          <w:rFonts w:ascii="Times New Roman" w:hAnsi="Times New Roman" w:cs="Times New Roman"/>
+          <w:sz w:val="24"/>
+        </w:rPr>
+        <w:t xml:space="preserve"> 512 sor, ami 256 Hz-es mintavételezésnél pontosan 2 másodpercnek felel meg. Minden </w:t>
+      </w:r>
+      <w:proofErr w:type="spellStart"/>
+      <w:r>
+        <w:rPr>
+          <w:rFonts w:ascii="Times New Roman" w:hAnsi="Times New Roman" w:cs="Times New Roman"/>
+          <w:sz w:val="24"/>
+        </w:rPr>
+        <w:t>epochra</w:t>
+      </w:r>
+      <w:proofErr w:type="spellEnd"/>
+      <w:r>
+        <w:rPr>
+          <w:rFonts w:ascii="Times New Roman" w:hAnsi="Times New Roman" w:cs="Times New Roman"/>
+          <w:sz w:val="24"/>
+        </w:rPr>
+        <w:t xml:space="preserve"> és minden csatornára elvégzi a gyors Fourier-transzformációt, majd az </w:t>
+      </w:r>
+      <w:proofErr w:type="spellStart"/>
+      <w:r>
+        <w:rPr>
+          <w:rFonts w:ascii="Times New Roman" w:hAnsi="Times New Roman" w:cs="Times New Roman"/>
+          <w:sz w:val="24"/>
+        </w:rPr>
+        <w:t>np.angle</w:t>
+      </w:r>
+      <w:proofErr w:type="spellEnd"/>
+      <w:r>
+        <w:rPr>
+          <w:rFonts w:ascii="Times New Roman" w:hAnsi="Times New Roman" w:cs="Times New Roman"/>
+          <w:sz w:val="24"/>
+        </w:rPr>
+        <w:t xml:space="preserve">() függvénnyel kinyeri a fázis </w:t>
+      </w:r>
+      <w:proofErr w:type="gramStart"/>
+      <w:r>
+        <w:rPr>
+          <w:rFonts w:ascii="Times New Roman" w:hAnsi="Times New Roman" w:cs="Times New Roman"/>
+          <w:sz w:val="24"/>
+        </w:rPr>
+        <w:t>spektrumot</w:t>
+      </w:r>
+      <w:proofErr w:type="gramEnd"/>
+      <w:r>
+        <w:rPr>
+          <w:rFonts w:ascii="Times New Roman" w:hAnsi="Times New Roman" w:cs="Times New Roman"/>
+          <w:sz w:val="24"/>
+        </w:rPr>
+        <w:t>, ami megmutatja, hogy az egyes frekvencia-összetevők milyen szögben, vagyis milyen időbeli eltolással vannak jelen a jelben:</w:t>
+      </w:r>
+    </w:p>
+    <w:p>
+      <w:pPr>
+        <w:spacing w:after="120" w:line="240" w:lineRule="auto"/>
+        <w:rPr>
+          <w:rFonts w:ascii="Courier New" w:hAnsi="Courier New" w:cs="Courier New"/>
+          <w:sz w:val="24"/>
+        </w:rPr>
+      </w:pPr>
+      <w:proofErr w:type="spellStart"/>
+      <w:r>
+        <w:rPr>
+          <w:rFonts w:ascii="Courier New" w:hAnsi="Courier New" w:cs="Courier New"/>
+          <w:sz w:val="24"/>
+        </w:rPr>
+        <w:t>fft_vals</w:t>
+      </w:r>
+      <w:proofErr w:type="spellEnd"/>
+      <w:r>
+        <w:rPr>
+          <w:rFonts w:ascii="Courier New" w:hAnsi="Courier New" w:cs="Courier New"/>
+          <w:sz w:val="24"/>
+        </w:rPr>
+        <w:t xml:space="preserve"> = </w:t>
+      </w:r>
+      <w:proofErr w:type="spellStart"/>
+      <w:proofErr w:type="gramStart"/>
+      <w:r>
+        <w:rPr>
+          <w:rFonts w:ascii="Courier New" w:hAnsi="Courier New" w:cs="Courier New"/>
+          <w:sz w:val="24"/>
+        </w:rPr>
+        <w:t>np.fft.rfft</w:t>
+      </w:r>
+      <w:proofErr w:type="spellEnd"/>
+      <w:r>
+        <w:rPr>
+          <w:rFonts w:ascii="Courier New" w:hAnsi="Courier New" w:cs="Courier New"/>
+          <w:sz w:val="24"/>
+        </w:rPr>
+        <w:t>(</w:t>
+      </w:r>
+      <w:proofErr w:type="spellStart"/>
+      <w:proofErr w:type="gramEnd"/>
+      <w:r>
+        <w:rPr>
+          <w:rFonts w:ascii="Courier New" w:hAnsi="Courier New" w:cs="Courier New"/>
+          <w:sz w:val="24"/>
+        </w:rPr>
+        <w:t>epoch</w:t>
+      </w:r>
+      <w:proofErr w:type="spellEnd"/>
+      <w:r>
+        <w:rPr>
+          <w:rFonts w:ascii="Courier New" w:hAnsi="Courier New" w:cs="Courier New"/>
+          <w:sz w:val="24"/>
+        </w:rPr>
+        <w:t>[:, j])</w:t>
+      </w:r>
+    </w:p>
+    <w:p>
+      <w:pPr>
+        <w:spacing w:after="120" w:line="240" w:lineRule="auto"/>
+        <w:rPr>
+          <w:rFonts w:ascii="Courier New" w:hAnsi="Courier New" w:cs="Courier New"/>
+          <w:sz w:val="24"/>
+        </w:rPr>
+      </w:pPr>
+      <w:proofErr w:type="spellStart"/>
+      <w:r>
+        <w:rPr>
+          <w:rFonts w:ascii="Courier New" w:hAnsi="Courier New" w:cs="Courier New"/>
+          <w:sz w:val="24"/>
+        </w:rPr>
+        <w:t>phase</w:t>
+      </w:r>
+      <w:proofErr w:type="spellEnd"/>
+      <w:r>
+        <w:rPr>
+          <w:rFonts w:ascii="Courier New" w:hAnsi="Courier New" w:cs="Courier New"/>
+          <w:sz w:val="24"/>
+        </w:rPr>
+        <w:t xml:space="preserve"> = </w:t>
+      </w:r>
+      <w:proofErr w:type="spellStart"/>
+      <w:proofErr w:type="gramStart"/>
+      <w:r>
+        <w:rPr>
+          <w:rFonts w:ascii="Courier New" w:hAnsi="Courier New" w:cs="Courier New"/>
+          <w:sz w:val="24"/>
+        </w:rPr>
+        <w:t>np.angle</w:t>
+      </w:r>
+      <w:proofErr w:type="spellEnd"/>
+      <w:r>
+        <w:rPr>
+          <w:rFonts w:ascii="Courier New" w:hAnsi="Courier New" w:cs="Courier New"/>
+          <w:sz w:val="24"/>
+        </w:rPr>
+        <w:t>(</w:t>
+      </w:r>
+      <w:proofErr w:type="spellStart"/>
+      <w:proofErr w:type="gramEnd"/>
+      <w:r>
+        <w:rPr>
+          <w:rFonts w:ascii="Courier New" w:hAnsi="Courier New" w:cs="Courier New"/>
+          <w:sz w:val="24"/>
+        </w:rPr>
+        <w:t>fft_vals</w:t>
+      </w:r>
+      <w:proofErr w:type="spellEnd"/>
+      <w:r>
+        <w:rPr>
+          <w:rFonts w:ascii="Courier New" w:hAnsi="Courier New" w:cs="Courier New"/>
+          <w:sz w:val="24"/>
+        </w:rPr>
+        <w:t>)</w:t>
+      </w:r>
+    </w:p>
+    <w:p>
+      <w:pPr>
+        <w:spacing w:after="120" w:line="360" w:lineRule="auto"/>
+        <w:rPr>
+          <w:rFonts w:ascii="Courier New" w:hAnsi="Courier New" w:cs="Courier New"/>
+          <w:sz w:val="24"/>
+        </w:rPr>
+      </w:pPr>
+      <w:proofErr w:type="spellStart"/>
+      <w:proofErr w:type="gramStart"/>
+      <w:r>
+        <w:rPr>
+          <w:rFonts w:ascii="Courier New" w:hAnsi="Courier New" w:cs="Courier New"/>
+          <w:sz w:val="24"/>
+        </w:rPr>
+        <w:t>features.extend</w:t>
+      </w:r>
+      <w:proofErr w:type="spellEnd"/>
+      <w:r>
+        <w:rPr>
+          <w:rFonts w:ascii="Courier New" w:hAnsi="Courier New" w:cs="Courier New"/>
+          <w:sz w:val="24"/>
+        </w:rPr>
+        <w:t>(</w:t>
+      </w:r>
+      <w:proofErr w:type="gramEnd"/>
+      <w:r>
+        <w:rPr>
+          <w:rFonts w:ascii="Courier New" w:hAnsi="Courier New" w:cs="Courier New"/>
+          <w:sz w:val="24"/>
+        </w:rPr>
+        <w:t>[</w:t>
+      </w:r>
+      <w:proofErr w:type="spellStart"/>
+      <w:r>
+        <w:rPr>
+          <w:rFonts w:ascii="Courier New" w:hAnsi="Courier New" w:cs="Courier New"/>
+          <w:sz w:val="24"/>
+        </w:rPr>
+        <w:t>np.mean</w:t>
+      </w:r>
+      <w:proofErr w:type="spellEnd"/>
+      <w:r>
+        <w:rPr>
+          <w:rFonts w:ascii="Courier New" w:hAnsi="Courier New" w:cs="Courier New"/>
+          <w:sz w:val="24"/>
+        </w:rPr>
+        <w:t>(</w:t>
+      </w:r>
+      <w:proofErr w:type="spellStart"/>
+      <w:r>
+        <w:rPr>
+          <w:rFonts w:ascii="Courier New" w:hAnsi="Courier New" w:cs="Courier New"/>
+          <w:sz w:val="24"/>
+        </w:rPr>
+        <w:t>phase</w:t>
+      </w:r>
+      <w:proofErr w:type="spellEnd"/>
+      <w:r>
+        <w:rPr>
+          <w:rFonts w:ascii="Courier New" w:hAnsi="Courier New" w:cs="Courier New"/>
+          <w:sz w:val="24"/>
+        </w:rPr>
+        <w:t xml:space="preserve">), </w:t>
+      </w:r>
+      <w:proofErr w:type="spellStart"/>
+      <w:r>
+        <w:rPr>
+          <w:rFonts w:ascii="Courier New" w:hAnsi="Courier New" w:cs="Courier New"/>
+          <w:sz w:val="24"/>
+        </w:rPr>
+        <w:t>np.std</w:t>
+      </w:r>
+      <w:proofErr w:type="spellEnd"/>
+      <w:r>
+        <w:rPr>
+          <w:rFonts w:ascii="Courier New" w:hAnsi="Courier New" w:cs="Courier New"/>
+          <w:sz w:val="24"/>
+        </w:rPr>
+        <w:t>(</w:t>
+      </w:r>
+      <w:proofErr w:type="spellStart"/>
+      <w:r>
+        <w:rPr>
+          <w:rFonts w:ascii="Courier New" w:hAnsi="Courier New" w:cs="Courier New"/>
+          <w:sz w:val="24"/>
+        </w:rPr>
+        <w:t>phase</w:t>
+      </w:r>
+      <w:proofErr w:type="spellEnd"/>
+      <w:r>
+        <w:rPr>
+          <w:rFonts w:ascii="Courier New" w:hAnsi="Courier New" w:cs="Courier New"/>
+          <w:sz w:val="24"/>
+        </w:rPr>
+        <w:t xml:space="preserve">), </w:t>
+      </w:r>
+      <w:proofErr w:type="spellStart"/>
+      <w:r>
+        <w:rPr>
+          <w:rFonts w:ascii="Courier New" w:hAnsi="Courier New" w:cs="Courier New"/>
+          <w:sz w:val="24"/>
+        </w:rPr>
+        <w:t>np.max</w:t>
+      </w:r>
+      <w:proofErr w:type="spellEnd"/>
+      <w:r>
+        <w:rPr>
+          <w:rFonts w:ascii="Courier New" w:hAnsi="Courier New" w:cs="Courier New"/>
+          <w:sz w:val="24"/>
+        </w:rPr>
+        <w:t>(</w:t>
+      </w:r>
+      <w:proofErr w:type="spellStart"/>
+      <w:r>
+        <w:rPr>
+          <w:rFonts w:ascii="Courier New" w:hAnsi="Courier New" w:cs="Courier New"/>
+          <w:sz w:val="24"/>
+        </w:rPr>
+        <w:t>np.abs</w:t>
+      </w:r>
+      <w:proofErr w:type="spellEnd"/>
+      <w:r>
+        <w:rPr>
+          <w:rFonts w:ascii="Courier New" w:hAnsi="Courier New" w:cs="Courier New"/>
+          <w:sz w:val="24"/>
+        </w:rPr>
+        <w:t>(</w:t>
+      </w:r>
+      <w:proofErr w:type="spellStart"/>
+      <w:r>
+        <w:rPr>
+          <w:rFonts w:ascii="Courier New" w:hAnsi="Courier New" w:cs="Courier New"/>
+          <w:sz w:val="24"/>
+        </w:rPr>
+        <w:t>phase</w:t>
+      </w:r>
+      <w:proofErr w:type="spellEnd"/>
+      <w:r>
+        <w:rPr>
+          <w:rFonts w:ascii="Courier New" w:hAnsi="Courier New" w:cs="Courier New"/>
+          <w:sz w:val="24"/>
+        </w:rPr>
+        <w:t>))])</w:t>
+      </w:r>
+    </w:p>
+    <w:p>
+      <w:pPr>
+        <w:spacing w:after="120" w:line="360" w:lineRule="auto"/>
+        <w:jc w:val="both"/>
+        <w:rPr>
+          <w:rFonts w:ascii="Times New Roman" w:hAnsi="Times New Roman" w:cs="Times New Roman"/>
+          <w:sz w:val="24"/>
+        </w:rPr>
+      </w:pPr>
+      <w:r>
+        <w:rPr>
+          <w:rFonts w:ascii="Times New Roman" w:hAnsi="Times New Roman" w:cs="Times New Roman"/>
+          <w:sz w:val="24"/>
+        </w:rPr>
+        <w:t xml:space="preserve">Minden </w:t>
+      </w:r>
+      <w:proofErr w:type="spellStart"/>
+      <w:r>
+        <w:rPr>
+          <w:rFonts w:ascii="Times New Roman" w:hAnsi="Times New Roman" w:cs="Times New Roman"/>
+          <w:sz w:val="24"/>
+        </w:rPr>
+        <w:t>epochból</w:t>
+      </w:r>
+      <w:proofErr w:type="spellEnd"/>
+      <w:r>
+        <w:rPr>
+          <w:rFonts w:ascii="Times New Roman" w:hAnsi="Times New Roman" w:cs="Times New Roman"/>
+          <w:sz w:val="24"/>
+        </w:rPr>
+        <w:t xml:space="preserve"> és csatornából tehát három fázis-jellemző kerül kinyerésre: a fázisszögek átlaga, szórása és maximuma. Az </w:t>
+      </w:r>
+      <w:proofErr w:type="spellStart"/>
+      <w:r>
+        <w:rPr>
+          <w:rFonts w:ascii="Times New Roman" w:hAnsi="Times New Roman" w:cs="Times New Roman"/>
+          <w:sz w:val="24"/>
+        </w:rPr>
+        <w:t>epocholás</w:t>
+      </w:r>
+      <w:proofErr w:type="spellEnd"/>
+      <w:r>
+        <w:rPr>
+          <w:rFonts w:ascii="Times New Roman" w:hAnsi="Times New Roman" w:cs="Times New Roman"/>
+          <w:sz w:val="24"/>
+        </w:rPr>
+        <w:t xml:space="preserve"> azért előnyös, mert a felvétel különböző időszakaszait külön-külön is figyelembe veszi, így az időbeli változások is megjelennek a jellemzővektorban. Ha a felvétel </w:t>
+      </w:r>
+      <w:proofErr w:type="gramStart"/>
+      <w:r>
+        <w:rPr>
+          <w:rFonts w:ascii="Times New Roman" w:hAnsi="Times New Roman" w:cs="Times New Roman"/>
+          <w:sz w:val="24"/>
+        </w:rPr>
+        <w:t>rövidebb</w:t>
+      </w:r>
+      <w:proofErr w:type="gramEnd"/>
+      <w:r>
+        <w:rPr>
+          <w:rFonts w:ascii="Times New Roman" w:hAnsi="Times New Roman" w:cs="Times New Roman"/>
+          <w:sz w:val="24"/>
+        </w:rPr>
+        <w:t xml:space="preserve"> mint 5 </w:t>
+      </w:r>
+      <w:proofErr w:type="spellStart"/>
+      <w:r>
+        <w:rPr>
+          <w:rFonts w:ascii="Times New Roman" w:hAnsi="Times New Roman" w:cs="Times New Roman"/>
+          <w:sz w:val="24"/>
+        </w:rPr>
+        <w:t>epoch</w:t>
+      </w:r>
+      <w:proofErr w:type="spellEnd"/>
+      <w:r>
+        <w:rPr>
+          <w:rFonts w:ascii="Times New Roman" w:hAnsi="Times New Roman" w:cs="Times New Roman"/>
+          <w:sz w:val="24"/>
+        </w:rPr>
+        <w:t xml:space="preserve">, a hiányzó </w:t>
+      </w:r>
+      <w:proofErr w:type="spellStart"/>
+      <w:r>
+        <w:rPr>
+          <w:rFonts w:ascii="Times New Roman" w:hAnsi="Times New Roman" w:cs="Times New Roman"/>
+          <w:sz w:val="24"/>
+        </w:rPr>
+        <w:t>epochok</w:t>
+      </w:r>
+      <w:proofErr w:type="spellEnd"/>
+      <w:r>
+        <w:rPr>
+          <w:rFonts w:ascii="Times New Roman" w:hAnsi="Times New Roman" w:cs="Times New Roman"/>
+          <w:sz w:val="24"/>
+        </w:rPr>
+        <w:t xml:space="preserve"> helyére nullák kerülnek, hogy a jellemzővektor mindig egyforma méretű legyen. A függvény az </w:t>
+      </w:r>
+      <w:proofErr w:type="spellStart"/>
+      <w:r>
+        <w:rPr>
+          <w:rFonts w:ascii="Times New Roman" w:hAnsi="Times New Roman" w:cs="Times New Roman"/>
+          <w:sz w:val="24"/>
+        </w:rPr>
+        <w:t>epochos</w:t>
+      </w:r>
+      <w:proofErr w:type="spellEnd"/>
+      <w:r>
+        <w:rPr>
+          <w:rFonts w:ascii="Times New Roman" w:hAnsi="Times New Roman" w:cs="Times New Roman"/>
+          <w:sz w:val="24"/>
+        </w:rPr>
+        <w:t xml:space="preserve"> fázis jellemzők mellett ugyanazokat a statisztikákat és sávarányokat is </w:t>
+      </w:r>
+      <w:proofErr w:type="gramStart"/>
+      <w:r>
+        <w:rPr>
+          <w:rFonts w:ascii="Times New Roman" w:hAnsi="Times New Roman" w:cs="Times New Roman"/>
+          <w:sz w:val="24"/>
+        </w:rPr>
+        <w:t>tartalmazza</w:t>
+      </w:r>
+      <w:proofErr w:type="gramEnd"/>
+      <w:r>
+        <w:rPr>
+          <w:rFonts w:ascii="Times New Roman" w:hAnsi="Times New Roman" w:cs="Times New Roman"/>
+          <w:sz w:val="24"/>
+        </w:rPr>
+        <w:t xml:space="preserve"> mint az </w:t>
+      </w:r>
+      <w:proofErr w:type="spellStart"/>
+      <w:r>
+        <w:rPr>
+          <w:rFonts w:ascii="Times New Roman" w:hAnsi="Times New Roman" w:cs="Times New Roman"/>
+          <w:sz w:val="24"/>
+        </w:rPr>
+        <w:t>extract_statistical</w:t>
+      </w:r>
+      <w:proofErr w:type="spellEnd"/>
+      <w:r>
+        <w:rPr>
+          <w:rFonts w:ascii="Times New Roman" w:hAnsi="Times New Roman" w:cs="Times New Roman"/>
+          <w:sz w:val="24"/>
+        </w:rPr>
+        <w:t>.</w:t>
+      </w:r>
+    </w:p>
+    <w:p>
+      <w:pPr>
+        <w:spacing w:after="120" w:line="360" w:lineRule="auto"/>
+        <w:jc w:val="both"/>
+        <w:rPr>
+          <w:rFonts w:ascii="Times New Roman" w:hAnsi="Times New Roman" w:cs="Times New Roman"/>
+          <w:sz w:val="24"/>
+        </w:rPr>
+      </w:pPr>
+      <w:r>
+        <w:rPr>
+          <w:rFonts w:ascii="Times New Roman" w:hAnsi="Times New Roman" w:cs="Times New Roman"/>
+          <w:sz w:val="24"/>
+        </w:rPr>
+        <w:t xml:space="preserve">A harmadik függvény az </w:t>
+      </w:r>
+      <w:proofErr w:type="spellStart"/>
+      <w:r>
+        <w:rPr>
+          <w:rFonts w:ascii="Times New Roman" w:hAnsi="Times New Roman" w:cs="Times New Roman"/>
+          <w:sz w:val="24"/>
+        </w:rPr>
+        <w:t>extract_phase_band</w:t>
+      </w:r>
+      <w:proofErr w:type="spellEnd"/>
+      <w:r>
+        <w:rPr>
+          <w:rFonts w:ascii="Times New Roman" w:hAnsi="Times New Roman" w:cs="Times New Roman"/>
+          <w:sz w:val="24"/>
+        </w:rPr>
+        <w:t xml:space="preserve">, amely az előző továbbfejlesztett változata. Ugyanúgy </w:t>
+      </w:r>
+      <w:proofErr w:type="spellStart"/>
+      <w:r>
+        <w:rPr>
+          <w:rFonts w:ascii="Times New Roman" w:hAnsi="Times New Roman" w:cs="Times New Roman"/>
+          <w:sz w:val="24"/>
+        </w:rPr>
+        <w:t>epochokra</w:t>
+      </w:r>
+      <w:proofErr w:type="spellEnd"/>
+      <w:r>
+        <w:rPr>
+          <w:rFonts w:ascii="Times New Roman" w:hAnsi="Times New Roman" w:cs="Times New Roman"/>
+          <w:sz w:val="24"/>
+        </w:rPr>
+        <w:t xml:space="preserve"> bontja a felvételt és Fourier-transzformációt végez, de a fázis </w:t>
+      </w:r>
+      <w:proofErr w:type="gramStart"/>
+      <w:r>
+        <w:rPr>
+          <w:rFonts w:ascii="Times New Roman" w:hAnsi="Times New Roman" w:cs="Times New Roman"/>
+          <w:sz w:val="24"/>
+        </w:rPr>
+        <w:t>spektrumból</w:t>
+      </w:r>
+      <w:proofErr w:type="gramEnd"/>
+      <w:r>
+        <w:rPr>
+          <w:rFonts w:ascii="Times New Roman" w:hAnsi="Times New Roman" w:cs="Times New Roman"/>
+          <w:sz w:val="24"/>
+        </w:rPr>
+        <w:t xml:space="preserve"> nem általánosan, hanem frekvenciasávonként nyeri ki a jellemzőket. Ehhez előre meghatározza az egyes sávok frekvenciaindex-tartományait a 256 Hz-es mintavételezési frekvencia alapján:</w:t>
+      </w:r>
+    </w:p>
+    <w:p>
+      <w:pPr>
+        <w:rPr>
+          <w:rFonts w:ascii="Times New Roman" w:hAnsi="Times New Roman" w:cs="Times New Roman"/>
+          <w:sz w:val="24"/>
+        </w:rPr>
+      </w:pPr>
+      <w:r>
+        <w:rPr>
+          <w:rFonts w:ascii="Times New Roman" w:hAnsi="Times New Roman" w:cs="Times New Roman"/>
+          <w:sz w:val="24"/>
+        </w:rPr>
+        <w:br w:type="page"/>
+      </w:r>
+    </w:p>
+    <w:p>
+      <w:pPr>
+        <w:spacing w:after="120" w:line="240" w:lineRule="auto"/>
+        <w:jc w:val="both"/>
+        <w:rPr>
+          <w:rFonts w:ascii="Courier New" w:hAnsi="Courier New" w:cs="Courier New"/>
+          <w:sz w:val="24"/>
+        </w:rPr>
+      </w:pPr>
+      <w:proofErr w:type="spellStart"/>
+      <w:r>
+        <w:rPr>
+          <w:rFonts w:ascii="Courier New" w:hAnsi="Courier New" w:cs="Courier New"/>
+          <w:sz w:val="24"/>
+        </w:rPr>
+        <w:lastRenderedPageBreak/>
+        <w:t>pythonfreqs</w:t>
+      </w:r>
+      <w:proofErr w:type="spellEnd"/>
+      <w:r>
+        <w:rPr>
+          <w:rFonts w:ascii="Courier New" w:hAnsi="Courier New" w:cs="Courier New"/>
+          <w:sz w:val="24"/>
+        </w:rPr>
+        <w:t xml:space="preserve"> = </w:t>
+      </w:r>
+      <w:proofErr w:type="spellStart"/>
+      <w:proofErr w:type="gramStart"/>
+      <w:r>
+        <w:rPr>
+          <w:rFonts w:ascii="Courier New" w:hAnsi="Courier New" w:cs="Courier New"/>
+          <w:sz w:val="24"/>
+        </w:rPr>
+        <w:t>np.fft.rfftfreq</w:t>
+      </w:r>
+      <w:proofErr w:type="spellEnd"/>
+      <w:r>
+        <w:rPr>
+          <w:rFonts w:ascii="Courier New" w:hAnsi="Courier New" w:cs="Courier New"/>
+          <w:sz w:val="24"/>
+        </w:rPr>
+        <w:t>(</w:t>
+      </w:r>
+      <w:proofErr w:type="spellStart"/>
+      <w:proofErr w:type="gramEnd"/>
+      <w:r>
+        <w:rPr>
+          <w:rFonts w:ascii="Courier New" w:hAnsi="Courier New" w:cs="Courier New"/>
+          <w:sz w:val="24"/>
+        </w:rPr>
+        <w:t>epoch_len</w:t>
+      </w:r>
+      <w:proofErr w:type="spellEnd"/>
+      <w:r>
+        <w:rPr>
+          <w:rFonts w:ascii="Courier New" w:hAnsi="Courier New" w:cs="Courier New"/>
+          <w:sz w:val="24"/>
+        </w:rPr>
+        <w:t>, 1/</w:t>
+      </w:r>
+      <w:proofErr w:type="spellStart"/>
+      <w:r>
+        <w:rPr>
+          <w:rFonts w:ascii="Courier New" w:hAnsi="Courier New" w:cs="Courier New"/>
+          <w:sz w:val="24"/>
+        </w:rPr>
+        <w:t>sfreq</w:t>
+      </w:r>
+      <w:proofErr w:type="spellEnd"/>
+      <w:r>
+        <w:rPr>
+          <w:rFonts w:ascii="Courier New" w:hAnsi="Courier New" w:cs="Courier New"/>
+          <w:sz w:val="24"/>
+        </w:rPr>
+        <w:t>)</w:t>
+      </w:r>
+    </w:p>
+    <w:p>
+      <w:pPr>
+        <w:spacing w:after="120" w:line="240" w:lineRule="auto"/>
+        <w:jc w:val="both"/>
+        <w:rPr>
+          <w:rFonts w:ascii="Courier New" w:hAnsi="Courier New" w:cs="Courier New"/>
+          <w:sz w:val="24"/>
+        </w:rPr>
+      </w:pPr>
+      <w:r>
+        <w:rPr>
+          <w:rFonts w:ascii="Courier New" w:hAnsi="Courier New" w:cs="Courier New"/>
+          <w:sz w:val="24"/>
+        </w:rPr>
+        <w:t>alpha1_idx = (</w:t>
+      </w:r>
+      <w:proofErr w:type="spellStart"/>
+      <w:proofErr w:type="gramStart"/>
+      <w:r>
+        <w:rPr>
+          <w:rFonts w:ascii="Courier New" w:hAnsi="Courier New" w:cs="Courier New"/>
+          <w:sz w:val="24"/>
+        </w:rPr>
+        <w:t>freqs</w:t>
+      </w:r>
+      <w:proofErr w:type="spellEnd"/>
+      <w:r>
+        <w:rPr>
+          <w:rFonts w:ascii="Courier New" w:hAnsi="Courier New" w:cs="Courier New"/>
+          <w:sz w:val="24"/>
+        </w:rPr>
+        <w:t xml:space="preserve"> &gt;</w:t>
+      </w:r>
+      <w:proofErr w:type="gramEnd"/>
+      <w:r>
+        <w:rPr>
+          <w:rFonts w:ascii="Courier New" w:hAnsi="Courier New" w:cs="Courier New"/>
+          <w:sz w:val="24"/>
+        </w:rPr>
+        <w:t>= 8)  &amp; (</w:t>
+      </w:r>
+      <w:proofErr w:type="spellStart"/>
+      <w:r>
+        <w:rPr>
+          <w:rFonts w:ascii="Courier New" w:hAnsi="Courier New" w:cs="Courier New"/>
+          <w:sz w:val="24"/>
+        </w:rPr>
+        <w:t>freqs</w:t>
+      </w:r>
+      <w:proofErr w:type="spellEnd"/>
+      <w:r>
+        <w:rPr>
+          <w:rFonts w:ascii="Courier New" w:hAnsi="Courier New" w:cs="Courier New"/>
+          <w:sz w:val="24"/>
+        </w:rPr>
+        <w:t xml:space="preserve"> &lt;= 10)</w:t>
+      </w:r>
+    </w:p>
+    <w:p>
+      <w:pPr>
+        <w:spacing w:after="120" w:line="240" w:lineRule="auto"/>
+        <w:jc w:val="both"/>
+        <w:rPr>
+          <w:rFonts w:ascii="Courier New" w:hAnsi="Courier New" w:cs="Courier New"/>
+          <w:sz w:val="24"/>
+        </w:rPr>
+      </w:pPr>
+      <w:r>
+        <w:rPr>
+          <w:rFonts w:ascii="Courier New" w:hAnsi="Courier New" w:cs="Courier New"/>
+          <w:sz w:val="24"/>
+        </w:rPr>
+        <w:t>alpha2_idx = (</w:t>
+      </w:r>
+      <w:proofErr w:type="spellStart"/>
+      <w:proofErr w:type="gramStart"/>
+      <w:r>
+        <w:rPr>
+          <w:rFonts w:ascii="Courier New" w:hAnsi="Courier New" w:cs="Courier New"/>
+          <w:sz w:val="24"/>
+        </w:rPr>
+        <w:t>freqs</w:t>
+      </w:r>
+      <w:proofErr w:type="spellEnd"/>
+      <w:r>
+        <w:rPr>
+          <w:rFonts w:ascii="Courier New" w:hAnsi="Courier New" w:cs="Courier New"/>
+          <w:sz w:val="24"/>
+        </w:rPr>
+        <w:t xml:space="preserve"> &gt;</w:t>
+      </w:r>
+      <w:proofErr w:type="gramEnd"/>
+      <w:r>
+        <w:rPr>
+          <w:rFonts w:ascii="Courier New" w:hAnsi="Courier New" w:cs="Courier New"/>
+          <w:sz w:val="24"/>
+        </w:rPr>
+        <w:t>= 10) &amp; (</w:t>
+      </w:r>
+      <w:proofErr w:type="spellStart"/>
+      <w:r>
+        <w:rPr>
+          <w:rFonts w:ascii="Courier New" w:hAnsi="Courier New" w:cs="Courier New"/>
+          <w:sz w:val="24"/>
+        </w:rPr>
+        <w:t>freqs</w:t>
+      </w:r>
+      <w:proofErr w:type="spellEnd"/>
+      <w:r>
+        <w:rPr>
+          <w:rFonts w:ascii="Courier New" w:hAnsi="Courier New" w:cs="Courier New"/>
+          <w:sz w:val="24"/>
+        </w:rPr>
+        <w:t xml:space="preserve"> &lt;= 12)</w:t>
+      </w:r>
+    </w:p>
+    <w:p>
+      <w:pPr>
+        <w:spacing w:after="120" w:line="240" w:lineRule="auto"/>
+        <w:jc w:val="both"/>
+        <w:rPr>
+          <w:rFonts w:ascii="Courier New" w:hAnsi="Courier New" w:cs="Courier New"/>
+          <w:sz w:val="24"/>
+        </w:rPr>
+      </w:pPr>
+      <w:r>
+        <w:rPr>
+          <w:rFonts w:ascii="Courier New" w:hAnsi="Courier New" w:cs="Courier New"/>
+          <w:sz w:val="24"/>
+        </w:rPr>
+        <w:t>beta1_</w:t>
+      </w:r>
+      <w:proofErr w:type="gramStart"/>
+      <w:r>
+        <w:rPr>
+          <w:rFonts w:ascii="Courier New" w:hAnsi="Courier New" w:cs="Courier New"/>
+          <w:sz w:val="24"/>
+        </w:rPr>
+        <w:t>idx  = (</w:t>
+      </w:r>
+      <w:proofErr w:type="spellStart"/>
+      <w:proofErr w:type="gramEnd"/>
+      <w:r>
+        <w:rPr>
+          <w:rFonts w:ascii="Courier New" w:hAnsi="Courier New" w:cs="Courier New"/>
+          <w:sz w:val="24"/>
+        </w:rPr>
+        <w:t>freqs</w:t>
+      </w:r>
+      <w:proofErr w:type="spellEnd"/>
+      <w:r>
+        <w:rPr>
+          <w:rFonts w:ascii="Courier New" w:hAnsi="Courier New" w:cs="Courier New"/>
+          <w:sz w:val="24"/>
+        </w:rPr>
+        <w:t xml:space="preserve"> &gt;= 13) &amp; (</w:t>
+      </w:r>
+      <w:proofErr w:type="spellStart"/>
+      <w:r>
+        <w:rPr>
+          <w:rFonts w:ascii="Courier New" w:hAnsi="Courier New" w:cs="Courier New"/>
+          <w:sz w:val="24"/>
+        </w:rPr>
+        <w:t>freqs</w:t>
+      </w:r>
+      <w:proofErr w:type="spellEnd"/>
+      <w:r>
+        <w:rPr>
+          <w:rFonts w:ascii="Courier New" w:hAnsi="Courier New" w:cs="Courier New"/>
+          <w:sz w:val="24"/>
+        </w:rPr>
+        <w:t xml:space="preserve"> &lt;= 20)</w:t>
+      </w:r>
+    </w:p>
+    <w:p>
+      <w:pPr>
+        <w:spacing w:after="120" w:line="240" w:lineRule="auto"/>
+        <w:jc w:val="both"/>
+        <w:rPr>
+          <w:rFonts w:ascii="Courier New" w:hAnsi="Courier New" w:cs="Courier New"/>
+          <w:sz w:val="24"/>
+        </w:rPr>
+      </w:pPr>
+      <w:r>
+        <w:rPr>
+          <w:rFonts w:ascii="Courier New" w:hAnsi="Courier New" w:cs="Courier New"/>
+          <w:sz w:val="24"/>
+        </w:rPr>
+        <w:t>beta2_</w:t>
+      </w:r>
+      <w:proofErr w:type="gramStart"/>
+      <w:r>
+        <w:rPr>
+          <w:rFonts w:ascii="Courier New" w:hAnsi="Courier New" w:cs="Courier New"/>
+          <w:sz w:val="24"/>
+        </w:rPr>
+        <w:t>idx  = (</w:t>
+      </w:r>
+      <w:proofErr w:type="spellStart"/>
+      <w:proofErr w:type="gramEnd"/>
+      <w:r>
+        <w:rPr>
+          <w:rFonts w:ascii="Courier New" w:hAnsi="Courier New" w:cs="Courier New"/>
+          <w:sz w:val="24"/>
+        </w:rPr>
+        <w:t>freqs</w:t>
+      </w:r>
+      <w:proofErr w:type="spellEnd"/>
+      <w:r>
+        <w:rPr>
+          <w:rFonts w:ascii="Courier New" w:hAnsi="Courier New" w:cs="Courier New"/>
+          <w:sz w:val="24"/>
+        </w:rPr>
+        <w:t xml:space="preserve"> &gt;= 20) &amp; (</w:t>
+      </w:r>
+      <w:proofErr w:type="spellStart"/>
+      <w:r>
+        <w:rPr>
+          <w:rFonts w:ascii="Courier New" w:hAnsi="Courier New" w:cs="Courier New"/>
+          <w:sz w:val="24"/>
+        </w:rPr>
+        <w:t>freqs</w:t>
+      </w:r>
+      <w:proofErr w:type="spellEnd"/>
+      <w:r>
+        <w:rPr>
+          <w:rFonts w:ascii="Courier New" w:hAnsi="Courier New" w:cs="Courier New"/>
+          <w:sz w:val="24"/>
+        </w:rPr>
+        <w:t xml:space="preserve"> &lt;= 30)</w:t>
+      </w:r>
+    </w:p>
+    <w:p>
+      <w:pPr>
+        <w:spacing w:after="120" w:line="240" w:lineRule="auto"/>
+        <w:jc w:val="both"/>
+        <w:rPr>
+          <w:rFonts w:ascii="Courier New" w:hAnsi="Courier New" w:cs="Courier New"/>
+          <w:sz w:val="24"/>
+        </w:rPr>
+      </w:pPr>
+      <w:proofErr w:type="spellStart"/>
+      <w:r>
+        <w:rPr>
+          <w:rFonts w:ascii="Courier New" w:hAnsi="Courier New" w:cs="Courier New"/>
+          <w:sz w:val="24"/>
+        </w:rPr>
+        <w:t>theta_</w:t>
+      </w:r>
+      <w:proofErr w:type="gramStart"/>
+      <w:r>
+        <w:rPr>
+          <w:rFonts w:ascii="Courier New" w:hAnsi="Courier New" w:cs="Courier New"/>
+          <w:sz w:val="24"/>
+        </w:rPr>
+        <w:t>idx</w:t>
+      </w:r>
+      <w:proofErr w:type="spellEnd"/>
+      <w:r>
+        <w:rPr>
+          <w:rFonts w:ascii="Courier New" w:hAnsi="Courier New" w:cs="Courier New"/>
+          <w:sz w:val="24"/>
+        </w:rPr>
+        <w:t xml:space="preserve">  = (</w:t>
+      </w:r>
+      <w:proofErr w:type="spellStart"/>
+      <w:proofErr w:type="gramEnd"/>
+      <w:r>
+        <w:rPr>
+          <w:rFonts w:ascii="Courier New" w:hAnsi="Courier New" w:cs="Courier New"/>
+          <w:sz w:val="24"/>
+        </w:rPr>
+        <w:t>freqs</w:t>
+      </w:r>
+      <w:proofErr w:type="spellEnd"/>
+      <w:r>
+        <w:rPr>
+          <w:rFonts w:ascii="Courier New" w:hAnsi="Courier New" w:cs="Courier New"/>
+          <w:sz w:val="24"/>
+        </w:rPr>
+        <w:t xml:space="preserve"> &gt;= 4)  &amp; (</w:t>
+      </w:r>
+      <w:proofErr w:type="spellStart"/>
+      <w:r>
+        <w:rPr>
+          <w:rFonts w:ascii="Courier New" w:hAnsi="Courier New" w:cs="Courier New"/>
+          <w:sz w:val="24"/>
+        </w:rPr>
+        <w:t>freqs</w:t>
+      </w:r>
+      <w:proofErr w:type="spellEnd"/>
+      <w:r>
+        <w:rPr>
+          <w:rFonts w:ascii="Courier New" w:hAnsi="Courier New" w:cs="Courier New"/>
+          <w:sz w:val="24"/>
+        </w:rPr>
+        <w:t xml:space="preserve"> &lt;= 7)</w:t>
+      </w:r>
+    </w:p>
+    <w:p>
+      <w:pPr>
+        <w:spacing w:after="120" w:line="240" w:lineRule="auto"/>
+        <w:jc w:val="both"/>
+        <w:rPr>
+          <w:rFonts w:ascii="Courier New" w:hAnsi="Courier New" w:cs="Courier New"/>
+          <w:sz w:val="24"/>
+        </w:rPr>
+      </w:pPr>
+      <w:r>
+        <w:rPr>
+          <w:rFonts w:ascii="Courier New" w:hAnsi="Courier New" w:cs="Courier New"/>
+          <w:sz w:val="24"/>
+        </w:rPr>
+        <w:t>gamma1_idx = (</w:t>
+      </w:r>
+      <w:proofErr w:type="spellStart"/>
+      <w:proofErr w:type="gramStart"/>
+      <w:r>
+        <w:rPr>
+          <w:rFonts w:ascii="Courier New" w:hAnsi="Courier New" w:cs="Courier New"/>
+          <w:sz w:val="24"/>
+        </w:rPr>
+        <w:t>freqs</w:t>
+      </w:r>
+      <w:proofErr w:type="spellEnd"/>
+      <w:r>
+        <w:rPr>
+          <w:rFonts w:ascii="Courier New" w:hAnsi="Courier New" w:cs="Courier New"/>
+          <w:sz w:val="24"/>
+        </w:rPr>
+        <w:t xml:space="preserve"> &gt;</w:t>
+      </w:r>
+      <w:proofErr w:type="gramEnd"/>
+      <w:r>
+        <w:rPr>
+          <w:rFonts w:ascii="Courier New" w:hAnsi="Courier New" w:cs="Courier New"/>
+          <w:sz w:val="24"/>
+        </w:rPr>
+        <w:t>= 30) &amp; (</w:t>
+      </w:r>
+      <w:proofErr w:type="spellStart"/>
+      <w:r>
+        <w:rPr>
+          <w:rFonts w:ascii="Courier New" w:hAnsi="Courier New" w:cs="Courier New"/>
+          <w:sz w:val="24"/>
+        </w:rPr>
+        <w:t>freqs</w:t>
+      </w:r>
+      <w:proofErr w:type="spellEnd"/>
+      <w:r>
+        <w:rPr>
+          <w:rFonts w:ascii="Courier New" w:hAnsi="Courier New" w:cs="Courier New"/>
+          <w:sz w:val="24"/>
+        </w:rPr>
+        <w:t xml:space="preserve"> &lt;= 40)</w:t>
+      </w:r>
+    </w:p>
+    <w:p>
+      <w:pPr>
+        <w:spacing w:after="120" w:line="360" w:lineRule="auto"/>
+        <w:jc w:val="both"/>
+        <w:rPr>
+          <w:rFonts w:ascii="Courier New" w:hAnsi="Courier New" w:cs="Courier New"/>
+          <w:sz w:val="24"/>
+        </w:rPr>
+      </w:pPr>
+      <w:r>
+        <w:rPr>
+          <w:rFonts w:ascii="Courier New" w:hAnsi="Courier New" w:cs="Courier New"/>
+          <w:sz w:val="24"/>
+        </w:rPr>
+        <w:t>gamma2_idx = (</w:t>
+      </w:r>
+      <w:proofErr w:type="spellStart"/>
+      <w:proofErr w:type="gramStart"/>
+      <w:r>
+        <w:rPr>
+          <w:rFonts w:ascii="Courier New" w:hAnsi="Courier New" w:cs="Courier New"/>
+          <w:sz w:val="24"/>
+        </w:rPr>
+        <w:t>freqs</w:t>
+      </w:r>
+      <w:proofErr w:type="spellEnd"/>
+      <w:r>
+        <w:rPr>
+          <w:rFonts w:ascii="Courier New" w:hAnsi="Courier New" w:cs="Courier New"/>
+          <w:sz w:val="24"/>
+        </w:rPr>
+        <w:t xml:space="preserve"> &gt;</w:t>
+      </w:r>
+      <w:proofErr w:type="gramEnd"/>
+      <w:r>
+        <w:rPr>
+          <w:rFonts w:ascii="Courier New" w:hAnsi="Courier New" w:cs="Courier New"/>
+          <w:sz w:val="24"/>
+        </w:rPr>
+        <w:t>= 40) &amp; (</w:t>
+      </w:r>
+      <w:proofErr w:type="spellStart"/>
+      <w:r>
+        <w:rPr>
+          <w:rFonts w:ascii="Courier New" w:hAnsi="Courier New" w:cs="Courier New"/>
+          <w:sz w:val="24"/>
+        </w:rPr>
+        <w:t>freqs</w:t>
+      </w:r>
+      <w:proofErr w:type="spellEnd"/>
+      <w:r>
+        <w:rPr>
+          <w:rFonts w:ascii="Courier New" w:hAnsi="Courier New" w:cs="Courier New"/>
+          <w:sz w:val="24"/>
+        </w:rPr>
+        <w:t xml:space="preserve"> &lt;= 45)</w:t>
+      </w:r>
+    </w:p>
+    <w:p>
+      <w:pPr>
+        <w:spacing w:after="120" w:line="360" w:lineRule="auto"/>
+        <w:jc w:val="both"/>
+        <w:rPr>
+          <w:rFonts w:ascii="Times New Roman" w:hAnsi="Times New Roman" w:cs="Times New Roman"/>
+          <w:sz w:val="24"/>
+        </w:rPr>
+      </w:pPr>
+      <w:r>
+        <w:rPr>
+          <w:rFonts w:ascii="Times New Roman" w:hAnsi="Times New Roman" w:cs="Times New Roman"/>
+          <w:sz w:val="24"/>
+        </w:rPr>
+        <w:t xml:space="preserve">Majd minden </w:t>
+      </w:r>
+      <w:proofErr w:type="spellStart"/>
+      <w:r>
+        <w:rPr>
+          <w:rFonts w:ascii="Times New Roman" w:hAnsi="Times New Roman" w:cs="Times New Roman"/>
+          <w:sz w:val="24"/>
+        </w:rPr>
+        <w:t>epochban</w:t>
+      </w:r>
+      <w:proofErr w:type="spellEnd"/>
+      <w:r>
+        <w:rPr>
+          <w:rFonts w:ascii="Times New Roman" w:hAnsi="Times New Roman" w:cs="Times New Roman"/>
+          <w:sz w:val="24"/>
+        </w:rPr>
+        <w:t xml:space="preserve"> és csatornában külön kiszámítja az egyes sávokhoz tartozó fázisszögek átlagát. A </w:t>
+      </w:r>
+      <w:proofErr w:type="spellStart"/>
+      <w:r>
+        <w:rPr>
+          <w:rFonts w:ascii="Times New Roman" w:hAnsi="Times New Roman" w:cs="Times New Roman"/>
+          <w:sz w:val="24"/>
+        </w:rPr>
+        <w:t>np.any</w:t>
+      </w:r>
+      <w:proofErr w:type="spellEnd"/>
+      <w:r>
+        <w:rPr>
+          <w:rFonts w:ascii="Times New Roman" w:hAnsi="Times New Roman" w:cs="Times New Roman"/>
+          <w:sz w:val="24"/>
+        </w:rPr>
+        <w:t>(</w:t>
+      </w:r>
+      <w:proofErr w:type="spellStart"/>
+      <w:r>
+        <w:rPr>
+          <w:rFonts w:ascii="Times New Roman" w:hAnsi="Times New Roman" w:cs="Times New Roman"/>
+          <w:sz w:val="24"/>
+        </w:rPr>
+        <w:t>band_idx</w:t>
+      </w:r>
+      <w:proofErr w:type="spellEnd"/>
+      <w:r>
+        <w:rPr>
+          <w:rFonts w:ascii="Times New Roman" w:hAnsi="Times New Roman" w:cs="Times New Roman"/>
+          <w:sz w:val="24"/>
+        </w:rPr>
+        <w:t xml:space="preserve">) feltétel biztosítja, hogy üres sávindex esetén se keletkezzen hiba, hanem nullával </w:t>
+      </w:r>
+      <w:proofErr w:type="spellStart"/>
+      <w:r>
+        <w:rPr>
+          <w:rFonts w:ascii="Times New Roman" w:hAnsi="Times New Roman" w:cs="Times New Roman"/>
+          <w:sz w:val="24"/>
+        </w:rPr>
+        <w:t>töltődjön</w:t>
+      </w:r>
+      <w:proofErr w:type="spellEnd"/>
+      <w:r>
+        <w:rPr>
+          <w:rFonts w:ascii="Times New Roman" w:hAnsi="Times New Roman" w:cs="Times New Roman"/>
+          <w:sz w:val="24"/>
+        </w:rPr>
+        <w:t xml:space="preserve"> fel az adott </w:t>
+      </w:r>
+      <w:proofErr w:type="gramStart"/>
+      <w:r>
+        <w:rPr>
+          <w:rFonts w:ascii="Times New Roman" w:hAnsi="Times New Roman" w:cs="Times New Roman"/>
+          <w:sz w:val="24"/>
+        </w:rPr>
+        <w:t>pozíció</w:t>
+      </w:r>
+      <w:proofErr w:type="gramEnd"/>
+      <w:r>
+        <w:rPr>
+          <w:rFonts w:ascii="Times New Roman" w:hAnsi="Times New Roman" w:cs="Times New Roman"/>
+          <w:sz w:val="24"/>
+        </w:rPr>
+        <w:t xml:space="preserve">. Ez a megközelítés finomabb képet ad arról, hogy az egyes frekvenciatartományokban </w:t>
+      </w:r>
+      <w:r>
+        <w:rPr>
+          <w:rFonts w:ascii="Times New Roman" w:hAnsi="Times New Roman" w:cs="Times New Roman"/>
+          <w:sz w:val="24"/>
+        </w:rPr>
+        <w:t>hogyan viselkedik a jel fázisa,</w:t>
+      </w:r>
+      <w:r>
+        <w:rPr>
+          <w:rFonts w:ascii="Times New Roman" w:hAnsi="Times New Roman" w:cs="Times New Roman"/>
+          <w:sz w:val="24"/>
+        </w:rPr>
+        <w:t xml:space="preserve"> ami neurológiai szempontból is informatívabb lehet, hiszen az egyes sávok eltérő kognitív folyamatokhoz köthetők. Az </w:t>
+      </w:r>
+      <w:proofErr w:type="spellStart"/>
+      <w:r>
+        <w:rPr>
+          <w:rFonts w:ascii="Times New Roman" w:hAnsi="Times New Roman" w:cs="Times New Roman"/>
+          <w:sz w:val="24"/>
+        </w:rPr>
+        <w:t>extract_phase_band</w:t>
+      </w:r>
+      <w:proofErr w:type="spellEnd"/>
+      <w:r>
+        <w:rPr>
+          <w:rFonts w:ascii="Times New Roman" w:hAnsi="Times New Roman" w:cs="Times New Roman"/>
+          <w:sz w:val="24"/>
+        </w:rPr>
+        <w:t xml:space="preserve"> a három módszer közül a legtöbb jellemzőt adja vissza, mivel </w:t>
+      </w:r>
+      <w:proofErr w:type="spellStart"/>
+      <w:r>
+        <w:rPr>
+          <w:rFonts w:ascii="Times New Roman" w:hAnsi="Times New Roman" w:cs="Times New Roman"/>
+          <w:sz w:val="24"/>
+        </w:rPr>
+        <w:t>epochonként</w:t>
+      </w:r>
+      <w:proofErr w:type="spellEnd"/>
+      <w:r>
+        <w:rPr>
+          <w:rFonts w:ascii="Times New Roman" w:hAnsi="Times New Roman" w:cs="Times New Roman"/>
+          <w:sz w:val="24"/>
+        </w:rPr>
+        <w:t xml:space="preserve"> és csatornánként mind a hét sávra külön fázisátlagot számol.</w:t>
+      </w:r>
+    </w:p>
+    <w:p>
+      <w:pPr>
+        <w:spacing w:after="0" w:line="360" w:lineRule="auto"/>
+        <w:jc w:val="both"/>
+        <w:rPr>
+          <w:rFonts w:ascii="Times New Roman" w:hAnsi="Times New Roman" w:cs="Times New Roman"/>
+          <w:sz w:val="24"/>
+        </w:rPr>
+      </w:pPr>
+      <w:r>
+        <w:rPr>
+          <w:rFonts w:ascii="Times New Roman" w:hAnsi="Times New Roman" w:cs="Times New Roman"/>
+          <w:sz w:val="24"/>
+        </w:rPr>
+        <w:t>Mindhárom függvény esetében fontos megjegyezni, hogy az adatokban s</w:t>
+      </w:r>
+      <w:r>
+        <w:rPr>
+          <w:rFonts w:ascii="Times New Roman" w:hAnsi="Times New Roman" w:cs="Times New Roman"/>
+          <w:sz w:val="24"/>
+        </w:rPr>
+        <w:t xml:space="preserve">zereplő frekvenciasáv oszlopok: alpha1, alpha2 </w:t>
+      </w:r>
+      <w:proofErr w:type="spellStart"/>
+      <w:r>
+        <w:rPr>
+          <w:rFonts w:ascii="Times New Roman" w:hAnsi="Times New Roman" w:cs="Times New Roman"/>
+          <w:sz w:val="24"/>
+        </w:rPr>
+        <w:t>stb</w:t>
+      </w:r>
+      <w:proofErr w:type="spellEnd"/>
+      <w:r>
+        <w:rPr>
+          <w:rFonts w:ascii="Times New Roman" w:hAnsi="Times New Roman" w:cs="Times New Roman"/>
+          <w:sz w:val="24"/>
+        </w:rPr>
+        <w:t>,</w:t>
+      </w:r>
+      <w:r>
+        <w:rPr>
+          <w:rFonts w:ascii="Times New Roman" w:hAnsi="Times New Roman" w:cs="Times New Roman"/>
+          <w:sz w:val="24"/>
+        </w:rPr>
+        <w:t xml:space="preserve"> már </w:t>
+      </w:r>
+      <w:proofErr w:type="spellStart"/>
+      <w:r>
+        <w:rPr>
+          <w:rFonts w:ascii="Times New Roman" w:hAnsi="Times New Roman" w:cs="Times New Roman"/>
+          <w:sz w:val="24"/>
+        </w:rPr>
+        <w:t>előfeldolgozott</w:t>
+      </w:r>
+      <w:proofErr w:type="spellEnd"/>
+      <w:r>
+        <w:rPr>
+          <w:rFonts w:ascii="Times New Roman" w:hAnsi="Times New Roman" w:cs="Times New Roman"/>
+          <w:sz w:val="24"/>
+        </w:rPr>
+        <w:t xml:space="preserve"> sávteljesítmény értékek, nem nyers EEG idősorok. Az FFT tehát ezeken az </w:t>
+      </w:r>
+      <w:proofErr w:type="spellStart"/>
+      <w:r>
+        <w:rPr>
+          <w:rFonts w:ascii="Times New Roman" w:hAnsi="Times New Roman" w:cs="Times New Roman"/>
+          <w:sz w:val="24"/>
+        </w:rPr>
+        <w:t>előfeldolgozott</w:t>
+      </w:r>
+      <w:proofErr w:type="spellEnd"/>
+      <w:r>
+        <w:rPr>
+          <w:rFonts w:ascii="Times New Roman" w:hAnsi="Times New Roman" w:cs="Times New Roman"/>
+          <w:sz w:val="24"/>
+        </w:rPr>
+        <w:t xml:space="preserve"> értékeken fut le, ami nem </w:t>
+      </w:r>
+      <w:proofErr w:type="gramStart"/>
+      <w:r>
+        <w:rPr>
+          <w:rFonts w:ascii="Times New Roman" w:hAnsi="Times New Roman" w:cs="Times New Roman"/>
+          <w:sz w:val="24"/>
+        </w:rPr>
+        <w:t>ugyanaz</w:t>
+      </w:r>
+      <w:proofErr w:type="gramEnd"/>
+      <w:r>
+        <w:rPr>
+          <w:rFonts w:ascii="Times New Roman" w:hAnsi="Times New Roman" w:cs="Times New Roman"/>
+          <w:sz w:val="24"/>
+        </w:rPr>
+        <w:t xml:space="preserve"> mint a nyers jelre alkal</w:t>
+      </w:r>
+      <w:r>
+        <w:rPr>
+          <w:rFonts w:ascii="Times New Roman" w:hAnsi="Times New Roman" w:cs="Times New Roman"/>
+          <w:sz w:val="24"/>
+        </w:rPr>
+        <w:t xml:space="preserve">mazott Fourier-transzformáció , </w:t>
+      </w:r>
+      <w:r>
+        <w:rPr>
+          <w:rFonts w:ascii="Times New Roman" w:hAnsi="Times New Roman" w:cs="Times New Roman"/>
+          <w:sz w:val="24"/>
+        </w:rPr>
+        <w:t xml:space="preserve">ezt a 2.5 fejezetben tárgyalt </w:t>
+      </w:r>
+      <w:proofErr w:type="spellStart"/>
+      <w:r>
+        <w:rPr>
+          <w:rFonts w:ascii="Times New Roman" w:hAnsi="Times New Roman" w:cs="Times New Roman"/>
+          <w:sz w:val="24"/>
+        </w:rPr>
+        <w:t>epoch</w:t>
+      </w:r>
+      <w:proofErr w:type="spellEnd"/>
+      <w:r>
+        <w:rPr>
+          <w:rFonts w:ascii="Times New Roman" w:hAnsi="Times New Roman" w:cs="Times New Roman"/>
+          <w:sz w:val="24"/>
+        </w:rPr>
+        <w:t xml:space="preserve"> analízis eredményei is figyelembe veszik.</w:t>
+      </w:r>
+    </w:p>
+    <w:p>
+      <w:pPr>
+        <w:spacing w:after="0" w:line="360" w:lineRule="auto"/>
+        <w:jc w:val="both"/>
+        <w:rPr>
+          <w:rFonts w:ascii="Times New Roman" w:hAnsi="Times New Roman" w:cs="Times New Roman"/>
+          <w:sz w:val="24"/>
+        </w:rPr>
+      </w:pPr>
+    </w:p>
+    <w:p>
+      <w:pPr>
+        <w:pStyle w:val="Cmsor2"/>
+      </w:pPr>
+      <w:r>
+        <w:t>2.3 Modellek betanítása</w:t>
+      </w:r>
+    </w:p>
+    <w:p>
+      <w:pPr>
+        <w:spacing w:after="0"/>
+      </w:pPr>
+    </w:p>
+    <w:p>
+      <w:pPr>
+        <w:spacing w:after="120" w:line="360" w:lineRule="auto"/>
+        <w:jc w:val="both"/>
+        <w:rPr>
+          <w:rFonts w:ascii="Times New Roman" w:hAnsi="Times New Roman" w:cs="Times New Roman"/>
+          <w:sz w:val="24"/>
+        </w:rPr>
+      </w:pPr>
+      <w:r>
+        <w:rPr>
+          <w:rFonts w:ascii="Times New Roman" w:hAnsi="Times New Roman" w:cs="Times New Roman"/>
+          <w:sz w:val="24"/>
+        </w:rPr>
+        <w:t xml:space="preserve">A train_model.py </w:t>
+      </w:r>
+      <w:proofErr w:type="gramStart"/>
+      <w:r>
+        <w:rPr>
+          <w:rFonts w:ascii="Times New Roman" w:hAnsi="Times New Roman" w:cs="Times New Roman"/>
+          <w:sz w:val="24"/>
+        </w:rPr>
+        <w:t>fájl</w:t>
+      </w:r>
+      <w:proofErr w:type="gramEnd"/>
+      <w:r>
+        <w:rPr>
+          <w:rFonts w:ascii="Times New Roman" w:hAnsi="Times New Roman" w:cs="Times New Roman"/>
+          <w:sz w:val="24"/>
+        </w:rPr>
+        <w:t xml:space="preserve"> tartalmazza a négy gépi tanulási modell betanításához és kiértékeléséhez szükséges függvényeket, valamint egy közös segédfüggvényt a </w:t>
+      </w:r>
+      <w:proofErr w:type="spellStart"/>
+      <w:r>
+        <w:rPr>
+          <w:rFonts w:ascii="Times New Roman" w:hAnsi="Times New Roman" w:cs="Times New Roman"/>
+          <w:sz w:val="24"/>
+        </w:rPr>
+        <w:t>keresztvalidációhoz</w:t>
+      </w:r>
+      <w:proofErr w:type="spellEnd"/>
+      <w:r>
+        <w:rPr>
+          <w:rFonts w:ascii="Times New Roman" w:hAnsi="Times New Roman" w:cs="Times New Roman"/>
+          <w:sz w:val="24"/>
+        </w:rPr>
+        <w:t xml:space="preserve">. Minden betanító függvény ugyanazt a </w:t>
+      </w:r>
+      <w:proofErr w:type="gramStart"/>
+      <w:r>
+        <w:rPr>
+          <w:rFonts w:ascii="Times New Roman" w:hAnsi="Times New Roman" w:cs="Times New Roman"/>
+          <w:sz w:val="24"/>
+        </w:rPr>
+        <w:t>struktúrát</w:t>
+      </w:r>
+      <w:proofErr w:type="gramEnd"/>
+      <w:r>
+        <w:rPr>
+          <w:rFonts w:ascii="Times New Roman" w:hAnsi="Times New Roman" w:cs="Times New Roman"/>
+          <w:sz w:val="24"/>
+        </w:rPr>
+        <w:t xml:space="preserve"> követi: először </w:t>
+      </w:r>
+      <w:proofErr w:type="spellStart"/>
+      <w:r>
+        <w:rPr>
+          <w:rFonts w:ascii="Times New Roman" w:hAnsi="Times New Roman" w:cs="Times New Roman"/>
+          <w:sz w:val="24"/>
+        </w:rPr>
+        <w:t>GridSearch</w:t>
+      </w:r>
+      <w:proofErr w:type="spellEnd"/>
+      <w:r>
+        <w:rPr>
+          <w:rFonts w:ascii="Times New Roman" w:hAnsi="Times New Roman" w:cs="Times New Roman"/>
+          <w:sz w:val="24"/>
+        </w:rPr>
+        <w:t xml:space="preserve"> segítségével megkeresi a legjobb </w:t>
+      </w:r>
+      <w:proofErr w:type="spellStart"/>
+      <w:r>
+        <w:rPr>
+          <w:rFonts w:ascii="Times New Roman" w:hAnsi="Times New Roman" w:cs="Times New Roman"/>
+          <w:sz w:val="24"/>
+        </w:rPr>
+        <w:t>hiperparamétereket</w:t>
+      </w:r>
+      <w:proofErr w:type="spellEnd"/>
+      <w:r>
+        <w:rPr>
+          <w:rFonts w:ascii="Times New Roman" w:hAnsi="Times New Roman" w:cs="Times New Roman"/>
+          <w:sz w:val="24"/>
+        </w:rPr>
+        <w:t xml:space="preserve">, majd </w:t>
+      </w:r>
+      <w:proofErr w:type="spellStart"/>
+      <w:r>
+        <w:rPr>
+          <w:rFonts w:ascii="Times New Roman" w:hAnsi="Times New Roman" w:cs="Times New Roman"/>
+          <w:sz w:val="24"/>
+        </w:rPr>
+        <w:t>keresztvalidációval</w:t>
+      </w:r>
+      <w:proofErr w:type="spellEnd"/>
+      <w:r>
+        <w:rPr>
+          <w:rFonts w:ascii="Times New Roman" w:hAnsi="Times New Roman" w:cs="Times New Roman"/>
+          <w:sz w:val="24"/>
+        </w:rPr>
+        <w:t xml:space="preserve"> kiértékeli a modellt, végül a teljes adaton betanítja és elmenti.</w:t>
+      </w:r>
+    </w:p>
+    <w:p>
+      <w:pPr>
+        <w:spacing w:after="120" w:line="360" w:lineRule="auto"/>
+        <w:jc w:val="both"/>
+        <w:rPr>
+          <w:rFonts w:ascii="Times New Roman" w:hAnsi="Times New Roman" w:cs="Times New Roman"/>
+          <w:sz w:val="24"/>
+        </w:rPr>
+      </w:pPr>
+      <w:r>
+        <w:rPr>
+          <w:rFonts w:ascii="Times New Roman" w:hAnsi="Times New Roman" w:cs="Times New Roman"/>
+          <w:sz w:val="24"/>
+        </w:rPr>
+        <w:t xml:space="preserve">A közös </w:t>
+      </w:r>
+      <w:proofErr w:type="spellStart"/>
+      <w:r>
+        <w:rPr>
+          <w:rFonts w:ascii="Times New Roman" w:hAnsi="Times New Roman" w:cs="Times New Roman"/>
+          <w:sz w:val="24"/>
+        </w:rPr>
+        <w:t>kfold_evaluate</w:t>
+      </w:r>
+      <w:proofErr w:type="spellEnd"/>
+      <w:r>
+        <w:rPr>
+          <w:rFonts w:ascii="Times New Roman" w:hAnsi="Times New Roman" w:cs="Times New Roman"/>
+          <w:sz w:val="24"/>
+        </w:rPr>
+        <w:t xml:space="preserve"> függvény végzi az 5-szörös rétegzett </w:t>
+      </w:r>
+      <w:proofErr w:type="spellStart"/>
+      <w:r>
+        <w:rPr>
+          <w:rFonts w:ascii="Times New Roman" w:hAnsi="Times New Roman" w:cs="Times New Roman"/>
+          <w:sz w:val="24"/>
+        </w:rPr>
+        <w:t>keresztvalidációt</w:t>
+      </w:r>
+      <w:proofErr w:type="spellEnd"/>
+      <w:r>
+        <w:rPr>
+          <w:rFonts w:ascii="Times New Roman" w:hAnsi="Times New Roman" w:cs="Times New Roman"/>
+          <w:sz w:val="24"/>
+        </w:rPr>
+        <w:t>. Az adatokat 5 egyenlő részre osztja úgy, hogy minden részben arányosan szerepeljenek a beteg és egészséges minták, majd minden körben más rész kerül tesztelésre:</w:t>
+      </w:r>
+    </w:p>
+    <w:p>
+      <w:pPr>
+        <w:rPr>
+          <w:rFonts w:ascii="Times New Roman" w:hAnsi="Times New Roman" w:cs="Times New Roman"/>
+          <w:sz w:val="24"/>
+        </w:rPr>
+      </w:pPr>
+      <w:r>
+        <w:rPr>
+          <w:rFonts w:ascii="Times New Roman" w:hAnsi="Times New Roman" w:cs="Times New Roman"/>
+          <w:sz w:val="24"/>
+        </w:rPr>
+        <w:br w:type="page"/>
+      </w:r>
+    </w:p>
+    <w:p>
+      <w:pPr>
+        <w:spacing w:after="120" w:line="240" w:lineRule="auto"/>
+        <w:jc w:val="both"/>
+        <w:rPr>
+          <w:rFonts w:ascii="Courier New" w:hAnsi="Courier New" w:cs="Courier New"/>
+          <w:sz w:val="24"/>
+        </w:rPr>
+      </w:pPr>
+      <w:proofErr w:type="spellStart"/>
+      <w:r>
+        <w:rPr>
+          <w:rFonts w:ascii="Courier New" w:hAnsi="Courier New" w:cs="Courier New"/>
+          <w:sz w:val="24"/>
+        </w:rPr>
+        <w:lastRenderedPageBreak/>
+        <w:t>Pythonskf</w:t>
+      </w:r>
+      <w:proofErr w:type="spellEnd"/>
+      <w:r>
+        <w:rPr>
+          <w:rFonts w:ascii="Courier New" w:hAnsi="Courier New" w:cs="Courier New"/>
+          <w:sz w:val="24"/>
+        </w:rPr>
+        <w:t> = </w:t>
+      </w:r>
+      <w:proofErr w:type="spellStart"/>
+      <w:proofErr w:type="gramStart"/>
+      <w:r>
+        <w:rPr>
+          <w:rFonts w:ascii="Courier New" w:hAnsi="Courier New" w:cs="Courier New"/>
+          <w:sz w:val="24"/>
+        </w:rPr>
+        <w:t>Str</w:t>
+      </w:r>
+      <w:r>
+        <w:rPr>
+          <w:rFonts w:ascii="Courier New" w:hAnsi="Courier New" w:cs="Courier New"/>
+          <w:sz w:val="24"/>
+        </w:rPr>
+        <w:t>atifiedKFold</w:t>
+      </w:r>
+      <w:proofErr w:type="spellEnd"/>
+      <w:r>
+        <w:rPr>
+          <w:rFonts w:ascii="Courier New" w:hAnsi="Courier New" w:cs="Courier New"/>
+          <w:sz w:val="24"/>
+        </w:rPr>
+        <w:t>(</w:t>
+      </w:r>
+      <w:proofErr w:type="spellStart"/>
+      <w:proofErr w:type="gramEnd"/>
+      <w:r>
+        <w:rPr>
+          <w:rFonts w:ascii="Courier New" w:hAnsi="Courier New" w:cs="Courier New"/>
+          <w:sz w:val="24"/>
+        </w:rPr>
+        <w:t>n_splits</w:t>
+      </w:r>
+      <w:proofErr w:type="spellEnd"/>
+      <w:r>
+        <w:rPr>
+          <w:rFonts w:ascii="Courier New" w:hAnsi="Courier New" w:cs="Courier New"/>
+          <w:sz w:val="24"/>
+        </w:rPr>
+        <w:t>=</w:t>
+      </w:r>
+      <w:proofErr w:type="spellStart"/>
+      <w:r>
+        <w:rPr>
+          <w:rFonts w:ascii="Courier New" w:hAnsi="Courier New" w:cs="Courier New"/>
+          <w:sz w:val="24"/>
+        </w:rPr>
+        <w:t>N_SPLITS,</w:t>
+      </w:r>
+      <w:proofErr w:type="spellEnd"/>
+    </w:p>
+    <w:p>
+      <w:pPr>
+        <w:spacing w:after="120" w:line="240" w:lineRule="auto"/>
+        <w:jc w:val="both"/>
+        <w:rPr>
+          <w:rFonts w:ascii="Courier New" w:hAnsi="Courier New" w:cs="Courier New"/>
+          <w:sz w:val="24"/>
+        </w:rPr>
+      </w:pPr>
+      <w:proofErr w:type="spellStart"/>
+      <w:r>
+        <w:rPr>
+          <w:rFonts w:ascii="Courier New" w:hAnsi="Courier New" w:cs="Courier New"/>
+          <w:sz w:val="24"/>
+        </w:rPr>
+        <w:t>shuffle</w:t>
+      </w:r>
+      <w:proofErr w:type="spellEnd"/>
+      <w:r>
+        <w:rPr>
+          <w:rFonts w:ascii="Courier New" w:hAnsi="Courier New" w:cs="Courier New"/>
+          <w:sz w:val="24"/>
+        </w:rPr>
+        <w:t>=</w:t>
+      </w:r>
+      <w:proofErr w:type="spellStart"/>
+      <w:r>
+        <w:rPr>
+          <w:rFonts w:ascii="Courier New" w:hAnsi="Courier New" w:cs="Courier New"/>
+          <w:sz w:val="24"/>
+        </w:rPr>
+        <w:t>True</w:t>
+      </w:r>
+      <w:proofErr w:type="spellEnd"/>
+      <w:r>
+        <w:rPr>
+          <w:rFonts w:ascii="Courier New" w:hAnsi="Courier New" w:cs="Courier New"/>
+          <w:sz w:val="24"/>
+        </w:rPr>
+        <w:t xml:space="preserve">, </w:t>
+      </w:r>
+      <w:proofErr w:type="spellStart"/>
+      <w:r>
+        <w:rPr>
+          <w:rFonts w:ascii="Courier New" w:hAnsi="Courier New" w:cs="Courier New"/>
+          <w:sz w:val="24"/>
+        </w:rPr>
+        <w:t>random_state</w:t>
+      </w:r>
+      <w:proofErr w:type="spellEnd"/>
+      <w:r>
+        <w:rPr>
+          <w:rFonts w:ascii="Courier New" w:hAnsi="Courier New" w:cs="Courier New"/>
+          <w:sz w:val="24"/>
+        </w:rPr>
+        <w:t>=42)</w:t>
+      </w:r>
+    </w:p>
+    <w:p>
+      <w:pPr>
+        <w:spacing w:after="120" w:line="240" w:lineRule="auto"/>
+        <w:jc w:val="both"/>
+        <w:rPr>
+          <w:rFonts w:ascii="Courier New" w:hAnsi="Courier New" w:cs="Courier New"/>
+          <w:sz w:val="24"/>
+        </w:rPr>
+      </w:pPr>
+      <w:proofErr w:type="spellStart"/>
+      <w:r>
+        <w:rPr>
+          <w:rFonts w:ascii="Courier New" w:hAnsi="Courier New" w:cs="Courier New"/>
+          <w:sz w:val="24"/>
+        </w:rPr>
+        <w:t>for</w:t>
+      </w:r>
+      <w:proofErr w:type="spellEnd"/>
+      <w:r>
+        <w:rPr>
+          <w:rFonts w:ascii="Courier New" w:hAnsi="Courier New" w:cs="Courier New"/>
+          <w:sz w:val="24"/>
+        </w:rPr>
+        <w:t xml:space="preserve"> </w:t>
+      </w:r>
+      <w:proofErr w:type="spellStart"/>
+      <w:r>
+        <w:rPr>
+          <w:rFonts w:ascii="Courier New" w:hAnsi="Courier New" w:cs="Courier New"/>
+          <w:sz w:val="24"/>
+        </w:rPr>
+        <w:t>train_idx</w:t>
+      </w:r>
+      <w:proofErr w:type="spellEnd"/>
+      <w:r>
+        <w:rPr>
+          <w:rFonts w:ascii="Courier New" w:hAnsi="Courier New" w:cs="Courier New"/>
+          <w:sz w:val="24"/>
+        </w:rPr>
+        <w:t xml:space="preserve">, </w:t>
+      </w:r>
+      <w:proofErr w:type="spellStart"/>
+      <w:r>
+        <w:rPr>
+          <w:rFonts w:ascii="Courier New" w:hAnsi="Courier New" w:cs="Courier New"/>
+          <w:sz w:val="24"/>
+        </w:rPr>
+        <w:t>test_idx</w:t>
+      </w:r>
+      <w:proofErr w:type="spellEnd"/>
+      <w:r>
+        <w:rPr>
+          <w:rFonts w:ascii="Courier New" w:hAnsi="Courier New" w:cs="Courier New"/>
+          <w:sz w:val="24"/>
+        </w:rPr>
+        <w:t xml:space="preserve"> in </w:t>
+      </w:r>
+      <w:proofErr w:type="spellStart"/>
+      <w:proofErr w:type="gramStart"/>
+      <w:r>
+        <w:rPr>
+          <w:rFonts w:ascii="Courier New" w:hAnsi="Courier New" w:cs="Courier New"/>
+          <w:sz w:val="24"/>
+        </w:rPr>
+        <w:t>skf.split</w:t>
+      </w:r>
+      <w:proofErr w:type="spellEnd"/>
+      <w:r>
+        <w:rPr>
+          <w:rFonts w:ascii="Courier New" w:hAnsi="Courier New" w:cs="Courier New"/>
+          <w:sz w:val="24"/>
+        </w:rPr>
+        <w:t>(</w:t>
+      </w:r>
+      <w:proofErr w:type="gramEnd"/>
+      <w:r>
+        <w:rPr>
+          <w:rFonts w:ascii="Courier New" w:hAnsi="Courier New" w:cs="Courier New"/>
+          <w:sz w:val="24"/>
+        </w:rPr>
+        <w:t>X, y):</w:t>
+      </w:r>
+    </w:p>
+    <w:p>
+      <w:pPr>
+        <w:spacing w:after="120" w:line="240" w:lineRule="auto"/>
+        <w:jc w:val="both"/>
+        <w:rPr>
+          <w:rFonts w:ascii="Courier New" w:hAnsi="Courier New" w:cs="Courier New"/>
+          <w:sz w:val="24"/>
+        </w:rPr>
+      </w:pPr>
+      <w:r>
+        <w:rPr>
+          <w:rFonts w:ascii="Courier New" w:hAnsi="Courier New" w:cs="Courier New"/>
+          <w:sz w:val="24"/>
+        </w:rPr>
+        <w:t xml:space="preserve">    </w:t>
+      </w:r>
+      <w:proofErr w:type="spellStart"/>
+      <w:r>
+        <w:rPr>
+          <w:rFonts w:ascii="Courier New" w:hAnsi="Courier New" w:cs="Courier New"/>
+          <w:sz w:val="24"/>
+        </w:rPr>
+        <w:t>X_train</w:t>
+      </w:r>
+      <w:proofErr w:type="spellEnd"/>
+      <w:r>
+        <w:rPr>
+          <w:rFonts w:ascii="Courier New" w:hAnsi="Courier New" w:cs="Courier New"/>
+          <w:sz w:val="24"/>
+        </w:rPr>
+        <w:t xml:space="preserve">, </w:t>
+      </w:r>
+      <w:proofErr w:type="spellStart"/>
+      <w:r>
+        <w:rPr>
+          <w:rFonts w:ascii="Courier New" w:hAnsi="Courier New" w:cs="Courier New"/>
+          <w:sz w:val="24"/>
+        </w:rPr>
+        <w:t>X_test</w:t>
+      </w:r>
+      <w:proofErr w:type="spellEnd"/>
+      <w:r>
+        <w:rPr>
+          <w:rFonts w:ascii="Courier New" w:hAnsi="Courier New" w:cs="Courier New"/>
+          <w:sz w:val="24"/>
+        </w:rPr>
+        <w:t xml:space="preserve"> = </w:t>
+      </w:r>
+      <w:proofErr w:type="gramStart"/>
+      <w:r>
+        <w:rPr>
+          <w:rFonts w:ascii="Courier New" w:hAnsi="Courier New" w:cs="Courier New"/>
+          <w:sz w:val="24"/>
+        </w:rPr>
+        <w:t>X[</w:t>
+      </w:r>
+      <w:proofErr w:type="spellStart"/>
+      <w:proofErr w:type="gramEnd"/>
+      <w:r>
+        <w:rPr>
+          <w:rFonts w:ascii="Courier New" w:hAnsi="Courier New" w:cs="Courier New"/>
+          <w:sz w:val="24"/>
+        </w:rPr>
+        <w:t>train_idx</w:t>
+      </w:r>
+      <w:proofErr w:type="spellEnd"/>
+      <w:r>
+        <w:rPr>
+          <w:rFonts w:ascii="Courier New" w:hAnsi="Courier New" w:cs="Courier New"/>
+          <w:sz w:val="24"/>
+        </w:rPr>
+        <w:t>], X[</w:t>
+      </w:r>
+      <w:proofErr w:type="spellStart"/>
+      <w:r>
+        <w:rPr>
+          <w:rFonts w:ascii="Courier New" w:hAnsi="Courier New" w:cs="Courier New"/>
+          <w:sz w:val="24"/>
+        </w:rPr>
+        <w:t>test_idx</w:t>
+      </w:r>
+      <w:proofErr w:type="spellEnd"/>
+      <w:r>
+        <w:rPr>
+          <w:rFonts w:ascii="Courier New" w:hAnsi="Courier New" w:cs="Courier New"/>
+          <w:sz w:val="24"/>
+        </w:rPr>
+        <w:t>]</w:t>
+      </w:r>
+    </w:p>
+    <w:p>
+      <w:pPr>
+        <w:spacing w:after="120" w:line="240" w:lineRule="auto"/>
+        <w:jc w:val="both"/>
+        <w:rPr>
+          <w:rFonts w:ascii="Courier New" w:hAnsi="Courier New" w:cs="Courier New"/>
+          <w:sz w:val="24"/>
+        </w:rPr>
+      </w:pPr>
+      <w:r>
+        <w:rPr>
+          <w:rFonts w:ascii="Courier New" w:hAnsi="Courier New" w:cs="Courier New"/>
+          <w:sz w:val="24"/>
+        </w:rPr>
+        <w:t xml:space="preserve">    </w:t>
+      </w:r>
+      <w:proofErr w:type="spellStart"/>
+      <w:r>
+        <w:rPr>
+          <w:rFonts w:ascii="Courier New" w:hAnsi="Courier New" w:cs="Courier New"/>
+          <w:sz w:val="24"/>
+        </w:rPr>
+        <w:t>y_train</w:t>
+      </w:r>
+      <w:proofErr w:type="spellEnd"/>
+      <w:r>
+        <w:rPr>
+          <w:rFonts w:ascii="Courier New" w:hAnsi="Courier New" w:cs="Courier New"/>
+          <w:sz w:val="24"/>
+        </w:rPr>
+        <w:t xml:space="preserve">, </w:t>
+      </w:r>
+      <w:proofErr w:type="spellStart"/>
+      <w:r>
+        <w:rPr>
+          <w:rFonts w:ascii="Courier New" w:hAnsi="Courier New" w:cs="Courier New"/>
+          <w:sz w:val="24"/>
+        </w:rPr>
+        <w:t>y_test</w:t>
+      </w:r>
+      <w:proofErr w:type="spellEnd"/>
+      <w:r>
+        <w:rPr>
+          <w:rFonts w:ascii="Courier New" w:hAnsi="Courier New" w:cs="Courier New"/>
+          <w:sz w:val="24"/>
+        </w:rPr>
+        <w:t xml:space="preserve"> = </w:t>
+      </w:r>
+      <w:proofErr w:type="gramStart"/>
+      <w:r>
+        <w:rPr>
+          <w:rFonts w:ascii="Courier New" w:hAnsi="Courier New" w:cs="Courier New"/>
+          <w:sz w:val="24"/>
+        </w:rPr>
+        <w:t>y[</w:t>
+      </w:r>
+      <w:proofErr w:type="spellStart"/>
+      <w:proofErr w:type="gramEnd"/>
+      <w:r>
+        <w:rPr>
+          <w:rFonts w:ascii="Courier New" w:hAnsi="Courier New" w:cs="Courier New"/>
+          <w:sz w:val="24"/>
+        </w:rPr>
+        <w:t>train_idx</w:t>
+      </w:r>
+      <w:proofErr w:type="spellEnd"/>
+      <w:r>
+        <w:rPr>
+          <w:rFonts w:ascii="Courier New" w:hAnsi="Courier New" w:cs="Courier New"/>
+          <w:sz w:val="24"/>
+        </w:rPr>
+        <w:t>], y[</w:t>
+      </w:r>
+      <w:proofErr w:type="spellStart"/>
+      <w:r>
+        <w:rPr>
+          <w:rFonts w:ascii="Courier New" w:hAnsi="Courier New" w:cs="Courier New"/>
+          <w:sz w:val="24"/>
+        </w:rPr>
+        <w:t>test_idx</w:t>
+      </w:r>
+      <w:proofErr w:type="spellEnd"/>
+      <w:r>
+        <w:rPr>
+          <w:rFonts w:ascii="Courier New" w:hAnsi="Courier New" w:cs="Courier New"/>
+          <w:sz w:val="24"/>
+        </w:rPr>
+        <w:t>]</w:t>
+      </w:r>
+    </w:p>
+    <w:p>
+      <w:pPr>
+        <w:spacing w:after="120" w:line="240" w:lineRule="auto"/>
+        <w:jc w:val="both"/>
+        <w:rPr>
+          <w:rFonts w:ascii="Courier New" w:hAnsi="Courier New" w:cs="Courier New"/>
+          <w:sz w:val="24"/>
+        </w:rPr>
+      </w:pPr>
+      <w:r>
+        <w:rPr>
+          <w:rFonts w:ascii="Courier New" w:hAnsi="Courier New" w:cs="Courier New"/>
+          <w:sz w:val="24"/>
+        </w:rPr>
+        <w:t xml:space="preserve">    </w:t>
+      </w:r>
+      <w:proofErr w:type="spellStart"/>
+      <w:proofErr w:type="gramStart"/>
+      <w:r>
+        <w:rPr>
+          <w:rFonts w:ascii="Courier New" w:hAnsi="Courier New" w:cs="Courier New"/>
+          <w:sz w:val="24"/>
+        </w:rPr>
+        <w:t>model.fit</w:t>
+      </w:r>
+      <w:proofErr w:type="spellEnd"/>
+      <w:proofErr w:type="gramEnd"/>
+      <w:r>
+        <w:rPr>
+          <w:rFonts w:ascii="Courier New" w:hAnsi="Courier New" w:cs="Courier New"/>
+          <w:sz w:val="24"/>
+        </w:rPr>
+        <w:t>(</w:t>
+      </w:r>
+      <w:proofErr w:type="spellStart"/>
+      <w:r>
+        <w:rPr>
+          <w:rFonts w:ascii="Courier New" w:hAnsi="Courier New" w:cs="Courier New"/>
+          <w:sz w:val="24"/>
+        </w:rPr>
+        <w:t>X_train</w:t>
+      </w:r>
+      <w:proofErr w:type="spellEnd"/>
+      <w:r>
+        <w:rPr>
+          <w:rFonts w:ascii="Courier New" w:hAnsi="Courier New" w:cs="Courier New"/>
+          <w:sz w:val="24"/>
+        </w:rPr>
+        <w:t xml:space="preserve">, </w:t>
+      </w:r>
+      <w:proofErr w:type="spellStart"/>
+      <w:r>
+        <w:rPr>
+          <w:rFonts w:ascii="Courier New" w:hAnsi="Courier New" w:cs="Courier New"/>
+          <w:sz w:val="24"/>
+        </w:rPr>
+        <w:t>y_train</w:t>
+      </w:r>
+      <w:proofErr w:type="spellEnd"/>
+      <w:r>
+        <w:rPr>
+          <w:rFonts w:ascii="Courier New" w:hAnsi="Courier New" w:cs="Courier New"/>
+          <w:sz w:val="24"/>
+        </w:rPr>
+        <w:t>)</w:t>
+      </w:r>
+    </w:p>
+    <w:p>
+      <w:pPr>
+        <w:spacing w:after="120" w:line="360" w:lineRule="auto"/>
+        <w:jc w:val="both"/>
+        <w:rPr>
+          <w:rFonts w:ascii="Courier New" w:hAnsi="Courier New" w:cs="Courier New"/>
+          <w:sz w:val="24"/>
+        </w:rPr>
+      </w:pPr>
+      <w:r>
+        <w:rPr>
+          <w:rFonts w:ascii="Courier New" w:hAnsi="Courier New" w:cs="Courier New"/>
+          <w:sz w:val="24"/>
+        </w:rPr>
+        <w:t xml:space="preserve">    </w:t>
+      </w:r>
+      <w:proofErr w:type="spellStart"/>
+      <w:r>
+        <w:rPr>
+          <w:rFonts w:ascii="Courier New" w:hAnsi="Courier New" w:cs="Courier New"/>
+          <w:sz w:val="24"/>
+        </w:rPr>
+        <w:t>y_pred</w:t>
+      </w:r>
+      <w:proofErr w:type="spellEnd"/>
+      <w:r>
+        <w:rPr>
+          <w:rFonts w:ascii="Courier New" w:hAnsi="Courier New" w:cs="Courier New"/>
+          <w:sz w:val="24"/>
+        </w:rPr>
+        <w:t xml:space="preserve"> = </w:t>
+      </w:r>
+      <w:proofErr w:type="spellStart"/>
+      <w:proofErr w:type="gramStart"/>
+      <w:r>
+        <w:rPr>
+          <w:rFonts w:ascii="Courier New" w:hAnsi="Courier New" w:cs="Courier New"/>
+          <w:sz w:val="24"/>
+        </w:rPr>
+        <w:t>model.predict</w:t>
+      </w:r>
+      <w:proofErr w:type="spellEnd"/>
+      <w:r>
+        <w:rPr>
+          <w:rFonts w:ascii="Courier New" w:hAnsi="Courier New" w:cs="Courier New"/>
+          <w:sz w:val="24"/>
+        </w:rPr>
+        <w:t>(</w:t>
+      </w:r>
+      <w:proofErr w:type="spellStart"/>
+      <w:proofErr w:type="gramEnd"/>
+      <w:r>
+        <w:rPr>
+          <w:rFonts w:ascii="Courier New" w:hAnsi="Courier New" w:cs="Courier New"/>
+          <w:sz w:val="24"/>
+        </w:rPr>
+        <w:t>X_test</w:t>
+      </w:r>
+      <w:proofErr w:type="spellEnd"/>
+      <w:r>
+        <w:rPr>
+          <w:rFonts w:ascii="Courier New" w:hAnsi="Courier New" w:cs="Courier New"/>
+          <w:sz w:val="24"/>
+        </w:rPr>
+        <w:t>)</w:t>
+      </w:r>
+    </w:p>
+    <w:p>
+      <w:pPr>
+        <w:spacing w:after="120" w:line="360" w:lineRule="auto"/>
+        <w:jc w:val="both"/>
+        <w:rPr>
+          <w:rFonts w:ascii="Times New Roman" w:hAnsi="Times New Roman" w:cs="Times New Roman"/>
+          <w:sz w:val="24"/>
+        </w:rPr>
+      </w:pPr>
+      <w:r>
+        <w:rPr>
+          <w:rFonts w:ascii="Times New Roman" w:hAnsi="Times New Roman" w:cs="Times New Roman"/>
+          <w:sz w:val="24"/>
+        </w:rPr>
+        <w:t xml:space="preserve">Az 5 kör pontossági és </w:t>
+      </w:r>
+      <w:proofErr w:type="spellStart"/>
+      <w:r>
+        <w:rPr>
+          <w:rFonts w:ascii="Times New Roman" w:hAnsi="Times New Roman" w:cs="Times New Roman"/>
+          <w:sz w:val="24"/>
+        </w:rPr>
+        <w:t>balanced</w:t>
+      </w:r>
+      <w:proofErr w:type="spellEnd"/>
+      <w:r>
+        <w:rPr>
+          <w:rFonts w:ascii="Times New Roman" w:hAnsi="Times New Roman" w:cs="Times New Roman"/>
+          <w:sz w:val="24"/>
+        </w:rPr>
+        <w:t xml:space="preserve"> </w:t>
+      </w:r>
+      <w:proofErr w:type="spellStart"/>
+      <w:r>
+        <w:rPr>
+          <w:rFonts w:ascii="Times New Roman" w:hAnsi="Times New Roman" w:cs="Times New Roman"/>
+          <w:sz w:val="24"/>
+        </w:rPr>
+        <w:t>accuracy</w:t>
+      </w:r>
+      <w:proofErr w:type="spellEnd"/>
+      <w:r>
+        <w:rPr>
+          <w:rFonts w:ascii="Times New Roman" w:hAnsi="Times New Roman" w:cs="Times New Roman"/>
+          <w:sz w:val="24"/>
+        </w:rPr>
+        <w:t xml:space="preserve"> értékeit átlagolja, a </w:t>
+      </w:r>
+      <w:proofErr w:type="gramStart"/>
+      <w:r>
+        <w:rPr>
+          <w:rFonts w:ascii="Times New Roman" w:hAnsi="Times New Roman" w:cs="Times New Roman"/>
+          <w:sz w:val="24"/>
+        </w:rPr>
+        <w:t>konfúziós</w:t>
+      </w:r>
+      <w:proofErr w:type="gramEnd"/>
+      <w:r>
+        <w:rPr>
+          <w:rFonts w:ascii="Times New Roman" w:hAnsi="Times New Roman" w:cs="Times New Roman"/>
+          <w:sz w:val="24"/>
+        </w:rPr>
+        <w:t xml:space="preserve"> mátrixokat pedig összeadja és átlagolja. Ez megbízhatóbb képet ad a modell valódi teljesítményéről, mint egyetlen </w:t>
+      </w:r>
+      <w:proofErr w:type="spellStart"/>
+      <w:r>
+        <w:rPr>
+          <w:rFonts w:ascii="Times New Roman" w:hAnsi="Times New Roman" w:cs="Times New Roman"/>
+          <w:sz w:val="24"/>
+        </w:rPr>
+        <w:t>train</w:t>
+      </w:r>
+      <w:proofErr w:type="spellEnd"/>
+      <w:r>
+        <w:rPr>
+          <w:rFonts w:ascii="Times New Roman" w:hAnsi="Times New Roman" w:cs="Times New Roman"/>
+          <w:sz w:val="24"/>
+        </w:rPr>
+        <w:t xml:space="preserve">/test </w:t>
+      </w:r>
+      <w:proofErr w:type="spellStart"/>
+      <w:r>
+        <w:rPr>
+          <w:rFonts w:ascii="Times New Roman" w:hAnsi="Times New Roman" w:cs="Times New Roman"/>
+          <w:sz w:val="24"/>
+        </w:rPr>
+        <w:t>split</w:t>
+      </w:r>
+      <w:proofErr w:type="spellEnd"/>
+      <w:r>
+        <w:rPr>
+          <w:rFonts w:ascii="Times New Roman" w:hAnsi="Times New Roman" w:cs="Times New Roman"/>
+          <w:sz w:val="24"/>
+        </w:rPr>
+        <w:t>.</w:t>
+      </w:r>
+    </w:p>
+    <w:p>
+      <w:pPr>
+        <w:spacing w:after="120" w:line="360" w:lineRule="auto"/>
+        <w:jc w:val="both"/>
+        <w:rPr>
+          <w:rFonts w:ascii="Times New Roman" w:hAnsi="Times New Roman" w:cs="Times New Roman"/>
+          <w:sz w:val="24"/>
+        </w:rPr>
+      </w:pPr>
+      <w:r>
+        <w:rPr>
+          <w:rFonts w:ascii="Times New Roman" w:hAnsi="Times New Roman" w:cs="Times New Roman"/>
+          <w:sz w:val="24"/>
+        </w:rPr>
+        <w:t xml:space="preserve">Az első betanító függvény a </w:t>
+      </w:r>
+      <w:proofErr w:type="spellStart"/>
+      <w:r>
+        <w:rPr>
+          <w:rFonts w:ascii="Times New Roman" w:hAnsi="Times New Roman" w:cs="Times New Roman"/>
+          <w:sz w:val="24"/>
+        </w:rPr>
+        <w:t>train_and_evaluate_svm</w:t>
+      </w:r>
+      <w:proofErr w:type="spellEnd"/>
+      <w:r>
+        <w:rPr>
+          <w:rFonts w:ascii="Times New Roman" w:hAnsi="Times New Roman" w:cs="Times New Roman"/>
+          <w:sz w:val="24"/>
+        </w:rPr>
+        <w:t xml:space="preserve">, amely egy </w:t>
+      </w:r>
+      <w:proofErr w:type="spellStart"/>
+      <w:r>
+        <w:rPr>
+          <w:rFonts w:ascii="Times New Roman" w:hAnsi="Times New Roman" w:cs="Times New Roman"/>
+          <w:sz w:val="24"/>
+        </w:rPr>
+        <w:t>Support</w:t>
+      </w:r>
+      <w:proofErr w:type="spellEnd"/>
+      <w:r>
+        <w:rPr>
+          <w:rFonts w:ascii="Times New Roman" w:hAnsi="Times New Roman" w:cs="Times New Roman"/>
+          <w:sz w:val="24"/>
+        </w:rPr>
+        <w:t xml:space="preserve"> </w:t>
+      </w:r>
+      <w:proofErr w:type="spellStart"/>
+      <w:r>
+        <w:rPr>
+          <w:rFonts w:ascii="Times New Roman" w:hAnsi="Times New Roman" w:cs="Times New Roman"/>
+          <w:sz w:val="24"/>
+        </w:rPr>
+        <w:t>Vector</w:t>
+      </w:r>
+      <w:proofErr w:type="spellEnd"/>
+      <w:r>
+        <w:rPr>
+          <w:rFonts w:ascii="Times New Roman" w:hAnsi="Times New Roman" w:cs="Times New Roman"/>
+          <w:sz w:val="24"/>
+        </w:rPr>
+        <w:t xml:space="preserve"> </w:t>
+      </w:r>
+      <w:proofErr w:type="spellStart"/>
+      <w:r>
+        <w:rPr>
+          <w:rFonts w:ascii="Times New Roman" w:hAnsi="Times New Roman" w:cs="Times New Roman"/>
+          <w:sz w:val="24"/>
+        </w:rPr>
+        <w:t>Machine</w:t>
+      </w:r>
+      <w:proofErr w:type="spellEnd"/>
+      <w:r>
+        <w:rPr>
+          <w:rFonts w:ascii="Times New Roman" w:hAnsi="Times New Roman" w:cs="Times New Roman"/>
+          <w:sz w:val="24"/>
+        </w:rPr>
+        <w:t xml:space="preserve"> modellt tanít be. A </w:t>
+      </w:r>
+      <w:proofErr w:type="spellStart"/>
+      <w:r>
+        <w:rPr>
+          <w:rFonts w:ascii="Times New Roman" w:hAnsi="Times New Roman" w:cs="Times New Roman"/>
+          <w:sz w:val="24"/>
+        </w:rPr>
+        <w:t>GridSearch</w:t>
+      </w:r>
+      <w:proofErr w:type="spellEnd"/>
+      <w:r>
+        <w:rPr>
+          <w:rFonts w:ascii="Times New Roman" w:hAnsi="Times New Roman" w:cs="Times New Roman"/>
+          <w:sz w:val="24"/>
+        </w:rPr>
+        <w:t xml:space="preserve"> az SVM három</w:t>
+      </w:r>
+      <w:r>
+        <w:rPr>
+          <w:rFonts w:ascii="Times New Roman" w:hAnsi="Times New Roman" w:cs="Times New Roman"/>
+          <w:sz w:val="24"/>
+        </w:rPr>
+        <w:t xml:space="preserve"> legfontosabb </w:t>
+      </w:r>
+      <w:proofErr w:type="spellStart"/>
+      <w:r>
+        <w:rPr>
+          <w:rFonts w:ascii="Times New Roman" w:hAnsi="Times New Roman" w:cs="Times New Roman"/>
+          <w:sz w:val="24"/>
+        </w:rPr>
+        <w:t>hiperparaméterét</w:t>
+      </w:r>
+      <w:proofErr w:type="spellEnd"/>
+      <w:r>
+        <w:rPr>
+          <w:rFonts w:ascii="Times New Roman" w:hAnsi="Times New Roman" w:cs="Times New Roman"/>
+          <w:sz w:val="24"/>
+        </w:rPr>
+        <w:t>:</w:t>
+      </w:r>
+      <w:r>
+        <w:rPr>
+          <w:rFonts w:ascii="Times New Roman" w:hAnsi="Times New Roman" w:cs="Times New Roman"/>
+          <w:sz w:val="24"/>
+        </w:rPr>
+        <w:t xml:space="preserve"> a C </w:t>
+      </w:r>
+      <w:proofErr w:type="spellStart"/>
+      <w:r>
+        <w:rPr>
+          <w:rFonts w:ascii="Times New Roman" w:hAnsi="Times New Roman" w:cs="Times New Roman"/>
+          <w:sz w:val="24"/>
+        </w:rPr>
+        <w:t>regularizációs</w:t>
+      </w:r>
+      <w:proofErr w:type="spellEnd"/>
+      <w:r>
+        <w:rPr>
+          <w:rFonts w:ascii="Times New Roman" w:hAnsi="Times New Roman" w:cs="Times New Roman"/>
+          <w:sz w:val="24"/>
+        </w:rPr>
+        <w:t xml:space="preserve"> együtthatót, a gamma értéket és a </w:t>
+      </w:r>
+      <w:r>
+        <w:rPr>
+          <w:rFonts w:ascii="Times New Roman" w:hAnsi="Times New Roman" w:cs="Times New Roman"/>
+          <w:sz w:val="24"/>
+        </w:rPr>
+        <w:t>kernel típusát</w:t>
+      </w:r>
+      <w:r>
+        <w:rPr>
+          <w:rFonts w:ascii="Times New Roman" w:hAnsi="Times New Roman" w:cs="Times New Roman"/>
+          <w:sz w:val="24"/>
+        </w:rPr>
+        <w:t xml:space="preserve"> optimalizálja, az összes lehetséges kombinációt kipróbálva. Mivel az SVM-</w:t>
+      </w:r>
+      <w:proofErr w:type="spellStart"/>
+      <w:r>
+        <w:rPr>
+          <w:rFonts w:ascii="Times New Roman" w:hAnsi="Times New Roman" w:cs="Times New Roman"/>
+          <w:sz w:val="24"/>
+        </w:rPr>
+        <w:t>nek</w:t>
+      </w:r>
+      <w:proofErr w:type="spellEnd"/>
+      <w:r>
+        <w:rPr>
+          <w:rFonts w:ascii="Times New Roman" w:hAnsi="Times New Roman" w:cs="Times New Roman"/>
+          <w:sz w:val="24"/>
+        </w:rPr>
+        <w:t xml:space="preserve"> nincs beépített </w:t>
+      </w:r>
+      <w:proofErr w:type="spellStart"/>
+      <w:r>
+        <w:rPr>
+          <w:rFonts w:ascii="Times New Roman" w:hAnsi="Times New Roman" w:cs="Times New Roman"/>
+          <w:sz w:val="24"/>
+        </w:rPr>
+        <w:t>feature</w:t>
+      </w:r>
+      <w:proofErr w:type="spellEnd"/>
+      <w:r>
+        <w:rPr>
+          <w:rFonts w:ascii="Times New Roman" w:hAnsi="Times New Roman" w:cs="Times New Roman"/>
+          <w:sz w:val="24"/>
+        </w:rPr>
+        <w:t xml:space="preserve"> </w:t>
+      </w:r>
+      <w:proofErr w:type="spellStart"/>
+      <w:r>
+        <w:rPr>
+          <w:rFonts w:ascii="Times New Roman" w:hAnsi="Times New Roman" w:cs="Times New Roman"/>
+          <w:sz w:val="24"/>
+        </w:rPr>
+        <w:t>importance</w:t>
+      </w:r>
+      <w:proofErr w:type="spellEnd"/>
+      <w:r>
+        <w:rPr>
+          <w:rFonts w:ascii="Times New Roman" w:hAnsi="Times New Roman" w:cs="Times New Roman"/>
+          <w:sz w:val="24"/>
+        </w:rPr>
+        <w:t xml:space="preserve"> mechanizmusa, a jellemzők fontosságát </w:t>
+      </w:r>
+      <w:proofErr w:type="spellStart"/>
+      <w:r>
+        <w:rPr>
+          <w:rFonts w:ascii="Times New Roman" w:hAnsi="Times New Roman" w:cs="Times New Roman"/>
+          <w:sz w:val="24"/>
+        </w:rPr>
+        <w:t>permutation</w:t>
+      </w:r>
+      <w:proofErr w:type="spellEnd"/>
+      <w:r>
+        <w:rPr>
+          <w:rFonts w:ascii="Times New Roman" w:hAnsi="Times New Roman" w:cs="Times New Roman"/>
+          <w:sz w:val="24"/>
+        </w:rPr>
+        <w:t xml:space="preserve"> </w:t>
+      </w:r>
+      <w:proofErr w:type="spellStart"/>
+      <w:r>
+        <w:rPr>
+          <w:rFonts w:ascii="Times New Roman" w:hAnsi="Times New Roman" w:cs="Times New Roman"/>
+          <w:sz w:val="24"/>
+        </w:rPr>
+        <w:t>impor</w:t>
+      </w:r>
+      <w:r>
+        <w:rPr>
+          <w:rFonts w:ascii="Times New Roman" w:hAnsi="Times New Roman" w:cs="Times New Roman"/>
+          <w:sz w:val="24"/>
+        </w:rPr>
+        <w:t>tance</w:t>
+      </w:r>
+      <w:proofErr w:type="spellEnd"/>
+      <w:r>
+        <w:rPr>
+          <w:rFonts w:ascii="Times New Roman" w:hAnsi="Times New Roman" w:cs="Times New Roman"/>
+          <w:sz w:val="24"/>
+        </w:rPr>
+        <w:t xml:space="preserve"> segítségével számítja ki,</w:t>
+      </w:r>
+      <w:r>
+        <w:rPr>
+          <w:rFonts w:ascii="Times New Roman" w:hAnsi="Times New Roman" w:cs="Times New Roman"/>
+          <w:sz w:val="24"/>
+        </w:rPr>
+        <w:t xml:space="preserve"> ez 10-szer </w:t>
+      </w:r>
+      <w:proofErr w:type="spellStart"/>
+      <w:r>
+        <w:rPr>
+          <w:rFonts w:ascii="Times New Roman" w:hAnsi="Times New Roman" w:cs="Times New Roman"/>
+          <w:sz w:val="24"/>
+        </w:rPr>
+        <w:t>újrafuttatja</w:t>
+      </w:r>
+      <w:proofErr w:type="spellEnd"/>
+      <w:r>
+        <w:rPr>
+          <w:rFonts w:ascii="Times New Roman" w:hAnsi="Times New Roman" w:cs="Times New Roman"/>
+          <w:sz w:val="24"/>
+        </w:rPr>
+        <w:t xml:space="preserve"> a modellt, minden alkalommal egy jellemző értékeit felkeverve, és méri mennyit romlott a pontosság:</w:t>
+      </w:r>
+    </w:p>
+    <w:p>
+      <w:pPr>
+        <w:spacing w:after="120" w:line="240" w:lineRule="auto"/>
+        <w:jc w:val="both"/>
+        <w:rPr>
+          <w:rFonts w:ascii="Courier New" w:hAnsi="Courier New" w:cs="Courier New"/>
+          <w:sz w:val="24"/>
+        </w:rPr>
+      </w:pPr>
+      <w:proofErr w:type="spellStart"/>
+      <w:r>
+        <w:rPr>
+          <w:rFonts w:ascii="Courier New" w:hAnsi="Courier New" w:cs="Courier New"/>
+          <w:sz w:val="24"/>
+        </w:rPr>
+        <w:t>pythonperm</w:t>
+      </w:r>
+      <w:proofErr w:type="spellEnd"/>
+      <w:r>
+        <w:rPr>
+          <w:rFonts w:ascii="Courier New" w:hAnsi="Courier New" w:cs="Courier New"/>
+          <w:sz w:val="24"/>
+        </w:rPr>
+        <w:t xml:space="preserve"> = </w:t>
+      </w:r>
+      <w:proofErr w:type="spellStart"/>
+      <w:r>
+        <w:rPr>
+          <w:rFonts w:ascii="Courier New" w:hAnsi="Courier New" w:cs="Courier New"/>
+          <w:sz w:val="24"/>
+        </w:rPr>
+        <w:t>permutati</w:t>
+      </w:r>
+      <w:r>
+        <w:rPr>
+          <w:rFonts w:ascii="Courier New" w:hAnsi="Courier New" w:cs="Courier New"/>
+          <w:sz w:val="24"/>
+        </w:rPr>
+        <w:t>on_</w:t>
+      </w:r>
+      <w:proofErr w:type="gramStart"/>
+      <w:r>
+        <w:rPr>
+          <w:rFonts w:ascii="Courier New" w:hAnsi="Courier New" w:cs="Courier New"/>
+          <w:sz w:val="24"/>
+        </w:rPr>
+        <w:t>importance</w:t>
+      </w:r>
+      <w:proofErr w:type="spellEnd"/>
+      <w:r>
+        <w:rPr>
+          <w:rFonts w:ascii="Courier New" w:hAnsi="Courier New" w:cs="Courier New"/>
+          <w:sz w:val="24"/>
+        </w:rPr>
+        <w:t>(</w:t>
+      </w:r>
+      <w:proofErr w:type="spellStart"/>
+      <w:proofErr w:type="gramEnd"/>
+      <w:r>
+        <w:rPr>
+          <w:rFonts w:ascii="Courier New" w:hAnsi="Courier New" w:cs="Courier New"/>
+          <w:sz w:val="24"/>
+        </w:rPr>
+        <w:t>best_model</w:t>
+      </w:r>
+      <w:proofErr w:type="spellEnd"/>
+      <w:r>
+        <w:rPr>
+          <w:rFonts w:ascii="Courier New" w:hAnsi="Courier New" w:cs="Courier New"/>
+          <w:sz w:val="24"/>
+        </w:rPr>
+        <w:t>, X, y,</w:t>
+      </w:r>
+    </w:p>
+    <w:p>
+      <w:pPr>
+        <w:spacing w:after="120" w:line="240" w:lineRule="auto"/>
+        <w:jc w:val="both"/>
+        <w:rPr>
+          <w:rFonts w:ascii="Courier New" w:hAnsi="Courier New" w:cs="Courier New"/>
+          <w:sz w:val="24"/>
+        </w:rPr>
+      </w:pPr>
+      <w:proofErr w:type="spellStart"/>
+      <w:r>
+        <w:rPr>
+          <w:rFonts w:ascii="Courier New" w:hAnsi="Courier New" w:cs="Courier New"/>
+          <w:sz w:val="24"/>
+        </w:rPr>
+        <w:t>n_repeats</w:t>
+      </w:r>
+      <w:proofErr w:type="spellEnd"/>
+      <w:r>
+        <w:rPr>
+          <w:rFonts w:ascii="Courier New" w:hAnsi="Courier New" w:cs="Courier New"/>
+          <w:sz w:val="24"/>
+        </w:rPr>
+        <w:t xml:space="preserve">=10, </w:t>
+      </w:r>
+      <w:proofErr w:type="spellStart"/>
+      <w:r>
+        <w:rPr>
+          <w:rFonts w:ascii="Courier New" w:hAnsi="Courier New" w:cs="Courier New"/>
+          <w:sz w:val="24"/>
+        </w:rPr>
+        <w:t>random_state</w:t>
+      </w:r>
+      <w:proofErr w:type="spellEnd"/>
+      <w:r>
+        <w:rPr>
+          <w:rFonts w:ascii="Courier New" w:hAnsi="Courier New" w:cs="Courier New"/>
+          <w:sz w:val="24"/>
+        </w:rPr>
+        <w:t xml:space="preserve">=42, </w:t>
+      </w:r>
+      <w:proofErr w:type="spellStart"/>
+      <w:r>
+        <w:rPr>
+          <w:rFonts w:ascii="Courier New" w:hAnsi="Courier New" w:cs="Courier New"/>
+          <w:sz w:val="24"/>
+        </w:rPr>
+        <w:t>n_jobs</w:t>
+      </w:r>
+      <w:proofErr w:type="spellEnd"/>
+      <w:r>
+        <w:rPr>
+          <w:rFonts w:ascii="Courier New" w:hAnsi="Courier New" w:cs="Courier New"/>
+          <w:sz w:val="24"/>
+        </w:rPr>
+        <w:t>=-1)</w:t>
+      </w:r>
+    </w:p>
+    <w:p>
+      <w:pPr>
+        <w:spacing w:after="120" w:line="360" w:lineRule="auto"/>
+        <w:jc w:val="both"/>
+        <w:rPr>
+          <w:rFonts w:ascii="Courier New" w:hAnsi="Courier New" w:cs="Courier New"/>
+          <w:sz w:val="24"/>
+        </w:rPr>
+      </w:pPr>
+      <w:proofErr w:type="spellStart"/>
+      <w:r>
+        <w:rPr>
+          <w:rFonts w:ascii="Courier New" w:hAnsi="Courier New" w:cs="Courier New"/>
+          <w:sz w:val="24"/>
+        </w:rPr>
+        <w:t>feature_importances</w:t>
+      </w:r>
+      <w:proofErr w:type="spellEnd"/>
+      <w:r>
+        <w:rPr>
+          <w:rFonts w:ascii="Courier New" w:hAnsi="Courier New" w:cs="Courier New"/>
+          <w:sz w:val="24"/>
+        </w:rPr>
+        <w:t xml:space="preserve"> = </w:t>
+      </w:r>
+      <w:proofErr w:type="spellStart"/>
+      <w:r>
+        <w:rPr>
+          <w:rFonts w:ascii="Courier New" w:hAnsi="Courier New" w:cs="Courier New"/>
+          <w:sz w:val="24"/>
+        </w:rPr>
+        <w:t>perm.importances_mean</w:t>
+      </w:r>
+      <w:proofErr w:type="spellEnd"/>
+    </w:p>
+    <w:p>
+      <w:pPr>
+        <w:spacing w:after="120" w:line="360" w:lineRule="auto"/>
+        <w:jc w:val="both"/>
+        <w:rPr>
+          <w:rFonts w:ascii="Times New Roman" w:hAnsi="Times New Roman" w:cs="Times New Roman"/>
+          <w:sz w:val="24"/>
+        </w:rPr>
+      </w:pPr>
+      <w:r>
+        <w:rPr>
+          <w:rFonts w:ascii="Times New Roman" w:hAnsi="Times New Roman" w:cs="Times New Roman"/>
+          <w:sz w:val="24"/>
+        </w:rPr>
+        <w:t xml:space="preserve">A </w:t>
+      </w:r>
+      <w:proofErr w:type="spellStart"/>
+      <w:r>
+        <w:rPr>
+          <w:rFonts w:ascii="Times New Roman" w:hAnsi="Times New Roman" w:cs="Times New Roman"/>
+          <w:sz w:val="24"/>
+        </w:rPr>
+        <w:t>train_and_evaluate_rf</w:t>
+      </w:r>
+      <w:proofErr w:type="spellEnd"/>
+      <w:r>
+        <w:rPr>
+          <w:rFonts w:ascii="Times New Roman" w:hAnsi="Times New Roman" w:cs="Times New Roman"/>
+          <w:sz w:val="24"/>
+        </w:rPr>
+        <w:t xml:space="preserve"> a Random Forest modellt tanítja be. A </w:t>
+      </w:r>
+      <w:proofErr w:type="spellStart"/>
+      <w:r>
+        <w:rPr>
+          <w:rFonts w:ascii="Times New Roman" w:hAnsi="Times New Roman" w:cs="Times New Roman"/>
+          <w:sz w:val="24"/>
+        </w:rPr>
+        <w:t>GridSearch</w:t>
+      </w:r>
+      <w:proofErr w:type="spellEnd"/>
+      <w:r>
+        <w:rPr>
+          <w:rFonts w:ascii="Times New Roman" w:hAnsi="Times New Roman" w:cs="Times New Roman"/>
+          <w:sz w:val="24"/>
+        </w:rPr>
+        <w:t xml:space="preserve"> a fák számát, maximális mélységét és az elágazási feltételek </w:t>
+      </w:r>
+      <w:proofErr w:type="gramStart"/>
+      <w:r>
+        <w:rPr>
+          <w:rFonts w:ascii="Times New Roman" w:hAnsi="Times New Roman" w:cs="Times New Roman"/>
+          <w:sz w:val="24"/>
+        </w:rPr>
+        <w:t>minimális</w:t>
+      </w:r>
+      <w:proofErr w:type="gramEnd"/>
+      <w:r>
+        <w:rPr>
+          <w:rFonts w:ascii="Times New Roman" w:hAnsi="Times New Roman" w:cs="Times New Roman"/>
+          <w:sz w:val="24"/>
+        </w:rPr>
+        <w:t xml:space="preserve"> mintaszámát optimalizálja. A Random Forest esetén a </w:t>
+      </w:r>
+      <w:proofErr w:type="spellStart"/>
+      <w:r>
+        <w:rPr>
+          <w:rFonts w:ascii="Times New Roman" w:hAnsi="Times New Roman" w:cs="Times New Roman"/>
+          <w:sz w:val="24"/>
+        </w:rPr>
+        <w:t>feature</w:t>
+      </w:r>
+      <w:proofErr w:type="spellEnd"/>
+      <w:r>
+        <w:rPr>
+          <w:rFonts w:ascii="Times New Roman" w:hAnsi="Times New Roman" w:cs="Times New Roman"/>
+          <w:sz w:val="24"/>
+        </w:rPr>
+        <w:t xml:space="preserve"> </w:t>
+      </w:r>
+      <w:proofErr w:type="spellStart"/>
+      <w:r>
+        <w:rPr>
+          <w:rFonts w:ascii="Times New Roman" w:hAnsi="Times New Roman" w:cs="Times New Roman"/>
+          <w:sz w:val="24"/>
+        </w:rPr>
+        <w:t>importance</w:t>
+      </w:r>
+      <w:proofErr w:type="spellEnd"/>
+      <w:r>
+        <w:rPr>
+          <w:rFonts w:ascii="Times New Roman" w:hAnsi="Times New Roman" w:cs="Times New Roman"/>
+          <w:sz w:val="24"/>
+        </w:rPr>
+        <w:t xml:space="preserve"> beépítetten elérhető a betanított modellből, nem kell külön számítani:</w:t>
+      </w:r>
+    </w:p>
+    <w:p>
+      <w:pPr>
+        <w:spacing w:after="120" w:line="360" w:lineRule="auto"/>
+        <w:jc w:val="both"/>
+        <w:rPr>
+          <w:rFonts w:ascii="Courier New" w:hAnsi="Courier New" w:cs="Courier New"/>
+          <w:sz w:val="24"/>
+        </w:rPr>
+      </w:pPr>
+      <w:proofErr w:type="spellStart"/>
+      <w:r>
+        <w:rPr>
+          <w:rFonts w:ascii="Courier New" w:hAnsi="Courier New" w:cs="Courier New"/>
+          <w:sz w:val="24"/>
+        </w:rPr>
+        <w:t>pythonfeature_importances</w:t>
+      </w:r>
+      <w:proofErr w:type="spellEnd"/>
+      <w:r>
+        <w:rPr>
+          <w:rFonts w:ascii="Courier New" w:hAnsi="Courier New" w:cs="Courier New"/>
+          <w:sz w:val="24"/>
+        </w:rPr>
+        <w:t xml:space="preserve"> = </w:t>
+      </w:r>
+      <w:proofErr w:type="spellStart"/>
+      <w:r>
+        <w:rPr>
+          <w:rFonts w:ascii="Courier New" w:hAnsi="Courier New" w:cs="Courier New"/>
+          <w:sz w:val="24"/>
+        </w:rPr>
+        <w:t>best_model.feature_importances</w:t>
+      </w:r>
+      <w:proofErr w:type="spellEnd"/>
+      <w:r>
+        <w:rPr>
+          <w:rFonts w:ascii="Courier New" w:hAnsi="Courier New" w:cs="Courier New"/>
+          <w:sz w:val="24"/>
+        </w:rPr>
+        <w:t>_</w:t>
+      </w:r>
+    </w:p>
+    <w:p>
+      <w:pPr>
+        <w:spacing w:after="120" w:line="360" w:lineRule="auto"/>
+        <w:jc w:val="both"/>
+        <w:rPr>
+          <w:rFonts w:ascii="Times New Roman" w:hAnsi="Times New Roman" w:cs="Times New Roman"/>
+          <w:sz w:val="24"/>
+        </w:rPr>
+      </w:pPr>
+      <w:r>
+        <w:rPr>
+          <w:rFonts w:ascii="Times New Roman" w:hAnsi="Times New Roman" w:cs="Times New Roman"/>
+          <w:sz w:val="24"/>
+        </w:rPr>
+        <w:t xml:space="preserve">A </w:t>
+      </w:r>
+      <w:proofErr w:type="spellStart"/>
+      <w:r>
+        <w:rPr>
+          <w:rFonts w:ascii="Times New Roman" w:hAnsi="Times New Roman" w:cs="Times New Roman"/>
+          <w:sz w:val="24"/>
+        </w:rPr>
+        <w:t>train_and_evaluate_rf_mlp</w:t>
+      </w:r>
+      <w:proofErr w:type="spellEnd"/>
+      <w:r>
+        <w:rPr>
+          <w:rFonts w:ascii="Times New Roman" w:hAnsi="Times New Roman" w:cs="Times New Roman"/>
+          <w:sz w:val="24"/>
+        </w:rPr>
+        <w:t xml:space="preserve"> egy összetettebb modellt valósít meg, amelyet az </w:t>
+      </w:r>
+      <w:proofErr w:type="spellStart"/>
+      <w:r>
+        <w:rPr>
+          <w:rFonts w:ascii="Times New Roman" w:hAnsi="Times New Roman" w:cs="Times New Roman"/>
+          <w:sz w:val="24"/>
+        </w:rPr>
+        <w:t>RF_MLP_Combined</w:t>
+      </w:r>
+      <w:proofErr w:type="spellEnd"/>
+      <w:r>
+        <w:rPr>
+          <w:rFonts w:ascii="Times New Roman" w:hAnsi="Times New Roman" w:cs="Times New Roman"/>
+          <w:sz w:val="24"/>
+        </w:rPr>
+        <w:t xml:space="preserve"> osztály </w:t>
+      </w:r>
+      <w:proofErr w:type="gramStart"/>
+      <w:r>
+        <w:rPr>
+          <w:rFonts w:ascii="Times New Roman" w:hAnsi="Times New Roman" w:cs="Times New Roman"/>
+          <w:sz w:val="24"/>
+        </w:rPr>
+        <w:t>reprezentál</w:t>
+      </w:r>
+      <w:proofErr w:type="gramEnd"/>
+      <w:r>
+        <w:rPr>
+          <w:rFonts w:ascii="Times New Roman" w:hAnsi="Times New Roman" w:cs="Times New Roman"/>
+          <w:sz w:val="24"/>
+        </w:rPr>
+        <w:t xml:space="preserve">. Ez az osztály a </w:t>
+      </w:r>
+      <w:proofErr w:type="spellStart"/>
+      <w:r>
+        <w:rPr>
+          <w:rFonts w:ascii="Times New Roman" w:hAnsi="Times New Roman" w:cs="Times New Roman"/>
+          <w:sz w:val="24"/>
+        </w:rPr>
+        <w:t>BaseEstimator</w:t>
+      </w:r>
+      <w:proofErr w:type="spellEnd"/>
+      <w:r>
+        <w:rPr>
+          <w:rFonts w:ascii="Times New Roman" w:hAnsi="Times New Roman" w:cs="Times New Roman"/>
+          <w:sz w:val="24"/>
+        </w:rPr>
+        <w:t xml:space="preserve"> és </w:t>
+      </w:r>
+      <w:proofErr w:type="spellStart"/>
+      <w:r>
+        <w:rPr>
+          <w:rFonts w:ascii="Times New Roman" w:hAnsi="Times New Roman" w:cs="Times New Roman"/>
+          <w:sz w:val="24"/>
+        </w:rPr>
+        <w:t>ClassifierMixin</w:t>
+      </w:r>
+      <w:proofErr w:type="spellEnd"/>
+      <w:r>
+        <w:rPr>
+          <w:rFonts w:ascii="Times New Roman" w:hAnsi="Times New Roman" w:cs="Times New Roman"/>
+          <w:sz w:val="24"/>
+        </w:rPr>
+        <w:t xml:space="preserve"> </w:t>
+      </w:r>
+      <w:proofErr w:type="spellStart"/>
+      <w:r>
+        <w:rPr>
+          <w:rFonts w:ascii="Times New Roman" w:hAnsi="Times New Roman" w:cs="Times New Roman"/>
+          <w:sz w:val="24"/>
+        </w:rPr>
+        <w:t>scikit-learn</w:t>
+      </w:r>
+      <w:proofErr w:type="spellEnd"/>
+      <w:r>
+        <w:rPr>
+          <w:rFonts w:ascii="Times New Roman" w:hAnsi="Times New Roman" w:cs="Times New Roman"/>
+          <w:sz w:val="24"/>
+        </w:rPr>
+        <w:t xml:space="preserve"> alaposztályokból </w:t>
+      </w:r>
+      <w:proofErr w:type="spellStart"/>
+      <w:r>
+        <w:rPr>
+          <w:rFonts w:ascii="Times New Roman" w:hAnsi="Times New Roman" w:cs="Times New Roman"/>
+          <w:sz w:val="24"/>
+        </w:rPr>
+        <w:t>örökli</w:t>
+      </w:r>
+      <w:proofErr w:type="spellEnd"/>
+      <w:r>
+        <w:rPr>
+          <w:rFonts w:ascii="Times New Roman" w:hAnsi="Times New Roman" w:cs="Times New Roman"/>
+          <w:sz w:val="24"/>
+        </w:rPr>
+        <w:t xml:space="preserve"> az interfészt, ami lehetővé </w:t>
+      </w:r>
+      <w:proofErr w:type="gramStart"/>
+      <w:r>
+        <w:rPr>
+          <w:rFonts w:ascii="Times New Roman" w:hAnsi="Times New Roman" w:cs="Times New Roman"/>
+          <w:sz w:val="24"/>
+        </w:rPr>
+        <w:t>teszi</w:t>
+      </w:r>
+      <w:proofErr w:type="gramEnd"/>
+      <w:r>
+        <w:rPr>
+          <w:rFonts w:ascii="Times New Roman" w:hAnsi="Times New Roman" w:cs="Times New Roman"/>
+          <w:sz w:val="24"/>
+        </w:rPr>
+        <w:t xml:space="preserve"> hogy a </w:t>
+      </w:r>
+      <w:proofErr w:type="spellStart"/>
+      <w:r>
+        <w:rPr>
+          <w:rFonts w:ascii="Times New Roman" w:hAnsi="Times New Roman" w:cs="Times New Roman"/>
+          <w:sz w:val="24"/>
+        </w:rPr>
+        <w:t>keresztvalidációs</w:t>
+      </w:r>
+      <w:proofErr w:type="spellEnd"/>
+      <w:r>
+        <w:rPr>
+          <w:rFonts w:ascii="Times New Roman" w:hAnsi="Times New Roman" w:cs="Times New Roman"/>
+          <w:sz w:val="24"/>
+        </w:rPr>
+        <w:t xml:space="preserve"> ciklusban ugyanúgy lehessen használni mint a többi modellt. A működés lényege hogy a Random Forest valószínűségi kimeneteit adja át egy neurális hálónak:</w:t>
+      </w:r>
+    </w:p>
+    <w:p>
+      <w:pPr>
+        <w:rPr>
+          <w:rFonts w:ascii="Times New Roman" w:hAnsi="Times New Roman" w:cs="Times New Roman"/>
+          <w:sz w:val="24"/>
+        </w:rPr>
+      </w:pPr>
+      <w:r>
+        <w:rPr>
+          <w:rFonts w:ascii="Times New Roman" w:hAnsi="Times New Roman" w:cs="Times New Roman"/>
+          <w:sz w:val="24"/>
+        </w:rPr>
+        <w:br w:type="page"/>
+      </w:r>
+    </w:p>
+    <w:p>
+      <w:pPr>
+        <w:spacing w:after="120" w:line="240" w:lineRule="auto"/>
+        <w:jc w:val="both"/>
+        <w:rPr>
+          <w:rFonts w:ascii="Courier New" w:hAnsi="Courier New" w:cs="Courier New"/>
+          <w:sz w:val="24"/>
+        </w:rPr>
+      </w:pPr>
+      <w:proofErr w:type="spellStart"/>
+      <w:r>
+        <w:rPr>
+          <w:rFonts w:ascii="Courier New" w:hAnsi="Courier New" w:cs="Courier New"/>
+          <w:sz w:val="24"/>
+        </w:rPr>
+        <w:lastRenderedPageBreak/>
+        <w:t>pythondef</w:t>
+      </w:r>
+      <w:proofErr w:type="spellEnd"/>
+      <w:r>
+        <w:rPr>
+          <w:rFonts w:ascii="Courier New" w:hAnsi="Courier New" w:cs="Courier New"/>
+          <w:sz w:val="24"/>
+        </w:rPr>
+        <w:t xml:space="preserve"> </w:t>
+      </w:r>
+      <w:proofErr w:type="gramStart"/>
+      <w:r>
+        <w:rPr>
+          <w:rFonts w:ascii="Courier New" w:hAnsi="Courier New" w:cs="Courier New"/>
+          <w:sz w:val="24"/>
+        </w:rPr>
+        <w:t>fit(</w:t>
+      </w:r>
+      <w:proofErr w:type="spellStart"/>
+      <w:proofErr w:type="gramEnd"/>
+      <w:r>
+        <w:rPr>
+          <w:rFonts w:ascii="Courier New" w:hAnsi="Courier New" w:cs="Courier New"/>
+          <w:sz w:val="24"/>
+        </w:rPr>
+        <w:t>self</w:t>
+      </w:r>
+      <w:proofErr w:type="spellEnd"/>
+      <w:r>
+        <w:rPr>
+          <w:rFonts w:ascii="Courier New" w:hAnsi="Courier New" w:cs="Courier New"/>
+          <w:sz w:val="24"/>
+        </w:rPr>
+        <w:t>, X, y):</w:t>
+      </w:r>
+    </w:p>
+    <w:p>
+      <w:pPr>
+        <w:spacing w:after="120" w:line="240" w:lineRule="auto"/>
+        <w:jc w:val="both"/>
+        <w:rPr>
+          <w:rFonts w:ascii="Courier New" w:hAnsi="Courier New" w:cs="Courier New"/>
+          <w:sz w:val="24"/>
+        </w:rPr>
+      </w:pPr>
+      <w:r>
+        <w:rPr>
+          <w:rFonts w:ascii="Courier New" w:hAnsi="Courier New" w:cs="Courier New"/>
+          <w:sz w:val="24"/>
+        </w:rPr>
+        <w:t xml:space="preserve">    </w:t>
+      </w:r>
+      <w:proofErr w:type="spellStart"/>
+      <w:proofErr w:type="gramStart"/>
+      <w:r>
+        <w:rPr>
+          <w:rFonts w:ascii="Courier New" w:hAnsi="Courier New" w:cs="Courier New"/>
+          <w:sz w:val="24"/>
+        </w:rPr>
+        <w:t>self.rf_model.fit</w:t>
+      </w:r>
+      <w:proofErr w:type="spellEnd"/>
+      <w:proofErr w:type="gramEnd"/>
+      <w:r>
+        <w:rPr>
+          <w:rFonts w:ascii="Courier New" w:hAnsi="Courier New" w:cs="Courier New"/>
+          <w:sz w:val="24"/>
+        </w:rPr>
+        <w:t>(X, y)</w:t>
+      </w:r>
+    </w:p>
+    <w:p>
+      <w:pPr>
+        <w:spacing w:after="120" w:line="240" w:lineRule="auto"/>
+        <w:jc w:val="both"/>
+        <w:rPr>
+          <w:rFonts w:ascii="Courier New" w:hAnsi="Courier New" w:cs="Courier New"/>
+          <w:sz w:val="24"/>
+        </w:rPr>
+      </w:pPr>
+      <w:r>
+        <w:rPr>
+          <w:rFonts w:ascii="Courier New" w:hAnsi="Courier New" w:cs="Courier New"/>
+          <w:sz w:val="24"/>
+        </w:rPr>
+        <w:t xml:space="preserve">    </w:t>
+      </w:r>
+      <w:proofErr w:type="spellStart"/>
+      <w:r>
+        <w:rPr>
+          <w:rFonts w:ascii="Courier New" w:hAnsi="Courier New" w:cs="Courier New"/>
+          <w:sz w:val="24"/>
+        </w:rPr>
+        <w:t>rf_proba</w:t>
+      </w:r>
+      <w:proofErr w:type="spellEnd"/>
+      <w:r>
+        <w:rPr>
+          <w:rFonts w:ascii="Courier New" w:hAnsi="Courier New" w:cs="Courier New"/>
+          <w:sz w:val="24"/>
+        </w:rPr>
+        <w:t xml:space="preserve"> = </w:t>
+      </w:r>
+      <w:proofErr w:type="spellStart"/>
+      <w:proofErr w:type="gramStart"/>
+      <w:r>
+        <w:rPr>
+          <w:rFonts w:ascii="Courier New" w:hAnsi="Courier New" w:cs="Courier New"/>
+          <w:sz w:val="24"/>
+        </w:rPr>
+        <w:t>self.rf_model.predict_proba</w:t>
+      </w:r>
+      <w:proofErr w:type="spellEnd"/>
+      <w:r>
+        <w:rPr>
+          <w:rFonts w:ascii="Courier New" w:hAnsi="Courier New" w:cs="Courier New"/>
+          <w:sz w:val="24"/>
+        </w:rPr>
+        <w:t>(</w:t>
+      </w:r>
+      <w:proofErr w:type="gramEnd"/>
+      <w:r>
+        <w:rPr>
+          <w:rFonts w:ascii="Courier New" w:hAnsi="Courier New" w:cs="Courier New"/>
+          <w:sz w:val="24"/>
+        </w:rPr>
+        <w:t>X)</w:t>
+      </w:r>
+    </w:p>
+    <w:p>
+      <w:pPr>
+        <w:spacing w:after="120" w:line="240" w:lineRule="auto"/>
+        <w:jc w:val="both"/>
+        <w:rPr>
+          <w:rFonts w:ascii="Courier New" w:hAnsi="Courier New" w:cs="Courier New"/>
+          <w:sz w:val="24"/>
+        </w:rPr>
+      </w:pPr>
+      <w:r>
+        <w:rPr>
+          <w:rFonts w:ascii="Courier New" w:hAnsi="Courier New" w:cs="Courier New"/>
+          <w:sz w:val="24"/>
+        </w:rPr>
+        <w:t xml:space="preserve">    </w:t>
+      </w:r>
+      <w:proofErr w:type="spellStart"/>
+      <w:proofErr w:type="gramStart"/>
+      <w:r>
+        <w:rPr>
+          <w:rFonts w:ascii="Courier New" w:hAnsi="Courier New" w:cs="Courier New"/>
+          <w:sz w:val="24"/>
+        </w:rPr>
+        <w:t>self.mlp_model.fit</w:t>
+      </w:r>
+      <w:proofErr w:type="spellEnd"/>
+      <w:proofErr w:type="gramEnd"/>
+      <w:r>
+        <w:rPr>
+          <w:rFonts w:ascii="Courier New" w:hAnsi="Courier New" w:cs="Courier New"/>
+          <w:sz w:val="24"/>
+        </w:rPr>
+        <w:t>(</w:t>
+      </w:r>
+      <w:proofErr w:type="spellStart"/>
+      <w:r>
+        <w:rPr>
+          <w:rFonts w:ascii="Courier New" w:hAnsi="Courier New" w:cs="Courier New"/>
+          <w:sz w:val="24"/>
+        </w:rPr>
+        <w:t>rf_proba</w:t>
+      </w:r>
+      <w:proofErr w:type="spellEnd"/>
+      <w:r>
+        <w:rPr>
+          <w:rFonts w:ascii="Courier New" w:hAnsi="Courier New" w:cs="Courier New"/>
+          <w:sz w:val="24"/>
+        </w:rPr>
+        <w:t>, y)</w:t>
+      </w:r>
+    </w:p>
+    <w:p>
+      <w:pPr>
+        <w:spacing w:after="120" w:line="360" w:lineRule="auto"/>
+        <w:jc w:val="both"/>
+        <w:rPr>
+          <w:rFonts w:ascii="Courier New" w:hAnsi="Courier New" w:cs="Courier New"/>
+          <w:sz w:val="24"/>
+        </w:rPr>
+      </w:pPr>
+      <w:r>
+        <w:rPr>
+          <w:rFonts w:ascii="Courier New" w:hAnsi="Courier New" w:cs="Courier New"/>
+          <w:sz w:val="24"/>
+        </w:rPr>
+        <w:t xml:space="preserve">    </w:t>
+      </w:r>
+      <w:proofErr w:type="spellStart"/>
+      <w:r>
+        <w:rPr>
+          <w:rFonts w:ascii="Courier New" w:hAnsi="Courier New" w:cs="Courier New"/>
+          <w:sz w:val="24"/>
+        </w:rPr>
+        <w:t>return</w:t>
+      </w:r>
+      <w:proofErr w:type="spellEnd"/>
+      <w:r>
+        <w:rPr>
+          <w:rFonts w:ascii="Courier New" w:hAnsi="Courier New" w:cs="Courier New"/>
+          <w:sz w:val="24"/>
+        </w:rPr>
+        <w:t xml:space="preserve"> </w:t>
+      </w:r>
+      <w:proofErr w:type="spellStart"/>
+      <w:r>
+        <w:rPr>
+          <w:rFonts w:ascii="Courier New" w:hAnsi="Courier New" w:cs="Courier New"/>
+          <w:sz w:val="24"/>
+        </w:rPr>
+        <w:t>self</w:t>
+      </w:r>
+      <w:proofErr w:type="spellEnd"/>
+    </w:p>
+    <w:p>
+      <w:pPr>
+        <w:spacing w:after="120" w:line="360" w:lineRule="auto"/>
+        <w:jc w:val="both"/>
+        <w:rPr>
+          <w:rFonts w:ascii="Times New Roman" w:hAnsi="Times New Roman" w:cs="Times New Roman"/>
+          <w:sz w:val="24"/>
+        </w:rPr>
+      </w:pPr>
+      <w:r>
+        <w:rPr>
+          <w:rFonts w:ascii="Times New Roman" w:hAnsi="Times New Roman" w:cs="Times New Roman"/>
+          <w:sz w:val="24"/>
+        </w:rPr>
+        <w:t>Az MLP ké</w:t>
+      </w:r>
+      <w:r>
+        <w:rPr>
+          <w:rFonts w:ascii="Times New Roman" w:hAnsi="Times New Roman" w:cs="Times New Roman"/>
+          <w:sz w:val="24"/>
+        </w:rPr>
+        <w:t>t rejtett réteggel rendelkezik: 32 és 16 neuronnal</w:t>
+      </w:r>
+      <w:r>
+        <w:rPr>
+          <w:rFonts w:ascii="Times New Roman" w:hAnsi="Times New Roman" w:cs="Times New Roman"/>
+          <w:sz w:val="24"/>
+        </w:rPr>
+        <w:t xml:space="preserve">, </w:t>
+      </w:r>
+      <w:proofErr w:type="spellStart"/>
+      <w:r>
+        <w:rPr>
+          <w:rFonts w:ascii="Times New Roman" w:hAnsi="Times New Roman" w:cs="Times New Roman"/>
+          <w:sz w:val="24"/>
+        </w:rPr>
+        <w:t>ReLU</w:t>
+      </w:r>
+      <w:proofErr w:type="spellEnd"/>
+      <w:r>
+        <w:rPr>
+          <w:rFonts w:ascii="Times New Roman" w:hAnsi="Times New Roman" w:cs="Times New Roman"/>
+          <w:sz w:val="24"/>
+        </w:rPr>
+        <w:t xml:space="preserve"> aktivációs függvénnyel és Adam optimalizálóval. A </w:t>
+      </w:r>
+      <w:proofErr w:type="spellStart"/>
+      <w:r>
+        <w:rPr>
+          <w:rFonts w:ascii="Times New Roman" w:hAnsi="Times New Roman" w:cs="Times New Roman"/>
+          <w:sz w:val="24"/>
+        </w:rPr>
+        <w:t>feature</w:t>
+      </w:r>
+      <w:proofErr w:type="spellEnd"/>
+      <w:r>
+        <w:rPr>
+          <w:rFonts w:ascii="Times New Roman" w:hAnsi="Times New Roman" w:cs="Times New Roman"/>
+          <w:sz w:val="24"/>
+        </w:rPr>
+        <w:t xml:space="preserve"> </w:t>
+      </w:r>
+      <w:proofErr w:type="spellStart"/>
+      <w:r>
+        <w:rPr>
+          <w:rFonts w:ascii="Times New Roman" w:hAnsi="Times New Roman" w:cs="Times New Roman"/>
+          <w:sz w:val="24"/>
+        </w:rPr>
+        <w:t>importance</w:t>
+      </w:r>
+      <w:proofErr w:type="spellEnd"/>
+      <w:r>
+        <w:rPr>
+          <w:rFonts w:ascii="Times New Roman" w:hAnsi="Times New Roman" w:cs="Times New Roman"/>
+          <w:sz w:val="24"/>
+        </w:rPr>
+        <w:t xml:space="preserve"> itt a Random Forest részéből kerül kinyerésre.</w:t>
+      </w:r>
+    </w:p>
+    <w:p>
+      <w:pPr>
+        <w:spacing w:after="120" w:line="360" w:lineRule="auto"/>
+        <w:jc w:val="both"/>
+        <w:rPr>
+          <w:rFonts w:ascii="Times New Roman" w:hAnsi="Times New Roman" w:cs="Times New Roman"/>
+          <w:sz w:val="24"/>
+        </w:rPr>
+      </w:pPr>
+      <w:r>
+        <w:rPr>
+          <w:rFonts w:ascii="Times New Roman" w:hAnsi="Times New Roman" w:cs="Times New Roman"/>
+          <w:sz w:val="24"/>
+        </w:rPr>
+        <w:t xml:space="preserve">A </w:t>
+      </w:r>
+      <w:proofErr w:type="spellStart"/>
+      <w:r>
+        <w:rPr>
+          <w:rFonts w:ascii="Times New Roman" w:hAnsi="Times New Roman" w:cs="Times New Roman"/>
+          <w:sz w:val="24"/>
+        </w:rPr>
+        <w:t>train_and_evaluate_xgb</w:t>
+      </w:r>
+      <w:proofErr w:type="spellEnd"/>
+      <w:r>
+        <w:rPr>
+          <w:rFonts w:ascii="Times New Roman" w:hAnsi="Times New Roman" w:cs="Times New Roman"/>
+          <w:sz w:val="24"/>
+        </w:rPr>
+        <w:t xml:space="preserve"> az </w:t>
+      </w:r>
+      <w:proofErr w:type="spellStart"/>
+      <w:r>
+        <w:rPr>
+          <w:rFonts w:ascii="Times New Roman" w:hAnsi="Times New Roman" w:cs="Times New Roman"/>
+          <w:sz w:val="24"/>
+        </w:rPr>
+        <w:t>XGBoost</w:t>
+      </w:r>
+      <w:proofErr w:type="spellEnd"/>
+      <w:r>
+        <w:rPr>
+          <w:rFonts w:ascii="Times New Roman" w:hAnsi="Times New Roman" w:cs="Times New Roman"/>
+          <w:sz w:val="24"/>
+        </w:rPr>
+        <w:t xml:space="preserve"> modellt tanítja be, amelynek </w:t>
+      </w:r>
+      <w:proofErr w:type="spellStart"/>
+      <w:r>
+        <w:rPr>
+          <w:rFonts w:ascii="Times New Roman" w:hAnsi="Times New Roman" w:cs="Times New Roman"/>
+          <w:sz w:val="24"/>
+        </w:rPr>
+        <w:t>GridSearch</w:t>
+      </w:r>
+      <w:proofErr w:type="spellEnd"/>
+      <w:r>
+        <w:rPr>
+          <w:rFonts w:ascii="Times New Roman" w:hAnsi="Times New Roman" w:cs="Times New Roman"/>
+          <w:sz w:val="24"/>
+        </w:rPr>
+        <w:t xml:space="preserve">-e </w:t>
+      </w:r>
+      <w:r>
+        <w:rPr>
+          <w:rFonts w:ascii="Times New Roman" w:hAnsi="Times New Roman" w:cs="Times New Roman"/>
+          <w:sz w:val="24"/>
+        </w:rPr>
+        <w:t>a legtöbb paramétert vizsgálja:</w:t>
+      </w:r>
+      <w:r>
+        <w:rPr>
+          <w:rFonts w:ascii="Times New Roman" w:hAnsi="Times New Roman" w:cs="Times New Roman"/>
+          <w:sz w:val="24"/>
+        </w:rPr>
+        <w:t xml:space="preserve"> a fák számát, a tanulási rátát, a fa mélységét, a mintavételezési arányt és az oszlopok mintavételezési arányát. Az </w:t>
+      </w:r>
+      <w:proofErr w:type="spellStart"/>
+      <w:r>
+        <w:rPr>
+          <w:rFonts w:ascii="Times New Roman" w:hAnsi="Times New Roman" w:cs="Times New Roman"/>
+          <w:sz w:val="24"/>
+        </w:rPr>
+        <w:t>XGBoost-nál</w:t>
+      </w:r>
+      <w:proofErr w:type="spellEnd"/>
+      <w:r>
+        <w:rPr>
+          <w:rFonts w:ascii="Times New Roman" w:hAnsi="Times New Roman" w:cs="Times New Roman"/>
+          <w:sz w:val="24"/>
+        </w:rPr>
+        <w:t xml:space="preserve"> is beépítetten elérhető a </w:t>
+      </w:r>
+      <w:proofErr w:type="spellStart"/>
+      <w:r>
+        <w:rPr>
+          <w:rFonts w:ascii="Times New Roman" w:hAnsi="Times New Roman" w:cs="Times New Roman"/>
+          <w:sz w:val="24"/>
+        </w:rPr>
+        <w:t>feature</w:t>
+      </w:r>
+      <w:proofErr w:type="spellEnd"/>
+      <w:r>
+        <w:rPr>
+          <w:rFonts w:ascii="Times New Roman" w:hAnsi="Times New Roman" w:cs="Times New Roman"/>
+          <w:sz w:val="24"/>
+        </w:rPr>
+        <w:t xml:space="preserve"> </w:t>
+      </w:r>
+      <w:proofErr w:type="spellStart"/>
+      <w:r>
+        <w:rPr>
+          <w:rFonts w:ascii="Times New Roman" w:hAnsi="Times New Roman" w:cs="Times New Roman"/>
+          <w:sz w:val="24"/>
+        </w:rPr>
+        <w:t>importance</w:t>
+      </w:r>
+      <w:proofErr w:type="spellEnd"/>
+      <w:r>
+        <w:rPr>
+          <w:rFonts w:ascii="Times New Roman" w:hAnsi="Times New Roman" w:cs="Times New Roman"/>
+          <w:sz w:val="24"/>
+        </w:rPr>
+        <w:t>. Mindegyik függvény végén a betanított modell .</w:t>
+      </w:r>
+      <w:proofErr w:type="spellStart"/>
+      <w:r>
+        <w:rPr>
+          <w:rFonts w:ascii="Times New Roman" w:hAnsi="Times New Roman" w:cs="Times New Roman"/>
+          <w:sz w:val="24"/>
+        </w:rPr>
+        <w:t>pkl</w:t>
+      </w:r>
+      <w:proofErr w:type="spellEnd"/>
+      <w:r>
+        <w:rPr>
+          <w:rFonts w:ascii="Times New Roman" w:hAnsi="Times New Roman" w:cs="Times New Roman"/>
+          <w:sz w:val="24"/>
+        </w:rPr>
+        <w:t xml:space="preserve"> </w:t>
+      </w:r>
+      <w:proofErr w:type="gramStart"/>
+      <w:r>
+        <w:rPr>
+          <w:rFonts w:ascii="Times New Roman" w:hAnsi="Times New Roman" w:cs="Times New Roman"/>
+          <w:sz w:val="24"/>
+        </w:rPr>
+        <w:t>fájlba</w:t>
+      </w:r>
+      <w:proofErr w:type="gramEnd"/>
+      <w:r>
+        <w:rPr>
+          <w:rFonts w:ascii="Times New Roman" w:hAnsi="Times New Roman" w:cs="Times New Roman"/>
+          <w:sz w:val="24"/>
+        </w:rPr>
+        <w:t xml:space="preserve"> </w:t>
+      </w:r>
+      <w:proofErr w:type="spellStart"/>
+      <w:r>
+        <w:rPr>
+          <w:rFonts w:ascii="Times New Roman" w:hAnsi="Times New Roman" w:cs="Times New Roman"/>
+          <w:sz w:val="24"/>
+        </w:rPr>
+        <w:t>mentődik</w:t>
+      </w:r>
+      <w:proofErr w:type="spellEnd"/>
+      <w:r>
+        <w:rPr>
+          <w:rFonts w:ascii="Times New Roman" w:hAnsi="Times New Roman" w:cs="Times New Roman"/>
+          <w:sz w:val="24"/>
+        </w:rPr>
+        <w:t xml:space="preserve"> a </w:t>
+      </w:r>
+      <w:proofErr w:type="spellStart"/>
+      <w:r>
+        <w:rPr>
+          <w:rFonts w:ascii="Times New Roman" w:hAnsi="Times New Roman" w:cs="Times New Roman"/>
+          <w:sz w:val="24"/>
+        </w:rPr>
+        <w:t>joblib</w:t>
+      </w:r>
+      <w:proofErr w:type="spellEnd"/>
+      <w:r>
+        <w:rPr>
+          <w:rFonts w:ascii="Times New Roman" w:hAnsi="Times New Roman" w:cs="Times New Roman"/>
+          <w:sz w:val="24"/>
+        </w:rPr>
+        <w:t xml:space="preserve"> könyvtár segítségével, amit a GUI később betölt osztályozáskor.</w:t>
+      </w:r>
+      <w:bookmarkStart w:id="0" w:name="_GoBack"/>
+      <w:bookmarkEnd w:id="0"/>
+    </w:p>
     <w:sectPr>
-      <w:footerReference w:type="default" r:id="rId10"/>
+      <w:footerReference w:type="default" r:id="rId11"/>
       <w:pgSz w:w="11906" w:h="16838"/>
       <w:pgMar w:top="1418" w:right="1418" w:bottom="1418" w:left="1418" w:header="709" w:footer="709" w:gutter="567"/>
       <w:cols w:space="708"/>
@@ -3579,7 +7867,7 @@
           <w:rPr>
             <w:noProof/>
           </w:rPr>
-          <w:t>15</w:t>
+          <w:t>20</w:t>
         </w:r>
         <w:r>
           <w:fldChar w:fldCharType="end"/>
@@ -4294,7 +8582,6 @@
   <w:style w:type="character" w:default="1" w:styleId="Bekezdsalapbettpusa">
     <w:name w:val="Default Paragraph Font"/>
     <w:uiPriority w:val="1"/>
-    <w:semiHidden/>
     <w:unhideWhenUsed/>
   </w:style>
   <w:style w:type="table" w:default="1" w:styleId="Normltblzat">
@@ -4444,6 +8731,23 @@
       </w:numPr>
       <w:contextualSpacing/>
     </w:pPr>
+  </w:style>
+  <w:style w:type="paragraph" w:styleId="NormlWeb">
+    <w:name w:val="Normal (Web)"/>
+    <w:basedOn w:val="Norml"/>
+    <w:uiPriority w:val="99"/>
+    <w:semiHidden/>
+    <w:unhideWhenUsed/>
+    <w:rsid w:val="005030D9"/>
+    <w:pPr>
+      <w:spacing w:before="100" w:beforeAutospacing="1" w:after="100" w:afterAutospacing="1" w:line="240" w:lineRule="auto"/>
+    </w:pPr>
+    <w:rPr>
+      <w:rFonts w:ascii="Times New Roman" w:eastAsia="Times New Roman" w:hAnsi="Times New Roman" w:cs="Times New Roman"/>
+      <w:sz w:val="24"/>
+      <w:szCs w:val="24"/>
+      <w:lang w:val="en-US"/>
+    </w:rPr>
   </w:style>
 </w:styles>
 </file>
@@ -4714,7 +9018,7 @@
 </file>
 
 <file path=customXml/itemProps1.xml><?xml version="1.0" encoding="utf-8"?>
-<ds:datastoreItem xmlns:ds="http://schemas.openxmlformats.org/officeDocument/2006/customXml" ds:itemID="{EB3FD375-CC90-4FA6-9BB1-36F1C584ED0B}">
+<ds:datastoreItem xmlns:ds="http://schemas.openxmlformats.org/officeDocument/2006/customXml" ds:itemID="{BDCC38E3-40F0-4FE1-A98B-A1379B145F2A}">
   <ds:schemaRefs>
     <ds:schemaRef ds:uri="http://schemas.openxmlformats.org/officeDocument/2006/bibliography"/>
   </ds:schemaRefs>

--- a/Szakdoga/szakdoga word/szakdolgozat.docx
+++ b/Szakdoga/szakdoga word/szakdolgozat.docx
@@ -3967,10 +3967,7 @@
       </w:r>
       <w:proofErr w:type="spellEnd"/>
       <w:r>
-        <w:t xml:space="preserve">: </w:t>
-      </w:r>
-      <w:r>
-        <w:t xml:space="preserve">A </w:t>
+        <w:t xml:space="preserve">: A </w:t>
       </w:r>
       <w:proofErr w:type="spellStart"/>
       <w:r>
@@ -4600,20 +4597,13 @@
         <w:t>features.extend</w:t>
       </w:r>
       <w:proofErr w:type="spellEnd"/>
-      <w:r>
-        <w:rPr>
-          <w:rFonts w:ascii="Courier New" w:hAnsi="Courier New" w:cs="Courier New"/>
-          <w:sz w:val="24"/>
-        </w:rPr>
-        <w:t>(</w:t>
-      </w:r>
       <w:proofErr w:type="gramEnd"/>
       <w:r>
         <w:rPr>
           <w:rFonts w:ascii="Courier New" w:hAnsi="Courier New" w:cs="Courier New"/>
           <w:sz w:val="24"/>
         </w:rPr>
-        <w:t>[</w:t>
+        <w:t>([</w:t>
       </w:r>
       <w:proofErr w:type="spellStart"/>
       <w:r>
@@ -5978,17 +5968,8 @@
           <w:rFonts w:ascii="Courier New" w:hAnsi="Courier New" w:cs="Courier New"/>
           <w:sz w:val="24"/>
         </w:rPr>
-        <w:t>=</w:t>
-      </w:r>
-      <w:proofErr w:type="spellStart"/>
-      <w:r>
-        <w:rPr>
-          <w:rFonts w:ascii="Courier New" w:hAnsi="Courier New" w:cs="Courier New"/>
-          <w:sz w:val="24"/>
-        </w:rPr>
-        <w:t>N_SPLITS,</w:t>
-      </w:r>
-      <w:proofErr w:type="spellEnd"/>
+        <w:t>=N_SPLITS,</w:t>
+      </w:r>
     </w:p>
     <w:p>
       <w:pPr>
@@ -7369,13 +7350,20 @@
         <w:t>self.rf_model.fit</w:t>
       </w:r>
       <w:proofErr w:type="spellEnd"/>
+      <w:r>
+        <w:rPr>
+          <w:rFonts w:ascii="Courier New" w:hAnsi="Courier New" w:cs="Courier New"/>
+          <w:sz w:val="24"/>
+        </w:rPr>
+        <w:t>(</w:t>
+      </w:r>
       <w:proofErr w:type="gramEnd"/>
       <w:r>
         <w:rPr>
           <w:rFonts w:ascii="Courier New" w:hAnsi="Courier New" w:cs="Courier New"/>
           <w:sz w:val="24"/>
         </w:rPr>
-        <w:t>(X, y)</w:t>
+        <w:t>X, y)</w:t>
       </w:r>
     </w:p>
     <w:p>
@@ -7462,15 +7450,15 @@
         <w:t>self.mlp_model.fit</w:t>
       </w:r>
       <w:proofErr w:type="spellEnd"/>
+      <w:r>
+        <w:rPr>
+          <w:rFonts w:ascii="Courier New" w:hAnsi="Courier New" w:cs="Courier New"/>
+          <w:sz w:val="24"/>
+        </w:rPr>
+        <w:t>(</w:t>
+      </w:r>
+      <w:proofErr w:type="spellStart"/>
       <w:proofErr w:type="gramEnd"/>
-      <w:r>
-        <w:rPr>
-          <w:rFonts w:ascii="Courier New" w:hAnsi="Courier New" w:cs="Courier New"/>
-          <w:sz w:val="24"/>
-        </w:rPr>
-        <w:t>(</w:t>
-      </w:r>
-      <w:proofErr w:type="spellStart"/>
       <w:r>
         <w:rPr>
           <w:rFonts w:ascii="Courier New" w:hAnsi="Courier New" w:cs="Courier New"/>
@@ -7610,6 +7598,251 @@
     </w:p>
     <w:p>
       <w:pPr>
+        <w:spacing w:after="0" w:line="360" w:lineRule="auto"/>
+        <w:jc w:val="both"/>
+        <w:rPr>
+          <w:rFonts w:ascii="Times New Roman" w:hAnsi="Times New Roman" w:cs="Times New Roman"/>
+          <w:sz w:val="24"/>
+        </w:rPr>
+      </w:pPr>
+      <w:r>
+        <w:rPr>
+          <w:rFonts w:ascii="Times New Roman" w:hAnsi="Times New Roman" w:cs="Times New Roman"/>
+          <w:sz w:val="24"/>
+        </w:rPr>
+        <w:t xml:space="preserve">A </w:t>
+      </w:r>
+      <w:proofErr w:type="spellStart"/>
+      <w:r>
+        <w:rPr>
+          <w:rFonts w:ascii="Times New Roman" w:hAnsi="Times New Roman" w:cs="Times New Roman"/>
+          <w:sz w:val="24"/>
+        </w:rPr>
+        <w:t>train_and_evaluate_xgb</w:t>
+      </w:r>
+      <w:proofErr w:type="spellEnd"/>
+      <w:r>
+        <w:rPr>
+          <w:rFonts w:ascii="Times New Roman" w:hAnsi="Times New Roman" w:cs="Times New Roman"/>
+          <w:sz w:val="24"/>
+        </w:rPr>
+        <w:t xml:space="preserve"> az </w:t>
+      </w:r>
+      <w:proofErr w:type="spellStart"/>
+      <w:r>
+        <w:rPr>
+          <w:rFonts w:ascii="Times New Roman" w:hAnsi="Times New Roman" w:cs="Times New Roman"/>
+          <w:sz w:val="24"/>
+        </w:rPr>
+        <w:t>XGBoost</w:t>
+      </w:r>
+      <w:proofErr w:type="spellEnd"/>
+      <w:r>
+        <w:rPr>
+          <w:rFonts w:ascii="Times New Roman" w:hAnsi="Times New Roman" w:cs="Times New Roman"/>
+          <w:sz w:val="24"/>
+        </w:rPr>
+        <w:t xml:space="preserve"> modellt tanítja be, amelynek </w:t>
+      </w:r>
+      <w:proofErr w:type="spellStart"/>
+      <w:r>
+        <w:rPr>
+          <w:rFonts w:ascii="Times New Roman" w:hAnsi="Times New Roman" w:cs="Times New Roman"/>
+          <w:sz w:val="24"/>
+        </w:rPr>
+        <w:t>GridSearch</w:t>
+      </w:r>
+      <w:proofErr w:type="spellEnd"/>
+      <w:r>
+        <w:rPr>
+          <w:rFonts w:ascii="Times New Roman" w:hAnsi="Times New Roman" w:cs="Times New Roman"/>
+          <w:sz w:val="24"/>
+        </w:rPr>
+        <w:t xml:space="preserve">-e </w:t>
+      </w:r>
+      <w:r>
+        <w:rPr>
+          <w:rFonts w:ascii="Times New Roman" w:hAnsi="Times New Roman" w:cs="Times New Roman"/>
+          <w:sz w:val="24"/>
+        </w:rPr>
+        <w:t>a legtöbb paramétert vizsgálja:</w:t>
+      </w:r>
+      <w:r>
+        <w:rPr>
+          <w:rFonts w:ascii="Times New Roman" w:hAnsi="Times New Roman" w:cs="Times New Roman"/>
+          <w:sz w:val="24"/>
+        </w:rPr>
+        <w:t xml:space="preserve"> a fák számát, a tanulási rátát, a fa mélységét, a mintavételezési arányt és az oszlopok mintavételezési arányát. Az </w:t>
+      </w:r>
+      <w:proofErr w:type="spellStart"/>
+      <w:r>
+        <w:rPr>
+          <w:rFonts w:ascii="Times New Roman" w:hAnsi="Times New Roman" w:cs="Times New Roman"/>
+          <w:sz w:val="24"/>
+        </w:rPr>
+        <w:t>XGBoost-nál</w:t>
+      </w:r>
+      <w:proofErr w:type="spellEnd"/>
+      <w:r>
+        <w:rPr>
+          <w:rFonts w:ascii="Times New Roman" w:hAnsi="Times New Roman" w:cs="Times New Roman"/>
+          <w:sz w:val="24"/>
+        </w:rPr>
+        <w:t xml:space="preserve"> is beépítetten elérhető a </w:t>
+      </w:r>
+      <w:proofErr w:type="spellStart"/>
+      <w:r>
+        <w:rPr>
+          <w:rFonts w:ascii="Times New Roman" w:hAnsi="Times New Roman" w:cs="Times New Roman"/>
+          <w:sz w:val="24"/>
+        </w:rPr>
+        <w:t>feature</w:t>
+      </w:r>
+      <w:proofErr w:type="spellEnd"/>
+      <w:r>
+        <w:rPr>
+          <w:rFonts w:ascii="Times New Roman" w:hAnsi="Times New Roman" w:cs="Times New Roman"/>
+          <w:sz w:val="24"/>
+        </w:rPr>
+        <w:t xml:space="preserve"> </w:t>
+      </w:r>
+      <w:proofErr w:type="spellStart"/>
+      <w:r>
+        <w:rPr>
+          <w:rFonts w:ascii="Times New Roman" w:hAnsi="Times New Roman" w:cs="Times New Roman"/>
+          <w:sz w:val="24"/>
+        </w:rPr>
+        <w:t>importance</w:t>
+      </w:r>
+      <w:proofErr w:type="spellEnd"/>
+      <w:r>
+        <w:rPr>
+          <w:rFonts w:ascii="Times New Roman" w:hAnsi="Times New Roman" w:cs="Times New Roman"/>
+          <w:sz w:val="24"/>
+        </w:rPr>
+        <w:t>. Mindegyik függvény végén a betanított modell .</w:t>
+      </w:r>
+      <w:proofErr w:type="spellStart"/>
+      <w:r>
+        <w:rPr>
+          <w:rFonts w:ascii="Times New Roman" w:hAnsi="Times New Roman" w:cs="Times New Roman"/>
+          <w:sz w:val="24"/>
+        </w:rPr>
+        <w:t>pkl</w:t>
+      </w:r>
+      <w:proofErr w:type="spellEnd"/>
+      <w:r>
+        <w:rPr>
+          <w:rFonts w:ascii="Times New Roman" w:hAnsi="Times New Roman" w:cs="Times New Roman"/>
+          <w:sz w:val="24"/>
+        </w:rPr>
+        <w:t xml:space="preserve"> </w:t>
+      </w:r>
+      <w:proofErr w:type="gramStart"/>
+      <w:r>
+        <w:rPr>
+          <w:rFonts w:ascii="Times New Roman" w:hAnsi="Times New Roman" w:cs="Times New Roman"/>
+          <w:sz w:val="24"/>
+        </w:rPr>
+        <w:t>fájlba</w:t>
+      </w:r>
+      <w:proofErr w:type="gramEnd"/>
+      <w:r>
+        <w:rPr>
+          <w:rFonts w:ascii="Times New Roman" w:hAnsi="Times New Roman" w:cs="Times New Roman"/>
+          <w:sz w:val="24"/>
+        </w:rPr>
+        <w:t xml:space="preserve"> </w:t>
+      </w:r>
+      <w:proofErr w:type="spellStart"/>
+      <w:r>
+        <w:rPr>
+          <w:rFonts w:ascii="Times New Roman" w:hAnsi="Times New Roman" w:cs="Times New Roman"/>
+          <w:sz w:val="24"/>
+        </w:rPr>
+        <w:t>mentődik</w:t>
+      </w:r>
+      <w:proofErr w:type="spellEnd"/>
+      <w:r>
+        <w:rPr>
+          <w:rFonts w:ascii="Times New Roman" w:hAnsi="Times New Roman" w:cs="Times New Roman"/>
+          <w:sz w:val="24"/>
+        </w:rPr>
+        <w:t xml:space="preserve"> a </w:t>
+      </w:r>
+      <w:proofErr w:type="spellStart"/>
+      <w:r>
+        <w:rPr>
+          <w:rFonts w:ascii="Times New Roman" w:hAnsi="Times New Roman" w:cs="Times New Roman"/>
+          <w:sz w:val="24"/>
+        </w:rPr>
+        <w:t>joblib</w:t>
+      </w:r>
+      <w:proofErr w:type="spellEnd"/>
+      <w:r>
+        <w:rPr>
+          <w:rFonts w:ascii="Times New Roman" w:hAnsi="Times New Roman" w:cs="Times New Roman"/>
+          <w:sz w:val="24"/>
+        </w:rPr>
+        <w:t xml:space="preserve"> könyvtár segítségével, amit a GUI később betölt osztályozáskor.</w:t>
+      </w:r>
+    </w:p>
+    <w:p>
+      <w:pPr>
+        <w:spacing w:after="0" w:line="360" w:lineRule="auto"/>
+        <w:jc w:val="both"/>
+        <w:rPr>
+          <w:rFonts w:ascii="Times New Roman" w:hAnsi="Times New Roman" w:cs="Times New Roman"/>
+          <w:sz w:val="24"/>
+        </w:rPr>
+      </w:pPr>
+    </w:p>
+    <w:p>
+      <w:pPr>
+        <w:pStyle w:val="Cmsor2"/>
+      </w:pPr>
+      <w:r>
+        <w:t>2.4</w:t>
+      </w:r>
+      <w:r>
+        <w:t xml:space="preserve"> </w:t>
+      </w:r>
+      <w:proofErr w:type="spellStart"/>
+      <w:r>
+        <w:t>Epoch</w:t>
+      </w:r>
+      <w:proofErr w:type="spellEnd"/>
+      <w:r>
+        <w:t xml:space="preserve"> </w:t>
+      </w:r>
+      <w:proofErr w:type="gramStart"/>
+      <w:r>
+        <w:t>analízis</w:t>
+      </w:r>
+      <w:proofErr w:type="gramEnd"/>
+      <w:r>
+        <w:t xml:space="preserve"> – epoch_anal</w:t>
+      </w:r>
+      <w:r>
+        <w:t>y</w:t>
+      </w:r>
+      <w:r>
+        <w:t>s</w:t>
+      </w:r>
+      <w:r>
+        <w:t>i</w:t>
+      </w:r>
+      <w:r>
+        <w:t>s.py</w:t>
+      </w:r>
+    </w:p>
+    <w:p>
+      <w:pPr>
+        <w:spacing w:after="0"/>
+      </w:pPr>
+    </w:p>
+    <w:p>
+      <w:pPr>
         <w:spacing w:after="120" w:line="360" w:lineRule="auto"/>
         <w:jc w:val="both"/>
         <w:rPr>
@@ -7622,133 +7855,71 @@
           <w:rFonts w:ascii="Times New Roman" w:hAnsi="Times New Roman" w:cs="Times New Roman"/>
           <w:sz w:val="24"/>
         </w:rPr>
-        <w:t xml:space="preserve">A </w:t>
-      </w:r>
-      <w:proofErr w:type="spellStart"/>
-      <w:r>
-        <w:rPr>
-          <w:rFonts w:ascii="Times New Roman" w:hAnsi="Times New Roman" w:cs="Times New Roman"/>
-          <w:sz w:val="24"/>
-        </w:rPr>
-        <w:t>train_and_evaluate_xgb</w:t>
-      </w:r>
-      <w:proofErr w:type="spellEnd"/>
-      <w:r>
-        <w:rPr>
-          <w:rFonts w:ascii="Times New Roman" w:hAnsi="Times New Roman" w:cs="Times New Roman"/>
-          <w:sz w:val="24"/>
-        </w:rPr>
-        <w:t xml:space="preserve"> az </w:t>
-      </w:r>
-      <w:proofErr w:type="spellStart"/>
-      <w:r>
-        <w:rPr>
-          <w:rFonts w:ascii="Times New Roman" w:hAnsi="Times New Roman" w:cs="Times New Roman"/>
-          <w:sz w:val="24"/>
-        </w:rPr>
-        <w:t>XGBoost</w:t>
-      </w:r>
-      <w:proofErr w:type="spellEnd"/>
-      <w:r>
-        <w:rPr>
-          <w:rFonts w:ascii="Times New Roman" w:hAnsi="Times New Roman" w:cs="Times New Roman"/>
-          <w:sz w:val="24"/>
-        </w:rPr>
-        <w:t xml:space="preserve"> modellt tanítja be, amelynek </w:t>
-      </w:r>
-      <w:proofErr w:type="spellStart"/>
-      <w:r>
-        <w:rPr>
-          <w:rFonts w:ascii="Times New Roman" w:hAnsi="Times New Roman" w:cs="Times New Roman"/>
-          <w:sz w:val="24"/>
-        </w:rPr>
-        <w:t>GridSearch</w:t>
-      </w:r>
-      <w:proofErr w:type="spellEnd"/>
-      <w:r>
-        <w:rPr>
-          <w:rFonts w:ascii="Times New Roman" w:hAnsi="Times New Roman" w:cs="Times New Roman"/>
-          <w:sz w:val="24"/>
-        </w:rPr>
-        <w:t xml:space="preserve">-e </w:t>
-      </w:r>
-      <w:r>
-        <w:rPr>
-          <w:rFonts w:ascii="Times New Roman" w:hAnsi="Times New Roman" w:cs="Times New Roman"/>
-          <w:sz w:val="24"/>
-        </w:rPr>
-        <w:t>a legtöbb paramétert vizsgálja:</w:t>
-      </w:r>
-      <w:r>
-        <w:rPr>
-          <w:rFonts w:ascii="Times New Roman" w:hAnsi="Times New Roman" w:cs="Times New Roman"/>
-          <w:sz w:val="24"/>
-        </w:rPr>
-        <w:t xml:space="preserve"> a fák számát, a tanulási rátát, a fa mélységét, a mintavételezési arányt és az oszlopok mintavételezési arányát. Az </w:t>
-      </w:r>
-      <w:proofErr w:type="spellStart"/>
-      <w:r>
-        <w:rPr>
-          <w:rFonts w:ascii="Times New Roman" w:hAnsi="Times New Roman" w:cs="Times New Roman"/>
-          <w:sz w:val="24"/>
-        </w:rPr>
-        <w:t>XGBoost-nál</w:t>
-      </w:r>
-      <w:proofErr w:type="spellEnd"/>
-      <w:r>
-        <w:rPr>
-          <w:rFonts w:ascii="Times New Roman" w:hAnsi="Times New Roman" w:cs="Times New Roman"/>
-          <w:sz w:val="24"/>
-        </w:rPr>
-        <w:t xml:space="preserve"> is beépítetten elérhető a </w:t>
-      </w:r>
-      <w:proofErr w:type="spellStart"/>
-      <w:r>
-        <w:rPr>
-          <w:rFonts w:ascii="Times New Roman" w:hAnsi="Times New Roman" w:cs="Times New Roman"/>
-          <w:sz w:val="24"/>
-        </w:rPr>
-        <w:t>feature</w:t>
-      </w:r>
-      <w:proofErr w:type="spellEnd"/>
-      <w:r>
-        <w:rPr>
-          <w:rFonts w:ascii="Times New Roman" w:hAnsi="Times New Roman" w:cs="Times New Roman"/>
-          <w:sz w:val="24"/>
-        </w:rPr>
-        <w:t xml:space="preserve"> </w:t>
-      </w:r>
-      <w:proofErr w:type="spellStart"/>
-      <w:r>
-        <w:rPr>
-          <w:rFonts w:ascii="Times New Roman" w:hAnsi="Times New Roman" w:cs="Times New Roman"/>
-          <w:sz w:val="24"/>
-        </w:rPr>
-        <w:t>importance</w:t>
-      </w:r>
-      <w:proofErr w:type="spellEnd"/>
-      <w:r>
-        <w:rPr>
-          <w:rFonts w:ascii="Times New Roman" w:hAnsi="Times New Roman" w:cs="Times New Roman"/>
-          <w:sz w:val="24"/>
-        </w:rPr>
-        <w:t>. Mindegyik függvény végén a betanított modell .</w:t>
-      </w:r>
-      <w:proofErr w:type="spellStart"/>
-      <w:r>
-        <w:rPr>
-          <w:rFonts w:ascii="Times New Roman" w:hAnsi="Times New Roman" w:cs="Times New Roman"/>
-          <w:sz w:val="24"/>
-        </w:rPr>
-        <w:t>pkl</w:t>
-      </w:r>
-      <w:proofErr w:type="spellEnd"/>
-      <w:r>
-        <w:rPr>
-          <w:rFonts w:ascii="Times New Roman" w:hAnsi="Times New Roman" w:cs="Times New Roman"/>
-          <w:sz w:val="24"/>
-        </w:rPr>
-        <w:t xml:space="preserve"> </w:t>
+        <w:t xml:space="preserve">Az epoch_analysis.py egy önállóan futtatható </w:t>
+      </w:r>
+      <w:proofErr w:type="spellStart"/>
+      <w:r>
+        <w:rPr>
+          <w:rFonts w:ascii="Times New Roman" w:hAnsi="Times New Roman" w:cs="Times New Roman"/>
+          <w:sz w:val="24"/>
+        </w:rPr>
+        <w:t>szkript</w:t>
+      </w:r>
+      <w:proofErr w:type="spellEnd"/>
+      <w:r>
+        <w:rPr>
+          <w:rFonts w:ascii="Times New Roman" w:hAnsi="Times New Roman" w:cs="Times New Roman"/>
+          <w:sz w:val="24"/>
+        </w:rPr>
+        <w:t>, amely a GUI-</w:t>
+      </w:r>
+      <w:proofErr w:type="spellStart"/>
+      <w:r>
+        <w:rPr>
+          <w:rFonts w:ascii="Times New Roman" w:hAnsi="Times New Roman" w:cs="Times New Roman"/>
+          <w:sz w:val="24"/>
+        </w:rPr>
+        <w:t>tól</w:t>
+      </w:r>
+      <w:proofErr w:type="spellEnd"/>
+      <w:r>
+        <w:rPr>
+          <w:rFonts w:ascii="Times New Roman" w:hAnsi="Times New Roman" w:cs="Times New Roman"/>
+          <w:sz w:val="24"/>
+        </w:rPr>
+        <w:t xml:space="preserve"> teljesen függetlenül működik. Célja, hogy </w:t>
+      </w:r>
+      <w:proofErr w:type="spellStart"/>
+      <w:r>
+        <w:rPr>
+          <w:rFonts w:ascii="Times New Roman" w:hAnsi="Times New Roman" w:cs="Times New Roman"/>
+          <w:sz w:val="24"/>
+        </w:rPr>
+        <w:t>epochonként</w:t>
+      </w:r>
+      <w:proofErr w:type="spellEnd"/>
+      <w:r>
+        <w:rPr>
+          <w:rFonts w:ascii="Times New Roman" w:hAnsi="Times New Roman" w:cs="Times New Roman"/>
+          <w:sz w:val="24"/>
+        </w:rPr>
+        <w:t xml:space="preserve"> összehasonlítsa a beteg és egészséges csoport EEG-jeleit, és feltárja az esetleges különbségeket. A </w:t>
+      </w:r>
+      <w:proofErr w:type="spellStart"/>
+      <w:r>
+        <w:rPr>
+          <w:rFonts w:ascii="Times New Roman" w:hAnsi="Times New Roman" w:cs="Times New Roman"/>
+          <w:sz w:val="24"/>
+        </w:rPr>
+        <w:t>szkript</w:t>
+      </w:r>
+      <w:proofErr w:type="spellEnd"/>
+      <w:r>
+        <w:rPr>
+          <w:rFonts w:ascii="Times New Roman" w:hAnsi="Times New Roman" w:cs="Times New Roman"/>
+          <w:sz w:val="24"/>
+        </w:rPr>
+        <w:t xml:space="preserve"> két elemzést végez: egy </w:t>
       </w:r>
       <w:proofErr w:type="gramStart"/>
       <w:r>
@@ -7756,7 +7927,7 @@
           <w:rFonts w:ascii="Times New Roman" w:hAnsi="Times New Roman" w:cs="Times New Roman"/>
           <w:sz w:val="24"/>
         </w:rPr>
-        <w:t>fájlba</w:t>
+        <w:t>kontraszt elemzést</w:t>
       </w:r>
       <w:proofErr w:type="gramEnd"/>
       <w:r>
@@ -7764,42 +7935,850 @@
           <w:rFonts w:ascii="Times New Roman" w:hAnsi="Times New Roman" w:cs="Times New Roman"/>
           <w:sz w:val="24"/>
         </w:rPr>
-        <w:t xml:space="preserve"> </w:t>
-      </w:r>
-      <w:proofErr w:type="spellStart"/>
-      <w:r>
-        <w:rPr>
-          <w:rFonts w:ascii="Times New Roman" w:hAnsi="Times New Roman" w:cs="Times New Roman"/>
-          <w:sz w:val="24"/>
-        </w:rPr>
-        <w:t>mentődik</w:t>
-      </w:r>
-      <w:proofErr w:type="spellEnd"/>
-      <w:r>
-        <w:rPr>
-          <w:rFonts w:ascii="Times New Roman" w:hAnsi="Times New Roman" w:cs="Times New Roman"/>
-          <w:sz w:val="24"/>
-        </w:rPr>
-        <w:t xml:space="preserve"> a </w:t>
-      </w:r>
-      <w:proofErr w:type="spellStart"/>
-      <w:r>
-        <w:rPr>
-          <w:rFonts w:ascii="Times New Roman" w:hAnsi="Times New Roman" w:cs="Times New Roman"/>
-          <w:sz w:val="24"/>
-        </w:rPr>
-        <w:t>joblib</w:t>
-      </w:r>
-      <w:proofErr w:type="spellEnd"/>
-      <w:r>
-        <w:rPr>
-          <w:rFonts w:ascii="Times New Roman" w:hAnsi="Times New Roman" w:cs="Times New Roman"/>
-          <w:sz w:val="24"/>
-        </w:rPr>
-        <w:t xml:space="preserve"> könyvtár segítségével, amit a GUI később betölt osztályozáskor.</w:t>
+        <w:t xml:space="preserve"> és egy normalitás tesz</w:t>
       </w:r>
       <w:bookmarkStart w:id="0" w:name="_GoBack"/>
       <w:bookmarkEnd w:id="0"/>
+      <w:r>
+        <w:rPr>
+          <w:rFonts w:ascii="Times New Roman" w:hAnsi="Times New Roman" w:cs="Times New Roman"/>
+          <w:sz w:val="24"/>
+        </w:rPr>
+        <w:t>tet.</w:t>
+      </w:r>
+    </w:p>
+    <w:p>
+      <w:pPr>
+        <w:spacing w:after="120" w:line="360" w:lineRule="auto"/>
+        <w:jc w:val="both"/>
+        <w:rPr>
+          <w:rFonts w:ascii="Times New Roman" w:hAnsi="Times New Roman" w:cs="Times New Roman"/>
+          <w:sz w:val="24"/>
+        </w:rPr>
+      </w:pPr>
+      <w:r>
+        <w:rPr>
+          <w:rFonts w:ascii="Times New Roman" w:hAnsi="Times New Roman" w:cs="Times New Roman"/>
+          <w:sz w:val="24"/>
+        </w:rPr>
+        <w:t xml:space="preserve">A </w:t>
+      </w:r>
+      <w:proofErr w:type="gramStart"/>
+      <w:r>
+        <w:rPr>
+          <w:rFonts w:ascii="Times New Roman" w:hAnsi="Times New Roman" w:cs="Times New Roman"/>
+          <w:sz w:val="24"/>
+        </w:rPr>
+        <w:t>fájl</w:t>
+      </w:r>
+      <w:proofErr w:type="gramEnd"/>
+      <w:r>
+        <w:rPr>
+          <w:rFonts w:ascii="Times New Roman" w:hAnsi="Times New Roman" w:cs="Times New Roman"/>
+          <w:sz w:val="24"/>
+        </w:rPr>
+        <w:t xml:space="preserve"> elején globális konfigurációs változók találhatók, amelyek meghatározzák az adatok helyét, a mintavételezési frekvenciát és az </w:t>
+      </w:r>
+      <w:proofErr w:type="spellStart"/>
+      <w:r>
+        <w:rPr>
+          <w:rFonts w:ascii="Times New Roman" w:hAnsi="Times New Roman" w:cs="Times New Roman"/>
+          <w:sz w:val="24"/>
+        </w:rPr>
+        <w:t>epochok</w:t>
+      </w:r>
+      <w:proofErr w:type="spellEnd"/>
+      <w:r>
+        <w:rPr>
+          <w:rFonts w:ascii="Times New Roman" w:hAnsi="Times New Roman" w:cs="Times New Roman"/>
+          <w:sz w:val="24"/>
+        </w:rPr>
+        <w:t xml:space="preserve"> hosszát. Ez azért hasznos, mert ha ezeket az értékeket meg kell változtatni, elegendő egy helyen módosítani.</w:t>
+      </w:r>
+    </w:p>
+    <w:p>
+      <w:pPr>
+        <w:spacing w:after="120" w:line="360" w:lineRule="auto"/>
+        <w:jc w:val="both"/>
+        <w:rPr>
+          <w:rFonts w:ascii="Times New Roman" w:hAnsi="Times New Roman" w:cs="Times New Roman"/>
+          <w:sz w:val="24"/>
+        </w:rPr>
+      </w:pPr>
+      <w:r>
+        <w:rPr>
+          <w:rFonts w:ascii="Times New Roman" w:hAnsi="Times New Roman" w:cs="Times New Roman"/>
+          <w:sz w:val="24"/>
+        </w:rPr>
+        <w:t xml:space="preserve">Az adatok betöltését a </w:t>
+      </w:r>
+      <w:proofErr w:type="spellStart"/>
+      <w:r>
+        <w:rPr>
+          <w:rFonts w:ascii="Times New Roman" w:hAnsi="Times New Roman" w:cs="Times New Roman"/>
+          <w:sz w:val="24"/>
+        </w:rPr>
+        <w:t>load_epochs_from_dir</w:t>
+      </w:r>
+      <w:proofErr w:type="spellEnd"/>
+      <w:r>
+        <w:rPr>
+          <w:rFonts w:ascii="Times New Roman" w:hAnsi="Times New Roman" w:cs="Times New Roman"/>
+          <w:sz w:val="24"/>
+        </w:rPr>
+        <w:t xml:space="preserve"> függvény végzi, amely beolvassa az összes CSV fájlt egy mappából, és 512 soros </w:t>
+      </w:r>
+      <w:proofErr w:type="spellStart"/>
+      <w:r>
+        <w:rPr>
+          <w:rFonts w:ascii="Times New Roman" w:hAnsi="Times New Roman" w:cs="Times New Roman"/>
+          <w:sz w:val="24"/>
+        </w:rPr>
+        <w:t>epochokra</w:t>
+      </w:r>
+      <w:proofErr w:type="spellEnd"/>
+      <w:r>
+        <w:rPr>
+          <w:rFonts w:ascii="Times New Roman" w:hAnsi="Times New Roman" w:cs="Times New Roman"/>
+          <w:sz w:val="24"/>
+        </w:rPr>
+        <w:t xml:space="preserve"> bontja őket – ugyanolyan </w:t>
+      </w:r>
+      <w:proofErr w:type="gramStart"/>
+      <w:r>
+        <w:rPr>
+          <w:rFonts w:ascii="Times New Roman" w:hAnsi="Times New Roman" w:cs="Times New Roman"/>
+          <w:sz w:val="24"/>
+        </w:rPr>
+        <w:t>logikával</w:t>
+      </w:r>
+      <w:proofErr w:type="gramEnd"/>
+      <w:r>
+        <w:rPr>
+          <w:rFonts w:ascii="Times New Roman" w:hAnsi="Times New Roman" w:cs="Times New Roman"/>
+          <w:sz w:val="24"/>
+        </w:rPr>
+        <w:t xml:space="preserve"> mint a feature_extraction.py-</w:t>
+      </w:r>
+      <w:proofErr w:type="spellStart"/>
+      <w:r>
+        <w:rPr>
+          <w:rFonts w:ascii="Times New Roman" w:hAnsi="Times New Roman" w:cs="Times New Roman"/>
+          <w:sz w:val="24"/>
+        </w:rPr>
+        <w:t>ban</w:t>
+      </w:r>
+      <w:proofErr w:type="spellEnd"/>
+      <w:r>
+        <w:rPr>
+          <w:rFonts w:ascii="Times New Roman" w:hAnsi="Times New Roman" w:cs="Times New Roman"/>
+          <w:sz w:val="24"/>
+        </w:rPr>
+        <w:t xml:space="preserve">. A függvény visszatérési értéke egy lista, amelynek minden eleme egy szótár: a csatorna neve a kulcs, az </w:t>
+      </w:r>
+      <w:proofErr w:type="spellStart"/>
+      <w:r>
+        <w:rPr>
+          <w:rFonts w:ascii="Times New Roman" w:hAnsi="Times New Roman" w:cs="Times New Roman"/>
+          <w:sz w:val="24"/>
+        </w:rPr>
+        <w:t>epochok</w:t>
+      </w:r>
+      <w:proofErr w:type="spellEnd"/>
+      <w:r>
+        <w:rPr>
+          <w:rFonts w:ascii="Times New Roman" w:hAnsi="Times New Roman" w:cs="Times New Roman"/>
+          <w:sz w:val="24"/>
+        </w:rPr>
+        <w:t xml:space="preserve"> listája az érték.</w:t>
+      </w:r>
+    </w:p>
+    <w:p>
+      <w:pPr>
+        <w:spacing w:after="120" w:line="360" w:lineRule="auto"/>
+        <w:jc w:val="both"/>
+        <w:rPr>
+          <w:rFonts w:ascii="Times New Roman" w:hAnsi="Times New Roman" w:cs="Times New Roman"/>
+          <w:sz w:val="24"/>
+        </w:rPr>
+      </w:pPr>
+      <w:r>
+        <w:rPr>
+          <w:rFonts w:ascii="Times New Roman" w:hAnsi="Times New Roman" w:cs="Times New Roman"/>
+          <w:sz w:val="24"/>
+        </w:rPr>
+        <w:t xml:space="preserve">A </w:t>
+      </w:r>
+      <w:proofErr w:type="gramStart"/>
+      <w:r>
+        <w:rPr>
+          <w:rFonts w:ascii="Times New Roman" w:hAnsi="Times New Roman" w:cs="Times New Roman"/>
+          <w:sz w:val="24"/>
+        </w:rPr>
+        <w:t>kontraszt elemzést</w:t>
+      </w:r>
+      <w:proofErr w:type="gramEnd"/>
+      <w:r>
+        <w:rPr>
+          <w:rFonts w:ascii="Times New Roman" w:hAnsi="Times New Roman" w:cs="Times New Roman"/>
+          <w:sz w:val="24"/>
+        </w:rPr>
+        <w:t xml:space="preserve"> a </w:t>
+      </w:r>
+      <w:proofErr w:type="spellStart"/>
+      <w:r>
+        <w:rPr>
+          <w:rFonts w:ascii="Times New Roman" w:hAnsi="Times New Roman" w:cs="Times New Roman"/>
+          <w:sz w:val="24"/>
+        </w:rPr>
+        <w:t>compute_contrast</w:t>
+      </w:r>
+      <w:proofErr w:type="spellEnd"/>
+      <w:r>
+        <w:rPr>
+          <w:rFonts w:ascii="Times New Roman" w:hAnsi="Times New Roman" w:cs="Times New Roman"/>
+          <w:sz w:val="24"/>
+        </w:rPr>
+        <w:t xml:space="preserve"> függvény végzi. </w:t>
+      </w:r>
+      <w:proofErr w:type="spellStart"/>
+      <w:r>
+        <w:rPr>
+          <w:rFonts w:ascii="Times New Roman" w:hAnsi="Times New Roman" w:cs="Times New Roman"/>
+          <w:sz w:val="24"/>
+        </w:rPr>
+        <w:t>Epochonként</w:t>
+      </w:r>
+      <w:proofErr w:type="spellEnd"/>
+      <w:r>
+        <w:rPr>
+          <w:rFonts w:ascii="Times New Roman" w:hAnsi="Times New Roman" w:cs="Times New Roman"/>
+          <w:sz w:val="24"/>
+        </w:rPr>
+        <w:t xml:space="preserve"> és csatornánként kiszámítja a minimum és maximum értékek közötti különbséget minden felvételre, majd ezeket összegyűjti:</w:t>
+      </w:r>
+    </w:p>
+    <w:p>
+      <w:pPr>
+        <w:rPr>
+          <w:rFonts w:ascii="Times New Roman" w:hAnsi="Times New Roman" w:cs="Times New Roman"/>
+          <w:sz w:val="24"/>
+        </w:rPr>
+      </w:pPr>
+      <w:r>
+        <w:rPr>
+          <w:rFonts w:ascii="Times New Roman" w:hAnsi="Times New Roman" w:cs="Times New Roman"/>
+          <w:sz w:val="24"/>
+        </w:rPr>
+        <w:br w:type="page"/>
+      </w:r>
+    </w:p>
+    <w:p>
+      <w:pPr>
+        <w:spacing w:after="120" w:line="240" w:lineRule="auto"/>
+        <w:jc w:val="both"/>
+        <w:rPr>
+          <w:rFonts w:ascii="Courier New" w:hAnsi="Courier New" w:cs="Courier New"/>
+          <w:sz w:val="24"/>
+        </w:rPr>
+      </w:pPr>
+      <w:proofErr w:type="spellStart"/>
+      <w:r>
+        <w:rPr>
+          <w:rFonts w:ascii="Courier New" w:hAnsi="Courier New" w:cs="Courier New"/>
+          <w:sz w:val="24"/>
+        </w:rPr>
+        <w:lastRenderedPageBreak/>
+        <w:t>pythonc</w:t>
+      </w:r>
+      <w:proofErr w:type="spellEnd"/>
+      <w:r>
+        <w:rPr>
+          <w:rFonts w:ascii="Courier New" w:hAnsi="Courier New" w:cs="Courier New"/>
+          <w:sz w:val="24"/>
+        </w:rPr>
+        <w:t xml:space="preserve"> = </w:t>
+      </w:r>
+      <w:proofErr w:type="spellStart"/>
+      <w:proofErr w:type="gramStart"/>
+      <w:r>
+        <w:rPr>
+          <w:rFonts w:ascii="Courier New" w:hAnsi="Courier New" w:cs="Courier New"/>
+          <w:sz w:val="24"/>
+        </w:rPr>
+        <w:t>np.max</w:t>
+      </w:r>
+      <w:proofErr w:type="spellEnd"/>
+      <w:r>
+        <w:rPr>
+          <w:rFonts w:ascii="Courier New" w:hAnsi="Courier New" w:cs="Courier New"/>
+          <w:sz w:val="24"/>
+        </w:rPr>
+        <w:t>(</w:t>
+      </w:r>
+      <w:proofErr w:type="spellStart"/>
+      <w:proofErr w:type="gramEnd"/>
+      <w:r>
+        <w:rPr>
+          <w:rFonts w:ascii="Courier New" w:hAnsi="Courier New" w:cs="Courier New"/>
+          <w:sz w:val="24"/>
+        </w:rPr>
+        <w:t>epoch</w:t>
+      </w:r>
+      <w:proofErr w:type="spellEnd"/>
+      <w:r>
+        <w:rPr>
+          <w:rFonts w:ascii="Courier New" w:hAnsi="Courier New" w:cs="Courier New"/>
+          <w:sz w:val="24"/>
+        </w:rPr>
+        <w:t xml:space="preserve">) - </w:t>
+      </w:r>
+      <w:proofErr w:type="spellStart"/>
+      <w:r>
+        <w:rPr>
+          <w:rFonts w:ascii="Courier New" w:hAnsi="Courier New" w:cs="Courier New"/>
+          <w:sz w:val="24"/>
+        </w:rPr>
+        <w:t>np.min</w:t>
+      </w:r>
+      <w:proofErr w:type="spellEnd"/>
+      <w:r>
+        <w:rPr>
+          <w:rFonts w:ascii="Courier New" w:hAnsi="Courier New" w:cs="Courier New"/>
+          <w:sz w:val="24"/>
+        </w:rPr>
+        <w:t>(</w:t>
+      </w:r>
+      <w:proofErr w:type="spellStart"/>
+      <w:r>
+        <w:rPr>
+          <w:rFonts w:ascii="Courier New" w:hAnsi="Courier New" w:cs="Courier New"/>
+          <w:sz w:val="24"/>
+        </w:rPr>
+        <w:t>epoch</w:t>
+      </w:r>
+      <w:proofErr w:type="spellEnd"/>
+      <w:r>
+        <w:rPr>
+          <w:rFonts w:ascii="Courier New" w:hAnsi="Courier New" w:cs="Courier New"/>
+          <w:sz w:val="24"/>
+        </w:rPr>
+        <w:t>)</w:t>
+      </w:r>
+    </w:p>
+    <w:p>
+      <w:pPr>
+        <w:spacing w:after="120" w:line="360" w:lineRule="auto"/>
+        <w:jc w:val="both"/>
+        <w:rPr>
+          <w:rFonts w:ascii="Courier New" w:hAnsi="Courier New" w:cs="Courier New"/>
+          <w:sz w:val="24"/>
+        </w:rPr>
+      </w:pPr>
+      <w:proofErr w:type="spellStart"/>
+      <w:proofErr w:type="gramStart"/>
+      <w:r>
+        <w:rPr>
+          <w:rFonts w:ascii="Courier New" w:hAnsi="Courier New" w:cs="Courier New"/>
+          <w:sz w:val="24"/>
+        </w:rPr>
+        <w:t>contrast</w:t>
+      </w:r>
+      <w:proofErr w:type="spellEnd"/>
+      <w:r>
+        <w:rPr>
+          <w:rFonts w:ascii="Courier New" w:hAnsi="Courier New" w:cs="Courier New"/>
+          <w:sz w:val="24"/>
+        </w:rPr>
+        <w:t>[</w:t>
+      </w:r>
+      <w:proofErr w:type="gramEnd"/>
+      <w:r>
+        <w:rPr>
+          <w:rFonts w:ascii="Courier New" w:hAnsi="Courier New" w:cs="Courier New"/>
+          <w:sz w:val="24"/>
+        </w:rPr>
+        <w:t>col][</w:t>
+      </w:r>
+      <w:proofErr w:type="spellStart"/>
+      <w:r>
+        <w:rPr>
+          <w:rFonts w:ascii="Courier New" w:hAnsi="Courier New" w:cs="Courier New"/>
+          <w:sz w:val="24"/>
+        </w:rPr>
+        <w:t>epoch_idx</w:t>
+      </w:r>
+      <w:proofErr w:type="spellEnd"/>
+      <w:r>
+        <w:rPr>
+          <w:rFonts w:ascii="Courier New" w:hAnsi="Courier New" w:cs="Courier New"/>
+          <w:sz w:val="24"/>
+        </w:rPr>
+        <w:t>].</w:t>
+      </w:r>
+      <w:proofErr w:type="spellStart"/>
+      <w:r>
+        <w:rPr>
+          <w:rFonts w:ascii="Courier New" w:hAnsi="Courier New" w:cs="Courier New"/>
+          <w:sz w:val="24"/>
+        </w:rPr>
+        <w:t>append</w:t>
+      </w:r>
+      <w:proofErr w:type="spellEnd"/>
+      <w:r>
+        <w:rPr>
+          <w:rFonts w:ascii="Courier New" w:hAnsi="Courier New" w:cs="Courier New"/>
+          <w:sz w:val="24"/>
+        </w:rPr>
+        <w:t>(c)</w:t>
+      </w:r>
+    </w:p>
+    <w:p>
+      <w:pPr>
+        <w:spacing w:after="120" w:line="360" w:lineRule="auto"/>
+        <w:jc w:val="both"/>
+        <w:rPr>
+          <w:rFonts w:ascii="Times New Roman" w:hAnsi="Times New Roman" w:cs="Times New Roman"/>
+          <w:sz w:val="24"/>
+        </w:rPr>
+      </w:pPr>
+      <w:r>
+        <w:rPr>
+          <w:rFonts w:ascii="Times New Roman" w:hAnsi="Times New Roman" w:cs="Times New Roman"/>
+          <w:sz w:val="24"/>
+        </w:rPr>
+        <w:t xml:space="preserve">Ez a mutató megmutatja, mekkora az amplitúdó-ingadozás az adott </w:t>
+      </w:r>
+      <w:proofErr w:type="spellStart"/>
+      <w:r>
+        <w:rPr>
+          <w:rFonts w:ascii="Times New Roman" w:hAnsi="Times New Roman" w:cs="Times New Roman"/>
+          <w:sz w:val="24"/>
+        </w:rPr>
+        <w:t>epochban</w:t>
+      </w:r>
+      <w:proofErr w:type="spellEnd"/>
+      <w:r>
+        <w:rPr>
+          <w:rFonts w:ascii="Times New Roman" w:hAnsi="Times New Roman" w:cs="Times New Roman"/>
+          <w:sz w:val="24"/>
+        </w:rPr>
+        <w:t>. Minél nagyobb ez az érték, annál változékonyabb a jel az adott időszakban.</w:t>
+      </w:r>
+    </w:p>
+    <w:p>
+      <w:pPr>
+        <w:spacing w:after="120" w:line="360" w:lineRule="auto"/>
+        <w:jc w:val="both"/>
+        <w:rPr>
+          <w:rFonts w:ascii="Times New Roman" w:hAnsi="Times New Roman" w:cs="Times New Roman"/>
+          <w:sz w:val="24"/>
+        </w:rPr>
+      </w:pPr>
+      <w:r>
+        <w:rPr>
+          <w:rFonts w:ascii="Times New Roman" w:hAnsi="Times New Roman" w:cs="Times New Roman"/>
+          <w:sz w:val="24"/>
+        </w:rPr>
+        <w:t xml:space="preserve">A normalitás tesztet a </w:t>
+      </w:r>
+      <w:proofErr w:type="spellStart"/>
+      <w:r>
+        <w:rPr>
+          <w:rFonts w:ascii="Times New Roman" w:hAnsi="Times New Roman" w:cs="Times New Roman"/>
+          <w:sz w:val="24"/>
+        </w:rPr>
+        <w:t>compute_normality</w:t>
+      </w:r>
+      <w:proofErr w:type="spellEnd"/>
+      <w:r>
+        <w:rPr>
+          <w:rFonts w:ascii="Times New Roman" w:hAnsi="Times New Roman" w:cs="Times New Roman"/>
+          <w:sz w:val="24"/>
+        </w:rPr>
+        <w:t xml:space="preserve"> függvény végzi </w:t>
+      </w:r>
+      <w:proofErr w:type="spellStart"/>
+      <w:r>
+        <w:rPr>
+          <w:rFonts w:ascii="Times New Roman" w:hAnsi="Times New Roman" w:cs="Times New Roman"/>
+          <w:sz w:val="24"/>
+        </w:rPr>
+        <w:t>Shapiro-Wilk</w:t>
+      </w:r>
+      <w:proofErr w:type="spellEnd"/>
+      <w:r>
+        <w:rPr>
+          <w:rFonts w:ascii="Times New Roman" w:hAnsi="Times New Roman" w:cs="Times New Roman"/>
+          <w:sz w:val="24"/>
+        </w:rPr>
+        <w:t xml:space="preserve"> módszerrel, amely minden </w:t>
+      </w:r>
+      <w:proofErr w:type="spellStart"/>
+      <w:r>
+        <w:rPr>
+          <w:rFonts w:ascii="Times New Roman" w:hAnsi="Times New Roman" w:cs="Times New Roman"/>
+          <w:sz w:val="24"/>
+        </w:rPr>
+        <w:t>epochra</w:t>
+      </w:r>
+      <w:proofErr w:type="spellEnd"/>
+      <w:r>
+        <w:rPr>
+          <w:rFonts w:ascii="Times New Roman" w:hAnsi="Times New Roman" w:cs="Times New Roman"/>
+          <w:sz w:val="24"/>
+        </w:rPr>
+        <w:t xml:space="preserve"> és csatornára egy p-értéket számít ki. Ha a p-érték 0.05 felett van, az eloszlás </w:t>
+      </w:r>
+      <w:proofErr w:type="gramStart"/>
+      <w:r>
+        <w:rPr>
+          <w:rFonts w:ascii="Times New Roman" w:hAnsi="Times New Roman" w:cs="Times New Roman"/>
+          <w:sz w:val="24"/>
+        </w:rPr>
+        <w:t>normálisnak</w:t>
+      </w:r>
+      <w:proofErr w:type="gramEnd"/>
+      <w:r>
+        <w:rPr>
+          <w:rFonts w:ascii="Times New Roman" w:hAnsi="Times New Roman" w:cs="Times New Roman"/>
+          <w:sz w:val="24"/>
+        </w:rPr>
+        <w:t xml:space="preserve"> tekinthető – ha alatta, akkor nem. A teszt legalább 3 mintát igényel, ezért az üres </w:t>
+      </w:r>
+      <w:proofErr w:type="spellStart"/>
+      <w:r>
+        <w:rPr>
+          <w:rFonts w:ascii="Times New Roman" w:hAnsi="Times New Roman" w:cs="Times New Roman"/>
+          <w:sz w:val="24"/>
+        </w:rPr>
+        <w:t>epochokat</w:t>
+      </w:r>
+      <w:proofErr w:type="spellEnd"/>
+      <w:r>
+        <w:rPr>
+          <w:rFonts w:ascii="Times New Roman" w:hAnsi="Times New Roman" w:cs="Times New Roman"/>
+          <w:sz w:val="24"/>
+        </w:rPr>
+        <w:t xml:space="preserve"> a függvény kihagyja.</w:t>
+      </w:r>
+    </w:p>
+    <w:p>
+      <w:pPr>
+        <w:spacing w:after="0" w:line="360" w:lineRule="auto"/>
+        <w:jc w:val="both"/>
+        <w:rPr>
+          <w:rFonts w:ascii="Times New Roman" w:hAnsi="Times New Roman" w:cs="Times New Roman"/>
+          <w:sz w:val="24"/>
+        </w:rPr>
+      </w:pPr>
+      <w:r>
+        <w:rPr>
+          <w:rFonts w:ascii="Times New Roman" w:hAnsi="Times New Roman" w:cs="Times New Roman"/>
+          <w:sz w:val="24"/>
+        </w:rPr>
+        <w:t xml:space="preserve">Az eredmények megjelenítését a </w:t>
+      </w:r>
+      <w:proofErr w:type="spellStart"/>
+      <w:r>
+        <w:rPr>
+          <w:rFonts w:ascii="Times New Roman" w:hAnsi="Times New Roman" w:cs="Times New Roman"/>
+          <w:sz w:val="24"/>
+        </w:rPr>
+        <w:t>plot_all</w:t>
+      </w:r>
+      <w:proofErr w:type="spellEnd"/>
+      <w:r>
+        <w:rPr>
+          <w:rFonts w:ascii="Times New Roman" w:hAnsi="Times New Roman" w:cs="Times New Roman"/>
+          <w:sz w:val="24"/>
+        </w:rPr>
+        <w:t xml:space="preserve"> függvény végzi, amely egyetlen ábrán belül két sorba rendezi a grafikonokat – a felső sorban a kontraszt, az alsó sorban a normalitás p-értékei láthatók, minden csatornára külön oszlopdiagramon. Az alsó sorban egy szaggatott vonal jelöli a 0.05-ös határt, amely alatt az eloszlás nem tekinthető </w:t>
+      </w:r>
+      <w:proofErr w:type="gramStart"/>
+      <w:r>
+        <w:rPr>
+          <w:rFonts w:ascii="Times New Roman" w:hAnsi="Times New Roman" w:cs="Times New Roman"/>
+          <w:sz w:val="24"/>
+        </w:rPr>
+        <w:t>normálisnak</w:t>
+      </w:r>
+      <w:proofErr w:type="gramEnd"/>
+      <w:r>
+        <w:rPr>
+          <w:rFonts w:ascii="Times New Roman" w:hAnsi="Times New Roman" w:cs="Times New Roman"/>
+          <w:sz w:val="24"/>
+        </w:rPr>
+        <w:t xml:space="preserve">. A </w:t>
+      </w:r>
+      <w:proofErr w:type="spellStart"/>
+      <w:r>
+        <w:rPr>
+          <w:rFonts w:ascii="Times New Roman" w:hAnsi="Times New Roman" w:cs="Times New Roman"/>
+          <w:sz w:val="24"/>
+        </w:rPr>
+        <w:t>print_summary</w:t>
+      </w:r>
+      <w:proofErr w:type="spellEnd"/>
+      <w:r>
+        <w:rPr>
+          <w:rFonts w:ascii="Times New Roman" w:hAnsi="Times New Roman" w:cs="Times New Roman"/>
+          <w:sz w:val="24"/>
+        </w:rPr>
+        <w:t xml:space="preserve"> függvény ugyanezeket az eredményeket szöveges formában írja a konzolra, ami megkönnyíti a </w:t>
+      </w:r>
+      <w:proofErr w:type="gramStart"/>
+      <w:r>
+        <w:rPr>
+          <w:rFonts w:ascii="Times New Roman" w:hAnsi="Times New Roman" w:cs="Times New Roman"/>
+          <w:sz w:val="24"/>
+        </w:rPr>
+        <w:t>konkrét</w:t>
+      </w:r>
+      <w:proofErr w:type="gramEnd"/>
+      <w:r>
+        <w:rPr>
+          <w:rFonts w:ascii="Times New Roman" w:hAnsi="Times New Roman" w:cs="Times New Roman"/>
+          <w:sz w:val="24"/>
+        </w:rPr>
+        <w:t xml:space="preserve"> számok leolvasását.</w:t>
+      </w:r>
+    </w:p>
+    <w:p>
+      <w:pPr>
+        <w:spacing w:after="0" w:line="360" w:lineRule="auto"/>
+        <w:jc w:val="both"/>
+        <w:rPr>
+          <w:rFonts w:ascii="Times New Roman" w:hAnsi="Times New Roman" w:cs="Times New Roman"/>
+          <w:sz w:val="24"/>
+        </w:rPr>
+      </w:pPr>
+    </w:p>
+    <w:p>
+      <w:pPr>
+        <w:pStyle w:val="Cmsor2"/>
+      </w:pPr>
+      <w:r>
+        <w:t>2.5 Jellemzőkiválasztás – feature_selection.py</w:t>
+      </w:r>
+    </w:p>
+    <w:p>
+      <w:pPr>
+        <w:spacing w:after="0"/>
+      </w:pPr>
+    </w:p>
+    <w:p>
+      <w:pPr>
+        <w:spacing w:line="360" w:lineRule="auto"/>
+        <w:jc w:val="both"/>
+        <w:rPr>
+          <w:rFonts w:ascii="Times New Roman" w:hAnsi="Times New Roman" w:cs="Times New Roman"/>
+          <w:sz w:val="24"/>
+        </w:rPr>
+      </w:pPr>
+      <w:r>
+        <w:rPr>
+          <w:rFonts w:ascii="Times New Roman" w:hAnsi="Times New Roman" w:cs="Times New Roman"/>
+          <w:sz w:val="24"/>
+        </w:rPr>
+        <w:t>A feature_selection.py azt vizsgálja, hogy érdemes-e visszafogni a jellemzők számát, és ha igen, mennyi az a pont, ahol a modell már nem teljesít jobban, hanem rosszabbul. A gépi tanulásban ismert jelenség, hogy felesleges vagy zajt hordozó jellemzők ronthatják az általánosító képességet, kis adathalmazon pedig különösen veszélyes, ha túl sok jellemzővel dolgozunk, mert ilyenkor könnyen túlilleszkedik a modell a tanítóadatokra.</w:t>
+      </w:r>
+    </w:p>
+    <w:p>
+      <w:pPr>
+        <w:spacing w:line="360" w:lineRule="auto"/>
+        <w:jc w:val="both"/>
+        <w:rPr>
+          <w:rFonts w:ascii="Times New Roman" w:hAnsi="Times New Roman" w:cs="Times New Roman"/>
+          <w:sz w:val="24"/>
+        </w:rPr>
+      </w:pPr>
+      <w:r>
+        <w:rPr>
+          <w:rFonts w:ascii="Times New Roman" w:hAnsi="Times New Roman" w:cs="Times New Roman"/>
+          <w:sz w:val="24"/>
+        </w:rPr>
+        <w:t xml:space="preserve">Mindhárom jellemzőkinyerési módszerre lefuttatom az összes modellt, először az összes jellemzővel, majd a </w:t>
+      </w:r>
+      <w:proofErr w:type="spellStart"/>
+      <w:r>
+        <w:rPr>
+          <w:rFonts w:ascii="Times New Roman" w:hAnsi="Times New Roman" w:cs="Times New Roman"/>
+          <w:sz w:val="24"/>
+        </w:rPr>
+        <w:t>feature</w:t>
+      </w:r>
+      <w:proofErr w:type="spellEnd"/>
+      <w:r>
+        <w:rPr>
+          <w:rFonts w:ascii="Times New Roman" w:hAnsi="Times New Roman" w:cs="Times New Roman"/>
+          <w:sz w:val="24"/>
+        </w:rPr>
+        <w:t xml:space="preserve"> </w:t>
+      </w:r>
+      <w:proofErr w:type="spellStart"/>
+      <w:r>
+        <w:rPr>
+          <w:rFonts w:ascii="Times New Roman" w:hAnsi="Times New Roman" w:cs="Times New Roman"/>
+          <w:sz w:val="24"/>
+        </w:rPr>
+        <w:t>importance</w:t>
+      </w:r>
+      <w:proofErr w:type="spellEnd"/>
+      <w:r>
+        <w:rPr>
+          <w:rFonts w:ascii="Times New Roman" w:hAnsi="Times New Roman" w:cs="Times New Roman"/>
+          <w:sz w:val="24"/>
+        </w:rPr>
+        <w:t xml:space="preserve"> alapján kiválasztott top 10, top 15 és top 20 legfontosabb jellemzővel. A fontossági sorrendet ugyanúgy határozom meg, mint a train_model.py-</w:t>
+      </w:r>
+      <w:proofErr w:type="spellStart"/>
+      <w:r>
+        <w:rPr>
+          <w:rFonts w:ascii="Times New Roman" w:hAnsi="Times New Roman" w:cs="Times New Roman"/>
+          <w:sz w:val="24"/>
+        </w:rPr>
+        <w:t>ban</w:t>
+      </w:r>
+      <w:proofErr w:type="spellEnd"/>
+      <w:r>
+        <w:rPr>
+          <w:rFonts w:ascii="Times New Roman" w:hAnsi="Times New Roman" w:cs="Times New Roman"/>
+          <w:sz w:val="24"/>
+        </w:rPr>
+        <w:t xml:space="preserve">: Random Forest és </w:t>
+      </w:r>
+      <w:proofErr w:type="spellStart"/>
+      <w:r>
+        <w:rPr>
+          <w:rFonts w:ascii="Times New Roman" w:hAnsi="Times New Roman" w:cs="Times New Roman"/>
+          <w:sz w:val="24"/>
+        </w:rPr>
+        <w:t>XGBoost</w:t>
+      </w:r>
+      <w:proofErr w:type="spellEnd"/>
+      <w:r>
+        <w:rPr>
+          <w:rFonts w:ascii="Times New Roman" w:hAnsi="Times New Roman" w:cs="Times New Roman"/>
+          <w:sz w:val="24"/>
+        </w:rPr>
+        <w:t xml:space="preserve"> esetén a beépített </w:t>
+      </w:r>
+      <w:proofErr w:type="spellStart"/>
+      <w:r>
+        <w:rPr>
+          <w:rFonts w:ascii="Times New Roman" w:hAnsi="Times New Roman" w:cs="Times New Roman"/>
+          <w:sz w:val="24"/>
+        </w:rPr>
+        <w:t>feature_importances</w:t>
+      </w:r>
+      <w:proofErr w:type="spellEnd"/>
+      <w:r>
+        <w:rPr>
+          <w:rFonts w:ascii="Times New Roman" w:hAnsi="Times New Roman" w:cs="Times New Roman"/>
+          <w:sz w:val="24"/>
+        </w:rPr>
+        <w:t xml:space="preserve">_ tulajdonsággal, SVM esetén </w:t>
+      </w:r>
+      <w:proofErr w:type="spellStart"/>
+      <w:r>
+        <w:rPr>
+          <w:rFonts w:ascii="Times New Roman" w:hAnsi="Times New Roman" w:cs="Times New Roman"/>
+          <w:sz w:val="24"/>
+        </w:rPr>
+        <w:t>permutation</w:t>
+      </w:r>
+      <w:proofErr w:type="spellEnd"/>
+      <w:r>
+        <w:rPr>
+          <w:rFonts w:ascii="Times New Roman" w:hAnsi="Times New Roman" w:cs="Times New Roman"/>
+          <w:sz w:val="24"/>
+        </w:rPr>
+        <w:t xml:space="preserve"> </w:t>
+      </w:r>
+      <w:proofErr w:type="spellStart"/>
+      <w:r>
+        <w:rPr>
+          <w:rFonts w:ascii="Times New Roman" w:hAnsi="Times New Roman" w:cs="Times New Roman"/>
+          <w:sz w:val="24"/>
+        </w:rPr>
+        <w:t>importance</w:t>
+      </w:r>
+      <w:proofErr w:type="spellEnd"/>
+      <w:r>
+        <w:rPr>
+          <w:rFonts w:ascii="Times New Roman" w:hAnsi="Times New Roman" w:cs="Times New Roman"/>
+          <w:sz w:val="24"/>
+        </w:rPr>
+        <w:t xml:space="preserve"> segítségével. A kiválasztást a </w:t>
+      </w:r>
+      <w:proofErr w:type="spellStart"/>
+      <w:r>
+        <w:rPr>
+          <w:rFonts w:ascii="Times New Roman" w:hAnsi="Times New Roman" w:cs="Times New Roman"/>
+          <w:sz w:val="24"/>
+        </w:rPr>
+        <w:t>select_top_features</w:t>
+      </w:r>
+      <w:proofErr w:type="spellEnd"/>
+      <w:r>
+        <w:rPr>
+          <w:rFonts w:ascii="Times New Roman" w:hAnsi="Times New Roman" w:cs="Times New Roman"/>
+          <w:sz w:val="24"/>
+        </w:rPr>
+        <w:t xml:space="preserve"> függvény végzi, amely </w:t>
+      </w:r>
+      <w:proofErr w:type="spellStart"/>
+      <w:r>
+        <w:rPr>
+          <w:rFonts w:ascii="Times New Roman" w:hAnsi="Times New Roman" w:cs="Times New Roman"/>
+          <w:sz w:val="24"/>
+        </w:rPr>
+        <w:t>importancia</w:t>
+      </w:r>
+      <w:proofErr w:type="spellEnd"/>
+      <w:r>
+        <w:rPr>
+          <w:rFonts w:ascii="Times New Roman" w:hAnsi="Times New Roman" w:cs="Times New Roman"/>
+          <w:sz w:val="24"/>
+        </w:rPr>
+        <w:t xml:space="preserve"> szerint rendezi a jellemzőket és kiveszi a legfontosabbakat.</w:t>
+      </w:r>
+    </w:p>
+    <w:p>
+      <w:pPr>
+        <w:spacing w:line="360" w:lineRule="auto"/>
+        <w:jc w:val="both"/>
+        <w:rPr>
+          <w:rFonts w:ascii="Times New Roman" w:hAnsi="Times New Roman" w:cs="Times New Roman"/>
+          <w:sz w:val="24"/>
+        </w:rPr>
+      </w:pPr>
+      <w:r>
+        <w:rPr>
+          <w:rFonts w:ascii="Times New Roman" w:hAnsi="Times New Roman" w:cs="Times New Roman"/>
+          <w:sz w:val="24"/>
+        </w:rPr>
+        <w:t xml:space="preserve">Az eredmények a konzolra íródnak ki, és minden modellnél és jellemzőkinyerési módszernél látható az összes jellemzővel elért pontosság, mellette a top 10, 15 és 20 jellemzővel kapott érték az eltérés előjelével együtt. Ebből egyből kiderül, hogy egy adott </w:t>
+      </w:r>
+      <w:r>
+        <w:rPr>
+          <w:rFonts w:ascii="Times New Roman" w:hAnsi="Times New Roman" w:cs="Times New Roman"/>
+          <w:sz w:val="24"/>
+        </w:rPr>
+        <w:lastRenderedPageBreak/>
+        <w:t>konfiguráció esetén a jellemzők szűkítése segít, ront, vagy nem változtat érdemben a teljesítményen. A részletes számok az eredmények fejezetben szerepelnek.</w:t>
+      </w:r>
+    </w:p>
+    <w:p>
+      <w:pPr>
+        <w:spacing w:line="360" w:lineRule="auto"/>
+        <w:jc w:val="both"/>
+        <w:rPr>
+          <w:rFonts w:ascii="Times New Roman" w:hAnsi="Times New Roman" w:cs="Times New Roman"/>
+          <w:sz w:val="24"/>
+        </w:rPr>
+      </w:pPr>
     </w:p>
     <w:sectPr>
       <w:footerReference w:type="default" r:id="rId11"/>
@@ -7867,7 +8846,7 @@
           <w:rPr>
             <w:noProof/>
           </w:rPr>
-          <w:t>20</w:t>
+          <w:t>23</w:t>
         </w:r>
         <w:r>
           <w:fldChar w:fldCharType="end"/>
@@ -8582,6 +9561,7 @@
   <w:style w:type="character" w:default="1" w:styleId="Bekezdsalapbettpusa">
     <w:name w:val="Default Paragraph Font"/>
     <w:uiPriority w:val="1"/>
+    <w:semiHidden/>
     <w:unhideWhenUsed/>
   </w:style>
   <w:style w:type="table" w:default="1" w:styleId="Normltblzat">
@@ -9018,7 +9998,7 @@
 </file>
 
 <file path=customXml/itemProps1.xml><?xml version="1.0" encoding="utf-8"?>
-<ds:datastoreItem xmlns:ds="http://schemas.openxmlformats.org/officeDocument/2006/customXml" ds:itemID="{BDCC38E3-40F0-4FE1-A98B-A1379B145F2A}">
+<ds:datastoreItem xmlns:ds="http://schemas.openxmlformats.org/officeDocument/2006/customXml" ds:itemID="{8F9FDBA8-167E-4A19-943D-93789106067F}">
   <ds:schemaRefs>
     <ds:schemaRef ds:uri="http://schemas.openxmlformats.org/officeDocument/2006/bibliography"/>
   </ds:schemaRefs>

--- a/Szakdoga/szakdoga word/szakdolgozat.docx
+++ b/Szakdoga/szakdoga word/szakdolgozat.docx
@@ -1342,6 +1342,530 @@
     </w:p>
     <w:p>
       <w:pPr>
+        <w:spacing w:after="120" w:line="360" w:lineRule="auto"/>
+        <w:jc w:val="both"/>
+        <w:rPr>
+          <w:rFonts w:ascii="Times New Roman" w:hAnsi="Times New Roman" w:cs="Times New Roman"/>
+          <w:sz w:val="24"/>
+        </w:rPr>
+      </w:pPr>
+      <w:r>
+        <w:rPr>
+          <w:rFonts w:ascii="Times New Roman" w:hAnsi="Times New Roman" w:cs="Times New Roman"/>
+          <w:sz w:val="24"/>
+        </w:rPr>
+        <w:t xml:space="preserve">Az adatok Dr. Tiszai Luca kutatási programjához kötődnek, aki azt vizsgálja, hogy a halmozottan fogyatékos személyek zenei élményei hogyan mérhetők </w:t>
+      </w:r>
+      <w:proofErr w:type="gramStart"/>
+      <w:r>
+        <w:rPr>
+          <w:rFonts w:ascii="Times New Roman" w:hAnsi="Times New Roman" w:cs="Times New Roman"/>
+          <w:sz w:val="24"/>
+        </w:rPr>
+        <w:t>objektív</w:t>
+      </w:r>
+      <w:proofErr w:type="gramEnd"/>
+      <w:r>
+        <w:rPr>
+          <w:rFonts w:ascii="Times New Roman" w:hAnsi="Times New Roman" w:cs="Times New Roman"/>
+          <w:sz w:val="24"/>
+        </w:rPr>
+        <w:t xml:space="preserve"> eszközökkel. A gyűjtés során halmozottan fogyatékos és egészséges személyek EEG-jeleit rögzítették zenehallgatás közben, és a kérdés az volt, hogy az agyi </w:t>
+      </w:r>
+      <w:proofErr w:type="gramStart"/>
+      <w:r>
+        <w:rPr>
+          <w:rFonts w:ascii="Times New Roman" w:hAnsi="Times New Roman" w:cs="Times New Roman"/>
+          <w:sz w:val="24"/>
+        </w:rPr>
+        <w:t>aktivitásban</w:t>
+      </w:r>
+      <w:proofErr w:type="gramEnd"/>
+      <w:r>
+        <w:rPr>
+          <w:rFonts w:ascii="Times New Roman" w:hAnsi="Times New Roman" w:cs="Times New Roman"/>
+          <w:sz w:val="24"/>
+        </w:rPr>
+        <w:t xml:space="preserve"> megjelennek-e olyan mintázatok, amelyek alapján a két csoport szétválasztható egymástól. Adatvédelmi okokból a felvételek felhasználása külön megállapodáshoz kötött, a rendszer fejlesztése és tesztelése az erre a célra átadott adatokon történt.</w:t>
+      </w:r>
+    </w:p>
+    <w:p>
+      <w:pPr>
+        <w:spacing w:before="120" w:after="0" w:line="360" w:lineRule="auto"/>
+        <w:jc w:val="both"/>
+        <w:rPr>
+          <w:rFonts w:ascii="Times New Roman" w:hAnsi="Times New Roman" w:cs="Times New Roman"/>
+          <w:sz w:val="24"/>
+        </w:rPr>
+      </w:pPr>
+      <w:r>
+        <w:rPr>
+          <w:rFonts w:ascii="Times New Roman" w:hAnsi="Times New Roman" w:cs="Times New Roman"/>
+          <w:sz w:val="24"/>
+        </w:rPr>
+        <w:t>Mielőtt ezekkel az adatokkal elkezdtem volna dolgozni, egy korábbi fázisban Alzheimer-kóros betegek EEG-felvételein próbáltam ki a különböző megközelítéseket. Ezek .</w:t>
+      </w:r>
+      <w:proofErr w:type="spellStart"/>
+      <w:r>
+        <w:rPr>
+          <w:rFonts w:ascii="Times New Roman" w:hAnsi="Times New Roman" w:cs="Times New Roman"/>
+          <w:sz w:val="24"/>
+        </w:rPr>
+        <w:t>set</w:t>
+      </w:r>
+      <w:proofErr w:type="spellEnd"/>
+      <w:r>
+        <w:rPr>
+          <w:rFonts w:ascii="Times New Roman" w:hAnsi="Times New Roman" w:cs="Times New Roman"/>
+          <w:sz w:val="24"/>
+        </w:rPr>
+        <w:t xml:space="preserve"> kiterjesztésű </w:t>
+      </w:r>
+      <w:proofErr w:type="gramStart"/>
+      <w:r>
+        <w:rPr>
+          <w:rFonts w:ascii="Times New Roman" w:hAnsi="Times New Roman" w:cs="Times New Roman"/>
+          <w:sz w:val="24"/>
+        </w:rPr>
+        <w:t>fájlokban</w:t>
+      </w:r>
+      <w:proofErr w:type="gramEnd"/>
+      <w:r>
+        <w:rPr>
+          <w:rFonts w:ascii="Times New Roman" w:hAnsi="Times New Roman" w:cs="Times New Roman"/>
+          <w:sz w:val="24"/>
+        </w:rPr>
+        <w:t xml:space="preserve"> érkeztek, ami az EEGLAB neurológiai elemzőeszköz saját formátuma, nyers EEG idősorokat tartalmaz csatornainformációkkal és eseményjelölőkkel együtt. Itt tanultam meg rendesen használni a Pythont és a releváns könyvtárakat, főleg a </w:t>
+      </w:r>
+      <w:proofErr w:type="spellStart"/>
+      <w:r>
+        <w:rPr>
+          <w:rFonts w:ascii="Times New Roman" w:hAnsi="Times New Roman" w:cs="Times New Roman"/>
+          <w:sz w:val="24"/>
+        </w:rPr>
+        <w:t>numpy</w:t>
+      </w:r>
+      <w:proofErr w:type="spellEnd"/>
+      <w:r>
+        <w:rPr>
+          <w:rFonts w:ascii="Times New Roman" w:hAnsi="Times New Roman" w:cs="Times New Roman"/>
+          <w:sz w:val="24"/>
+        </w:rPr>
+        <w:t xml:space="preserve">-t, a </w:t>
+      </w:r>
+      <w:proofErr w:type="spellStart"/>
+      <w:r>
+        <w:rPr>
+          <w:rFonts w:ascii="Times New Roman" w:hAnsi="Times New Roman" w:cs="Times New Roman"/>
+          <w:sz w:val="24"/>
+        </w:rPr>
+        <w:t>pandast</w:t>
+      </w:r>
+      <w:proofErr w:type="spellEnd"/>
+      <w:r>
+        <w:rPr>
+          <w:rFonts w:ascii="Times New Roman" w:hAnsi="Times New Roman" w:cs="Times New Roman"/>
+          <w:sz w:val="24"/>
+        </w:rPr>
+        <w:t xml:space="preserve"> és a </w:t>
+      </w:r>
+      <w:proofErr w:type="spellStart"/>
+      <w:r>
+        <w:rPr>
+          <w:rFonts w:ascii="Times New Roman" w:hAnsi="Times New Roman" w:cs="Times New Roman"/>
+          <w:sz w:val="24"/>
+        </w:rPr>
+        <w:t>scikit-learnt</w:t>
+      </w:r>
+      <w:proofErr w:type="spellEnd"/>
+      <w:r>
+        <w:rPr>
+          <w:rFonts w:ascii="Times New Roman" w:hAnsi="Times New Roman" w:cs="Times New Roman"/>
+          <w:sz w:val="24"/>
+        </w:rPr>
+        <w:t xml:space="preserve">. </w:t>
+      </w:r>
+      <w:proofErr w:type="gramStart"/>
+      <w:r>
+        <w:rPr>
+          <w:rFonts w:ascii="Times New Roman" w:hAnsi="Times New Roman" w:cs="Times New Roman"/>
+          <w:sz w:val="24"/>
+        </w:rPr>
+        <w:t>Konkrét</w:t>
+      </w:r>
+      <w:proofErr w:type="gramEnd"/>
+      <w:r>
+        <w:rPr>
+          <w:rFonts w:ascii="Times New Roman" w:hAnsi="Times New Roman" w:cs="Times New Roman"/>
+          <w:sz w:val="24"/>
+        </w:rPr>
+        <w:t xml:space="preserve"> eredmény nem lett belőle, de a tapasztalat, amit szereztem, később nagyon jól jött.</w:t>
+      </w:r>
+    </w:p>
+    <w:p>
+      <w:pPr>
+        <w:spacing w:before="120" w:after="0" w:line="360" w:lineRule="auto"/>
+        <w:jc w:val="both"/>
+        <w:rPr>
+          <w:rFonts w:ascii="Times New Roman" w:hAnsi="Times New Roman" w:cs="Times New Roman"/>
+          <w:sz w:val="24"/>
+        </w:rPr>
+      </w:pPr>
+      <w:r>
+        <w:rPr>
+          <w:rFonts w:ascii="Times New Roman" w:hAnsi="Times New Roman" w:cs="Times New Roman"/>
+          <w:sz w:val="24"/>
+        </w:rPr>
+        <w:t xml:space="preserve">A tényleges adatállomány 60 felvételt tartalmaz CSV formátumban, pontosvesszővel elválasztva. Ebből 26 halmozottan fogyatékos és 25 egészséges személy felvétele ment bele a tanításba, a maradék 9-et pedig félretettük </w:t>
+      </w:r>
+      <w:proofErr w:type="gramStart"/>
+      <w:r>
+        <w:rPr>
+          <w:rFonts w:ascii="Times New Roman" w:hAnsi="Times New Roman" w:cs="Times New Roman"/>
+          <w:sz w:val="24"/>
+        </w:rPr>
+        <w:t>manuális</w:t>
+      </w:r>
+      <w:proofErr w:type="gramEnd"/>
+      <w:r>
+        <w:rPr>
+          <w:rFonts w:ascii="Times New Roman" w:hAnsi="Times New Roman" w:cs="Times New Roman"/>
+          <w:sz w:val="24"/>
+        </w:rPr>
+        <w:t xml:space="preserve"> tesztelésre. Ezeket a modell sosem látta tanítás közben, így a grafikus felületen valódi független tesztesetekként lehet őket használni, ami őszintébb képet ad a rendszer tényleges teljesítményéről.</w:t>
+      </w:r>
+    </w:p>
+    <w:p>
+      <w:pPr>
+        <w:spacing w:before="120" w:after="0" w:line="360" w:lineRule="auto"/>
+        <w:jc w:val="both"/>
+        <w:rPr>
+          <w:rFonts w:ascii="Times New Roman" w:hAnsi="Times New Roman" w:cs="Times New Roman"/>
+          <w:sz w:val="24"/>
+        </w:rPr>
+      </w:pPr>
+      <w:r>
+        <w:rPr>
+          <w:rFonts w:ascii="Times New Roman" w:hAnsi="Times New Roman" w:cs="Times New Roman"/>
+          <w:sz w:val="24"/>
+        </w:rPr>
+        <w:t xml:space="preserve">Minden </w:t>
+      </w:r>
+      <w:proofErr w:type="gramStart"/>
+      <w:r>
+        <w:rPr>
+          <w:rFonts w:ascii="Times New Roman" w:hAnsi="Times New Roman" w:cs="Times New Roman"/>
+          <w:sz w:val="24"/>
+        </w:rPr>
+        <w:t>fájl</w:t>
+      </w:r>
+      <w:proofErr w:type="gramEnd"/>
+      <w:r>
+        <w:rPr>
+          <w:rFonts w:ascii="Times New Roman" w:hAnsi="Times New Roman" w:cs="Times New Roman"/>
+          <w:sz w:val="24"/>
+        </w:rPr>
+        <w:t xml:space="preserve"> ugyanolyan szerkezetű, soronként egy időpillanat adatai szerepelnek, összesen 13 oszlopban: </w:t>
+      </w:r>
+      <w:proofErr w:type="spellStart"/>
+      <w:r>
+        <w:rPr>
+          <w:rFonts w:ascii="Times New Roman" w:hAnsi="Times New Roman" w:cs="Times New Roman"/>
+          <w:sz w:val="24"/>
+        </w:rPr>
+        <w:t>time</w:t>
+      </w:r>
+      <w:proofErr w:type="spellEnd"/>
+      <w:r>
+        <w:rPr>
+          <w:rFonts w:ascii="Times New Roman" w:hAnsi="Times New Roman" w:cs="Times New Roman"/>
+          <w:sz w:val="24"/>
+        </w:rPr>
+        <w:t xml:space="preserve">, </w:t>
+      </w:r>
+      <w:proofErr w:type="spellStart"/>
+      <w:r>
+        <w:rPr>
+          <w:rFonts w:ascii="Times New Roman" w:hAnsi="Times New Roman" w:cs="Times New Roman"/>
+          <w:sz w:val="24"/>
+        </w:rPr>
+        <w:t>rawEEG</w:t>
+      </w:r>
+      <w:proofErr w:type="spellEnd"/>
+      <w:r>
+        <w:rPr>
+          <w:rFonts w:ascii="Times New Roman" w:hAnsi="Times New Roman" w:cs="Times New Roman"/>
+          <w:sz w:val="24"/>
+        </w:rPr>
+        <w:t xml:space="preserve">, </w:t>
+      </w:r>
+      <w:proofErr w:type="spellStart"/>
+      <w:r>
+        <w:rPr>
+          <w:rFonts w:ascii="Times New Roman" w:hAnsi="Times New Roman" w:cs="Times New Roman"/>
+          <w:sz w:val="24"/>
+        </w:rPr>
+        <w:t>attention</w:t>
+      </w:r>
+      <w:proofErr w:type="spellEnd"/>
+      <w:r>
+        <w:rPr>
+          <w:rFonts w:ascii="Times New Roman" w:hAnsi="Times New Roman" w:cs="Times New Roman"/>
+          <w:sz w:val="24"/>
+        </w:rPr>
+        <w:t xml:space="preserve">, </w:t>
+      </w:r>
+      <w:proofErr w:type="spellStart"/>
+      <w:r>
+        <w:rPr>
+          <w:rFonts w:ascii="Times New Roman" w:hAnsi="Times New Roman" w:cs="Times New Roman"/>
+          <w:sz w:val="24"/>
+        </w:rPr>
+        <w:t>meditation</w:t>
+      </w:r>
+      <w:proofErr w:type="spellEnd"/>
+      <w:r>
+        <w:rPr>
+          <w:rFonts w:ascii="Times New Roman" w:hAnsi="Times New Roman" w:cs="Times New Roman"/>
+          <w:sz w:val="24"/>
+        </w:rPr>
+        <w:t xml:space="preserve">, </w:t>
+      </w:r>
+      <w:proofErr w:type="spellStart"/>
+      <w:r>
+        <w:rPr>
+          <w:rFonts w:ascii="Times New Roman" w:hAnsi="Times New Roman" w:cs="Times New Roman"/>
+          <w:sz w:val="24"/>
+        </w:rPr>
+        <w:t>signalStrength</w:t>
+      </w:r>
+      <w:proofErr w:type="spellEnd"/>
+      <w:r>
+        <w:rPr>
+          <w:rFonts w:ascii="Times New Roman" w:hAnsi="Times New Roman" w:cs="Times New Roman"/>
+          <w:sz w:val="24"/>
+        </w:rPr>
+        <w:t xml:space="preserve">, alpha1, alpha2, beta1, beta2, delta, gamma1, gamma2, </w:t>
+      </w:r>
+      <w:proofErr w:type="spellStart"/>
+      <w:r>
+        <w:rPr>
+          <w:rFonts w:ascii="Times New Roman" w:hAnsi="Times New Roman" w:cs="Times New Roman"/>
+          <w:sz w:val="24"/>
+        </w:rPr>
+        <w:t>theta</w:t>
+      </w:r>
+      <w:proofErr w:type="spellEnd"/>
+      <w:r>
+        <w:rPr>
+          <w:rFonts w:ascii="Times New Roman" w:hAnsi="Times New Roman" w:cs="Times New Roman"/>
+          <w:sz w:val="24"/>
+        </w:rPr>
+        <w:t xml:space="preserve">, és </w:t>
+      </w:r>
+      <w:proofErr w:type="spellStart"/>
+      <w:r>
+        <w:rPr>
+          <w:rFonts w:ascii="Times New Roman" w:hAnsi="Times New Roman" w:cs="Times New Roman"/>
+          <w:sz w:val="24"/>
+        </w:rPr>
+        <w:t>blink</w:t>
+      </w:r>
+      <w:proofErr w:type="spellEnd"/>
+      <w:r>
+        <w:rPr>
+          <w:rFonts w:ascii="Times New Roman" w:hAnsi="Times New Roman" w:cs="Times New Roman"/>
+          <w:sz w:val="24"/>
+        </w:rPr>
+        <w:t xml:space="preserve">, ahol ez utóbbi a pislogásokat jelöli. Nem minden oszlop ugyanolyan típusú adatot tartalmaz: a </w:t>
+      </w:r>
+      <w:proofErr w:type="spellStart"/>
+      <w:r>
+        <w:rPr>
+          <w:rFonts w:ascii="Times New Roman" w:hAnsi="Times New Roman" w:cs="Times New Roman"/>
+          <w:sz w:val="24"/>
+        </w:rPr>
+        <w:t>rawEEG</w:t>
+      </w:r>
+      <w:proofErr w:type="spellEnd"/>
+      <w:r>
+        <w:rPr>
+          <w:rFonts w:ascii="Times New Roman" w:hAnsi="Times New Roman" w:cs="Times New Roman"/>
+          <w:sz w:val="24"/>
+        </w:rPr>
+        <w:t xml:space="preserve"> a nyers jelet tárolja milliszekundumos felbontásban, a frekvenciasáv oszlopok viszont már </w:t>
+      </w:r>
+      <w:proofErr w:type="spellStart"/>
+      <w:r>
+        <w:rPr>
+          <w:rFonts w:ascii="Times New Roman" w:hAnsi="Times New Roman" w:cs="Times New Roman"/>
+          <w:sz w:val="24"/>
+        </w:rPr>
+        <w:t>előfeldolgozott</w:t>
+      </w:r>
+      <w:proofErr w:type="spellEnd"/>
+      <w:r>
+        <w:rPr>
+          <w:rFonts w:ascii="Times New Roman" w:hAnsi="Times New Roman" w:cs="Times New Roman"/>
+          <w:sz w:val="24"/>
+        </w:rPr>
+        <w:t xml:space="preserve"> értékek, amelyeket az eszköz a Fourier-transzformáció után számol, és ritkábban is frissülnek. Nem használtam fel az összes oszlopot, a </w:t>
+      </w:r>
+      <w:proofErr w:type="spellStart"/>
+      <w:r>
+        <w:rPr>
+          <w:rFonts w:ascii="Times New Roman" w:hAnsi="Times New Roman" w:cs="Times New Roman"/>
+          <w:sz w:val="24"/>
+        </w:rPr>
+        <w:t>rawEEG</w:t>
+      </w:r>
+      <w:proofErr w:type="spellEnd"/>
+      <w:r>
+        <w:rPr>
+          <w:rFonts w:ascii="Times New Roman" w:hAnsi="Times New Roman" w:cs="Times New Roman"/>
+          <w:sz w:val="24"/>
+        </w:rPr>
+        <w:t xml:space="preserve">, a delta, a </w:t>
+      </w:r>
+      <w:proofErr w:type="spellStart"/>
+      <w:r>
+        <w:rPr>
+          <w:rFonts w:ascii="Times New Roman" w:hAnsi="Times New Roman" w:cs="Times New Roman"/>
+          <w:sz w:val="24"/>
+        </w:rPr>
+        <w:t>signalStrength</w:t>
+      </w:r>
+      <w:proofErr w:type="spellEnd"/>
+      <w:r>
+        <w:rPr>
+          <w:rFonts w:ascii="Times New Roman" w:hAnsi="Times New Roman" w:cs="Times New Roman"/>
+          <w:sz w:val="24"/>
+        </w:rPr>
+        <w:t xml:space="preserve"> és a </w:t>
+      </w:r>
+      <w:proofErr w:type="spellStart"/>
+      <w:r>
+        <w:rPr>
+          <w:rFonts w:ascii="Times New Roman" w:hAnsi="Times New Roman" w:cs="Times New Roman"/>
+          <w:sz w:val="24"/>
+        </w:rPr>
+        <w:t>blink</w:t>
+      </w:r>
+      <w:proofErr w:type="spellEnd"/>
+      <w:r>
+        <w:rPr>
+          <w:rFonts w:ascii="Times New Roman" w:hAnsi="Times New Roman" w:cs="Times New Roman"/>
+          <w:sz w:val="24"/>
+        </w:rPr>
+        <w:t xml:space="preserve"> végül kimaradt, mert osztályozás szempontjából nem bizonyultak hasznosnak. Ami megmaradt: alpha1 és alpha2 az alfa tartomány két </w:t>
+      </w:r>
+      <w:proofErr w:type="spellStart"/>
+      <w:r>
+        <w:rPr>
+          <w:rFonts w:ascii="Times New Roman" w:hAnsi="Times New Roman" w:cs="Times New Roman"/>
+          <w:sz w:val="24"/>
+        </w:rPr>
+        <w:t>alsávjaként</w:t>
+      </w:r>
+      <w:proofErr w:type="spellEnd"/>
+      <w:r>
+        <w:rPr>
+          <w:rFonts w:ascii="Times New Roman" w:hAnsi="Times New Roman" w:cs="Times New Roman"/>
+          <w:sz w:val="24"/>
+        </w:rPr>
+        <w:t xml:space="preserve">, beta1 és beta2 a béta tartományból, </w:t>
+      </w:r>
+      <w:proofErr w:type="spellStart"/>
+      <w:r>
+        <w:rPr>
+          <w:rFonts w:ascii="Times New Roman" w:hAnsi="Times New Roman" w:cs="Times New Roman"/>
+          <w:sz w:val="24"/>
+        </w:rPr>
+        <w:t>theta</w:t>
+      </w:r>
+      <w:proofErr w:type="spellEnd"/>
+      <w:r>
+        <w:rPr>
+          <w:rFonts w:ascii="Times New Roman" w:hAnsi="Times New Roman" w:cs="Times New Roman"/>
+          <w:sz w:val="24"/>
+        </w:rPr>
+        <w:t xml:space="preserve">, gamma1 és gamma2 a gamma </w:t>
+      </w:r>
+      <w:r>
+        <w:rPr>
+          <w:rFonts w:ascii="Times New Roman" w:hAnsi="Times New Roman" w:cs="Times New Roman"/>
+          <w:sz w:val="24"/>
+        </w:rPr>
+        <w:lastRenderedPageBreak/>
+        <w:t xml:space="preserve">tartományból, valamint az </w:t>
+      </w:r>
+      <w:proofErr w:type="spellStart"/>
+      <w:r>
+        <w:rPr>
+          <w:rFonts w:ascii="Times New Roman" w:hAnsi="Times New Roman" w:cs="Times New Roman"/>
+          <w:sz w:val="24"/>
+        </w:rPr>
+        <w:t>attention</w:t>
+      </w:r>
+      <w:proofErr w:type="spellEnd"/>
+      <w:r>
+        <w:rPr>
+          <w:rFonts w:ascii="Times New Roman" w:hAnsi="Times New Roman" w:cs="Times New Roman"/>
+          <w:sz w:val="24"/>
+        </w:rPr>
+        <w:t xml:space="preserve"> és </w:t>
+      </w:r>
+      <w:proofErr w:type="spellStart"/>
+      <w:r>
+        <w:rPr>
+          <w:rFonts w:ascii="Times New Roman" w:hAnsi="Times New Roman" w:cs="Times New Roman"/>
+          <w:sz w:val="24"/>
+        </w:rPr>
+        <w:t>meditation</w:t>
+      </w:r>
+      <w:proofErr w:type="spellEnd"/>
+      <w:r>
+        <w:rPr>
+          <w:rFonts w:ascii="Times New Roman" w:hAnsi="Times New Roman" w:cs="Times New Roman"/>
+          <w:sz w:val="24"/>
+        </w:rPr>
+        <w:t xml:space="preserve"> oszlopok, amelyek az eszköz által becsült </w:t>
+      </w:r>
+      <w:proofErr w:type="spellStart"/>
+      <w:r>
+        <w:rPr>
+          <w:rFonts w:ascii="Times New Roman" w:hAnsi="Times New Roman" w:cs="Times New Roman"/>
+          <w:sz w:val="24"/>
+        </w:rPr>
+        <w:t>figyelmi</w:t>
+      </w:r>
+      <w:proofErr w:type="spellEnd"/>
+      <w:r>
+        <w:rPr>
+          <w:rFonts w:ascii="Times New Roman" w:hAnsi="Times New Roman" w:cs="Times New Roman"/>
+          <w:sz w:val="24"/>
+        </w:rPr>
+        <w:t xml:space="preserve"> és </w:t>
+      </w:r>
+      <w:proofErr w:type="gramStart"/>
+      <w:r>
+        <w:rPr>
+          <w:rFonts w:ascii="Times New Roman" w:hAnsi="Times New Roman" w:cs="Times New Roman"/>
+          <w:sz w:val="24"/>
+        </w:rPr>
+        <w:t>meditációs</w:t>
+      </w:r>
+      <w:proofErr w:type="gramEnd"/>
+      <w:r>
+        <w:rPr>
+          <w:rFonts w:ascii="Times New Roman" w:hAnsi="Times New Roman" w:cs="Times New Roman"/>
+          <w:sz w:val="24"/>
+        </w:rPr>
+        <w:t xml:space="preserve"> szinteket tartalmazzák.</w:t>
+      </w:r>
+    </w:p>
+    <w:p>
+      <w:pPr>
         <w:spacing w:after="0" w:line="360" w:lineRule="auto"/>
         <w:jc w:val="both"/>
         <w:rPr>
@@ -1349,12 +1873,51 @@
           <w:sz w:val="24"/>
         </w:rPr>
       </w:pPr>
-      <w:r>
-        <w:rPr>
-          <w:rFonts w:ascii="Times New Roman" w:hAnsi="Times New Roman" w:cs="Times New Roman"/>
-          <w:sz w:val="24"/>
-        </w:rPr>
-        <w:t xml:space="preserve">Az adatok Dr. Tiszai Luca kutatási programjához kötődnek, aki azt vizsgálja, hogy a halmozottan fogyatékos személyek zenei élményei hogyan mérhetők </w:t>
+    </w:p>
+    <w:p>
+      <w:pPr>
+        <w:pStyle w:val="Cmsor2"/>
+      </w:pPr>
+      <w:r>
+        <w:t>1.2 Az EEG és frekvenciasávok</w:t>
+      </w:r>
+    </w:p>
+    <w:p>
+      <w:pPr>
+        <w:spacing w:after="40"/>
+      </w:pPr>
+    </w:p>
+    <w:p>
+      <w:pPr>
+        <w:spacing w:after="120" w:line="360" w:lineRule="auto"/>
+        <w:jc w:val="both"/>
+        <w:rPr>
+          <w:rFonts w:ascii="Times New Roman" w:hAnsi="Times New Roman" w:cs="Times New Roman"/>
+          <w:sz w:val="24"/>
+        </w:rPr>
+      </w:pPr>
+      <w:r>
+        <w:rPr>
+          <w:rFonts w:ascii="Times New Roman" w:hAnsi="Times New Roman" w:cs="Times New Roman"/>
+          <w:sz w:val="24"/>
+        </w:rPr>
+        <w:t xml:space="preserve">Az EEG, vagyis az </w:t>
+      </w:r>
+      <w:proofErr w:type="spellStart"/>
+      <w:r>
+        <w:rPr>
+          <w:rFonts w:ascii="Times New Roman" w:hAnsi="Times New Roman" w:cs="Times New Roman"/>
+          <w:sz w:val="24"/>
+        </w:rPr>
+        <w:t>elektroenkefalográfia</w:t>
+      </w:r>
+      <w:proofErr w:type="spellEnd"/>
+      <w:r>
+        <w:rPr>
+          <w:rFonts w:ascii="Times New Roman" w:hAnsi="Times New Roman" w:cs="Times New Roman"/>
+          <w:sz w:val="24"/>
+        </w:rPr>
+        <w:t xml:space="preserve"> lényege az, hogy az agy elektromos </w:t>
       </w:r>
       <w:proofErr w:type="gramStart"/>
       <w:r>
@@ -1362,7 +1925,7 @@
           <w:rFonts w:ascii="Times New Roman" w:hAnsi="Times New Roman" w:cs="Times New Roman"/>
           <w:sz w:val="24"/>
         </w:rPr>
-        <w:t>objektív</w:t>
+        <w:t>aktivitását</w:t>
       </w:r>
       <w:proofErr w:type="gramEnd"/>
       <w:r>
@@ -1370,7 +1933,39 @@
           <w:rFonts w:ascii="Times New Roman" w:hAnsi="Times New Roman" w:cs="Times New Roman"/>
           <w:sz w:val="24"/>
         </w:rPr>
-        <w:t xml:space="preserve"> eszközökkel. A gyűjtés során halmozottan fogyatékos és egészséges személyek EEG-jeleit rögzítették zenehallgatás közben, és a kérdés az volt, hogy az agyi </w:t>
+        <w:t xml:space="preserve"> kívülről, non-</w:t>
+      </w:r>
+      <w:proofErr w:type="spellStart"/>
+      <w:r>
+        <w:rPr>
+          <w:rFonts w:ascii="Times New Roman" w:hAnsi="Times New Roman" w:cs="Times New Roman"/>
+          <w:sz w:val="24"/>
+        </w:rPr>
+        <w:t>invazív</w:t>
+      </w:r>
+      <w:proofErr w:type="spellEnd"/>
+      <w:r>
+        <w:rPr>
+          <w:rFonts w:ascii="Times New Roman" w:hAnsi="Times New Roman" w:cs="Times New Roman"/>
+          <w:sz w:val="24"/>
+        </w:rPr>
+        <w:t xml:space="preserve"> módon méri az agykéreg közelében elhelyezett elektródák segítségével. A neuronok által kibocsátott elektromos jelek összeadódnak, és a fejbőrön keresztül is mérhetővé válnak. Más képalkotó eljárásokhoz képest, például az MRI-</w:t>
+      </w:r>
+      <w:proofErr w:type="spellStart"/>
+      <w:r>
+        <w:rPr>
+          <w:rFonts w:ascii="Times New Roman" w:hAnsi="Times New Roman" w:cs="Times New Roman"/>
+          <w:sz w:val="24"/>
+        </w:rPr>
+        <w:t>hez</w:t>
+      </w:r>
+      <w:proofErr w:type="spellEnd"/>
+      <w:r>
+        <w:rPr>
+          <w:rFonts w:ascii="Times New Roman" w:hAnsi="Times New Roman" w:cs="Times New Roman"/>
+          <w:sz w:val="24"/>
+        </w:rPr>
+        <w:t xml:space="preserve">, az EEG időbeli felbontása kiemelkedő: milliszekundumos pontossággal követi az </w:t>
       </w:r>
       <w:proofErr w:type="gramStart"/>
       <w:r>
@@ -1378,7 +1973,7 @@
           <w:rFonts w:ascii="Times New Roman" w:hAnsi="Times New Roman" w:cs="Times New Roman"/>
           <w:sz w:val="24"/>
         </w:rPr>
-        <w:t>aktivitásban</w:t>
+        <w:t>aktivitás</w:t>
       </w:r>
       <w:proofErr w:type="gramEnd"/>
       <w:r>
@@ -1386,482 +1981,7 @@
           <w:rFonts w:ascii="Times New Roman" w:hAnsi="Times New Roman" w:cs="Times New Roman"/>
           <w:sz w:val="24"/>
         </w:rPr>
-        <w:t xml:space="preserve"> megjelennek-e olyan mintázatok, amelyek alapján a két csoport szétválasztható egymástól. Adatvédelmi okokból a felvételek felhasználása külön megállapodáshoz kötött, a rendszer fejlesztése és tesztelése az erre a célra átadott adatokon történt.</w:t>
-      </w:r>
-    </w:p>
-    <w:p>
-      <w:pPr>
-        <w:spacing w:before="120" w:after="0" w:line="360" w:lineRule="auto"/>
-        <w:jc w:val="both"/>
-        <w:rPr>
-          <w:rFonts w:ascii="Times New Roman" w:hAnsi="Times New Roman" w:cs="Times New Roman"/>
-          <w:sz w:val="24"/>
-        </w:rPr>
-      </w:pPr>
-      <w:r>
-        <w:rPr>
-          <w:rFonts w:ascii="Times New Roman" w:hAnsi="Times New Roman" w:cs="Times New Roman"/>
-          <w:sz w:val="24"/>
-        </w:rPr>
-        <w:t>Mielőtt ezekkel az adatokkal elkezdtem volna dolgozni, egy korábbi fázisban Alzheimer-kóros betegek EEG-felvételein próbáltam ki a különböző megközelítéseket. Ezek .</w:t>
-      </w:r>
-      <w:proofErr w:type="spellStart"/>
-      <w:r>
-        <w:rPr>
-          <w:rFonts w:ascii="Times New Roman" w:hAnsi="Times New Roman" w:cs="Times New Roman"/>
-          <w:sz w:val="24"/>
-        </w:rPr>
-        <w:t>set</w:t>
-      </w:r>
-      <w:proofErr w:type="spellEnd"/>
-      <w:r>
-        <w:rPr>
-          <w:rFonts w:ascii="Times New Roman" w:hAnsi="Times New Roman" w:cs="Times New Roman"/>
-          <w:sz w:val="24"/>
-        </w:rPr>
-        <w:t xml:space="preserve"> kiterjesztésű </w:t>
-      </w:r>
-      <w:proofErr w:type="gramStart"/>
-      <w:r>
-        <w:rPr>
-          <w:rFonts w:ascii="Times New Roman" w:hAnsi="Times New Roman" w:cs="Times New Roman"/>
-          <w:sz w:val="24"/>
-        </w:rPr>
-        <w:t>fájlokban</w:t>
-      </w:r>
-      <w:proofErr w:type="gramEnd"/>
-      <w:r>
-        <w:rPr>
-          <w:rFonts w:ascii="Times New Roman" w:hAnsi="Times New Roman" w:cs="Times New Roman"/>
-          <w:sz w:val="24"/>
-        </w:rPr>
-        <w:t xml:space="preserve"> érkeztek, ami az EEGLAB neurológiai elemzőeszköz saját formátuma, nyers EEG idősorokat tartalmaz csatornainformációkkal és eseményjelölőkkel együtt. Itt tanultam meg rendesen használni a Pythont és a releváns könyvtárakat, főleg a </w:t>
-      </w:r>
-      <w:proofErr w:type="spellStart"/>
-      <w:r>
-        <w:rPr>
-          <w:rFonts w:ascii="Times New Roman" w:hAnsi="Times New Roman" w:cs="Times New Roman"/>
-          <w:sz w:val="24"/>
-        </w:rPr>
-        <w:t>numpy</w:t>
-      </w:r>
-      <w:proofErr w:type="spellEnd"/>
-      <w:r>
-        <w:rPr>
-          <w:rFonts w:ascii="Times New Roman" w:hAnsi="Times New Roman" w:cs="Times New Roman"/>
-          <w:sz w:val="24"/>
-        </w:rPr>
-        <w:t xml:space="preserve">-t, a </w:t>
-      </w:r>
-      <w:proofErr w:type="spellStart"/>
-      <w:r>
-        <w:rPr>
-          <w:rFonts w:ascii="Times New Roman" w:hAnsi="Times New Roman" w:cs="Times New Roman"/>
-          <w:sz w:val="24"/>
-        </w:rPr>
-        <w:t>pandast</w:t>
-      </w:r>
-      <w:proofErr w:type="spellEnd"/>
-      <w:r>
-        <w:rPr>
-          <w:rFonts w:ascii="Times New Roman" w:hAnsi="Times New Roman" w:cs="Times New Roman"/>
-          <w:sz w:val="24"/>
-        </w:rPr>
-        <w:t xml:space="preserve"> és a </w:t>
-      </w:r>
-      <w:proofErr w:type="spellStart"/>
-      <w:r>
-        <w:rPr>
-          <w:rFonts w:ascii="Times New Roman" w:hAnsi="Times New Roman" w:cs="Times New Roman"/>
-          <w:sz w:val="24"/>
-        </w:rPr>
-        <w:t>scikit-learnt</w:t>
-      </w:r>
-      <w:proofErr w:type="spellEnd"/>
-      <w:r>
-        <w:rPr>
-          <w:rFonts w:ascii="Times New Roman" w:hAnsi="Times New Roman" w:cs="Times New Roman"/>
-          <w:sz w:val="24"/>
-        </w:rPr>
-        <w:t xml:space="preserve">. </w:t>
-      </w:r>
-      <w:proofErr w:type="gramStart"/>
-      <w:r>
-        <w:rPr>
-          <w:rFonts w:ascii="Times New Roman" w:hAnsi="Times New Roman" w:cs="Times New Roman"/>
-          <w:sz w:val="24"/>
-        </w:rPr>
-        <w:t>Konkrét</w:t>
-      </w:r>
-      <w:proofErr w:type="gramEnd"/>
-      <w:r>
-        <w:rPr>
-          <w:rFonts w:ascii="Times New Roman" w:hAnsi="Times New Roman" w:cs="Times New Roman"/>
-          <w:sz w:val="24"/>
-        </w:rPr>
-        <w:t xml:space="preserve"> eredmény nem lett belőle, de a tapasztalat, amit szereztem, később nagyon jól jött.</w:t>
-      </w:r>
-    </w:p>
-    <w:p>
-      <w:pPr>
-        <w:spacing w:before="120" w:after="0" w:line="360" w:lineRule="auto"/>
-        <w:jc w:val="both"/>
-        <w:rPr>
-          <w:rFonts w:ascii="Times New Roman" w:hAnsi="Times New Roman" w:cs="Times New Roman"/>
-          <w:sz w:val="24"/>
-        </w:rPr>
-      </w:pPr>
-      <w:r>
-        <w:rPr>
-          <w:rFonts w:ascii="Times New Roman" w:hAnsi="Times New Roman" w:cs="Times New Roman"/>
-          <w:sz w:val="24"/>
-        </w:rPr>
-        <w:t xml:space="preserve">A tényleges adatállomány 60 felvételt tartalmaz CSV formátumban, pontosvesszővel elválasztva. Ebből 26 halmozottan fogyatékos és 25 egészséges személy felvétele ment bele a tanításba, a maradék 9-et pedig félretettük </w:t>
-      </w:r>
-      <w:proofErr w:type="gramStart"/>
-      <w:r>
-        <w:rPr>
-          <w:rFonts w:ascii="Times New Roman" w:hAnsi="Times New Roman" w:cs="Times New Roman"/>
-          <w:sz w:val="24"/>
-        </w:rPr>
-        <w:t>manuális</w:t>
-      </w:r>
-      <w:proofErr w:type="gramEnd"/>
-      <w:r>
-        <w:rPr>
-          <w:rFonts w:ascii="Times New Roman" w:hAnsi="Times New Roman" w:cs="Times New Roman"/>
-          <w:sz w:val="24"/>
-        </w:rPr>
-        <w:t xml:space="preserve"> tesztelésre. Ezeket a modell sosem látta tanítás közben, így a grafikus felületen valódi független tesztesetekként lehet őket használni, ami őszintébb képet ad a rendszer tényleges teljesítményéről.</w:t>
-      </w:r>
-    </w:p>
-    <w:p>
-      <w:pPr>
-        <w:spacing w:before="120" w:after="0" w:line="360" w:lineRule="auto"/>
-        <w:jc w:val="both"/>
-        <w:rPr>
-          <w:rFonts w:ascii="Times New Roman" w:hAnsi="Times New Roman" w:cs="Times New Roman"/>
-          <w:sz w:val="24"/>
-        </w:rPr>
-      </w:pPr>
-      <w:r>
-        <w:rPr>
-          <w:rFonts w:ascii="Times New Roman" w:hAnsi="Times New Roman" w:cs="Times New Roman"/>
-          <w:sz w:val="24"/>
-        </w:rPr>
-        <w:t xml:space="preserve">Minden </w:t>
-      </w:r>
-      <w:proofErr w:type="gramStart"/>
-      <w:r>
-        <w:rPr>
-          <w:rFonts w:ascii="Times New Roman" w:hAnsi="Times New Roman" w:cs="Times New Roman"/>
-          <w:sz w:val="24"/>
-        </w:rPr>
-        <w:t>fájl</w:t>
-      </w:r>
-      <w:proofErr w:type="gramEnd"/>
-      <w:r>
-        <w:rPr>
-          <w:rFonts w:ascii="Times New Roman" w:hAnsi="Times New Roman" w:cs="Times New Roman"/>
-          <w:sz w:val="24"/>
-        </w:rPr>
-        <w:t xml:space="preserve"> ugyanolyan szerkezetű, soronként egy időpillanat adatai szerepelnek, összesen 13 oszlopban: </w:t>
-      </w:r>
-      <w:proofErr w:type="spellStart"/>
-      <w:r>
-        <w:rPr>
-          <w:rFonts w:ascii="Times New Roman" w:hAnsi="Times New Roman" w:cs="Times New Roman"/>
-          <w:sz w:val="24"/>
-        </w:rPr>
-        <w:t>time</w:t>
-      </w:r>
-      <w:proofErr w:type="spellEnd"/>
-      <w:r>
-        <w:rPr>
-          <w:rFonts w:ascii="Times New Roman" w:hAnsi="Times New Roman" w:cs="Times New Roman"/>
-          <w:sz w:val="24"/>
-        </w:rPr>
-        <w:t xml:space="preserve">, </w:t>
-      </w:r>
-      <w:proofErr w:type="spellStart"/>
-      <w:r>
-        <w:rPr>
-          <w:rFonts w:ascii="Times New Roman" w:hAnsi="Times New Roman" w:cs="Times New Roman"/>
-          <w:sz w:val="24"/>
-        </w:rPr>
-        <w:t>rawEEG</w:t>
-      </w:r>
-      <w:proofErr w:type="spellEnd"/>
-      <w:r>
-        <w:rPr>
-          <w:rFonts w:ascii="Times New Roman" w:hAnsi="Times New Roman" w:cs="Times New Roman"/>
-          <w:sz w:val="24"/>
-        </w:rPr>
-        <w:t xml:space="preserve">, </w:t>
-      </w:r>
-      <w:proofErr w:type="spellStart"/>
-      <w:r>
-        <w:rPr>
-          <w:rFonts w:ascii="Times New Roman" w:hAnsi="Times New Roman" w:cs="Times New Roman"/>
-          <w:sz w:val="24"/>
-        </w:rPr>
-        <w:t>attention</w:t>
-      </w:r>
-      <w:proofErr w:type="spellEnd"/>
-      <w:r>
-        <w:rPr>
-          <w:rFonts w:ascii="Times New Roman" w:hAnsi="Times New Roman" w:cs="Times New Roman"/>
-          <w:sz w:val="24"/>
-        </w:rPr>
-        <w:t xml:space="preserve">, </w:t>
-      </w:r>
-      <w:proofErr w:type="spellStart"/>
-      <w:r>
-        <w:rPr>
-          <w:rFonts w:ascii="Times New Roman" w:hAnsi="Times New Roman" w:cs="Times New Roman"/>
-          <w:sz w:val="24"/>
-        </w:rPr>
-        <w:t>meditation</w:t>
-      </w:r>
-      <w:proofErr w:type="spellEnd"/>
-      <w:r>
-        <w:rPr>
-          <w:rFonts w:ascii="Times New Roman" w:hAnsi="Times New Roman" w:cs="Times New Roman"/>
-          <w:sz w:val="24"/>
-        </w:rPr>
-        <w:t xml:space="preserve">, </w:t>
-      </w:r>
-      <w:proofErr w:type="spellStart"/>
-      <w:r>
-        <w:rPr>
-          <w:rFonts w:ascii="Times New Roman" w:hAnsi="Times New Roman" w:cs="Times New Roman"/>
-          <w:sz w:val="24"/>
-        </w:rPr>
-        <w:t>signalStrength</w:t>
-      </w:r>
-      <w:proofErr w:type="spellEnd"/>
-      <w:r>
-        <w:rPr>
-          <w:rFonts w:ascii="Times New Roman" w:hAnsi="Times New Roman" w:cs="Times New Roman"/>
-          <w:sz w:val="24"/>
-        </w:rPr>
-        <w:t xml:space="preserve">, alpha1, alpha2, beta1, beta2, delta, gamma1, gamma2, </w:t>
-      </w:r>
-      <w:proofErr w:type="spellStart"/>
-      <w:r>
-        <w:rPr>
-          <w:rFonts w:ascii="Times New Roman" w:hAnsi="Times New Roman" w:cs="Times New Roman"/>
-          <w:sz w:val="24"/>
-        </w:rPr>
-        <w:t>theta</w:t>
-      </w:r>
-      <w:proofErr w:type="spellEnd"/>
-      <w:r>
-        <w:rPr>
-          <w:rFonts w:ascii="Times New Roman" w:hAnsi="Times New Roman" w:cs="Times New Roman"/>
-          <w:sz w:val="24"/>
-        </w:rPr>
-        <w:t xml:space="preserve">, és </w:t>
-      </w:r>
-      <w:proofErr w:type="spellStart"/>
-      <w:r>
-        <w:rPr>
-          <w:rFonts w:ascii="Times New Roman" w:hAnsi="Times New Roman" w:cs="Times New Roman"/>
-          <w:sz w:val="24"/>
-        </w:rPr>
-        <w:t>blink</w:t>
-      </w:r>
-      <w:proofErr w:type="spellEnd"/>
-      <w:r>
-        <w:rPr>
-          <w:rFonts w:ascii="Times New Roman" w:hAnsi="Times New Roman" w:cs="Times New Roman"/>
-          <w:sz w:val="24"/>
-        </w:rPr>
-        <w:t xml:space="preserve">, ahol ez utóbbi a pislogásokat jelöli. Nem minden oszlop ugyanolyan típusú adatot tartalmaz: a </w:t>
-      </w:r>
-      <w:proofErr w:type="spellStart"/>
-      <w:r>
-        <w:rPr>
-          <w:rFonts w:ascii="Times New Roman" w:hAnsi="Times New Roman" w:cs="Times New Roman"/>
-          <w:sz w:val="24"/>
-        </w:rPr>
-        <w:t>rawEEG</w:t>
-      </w:r>
-      <w:proofErr w:type="spellEnd"/>
-      <w:r>
-        <w:rPr>
-          <w:rFonts w:ascii="Times New Roman" w:hAnsi="Times New Roman" w:cs="Times New Roman"/>
-          <w:sz w:val="24"/>
-        </w:rPr>
-        <w:t xml:space="preserve"> a nyers jelet tárolja milliszekundumos felbontásban, a frekvenciasáv oszlopok viszont már </w:t>
-      </w:r>
-      <w:proofErr w:type="spellStart"/>
-      <w:r>
-        <w:rPr>
-          <w:rFonts w:ascii="Times New Roman" w:hAnsi="Times New Roman" w:cs="Times New Roman"/>
-          <w:sz w:val="24"/>
-        </w:rPr>
-        <w:t>előfeldolgozott</w:t>
-      </w:r>
-      <w:proofErr w:type="spellEnd"/>
-      <w:r>
-        <w:rPr>
-          <w:rFonts w:ascii="Times New Roman" w:hAnsi="Times New Roman" w:cs="Times New Roman"/>
-          <w:sz w:val="24"/>
-        </w:rPr>
-        <w:t xml:space="preserve"> értékek, amelyeket az eszköz a Fourier-transzformáció után számol, és ritkábban is frissülnek. Nem használtam fel az összes oszlopot, a </w:t>
-      </w:r>
-      <w:proofErr w:type="spellStart"/>
-      <w:r>
-        <w:rPr>
-          <w:rFonts w:ascii="Times New Roman" w:hAnsi="Times New Roman" w:cs="Times New Roman"/>
-          <w:sz w:val="24"/>
-        </w:rPr>
-        <w:t>rawEEG</w:t>
-      </w:r>
-      <w:proofErr w:type="spellEnd"/>
-      <w:r>
-        <w:rPr>
-          <w:rFonts w:ascii="Times New Roman" w:hAnsi="Times New Roman" w:cs="Times New Roman"/>
-          <w:sz w:val="24"/>
-        </w:rPr>
-        <w:t xml:space="preserve">, a delta, a </w:t>
-      </w:r>
-      <w:proofErr w:type="spellStart"/>
-      <w:r>
-        <w:rPr>
-          <w:rFonts w:ascii="Times New Roman" w:hAnsi="Times New Roman" w:cs="Times New Roman"/>
-          <w:sz w:val="24"/>
-        </w:rPr>
-        <w:t>signalStrength</w:t>
-      </w:r>
-      <w:proofErr w:type="spellEnd"/>
-      <w:r>
-        <w:rPr>
-          <w:rFonts w:ascii="Times New Roman" w:hAnsi="Times New Roman" w:cs="Times New Roman"/>
-          <w:sz w:val="24"/>
-        </w:rPr>
-        <w:t xml:space="preserve"> és a </w:t>
-      </w:r>
-      <w:proofErr w:type="spellStart"/>
-      <w:r>
-        <w:rPr>
-          <w:rFonts w:ascii="Times New Roman" w:hAnsi="Times New Roman" w:cs="Times New Roman"/>
-          <w:sz w:val="24"/>
-        </w:rPr>
-        <w:t>blink</w:t>
-      </w:r>
-      <w:proofErr w:type="spellEnd"/>
-      <w:r>
-        <w:rPr>
-          <w:rFonts w:ascii="Times New Roman" w:hAnsi="Times New Roman" w:cs="Times New Roman"/>
-          <w:sz w:val="24"/>
-        </w:rPr>
-        <w:t xml:space="preserve"> végül kimaradt, mert osztályozás szempontjából nem bizonyultak hasznosnak. Ami megmaradt: alpha1 és alpha2 az alfa tartomány két </w:t>
-      </w:r>
-      <w:proofErr w:type="spellStart"/>
-      <w:r>
-        <w:rPr>
-          <w:rFonts w:ascii="Times New Roman" w:hAnsi="Times New Roman" w:cs="Times New Roman"/>
-          <w:sz w:val="24"/>
-        </w:rPr>
-        <w:t>alsávjaként</w:t>
-      </w:r>
-      <w:proofErr w:type="spellEnd"/>
-      <w:r>
-        <w:rPr>
-          <w:rFonts w:ascii="Times New Roman" w:hAnsi="Times New Roman" w:cs="Times New Roman"/>
-          <w:sz w:val="24"/>
-        </w:rPr>
-        <w:t xml:space="preserve">, beta1 és beta2 a béta tartományból, </w:t>
-      </w:r>
-      <w:proofErr w:type="spellStart"/>
-      <w:r>
-        <w:rPr>
-          <w:rFonts w:ascii="Times New Roman" w:hAnsi="Times New Roman" w:cs="Times New Roman"/>
-          <w:sz w:val="24"/>
-        </w:rPr>
-        <w:t>theta</w:t>
-      </w:r>
-      <w:proofErr w:type="spellEnd"/>
-      <w:r>
-        <w:rPr>
-          <w:rFonts w:ascii="Times New Roman" w:hAnsi="Times New Roman" w:cs="Times New Roman"/>
-          <w:sz w:val="24"/>
-        </w:rPr>
-        <w:t xml:space="preserve">, gamma1 és gamma2 a gamma </w:t>
-      </w:r>
-      <w:r>
-        <w:rPr>
-          <w:rFonts w:ascii="Times New Roman" w:hAnsi="Times New Roman" w:cs="Times New Roman"/>
-          <w:sz w:val="24"/>
-        </w:rPr>
-        <w:lastRenderedPageBreak/>
-        <w:t xml:space="preserve">tartományból, valamint az </w:t>
-      </w:r>
-      <w:proofErr w:type="spellStart"/>
-      <w:r>
-        <w:rPr>
-          <w:rFonts w:ascii="Times New Roman" w:hAnsi="Times New Roman" w:cs="Times New Roman"/>
-          <w:sz w:val="24"/>
-        </w:rPr>
-        <w:t>attention</w:t>
-      </w:r>
-      <w:proofErr w:type="spellEnd"/>
-      <w:r>
-        <w:rPr>
-          <w:rFonts w:ascii="Times New Roman" w:hAnsi="Times New Roman" w:cs="Times New Roman"/>
-          <w:sz w:val="24"/>
-        </w:rPr>
-        <w:t xml:space="preserve"> és </w:t>
-      </w:r>
-      <w:proofErr w:type="spellStart"/>
-      <w:r>
-        <w:rPr>
-          <w:rFonts w:ascii="Times New Roman" w:hAnsi="Times New Roman" w:cs="Times New Roman"/>
-          <w:sz w:val="24"/>
-        </w:rPr>
-        <w:t>meditation</w:t>
-      </w:r>
-      <w:proofErr w:type="spellEnd"/>
-      <w:r>
-        <w:rPr>
-          <w:rFonts w:ascii="Times New Roman" w:hAnsi="Times New Roman" w:cs="Times New Roman"/>
-          <w:sz w:val="24"/>
-        </w:rPr>
-        <w:t xml:space="preserve"> oszlopok, amelyek az eszköz által becsült </w:t>
-      </w:r>
-      <w:proofErr w:type="spellStart"/>
-      <w:r>
-        <w:rPr>
-          <w:rFonts w:ascii="Times New Roman" w:hAnsi="Times New Roman" w:cs="Times New Roman"/>
-          <w:sz w:val="24"/>
-        </w:rPr>
-        <w:t>figyelmi</w:t>
-      </w:r>
-      <w:proofErr w:type="spellEnd"/>
-      <w:r>
-        <w:rPr>
-          <w:rFonts w:ascii="Times New Roman" w:hAnsi="Times New Roman" w:cs="Times New Roman"/>
-          <w:sz w:val="24"/>
-        </w:rPr>
-        <w:t xml:space="preserve"> és </w:t>
-      </w:r>
-      <w:proofErr w:type="gramStart"/>
-      <w:r>
-        <w:rPr>
-          <w:rFonts w:ascii="Times New Roman" w:hAnsi="Times New Roman" w:cs="Times New Roman"/>
-          <w:sz w:val="24"/>
-        </w:rPr>
-        <w:t>meditációs</w:t>
-      </w:r>
-      <w:proofErr w:type="gramEnd"/>
-      <w:r>
-        <w:rPr>
-          <w:rFonts w:ascii="Times New Roman" w:hAnsi="Times New Roman" w:cs="Times New Roman"/>
-          <w:sz w:val="24"/>
-        </w:rPr>
-        <w:t xml:space="preserve"> szinteket tartalmazzák.</w:t>
+        <w:t xml:space="preserve"> változásait, ami zenei feldolgozás vagy kognitív reakciók vizsgálatánál kifejezetten sokat számít. Ez teszi alkalmassá arra, hogy olyan gyors agyi folyamatokat is nyomon lehessen vele követni, amelyek más módszerekkel egyszerűen nem ragadhatók meg megfelelő pontossággal.</w:t>
       </w:r>
     </w:p>
     <w:p>
@@ -1873,51 +1993,28 @@
           <w:sz w:val="24"/>
         </w:rPr>
       </w:pPr>
-    </w:p>
-    <w:p>
-      <w:pPr>
-        <w:pStyle w:val="Cmsor2"/>
-      </w:pPr>
-      <w:r>
-        <w:t>1.2 Az EEG és frekvenciasávok</w:t>
-      </w:r>
-    </w:p>
-    <w:p>
-      <w:pPr>
-        <w:spacing w:after="40"/>
-      </w:pPr>
-    </w:p>
-    <w:p>
-      <w:pPr>
-        <w:spacing w:after="120" w:line="360" w:lineRule="auto"/>
-        <w:jc w:val="both"/>
-        <w:rPr>
-          <w:rFonts w:ascii="Times New Roman" w:hAnsi="Times New Roman" w:cs="Times New Roman"/>
-          <w:sz w:val="24"/>
-        </w:rPr>
-      </w:pPr>
-      <w:r>
-        <w:rPr>
-          <w:rFonts w:ascii="Times New Roman" w:hAnsi="Times New Roman" w:cs="Times New Roman"/>
-          <w:sz w:val="24"/>
-        </w:rPr>
-        <w:t xml:space="preserve">Az EEG, vagyis az </w:t>
-      </w:r>
-      <w:proofErr w:type="spellStart"/>
-      <w:r>
-        <w:rPr>
-          <w:rFonts w:ascii="Times New Roman" w:hAnsi="Times New Roman" w:cs="Times New Roman"/>
-          <w:sz w:val="24"/>
-        </w:rPr>
-        <w:t>elektroenkefalográfia</w:t>
-      </w:r>
-      <w:proofErr w:type="spellEnd"/>
-      <w:r>
-        <w:rPr>
-          <w:rFonts w:ascii="Times New Roman" w:hAnsi="Times New Roman" w:cs="Times New Roman"/>
-          <w:sz w:val="24"/>
-        </w:rPr>
-        <w:t xml:space="preserve"> lényege az, hogy az agy elektromos </w:t>
+      <w:r>
+        <w:rPr>
+          <w:rFonts w:ascii="Times New Roman" w:hAnsi="Times New Roman" w:cs="Times New Roman"/>
+          <w:sz w:val="24"/>
+        </w:rPr>
+        <w:t xml:space="preserve">A delta sáv (0,5–4 Hz) a leglassabb agyhullámokat tartalmazza, és elsősorban mély alvás közben jelenik meg. Éber állapotban rögzített felvételekben szinte alig szerepel, ezért nem bizonyult informatív jellemzőnek a kutatás szempontjából, és végül kihagytam a feldolgozásból. A théta sáv (4–7 Hz) féléber állapothoz, memóriafolyamatokhoz és érzelmi feldolgozáshoz kapcsolódik. Zenehallgatásnál ez kimondottan érdekes lehet, hiszen a zene érzelmi hatása és a memória aktiválása nagyrészt ebben a sávban jelenik meg, így ez az egyik legfontosabb jellemző a vizsgált feladat szempontjából. Az alfa sáv (8–12 Hz) a nyugodt, </w:t>
+      </w:r>
+      <w:proofErr w:type="spellStart"/>
+      <w:r>
+        <w:rPr>
+          <w:rFonts w:ascii="Times New Roman" w:hAnsi="Times New Roman" w:cs="Times New Roman"/>
+          <w:sz w:val="24"/>
+        </w:rPr>
+        <w:t>relaxált</w:t>
+      </w:r>
+      <w:proofErr w:type="spellEnd"/>
+      <w:r>
+        <w:rPr>
+          <w:rFonts w:ascii="Times New Roman" w:hAnsi="Times New Roman" w:cs="Times New Roman"/>
+          <w:sz w:val="24"/>
+        </w:rPr>
+        <w:t xml:space="preserve"> éber állapot jellemzője, és általában csökken, amikor valaki </w:t>
       </w:r>
       <w:proofErr w:type="gramStart"/>
       <w:r>
@@ -1925,7 +2022,7 @@
           <w:rFonts w:ascii="Times New Roman" w:hAnsi="Times New Roman" w:cs="Times New Roman"/>
           <w:sz w:val="24"/>
         </w:rPr>
-        <w:t>aktivitását</w:t>
+        <w:t>aktívan</w:t>
       </w:r>
       <w:proofErr w:type="gramEnd"/>
       <w:r>
@@ -1933,39 +2030,23 @@
           <w:rFonts w:ascii="Times New Roman" w:hAnsi="Times New Roman" w:cs="Times New Roman"/>
           <w:sz w:val="24"/>
         </w:rPr>
-        <w:t xml:space="preserve"> kívülről, non-</w:t>
-      </w:r>
-      <w:proofErr w:type="spellStart"/>
-      <w:r>
-        <w:rPr>
-          <w:rFonts w:ascii="Times New Roman" w:hAnsi="Times New Roman" w:cs="Times New Roman"/>
-          <w:sz w:val="24"/>
-        </w:rPr>
-        <w:t>invazív</w:t>
-      </w:r>
-      <w:proofErr w:type="spellEnd"/>
-      <w:r>
-        <w:rPr>
-          <w:rFonts w:ascii="Times New Roman" w:hAnsi="Times New Roman" w:cs="Times New Roman"/>
-          <w:sz w:val="24"/>
-        </w:rPr>
-        <w:t xml:space="preserve"> módon méri az agykéreg közelében elhelyezett elektródák segítségével. A neuronok által kibocsátott elektromos jelek összeadódnak, és a fejbőrön keresztül is mérhetővé válnak. Más képalkotó eljárásokhoz képest, például az MRI-</w:t>
-      </w:r>
-      <w:proofErr w:type="spellStart"/>
-      <w:r>
-        <w:rPr>
-          <w:rFonts w:ascii="Times New Roman" w:hAnsi="Times New Roman" w:cs="Times New Roman"/>
-          <w:sz w:val="24"/>
-        </w:rPr>
-        <w:t>hez</w:t>
-      </w:r>
-      <w:proofErr w:type="spellEnd"/>
-      <w:r>
-        <w:rPr>
-          <w:rFonts w:ascii="Times New Roman" w:hAnsi="Times New Roman" w:cs="Times New Roman"/>
-          <w:sz w:val="24"/>
-        </w:rPr>
-        <w:t xml:space="preserve">, az EEG időbeli felbontása kiemelkedő: milliszekundumos pontossággal követi az </w:t>
+        <w:t xml:space="preserve"> figyel valamire vagy mentálisan leterhelt. Az adatokban ez a sáv két </w:t>
+      </w:r>
+      <w:proofErr w:type="spellStart"/>
+      <w:r>
+        <w:rPr>
+          <w:rFonts w:ascii="Times New Roman" w:hAnsi="Times New Roman" w:cs="Times New Roman"/>
+          <w:sz w:val="24"/>
+        </w:rPr>
+        <w:t>alsávra</w:t>
+      </w:r>
+      <w:proofErr w:type="spellEnd"/>
+      <w:r>
+        <w:rPr>
+          <w:rFonts w:ascii="Times New Roman" w:hAnsi="Times New Roman" w:cs="Times New Roman"/>
+          <w:sz w:val="24"/>
+        </w:rPr>
+        <w:t xml:space="preserve"> van bontva, alpha1-re (8–10 Hz) és alpha2-re (10–12 Hz), ami finomabb különbségek megragadását teszi lehetővé a két csoport között. A béta sáv (13–30 Hz) </w:t>
       </w:r>
       <w:proofErr w:type="gramStart"/>
       <w:r>
@@ -1973,7 +2054,7 @@
           <w:rFonts w:ascii="Times New Roman" w:hAnsi="Times New Roman" w:cs="Times New Roman"/>
           <w:sz w:val="24"/>
         </w:rPr>
-        <w:t>aktivitás</w:t>
+        <w:t>aktív</w:t>
       </w:r>
       <w:proofErr w:type="gramEnd"/>
       <w:r>
@@ -1981,7 +2062,23 @@
           <w:rFonts w:ascii="Times New Roman" w:hAnsi="Times New Roman" w:cs="Times New Roman"/>
           <w:sz w:val="24"/>
         </w:rPr>
-        <w:t xml:space="preserve"> változásait, ami zenei feldolgozás vagy kognitív reakciók vizsgálatánál kifejezetten sokat számít. Ez teszi alkalmassá arra, hogy olyan gyors agyi folyamatokat is nyomon lehessen vele követni, amelyek más módszerekkel egyszerűen nem ragadhatók meg megfelelő pontossággal.</w:t>
+        <w:t xml:space="preserve"> gondolkodáshoz, koncentrációhoz és éber figyelemhez kötődik, és szintén két részre van osztva, beta1-re (13–20 Hz) és beta2-re (20–30 Hz). A gamma sáv (30–45 Hz) a legmagasabb frekvenciájú hullámokat foglalja magában, és magasabb szintű kognitív folyamatokhoz kapcsolódik, például észleléshez, figyelemhez és tudatos feldolgozáshoz. Ez is két </w:t>
+      </w:r>
+      <w:proofErr w:type="spellStart"/>
+      <w:r>
+        <w:rPr>
+          <w:rFonts w:ascii="Times New Roman" w:hAnsi="Times New Roman" w:cs="Times New Roman"/>
+          <w:sz w:val="24"/>
+        </w:rPr>
+        <w:t>alsávra</w:t>
+      </w:r>
+      <w:proofErr w:type="spellEnd"/>
+      <w:r>
+        <w:rPr>
+          <w:rFonts w:ascii="Times New Roman" w:hAnsi="Times New Roman" w:cs="Times New Roman"/>
+          <w:sz w:val="24"/>
+        </w:rPr>
+        <w:t xml:space="preserve"> van bontva az adatokban, gamma1-re (30–40 Hz) és gamma2-re (40–45 Hz), ami szintén finomabb elemzést tesz lehetővé.</w:t>
       </w:r>
     </w:p>
     <w:p>
@@ -1996,106 +2093,9 @@
       <w:r>
         <w:rPr>
           <w:rFonts w:ascii="Times New Roman" w:hAnsi="Times New Roman" w:cs="Times New Roman"/>
-          <w:sz w:val="24"/>
-        </w:rPr>
-        <w:t xml:space="preserve">A delta sáv (0,5–4 Hz) a leglassabb agyhullámokat tartalmazza, és elsősorban mély alvás közben jelenik meg. Éber állapotban rögzített felvételekben szinte alig szerepel, ezért nem bizonyult informatív jellemzőnek a kutatás szempontjából, és végül kihagytam a feldolgozásból. A théta sáv (4–7 Hz) féléber állapothoz, memóriafolyamatokhoz és érzelmi feldolgozáshoz kapcsolódik. Zenehallgatásnál ez kimondottan érdekes lehet, hiszen a zene érzelmi hatása és a memória aktiválása nagyrészt ebben a sávban jelenik meg, így ez az egyik legfontosabb jellemző a vizsgált feladat szempontjából. Az alfa sáv (8–12 Hz) a nyugodt, </w:t>
-      </w:r>
-      <w:proofErr w:type="spellStart"/>
-      <w:r>
-        <w:rPr>
-          <w:rFonts w:ascii="Times New Roman" w:hAnsi="Times New Roman" w:cs="Times New Roman"/>
-          <w:sz w:val="24"/>
-        </w:rPr>
-        <w:t>relaxált</w:t>
-      </w:r>
-      <w:proofErr w:type="spellEnd"/>
-      <w:r>
-        <w:rPr>
-          <w:rFonts w:ascii="Times New Roman" w:hAnsi="Times New Roman" w:cs="Times New Roman"/>
-          <w:sz w:val="24"/>
-        </w:rPr>
-        <w:t xml:space="preserve"> éber állapot jellemzője, és általában csökken, amikor valaki </w:t>
-      </w:r>
-      <w:proofErr w:type="gramStart"/>
-      <w:r>
-        <w:rPr>
-          <w:rFonts w:ascii="Times New Roman" w:hAnsi="Times New Roman" w:cs="Times New Roman"/>
-          <w:sz w:val="24"/>
-        </w:rPr>
-        <w:t>aktívan</w:t>
-      </w:r>
-      <w:proofErr w:type="gramEnd"/>
-      <w:r>
-        <w:rPr>
-          <w:rFonts w:ascii="Times New Roman" w:hAnsi="Times New Roman" w:cs="Times New Roman"/>
-          <w:sz w:val="24"/>
-        </w:rPr>
-        <w:t xml:space="preserve"> figyel valamire vagy mentálisan leterhelt. Az adatokban ez a sáv két </w:t>
-      </w:r>
-      <w:proofErr w:type="spellStart"/>
-      <w:r>
-        <w:rPr>
-          <w:rFonts w:ascii="Times New Roman" w:hAnsi="Times New Roman" w:cs="Times New Roman"/>
-          <w:sz w:val="24"/>
-        </w:rPr>
-        <w:t>alsávra</w:t>
-      </w:r>
-      <w:proofErr w:type="spellEnd"/>
-      <w:r>
-        <w:rPr>
-          <w:rFonts w:ascii="Times New Roman" w:hAnsi="Times New Roman" w:cs="Times New Roman"/>
-          <w:sz w:val="24"/>
-        </w:rPr>
-        <w:t xml:space="preserve"> van bontva, alpha1-re (8–10 Hz) és alpha2-re (10–12 Hz), ami finomabb különbségek megragadását teszi lehetővé a két csoport között. A béta sáv (13–30 Hz) </w:t>
-      </w:r>
-      <w:proofErr w:type="gramStart"/>
-      <w:r>
-        <w:rPr>
-          <w:rFonts w:ascii="Times New Roman" w:hAnsi="Times New Roman" w:cs="Times New Roman"/>
-          <w:sz w:val="24"/>
-        </w:rPr>
-        <w:t>aktív</w:t>
-      </w:r>
-      <w:proofErr w:type="gramEnd"/>
-      <w:r>
-        <w:rPr>
-          <w:rFonts w:ascii="Times New Roman" w:hAnsi="Times New Roman" w:cs="Times New Roman"/>
-          <w:sz w:val="24"/>
-        </w:rPr>
-        <w:t xml:space="preserve"> gondolkodáshoz, koncentrációhoz és éber figyelemhez kötődik, és szintén két részre van osztva, beta1-re (13–20 Hz) és beta2-re (20–30 Hz). A gamma sáv (30–45 Hz) a legmagasabb frekvenciájú hullámokat foglalja magában, és magasabb szintű kognitív folyamatokhoz kapcsolódik, például észleléshez, figyelemhez és tudatos feldolgozáshoz. Ez is két </w:t>
-      </w:r>
-      <w:proofErr w:type="spellStart"/>
-      <w:r>
-        <w:rPr>
-          <w:rFonts w:ascii="Times New Roman" w:hAnsi="Times New Roman" w:cs="Times New Roman"/>
-          <w:sz w:val="24"/>
-        </w:rPr>
-        <w:t>alsávra</w:t>
-      </w:r>
-      <w:proofErr w:type="spellEnd"/>
-      <w:r>
-        <w:rPr>
-          <w:rFonts w:ascii="Times New Roman" w:hAnsi="Times New Roman" w:cs="Times New Roman"/>
-          <w:sz w:val="24"/>
-        </w:rPr>
-        <w:t xml:space="preserve"> van bontva az adatokban, gamma1-re (30–40 Hz) és gamma2-re (40–45 Hz), ami szintén finomabb elemzést tesz lehetővé.</w:t>
-      </w:r>
-    </w:p>
-    <w:p>
-      <w:pPr>
-        <w:spacing w:after="0" w:line="360" w:lineRule="auto"/>
-        <w:jc w:val="both"/>
-        <w:rPr>
-          <w:rFonts w:ascii="Times New Roman" w:hAnsi="Times New Roman" w:cs="Times New Roman"/>
-          <w:sz w:val="24"/>
-        </w:rPr>
-      </w:pPr>
-      <w:r>
-        <w:rPr>
-          <w:rFonts w:ascii="Times New Roman" w:hAnsi="Times New Roman" w:cs="Times New Roman"/>
           <w:noProof/>
           <w:sz w:val="24"/>
-          <w:lang w:val="en-US"/>
+          <w:lang w:eastAsia="hu-HU"/>
         </w:rPr>
         <w:lastRenderedPageBreak/>
         <w:drawing>
@@ -3157,7 +3157,7 @@
           <w:rFonts w:ascii="Times New Roman" w:hAnsi="Times New Roman" w:cs="Times New Roman"/>
           <w:noProof/>
           <w:sz w:val="24"/>
-          <w:lang w:val="en-US"/>
+          <w:lang w:eastAsia="hu-HU"/>
         </w:rPr>
         <w:lastRenderedPageBreak/>
         <w:drawing>
@@ -3907,7 +3907,7 @@
           <w:rFonts w:ascii="Times New Roman" w:hAnsi="Times New Roman" w:cs="Times New Roman"/>
           <w:noProof/>
           <w:sz w:val="24"/>
-          <w:lang w:val="en-US"/>
+          <w:lang w:eastAsia="hu-HU"/>
         </w:rPr>
         <w:lastRenderedPageBreak/>
         <w:drawing>
@@ -7802,10 +7802,7 @@
         <w:pStyle w:val="Cmsor2"/>
       </w:pPr>
       <w:r>
-        <w:t>2.4</w:t>
-      </w:r>
-      <w:r>
-        <w:t xml:space="preserve"> </w:t>
+        <w:t xml:space="preserve">2.4 </w:t>
       </w:r>
       <w:proofErr w:type="spellStart"/>
       <w:r>
@@ -7935,7 +7932,4749 @@
           <w:rFonts w:ascii="Times New Roman" w:hAnsi="Times New Roman" w:cs="Times New Roman"/>
           <w:sz w:val="24"/>
         </w:rPr>
-        <w:t xml:space="preserve"> és egy normalitás tesz</w:t>
+        <w:t xml:space="preserve"> és egy normalitás tesztet.</w:t>
+      </w:r>
+    </w:p>
+    <w:p>
+      <w:pPr>
+        <w:spacing w:after="120" w:line="360" w:lineRule="auto"/>
+        <w:jc w:val="both"/>
+        <w:rPr>
+          <w:rFonts w:ascii="Times New Roman" w:hAnsi="Times New Roman" w:cs="Times New Roman"/>
+          <w:sz w:val="24"/>
+        </w:rPr>
+      </w:pPr>
+      <w:r>
+        <w:rPr>
+          <w:rFonts w:ascii="Times New Roman" w:hAnsi="Times New Roman" w:cs="Times New Roman"/>
+          <w:sz w:val="24"/>
+        </w:rPr>
+        <w:t xml:space="preserve">A </w:t>
+      </w:r>
+      <w:proofErr w:type="gramStart"/>
+      <w:r>
+        <w:rPr>
+          <w:rFonts w:ascii="Times New Roman" w:hAnsi="Times New Roman" w:cs="Times New Roman"/>
+          <w:sz w:val="24"/>
+        </w:rPr>
+        <w:t>fájl</w:t>
+      </w:r>
+      <w:proofErr w:type="gramEnd"/>
+      <w:r>
+        <w:rPr>
+          <w:rFonts w:ascii="Times New Roman" w:hAnsi="Times New Roman" w:cs="Times New Roman"/>
+          <w:sz w:val="24"/>
+        </w:rPr>
+        <w:t xml:space="preserve"> elején globális konfigurációs változók találhatók, amelyek meghatározzák az adatok helyét, a mintavételezési frekvenciát és az </w:t>
+      </w:r>
+      <w:proofErr w:type="spellStart"/>
+      <w:r>
+        <w:rPr>
+          <w:rFonts w:ascii="Times New Roman" w:hAnsi="Times New Roman" w:cs="Times New Roman"/>
+          <w:sz w:val="24"/>
+        </w:rPr>
+        <w:t>epochok</w:t>
+      </w:r>
+      <w:proofErr w:type="spellEnd"/>
+      <w:r>
+        <w:rPr>
+          <w:rFonts w:ascii="Times New Roman" w:hAnsi="Times New Roman" w:cs="Times New Roman"/>
+          <w:sz w:val="24"/>
+        </w:rPr>
+        <w:t xml:space="preserve"> hosszát. Ez azért hasznos, mert ha ezeket az értékeket meg kell változtatni, elegendő egy helyen módosítani.</w:t>
+      </w:r>
+    </w:p>
+    <w:p>
+      <w:pPr>
+        <w:spacing w:after="120" w:line="360" w:lineRule="auto"/>
+        <w:jc w:val="both"/>
+        <w:rPr>
+          <w:rFonts w:ascii="Times New Roman" w:hAnsi="Times New Roman" w:cs="Times New Roman"/>
+          <w:sz w:val="24"/>
+        </w:rPr>
+      </w:pPr>
+      <w:r>
+        <w:rPr>
+          <w:rFonts w:ascii="Times New Roman" w:hAnsi="Times New Roman" w:cs="Times New Roman"/>
+          <w:sz w:val="24"/>
+        </w:rPr>
+        <w:t xml:space="preserve">Az adatok betöltését a </w:t>
+      </w:r>
+      <w:proofErr w:type="spellStart"/>
+      <w:r>
+        <w:rPr>
+          <w:rFonts w:ascii="Times New Roman" w:hAnsi="Times New Roman" w:cs="Times New Roman"/>
+          <w:sz w:val="24"/>
+        </w:rPr>
+        <w:t>load_epochs_from_dir</w:t>
+      </w:r>
+      <w:proofErr w:type="spellEnd"/>
+      <w:r>
+        <w:rPr>
+          <w:rFonts w:ascii="Times New Roman" w:hAnsi="Times New Roman" w:cs="Times New Roman"/>
+          <w:sz w:val="24"/>
+        </w:rPr>
+        <w:t xml:space="preserve"> függvény végzi, amely beolvassa az összes CSV fájlt egy mappából, és 512 soros </w:t>
+      </w:r>
+      <w:proofErr w:type="spellStart"/>
+      <w:r>
+        <w:rPr>
+          <w:rFonts w:ascii="Times New Roman" w:hAnsi="Times New Roman" w:cs="Times New Roman"/>
+          <w:sz w:val="24"/>
+        </w:rPr>
+        <w:t>epochokra</w:t>
+      </w:r>
+      <w:proofErr w:type="spellEnd"/>
+      <w:r>
+        <w:rPr>
+          <w:rFonts w:ascii="Times New Roman" w:hAnsi="Times New Roman" w:cs="Times New Roman"/>
+          <w:sz w:val="24"/>
+        </w:rPr>
+        <w:t xml:space="preserve"> bontja őket – ugyanolyan </w:t>
+      </w:r>
+      <w:proofErr w:type="gramStart"/>
+      <w:r>
+        <w:rPr>
+          <w:rFonts w:ascii="Times New Roman" w:hAnsi="Times New Roman" w:cs="Times New Roman"/>
+          <w:sz w:val="24"/>
+        </w:rPr>
+        <w:t>logikával</w:t>
+      </w:r>
+      <w:proofErr w:type="gramEnd"/>
+      <w:r>
+        <w:rPr>
+          <w:rFonts w:ascii="Times New Roman" w:hAnsi="Times New Roman" w:cs="Times New Roman"/>
+          <w:sz w:val="24"/>
+        </w:rPr>
+        <w:t xml:space="preserve"> mint a feature_extraction.py-</w:t>
+      </w:r>
+      <w:proofErr w:type="spellStart"/>
+      <w:r>
+        <w:rPr>
+          <w:rFonts w:ascii="Times New Roman" w:hAnsi="Times New Roman" w:cs="Times New Roman"/>
+          <w:sz w:val="24"/>
+        </w:rPr>
+        <w:t>ban</w:t>
+      </w:r>
+      <w:proofErr w:type="spellEnd"/>
+      <w:r>
+        <w:rPr>
+          <w:rFonts w:ascii="Times New Roman" w:hAnsi="Times New Roman" w:cs="Times New Roman"/>
+          <w:sz w:val="24"/>
+        </w:rPr>
+        <w:t xml:space="preserve">. A függvény visszatérési értéke egy lista, amelynek minden eleme egy szótár: a csatorna neve a kulcs, az </w:t>
+      </w:r>
+      <w:proofErr w:type="spellStart"/>
+      <w:r>
+        <w:rPr>
+          <w:rFonts w:ascii="Times New Roman" w:hAnsi="Times New Roman" w:cs="Times New Roman"/>
+          <w:sz w:val="24"/>
+        </w:rPr>
+        <w:t>epochok</w:t>
+      </w:r>
+      <w:proofErr w:type="spellEnd"/>
+      <w:r>
+        <w:rPr>
+          <w:rFonts w:ascii="Times New Roman" w:hAnsi="Times New Roman" w:cs="Times New Roman"/>
+          <w:sz w:val="24"/>
+        </w:rPr>
+        <w:t xml:space="preserve"> listája az érték.</w:t>
+      </w:r>
+    </w:p>
+    <w:p>
+      <w:pPr>
+        <w:spacing w:after="120" w:line="360" w:lineRule="auto"/>
+        <w:jc w:val="both"/>
+        <w:rPr>
+          <w:rFonts w:ascii="Times New Roman" w:hAnsi="Times New Roman" w:cs="Times New Roman"/>
+          <w:sz w:val="24"/>
+        </w:rPr>
+      </w:pPr>
+      <w:r>
+        <w:rPr>
+          <w:rFonts w:ascii="Times New Roman" w:hAnsi="Times New Roman" w:cs="Times New Roman"/>
+          <w:sz w:val="24"/>
+        </w:rPr>
+        <w:t xml:space="preserve">A </w:t>
+      </w:r>
+      <w:proofErr w:type="gramStart"/>
+      <w:r>
+        <w:rPr>
+          <w:rFonts w:ascii="Times New Roman" w:hAnsi="Times New Roman" w:cs="Times New Roman"/>
+          <w:sz w:val="24"/>
+        </w:rPr>
+        <w:t>kontraszt elemzést</w:t>
+      </w:r>
+      <w:proofErr w:type="gramEnd"/>
+      <w:r>
+        <w:rPr>
+          <w:rFonts w:ascii="Times New Roman" w:hAnsi="Times New Roman" w:cs="Times New Roman"/>
+          <w:sz w:val="24"/>
+        </w:rPr>
+        <w:t xml:space="preserve"> a </w:t>
+      </w:r>
+      <w:proofErr w:type="spellStart"/>
+      <w:r>
+        <w:rPr>
+          <w:rFonts w:ascii="Times New Roman" w:hAnsi="Times New Roman" w:cs="Times New Roman"/>
+          <w:sz w:val="24"/>
+        </w:rPr>
+        <w:t>compute_contrast</w:t>
+      </w:r>
+      <w:proofErr w:type="spellEnd"/>
+      <w:r>
+        <w:rPr>
+          <w:rFonts w:ascii="Times New Roman" w:hAnsi="Times New Roman" w:cs="Times New Roman"/>
+          <w:sz w:val="24"/>
+        </w:rPr>
+        <w:t xml:space="preserve"> függvény végzi. </w:t>
+      </w:r>
+      <w:proofErr w:type="spellStart"/>
+      <w:r>
+        <w:rPr>
+          <w:rFonts w:ascii="Times New Roman" w:hAnsi="Times New Roman" w:cs="Times New Roman"/>
+          <w:sz w:val="24"/>
+        </w:rPr>
+        <w:t>Epochonként</w:t>
+      </w:r>
+      <w:proofErr w:type="spellEnd"/>
+      <w:r>
+        <w:rPr>
+          <w:rFonts w:ascii="Times New Roman" w:hAnsi="Times New Roman" w:cs="Times New Roman"/>
+          <w:sz w:val="24"/>
+        </w:rPr>
+        <w:t xml:space="preserve"> és csatornánként kiszámítja a minimum és maximum értékek közötti különbséget minden felvételre, majd ezeket összegyűjti:</w:t>
+      </w:r>
+    </w:p>
+    <w:p>
+      <w:pPr>
+        <w:rPr>
+          <w:rFonts w:ascii="Times New Roman" w:hAnsi="Times New Roman" w:cs="Times New Roman"/>
+          <w:sz w:val="24"/>
+        </w:rPr>
+      </w:pPr>
+      <w:r>
+        <w:rPr>
+          <w:rFonts w:ascii="Times New Roman" w:hAnsi="Times New Roman" w:cs="Times New Roman"/>
+          <w:sz w:val="24"/>
+        </w:rPr>
+        <w:br w:type="page"/>
+      </w:r>
+    </w:p>
+    <w:p>
+      <w:pPr>
+        <w:spacing w:after="120" w:line="240" w:lineRule="auto"/>
+        <w:jc w:val="both"/>
+        <w:rPr>
+          <w:rFonts w:ascii="Courier New" w:hAnsi="Courier New" w:cs="Courier New"/>
+          <w:sz w:val="24"/>
+        </w:rPr>
+      </w:pPr>
+      <w:proofErr w:type="spellStart"/>
+      <w:r>
+        <w:rPr>
+          <w:rFonts w:ascii="Courier New" w:hAnsi="Courier New" w:cs="Courier New"/>
+          <w:sz w:val="24"/>
+        </w:rPr>
+        <w:lastRenderedPageBreak/>
+        <w:t>pythonc</w:t>
+      </w:r>
+      <w:proofErr w:type="spellEnd"/>
+      <w:r>
+        <w:rPr>
+          <w:rFonts w:ascii="Courier New" w:hAnsi="Courier New" w:cs="Courier New"/>
+          <w:sz w:val="24"/>
+        </w:rPr>
+        <w:t xml:space="preserve"> = </w:t>
+      </w:r>
+      <w:proofErr w:type="spellStart"/>
+      <w:proofErr w:type="gramStart"/>
+      <w:r>
+        <w:rPr>
+          <w:rFonts w:ascii="Courier New" w:hAnsi="Courier New" w:cs="Courier New"/>
+          <w:sz w:val="24"/>
+        </w:rPr>
+        <w:t>np.max</w:t>
+      </w:r>
+      <w:proofErr w:type="spellEnd"/>
+      <w:r>
+        <w:rPr>
+          <w:rFonts w:ascii="Courier New" w:hAnsi="Courier New" w:cs="Courier New"/>
+          <w:sz w:val="24"/>
+        </w:rPr>
+        <w:t>(</w:t>
+      </w:r>
+      <w:proofErr w:type="spellStart"/>
+      <w:proofErr w:type="gramEnd"/>
+      <w:r>
+        <w:rPr>
+          <w:rFonts w:ascii="Courier New" w:hAnsi="Courier New" w:cs="Courier New"/>
+          <w:sz w:val="24"/>
+        </w:rPr>
+        <w:t>epoch</w:t>
+      </w:r>
+      <w:proofErr w:type="spellEnd"/>
+      <w:r>
+        <w:rPr>
+          <w:rFonts w:ascii="Courier New" w:hAnsi="Courier New" w:cs="Courier New"/>
+          <w:sz w:val="24"/>
+        </w:rPr>
+        <w:t xml:space="preserve">) - </w:t>
+      </w:r>
+      <w:proofErr w:type="spellStart"/>
+      <w:r>
+        <w:rPr>
+          <w:rFonts w:ascii="Courier New" w:hAnsi="Courier New" w:cs="Courier New"/>
+          <w:sz w:val="24"/>
+        </w:rPr>
+        <w:t>np.min</w:t>
+      </w:r>
+      <w:proofErr w:type="spellEnd"/>
+      <w:r>
+        <w:rPr>
+          <w:rFonts w:ascii="Courier New" w:hAnsi="Courier New" w:cs="Courier New"/>
+          <w:sz w:val="24"/>
+        </w:rPr>
+        <w:t>(</w:t>
+      </w:r>
+      <w:proofErr w:type="spellStart"/>
+      <w:r>
+        <w:rPr>
+          <w:rFonts w:ascii="Courier New" w:hAnsi="Courier New" w:cs="Courier New"/>
+          <w:sz w:val="24"/>
+        </w:rPr>
+        <w:t>epoch</w:t>
+      </w:r>
+      <w:proofErr w:type="spellEnd"/>
+      <w:r>
+        <w:rPr>
+          <w:rFonts w:ascii="Courier New" w:hAnsi="Courier New" w:cs="Courier New"/>
+          <w:sz w:val="24"/>
+        </w:rPr>
+        <w:t>)</w:t>
+      </w:r>
+    </w:p>
+    <w:p>
+      <w:pPr>
+        <w:spacing w:after="120" w:line="360" w:lineRule="auto"/>
+        <w:jc w:val="both"/>
+        <w:rPr>
+          <w:rFonts w:ascii="Courier New" w:hAnsi="Courier New" w:cs="Courier New"/>
+          <w:sz w:val="24"/>
+        </w:rPr>
+      </w:pPr>
+      <w:proofErr w:type="spellStart"/>
+      <w:proofErr w:type="gramStart"/>
+      <w:r>
+        <w:rPr>
+          <w:rFonts w:ascii="Courier New" w:hAnsi="Courier New" w:cs="Courier New"/>
+          <w:sz w:val="24"/>
+        </w:rPr>
+        <w:t>contrast</w:t>
+      </w:r>
+      <w:proofErr w:type="spellEnd"/>
+      <w:r>
+        <w:rPr>
+          <w:rFonts w:ascii="Courier New" w:hAnsi="Courier New" w:cs="Courier New"/>
+          <w:sz w:val="24"/>
+        </w:rPr>
+        <w:t>[</w:t>
+      </w:r>
+      <w:proofErr w:type="gramEnd"/>
+      <w:r>
+        <w:rPr>
+          <w:rFonts w:ascii="Courier New" w:hAnsi="Courier New" w:cs="Courier New"/>
+          <w:sz w:val="24"/>
+        </w:rPr>
+        <w:t>col][</w:t>
+      </w:r>
+      <w:proofErr w:type="spellStart"/>
+      <w:r>
+        <w:rPr>
+          <w:rFonts w:ascii="Courier New" w:hAnsi="Courier New" w:cs="Courier New"/>
+          <w:sz w:val="24"/>
+        </w:rPr>
+        <w:t>epoch_idx</w:t>
+      </w:r>
+      <w:proofErr w:type="spellEnd"/>
+      <w:r>
+        <w:rPr>
+          <w:rFonts w:ascii="Courier New" w:hAnsi="Courier New" w:cs="Courier New"/>
+          <w:sz w:val="24"/>
+        </w:rPr>
+        <w:t>].</w:t>
+      </w:r>
+      <w:proofErr w:type="spellStart"/>
+      <w:r>
+        <w:rPr>
+          <w:rFonts w:ascii="Courier New" w:hAnsi="Courier New" w:cs="Courier New"/>
+          <w:sz w:val="24"/>
+        </w:rPr>
+        <w:t>append</w:t>
+      </w:r>
+      <w:proofErr w:type="spellEnd"/>
+      <w:r>
+        <w:rPr>
+          <w:rFonts w:ascii="Courier New" w:hAnsi="Courier New" w:cs="Courier New"/>
+          <w:sz w:val="24"/>
+        </w:rPr>
+        <w:t>(c)</w:t>
+      </w:r>
+    </w:p>
+    <w:p>
+      <w:pPr>
+        <w:spacing w:after="120" w:line="360" w:lineRule="auto"/>
+        <w:jc w:val="both"/>
+        <w:rPr>
+          <w:rFonts w:ascii="Times New Roman" w:hAnsi="Times New Roman" w:cs="Times New Roman"/>
+          <w:sz w:val="24"/>
+        </w:rPr>
+      </w:pPr>
+      <w:r>
+        <w:rPr>
+          <w:rFonts w:ascii="Times New Roman" w:hAnsi="Times New Roman" w:cs="Times New Roman"/>
+          <w:sz w:val="24"/>
+        </w:rPr>
+        <w:t xml:space="preserve">Ez a mutató megmutatja, mekkora az amplitúdó-ingadozás az adott </w:t>
+      </w:r>
+      <w:proofErr w:type="spellStart"/>
+      <w:r>
+        <w:rPr>
+          <w:rFonts w:ascii="Times New Roman" w:hAnsi="Times New Roman" w:cs="Times New Roman"/>
+          <w:sz w:val="24"/>
+        </w:rPr>
+        <w:t>epochban</w:t>
+      </w:r>
+      <w:proofErr w:type="spellEnd"/>
+      <w:r>
+        <w:rPr>
+          <w:rFonts w:ascii="Times New Roman" w:hAnsi="Times New Roman" w:cs="Times New Roman"/>
+          <w:sz w:val="24"/>
+        </w:rPr>
+        <w:t>. Minél nagyobb ez az érték, annál változékonyabb a jel az adott időszakban.</w:t>
+      </w:r>
+    </w:p>
+    <w:p>
+      <w:pPr>
+        <w:spacing w:after="120" w:line="360" w:lineRule="auto"/>
+        <w:jc w:val="both"/>
+        <w:rPr>
+          <w:rFonts w:ascii="Times New Roman" w:hAnsi="Times New Roman" w:cs="Times New Roman"/>
+          <w:sz w:val="24"/>
+        </w:rPr>
+      </w:pPr>
+      <w:r>
+        <w:rPr>
+          <w:rFonts w:ascii="Times New Roman" w:hAnsi="Times New Roman" w:cs="Times New Roman"/>
+          <w:sz w:val="24"/>
+        </w:rPr>
+        <w:t xml:space="preserve">A normalitás tesztet a </w:t>
+      </w:r>
+      <w:proofErr w:type="spellStart"/>
+      <w:r>
+        <w:rPr>
+          <w:rFonts w:ascii="Times New Roman" w:hAnsi="Times New Roman" w:cs="Times New Roman"/>
+          <w:sz w:val="24"/>
+        </w:rPr>
+        <w:t>compute_normality</w:t>
+      </w:r>
+      <w:proofErr w:type="spellEnd"/>
+      <w:r>
+        <w:rPr>
+          <w:rFonts w:ascii="Times New Roman" w:hAnsi="Times New Roman" w:cs="Times New Roman"/>
+          <w:sz w:val="24"/>
+        </w:rPr>
+        <w:t xml:space="preserve"> függvény végzi </w:t>
+      </w:r>
+      <w:proofErr w:type="spellStart"/>
+      <w:r>
+        <w:rPr>
+          <w:rFonts w:ascii="Times New Roman" w:hAnsi="Times New Roman" w:cs="Times New Roman"/>
+          <w:sz w:val="24"/>
+        </w:rPr>
+        <w:t>Shapiro-Wilk</w:t>
+      </w:r>
+      <w:proofErr w:type="spellEnd"/>
+      <w:r>
+        <w:rPr>
+          <w:rFonts w:ascii="Times New Roman" w:hAnsi="Times New Roman" w:cs="Times New Roman"/>
+          <w:sz w:val="24"/>
+        </w:rPr>
+        <w:t xml:space="preserve"> módszerrel, amely minden </w:t>
+      </w:r>
+      <w:proofErr w:type="spellStart"/>
+      <w:r>
+        <w:rPr>
+          <w:rFonts w:ascii="Times New Roman" w:hAnsi="Times New Roman" w:cs="Times New Roman"/>
+          <w:sz w:val="24"/>
+        </w:rPr>
+        <w:t>epochra</w:t>
+      </w:r>
+      <w:proofErr w:type="spellEnd"/>
+      <w:r>
+        <w:rPr>
+          <w:rFonts w:ascii="Times New Roman" w:hAnsi="Times New Roman" w:cs="Times New Roman"/>
+          <w:sz w:val="24"/>
+        </w:rPr>
+        <w:t xml:space="preserve"> és csatornára egy p-értéket számít ki. Ha a p-érték 0.05 felett van, az eloszlás </w:t>
+      </w:r>
+      <w:proofErr w:type="gramStart"/>
+      <w:r>
+        <w:rPr>
+          <w:rFonts w:ascii="Times New Roman" w:hAnsi="Times New Roman" w:cs="Times New Roman"/>
+          <w:sz w:val="24"/>
+        </w:rPr>
+        <w:t>normálisnak</w:t>
+      </w:r>
+      <w:proofErr w:type="gramEnd"/>
+      <w:r>
+        <w:rPr>
+          <w:rFonts w:ascii="Times New Roman" w:hAnsi="Times New Roman" w:cs="Times New Roman"/>
+          <w:sz w:val="24"/>
+        </w:rPr>
+        <w:t xml:space="preserve"> tekinthető – ha alatta, akkor nem. A teszt legalább 3 mintát igényel, ezért az üres </w:t>
+      </w:r>
+      <w:proofErr w:type="spellStart"/>
+      <w:r>
+        <w:rPr>
+          <w:rFonts w:ascii="Times New Roman" w:hAnsi="Times New Roman" w:cs="Times New Roman"/>
+          <w:sz w:val="24"/>
+        </w:rPr>
+        <w:t>epochokat</w:t>
+      </w:r>
+      <w:proofErr w:type="spellEnd"/>
+      <w:r>
+        <w:rPr>
+          <w:rFonts w:ascii="Times New Roman" w:hAnsi="Times New Roman" w:cs="Times New Roman"/>
+          <w:sz w:val="24"/>
+        </w:rPr>
+        <w:t xml:space="preserve"> a függvény kihagyja.</w:t>
+      </w:r>
+    </w:p>
+    <w:p>
+      <w:pPr>
+        <w:spacing w:after="0" w:line="360" w:lineRule="auto"/>
+        <w:jc w:val="both"/>
+        <w:rPr>
+          <w:rFonts w:ascii="Times New Roman" w:hAnsi="Times New Roman" w:cs="Times New Roman"/>
+          <w:sz w:val="24"/>
+        </w:rPr>
+      </w:pPr>
+      <w:r>
+        <w:rPr>
+          <w:rFonts w:ascii="Times New Roman" w:hAnsi="Times New Roman" w:cs="Times New Roman"/>
+          <w:sz w:val="24"/>
+        </w:rPr>
+        <w:t xml:space="preserve">Az eredmények megjelenítését a </w:t>
+      </w:r>
+      <w:proofErr w:type="spellStart"/>
+      <w:r>
+        <w:rPr>
+          <w:rFonts w:ascii="Times New Roman" w:hAnsi="Times New Roman" w:cs="Times New Roman"/>
+          <w:sz w:val="24"/>
+        </w:rPr>
+        <w:t>plot_all</w:t>
+      </w:r>
+      <w:proofErr w:type="spellEnd"/>
+      <w:r>
+        <w:rPr>
+          <w:rFonts w:ascii="Times New Roman" w:hAnsi="Times New Roman" w:cs="Times New Roman"/>
+          <w:sz w:val="24"/>
+        </w:rPr>
+        <w:t xml:space="preserve"> függvény végzi, amely egyetlen ábrán belül két sorba rendezi a grafikonokat – a felső sorban a kontraszt, az alsó sorban a normalitás p-értékei láthatók, minden csatornára külön oszlopdiagramon. Az alsó sorban egy szaggatott vonal jelöli a 0.05-ös határt, amely alatt az eloszlás nem tekinthető </w:t>
+      </w:r>
+      <w:proofErr w:type="gramStart"/>
+      <w:r>
+        <w:rPr>
+          <w:rFonts w:ascii="Times New Roman" w:hAnsi="Times New Roman" w:cs="Times New Roman"/>
+          <w:sz w:val="24"/>
+        </w:rPr>
+        <w:t>normálisnak</w:t>
+      </w:r>
+      <w:proofErr w:type="gramEnd"/>
+      <w:r>
+        <w:rPr>
+          <w:rFonts w:ascii="Times New Roman" w:hAnsi="Times New Roman" w:cs="Times New Roman"/>
+          <w:sz w:val="24"/>
+        </w:rPr>
+        <w:t xml:space="preserve">. A </w:t>
+      </w:r>
+      <w:proofErr w:type="spellStart"/>
+      <w:r>
+        <w:rPr>
+          <w:rFonts w:ascii="Times New Roman" w:hAnsi="Times New Roman" w:cs="Times New Roman"/>
+          <w:sz w:val="24"/>
+        </w:rPr>
+        <w:t>print_summary</w:t>
+      </w:r>
+      <w:proofErr w:type="spellEnd"/>
+      <w:r>
+        <w:rPr>
+          <w:rFonts w:ascii="Times New Roman" w:hAnsi="Times New Roman" w:cs="Times New Roman"/>
+          <w:sz w:val="24"/>
+        </w:rPr>
+        <w:t xml:space="preserve"> függvény ugyanezeket az eredményeket szöveges formában írja a konzolra, ami megkönnyíti a </w:t>
+      </w:r>
+      <w:proofErr w:type="gramStart"/>
+      <w:r>
+        <w:rPr>
+          <w:rFonts w:ascii="Times New Roman" w:hAnsi="Times New Roman" w:cs="Times New Roman"/>
+          <w:sz w:val="24"/>
+        </w:rPr>
+        <w:t>konkrét</w:t>
+      </w:r>
+      <w:proofErr w:type="gramEnd"/>
+      <w:r>
+        <w:rPr>
+          <w:rFonts w:ascii="Times New Roman" w:hAnsi="Times New Roman" w:cs="Times New Roman"/>
+          <w:sz w:val="24"/>
+        </w:rPr>
+        <w:t xml:space="preserve"> számok leolvasását.</w:t>
+      </w:r>
+    </w:p>
+    <w:p>
+      <w:pPr>
+        <w:spacing w:after="0" w:line="360" w:lineRule="auto"/>
+        <w:jc w:val="both"/>
+        <w:rPr>
+          <w:rFonts w:ascii="Times New Roman" w:hAnsi="Times New Roman" w:cs="Times New Roman"/>
+          <w:sz w:val="24"/>
+        </w:rPr>
+      </w:pPr>
+    </w:p>
+    <w:p>
+      <w:pPr>
+        <w:pStyle w:val="Cmsor2"/>
+      </w:pPr>
+      <w:r>
+        <w:t>2.5 Jellemzőkiválasztás – feature_selection.py</w:t>
+      </w:r>
+    </w:p>
+    <w:p>
+      <w:pPr>
+        <w:spacing w:after="0"/>
+      </w:pPr>
+    </w:p>
+    <w:p>
+      <w:pPr>
+        <w:spacing w:line="360" w:lineRule="auto"/>
+        <w:jc w:val="both"/>
+        <w:rPr>
+          <w:rFonts w:ascii="Times New Roman" w:hAnsi="Times New Roman" w:cs="Times New Roman"/>
+          <w:sz w:val="24"/>
+        </w:rPr>
+      </w:pPr>
+      <w:r>
+        <w:rPr>
+          <w:rFonts w:ascii="Times New Roman" w:hAnsi="Times New Roman" w:cs="Times New Roman"/>
+          <w:sz w:val="24"/>
+        </w:rPr>
+        <w:t>A feature_selection.py azt vizsgálja, hogy érdemes-e visszafogni a jellemzők számát, és ha igen, mennyi az a pont, ahol a modell már nem teljesít jobban, hanem rosszabbul. A gépi tanulásban ismert jelenség, hogy felesleges vagy zajt hordozó jellemzők ronthatják az általánosító képességet, kis adathalmazon pedig különösen veszélyes, ha túl sok jellemzővel dolgozunk, mert ilyenkor könnyen túlilleszkedik a modell a tanítóadatokra.</w:t>
+      </w:r>
+    </w:p>
+    <w:p>
+      <w:pPr>
+        <w:spacing w:line="360" w:lineRule="auto"/>
+        <w:jc w:val="both"/>
+        <w:rPr>
+          <w:rFonts w:ascii="Times New Roman" w:hAnsi="Times New Roman" w:cs="Times New Roman"/>
+          <w:sz w:val="24"/>
+        </w:rPr>
+      </w:pPr>
+      <w:r>
+        <w:rPr>
+          <w:rFonts w:ascii="Times New Roman" w:hAnsi="Times New Roman" w:cs="Times New Roman"/>
+          <w:sz w:val="24"/>
+        </w:rPr>
+        <w:t xml:space="preserve">Mindhárom jellemzőkinyerési módszerre lefuttatom az összes modellt, először az összes jellemzővel, majd a </w:t>
+      </w:r>
+      <w:proofErr w:type="spellStart"/>
+      <w:r>
+        <w:rPr>
+          <w:rFonts w:ascii="Times New Roman" w:hAnsi="Times New Roman" w:cs="Times New Roman"/>
+          <w:sz w:val="24"/>
+        </w:rPr>
+        <w:t>feature</w:t>
+      </w:r>
+      <w:proofErr w:type="spellEnd"/>
+      <w:r>
+        <w:rPr>
+          <w:rFonts w:ascii="Times New Roman" w:hAnsi="Times New Roman" w:cs="Times New Roman"/>
+          <w:sz w:val="24"/>
+        </w:rPr>
+        <w:t xml:space="preserve"> </w:t>
+      </w:r>
+      <w:proofErr w:type="spellStart"/>
+      <w:r>
+        <w:rPr>
+          <w:rFonts w:ascii="Times New Roman" w:hAnsi="Times New Roman" w:cs="Times New Roman"/>
+          <w:sz w:val="24"/>
+        </w:rPr>
+        <w:t>importance</w:t>
+      </w:r>
+      <w:proofErr w:type="spellEnd"/>
+      <w:r>
+        <w:rPr>
+          <w:rFonts w:ascii="Times New Roman" w:hAnsi="Times New Roman" w:cs="Times New Roman"/>
+          <w:sz w:val="24"/>
+        </w:rPr>
+        <w:t xml:space="preserve"> alapján kiválasztott top 10, top 15 és top 20 legfontosabb jellemzővel. A fontossági sorrendet ugyanúgy határozom meg, mint a train_model.py-</w:t>
+      </w:r>
+      <w:proofErr w:type="spellStart"/>
+      <w:r>
+        <w:rPr>
+          <w:rFonts w:ascii="Times New Roman" w:hAnsi="Times New Roman" w:cs="Times New Roman"/>
+          <w:sz w:val="24"/>
+        </w:rPr>
+        <w:t>ban</w:t>
+      </w:r>
+      <w:proofErr w:type="spellEnd"/>
+      <w:r>
+        <w:rPr>
+          <w:rFonts w:ascii="Times New Roman" w:hAnsi="Times New Roman" w:cs="Times New Roman"/>
+          <w:sz w:val="24"/>
+        </w:rPr>
+        <w:t xml:space="preserve">: Random Forest és </w:t>
+      </w:r>
+      <w:proofErr w:type="spellStart"/>
+      <w:r>
+        <w:rPr>
+          <w:rFonts w:ascii="Times New Roman" w:hAnsi="Times New Roman" w:cs="Times New Roman"/>
+          <w:sz w:val="24"/>
+        </w:rPr>
+        <w:t>XGBoost</w:t>
+      </w:r>
+      <w:proofErr w:type="spellEnd"/>
+      <w:r>
+        <w:rPr>
+          <w:rFonts w:ascii="Times New Roman" w:hAnsi="Times New Roman" w:cs="Times New Roman"/>
+          <w:sz w:val="24"/>
+        </w:rPr>
+        <w:t xml:space="preserve"> esetén a beépített </w:t>
+      </w:r>
+      <w:proofErr w:type="spellStart"/>
+      <w:r>
+        <w:rPr>
+          <w:rFonts w:ascii="Times New Roman" w:hAnsi="Times New Roman" w:cs="Times New Roman"/>
+          <w:sz w:val="24"/>
+        </w:rPr>
+        <w:t>feature_importances</w:t>
+      </w:r>
+      <w:proofErr w:type="spellEnd"/>
+      <w:r>
+        <w:rPr>
+          <w:rFonts w:ascii="Times New Roman" w:hAnsi="Times New Roman" w:cs="Times New Roman"/>
+          <w:sz w:val="24"/>
+        </w:rPr>
+        <w:t xml:space="preserve">_ tulajdonsággal, SVM esetén </w:t>
+      </w:r>
+      <w:proofErr w:type="spellStart"/>
+      <w:r>
+        <w:rPr>
+          <w:rFonts w:ascii="Times New Roman" w:hAnsi="Times New Roman" w:cs="Times New Roman"/>
+          <w:sz w:val="24"/>
+        </w:rPr>
+        <w:t>permutation</w:t>
+      </w:r>
+      <w:proofErr w:type="spellEnd"/>
+      <w:r>
+        <w:rPr>
+          <w:rFonts w:ascii="Times New Roman" w:hAnsi="Times New Roman" w:cs="Times New Roman"/>
+          <w:sz w:val="24"/>
+        </w:rPr>
+        <w:t xml:space="preserve"> </w:t>
+      </w:r>
+      <w:proofErr w:type="spellStart"/>
+      <w:r>
+        <w:rPr>
+          <w:rFonts w:ascii="Times New Roman" w:hAnsi="Times New Roman" w:cs="Times New Roman"/>
+          <w:sz w:val="24"/>
+        </w:rPr>
+        <w:t>importance</w:t>
+      </w:r>
+      <w:proofErr w:type="spellEnd"/>
+      <w:r>
+        <w:rPr>
+          <w:rFonts w:ascii="Times New Roman" w:hAnsi="Times New Roman" w:cs="Times New Roman"/>
+          <w:sz w:val="24"/>
+        </w:rPr>
+        <w:t xml:space="preserve"> segítségével. A kiválasztást a </w:t>
+      </w:r>
+      <w:proofErr w:type="spellStart"/>
+      <w:r>
+        <w:rPr>
+          <w:rFonts w:ascii="Times New Roman" w:hAnsi="Times New Roman" w:cs="Times New Roman"/>
+          <w:sz w:val="24"/>
+        </w:rPr>
+        <w:t>select_top_features</w:t>
+      </w:r>
+      <w:proofErr w:type="spellEnd"/>
+      <w:r>
+        <w:rPr>
+          <w:rFonts w:ascii="Times New Roman" w:hAnsi="Times New Roman" w:cs="Times New Roman"/>
+          <w:sz w:val="24"/>
+        </w:rPr>
+        <w:t xml:space="preserve"> függvény végzi, amely </w:t>
+      </w:r>
+      <w:proofErr w:type="spellStart"/>
+      <w:r>
+        <w:rPr>
+          <w:rFonts w:ascii="Times New Roman" w:hAnsi="Times New Roman" w:cs="Times New Roman"/>
+          <w:sz w:val="24"/>
+        </w:rPr>
+        <w:t>importancia</w:t>
+      </w:r>
+      <w:proofErr w:type="spellEnd"/>
+      <w:r>
+        <w:rPr>
+          <w:rFonts w:ascii="Times New Roman" w:hAnsi="Times New Roman" w:cs="Times New Roman"/>
+          <w:sz w:val="24"/>
+        </w:rPr>
+        <w:t xml:space="preserve"> szerint rendezi a jellemzőket és kiveszi a legfontosabbakat.</w:t>
+      </w:r>
+    </w:p>
+    <w:p>
+      <w:pPr>
+        <w:spacing w:after="0" w:line="360" w:lineRule="auto"/>
+        <w:jc w:val="both"/>
+        <w:rPr>
+          <w:rFonts w:ascii="Times New Roman" w:hAnsi="Times New Roman" w:cs="Times New Roman"/>
+          <w:sz w:val="24"/>
+        </w:rPr>
+      </w:pPr>
+      <w:r>
+        <w:rPr>
+          <w:rFonts w:ascii="Times New Roman" w:hAnsi="Times New Roman" w:cs="Times New Roman"/>
+          <w:sz w:val="24"/>
+        </w:rPr>
+        <w:t xml:space="preserve">Az eredmények a konzolra íródnak ki, és minden modellnél és jellemzőkinyerési módszernél látható az összes jellemzővel elért pontosság, mellette a top 10, 15 és 20 jellemzővel kapott érték az eltérés előjelével együtt. Ebből egyből kiderül, hogy egy adott </w:t>
+      </w:r>
+      <w:r>
+        <w:rPr>
+          <w:rFonts w:ascii="Times New Roman" w:hAnsi="Times New Roman" w:cs="Times New Roman"/>
+          <w:sz w:val="24"/>
+        </w:rPr>
+        <w:lastRenderedPageBreak/>
+        <w:t>konfiguráció esetén a jellemzők szűkítése segít, ront, vagy nem változtat érdemben a teljesítményen. A részletes számok az eredmények fejezetben szerepelnek.</w:t>
+      </w:r>
+    </w:p>
+    <w:p>
+      <w:pPr>
+        <w:spacing w:after="0" w:line="360" w:lineRule="auto"/>
+        <w:jc w:val="both"/>
+        <w:rPr>
+          <w:rFonts w:ascii="Times New Roman" w:hAnsi="Times New Roman" w:cs="Times New Roman"/>
+          <w:sz w:val="24"/>
+        </w:rPr>
+      </w:pPr>
+    </w:p>
+    <w:p>
+      <w:pPr>
+        <w:pStyle w:val="Cmsor2"/>
+      </w:pPr>
+      <w:r>
+        <w:t xml:space="preserve">2.6 </w:t>
+      </w:r>
+      <w:r>
+        <w:t>G</w:t>
+      </w:r>
+      <w:r>
+        <w:t>rafikus felhasználói felület – gui.py</w:t>
+      </w:r>
+    </w:p>
+    <w:p>
+      <w:pPr>
+        <w:spacing w:after="0"/>
+      </w:pPr>
+    </w:p>
+    <w:p>
+      <w:pPr>
+        <w:spacing w:after="120" w:line="360" w:lineRule="auto"/>
+        <w:jc w:val="both"/>
+        <w:rPr>
+          <w:rFonts w:ascii="Times New Roman" w:hAnsi="Times New Roman" w:cs="Times New Roman"/>
+          <w:sz w:val="24"/>
+        </w:rPr>
+      </w:pPr>
+      <w:r>
+        <w:rPr>
+          <w:rFonts w:ascii="Times New Roman" w:hAnsi="Times New Roman" w:cs="Times New Roman"/>
+          <w:sz w:val="24"/>
+        </w:rPr>
+        <w:t xml:space="preserve">A gui.py </w:t>
+      </w:r>
+      <w:proofErr w:type="gramStart"/>
+      <w:r>
+        <w:rPr>
+          <w:rFonts w:ascii="Times New Roman" w:hAnsi="Times New Roman" w:cs="Times New Roman"/>
+          <w:sz w:val="24"/>
+        </w:rPr>
+        <w:t>fájl</w:t>
+      </w:r>
+      <w:proofErr w:type="gramEnd"/>
+      <w:r>
+        <w:rPr>
+          <w:rFonts w:ascii="Times New Roman" w:hAnsi="Times New Roman" w:cs="Times New Roman"/>
+          <w:sz w:val="24"/>
+        </w:rPr>
+        <w:t xml:space="preserve"> valósítja meg a grafikus felhasználói felületet, amely a </w:t>
+      </w:r>
+      <w:proofErr w:type="spellStart"/>
+      <w:r>
+        <w:rPr>
+          <w:rFonts w:ascii="Times New Roman" w:hAnsi="Times New Roman" w:cs="Times New Roman"/>
+          <w:sz w:val="24"/>
+        </w:rPr>
+        <w:t>tkinter</w:t>
+      </w:r>
+      <w:proofErr w:type="spellEnd"/>
+      <w:r>
+        <w:rPr>
+          <w:rFonts w:ascii="Times New Roman" w:hAnsi="Times New Roman" w:cs="Times New Roman"/>
+          <w:sz w:val="24"/>
+        </w:rPr>
+        <w:t xml:space="preserve"> könyvtárra épül. A felület összekötő kapcsot jelent a jellemzőkinyerés, a modellek betanítása és a </w:t>
+      </w:r>
+      <w:proofErr w:type="spellStart"/>
+      <w:r>
+        <w:rPr>
+          <w:rFonts w:ascii="Times New Roman" w:hAnsi="Times New Roman" w:cs="Times New Roman"/>
+          <w:sz w:val="24"/>
+        </w:rPr>
+        <w:t>predikció</w:t>
+      </w:r>
+      <w:proofErr w:type="spellEnd"/>
+      <w:r>
+        <w:rPr>
+          <w:rFonts w:ascii="Times New Roman" w:hAnsi="Times New Roman" w:cs="Times New Roman"/>
+          <w:sz w:val="24"/>
+        </w:rPr>
+        <w:t xml:space="preserve"> között, a felhasználónak nem kell közvetlenül a kóddal dolgoznia. A </w:t>
+      </w:r>
+      <w:proofErr w:type="gramStart"/>
+      <w:r>
+        <w:rPr>
+          <w:rFonts w:ascii="Times New Roman" w:hAnsi="Times New Roman" w:cs="Times New Roman"/>
+          <w:sz w:val="24"/>
+        </w:rPr>
+        <w:t>fájl</w:t>
+      </w:r>
+      <w:proofErr w:type="gramEnd"/>
+      <w:r>
+        <w:rPr>
+          <w:rFonts w:ascii="Times New Roman" w:hAnsi="Times New Roman" w:cs="Times New Roman"/>
+          <w:sz w:val="24"/>
+        </w:rPr>
+        <w:t xml:space="preserve"> importálja a feature_extraction.py és a train_model.py modulokat, és ezek függvényeit köti össze a grafikus elemekkel.</w:t>
+      </w:r>
+    </w:p>
+    <w:p>
+      <w:pPr>
+        <w:spacing w:after="120" w:line="360" w:lineRule="auto"/>
+        <w:jc w:val="both"/>
+        <w:rPr>
+          <w:rFonts w:ascii="Times New Roman" w:hAnsi="Times New Roman" w:cs="Times New Roman"/>
+          <w:sz w:val="24"/>
+        </w:rPr>
+      </w:pPr>
+      <w:r>
+        <w:rPr>
+          <w:rFonts w:ascii="Times New Roman" w:hAnsi="Times New Roman" w:cs="Times New Roman"/>
+          <w:sz w:val="24"/>
+        </w:rPr>
+        <w:t xml:space="preserve">A felületen két legördülő menü és hat gomb található. Az első menüben a modellt lehet kiválasztani, SVM, Random Forest, Random Forest MLP vagy </w:t>
+      </w:r>
+      <w:proofErr w:type="spellStart"/>
+      <w:r>
+        <w:rPr>
+          <w:rFonts w:ascii="Times New Roman" w:hAnsi="Times New Roman" w:cs="Times New Roman"/>
+          <w:sz w:val="24"/>
+        </w:rPr>
+        <w:t>XGBoost</w:t>
+      </w:r>
+      <w:proofErr w:type="spellEnd"/>
+      <w:r>
+        <w:rPr>
+          <w:rFonts w:ascii="Times New Roman" w:hAnsi="Times New Roman" w:cs="Times New Roman"/>
+          <w:sz w:val="24"/>
+        </w:rPr>
+        <w:t xml:space="preserve"> közül, a másodikban a jellemzőkinyerési módszert, </w:t>
+      </w:r>
+      <w:proofErr w:type="spellStart"/>
+      <w:r>
+        <w:rPr>
+          <w:rFonts w:ascii="Times New Roman" w:hAnsi="Times New Roman" w:cs="Times New Roman"/>
+          <w:sz w:val="24"/>
+        </w:rPr>
+        <w:t>Statistical</w:t>
+      </w:r>
+      <w:proofErr w:type="spellEnd"/>
+      <w:r>
+        <w:rPr>
+          <w:rFonts w:ascii="Times New Roman" w:hAnsi="Times New Roman" w:cs="Times New Roman"/>
+          <w:sz w:val="24"/>
+        </w:rPr>
+        <w:t xml:space="preserve">, </w:t>
+      </w:r>
+      <w:proofErr w:type="spellStart"/>
+      <w:r>
+        <w:rPr>
+          <w:rFonts w:ascii="Times New Roman" w:hAnsi="Times New Roman" w:cs="Times New Roman"/>
+          <w:sz w:val="24"/>
+        </w:rPr>
+        <w:t>Phase</w:t>
+      </w:r>
+      <w:proofErr w:type="spellEnd"/>
+      <w:r>
+        <w:rPr>
+          <w:rFonts w:ascii="Times New Roman" w:hAnsi="Times New Roman" w:cs="Times New Roman"/>
+          <w:sz w:val="24"/>
+        </w:rPr>
+        <w:t xml:space="preserve"> </w:t>
+      </w:r>
+      <w:proofErr w:type="spellStart"/>
+      <w:r>
+        <w:rPr>
+          <w:rFonts w:ascii="Times New Roman" w:hAnsi="Times New Roman" w:cs="Times New Roman"/>
+          <w:sz w:val="24"/>
+        </w:rPr>
+        <w:t>epoch</w:t>
+      </w:r>
+      <w:proofErr w:type="spellEnd"/>
+      <w:r>
+        <w:rPr>
+          <w:rFonts w:ascii="Times New Roman" w:hAnsi="Times New Roman" w:cs="Times New Roman"/>
+          <w:sz w:val="24"/>
+        </w:rPr>
+        <w:t xml:space="preserve"> vagy </w:t>
+      </w:r>
+      <w:proofErr w:type="spellStart"/>
+      <w:r>
+        <w:rPr>
+          <w:rFonts w:ascii="Times New Roman" w:hAnsi="Times New Roman" w:cs="Times New Roman"/>
+          <w:sz w:val="24"/>
+        </w:rPr>
+        <w:t>Phase</w:t>
+      </w:r>
+      <w:proofErr w:type="spellEnd"/>
+      <w:r>
+        <w:rPr>
+          <w:rFonts w:ascii="Times New Roman" w:hAnsi="Times New Roman" w:cs="Times New Roman"/>
+          <w:sz w:val="24"/>
+        </w:rPr>
+        <w:t xml:space="preserve"> </w:t>
+      </w:r>
+      <w:proofErr w:type="spellStart"/>
+      <w:r>
+        <w:rPr>
+          <w:rFonts w:ascii="Times New Roman" w:hAnsi="Times New Roman" w:cs="Times New Roman"/>
+          <w:sz w:val="24"/>
+        </w:rPr>
+        <w:t>band</w:t>
+      </w:r>
+      <w:proofErr w:type="spellEnd"/>
+      <w:r>
+        <w:rPr>
+          <w:rFonts w:ascii="Times New Roman" w:hAnsi="Times New Roman" w:cs="Times New Roman"/>
+          <w:sz w:val="24"/>
+        </w:rPr>
+        <w:t xml:space="preserve"> közül. A modellek és a hozzájuk tartozó jellemzőkinyerési függvények szótárakban vannak tárolva. Ez azért hasznos, mert ha később új modellt vagy módszert kell berakni, csak a </w:t>
+      </w:r>
+      <w:proofErr w:type="spellStart"/>
+      <w:r>
+        <w:rPr>
+          <w:rFonts w:ascii="Times New Roman" w:hAnsi="Times New Roman" w:cs="Times New Roman"/>
+          <w:sz w:val="24"/>
+        </w:rPr>
+        <w:t>szótárat</w:t>
+      </w:r>
+      <w:proofErr w:type="spellEnd"/>
+      <w:r>
+        <w:rPr>
+          <w:rFonts w:ascii="Times New Roman" w:hAnsi="Times New Roman" w:cs="Times New Roman"/>
+          <w:sz w:val="24"/>
+        </w:rPr>
+        <w:t xml:space="preserve"> kell bővíteni, minden más változatlan marad.</w:t>
+      </w:r>
+    </w:p>
+    <w:p>
+      <w:pPr>
+        <w:spacing w:after="120" w:line="360" w:lineRule="auto"/>
+        <w:jc w:val="both"/>
+        <w:rPr>
+          <w:rFonts w:ascii="Times New Roman" w:hAnsi="Times New Roman" w:cs="Times New Roman"/>
+          <w:sz w:val="24"/>
+        </w:rPr>
+      </w:pPr>
+      <w:r>
+        <w:rPr>
+          <w:rFonts w:ascii="Times New Roman" w:hAnsi="Times New Roman" w:cs="Times New Roman"/>
+          <w:sz w:val="24"/>
+        </w:rPr>
+        <w:t xml:space="preserve">A hat gomb mindegyike mást csinál. A Tanítás gomb elindítja a betanítást a kiválasztott modellel és jellemzőkinyerési módszerrel, az eredmény </w:t>
+      </w:r>
+      <w:proofErr w:type="gramStart"/>
+      <w:r>
+        <w:rPr>
+          <w:rFonts w:ascii="Times New Roman" w:hAnsi="Times New Roman" w:cs="Times New Roman"/>
+          <w:sz w:val="24"/>
+        </w:rPr>
+        <w:t>globális</w:t>
+      </w:r>
+      <w:proofErr w:type="gramEnd"/>
+      <w:r>
+        <w:rPr>
+          <w:rFonts w:ascii="Times New Roman" w:hAnsi="Times New Roman" w:cs="Times New Roman"/>
+          <w:sz w:val="24"/>
+        </w:rPr>
+        <w:t xml:space="preserve"> változókba kerül. A Vizualizáció gomb egy PCA-alapú szórásdiagramot dob fel, amelyen látható, hogy a beteg és egészséges minták hogyan különülnek el egymástól a jellemzőtérben. A Tanítás adatai gomb egy külön ablakban mutatja meg a pontosságot, a </w:t>
+      </w:r>
+      <w:proofErr w:type="spellStart"/>
+      <w:r>
+        <w:rPr>
+          <w:rFonts w:ascii="Times New Roman" w:hAnsi="Times New Roman" w:cs="Times New Roman"/>
+          <w:sz w:val="24"/>
+        </w:rPr>
+        <w:t>balanced</w:t>
+      </w:r>
+      <w:proofErr w:type="spellEnd"/>
+      <w:r>
+        <w:rPr>
+          <w:rFonts w:ascii="Times New Roman" w:hAnsi="Times New Roman" w:cs="Times New Roman"/>
+          <w:sz w:val="24"/>
+        </w:rPr>
+        <w:t xml:space="preserve"> </w:t>
+      </w:r>
+      <w:proofErr w:type="spellStart"/>
+      <w:r>
+        <w:rPr>
+          <w:rFonts w:ascii="Times New Roman" w:hAnsi="Times New Roman" w:cs="Times New Roman"/>
+          <w:sz w:val="24"/>
+        </w:rPr>
+        <w:t>accuracy</w:t>
+      </w:r>
+      <w:proofErr w:type="spellEnd"/>
+      <w:r>
+        <w:rPr>
+          <w:rFonts w:ascii="Times New Roman" w:hAnsi="Times New Roman" w:cs="Times New Roman"/>
+          <w:sz w:val="24"/>
+        </w:rPr>
+        <w:t xml:space="preserve">-t és a </w:t>
+      </w:r>
+      <w:proofErr w:type="gramStart"/>
+      <w:r>
+        <w:rPr>
+          <w:rFonts w:ascii="Times New Roman" w:hAnsi="Times New Roman" w:cs="Times New Roman"/>
+          <w:sz w:val="24"/>
+        </w:rPr>
+        <w:t>konfúziós</w:t>
+      </w:r>
+      <w:proofErr w:type="gramEnd"/>
+      <w:r>
+        <w:rPr>
+          <w:rFonts w:ascii="Times New Roman" w:hAnsi="Times New Roman" w:cs="Times New Roman"/>
+          <w:sz w:val="24"/>
+        </w:rPr>
+        <w:t xml:space="preserve"> mátrixot. A Jellemzők fontossága gomb egy vízszintes oszlopdiagramon mutatja meg a top 20 legfontosabb jellemzőt. A Fájl feltöltése és </w:t>
+      </w:r>
+      <w:proofErr w:type="spellStart"/>
+      <w:r>
+        <w:rPr>
+          <w:rFonts w:ascii="Times New Roman" w:hAnsi="Times New Roman" w:cs="Times New Roman"/>
+          <w:sz w:val="24"/>
+        </w:rPr>
+        <w:t>predikció</w:t>
+      </w:r>
+      <w:proofErr w:type="spellEnd"/>
+      <w:r>
+        <w:rPr>
+          <w:rFonts w:ascii="Times New Roman" w:hAnsi="Times New Roman" w:cs="Times New Roman"/>
+          <w:sz w:val="24"/>
+        </w:rPr>
+        <w:t xml:space="preserve"> gomb arra való, hogy be lehessen tölteni egy új EEG CSV </w:t>
+      </w:r>
+      <w:proofErr w:type="gramStart"/>
+      <w:r>
+        <w:rPr>
+          <w:rFonts w:ascii="Times New Roman" w:hAnsi="Times New Roman" w:cs="Times New Roman"/>
+          <w:sz w:val="24"/>
+        </w:rPr>
+        <w:t>fájlt</w:t>
+      </w:r>
+      <w:proofErr w:type="gramEnd"/>
+      <w:r>
+        <w:rPr>
+          <w:rFonts w:ascii="Times New Roman" w:hAnsi="Times New Roman" w:cs="Times New Roman"/>
+          <w:sz w:val="24"/>
+        </w:rPr>
+        <w:t>, amelyet a már betanított modell azonnal osztályoz és kiírja az eredményt.</w:t>
+      </w:r>
+    </w:p>
+    <w:p>
+      <w:pPr>
+        <w:spacing w:after="120" w:line="360" w:lineRule="auto"/>
+        <w:jc w:val="both"/>
+        <w:rPr>
+          <w:rFonts w:ascii="Times New Roman" w:hAnsi="Times New Roman" w:cs="Times New Roman"/>
+          <w:sz w:val="24"/>
+        </w:rPr>
+      </w:pPr>
+      <w:r>
+        <w:rPr>
+          <w:rFonts w:ascii="Times New Roman" w:hAnsi="Times New Roman" w:cs="Times New Roman"/>
+          <w:sz w:val="24"/>
+        </w:rPr>
+        <w:t xml:space="preserve">A </w:t>
+      </w:r>
+      <w:proofErr w:type="gramStart"/>
+      <w:r>
+        <w:rPr>
+          <w:rFonts w:ascii="Times New Roman" w:hAnsi="Times New Roman" w:cs="Times New Roman"/>
+          <w:sz w:val="24"/>
+        </w:rPr>
+        <w:t>program pontos</w:t>
+      </w:r>
+      <w:proofErr w:type="gramEnd"/>
+      <w:r>
+        <w:rPr>
+          <w:rFonts w:ascii="Times New Roman" w:hAnsi="Times New Roman" w:cs="Times New Roman"/>
+          <w:sz w:val="24"/>
+        </w:rPr>
+        <w:t xml:space="preserve"> kezelési útmutatója az 5. fejezetben van, ahol lépésről lépésre le van írva, hogyan kell használni.</w:t>
+      </w:r>
+    </w:p>
+    <w:p>
+      <w:pPr>
+        <w:rPr>
+          <w:rFonts w:ascii="Times New Roman" w:hAnsi="Times New Roman" w:cs="Times New Roman"/>
+          <w:sz w:val="24"/>
+        </w:rPr>
+      </w:pPr>
+      <w:r>
+        <w:rPr>
+          <w:rFonts w:ascii="Times New Roman" w:hAnsi="Times New Roman" w:cs="Times New Roman"/>
+          <w:sz w:val="24"/>
+        </w:rPr>
+        <w:br w:type="page"/>
+      </w:r>
+    </w:p>
+    <w:p>
+      <w:pPr>
+        <w:pStyle w:val="Cmsor1"/>
+      </w:pPr>
+      <w:r>
+        <w:lastRenderedPageBreak/>
+        <w:t xml:space="preserve">3.1 </w:t>
+      </w:r>
+      <w:r>
+        <w:t>Eredmények</w:t>
+      </w:r>
+    </w:p>
+    <w:p>
+      <w:pPr>
+        <w:spacing w:after="0"/>
+      </w:pPr>
+    </w:p>
+    <w:p>
+      <w:pPr>
+        <w:pStyle w:val="Cmsor2"/>
+      </w:pPr>
+      <w:r>
+        <w:t>3.1 A modellek teljesítményének összehasonlítása</w:t>
+      </w:r>
+    </w:p>
+    <w:p>
+      <w:pPr>
+        <w:spacing w:after="0"/>
+      </w:pPr>
+    </w:p>
+    <w:p>
+      <w:pPr>
+        <w:spacing w:after="120" w:line="360" w:lineRule="auto"/>
+        <w:jc w:val="both"/>
+        <w:rPr>
+          <w:rFonts w:ascii="Times New Roman" w:hAnsi="Times New Roman" w:cs="Times New Roman"/>
+          <w:sz w:val="24"/>
+        </w:rPr>
+      </w:pPr>
+      <w:r>
+        <w:rPr>
+          <w:rFonts w:ascii="Times New Roman" w:hAnsi="Times New Roman" w:cs="Times New Roman"/>
+          <w:sz w:val="24"/>
+        </w:rPr>
+        <w:t>A rendsz</w:t>
+      </w:r>
+      <w:r>
+        <w:rPr>
+          <w:rFonts w:ascii="Times New Roman" w:hAnsi="Times New Roman" w:cs="Times New Roman"/>
+          <w:sz w:val="24"/>
+        </w:rPr>
+        <w:t xml:space="preserve">er négy gépi tanulási modellt: </w:t>
+      </w:r>
+      <w:r>
+        <w:rPr>
+          <w:rFonts w:ascii="Times New Roman" w:hAnsi="Times New Roman" w:cs="Times New Roman"/>
+          <w:sz w:val="24"/>
+        </w:rPr>
+        <w:t>SVM, Random Forest</w:t>
+      </w:r>
+      <w:r>
+        <w:rPr>
+          <w:rFonts w:ascii="Times New Roman" w:hAnsi="Times New Roman" w:cs="Times New Roman"/>
+          <w:sz w:val="24"/>
+        </w:rPr>
+        <w:t xml:space="preserve">, Random Forest MLP, </w:t>
+      </w:r>
+      <w:proofErr w:type="spellStart"/>
+      <w:r>
+        <w:rPr>
+          <w:rFonts w:ascii="Times New Roman" w:hAnsi="Times New Roman" w:cs="Times New Roman"/>
+          <w:sz w:val="24"/>
+        </w:rPr>
+        <w:t>XGBoost</w:t>
+      </w:r>
+      <w:proofErr w:type="spellEnd"/>
+      <w:r>
+        <w:rPr>
+          <w:rFonts w:ascii="Times New Roman" w:hAnsi="Times New Roman" w:cs="Times New Roman"/>
+          <w:sz w:val="24"/>
+        </w:rPr>
+        <w:t xml:space="preserve"> és há</w:t>
+      </w:r>
+      <w:r>
+        <w:rPr>
+          <w:rFonts w:ascii="Times New Roman" w:hAnsi="Times New Roman" w:cs="Times New Roman"/>
+          <w:sz w:val="24"/>
+        </w:rPr>
+        <w:t>rom jellemzőkinyerési módszert:</w:t>
+      </w:r>
+      <w:r>
+        <w:rPr>
+          <w:rFonts w:ascii="Times New Roman" w:hAnsi="Times New Roman" w:cs="Times New Roman"/>
+          <w:sz w:val="24"/>
+        </w:rPr>
+        <w:t xml:space="preserve"> </w:t>
+      </w:r>
+      <w:proofErr w:type="spellStart"/>
+      <w:r>
+        <w:rPr>
+          <w:rFonts w:ascii="Times New Roman" w:hAnsi="Times New Roman" w:cs="Times New Roman"/>
+          <w:sz w:val="24"/>
+        </w:rPr>
+        <w:t>Statistic</w:t>
+      </w:r>
+      <w:r>
+        <w:rPr>
+          <w:rFonts w:ascii="Times New Roman" w:hAnsi="Times New Roman" w:cs="Times New Roman"/>
+          <w:sz w:val="24"/>
+        </w:rPr>
+        <w:t>al</w:t>
+      </w:r>
+      <w:proofErr w:type="spellEnd"/>
+      <w:r>
+        <w:rPr>
+          <w:rFonts w:ascii="Times New Roman" w:hAnsi="Times New Roman" w:cs="Times New Roman"/>
+          <w:sz w:val="24"/>
+        </w:rPr>
+        <w:t xml:space="preserve">, </w:t>
+      </w:r>
+      <w:proofErr w:type="spellStart"/>
+      <w:r>
+        <w:rPr>
+          <w:rFonts w:ascii="Times New Roman" w:hAnsi="Times New Roman" w:cs="Times New Roman"/>
+          <w:sz w:val="24"/>
+        </w:rPr>
+        <w:t>Phase</w:t>
+      </w:r>
+      <w:proofErr w:type="spellEnd"/>
+      <w:r>
+        <w:rPr>
+          <w:rFonts w:ascii="Times New Roman" w:hAnsi="Times New Roman" w:cs="Times New Roman"/>
+          <w:sz w:val="24"/>
+        </w:rPr>
+        <w:t xml:space="preserve"> </w:t>
+      </w:r>
+      <w:proofErr w:type="spellStart"/>
+      <w:r>
+        <w:rPr>
+          <w:rFonts w:ascii="Times New Roman" w:hAnsi="Times New Roman" w:cs="Times New Roman"/>
+          <w:sz w:val="24"/>
+        </w:rPr>
+        <w:t>epoch</w:t>
+      </w:r>
+      <w:proofErr w:type="spellEnd"/>
+      <w:r>
+        <w:rPr>
+          <w:rFonts w:ascii="Times New Roman" w:hAnsi="Times New Roman" w:cs="Times New Roman"/>
+          <w:sz w:val="24"/>
+        </w:rPr>
+        <w:t xml:space="preserve"> és </w:t>
+      </w:r>
+      <w:proofErr w:type="spellStart"/>
+      <w:r>
+        <w:rPr>
+          <w:rFonts w:ascii="Times New Roman" w:hAnsi="Times New Roman" w:cs="Times New Roman"/>
+          <w:sz w:val="24"/>
+        </w:rPr>
+        <w:t>Phase</w:t>
+      </w:r>
+      <w:proofErr w:type="spellEnd"/>
+      <w:r>
+        <w:rPr>
+          <w:rFonts w:ascii="Times New Roman" w:hAnsi="Times New Roman" w:cs="Times New Roman"/>
+          <w:sz w:val="24"/>
+        </w:rPr>
+        <w:t xml:space="preserve"> </w:t>
+      </w:r>
+      <w:proofErr w:type="spellStart"/>
+      <w:r>
+        <w:rPr>
+          <w:rFonts w:ascii="Times New Roman" w:hAnsi="Times New Roman" w:cs="Times New Roman"/>
+          <w:sz w:val="24"/>
+        </w:rPr>
+        <w:t>band</w:t>
+      </w:r>
+      <w:proofErr w:type="spellEnd"/>
+      <w:r>
+        <w:rPr>
+          <w:rFonts w:ascii="Times New Roman" w:hAnsi="Times New Roman" w:cs="Times New Roman"/>
+          <w:sz w:val="24"/>
+        </w:rPr>
+        <w:t xml:space="preserve"> </w:t>
+      </w:r>
+      <w:r>
+        <w:rPr>
+          <w:rFonts w:ascii="Times New Roman" w:hAnsi="Times New Roman" w:cs="Times New Roman"/>
+          <w:sz w:val="24"/>
+        </w:rPr>
+        <w:t xml:space="preserve">tartalmaz. A modellek kiértékelése 5-szörös rétegzett </w:t>
+      </w:r>
+      <w:proofErr w:type="spellStart"/>
+      <w:r>
+        <w:rPr>
+          <w:rFonts w:ascii="Times New Roman" w:hAnsi="Times New Roman" w:cs="Times New Roman"/>
+          <w:sz w:val="24"/>
+        </w:rPr>
+        <w:t>keresztvalidációval</w:t>
+      </w:r>
+      <w:proofErr w:type="spellEnd"/>
+      <w:r>
+        <w:rPr>
+          <w:rFonts w:ascii="Times New Roman" w:hAnsi="Times New Roman" w:cs="Times New Roman"/>
+          <w:sz w:val="24"/>
+        </w:rPr>
+        <w:t xml:space="preserve"> történt, ahol minden körben az adatok 1/5-e kerül tesztelésre, a maradék 4/5-e tanításra. A végső pontosság és </w:t>
+      </w:r>
+      <w:proofErr w:type="spellStart"/>
+      <w:r>
+        <w:rPr>
+          <w:rFonts w:ascii="Times New Roman" w:hAnsi="Times New Roman" w:cs="Times New Roman"/>
+          <w:sz w:val="24"/>
+        </w:rPr>
+        <w:t>balanced</w:t>
+      </w:r>
+      <w:proofErr w:type="spellEnd"/>
+      <w:r>
+        <w:rPr>
+          <w:rFonts w:ascii="Times New Roman" w:hAnsi="Times New Roman" w:cs="Times New Roman"/>
+          <w:sz w:val="24"/>
+        </w:rPr>
+        <w:t xml:space="preserve"> </w:t>
+      </w:r>
+      <w:proofErr w:type="spellStart"/>
+      <w:r>
+        <w:rPr>
+          <w:rFonts w:ascii="Times New Roman" w:hAnsi="Times New Roman" w:cs="Times New Roman"/>
+          <w:sz w:val="24"/>
+        </w:rPr>
+        <w:t>accuracy</w:t>
+      </w:r>
+      <w:proofErr w:type="spellEnd"/>
+      <w:r>
+        <w:rPr>
+          <w:rFonts w:ascii="Times New Roman" w:hAnsi="Times New Roman" w:cs="Times New Roman"/>
+          <w:sz w:val="24"/>
+        </w:rPr>
+        <w:t xml:space="preserve"> az 5 kör átlaga. A </w:t>
+      </w:r>
+      <w:proofErr w:type="gramStart"/>
+      <w:r>
+        <w:rPr>
+          <w:rFonts w:ascii="Times New Roman" w:hAnsi="Times New Roman" w:cs="Times New Roman"/>
+          <w:sz w:val="24"/>
+        </w:rPr>
+        <w:t>konfúziós</w:t>
+      </w:r>
+      <w:proofErr w:type="gramEnd"/>
+      <w:r>
+        <w:rPr>
+          <w:rFonts w:ascii="Times New Roman" w:hAnsi="Times New Roman" w:cs="Times New Roman"/>
+          <w:sz w:val="24"/>
+        </w:rPr>
+        <w:t xml:space="preserve"> mátrix értékei szintén az 5 kör átlagát tükröz</w:t>
+      </w:r>
+      <w:r>
+        <w:rPr>
+          <w:rFonts w:ascii="Times New Roman" w:hAnsi="Times New Roman" w:cs="Times New Roman"/>
+          <w:sz w:val="24"/>
+        </w:rPr>
+        <w:t>ik, ezért látszanak kis számok,</w:t>
+      </w:r>
+      <w:r>
+        <w:rPr>
+          <w:rFonts w:ascii="Times New Roman" w:hAnsi="Times New Roman" w:cs="Times New Roman"/>
+          <w:sz w:val="24"/>
+        </w:rPr>
+        <w:t xml:space="preserve"> nem az összes 50 minta egyszerre kerül kiértékelésre, hanem körönként kb. 10.</w:t>
+      </w:r>
+    </w:p>
+    <w:p>
+      <w:pPr>
+        <w:spacing w:after="120" w:line="360" w:lineRule="auto"/>
+        <w:jc w:val="both"/>
+        <w:rPr>
+          <w:rFonts w:ascii="Times New Roman" w:hAnsi="Times New Roman" w:cs="Times New Roman"/>
+          <w:sz w:val="24"/>
+        </w:rPr>
+      </w:pPr>
+      <w:r>
+        <w:rPr>
+          <w:rFonts w:ascii="Times New Roman" w:hAnsi="Times New Roman" w:cs="Times New Roman"/>
+          <w:sz w:val="24"/>
+        </w:rPr>
+        <w:t xml:space="preserve">A Random Forest modellnél csak a </w:t>
+      </w:r>
+      <w:proofErr w:type="spellStart"/>
+      <w:r>
+        <w:rPr>
+          <w:rFonts w:ascii="Times New Roman" w:hAnsi="Times New Roman" w:cs="Times New Roman"/>
+          <w:sz w:val="24"/>
+        </w:rPr>
+        <w:t>Statistical</w:t>
+      </w:r>
+      <w:proofErr w:type="spellEnd"/>
+      <w:r>
+        <w:rPr>
+          <w:rFonts w:ascii="Times New Roman" w:hAnsi="Times New Roman" w:cs="Times New Roman"/>
+          <w:sz w:val="24"/>
+        </w:rPr>
+        <w:t xml:space="preserve"> jellemzőkinyerési módszer érhető el. Ennek oka, hogy a fa alapú algoritmusok felépítéséből adódóan nagy dimenziójú </w:t>
+      </w:r>
+      <w:proofErr w:type="gramStart"/>
+      <w:r>
+        <w:rPr>
+          <w:rFonts w:ascii="Times New Roman" w:hAnsi="Times New Roman" w:cs="Times New Roman"/>
+          <w:sz w:val="24"/>
+        </w:rPr>
+        <w:t>jellemzővektorokon</w:t>
+      </w:r>
+      <w:proofErr w:type="gramEnd"/>
+      <w:r>
+        <w:rPr>
+          <w:rFonts w:ascii="Times New Roman" w:hAnsi="Times New Roman" w:cs="Times New Roman"/>
+          <w:sz w:val="24"/>
+        </w:rPr>
+        <w:t xml:space="preserve"> kis adathalmazon könnyen túlilleszk</w:t>
+      </w:r>
+      <w:r>
+        <w:rPr>
+          <w:rFonts w:ascii="Times New Roman" w:hAnsi="Times New Roman" w:cs="Times New Roman"/>
+          <w:sz w:val="24"/>
+        </w:rPr>
+        <w:t>ednek. A</w:t>
+      </w:r>
+      <w:r>
+        <w:rPr>
+          <w:rFonts w:ascii="Times New Roman" w:hAnsi="Times New Roman" w:cs="Times New Roman"/>
+          <w:sz w:val="24"/>
+        </w:rPr>
+        <w:t xml:space="preserve"> </w:t>
+      </w:r>
+      <w:proofErr w:type="spellStart"/>
+      <w:r>
+        <w:rPr>
+          <w:rFonts w:ascii="Times New Roman" w:hAnsi="Times New Roman" w:cs="Times New Roman"/>
+          <w:sz w:val="24"/>
+        </w:rPr>
+        <w:t>Phase</w:t>
+      </w:r>
+      <w:proofErr w:type="spellEnd"/>
+      <w:r>
+        <w:rPr>
+          <w:rFonts w:ascii="Times New Roman" w:hAnsi="Times New Roman" w:cs="Times New Roman"/>
+          <w:sz w:val="24"/>
+        </w:rPr>
+        <w:t xml:space="preserve"> </w:t>
+      </w:r>
+      <w:proofErr w:type="spellStart"/>
+      <w:r>
+        <w:rPr>
+          <w:rFonts w:ascii="Times New Roman" w:hAnsi="Times New Roman" w:cs="Times New Roman"/>
+          <w:sz w:val="24"/>
+        </w:rPr>
+        <w:t>epoch</w:t>
+      </w:r>
+      <w:proofErr w:type="spellEnd"/>
+      <w:r>
+        <w:rPr>
+          <w:rFonts w:ascii="Times New Roman" w:hAnsi="Times New Roman" w:cs="Times New Roman"/>
+          <w:sz w:val="24"/>
+        </w:rPr>
+        <w:t xml:space="preserve"> és </w:t>
+      </w:r>
+      <w:proofErr w:type="spellStart"/>
+      <w:r>
+        <w:rPr>
+          <w:rFonts w:ascii="Times New Roman" w:hAnsi="Times New Roman" w:cs="Times New Roman"/>
+          <w:sz w:val="24"/>
+        </w:rPr>
+        <w:t>Phase</w:t>
+      </w:r>
+      <w:proofErr w:type="spellEnd"/>
+      <w:r>
+        <w:rPr>
+          <w:rFonts w:ascii="Times New Roman" w:hAnsi="Times New Roman" w:cs="Times New Roman"/>
+          <w:sz w:val="24"/>
+        </w:rPr>
+        <w:t xml:space="preserve"> </w:t>
+      </w:r>
+      <w:proofErr w:type="spellStart"/>
+      <w:r>
+        <w:rPr>
+          <w:rFonts w:ascii="Times New Roman" w:hAnsi="Times New Roman" w:cs="Times New Roman"/>
+          <w:sz w:val="24"/>
+        </w:rPr>
+        <w:t>band</w:t>
+      </w:r>
+      <w:proofErr w:type="spellEnd"/>
+      <w:r>
+        <w:rPr>
+          <w:rFonts w:ascii="Times New Roman" w:hAnsi="Times New Roman" w:cs="Times New Roman"/>
+          <w:sz w:val="24"/>
+        </w:rPr>
+        <w:t xml:space="preserve"> módszerek 136, illetve 292 jellemzőt adnak vissza, ami 50 mintás adathalmazon nem szerencsés. A 33 jellemzőt tartalmazó </w:t>
+      </w:r>
+      <w:proofErr w:type="spellStart"/>
+      <w:r>
+        <w:rPr>
+          <w:rFonts w:ascii="Times New Roman" w:hAnsi="Times New Roman" w:cs="Times New Roman"/>
+          <w:sz w:val="24"/>
+        </w:rPr>
+        <w:t>Statistical</w:t>
+      </w:r>
+      <w:proofErr w:type="spellEnd"/>
+      <w:r>
+        <w:rPr>
+          <w:rFonts w:ascii="Times New Roman" w:hAnsi="Times New Roman" w:cs="Times New Roman"/>
+          <w:sz w:val="24"/>
+        </w:rPr>
+        <w:t xml:space="preserve"> módszer ehhez a modellhez sokkal jobban illeszkedik.</w:t>
+      </w:r>
+    </w:p>
+    <w:p>
+      <w:pPr>
+        <w:spacing w:after="120" w:line="360" w:lineRule="auto"/>
+        <w:jc w:val="both"/>
+        <w:rPr>
+          <w:rFonts w:ascii="Times New Roman" w:hAnsi="Times New Roman" w:cs="Times New Roman"/>
+          <w:sz w:val="24"/>
+        </w:rPr>
+      </w:pPr>
+      <w:r>
+        <w:rPr>
+          <w:rFonts w:ascii="Times New Roman" w:hAnsi="Times New Roman" w:cs="Times New Roman"/>
+          <w:sz w:val="24"/>
+        </w:rPr>
+        <w:t>Az eredményeket az alábbi táblázat foglalja össze:</w:t>
+      </w:r>
+    </w:p>
+    <w:tbl>
+      <w:tblPr>
+        <w:tblStyle w:val="Rcsostblzat"/>
+        <w:tblW w:w="0" w:type="auto"/>
+        <w:tblLook w:val="04A0" w:firstRow="1" w:lastRow="0" w:firstColumn="1" w:lastColumn="0" w:noHBand="0" w:noVBand="1"/>
+      </w:tblPr>
+      <w:tblGrid>
+        <w:gridCol w:w="1567"/>
+        <w:gridCol w:w="1976"/>
+        <w:gridCol w:w="1785"/>
+        <w:gridCol w:w="1243"/>
+        <w:gridCol w:w="1922"/>
+      </w:tblGrid>
+      <w:tr>
+        <w:tc>
+          <w:tcPr>
+            <w:tcW w:w="0" w:type="auto"/>
+            <w:hideMark/>
+          </w:tcPr>
+          <w:p>
+            <w:pPr>
+              <w:spacing w:line="360" w:lineRule="auto"/>
+              <w:jc w:val="center"/>
+              <w:rPr>
+                <w:rFonts w:ascii="Times New Roman" w:eastAsia="Times New Roman" w:hAnsi="Times New Roman" w:cs="Times New Roman"/>
+                <w:b/>
+                <w:bCs/>
+                <w:sz w:val="24"/>
+                <w:szCs w:val="24"/>
+                <w:lang w:eastAsia="hu-HU"/>
+              </w:rPr>
+            </w:pPr>
+            <w:r>
+              <w:rPr>
+                <w:rFonts w:ascii="Times New Roman" w:eastAsia="Times New Roman" w:hAnsi="Times New Roman" w:cs="Times New Roman"/>
+                <w:b/>
+                <w:bCs/>
+                <w:sz w:val="24"/>
+                <w:szCs w:val="24"/>
+                <w:lang w:eastAsia="hu-HU"/>
+              </w:rPr>
+              <w:t>Modell</w:t>
+            </w:r>
+          </w:p>
+        </w:tc>
+        <w:tc>
+          <w:tcPr>
+            <w:tcW w:w="0" w:type="auto"/>
+            <w:hideMark/>
+          </w:tcPr>
+          <w:p>
+            <w:pPr>
+              <w:spacing w:line="360" w:lineRule="auto"/>
+              <w:jc w:val="center"/>
+              <w:rPr>
+                <w:rFonts w:ascii="Times New Roman" w:eastAsia="Times New Roman" w:hAnsi="Times New Roman" w:cs="Times New Roman"/>
+                <w:b/>
+                <w:bCs/>
+                <w:sz w:val="24"/>
+                <w:szCs w:val="24"/>
+                <w:lang w:eastAsia="hu-HU"/>
+              </w:rPr>
+            </w:pPr>
+            <w:r>
+              <w:rPr>
+                <w:rFonts w:ascii="Times New Roman" w:eastAsia="Times New Roman" w:hAnsi="Times New Roman" w:cs="Times New Roman"/>
+                <w:b/>
+                <w:bCs/>
+                <w:sz w:val="24"/>
+                <w:szCs w:val="24"/>
+                <w:lang w:eastAsia="hu-HU"/>
+              </w:rPr>
+              <w:t>Jellemzőkinyerés</w:t>
+            </w:r>
+          </w:p>
+        </w:tc>
+        <w:tc>
+          <w:tcPr>
+            <w:tcW w:w="0" w:type="auto"/>
+            <w:hideMark/>
+          </w:tcPr>
+          <w:p>
+            <w:pPr>
+              <w:spacing w:line="360" w:lineRule="auto"/>
+              <w:jc w:val="center"/>
+              <w:rPr>
+                <w:rFonts w:ascii="Times New Roman" w:eastAsia="Times New Roman" w:hAnsi="Times New Roman" w:cs="Times New Roman"/>
+                <w:b/>
+                <w:bCs/>
+                <w:sz w:val="24"/>
+                <w:szCs w:val="24"/>
+                <w:lang w:eastAsia="hu-HU"/>
+              </w:rPr>
+            </w:pPr>
+            <w:r>
+              <w:rPr>
+                <w:rFonts w:ascii="Times New Roman" w:eastAsia="Times New Roman" w:hAnsi="Times New Roman" w:cs="Times New Roman"/>
+                <w:b/>
+                <w:bCs/>
+                <w:sz w:val="24"/>
+                <w:szCs w:val="24"/>
+                <w:lang w:eastAsia="hu-HU"/>
+              </w:rPr>
+              <w:t>Jellemzők száma</w:t>
+            </w:r>
+          </w:p>
+        </w:tc>
+        <w:tc>
+          <w:tcPr>
+            <w:tcW w:w="0" w:type="auto"/>
+            <w:hideMark/>
+          </w:tcPr>
+          <w:p>
+            <w:pPr>
+              <w:spacing w:line="360" w:lineRule="auto"/>
+              <w:jc w:val="center"/>
+              <w:rPr>
+                <w:rFonts w:ascii="Times New Roman" w:eastAsia="Times New Roman" w:hAnsi="Times New Roman" w:cs="Times New Roman"/>
+                <w:b/>
+                <w:bCs/>
+                <w:sz w:val="24"/>
+                <w:szCs w:val="24"/>
+                <w:lang w:eastAsia="hu-HU"/>
+              </w:rPr>
+            </w:pPr>
+            <w:r>
+              <w:rPr>
+                <w:rFonts w:ascii="Times New Roman" w:eastAsia="Times New Roman" w:hAnsi="Times New Roman" w:cs="Times New Roman"/>
+                <w:b/>
+                <w:bCs/>
+                <w:sz w:val="24"/>
+                <w:szCs w:val="24"/>
+                <w:lang w:eastAsia="hu-HU"/>
+              </w:rPr>
+              <w:t>Pontosság</w:t>
+            </w:r>
+          </w:p>
+        </w:tc>
+        <w:tc>
+          <w:tcPr>
+            <w:tcW w:w="0" w:type="auto"/>
+            <w:hideMark/>
+          </w:tcPr>
+          <w:p>
+            <w:pPr>
+              <w:spacing w:line="360" w:lineRule="auto"/>
+              <w:jc w:val="center"/>
+              <w:rPr>
+                <w:rFonts w:ascii="Times New Roman" w:eastAsia="Times New Roman" w:hAnsi="Times New Roman" w:cs="Times New Roman"/>
+                <w:b/>
+                <w:bCs/>
+                <w:sz w:val="24"/>
+                <w:szCs w:val="24"/>
+                <w:lang w:eastAsia="hu-HU"/>
+              </w:rPr>
+            </w:pPr>
+            <w:proofErr w:type="spellStart"/>
+            <w:r>
+              <w:rPr>
+                <w:rFonts w:ascii="Times New Roman" w:eastAsia="Times New Roman" w:hAnsi="Times New Roman" w:cs="Times New Roman"/>
+                <w:b/>
+                <w:bCs/>
+                <w:sz w:val="24"/>
+                <w:szCs w:val="24"/>
+                <w:lang w:eastAsia="hu-HU"/>
+              </w:rPr>
+              <w:t>Balanced</w:t>
+            </w:r>
+            <w:proofErr w:type="spellEnd"/>
+            <w:r>
+              <w:rPr>
+                <w:rFonts w:ascii="Times New Roman" w:eastAsia="Times New Roman" w:hAnsi="Times New Roman" w:cs="Times New Roman"/>
+                <w:b/>
+                <w:bCs/>
+                <w:sz w:val="24"/>
+                <w:szCs w:val="24"/>
+                <w:lang w:eastAsia="hu-HU"/>
+              </w:rPr>
+              <w:t xml:space="preserve"> </w:t>
+            </w:r>
+            <w:proofErr w:type="spellStart"/>
+            <w:r>
+              <w:rPr>
+                <w:rFonts w:ascii="Times New Roman" w:eastAsia="Times New Roman" w:hAnsi="Times New Roman" w:cs="Times New Roman"/>
+                <w:b/>
+                <w:bCs/>
+                <w:sz w:val="24"/>
+                <w:szCs w:val="24"/>
+                <w:lang w:eastAsia="hu-HU"/>
+              </w:rPr>
+              <w:t>accuracy</w:t>
+            </w:r>
+            <w:proofErr w:type="spellEnd"/>
+          </w:p>
+        </w:tc>
+      </w:tr>
+      <w:tr>
+        <w:tc>
+          <w:tcPr>
+            <w:tcW w:w="0" w:type="auto"/>
+            <w:hideMark/>
+          </w:tcPr>
+          <w:p>
+            <w:pPr>
+              <w:spacing w:line="360" w:lineRule="auto"/>
+              <w:jc w:val="center"/>
+              <w:rPr>
+                <w:rFonts w:ascii="Times New Roman" w:eastAsia="Times New Roman" w:hAnsi="Times New Roman" w:cs="Times New Roman"/>
+                <w:sz w:val="24"/>
+                <w:szCs w:val="24"/>
+                <w:lang w:eastAsia="hu-HU"/>
+              </w:rPr>
+            </w:pPr>
+            <w:r>
+              <w:rPr>
+                <w:rFonts w:ascii="Times New Roman" w:eastAsia="Times New Roman" w:hAnsi="Times New Roman" w:cs="Times New Roman"/>
+                <w:sz w:val="24"/>
+                <w:szCs w:val="24"/>
+                <w:lang w:eastAsia="hu-HU"/>
+              </w:rPr>
+              <w:t>SVM</w:t>
+            </w:r>
+          </w:p>
+        </w:tc>
+        <w:tc>
+          <w:tcPr>
+            <w:tcW w:w="0" w:type="auto"/>
+            <w:hideMark/>
+          </w:tcPr>
+          <w:p>
+            <w:pPr>
+              <w:spacing w:line="360" w:lineRule="auto"/>
+              <w:jc w:val="center"/>
+              <w:rPr>
+                <w:rFonts w:ascii="Times New Roman" w:eastAsia="Times New Roman" w:hAnsi="Times New Roman" w:cs="Times New Roman"/>
+                <w:sz w:val="24"/>
+                <w:szCs w:val="24"/>
+                <w:lang w:eastAsia="hu-HU"/>
+              </w:rPr>
+            </w:pPr>
+            <w:proofErr w:type="spellStart"/>
+            <w:r>
+              <w:rPr>
+                <w:rFonts w:ascii="Times New Roman" w:eastAsia="Times New Roman" w:hAnsi="Times New Roman" w:cs="Times New Roman"/>
+                <w:sz w:val="24"/>
+                <w:szCs w:val="24"/>
+                <w:lang w:eastAsia="hu-HU"/>
+              </w:rPr>
+              <w:t>Statistical</w:t>
+            </w:r>
+            <w:proofErr w:type="spellEnd"/>
+          </w:p>
+        </w:tc>
+        <w:tc>
+          <w:tcPr>
+            <w:tcW w:w="0" w:type="auto"/>
+            <w:hideMark/>
+          </w:tcPr>
+          <w:p>
+            <w:pPr>
+              <w:spacing w:line="360" w:lineRule="auto"/>
+              <w:jc w:val="center"/>
+              <w:rPr>
+                <w:rFonts w:ascii="Times New Roman" w:eastAsia="Times New Roman" w:hAnsi="Times New Roman" w:cs="Times New Roman"/>
+                <w:sz w:val="24"/>
+                <w:szCs w:val="24"/>
+                <w:lang w:eastAsia="hu-HU"/>
+              </w:rPr>
+            </w:pPr>
+            <w:r>
+              <w:rPr>
+                <w:rFonts w:ascii="Times New Roman" w:eastAsia="Times New Roman" w:hAnsi="Times New Roman" w:cs="Times New Roman"/>
+                <w:sz w:val="24"/>
+                <w:szCs w:val="24"/>
+                <w:lang w:eastAsia="hu-HU"/>
+              </w:rPr>
+              <w:t>33</w:t>
+            </w:r>
+          </w:p>
+        </w:tc>
+        <w:tc>
+          <w:tcPr>
+            <w:tcW w:w="0" w:type="auto"/>
+            <w:hideMark/>
+          </w:tcPr>
+          <w:p>
+            <w:pPr>
+              <w:spacing w:line="360" w:lineRule="auto"/>
+              <w:jc w:val="center"/>
+              <w:rPr>
+                <w:rFonts w:ascii="Times New Roman" w:eastAsia="Times New Roman" w:hAnsi="Times New Roman" w:cs="Times New Roman"/>
+                <w:sz w:val="24"/>
+                <w:szCs w:val="24"/>
+                <w:lang w:eastAsia="hu-HU"/>
+              </w:rPr>
+            </w:pPr>
+            <w:r>
+              <w:rPr>
+                <w:rFonts w:ascii="Times New Roman" w:eastAsia="Times New Roman" w:hAnsi="Times New Roman" w:cs="Times New Roman"/>
+                <w:sz w:val="24"/>
+                <w:szCs w:val="24"/>
+                <w:lang w:eastAsia="hu-HU"/>
+              </w:rPr>
+              <w:t>90%</w:t>
+            </w:r>
+          </w:p>
+        </w:tc>
+        <w:tc>
+          <w:tcPr>
+            <w:tcW w:w="0" w:type="auto"/>
+            <w:hideMark/>
+          </w:tcPr>
+          <w:p>
+            <w:pPr>
+              <w:spacing w:line="360" w:lineRule="auto"/>
+              <w:jc w:val="center"/>
+              <w:rPr>
+                <w:rFonts w:ascii="Times New Roman" w:eastAsia="Times New Roman" w:hAnsi="Times New Roman" w:cs="Times New Roman"/>
+                <w:sz w:val="24"/>
+                <w:szCs w:val="24"/>
+                <w:lang w:eastAsia="hu-HU"/>
+              </w:rPr>
+            </w:pPr>
+            <w:r>
+              <w:rPr>
+                <w:rFonts w:ascii="Times New Roman" w:eastAsia="Times New Roman" w:hAnsi="Times New Roman" w:cs="Times New Roman"/>
+                <w:sz w:val="24"/>
+                <w:szCs w:val="24"/>
+                <w:lang w:eastAsia="hu-HU"/>
+              </w:rPr>
+              <w:t>90%</w:t>
+            </w:r>
+          </w:p>
+        </w:tc>
+      </w:tr>
+      <w:tr>
+        <w:tc>
+          <w:tcPr>
+            <w:tcW w:w="0" w:type="auto"/>
+            <w:hideMark/>
+          </w:tcPr>
+          <w:p>
+            <w:pPr>
+              <w:spacing w:line="360" w:lineRule="auto"/>
+              <w:jc w:val="center"/>
+              <w:rPr>
+                <w:rFonts w:ascii="Times New Roman" w:eastAsia="Times New Roman" w:hAnsi="Times New Roman" w:cs="Times New Roman"/>
+                <w:sz w:val="24"/>
+                <w:szCs w:val="24"/>
+                <w:lang w:eastAsia="hu-HU"/>
+              </w:rPr>
+            </w:pPr>
+            <w:r>
+              <w:rPr>
+                <w:rFonts w:ascii="Times New Roman" w:eastAsia="Times New Roman" w:hAnsi="Times New Roman" w:cs="Times New Roman"/>
+                <w:sz w:val="24"/>
+                <w:szCs w:val="24"/>
+                <w:lang w:eastAsia="hu-HU"/>
+              </w:rPr>
+              <w:t>SVM</w:t>
+            </w:r>
+          </w:p>
+        </w:tc>
+        <w:tc>
+          <w:tcPr>
+            <w:tcW w:w="0" w:type="auto"/>
+            <w:hideMark/>
+          </w:tcPr>
+          <w:p>
+            <w:pPr>
+              <w:spacing w:line="360" w:lineRule="auto"/>
+              <w:jc w:val="center"/>
+              <w:rPr>
+                <w:rFonts w:ascii="Times New Roman" w:eastAsia="Times New Roman" w:hAnsi="Times New Roman" w:cs="Times New Roman"/>
+                <w:sz w:val="24"/>
+                <w:szCs w:val="24"/>
+                <w:lang w:eastAsia="hu-HU"/>
+              </w:rPr>
+            </w:pPr>
+            <w:proofErr w:type="spellStart"/>
+            <w:r>
+              <w:rPr>
+                <w:rFonts w:ascii="Times New Roman" w:eastAsia="Times New Roman" w:hAnsi="Times New Roman" w:cs="Times New Roman"/>
+                <w:sz w:val="24"/>
+                <w:szCs w:val="24"/>
+                <w:lang w:eastAsia="hu-HU"/>
+              </w:rPr>
+              <w:t>Phase</w:t>
+            </w:r>
+            <w:proofErr w:type="spellEnd"/>
+            <w:r>
+              <w:rPr>
+                <w:rFonts w:ascii="Times New Roman" w:eastAsia="Times New Roman" w:hAnsi="Times New Roman" w:cs="Times New Roman"/>
+                <w:sz w:val="24"/>
+                <w:szCs w:val="24"/>
+                <w:lang w:eastAsia="hu-HU"/>
+              </w:rPr>
+              <w:t xml:space="preserve"> </w:t>
+            </w:r>
+            <w:proofErr w:type="spellStart"/>
+            <w:r>
+              <w:rPr>
+                <w:rFonts w:ascii="Times New Roman" w:eastAsia="Times New Roman" w:hAnsi="Times New Roman" w:cs="Times New Roman"/>
+                <w:sz w:val="24"/>
+                <w:szCs w:val="24"/>
+                <w:lang w:eastAsia="hu-HU"/>
+              </w:rPr>
+              <w:t>epoch</w:t>
+            </w:r>
+            <w:proofErr w:type="spellEnd"/>
+          </w:p>
+        </w:tc>
+        <w:tc>
+          <w:tcPr>
+            <w:tcW w:w="0" w:type="auto"/>
+            <w:hideMark/>
+          </w:tcPr>
+          <w:p>
+            <w:pPr>
+              <w:spacing w:line="360" w:lineRule="auto"/>
+              <w:jc w:val="center"/>
+              <w:rPr>
+                <w:rFonts w:ascii="Times New Roman" w:eastAsia="Times New Roman" w:hAnsi="Times New Roman" w:cs="Times New Roman"/>
+                <w:sz w:val="24"/>
+                <w:szCs w:val="24"/>
+                <w:lang w:eastAsia="hu-HU"/>
+              </w:rPr>
+            </w:pPr>
+            <w:r>
+              <w:rPr>
+                <w:rFonts w:ascii="Times New Roman" w:eastAsia="Times New Roman" w:hAnsi="Times New Roman" w:cs="Times New Roman"/>
+                <w:sz w:val="24"/>
+                <w:szCs w:val="24"/>
+                <w:lang w:eastAsia="hu-HU"/>
+              </w:rPr>
+              <w:t>136</w:t>
+            </w:r>
+          </w:p>
+        </w:tc>
+        <w:tc>
+          <w:tcPr>
+            <w:tcW w:w="0" w:type="auto"/>
+            <w:hideMark/>
+          </w:tcPr>
+          <w:p>
+            <w:pPr>
+              <w:spacing w:line="360" w:lineRule="auto"/>
+              <w:jc w:val="center"/>
+              <w:rPr>
+                <w:rFonts w:ascii="Times New Roman" w:eastAsia="Times New Roman" w:hAnsi="Times New Roman" w:cs="Times New Roman"/>
+                <w:sz w:val="24"/>
+                <w:szCs w:val="24"/>
+                <w:lang w:eastAsia="hu-HU"/>
+              </w:rPr>
+            </w:pPr>
+            <w:r>
+              <w:rPr>
+                <w:rFonts w:ascii="Times New Roman" w:eastAsia="Times New Roman" w:hAnsi="Times New Roman" w:cs="Times New Roman"/>
+                <w:sz w:val="24"/>
+                <w:szCs w:val="24"/>
+                <w:lang w:eastAsia="hu-HU"/>
+              </w:rPr>
+              <w:t>58%</w:t>
+            </w:r>
+          </w:p>
+        </w:tc>
+        <w:tc>
+          <w:tcPr>
+            <w:tcW w:w="0" w:type="auto"/>
+            <w:hideMark/>
+          </w:tcPr>
+          <w:p>
+            <w:pPr>
+              <w:spacing w:line="360" w:lineRule="auto"/>
+              <w:jc w:val="center"/>
+              <w:rPr>
+                <w:rFonts w:ascii="Times New Roman" w:eastAsia="Times New Roman" w:hAnsi="Times New Roman" w:cs="Times New Roman"/>
+                <w:sz w:val="24"/>
+                <w:szCs w:val="24"/>
+                <w:lang w:eastAsia="hu-HU"/>
+              </w:rPr>
+            </w:pPr>
+            <w:r>
+              <w:rPr>
+                <w:rFonts w:ascii="Times New Roman" w:eastAsia="Times New Roman" w:hAnsi="Times New Roman" w:cs="Times New Roman"/>
+                <w:sz w:val="24"/>
+                <w:szCs w:val="24"/>
+                <w:lang w:eastAsia="hu-HU"/>
+              </w:rPr>
+              <w:t>58%</w:t>
+            </w:r>
+          </w:p>
+        </w:tc>
+      </w:tr>
+      <w:tr>
+        <w:tc>
+          <w:tcPr>
+            <w:tcW w:w="0" w:type="auto"/>
+            <w:hideMark/>
+          </w:tcPr>
+          <w:p>
+            <w:pPr>
+              <w:spacing w:line="360" w:lineRule="auto"/>
+              <w:jc w:val="center"/>
+              <w:rPr>
+                <w:rFonts w:ascii="Times New Roman" w:eastAsia="Times New Roman" w:hAnsi="Times New Roman" w:cs="Times New Roman"/>
+                <w:sz w:val="24"/>
+                <w:szCs w:val="24"/>
+                <w:lang w:eastAsia="hu-HU"/>
+              </w:rPr>
+            </w:pPr>
+            <w:r>
+              <w:rPr>
+                <w:rFonts w:ascii="Times New Roman" w:eastAsia="Times New Roman" w:hAnsi="Times New Roman" w:cs="Times New Roman"/>
+                <w:sz w:val="24"/>
+                <w:szCs w:val="24"/>
+                <w:lang w:eastAsia="hu-HU"/>
+              </w:rPr>
+              <w:t>SVM</w:t>
+            </w:r>
+          </w:p>
+        </w:tc>
+        <w:tc>
+          <w:tcPr>
+            <w:tcW w:w="0" w:type="auto"/>
+            <w:hideMark/>
+          </w:tcPr>
+          <w:p>
+            <w:pPr>
+              <w:spacing w:line="360" w:lineRule="auto"/>
+              <w:jc w:val="center"/>
+              <w:rPr>
+                <w:rFonts w:ascii="Times New Roman" w:eastAsia="Times New Roman" w:hAnsi="Times New Roman" w:cs="Times New Roman"/>
+                <w:sz w:val="24"/>
+                <w:szCs w:val="24"/>
+                <w:lang w:eastAsia="hu-HU"/>
+              </w:rPr>
+            </w:pPr>
+            <w:proofErr w:type="spellStart"/>
+            <w:r>
+              <w:rPr>
+                <w:rFonts w:ascii="Times New Roman" w:eastAsia="Times New Roman" w:hAnsi="Times New Roman" w:cs="Times New Roman"/>
+                <w:sz w:val="24"/>
+                <w:szCs w:val="24"/>
+                <w:lang w:eastAsia="hu-HU"/>
+              </w:rPr>
+              <w:t>Phase</w:t>
+            </w:r>
+            <w:proofErr w:type="spellEnd"/>
+            <w:r>
+              <w:rPr>
+                <w:rFonts w:ascii="Times New Roman" w:eastAsia="Times New Roman" w:hAnsi="Times New Roman" w:cs="Times New Roman"/>
+                <w:sz w:val="24"/>
+                <w:szCs w:val="24"/>
+                <w:lang w:eastAsia="hu-HU"/>
+              </w:rPr>
+              <w:t xml:space="preserve"> </w:t>
+            </w:r>
+            <w:proofErr w:type="spellStart"/>
+            <w:r>
+              <w:rPr>
+                <w:rFonts w:ascii="Times New Roman" w:eastAsia="Times New Roman" w:hAnsi="Times New Roman" w:cs="Times New Roman"/>
+                <w:sz w:val="24"/>
+                <w:szCs w:val="24"/>
+                <w:lang w:eastAsia="hu-HU"/>
+              </w:rPr>
+              <w:t>band</w:t>
+            </w:r>
+            <w:proofErr w:type="spellEnd"/>
+          </w:p>
+        </w:tc>
+        <w:tc>
+          <w:tcPr>
+            <w:tcW w:w="0" w:type="auto"/>
+            <w:hideMark/>
+          </w:tcPr>
+          <w:p>
+            <w:pPr>
+              <w:spacing w:line="360" w:lineRule="auto"/>
+              <w:jc w:val="center"/>
+              <w:rPr>
+                <w:rFonts w:ascii="Times New Roman" w:eastAsia="Times New Roman" w:hAnsi="Times New Roman" w:cs="Times New Roman"/>
+                <w:sz w:val="24"/>
+                <w:szCs w:val="24"/>
+                <w:lang w:eastAsia="hu-HU"/>
+              </w:rPr>
+            </w:pPr>
+            <w:r>
+              <w:rPr>
+                <w:rFonts w:ascii="Times New Roman" w:eastAsia="Times New Roman" w:hAnsi="Times New Roman" w:cs="Times New Roman"/>
+                <w:sz w:val="24"/>
+                <w:szCs w:val="24"/>
+                <w:lang w:eastAsia="hu-HU"/>
+              </w:rPr>
+              <w:t>292</w:t>
+            </w:r>
+          </w:p>
+        </w:tc>
+        <w:tc>
+          <w:tcPr>
+            <w:tcW w:w="0" w:type="auto"/>
+            <w:hideMark/>
+          </w:tcPr>
+          <w:p>
+            <w:pPr>
+              <w:spacing w:line="360" w:lineRule="auto"/>
+              <w:jc w:val="center"/>
+              <w:rPr>
+                <w:rFonts w:ascii="Times New Roman" w:eastAsia="Times New Roman" w:hAnsi="Times New Roman" w:cs="Times New Roman"/>
+                <w:sz w:val="24"/>
+                <w:szCs w:val="24"/>
+                <w:lang w:eastAsia="hu-HU"/>
+              </w:rPr>
+            </w:pPr>
+            <w:r>
+              <w:rPr>
+                <w:rFonts w:ascii="Times New Roman" w:eastAsia="Times New Roman" w:hAnsi="Times New Roman" w:cs="Times New Roman"/>
+                <w:sz w:val="24"/>
+                <w:szCs w:val="24"/>
+                <w:lang w:eastAsia="hu-HU"/>
+              </w:rPr>
+              <w:t>56%</w:t>
+            </w:r>
+          </w:p>
+        </w:tc>
+        <w:tc>
+          <w:tcPr>
+            <w:tcW w:w="0" w:type="auto"/>
+            <w:hideMark/>
+          </w:tcPr>
+          <w:p>
+            <w:pPr>
+              <w:spacing w:line="360" w:lineRule="auto"/>
+              <w:jc w:val="center"/>
+              <w:rPr>
+                <w:rFonts w:ascii="Times New Roman" w:eastAsia="Times New Roman" w:hAnsi="Times New Roman" w:cs="Times New Roman"/>
+                <w:sz w:val="24"/>
+                <w:szCs w:val="24"/>
+                <w:lang w:eastAsia="hu-HU"/>
+              </w:rPr>
+            </w:pPr>
+            <w:r>
+              <w:rPr>
+                <w:rFonts w:ascii="Times New Roman" w:eastAsia="Times New Roman" w:hAnsi="Times New Roman" w:cs="Times New Roman"/>
+                <w:sz w:val="24"/>
+                <w:szCs w:val="24"/>
+                <w:lang w:eastAsia="hu-HU"/>
+              </w:rPr>
+              <w:t>56%</w:t>
+            </w:r>
+          </w:p>
+        </w:tc>
+      </w:tr>
+      <w:tr>
+        <w:tc>
+          <w:tcPr>
+            <w:tcW w:w="0" w:type="auto"/>
+            <w:hideMark/>
+          </w:tcPr>
+          <w:p>
+            <w:pPr>
+              <w:spacing w:line="360" w:lineRule="auto"/>
+              <w:jc w:val="center"/>
+              <w:rPr>
+                <w:rFonts w:ascii="Times New Roman" w:eastAsia="Times New Roman" w:hAnsi="Times New Roman" w:cs="Times New Roman"/>
+                <w:sz w:val="24"/>
+                <w:szCs w:val="24"/>
+                <w:lang w:eastAsia="hu-HU"/>
+              </w:rPr>
+            </w:pPr>
+            <w:r>
+              <w:rPr>
+                <w:rFonts w:ascii="Times New Roman" w:eastAsia="Times New Roman" w:hAnsi="Times New Roman" w:cs="Times New Roman"/>
+                <w:sz w:val="24"/>
+                <w:szCs w:val="24"/>
+                <w:lang w:eastAsia="hu-HU"/>
+              </w:rPr>
+              <w:t>Random Forest</w:t>
+            </w:r>
+          </w:p>
+        </w:tc>
+        <w:tc>
+          <w:tcPr>
+            <w:tcW w:w="0" w:type="auto"/>
+            <w:hideMark/>
+          </w:tcPr>
+          <w:p>
+            <w:pPr>
+              <w:spacing w:line="360" w:lineRule="auto"/>
+              <w:jc w:val="center"/>
+              <w:rPr>
+                <w:rFonts w:ascii="Times New Roman" w:eastAsia="Times New Roman" w:hAnsi="Times New Roman" w:cs="Times New Roman"/>
+                <w:sz w:val="24"/>
+                <w:szCs w:val="24"/>
+                <w:lang w:eastAsia="hu-HU"/>
+              </w:rPr>
+            </w:pPr>
+            <w:proofErr w:type="spellStart"/>
+            <w:r>
+              <w:rPr>
+                <w:rFonts w:ascii="Times New Roman" w:eastAsia="Times New Roman" w:hAnsi="Times New Roman" w:cs="Times New Roman"/>
+                <w:sz w:val="24"/>
+                <w:szCs w:val="24"/>
+                <w:lang w:eastAsia="hu-HU"/>
+              </w:rPr>
+              <w:t>Statistical</w:t>
+            </w:r>
+            <w:proofErr w:type="spellEnd"/>
+          </w:p>
+        </w:tc>
+        <w:tc>
+          <w:tcPr>
+            <w:tcW w:w="0" w:type="auto"/>
+            <w:hideMark/>
+          </w:tcPr>
+          <w:p>
+            <w:pPr>
+              <w:spacing w:line="360" w:lineRule="auto"/>
+              <w:jc w:val="center"/>
+              <w:rPr>
+                <w:rFonts w:ascii="Times New Roman" w:eastAsia="Times New Roman" w:hAnsi="Times New Roman" w:cs="Times New Roman"/>
+                <w:sz w:val="24"/>
+                <w:szCs w:val="24"/>
+                <w:lang w:eastAsia="hu-HU"/>
+              </w:rPr>
+            </w:pPr>
+            <w:r>
+              <w:rPr>
+                <w:rFonts w:ascii="Times New Roman" w:eastAsia="Times New Roman" w:hAnsi="Times New Roman" w:cs="Times New Roman"/>
+                <w:sz w:val="24"/>
+                <w:szCs w:val="24"/>
+                <w:lang w:eastAsia="hu-HU"/>
+              </w:rPr>
+              <w:t>33</w:t>
+            </w:r>
+          </w:p>
+        </w:tc>
+        <w:tc>
+          <w:tcPr>
+            <w:tcW w:w="0" w:type="auto"/>
+            <w:hideMark/>
+          </w:tcPr>
+          <w:p>
+            <w:pPr>
+              <w:spacing w:line="360" w:lineRule="auto"/>
+              <w:jc w:val="center"/>
+              <w:rPr>
+                <w:rFonts w:ascii="Times New Roman" w:eastAsia="Times New Roman" w:hAnsi="Times New Roman" w:cs="Times New Roman"/>
+                <w:sz w:val="24"/>
+                <w:szCs w:val="24"/>
+                <w:lang w:eastAsia="hu-HU"/>
+              </w:rPr>
+            </w:pPr>
+            <w:r>
+              <w:rPr>
+                <w:rFonts w:ascii="Times New Roman" w:eastAsia="Times New Roman" w:hAnsi="Times New Roman" w:cs="Times New Roman"/>
+                <w:sz w:val="24"/>
+                <w:szCs w:val="24"/>
+                <w:lang w:eastAsia="hu-HU"/>
+              </w:rPr>
+              <w:t>88%</w:t>
+            </w:r>
+          </w:p>
+        </w:tc>
+        <w:tc>
+          <w:tcPr>
+            <w:tcW w:w="0" w:type="auto"/>
+            <w:hideMark/>
+          </w:tcPr>
+          <w:p>
+            <w:pPr>
+              <w:spacing w:line="360" w:lineRule="auto"/>
+              <w:jc w:val="center"/>
+              <w:rPr>
+                <w:rFonts w:ascii="Times New Roman" w:eastAsia="Times New Roman" w:hAnsi="Times New Roman" w:cs="Times New Roman"/>
+                <w:sz w:val="24"/>
+                <w:szCs w:val="24"/>
+                <w:lang w:eastAsia="hu-HU"/>
+              </w:rPr>
+            </w:pPr>
+            <w:r>
+              <w:rPr>
+                <w:rFonts w:ascii="Times New Roman" w:eastAsia="Times New Roman" w:hAnsi="Times New Roman" w:cs="Times New Roman"/>
+                <w:sz w:val="24"/>
+                <w:szCs w:val="24"/>
+                <w:lang w:eastAsia="hu-HU"/>
+              </w:rPr>
+              <w:t>88%</w:t>
+            </w:r>
+          </w:p>
+        </w:tc>
+      </w:tr>
+      <w:tr>
+        <w:tc>
+          <w:tcPr>
+            <w:tcW w:w="0" w:type="auto"/>
+            <w:hideMark/>
+          </w:tcPr>
+          <w:p>
+            <w:pPr>
+              <w:spacing w:line="360" w:lineRule="auto"/>
+              <w:jc w:val="center"/>
+              <w:rPr>
+                <w:rFonts w:ascii="Times New Roman" w:eastAsia="Times New Roman" w:hAnsi="Times New Roman" w:cs="Times New Roman"/>
+                <w:sz w:val="24"/>
+                <w:szCs w:val="24"/>
+                <w:lang w:eastAsia="hu-HU"/>
+              </w:rPr>
+            </w:pPr>
+            <w:r>
+              <w:rPr>
+                <w:rFonts w:ascii="Times New Roman" w:eastAsia="Times New Roman" w:hAnsi="Times New Roman" w:cs="Times New Roman"/>
+                <w:sz w:val="24"/>
+                <w:szCs w:val="24"/>
+                <w:lang w:eastAsia="hu-HU"/>
+              </w:rPr>
+              <w:t>RF+MLP</w:t>
+            </w:r>
+          </w:p>
+        </w:tc>
+        <w:tc>
+          <w:tcPr>
+            <w:tcW w:w="0" w:type="auto"/>
+            <w:hideMark/>
+          </w:tcPr>
+          <w:p>
+            <w:pPr>
+              <w:spacing w:line="360" w:lineRule="auto"/>
+              <w:jc w:val="center"/>
+              <w:rPr>
+                <w:rFonts w:ascii="Times New Roman" w:eastAsia="Times New Roman" w:hAnsi="Times New Roman" w:cs="Times New Roman"/>
+                <w:sz w:val="24"/>
+                <w:szCs w:val="24"/>
+                <w:lang w:eastAsia="hu-HU"/>
+              </w:rPr>
+            </w:pPr>
+            <w:proofErr w:type="spellStart"/>
+            <w:r>
+              <w:rPr>
+                <w:rFonts w:ascii="Times New Roman" w:eastAsia="Times New Roman" w:hAnsi="Times New Roman" w:cs="Times New Roman"/>
+                <w:sz w:val="24"/>
+                <w:szCs w:val="24"/>
+                <w:lang w:eastAsia="hu-HU"/>
+              </w:rPr>
+              <w:t>Statistical</w:t>
+            </w:r>
+            <w:proofErr w:type="spellEnd"/>
+          </w:p>
+        </w:tc>
+        <w:tc>
+          <w:tcPr>
+            <w:tcW w:w="0" w:type="auto"/>
+            <w:hideMark/>
+          </w:tcPr>
+          <w:p>
+            <w:pPr>
+              <w:spacing w:line="360" w:lineRule="auto"/>
+              <w:jc w:val="center"/>
+              <w:rPr>
+                <w:rFonts w:ascii="Times New Roman" w:eastAsia="Times New Roman" w:hAnsi="Times New Roman" w:cs="Times New Roman"/>
+                <w:sz w:val="24"/>
+                <w:szCs w:val="24"/>
+                <w:lang w:eastAsia="hu-HU"/>
+              </w:rPr>
+            </w:pPr>
+            <w:r>
+              <w:rPr>
+                <w:rFonts w:ascii="Times New Roman" w:eastAsia="Times New Roman" w:hAnsi="Times New Roman" w:cs="Times New Roman"/>
+                <w:sz w:val="24"/>
+                <w:szCs w:val="24"/>
+                <w:lang w:eastAsia="hu-HU"/>
+              </w:rPr>
+              <w:t>33</w:t>
+            </w:r>
+          </w:p>
+        </w:tc>
+        <w:tc>
+          <w:tcPr>
+            <w:tcW w:w="0" w:type="auto"/>
+            <w:hideMark/>
+          </w:tcPr>
+          <w:p>
+            <w:pPr>
+              <w:spacing w:line="360" w:lineRule="auto"/>
+              <w:jc w:val="center"/>
+              <w:rPr>
+                <w:rFonts w:ascii="Times New Roman" w:eastAsia="Times New Roman" w:hAnsi="Times New Roman" w:cs="Times New Roman"/>
+                <w:sz w:val="24"/>
+                <w:szCs w:val="24"/>
+                <w:lang w:eastAsia="hu-HU"/>
+              </w:rPr>
+            </w:pPr>
+            <w:r>
+              <w:rPr>
+                <w:rFonts w:ascii="Times New Roman" w:eastAsia="Times New Roman" w:hAnsi="Times New Roman" w:cs="Times New Roman"/>
+                <w:sz w:val="24"/>
+                <w:szCs w:val="24"/>
+                <w:lang w:eastAsia="hu-HU"/>
+              </w:rPr>
+              <w:t>90%</w:t>
+            </w:r>
+          </w:p>
+        </w:tc>
+        <w:tc>
+          <w:tcPr>
+            <w:tcW w:w="0" w:type="auto"/>
+            <w:hideMark/>
+          </w:tcPr>
+          <w:p>
+            <w:pPr>
+              <w:spacing w:line="360" w:lineRule="auto"/>
+              <w:jc w:val="center"/>
+              <w:rPr>
+                <w:rFonts w:ascii="Times New Roman" w:eastAsia="Times New Roman" w:hAnsi="Times New Roman" w:cs="Times New Roman"/>
+                <w:sz w:val="24"/>
+                <w:szCs w:val="24"/>
+                <w:lang w:eastAsia="hu-HU"/>
+              </w:rPr>
+            </w:pPr>
+            <w:r>
+              <w:rPr>
+                <w:rFonts w:ascii="Times New Roman" w:eastAsia="Times New Roman" w:hAnsi="Times New Roman" w:cs="Times New Roman"/>
+                <w:sz w:val="24"/>
+                <w:szCs w:val="24"/>
+                <w:lang w:eastAsia="hu-HU"/>
+              </w:rPr>
+              <w:t>90%</w:t>
+            </w:r>
+          </w:p>
+        </w:tc>
+      </w:tr>
+      <w:tr>
+        <w:tc>
+          <w:tcPr>
+            <w:tcW w:w="0" w:type="auto"/>
+            <w:hideMark/>
+          </w:tcPr>
+          <w:p>
+            <w:pPr>
+              <w:spacing w:line="360" w:lineRule="auto"/>
+              <w:jc w:val="center"/>
+              <w:rPr>
+                <w:rFonts w:ascii="Times New Roman" w:eastAsia="Times New Roman" w:hAnsi="Times New Roman" w:cs="Times New Roman"/>
+                <w:sz w:val="24"/>
+                <w:szCs w:val="24"/>
+                <w:lang w:eastAsia="hu-HU"/>
+              </w:rPr>
+            </w:pPr>
+            <w:r>
+              <w:rPr>
+                <w:rFonts w:ascii="Times New Roman" w:eastAsia="Times New Roman" w:hAnsi="Times New Roman" w:cs="Times New Roman"/>
+                <w:sz w:val="24"/>
+                <w:szCs w:val="24"/>
+                <w:lang w:eastAsia="hu-HU"/>
+              </w:rPr>
+              <w:t>RF+MLP</w:t>
+            </w:r>
+          </w:p>
+        </w:tc>
+        <w:tc>
+          <w:tcPr>
+            <w:tcW w:w="0" w:type="auto"/>
+            <w:hideMark/>
+          </w:tcPr>
+          <w:p>
+            <w:pPr>
+              <w:spacing w:line="360" w:lineRule="auto"/>
+              <w:jc w:val="center"/>
+              <w:rPr>
+                <w:rFonts w:ascii="Times New Roman" w:eastAsia="Times New Roman" w:hAnsi="Times New Roman" w:cs="Times New Roman"/>
+                <w:sz w:val="24"/>
+                <w:szCs w:val="24"/>
+                <w:lang w:eastAsia="hu-HU"/>
+              </w:rPr>
+            </w:pPr>
+            <w:proofErr w:type="spellStart"/>
+            <w:r>
+              <w:rPr>
+                <w:rFonts w:ascii="Times New Roman" w:eastAsia="Times New Roman" w:hAnsi="Times New Roman" w:cs="Times New Roman"/>
+                <w:sz w:val="24"/>
+                <w:szCs w:val="24"/>
+                <w:lang w:eastAsia="hu-HU"/>
+              </w:rPr>
+              <w:t>Phase</w:t>
+            </w:r>
+            <w:proofErr w:type="spellEnd"/>
+            <w:r>
+              <w:rPr>
+                <w:rFonts w:ascii="Times New Roman" w:eastAsia="Times New Roman" w:hAnsi="Times New Roman" w:cs="Times New Roman"/>
+                <w:sz w:val="24"/>
+                <w:szCs w:val="24"/>
+                <w:lang w:eastAsia="hu-HU"/>
+              </w:rPr>
+              <w:t xml:space="preserve"> </w:t>
+            </w:r>
+            <w:proofErr w:type="spellStart"/>
+            <w:r>
+              <w:rPr>
+                <w:rFonts w:ascii="Times New Roman" w:eastAsia="Times New Roman" w:hAnsi="Times New Roman" w:cs="Times New Roman"/>
+                <w:sz w:val="24"/>
+                <w:szCs w:val="24"/>
+                <w:lang w:eastAsia="hu-HU"/>
+              </w:rPr>
+              <w:t>epoch</w:t>
+            </w:r>
+            <w:proofErr w:type="spellEnd"/>
+          </w:p>
+        </w:tc>
+        <w:tc>
+          <w:tcPr>
+            <w:tcW w:w="0" w:type="auto"/>
+            <w:hideMark/>
+          </w:tcPr>
+          <w:p>
+            <w:pPr>
+              <w:spacing w:line="360" w:lineRule="auto"/>
+              <w:jc w:val="center"/>
+              <w:rPr>
+                <w:rFonts w:ascii="Times New Roman" w:eastAsia="Times New Roman" w:hAnsi="Times New Roman" w:cs="Times New Roman"/>
+                <w:sz w:val="24"/>
+                <w:szCs w:val="24"/>
+                <w:lang w:eastAsia="hu-HU"/>
+              </w:rPr>
+            </w:pPr>
+            <w:r>
+              <w:rPr>
+                <w:rFonts w:ascii="Times New Roman" w:eastAsia="Times New Roman" w:hAnsi="Times New Roman" w:cs="Times New Roman"/>
+                <w:sz w:val="24"/>
+                <w:szCs w:val="24"/>
+                <w:lang w:eastAsia="hu-HU"/>
+              </w:rPr>
+              <w:t>136</w:t>
+            </w:r>
+          </w:p>
+        </w:tc>
+        <w:tc>
+          <w:tcPr>
+            <w:tcW w:w="0" w:type="auto"/>
+            <w:hideMark/>
+          </w:tcPr>
+          <w:p>
+            <w:pPr>
+              <w:spacing w:line="360" w:lineRule="auto"/>
+              <w:jc w:val="center"/>
+              <w:rPr>
+                <w:rFonts w:ascii="Times New Roman" w:eastAsia="Times New Roman" w:hAnsi="Times New Roman" w:cs="Times New Roman"/>
+                <w:sz w:val="24"/>
+                <w:szCs w:val="24"/>
+                <w:lang w:eastAsia="hu-HU"/>
+              </w:rPr>
+            </w:pPr>
+            <w:r>
+              <w:rPr>
+                <w:rFonts w:ascii="Times New Roman" w:eastAsia="Times New Roman" w:hAnsi="Times New Roman" w:cs="Times New Roman"/>
+                <w:sz w:val="24"/>
+                <w:szCs w:val="24"/>
+                <w:lang w:eastAsia="hu-HU"/>
+              </w:rPr>
+              <w:t>86%</w:t>
+            </w:r>
+          </w:p>
+        </w:tc>
+        <w:tc>
+          <w:tcPr>
+            <w:tcW w:w="0" w:type="auto"/>
+            <w:hideMark/>
+          </w:tcPr>
+          <w:p>
+            <w:pPr>
+              <w:spacing w:line="360" w:lineRule="auto"/>
+              <w:jc w:val="center"/>
+              <w:rPr>
+                <w:rFonts w:ascii="Times New Roman" w:eastAsia="Times New Roman" w:hAnsi="Times New Roman" w:cs="Times New Roman"/>
+                <w:sz w:val="24"/>
+                <w:szCs w:val="24"/>
+                <w:lang w:eastAsia="hu-HU"/>
+              </w:rPr>
+            </w:pPr>
+            <w:r>
+              <w:rPr>
+                <w:rFonts w:ascii="Times New Roman" w:eastAsia="Times New Roman" w:hAnsi="Times New Roman" w:cs="Times New Roman"/>
+                <w:sz w:val="24"/>
+                <w:szCs w:val="24"/>
+                <w:lang w:eastAsia="hu-HU"/>
+              </w:rPr>
+              <w:t>86%</w:t>
+            </w:r>
+          </w:p>
+        </w:tc>
+      </w:tr>
+      <w:tr>
+        <w:tc>
+          <w:tcPr>
+            <w:tcW w:w="0" w:type="auto"/>
+            <w:hideMark/>
+          </w:tcPr>
+          <w:p>
+            <w:pPr>
+              <w:spacing w:line="360" w:lineRule="auto"/>
+              <w:jc w:val="center"/>
+              <w:rPr>
+                <w:rFonts w:ascii="Times New Roman" w:eastAsia="Times New Roman" w:hAnsi="Times New Roman" w:cs="Times New Roman"/>
+                <w:sz w:val="24"/>
+                <w:szCs w:val="24"/>
+                <w:lang w:eastAsia="hu-HU"/>
+              </w:rPr>
+            </w:pPr>
+            <w:r>
+              <w:rPr>
+                <w:rFonts w:ascii="Times New Roman" w:eastAsia="Times New Roman" w:hAnsi="Times New Roman" w:cs="Times New Roman"/>
+                <w:sz w:val="24"/>
+                <w:szCs w:val="24"/>
+                <w:lang w:eastAsia="hu-HU"/>
+              </w:rPr>
+              <w:t>RF+MLP</w:t>
+            </w:r>
+          </w:p>
+        </w:tc>
+        <w:tc>
+          <w:tcPr>
+            <w:tcW w:w="0" w:type="auto"/>
+            <w:hideMark/>
+          </w:tcPr>
+          <w:p>
+            <w:pPr>
+              <w:spacing w:line="360" w:lineRule="auto"/>
+              <w:jc w:val="center"/>
+              <w:rPr>
+                <w:rFonts w:ascii="Times New Roman" w:eastAsia="Times New Roman" w:hAnsi="Times New Roman" w:cs="Times New Roman"/>
+                <w:sz w:val="24"/>
+                <w:szCs w:val="24"/>
+                <w:lang w:eastAsia="hu-HU"/>
+              </w:rPr>
+            </w:pPr>
+            <w:proofErr w:type="spellStart"/>
+            <w:r>
+              <w:rPr>
+                <w:rFonts w:ascii="Times New Roman" w:eastAsia="Times New Roman" w:hAnsi="Times New Roman" w:cs="Times New Roman"/>
+                <w:sz w:val="24"/>
+                <w:szCs w:val="24"/>
+                <w:lang w:eastAsia="hu-HU"/>
+              </w:rPr>
+              <w:t>Phase</w:t>
+            </w:r>
+            <w:proofErr w:type="spellEnd"/>
+            <w:r>
+              <w:rPr>
+                <w:rFonts w:ascii="Times New Roman" w:eastAsia="Times New Roman" w:hAnsi="Times New Roman" w:cs="Times New Roman"/>
+                <w:sz w:val="24"/>
+                <w:szCs w:val="24"/>
+                <w:lang w:eastAsia="hu-HU"/>
+              </w:rPr>
+              <w:t xml:space="preserve"> </w:t>
+            </w:r>
+            <w:proofErr w:type="spellStart"/>
+            <w:r>
+              <w:rPr>
+                <w:rFonts w:ascii="Times New Roman" w:eastAsia="Times New Roman" w:hAnsi="Times New Roman" w:cs="Times New Roman"/>
+                <w:sz w:val="24"/>
+                <w:szCs w:val="24"/>
+                <w:lang w:eastAsia="hu-HU"/>
+              </w:rPr>
+              <w:t>band</w:t>
+            </w:r>
+            <w:proofErr w:type="spellEnd"/>
+          </w:p>
+        </w:tc>
+        <w:tc>
+          <w:tcPr>
+            <w:tcW w:w="0" w:type="auto"/>
+            <w:hideMark/>
+          </w:tcPr>
+          <w:p>
+            <w:pPr>
+              <w:spacing w:line="360" w:lineRule="auto"/>
+              <w:jc w:val="center"/>
+              <w:rPr>
+                <w:rFonts w:ascii="Times New Roman" w:eastAsia="Times New Roman" w:hAnsi="Times New Roman" w:cs="Times New Roman"/>
+                <w:sz w:val="24"/>
+                <w:szCs w:val="24"/>
+                <w:lang w:eastAsia="hu-HU"/>
+              </w:rPr>
+            </w:pPr>
+            <w:r>
+              <w:rPr>
+                <w:rFonts w:ascii="Times New Roman" w:eastAsia="Times New Roman" w:hAnsi="Times New Roman" w:cs="Times New Roman"/>
+                <w:sz w:val="24"/>
+                <w:szCs w:val="24"/>
+                <w:lang w:eastAsia="hu-HU"/>
+              </w:rPr>
+              <w:t>292</w:t>
+            </w:r>
+          </w:p>
+        </w:tc>
+        <w:tc>
+          <w:tcPr>
+            <w:tcW w:w="0" w:type="auto"/>
+            <w:hideMark/>
+          </w:tcPr>
+          <w:p>
+            <w:pPr>
+              <w:spacing w:line="360" w:lineRule="auto"/>
+              <w:jc w:val="center"/>
+              <w:rPr>
+                <w:rFonts w:ascii="Times New Roman" w:eastAsia="Times New Roman" w:hAnsi="Times New Roman" w:cs="Times New Roman"/>
+                <w:sz w:val="24"/>
+                <w:szCs w:val="24"/>
+                <w:lang w:eastAsia="hu-HU"/>
+              </w:rPr>
+            </w:pPr>
+            <w:r>
+              <w:rPr>
+                <w:rFonts w:ascii="Times New Roman" w:eastAsia="Times New Roman" w:hAnsi="Times New Roman" w:cs="Times New Roman"/>
+                <w:sz w:val="24"/>
+                <w:szCs w:val="24"/>
+                <w:lang w:eastAsia="hu-HU"/>
+              </w:rPr>
+              <w:t>86%</w:t>
+            </w:r>
+          </w:p>
+        </w:tc>
+        <w:tc>
+          <w:tcPr>
+            <w:tcW w:w="0" w:type="auto"/>
+            <w:hideMark/>
+          </w:tcPr>
+          <w:p>
+            <w:pPr>
+              <w:spacing w:line="360" w:lineRule="auto"/>
+              <w:jc w:val="center"/>
+              <w:rPr>
+                <w:rFonts w:ascii="Times New Roman" w:eastAsia="Times New Roman" w:hAnsi="Times New Roman" w:cs="Times New Roman"/>
+                <w:sz w:val="24"/>
+                <w:szCs w:val="24"/>
+                <w:lang w:eastAsia="hu-HU"/>
+              </w:rPr>
+            </w:pPr>
+            <w:r>
+              <w:rPr>
+                <w:rFonts w:ascii="Times New Roman" w:eastAsia="Times New Roman" w:hAnsi="Times New Roman" w:cs="Times New Roman"/>
+                <w:sz w:val="24"/>
+                <w:szCs w:val="24"/>
+                <w:lang w:eastAsia="hu-HU"/>
+              </w:rPr>
+              <w:t>86%</w:t>
+            </w:r>
+          </w:p>
+        </w:tc>
+      </w:tr>
+      <w:tr>
+        <w:tc>
+          <w:tcPr>
+            <w:tcW w:w="0" w:type="auto"/>
+            <w:hideMark/>
+          </w:tcPr>
+          <w:p>
+            <w:pPr>
+              <w:spacing w:line="360" w:lineRule="auto"/>
+              <w:jc w:val="center"/>
+              <w:rPr>
+                <w:rFonts w:ascii="Times New Roman" w:eastAsia="Times New Roman" w:hAnsi="Times New Roman" w:cs="Times New Roman"/>
+                <w:sz w:val="24"/>
+                <w:szCs w:val="24"/>
+                <w:lang w:eastAsia="hu-HU"/>
+              </w:rPr>
+            </w:pPr>
+            <w:proofErr w:type="spellStart"/>
+            <w:r>
+              <w:rPr>
+                <w:rFonts w:ascii="Times New Roman" w:eastAsia="Times New Roman" w:hAnsi="Times New Roman" w:cs="Times New Roman"/>
+                <w:sz w:val="24"/>
+                <w:szCs w:val="24"/>
+                <w:lang w:eastAsia="hu-HU"/>
+              </w:rPr>
+              <w:t>XGBoost</w:t>
+            </w:r>
+            <w:proofErr w:type="spellEnd"/>
+          </w:p>
+        </w:tc>
+        <w:tc>
+          <w:tcPr>
+            <w:tcW w:w="0" w:type="auto"/>
+            <w:hideMark/>
+          </w:tcPr>
+          <w:p>
+            <w:pPr>
+              <w:spacing w:line="360" w:lineRule="auto"/>
+              <w:jc w:val="center"/>
+              <w:rPr>
+                <w:rFonts w:ascii="Times New Roman" w:eastAsia="Times New Roman" w:hAnsi="Times New Roman" w:cs="Times New Roman"/>
+                <w:sz w:val="24"/>
+                <w:szCs w:val="24"/>
+                <w:lang w:eastAsia="hu-HU"/>
+              </w:rPr>
+            </w:pPr>
+            <w:proofErr w:type="spellStart"/>
+            <w:r>
+              <w:rPr>
+                <w:rFonts w:ascii="Times New Roman" w:eastAsia="Times New Roman" w:hAnsi="Times New Roman" w:cs="Times New Roman"/>
+                <w:sz w:val="24"/>
+                <w:szCs w:val="24"/>
+                <w:lang w:eastAsia="hu-HU"/>
+              </w:rPr>
+              <w:t>Statistical</w:t>
+            </w:r>
+            <w:proofErr w:type="spellEnd"/>
+          </w:p>
+        </w:tc>
+        <w:tc>
+          <w:tcPr>
+            <w:tcW w:w="0" w:type="auto"/>
+            <w:hideMark/>
+          </w:tcPr>
+          <w:p>
+            <w:pPr>
+              <w:spacing w:line="360" w:lineRule="auto"/>
+              <w:jc w:val="center"/>
+              <w:rPr>
+                <w:rFonts w:ascii="Times New Roman" w:eastAsia="Times New Roman" w:hAnsi="Times New Roman" w:cs="Times New Roman"/>
+                <w:sz w:val="24"/>
+                <w:szCs w:val="24"/>
+                <w:lang w:eastAsia="hu-HU"/>
+              </w:rPr>
+            </w:pPr>
+            <w:r>
+              <w:rPr>
+                <w:rFonts w:ascii="Times New Roman" w:eastAsia="Times New Roman" w:hAnsi="Times New Roman" w:cs="Times New Roman"/>
+                <w:sz w:val="24"/>
+                <w:szCs w:val="24"/>
+                <w:lang w:eastAsia="hu-HU"/>
+              </w:rPr>
+              <w:t>33</w:t>
+            </w:r>
+          </w:p>
+        </w:tc>
+        <w:tc>
+          <w:tcPr>
+            <w:tcW w:w="0" w:type="auto"/>
+            <w:hideMark/>
+          </w:tcPr>
+          <w:p>
+            <w:pPr>
+              <w:spacing w:line="360" w:lineRule="auto"/>
+              <w:jc w:val="center"/>
+              <w:rPr>
+                <w:rFonts w:ascii="Times New Roman" w:eastAsia="Times New Roman" w:hAnsi="Times New Roman" w:cs="Times New Roman"/>
+                <w:sz w:val="24"/>
+                <w:szCs w:val="24"/>
+                <w:lang w:eastAsia="hu-HU"/>
+              </w:rPr>
+            </w:pPr>
+            <w:r>
+              <w:rPr>
+                <w:rFonts w:ascii="Times New Roman" w:eastAsia="Times New Roman" w:hAnsi="Times New Roman" w:cs="Times New Roman"/>
+                <w:sz w:val="24"/>
+                <w:szCs w:val="24"/>
+                <w:lang w:eastAsia="hu-HU"/>
+              </w:rPr>
+              <w:t>88%</w:t>
+            </w:r>
+          </w:p>
+        </w:tc>
+        <w:tc>
+          <w:tcPr>
+            <w:tcW w:w="0" w:type="auto"/>
+            <w:hideMark/>
+          </w:tcPr>
+          <w:p>
+            <w:pPr>
+              <w:spacing w:line="360" w:lineRule="auto"/>
+              <w:jc w:val="center"/>
+              <w:rPr>
+                <w:rFonts w:ascii="Times New Roman" w:eastAsia="Times New Roman" w:hAnsi="Times New Roman" w:cs="Times New Roman"/>
+                <w:sz w:val="24"/>
+                <w:szCs w:val="24"/>
+                <w:lang w:eastAsia="hu-HU"/>
+              </w:rPr>
+            </w:pPr>
+            <w:r>
+              <w:rPr>
+                <w:rFonts w:ascii="Times New Roman" w:eastAsia="Times New Roman" w:hAnsi="Times New Roman" w:cs="Times New Roman"/>
+                <w:sz w:val="24"/>
+                <w:szCs w:val="24"/>
+                <w:lang w:eastAsia="hu-HU"/>
+              </w:rPr>
+              <w:t>88%</w:t>
+            </w:r>
+          </w:p>
+        </w:tc>
+      </w:tr>
+      <w:tr>
+        <w:tc>
+          <w:tcPr>
+            <w:tcW w:w="0" w:type="auto"/>
+            <w:hideMark/>
+          </w:tcPr>
+          <w:p>
+            <w:pPr>
+              <w:spacing w:line="360" w:lineRule="auto"/>
+              <w:jc w:val="center"/>
+              <w:rPr>
+                <w:rFonts w:ascii="Times New Roman" w:eastAsia="Times New Roman" w:hAnsi="Times New Roman" w:cs="Times New Roman"/>
+                <w:sz w:val="24"/>
+                <w:szCs w:val="24"/>
+                <w:lang w:eastAsia="hu-HU"/>
+              </w:rPr>
+            </w:pPr>
+            <w:proofErr w:type="spellStart"/>
+            <w:r>
+              <w:rPr>
+                <w:rFonts w:ascii="Times New Roman" w:eastAsia="Times New Roman" w:hAnsi="Times New Roman" w:cs="Times New Roman"/>
+                <w:sz w:val="24"/>
+                <w:szCs w:val="24"/>
+                <w:lang w:eastAsia="hu-HU"/>
+              </w:rPr>
+              <w:t>XGBoost</w:t>
+            </w:r>
+            <w:proofErr w:type="spellEnd"/>
+          </w:p>
+        </w:tc>
+        <w:tc>
+          <w:tcPr>
+            <w:tcW w:w="0" w:type="auto"/>
+            <w:hideMark/>
+          </w:tcPr>
+          <w:p>
+            <w:pPr>
+              <w:spacing w:line="360" w:lineRule="auto"/>
+              <w:jc w:val="center"/>
+              <w:rPr>
+                <w:rFonts w:ascii="Times New Roman" w:eastAsia="Times New Roman" w:hAnsi="Times New Roman" w:cs="Times New Roman"/>
+                <w:sz w:val="24"/>
+                <w:szCs w:val="24"/>
+                <w:lang w:eastAsia="hu-HU"/>
+              </w:rPr>
+            </w:pPr>
+            <w:proofErr w:type="spellStart"/>
+            <w:r>
+              <w:rPr>
+                <w:rFonts w:ascii="Times New Roman" w:eastAsia="Times New Roman" w:hAnsi="Times New Roman" w:cs="Times New Roman"/>
+                <w:sz w:val="24"/>
+                <w:szCs w:val="24"/>
+                <w:lang w:eastAsia="hu-HU"/>
+              </w:rPr>
+              <w:t>Phase</w:t>
+            </w:r>
+            <w:proofErr w:type="spellEnd"/>
+            <w:r>
+              <w:rPr>
+                <w:rFonts w:ascii="Times New Roman" w:eastAsia="Times New Roman" w:hAnsi="Times New Roman" w:cs="Times New Roman"/>
+                <w:sz w:val="24"/>
+                <w:szCs w:val="24"/>
+                <w:lang w:eastAsia="hu-HU"/>
+              </w:rPr>
+              <w:t xml:space="preserve"> </w:t>
+            </w:r>
+            <w:proofErr w:type="spellStart"/>
+            <w:r>
+              <w:rPr>
+                <w:rFonts w:ascii="Times New Roman" w:eastAsia="Times New Roman" w:hAnsi="Times New Roman" w:cs="Times New Roman"/>
+                <w:sz w:val="24"/>
+                <w:szCs w:val="24"/>
+                <w:lang w:eastAsia="hu-HU"/>
+              </w:rPr>
+              <w:t>epoch</w:t>
+            </w:r>
+            <w:proofErr w:type="spellEnd"/>
+          </w:p>
+        </w:tc>
+        <w:tc>
+          <w:tcPr>
+            <w:tcW w:w="0" w:type="auto"/>
+            <w:hideMark/>
+          </w:tcPr>
+          <w:p>
+            <w:pPr>
+              <w:spacing w:line="360" w:lineRule="auto"/>
+              <w:jc w:val="center"/>
+              <w:rPr>
+                <w:rFonts w:ascii="Times New Roman" w:eastAsia="Times New Roman" w:hAnsi="Times New Roman" w:cs="Times New Roman"/>
+                <w:sz w:val="24"/>
+                <w:szCs w:val="24"/>
+                <w:lang w:eastAsia="hu-HU"/>
+              </w:rPr>
+            </w:pPr>
+            <w:r>
+              <w:rPr>
+                <w:rFonts w:ascii="Times New Roman" w:eastAsia="Times New Roman" w:hAnsi="Times New Roman" w:cs="Times New Roman"/>
+                <w:sz w:val="24"/>
+                <w:szCs w:val="24"/>
+                <w:lang w:eastAsia="hu-HU"/>
+              </w:rPr>
+              <w:t>136</w:t>
+            </w:r>
+          </w:p>
+        </w:tc>
+        <w:tc>
+          <w:tcPr>
+            <w:tcW w:w="0" w:type="auto"/>
+            <w:hideMark/>
+          </w:tcPr>
+          <w:p>
+            <w:pPr>
+              <w:spacing w:line="360" w:lineRule="auto"/>
+              <w:jc w:val="center"/>
+              <w:rPr>
+                <w:rFonts w:ascii="Times New Roman" w:eastAsia="Times New Roman" w:hAnsi="Times New Roman" w:cs="Times New Roman"/>
+                <w:sz w:val="24"/>
+                <w:szCs w:val="24"/>
+                <w:lang w:eastAsia="hu-HU"/>
+              </w:rPr>
+            </w:pPr>
+            <w:r>
+              <w:rPr>
+                <w:rFonts w:ascii="Times New Roman" w:eastAsia="Times New Roman" w:hAnsi="Times New Roman" w:cs="Times New Roman"/>
+                <w:sz w:val="24"/>
+                <w:szCs w:val="24"/>
+                <w:lang w:eastAsia="hu-HU"/>
+              </w:rPr>
+              <w:t>88%</w:t>
+            </w:r>
+          </w:p>
+        </w:tc>
+        <w:tc>
+          <w:tcPr>
+            <w:tcW w:w="0" w:type="auto"/>
+            <w:hideMark/>
+          </w:tcPr>
+          <w:p>
+            <w:pPr>
+              <w:spacing w:line="360" w:lineRule="auto"/>
+              <w:jc w:val="center"/>
+              <w:rPr>
+                <w:rFonts w:ascii="Times New Roman" w:eastAsia="Times New Roman" w:hAnsi="Times New Roman" w:cs="Times New Roman"/>
+                <w:sz w:val="24"/>
+                <w:szCs w:val="24"/>
+                <w:lang w:eastAsia="hu-HU"/>
+              </w:rPr>
+            </w:pPr>
+            <w:r>
+              <w:rPr>
+                <w:rFonts w:ascii="Times New Roman" w:eastAsia="Times New Roman" w:hAnsi="Times New Roman" w:cs="Times New Roman"/>
+                <w:sz w:val="24"/>
+                <w:szCs w:val="24"/>
+                <w:lang w:eastAsia="hu-HU"/>
+              </w:rPr>
+              <w:t>88%</w:t>
+            </w:r>
+          </w:p>
+        </w:tc>
+      </w:tr>
+      <w:tr>
+        <w:trPr>
+          <w:trHeight w:val="44"/>
+        </w:trPr>
+        <w:tc>
+          <w:tcPr>
+            <w:tcW w:w="0" w:type="auto"/>
+            <w:hideMark/>
+          </w:tcPr>
+          <w:p>
+            <w:pPr>
+              <w:spacing w:line="360" w:lineRule="auto"/>
+              <w:jc w:val="center"/>
+              <w:rPr>
+                <w:rFonts w:ascii="Times New Roman" w:eastAsia="Times New Roman" w:hAnsi="Times New Roman" w:cs="Times New Roman"/>
+                <w:sz w:val="24"/>
+                <w:szCs w:val="24"/>
+                <w:lang w:eastAsia="hu-HU"/>
+              </w:rPr>
+            </w:pPr>
+            <w:proofErr w:type="spellStart"/>
+            <w:r>
+              <w:rPr>
+                <w:rFonts w:ascii="Times New Roman" w:eastAsia="Times New Roman" w:hAnsi="Times New Roman" w:cs="Times New Roman"/>
+                <w:sz w:val="24"/>
+                <w:szCs w:val="24"/>
+                <w:lang w:eastAsia="hu-HU"/>
+              </w:rPr>
+              <w:t>XGBoost</w:t>
+            </w:r>
+            <w:proofErr w:type="spellEnd"/>
+          </w:p>
+        </w:tc>
+        <w:tc>
+          <w:tcPr>
+            <w:tcW w:w="0" w:type="auto"/>
+            <w:hideMark/>
+          </w:tcPr>
+          <w:p>
+            <w:pPr>
+              <w:spacing w:line="360" w:lineRule="auto"/>
+              <w:jc w:val="center"/>
+              <w:rPr>
+                <w:rFonts w:ascii="Times New Roman" w:eastAsia="Times New Roman" w:hAnsi="Times New Roman" w:cs="Times New Roman"/>
+                <w:sz w:val="24"/>
+                <w:szCs w:val="24"/>
+                <w:lang w:eastAsia="hu-HU"/>
+              </w:rPr>
+            </w:pPr>
+            <w:proofErr w:type="spellStart"/>
+            <w:r>
+              <w:rPr>
+                <w:rFonts w:ascii="Times New Roman" w:eastAsia="Times New Roman" w:hAnsi="Times New Roman" w:cs="Times New Roman"/>
+                <w:sz w:val="24"/>
+                <w:szCs w:val="24"/>
+                <w:lang w:eastAsia="hu-HU"/>
+              </w:rPr>
+              <w:t>Phase</w:t>
+            </w:r>
+            <w:proofErr w:type="spellEnd"/>
+            <w:r>
+              <w:rPr>
+                <w:rFonts w:ascii="Times New Roman" w:eastAsia="Times New Roman" w:hAnsi="Times New Roman" w:cs="Times New Roman"/>
+                <w:sz w:val="24"/>
+                <w:szCs w:val="24"/>
+                <w:lang w:eastAsia="hu-HU"/>
+              </w:rPr>
+              <w:t xml:space="preserve"> </w:t>
+            </w:r>
+            <w:proofErr w:type="spellStart"/>
+            <w:r>
+              <w:rPr>
+                <w:rFonts w:ascii="Times New Roman" w:eastAsia="Times New Roman" w:hAnsi="Times New Roman" w:cs="Times New Roman"/>
+                <w:sz w:val="24"/>
+                <w:szCs w:val="24"/>
+                <w:lang w:eastAsia="hu-HU"/>
+              </w:rPr>
+              <w:t>band</w:t>
+            </w:r>
+            <w:proofErr w:type="spellEnd"/>
+          </w:p>
+        </w:tc>
+        <w:tc>
+          <w:tcPr>
+            <w:tcW w:w="0" w:type="auto"/>
+            <w:hideMark/>
+          </w:tcPr>
+          <w:p>
+            <w:pPr>
+              <w:spacing w:line="360" w:lineRule="auto"/>
+              <w:jc w:val="center"/>
+              <w:rPr>
+                <w:rFonts w:ascii="Times New Roman" w:eastAsia="Times New Roman" w:hAnsi="Times New Roman" w:cs="Times New Roman"/>
+                <w:sz w:val="24"/>
+                <w:szCs w:val="24"/>
+                <w:lang w:eastAsia="hu-HU"/>
+              </w:rPr>
+            </w:pPr>
+            <w:r>
+              <w:rPr>
+                <w:rFonts w:ascii="Times New Roman" w:eastAsia="Times New Roman" w:hAnsi="Times New Roman" w:cs="Times New Roman"/>
+                <w:sz w:val="24"/>
+                <w:szCs w:val="24"/>
+                <w:lang w:eastAsia="hu-HU"/>
+              </w:rPr>
+              <w:t>292</w:t>
+            </w:r>
+          </w:p>
+        </w:tc>
+        <w:tc>
+          <w:tcPr>
+            <w:tcW w:w="0" w:type="auto"/>
+            <w:hideMark/>
+          </w:tcPr>
+          <w:p>
+            <w:pPr>
+              <w:spacing w:line="360" w:lineRule="auto"/>
+              <w:jc w:val="center"/>
+              <w:rPr>
+                <w:rFonts w:ascii="Times New Roman" w:eastAsia="Times New Roman" w:hAnsi="Times New Roman" w:cs="Times New Roman"/>
+                <w:sz w:val="24"/>
+                <w:szCs w:val="24"/>
+                <w:lang w:eastAsia="hu-HU"/>
+              </w:rPr>
+            </w:pPr>
+            <w:r>
+              <w:rPr>
+                <w:rFonts w:ascii="Times New Roman" w:eastAsia="Times New Roman" w:hAnsi="Times New Roman" w:cs="Times New Roman"/>
+                <w:sz w:val="24"/>
+                <w:szCs w:val="24"/>
+                <w:lang w:eastAsia="hu-HU"/>
+              </w:rPr>
+              <w:t>88%</w:t>
+            </w:r>
+          </w:p>
+        </w:tc>
+        <w:tc>
+          <w:tcPr>
+            <w:tcW w:w="0" w:type="auto"/>
+            <w:hideMark/>
+          </w:tcPr>
+          <w:p>
+            <w:pPr>
+              <w:spacing w:line="360" w:lineRule="auto"/>
+              <w:jc w:val="center"/>
+              <w:rPr>
+                <w:rFonts w:ascii="Times New Roman" w:eastAsia="Times New Roman" w:hAnsi="Times New Roman" w:cs="Times New Roman"/>
+                <w:sz w:val="24"/>
+                <w:szCs w:val="24"/>
+                <w:lang w:eastAsia="hu-HU"/>
+              </w:rPr>
+            </w:pPr>
+            <w:r>
+              <w:rPr>
+                <w:rFonts w:ascii="Times New Roman" w:eastAsia="Times New Roman" w:hAnsi="Times New Roman" w:cs="Times New Roman"/>
+                <w:sz w:val="24"/>
+                <w:szCs w:val="24"/>
+                <w:lang w:eastAsia="hu-HU"/>
+              </w:rPr>
+              <w:t>88%</w:t>
+            </w:r>
+          </w:p>
+        </w:tc>
+      </w:tr>
+    </w:tbl>
+    <w:p>
+      <w:pPr>
+        <w:spacing w:after="120" w:line="360" w:lineRule="auto"/>
+        <w:jc w:val="both"/>
+        <w:rPr>
+          <w:rFonts w:ascii="Times New Roman" w:hAnsi="Times New Roman" w:cs="Times New Roman"/>
+          <w:sz w:val="24"/>
+        </w:rPr>
+      </w:pPr>
+    </w:p>
+    <w:p>
+      <w:pPr>
+        <w:spacing w:after="120" w:line="360" w:lineRule="auto"/>
+        <w:jc w:val="both"/>
+        <w:rPr>
+          <w:rFonts w:ascii="Times New Roman" w:hAnsi="Times New Roman" w:cs="Times New Roman"/>
+          <w:sz w:val="24"/>
+        </w:rPr>
+      </w:pPr>
+      <w:r>
+        <w:rPr>
+          <w:rFonts w:ascii="Times New Roman" w:hAnsi="Times New Roman" w:cs="Times New Roman"/>
+          <w:sz w:val="24"/>
+        </w:rPr>
+        <w:lastRenderedPageBreak/>
+        <w:t xml:space="preserve">Az eredmények alapján több fontos megfigyelés tehető. A legjobb eredményt az SVM </w:t>
+      </w:r>
+      <w:proofErr w:type="spellStart"/>
+      <w:r>
+        <w:rPr>
+          <w:rFonts w:ascii="Times New Roman" w:hAnsi="Times New Roman" w:cs="Times New Roman"/>
+          <w:sz w:val="24"/>
+        </w:rPr>
+        <w:t>Statistical</w:t>
+      </w:r>
+      <w:proofErr w:type="spellEnd"/>
+      <w:r>
+        <w:rPr>
+          <w:rFonts w:ascii="Times New Roman" w:hAnsi="Times New Roman" w:cs="Times New Roman"/>
+          <w:sz w:val="24"/>
+        </w:rPr>
+        <w:t xml:space="preserve"> módszerrel és az RF+MLP </w:t>
+      </w:r>
+      <w:proofErr w:type="spellStart"/>
+      <w:r>
+        <w:rPr>
+          <w:rFonts w:ascii="Times New Roman" w:hAnsi="Times New Roman" w:cs="Times New Roman"/>
+          <w:sz w:val="24"/>
+        </w:rPr>
+        <w:t>Statistical</w:t>
+      </w:r>
+      <w:proofErr w:type="spellEnd"/>
+      <w:r>
+        <w:rPr>
+          <w:rFonts w:ascii="Times New Roman" w:hAnsi="Times New Roman" w:cs="Times New Roman"/>
+          <w:sz w:val="24"/>
+        </w:rPr>
+        <w:t xml:space="preserve"> módszerrel érte el, mindkettő 90%-</w:t>
+      </w:r>
+      <w:proofErr w:type="spellStart"/>
+      <w:r>
+        <w:rPr>
+          <w:rFonts w:ascii="Times New Roman" w:hAnsi="Times New Roman" w:cs="Times New Roman"/>
+          <w:sz w:val="24"/>
+        </w:rPr>
+        <w:t>os</w:t>
+      </w:r>
+      <w:proofErr w:type="spellEnd"/>
+      <w:r>
+        <w:rPr>
+          <w:rFonts w:ascii="Times New Roman" w:hAnsi="Times New Roman" w:cs="Times New Roman"/>
+          <w:sz w:val="24"/>
+        </w:rPr>
+        <w:t xml:space="preserve"> pontossággal. Az SVM esetén azonban éles különbség mutatkozik a jellemzőkinyerési módszerek között – míg </w:t>
+      </w:r>
+      <w:proofErr w:type="spellStart"/>
+      <w:r>
+        <w:rPr>
+          <w:rFonts w:ascii="Times New Roman" w:hAnsi="Times New Roman" w:cs="Times New Roman"/>
+          <w:sz w:val="24"/>
+        </w:rPr>
+        <w:t>Statistical</w:t>
+      </w:r>
+      <w:proofErr w:type="spellEnd"/>
+      <w:r>
+        <w:rPr>
+          <w:rFonts w:ascii="Times New Roman" w:hAnsi="Times New Roman" w:cs="Times New Roman"/>
+          <w:sz w:val="24"/>
+        </w:rPr>
+        <w:t xml:space="preserve"> módszerrel 90%-</w:t>
+      </w:r>
+      <w:proofErr w:type="spellStart"/>
+      <w:r>
+        <w:rPr>
+          <w:rFonts w:ascii="Times New Roman" w:hAnsi="Times New Roman" w:cs="Times New Roman"/>
+          <w:sz w:val="24"/>
+        </w:rPr>
+        <w:t>ot</w:t>
+      </w:r>
+      <w:proofErr w:type="spellEnd"/>
+      <w:r>
+        <w:rPr>
+          <w:rFonts w:ascii="Times New Roman" w:hAnsi="Times New Roman" w:cs="Times New Roman"/>
+          <w:sz w:val="24"/>
+        </w:rPr>
+        <w:t xml:space="preserve"> ért el, </w:t>
+      </w:r>
+      <w:proofErr w:type="spellStart"/>
+      <w:r>
+        <w:rPr>
+          <w:rFonts w:ascii="Times New Roman" w:hAnsi="Times New Roman" w:cs="Times New Roman"/>
+          <w:sz w:val="24"/>
+        </w:rPr>
+        <w:t>Phase</w:t>
+      </w:r>
+      <w:proofErr w:type="spellEnd"/>
+      <w:r>
+        <w:rPr>
+          <w:rFonts w:ascii="Times New Roman" w:hAnsi="Times New Roman" w:cs="Times New Roman"/>
+          <w:sz w:val="24"/>
+        </w:rPr>
+        <w:t xml:space="preserve"> </w:t>
+      </w:r>
+      <w:proofErr w:type="spellStart"/>
+      <w:r>
+        <w:rPr>
+          <w:rFonts w:ascii="Times New Roman" w:hAnsi="Times New Roman" w:cs="Times New Roman"/>
+          <w:sz w:val="24"/>
+        </w:rPr>
+        <w:t>epoch-kal</w:t>
+      </w:r>
+      <w:proofErr w:type="spellEnd"/>
+      <w:r>
+        <w:rPr>
+          <w:rFonts w:ascii="Times New Roman" w:hAnsi="Times New Roman" w:cs="Times New Roman"/>
+          <w:sz w:val="24"/>
+        </w:rPr>
+        <w:t xml:space="preserve"> már csak 58%-</w:t>
+      </w:r>
+      <w:proofErr w:type="spellStart"/>
+      <w:r>
+        <w:rPr>
+          <w:rFonts w:ascii="Times New Roman" w:hAnsi="Times New Roman" w:cs="Times New Roman"/>
+          <w:sz w:val="24"/>
+        </w:rPr>
+        <w:t>ot</w:t>
+      </w:r>
+      <w:proofErr w:type="spellEnd"/>
+      <w:r>
+        <w:rPr>
+          <w:rFonts w:ascii="Times New Roman" w:hAnsi="Times New Roman" w:cs="Times New Roman"/>
+          <w:sz w:val="24"/>
+        </w:rPr>
+        <w:t xml:space="preserve">, </w:t>
+      </w:r>
+      <w:proofErr w:type="spellStart"/>
+      <w:r>
+        <w:rPr>
+          <w:rFonts w:ascii="Times New Roman" w:hAnsi="Times New Roman" w:cs="Times New Roman"/>
+          <w:sz w:val="24"/>
+        </w:rPr>
+        <w:t>Phase</w:t>
+      </w:r>
+      <w:proofErr w:type="spellEnd"/>
+      <w:r>
+        <w:rPr>
+          <w:rFonts w:ascii="Times New Roman" w:hAnsi="Times New Roman" w:cs="Times New Roman"/>
+          <w:sz w:val="24"/>
+        </w:rPr>
+        <w:t xml:space="preserve"> </w:t>
+      </w:r>
+      <w:proofErr w:type="spellStart"/>
+      <w:r>
+        <w:rPr>
+          <w:rFonts w:ascii="Times New Roman" w:hAnsi="Times New Roman" w:cs="Times New Roman"/>
+          <w:sz w:val="24"/>
+        </w:rPr>
+        <w:t>band</w:t>
+      </w:r>
+      <w:proofErr w:type="spellEnd"/>
+      <w:r>
+        <w:rPr>
+          <w:rFonts w:ascii="Times New Roman" w:hAnsi="Times New Roman" w:cs="Times New Roman"/>
+          <w:sz w:val="24"/>
+        </w:rPr>
+        <w:t>-del pedig 56%-</w:t>
+      </w:r>
+      <w:proofErr w:type="spellStart"/>
+      <w:r>
+        <w:rPr>
+          <w:rFonts w:ascii="Times New Roman" w:hAnsi="Times New Roman" w:cs="Times New Roman"/>
+          <w:sz w:val="24"/>
+        </w:rPr>
+        <w:t>ot</w:t>
+      </w:r>
+      <w:proofErr w:type="spellEnd"/>
+      <w:r>
+        <w:rPr>
+          <w:rFonts w:ascii="Times New Roman" w:hAnsi="Times New Roman" w:cs="Times New Roman"/>
+          <w:sz w:val="24"/>
+        </w:rPr>
+        <w:t xml:space="preserve">. Ez utóbbi két eredmény közel van a véletlen találgatás szintjéhez, ami azt </w:t>
+      </w:r>
+      <w:proofErr w:type="gramStart"/>
+      <w:r>
+        <w:rPr>
+          <w:rFonts w:ascii="Times New Roman" w:hAnsi="Times New Roman" w:cs="Times New Roman"/>
+          <w:sz w:val="24"/>
+        </w:rPr>
+        <w:t>jelzi</w:t>
+      </w:r>
+      <w:proofErr w:type="gramEnd"/>
+      <w:r>
+        <w:rPr>
+          <w:rFonts w:ascii="Times New Roman" w:hAnsi="Times New Roman" w:cs="Times New Roman"/>
+          <w:sz w:val="24"/>
+        </w:rPr>
+        <w:t xml:space="preserve"> hogy az SVM a fázis spektrum alapú jellemzőkkel ebben az adathalmazban nem tudott értelmes osztályozást tanulni. Ennek oka valószínűleg az, hogy a fázisszögek (-π-</w:t>
+      </w:r>
+      <w:proofErr w:type="spellStart"/>
+      <w:r>
+        <w:rPr>
+          <w:rFonts w:ascii="Times New Roman" w:hAnsi="Times New Roman" w:cs="Times New Roman"/>
+          <w:sz w:val="24"/>
+        </w:rPr>
+        <w:t>tól</w:t>
+      </w:r>
+      <w:proofErr w:type="spellEnd"/>
+      <w:r>
+        <w:rPr>
+          <w:rFonts w:ascii="Times New Roman" w:hAnsi="Times New Roman" w:cs="Times New Roman"/>
+          <w:sz w:val="24"/>
+        </w:rPr>
+        <w:t xml:space="preserve"> π-</w:t>
+      </w:r>
+      <w:proofErr w:type="spellStart"/>
+      <w:r>
+        <w:rPr>
+          <w:rFonts w:ascii="Times New Roman" w:hAnsi="Times New Roman" w:cs="Times New Roman"/>
+          <w:sz w:val="24"/>
+        </w:rPr>
+        <w:t>ig</w:t>
+      </w:r>
+      <w:proofErr w:type="spellEnd"/>
+      <w:r>
+        <w:rPr>
+          <w:rFonts w:ascii="Times New Roman" w:hAnsi="Times New Roman" w:cs="Times New Roman"/>
+          <w:sz w:val="24"/>
+        </w:rPr>
+        <w:t xml:space="preserve"> terjedő értékek) még normalizálás után is nehezebben kezelhetők az SVM számára.</w:t>
+      </w:r>
+    </w:p>
+    <w:p>
+      <w:pPr>
+        <w:spacing w:after="120" w:line="360" w:lineRule="auto"/>
+        <w:jc w:val="both"/>
+        <w:rPr>
+          <w:rFonts w:ascii="Times New Roman" w:hAnsi="Times New Roman" w:cs="Times New Roman"/>
+          <w:sz w:val="24"/>
+        </w:rPr>
+      </w:pPr>
+      <w:r>
+        <w:rPr>
+          <w:rFonts w:ascii="Times New Roman" w:hAnsi="Times New Roman" w:cs="Times New Roman"/>
+          <w:sz w:val="24"/>
+        </w:rPr>
+        <w:t xml:space="preserve">Az </w:t>
+      </w:r>
+      <w:proofErr w:type="spellStart"/>
+      <w:r>
+        <w:rPr>
+          <w:rFonts w:ascii="Times New Roman" w:hAnsi="Times New Roman" w:cs="Times New Roman"/>
+          <w:sz w:val="24"/>
+        </w:rPr>
+        <w:t>XGBoost</w:t>
+      </w:r>
+      <w:proofErr w:type="spellEnd"/>
+      <w:r>
+        <w:rPr>
+          <w:rFonts w:ascii="Times New Roman" w:hAnsi="Times New Roman" w:cs="Times New Roman"/>
+          <w:sz w:val="24"/>
+        </w:rPr>
+        <w:t xml:space="preserve"> és az RF+MLP ezzel szemb</w:t>
+      </w:r>
+      <w:r>
+        <w:rPr>
+          <w:rFonts w:ascii="Times New Roman" w:hAnsi="Times New Roman" w:cs="Times New Roman"/>
+          <w:sz w:val="24"/>
+        </w:rPr>
+        <w:t>en robusztusabbnak bizonyultak. A</w:t>
+      </w:r>
+      <w:r>
+        <w:rPr>
+          <w:rFonts w:ascii="Times New Roman" w:hAnsi="Times New Roman" w:cs="Times New Roman"/>
+          <w:sz w:val="24"/>
+        </w:rPr>
+        <w:t xml:space="preserve">z </w:t>
+      </w:r>
+      <w:proofErr w:type="spellStart"/>
+      <w:r>
+        <w:rPr>
+          <w:rFonts w:ascii="Times New Roman" w:hAnsi="Times New Roman" w:cs="Times New Roman"/>
+          <w:sz w:val="24"/>
+        </w:rPr>
+        <w:t>XGBoost</w:t>
+      </w:r>
+      <w:proofErr w:type="spellEnd"/>
+      <w:r>
+        <w:rPr>
+          <w:rFonts w:ascii="Times New Roman" w:hAnsi="Times New Roman" w:cs="Times New Roman"/>
+          <w:sz w:val="24"/>
+        </w:rPr>
+        <w:t xml:space="preserve"> mindhárom módszerrel 88%-</w:t>
+      </w:r>
+      <w:proofErr w:type="spellStart"/>
+      <w:r>
+        <w:rPr>
+          <w:rFonts w:ascii="Times New Roman" w:hAnsi="Times New Roman" w:cs="Times New Roman"/>
+          <w:sz w:val="24"/>
+        </w:rPr>
+        <w:t>ot</w:t>
+      </w:r>
+      <w:proofErr w:type="spellEnd"/>
+      <w:r>
+        <w:rPr>
+          <w:rFonts w:ascii="Times New Roman" w:hAnsi="Times New Roman" w:cs="Times New Roman"/>
+          <w:sz w:val="24"/>
+        </w:rPr>
+        <w:t xml:space="preserve"> ért el, az RF+MLP pedig </w:t>
+      </w:r>
+      <w:proofErr w:type="spellStart"/>
+      <w:r>
+        <w:rPr>
+          <w:rFonts w:ascii="Times New Roman" w:hAnsi="Times New Roman" w:cs="Times New Roman"/>
+          <w:sz w:val="24"/>
+        </w:rPr>
+        <w:t>Statistical</w:t>
+      </w:r>
+      <w:proofErr w:type="spellEnd"/>
+      <w:r>
+        <w:rPr>
+          <w:rFonts w:ascii="Times New Roman" w:hAnsi="Times New Roman" w:cs="Times New Roman"/>
+          <w:sz w:val="24"/>
+        </w:rPr>
+        <w:t xml:space="preserve"> módszerrel 90%-</w:t>
+      </w:r>
+      <w:proofErr w:type="spellStart"/>
+      <w:r>
+        <w:rPr>
+          <w:rFonts w:ascii="Times New Roman" w:hAnsi="Times New Roman" w:cs="Times New Roman"/>
+          <w:sz w:val="24"/>
+        </w:rPr>
+        <w:t>ot</w:t>
+      </w:r>
+      <w:proofErr w:type="spellEnd"/>
+      <w:r>
+        <w:rPr>
+          <w:rFonts w:ascii="Times New Roman" w:hAnsi="Times New Roman" w:cs="Times New Roman"/>
+          <w:sz w:val="24"/>
+        </w:rPr>
+        <w:t xml:space="preserve">, </w:t>
+      </w:r>
+      <w:proofErr w:type="spellStart"/>
+      <w:r>
+        <w:rPr>
+          <w:rFonts w:ascii="Times New Roman" w:hAnsi="Times New Roman" w:cs="Times New Roman"/>
+          <w:sz w:val="24"/>
+        </w:rPr>
+        <w:t>Phase</w:t>
+      </w:r>
+      <w:proofErr w:type="spellEnd"/>
+      <w:r>
+        <w:rPr>
+          <w:rFonts w:ascii="Times New Roman" w:hAnsi="Times New Roman" w:cs="Times New Roman"/>
+          <w:sz w:val="24"/>
+        </w:rPr>
+        <w:t xml:space="preserve"> </w:t>
+      </w:r>
+      <w:proofErr w:type="spellStart"/>
+      <w:r>
+        <w:rPr>
+          <w:rFonts w:ascii="Times New Roman" w:hAnsi="Times New Roman" w:cs="Times New Roman"/>
+          <w:sz w:val="24"/>
+        </w:rPr>
+        <w:t>epoch</w:t>
+      </w:r>
+      <w:proofErr w:type="spellEnd"/>
+      <w:r>
+        <w:rPr>
+          <w:rFonts w:ascii="Times New Roman" w:hAnsi="Times New Roman" w:cs="Times New Roman"/>
+          <w:sz w:val="24"/>
+        </w:rPr>
+        <w:t xml:space="preserve"> és </w:t>
+      </w:r>
+      <w:proofErr w:type="spellStart"/>
+      <w:r>
+        <w:rPr>
+          <w:rFonts w:ascii="Times New Roman" w:hAnsi="Times New Roman" w:cs="Times New Roman"/>
+          <w:sz w:val="24"/>
+        </w:rPr>
+        <w:t>Phase</w:t>
+      </w:r>
+      <w:proofErr w:type="spellEnd"/>
+      <w:r>
+        <w:rPr>
+          <w:rFonts w:ascii="Times New Roman" w:hAnsi="Times New Roman" w:cs="Times New Roman"/>
+          <w:sz w:val="24"/>
+        </w:rPr>
+        <w:t xml:space="preserve"> </w:t>
+      </w:r>
+      <w:proofErr w:type="spellStart"/>
+      <w:r>
+        <w:rPr>
+          <w:rFonts w:ascii="Times New Roman" w:hAnsi="Times New Roman" w:cs="Times New Roman"/>
+          <w:sz w:val="24"/>
+        </w:rPr>
+        <w:t>band</w:t>
+      </w:r>
+      <w:proofErr w:type="spellEnd"/>
+      <w:r>
+        <w:rPr>
+          <w:rFonts w:ascii="Times New Roman" w:hAnsi="Times New Roman" w:cs="Times New Roman"/>
+          <w:sz w:val="24"/>
+        </w:rPr>
+        <w:t xml:space="preserve"> módszerekkel 86%-</w:t>
+      </w:r>
+      <w:proofErr w:type="spellStart"/>
+      <w:r>
+        <w:rPr>
+          <w:rFonts w:ascii="Times New Roman" w:hAnsi="Times New Roman" w:cs="Times New Roman"/>
+          <w:sz w:val="24"/>
+        </w:rPr>
+        <w:t>ot</w:t>
+      </w:r>
+      <w:proofErr w:type="spellEnd"/>
+      <w:r>
+        <w:rPr>
+          <w:rFonts w:ascii="Times New Roman" w:hAnsi="Times New Roman" w:cs="Times New Roman"/>
+          <w:sz w:val="24"/>
+        </w:rPr>
+        <w:t>. Ez arra utal, hogy a fa alapú modellek kevésbé érzékenyek a jellemzők típusára és skálájára.</w:t>
+      </w:r>
+    </w:p>
+    <w:p>
+      <w:pPr>
+        <w:spacing w:after="120" w:line="360" w:lineRule="auto"/>
+        <w:jc w:val="both"/>
+        <w:rPr>
+          <w:rFonts w:ascii="Times New Roman" w:hAnsi="Times New Roman" w:cs="Times New Roman"/>
+          <w:sz w:val="24"/>
+          <w:szCs w:val="24"/>
+        </w:rPr>
+      </w:pPr>
+      <w:r>
+        <w:rPr>
+          <w:rFonts w:ascii="Times New Roman" w:hAnsi="Times New Roman" w:cs="Times New Roman"/>
+          <w:sz w:val="24"/>
+          <w:szCs w:val="24"/>
+        </w:rPr>
+        <w:t>Á</w:t>
+      </w:r>
+      <w:r>
+        <w:rPr>
+          <w:rFonts w:ascii="Times New Roman" w:hAnsi="Times New Roman" w:cs="Times New Roman"/>
+          <w:sz w:val="24"/>
+          <w:szCs w:val="24"/>
+        </w:rPr>
+        <w:t xml:space="preserve">ltalánosan megfigyelhető, hogy a </w:t>
+      </w:r>
+      <w:proofErr w:type="spellStart"/>
+      <w:r>
+        <w:rPr>
+          <w:rFonts w:ascii="Times New Roman" w:hAnsi="Times New Roman" w:cs="Times New Roman"/>
+          <w:sz w:val="24"/>
+          <w:szCs w:val="24"/>
+        </w:rPr>
+        <w:t>Statistical</w:t>
+      </w:r>
+      <w:proofErr w:type="spellEnd"/>
+      <w:r>
+        <w:rPr>
+          <w:rFonts w:ascii="Times New Roman" w:hAnsi="Times New Roman" w:cs="Times New Roman"/>
+          <w:sz w:val="24"/>
+          <w:szCs w:val="24"/>
+        </w:rPr>
+        <w:t xml:space="preserve"> jellemzőkinyerési módszer a legtöbb modellnél legalább olyan jó, vagy jobb eredményt </w:t>
+      </w:r>
+      <w:proofErr w:type="gramStart"/>
+      <w:r>
+        <w:rPr>
+          <w:rFonts w:ascii="Times New Roman" w:hAnsi="Times New Roman" w:cs="Times New Roman"/>
+          <w:sz w:val="24"/>
+          <w:szCs w:val="24"/>
+        </w:rPr>
+        <w:t>ad</w:t>
+      </w:r>
+      <w:proofErr w:type="gramEnd"/>
+      <w:r>
+        <w:rPr>
+          <w:rFonts w:ascii="Times New Roman" w:hAnsi="Times New Roman" w:cs="Times New Roman"/>
+          <w:sz w:val="24"/>
+          <w:szCs w:val="24"/>
+        </w:rPr>
+        <w:t xml:space="preserve"> mint a bonyolultabb fázis alapú módszerek. Ez arra utalhat, hogy az egyszer</w:t>
+      </w:r>
+      <w:r>
+        <w:rPr>
+          <w:rFonts w:ascii="Times New Roman" w:hAnsi="Times New Roman" w:cs="Times New Roman"/>
+          <w:sz w:val="24"/>
+          <w:szCs w:val="24"/>
+        </w:rPr>
+        <w:t>ű statisztikai jellemzők, mint az</w:t>
+      </w:r>
+      <w:r>
+        <w:rPr>
+          <w:rFonts w:ascii="Times New Roman" w:hAnsi="Times New Roman" w:cs="Times New Roman"/>
+          <w:sz w:val="24"/>
+          <w:szCs w:val="24"/>
+        </w:rPr>
+        <w:t xml:space="preserve"> átlag, szórás, tel</w:t>
+      </w:r>
+      <w:r>
+        <w:rPr>
+          <w:rFonts w:ascii="Times New Roman" w:hAnsi="Times New Roman" w:cs="Times New Roman"/>
+          <w:sz w:val="24"/>
+          <w:szCs w:val="24"/>
+        </w:rPr>
+        <w:t>jesítménybecslés és sávarányok</w:t>
+      </w:r>
+      <w:r>
+        <w:rPr>
+          <w:rFonts w:ascii="Times New Roman" w:hAnsi="Times New Roman" w:cs="Times New Roman"/>
+          <w:sz w:val="24"/>
+          <w:szCs w:val="24"/>
+        </w:rPr>
+        <w:t xml:space="preserve"> ebben az adathalmazban elegendő </w:t>
+      </w:r>
+      <w:proofErr w:type="gramStart"/>
+      <w:r>
+        <w:rPr>
+          <w:rFonts w:ascii="Times New Roman" w:hAnsi="Times New Roman" w:cs="Times New Roman"/>
+          <w:sz w:val="24"/>
+          <w:szCs w:val="24"/>
+        </w:rPr>
+        <w:t>információt</w:t>
+      </w:r>
+      <w:proofErr w:type="gramEnd"/>
+      <w:r>
+        <w:rPr>
+          <w:rFonts w:ascii="Times New Roman" w:hAnsi="Times New Roman" w:cs="Times New Roman"/>
+          <w:sz w:val="24"/>
+          <w:szCs w:val="24"/>
+        </w:rPr>
+        <w:t xml:space="preserve"> hordoznak az osztályozáshoz, és a fázis spektrum alapú megközelítés nem nyújt lényeges többletinformációt.</w:t>
+      </w:r>
+    </w:p>
+    <w:p>
+      <w:pPr>
+        <w:spacing w:after="120" w:line="360" w:lineRule="auto"/>
+        <w:jc w:val="both"/>
+        <w:rPr>
+          <w:rFonts w:ascii="Times New Roman" w:hAnsi="Times New Roman" w:cs="Times New Roman"/>
+          <w:sz w:val="32"/>
+          <w:szCs w:val="24"/>
+        </w:rPr>
+      </w:pPr>
+      <w:r>
+        <w:rPr>
+          <w:rFonts w:ascii="Times New Roman" w:hAnsi="Times New Roman" w:cs="Times New Roman"/>
+          <w:sz w:val="24"/>
+        </w:rPr>
+        <w:t>Mivel az adathalmaz</w:t>
+      </w:r>
+      <w:r>
+        <w:rPr>
+          <w:rFonts w:ascii="Times New Roman" w:hAnsi="Times New Roman" w:cs="Times New Roman"/>
+          <w:sz w:val="24"/>
+        </w:rPr>
+        <w:t xml:space="preserve"> tökéletesen kiegyensúlyozott, </w:t>
+      </w:r>
+      <w:r>
+        <w:rPr>
+          <w:rFonts w:ascii="Times New Roman" w:hAnsi="Times New Roman" w:cs="Times New Roman"/>
+          <w:sz w:val="24"/>
+        </w:rPr>
+        <w:t>pontosan 25 beteg és 25 e</w:t>
+      </w:r>
+      <w:r>
+        <w:rPr>
+          <w:rFonts w:ascii="Times New Roman" w:hAnsi="Times New Roman" w:cs="Times New Roman"/>
+          <w:sz w:val="24"/>
+        </w:rPr>
+        <w:t>gészséges minta szerepel benne</w:t>
+      </w:r>
+      <w:r>
+        <w:rPr>
+          <w:rFonts w:ascii="Times New Roman" w:hAnsi="Times New Roman" w:cs="Times New Roman"/>
+          <w:sz w:val="24"/>
+        </w:rPr>
+        <w:t xml:space="preserve">, a pontosság és a </w:t>
+      </w:r>
+      <w:proofErr w:type="spellStart"/>
+      <w:r>
+        <w:rPr>
+          <w:rFonts w:ascii="Times New Roman" w:hAnsi="Times New Roman" w:cs="Times New Roman"/>
+          <w:sz w:val="24"/>
+        </w:rPr>
+        <w:t>balanced</w:t>
+      </w:r>
+      <w:proofErr w:type="spellEnd"/>
+      <w:r>
+        <w:rPr>
+          <w:rFonts w:ascii="Times New Roman" w:hAnsi="Times New Roman" w:cs="Times New Roman"/>
+          <w:sz w:val="24"/>
+        </w:rPr>
+        <w:t xml:space="preserve"> </w:t>
+      </w:r>
+      <w:proofErr w:type="spellStart"/>
+      <w:r>
+        <w:rPr>
+          <w:rFonts w:ascii="Times New Roman" w:hAnsi="Times New Roman" w:cs="Times New Roman"/>
+          <w:sz w:val="24"/>
+        </w:rPr>
+        <w:t>accuracy</w:t>
+      </w:r>
+      <w:proofErr w:type="spellEnd"/>
+      <w:r>
+        <w:rPr>
+          <w:rFonts w:ascii="Times New Roman" w:hAnsi="Times New Roman" w:cs="Times New Roman"/>
+          <w:sz w:val="24"/>
+        </w:rPr>
+        <w:t xml:space="preserve"> minden esetben ugyanazt az értéket adja. Ez várható viselkedés, hiszen a </w:t>
+      </w:r>
+      <w:proofErr w:type="spellStart"/>
+      <w:r>
+        <w:rPr>
+          <w:rFonts w:ascii="Times New Roman" w:hAnsi="Times New Roman" w:cs="Times New Roman"/>
+          <w:sz w:val="24"/>
+        </w:rPr>
+        <w:t>balanced</w:t>
+      </w:r>
+      <w:proofErr w:type="spellEnd"/>
+      <w:r>
+        <w:rPr>
+          <w:rFonts w:ascii="Times New Roman" w:hAnsi="Times New Roman" w:cs="Times New Roman"/>
+          <w:sz w:val="24"/>
+        </w:rPr>
+        <w:t xml:space="preserve"> </w:t>
+      </w:r>
+      <w:proofErr w:type="spellStart"/>
+      <w:r>
+        <w:rPr>
+          <w:rFonts w:ascii="Times New Roman" w:hAnsi="Times New Roman" w:cs="Times New Roman"/>
+          <w:sz w:val="24"/>
+        </w:rPr>
+        <w:t>accuracy</w:t>
+      </w:r>
+      <w:proofErr w:type="spellEnd"/>
+      <w:r>
+        <w:rPr>
+          <w:rFonts w:ascii="Times New Roman" w:hAnsi="Times New Roman" w:cs="Times New Roman"/>
+          <w:sz w:val="24"/>
+        </w:rPr>
+        <w:t xml:space="preserve"> csak kiegyensúlyozatlan adathalmazon tér el a hagyományos pontosságtól. A táblázatban mindkét metrika szerepel a teljesség kedvéért, de az értékek azonossága </w:t>
+      </w:r>
+      <w:proofErr w:type="gramStart"/>
+      <w:r>
+        <w:rPr>
+          <w:rFonts w:ascii="Times New Roman" w:hAnsi="Times New Roman" w:cs="Times New Roman"/>
+          <w:sz w:val="24"/>
+        </w:rPr>
+        <w:t>megerősíti</w:t>
+      </w:r>
+      <w:proofErr w:type="gramEnd"/>
+      <w:r>
+        <w:rPr>
+          <w:rFonts w:ascii="Times New Roman" w:hAnsi="Times New Roman" w:cs="Times New Roman"/>
+          <w:sz w:val="24"/>
+        </w:rPr>
+        <w:t xml:space="preserve"> hogy az adathalmaz megfelelően van összeállítva.</w:t>
+      </w:r>
+    </w:p>
+    <w:p>
+      <w:pPr>
+        <w:spacing w:after="0" w:line="360" w:lineRule="auto"/>
+        <w:jc w:val="both"/>
+        <w:rPr>
+          <w:rFonts w:ascii="Times New Roman" w:hAnsi="Times New Roman" w:cs="Times New Roman"/>
+          <w:sz w:val="24"/>
+        </w:rPr>
+      </w:pPr>
+      <w:r>
+        <w:rPr>
+          <w:rFonts w:ascii="Times New Roman" w:hAnsi="Times New Roman" w:cs="Times New Roman"/>
+          <w:sz w:val="24"/>
+        </w:rPr>
+        <w:t xml:space="preserve">Érdemes megjegyezni, hogy a Random Forest esetén már a tervezés során tudatosan döntöttem a </w:t>
+      </w:r>
+      <w:proofErr w:type="spellStart"/>
+      <w:r>
+        <w:rPr>
+          <w:rFonts w:ascii="Times New Roman" w:hAnsi="Times New Roman" w:cs="Times New Roman"/>
+          <w:sz w:val="24"/>
+        </w:rPr>
+        <w:t>Statistical</w:t>
+      </w:r>
+      <w:proofErr w:type="spellEnd"/>
+      <w:r>
+        <w:rPr>
+          <w:rFonts w:ascii="Times New Roman" w:hAnsi="Times New Roman" w:cs="Times New Roman"/>
+          <w:sz w:val="24"/>
+        </w:rPr>
+        <w:t xml:space="preserve"> módszer kizárólagos használata mellett, mivel a fa alapú algoritmusok felépítéséből adódóan nagy dimenziójú </w:t>
+      </w:r>
+      <w:proofErr w:type="gramStart"/>
+      <w:r>
+        <w:rPr>
+          <w:rFonts w:ascii="Times New Roman" w:hAnsi="Times New Roman" w:cs="Times New Roman"/>
+          <w:sz w:val="24"/>
+        </w:rPr>
+        <w:t>jellemzővektorokon</w:t>
+      </w:r>
+      <w:proofErr w:type="gramEnd"/>
+      <w:r>
+        <w:rPr>
+          <w:rFonts w:ascii="Times New Roman" w:hAnsi="Times New Roman" w:cs="Times New Roman"/>
+          <w:sz w:val="24"/>
+        </w:rPr>
+        <w:t xml:space="preserve"> kis adathalmazon könnyen túlilleszkednek. Az </w:t>
+      </w:r>
+      <w:proofErr w:type="spellStart"/>
+      <w:r>
+        <w:rPr>
+          <w:rFonts w:ascii="Times New Roman" w:hAnsi="Times New Roman" w:cs="Times New Roman"/>
+          <w:sz w:val="24"/>
+        </w:rPr>
+        <w:t>XGBoost</w:t>
+      </w:r>
+      <w:proofErr w:type="spellEnd"/>
+      <w:r>
+        <w:rPr>
+          <w:rFonts w:ascii="Times New Roman" w:hAnsi="Times New Roman" w:cs="Times New Roman"/>
+          <w:sz w:val="24"/>
+        </w:rPr>
+        <w:t xml:space="preserve"> esetén ez a korlátozás nem került bevezetésre, és mindh</w:t>
+      </w:r>
+      <w:r>
+        <w:rPr>
+          <w:rFonts w:ascii="Times New Roman" w:hAnsi="Times New Roman" w:cs="Times New Roman"/>
+          <w:sz w:val="24"/>
+        </w:rPr>
+        <w:t>árom módszer elérhető maradt. A</w:t>
+      </w:r>
+      <w:r>
+        <w:rPr>
+          <w:rFonts w:ascii="Times New Roman" w:hAnsi="Times New Roman" w:cs="Times New Roman"/>
+          <w:sz w:val="24"/>
+        </w:rPr>
+        <w:t xml:space="preserve">z eredmények azonban utólag igazolták, hogy itt is elegendő lett volna csak a </w:t>
+      </w:r>
+      <w:proofErr w:type="spellStart"/>
+      <w:r>
+        <w:rPr>
+          <w:rFonts w:ascii="Times New Roman" w:hAnsi="Times New Roman" w:cs="Times New Roman"/>
+          <w:sz w:val="24"/>
+        </w:rPr>
+        <w:t>Statistical</w:t>
+      </w:r>
+      <w:proofErr w:type="spellEnd"/>
+      <w:r>
+        <w:rPr>
+          <w:rFonts w:ascii="Times New Roman" w:hAnsi="Times New Roman" w:cs="Times New Roman"/>
+          <w:sz w:val="24"/>
+        </w:rPr>
+        <w:t xml:space="preserve"> módszert engedélyezni, mivel </w:t>
+      </w:r>
+      <w:r>
+        <w:rPr>
+          <w:rFonts w:ascii="Times New Roman" w:hAnsi="Times New Roman" w:cs="Times New Roman"/>
+          <w:sz w:val="24"/>
+        </w:rPr>
+        <w:lastRenderedPageBreak/>
+        <w:t xml:space="preserve">az </w:t>
+      </w:r>
+      <w:proofErr w:type="spellStart"/>
+      <w:r>
+        <w:rPr>
+          <w:rFonts w:ascii="Times New Roman" w:hAnsi="Times New Roman" w:cs="Times New Roman"/>
+          <w:sz w:val="24"/>
+        </w:rPr>
+        <w:t>XGBoost</w:t>
+      </w:r>
+      <w:proofErr w:type="spellEnd"/>
+      <w:r>
+        <w:rPr>
+          <w:rFonts w:ascii="Times New Roman" w:hAnsi="Times New Roman" w:cs="Times New Roman"/>
+          <w:sz w:val="24"/>
+        </w:rPr>
+        <w:t xml:space="preserve"> mindhárom jellemzőkinyerési módszerrel azonos, 88%-</w:t>
+      </w:r>
+      <w:proofErr w:type="spellStart"/>
+      <w:r>
+        <w:rPr>
+          <w:rFonts w:ascii="Times New Roman" w:hAnsi="Times New Roman" w:cs="Times New Roman"/>
+          <w:sz w:val="24"/>
+        </w:rPr>
+        <w:t>os</w:t>
+      </w:r>
+      <w:proofErr w:type="spellEnd"/>
+      <w:r>
+        <w:rPr>
+          <w:rFonts w:ascii="Times New Roman" w:hAnsi="Times New Roman" w:cs="Times New Roman"/>
+          <w:sz w:val="24"/>
+        </w:rPr>
+        <w:t xml:space="preserve"> pontosságot ért el. Ez egy hasznos tanulság a rendszer esetleges jövőbeli egyszerűsítéséhez.</w:t>
+      </w:r>
+    </w:p>
+    <w:p>
+      <w:pPr>
+        <w:spacing w:after="0" w:line="360" w:lineRule="auto"/>
+        <w:jc w:val="both"/>
+        <w:rPr>
+          <w:rFonts w:ascii="Times New Roman" w:hAnsi="Times New Roman" w:cs="Times New Roman"/>
+          <w:sz w:val="24"/>
+        </w:rPr>
+      </w:pPr>
+    </w:p>
+    <w:p>
+      <w:pPr>
+        <w:pStyle w:val="Cmsor2"/>
+      </w:pPr>
+      <w:r>
+        <w:t>3.2 Jellemzők fontossága</w:t>
+      </w:r>
+    </w:p>
+    <w:p>
+      <w:pPr>
+        <w:spacing w:after="0"/>
+      </w:pPr>
+    </w:p>
+    <w:p>
+      <w:pPr>
+        <w:pStyle w:val="font-claude-response-body"/>
+        <w:spacing w:before="0" w:beforeAutospacing="0" w:after="120" w:afterAutospacing="0" w:line="360" w:lineRule="auto"/>
+        <w:jc w:val="both"/>
+      </w:pPr>
+      <w:r>
+        <w:t xml:space="preserve">A jellemzők fontosságának vizsgálata megmutatja, hogy az egyes csatornák és statisztikai mutatók mennyire befolyásolják az osztályozási döntést. A rendszer két módszerrel határozza meg ezt: Random Forest és RF+MLP esetén a beépített </w:t>
+      </w:r>
+      <w:proofErr w:type="spellStart"/>
+      <w:r>
+        <w:t>feature_importances</w:t>
+      </w:r>
+      <w:proofErr w:type="spellEnd"/>
+      <w:r>
+        <w:t xml:space="preserve">_ tulajdonsággal, SVM esetén </w:t>
+      </w:r>
+      <w:proofErr w:type="spellStart"/>
+      <w:r>
+        <w:t>permutation</w:t>
+      </w:r>
+      <w:proofErr w:type="spellEnd"/>
+      <w:r>
+        <w:t xml:space="preserve"> </w:t>
+      </w:r>
+      <w:proofErr w:type="spellStart"/>
+      <w:r>
+        <w:t>importance</w:t>
+      </w:r>
+      <w:proofErr w:type="spellEnd"/>
+      <w:r>
+        <w:t xml:space="preserve"> módszerrel, amely 10-szer </w:t>
+      </w:r>
+      <w:proofErr w:type="spellStart"/>
+      <w:r>
+        <w:t>újrafuttatja</w:t>
+      </w:r>
+      <w:proofErr w:type="spellEnd"/>
+      <w:r>
+        <w:t xml:space="preserve"> a modellt, minden alkalommal egy jellemző értékeit felkeverve, és méri, mennyit esett vissza a pontosság.</w:t>
+      </w:r>
+    </w:p>
+    <w:p>
+      <w:pPr>
+        <w:spacing w:after="120" w:line="360" w:lineRule="auto"/>
+        <w:jc w:val="both"/>
+        <w:rPr>
+          <w:rFonts w:ascii="Times New Roman" w:eastAsia="Times New Roman" w:hAnsi="Times New Roman" w:cs="Times New Roman"/>
+          <w:sz w:val="24"/>
+          <w:szCs w:val="24"/>
+          <w:lang w:eastAsia="hu-HU"/>
+        </w:rPr>
+      </w:pPr>
+      <w:r>
+        <w:rPr>
+          <w:rFonts w:ascii="Times New Roman" w:eastAsia="Times New Roman" w:hAnsi="Times New Roman" w:cs="Times New Roman"/>
+          <w:sz w:val="24"/>
+          <w:szCs w:val="24"/>
+          <w:lang w:eastAsia="hu-HU"/>
+        </w:rPr>
+        <w:t>Az SVM-</w:t>
+      </w:r>
+      <w:proofErr w:type="spellStart"/>
+      <w:r>
+        <w:rPr>
+          <w:rFonts w:ascii="Times New Roman" w:eastAsia="Times New Roman" w:hAnsi="Times New Roman" w:cs="Times New Roman"/>
+          <w:sz w:val="24"/>
+          <w:szCs w:val="24"/>
+          <w:lang w:eastAsia="hu-HU"/>
+        </w:rPr>
+        <w:t>nél</w:t>
+      </w:r>
+      <w:proofErr w:type="spellEnd"/>
+      <w:r>
+        <w:rPr>
+          <w:rFonts w:ascii="Times New Roman" w:eastAsia="Times New Roman" w:hAnsi="Times New Roman" w:cs="Times New Roman"/>
+          <w:sz w:val="24"/>
+          <w:szCs w:val="24"/>
+          <w:lang w:eastAsia="hu-HU"/>
+        </w:rPr>
+        <w:t xml:space="preserve"> a beta2_mean bizonyult a legfontosabb jellemzőnek, fontossági értéke meghaladja a 0.035-öt, a második helyen az alpha2_std áll 0.030 körüli értékkel. Ezt követi a beta2_std és az alpha1_std. Érdekes, hogy a </w:t>
+      </w:r>
+      <w:proofErr w:type="spellStart"/>
+      <w:r>
+        <w:rPr>
+          <w:rFonts w:ascii="Times New Roman" w:eastAsia="Times New Roman" w:hAnsi="Times New Roman" w:cs="Times New Roman"/>
+          <w:sz w:val="24"/>
+          <w:szCs w:val="24"/>
+          <w:lang w:eastAsia="hu-HU"/>
+        </w:rPr>
+        <w:t>theta</w:t>
+      </w:r>
+      <w:proofErr w:type="spellEnd"/>
+      <w:r>
+        <w:rPr>
+          <w:rFonts w:ascii="Times New Roman" w:eastAsia="Times New Roman" w:hAnsi="Times New Roman" w:cs="Times New Roman"/>
+          <w:sz w:val="24"/>
+          <w:szCs w:val="24"/>
+          <w:lang w:eastAsia="hu-HU"/>
+        </w:rPr>
+        <w:t xml:space="preserve">/alpha2 arány is bekerül a top 5 közé, ami arra utal, hogy a théta és alfa sávok egymáshoz viszonyított aránya is hordoz hasznos </w:t>
+      </w:r>
+      <w:proofErr w:type="gramStart"/>
+      <w:r>
+        <w:rPr>
+          <w:rFonts w:ascii="Times New Roman" w:eastAsia="Times New Roman" w:hAnsi="Times New Roman" w:cs="Times New Roman"/>
+          <w:sz w:val="24"/>
+          <w:szCs w:val="24"/>
+          <w:lang w:eastAsia="hu-HU"/>
+        </w:rPr>
+        <w:t>információt</w:t>
+      </w:r>
+      <w:proofErr w:type="gramEnd"/>
+      <w:r>
+        <w:rPr>
+          <w:rFonts w:ascii="Times New Roman" w:eastAsia="Times New Roman" w:hAnsi="Times New Roman" w:cs="Times New Roman"/>
+          <w:sz w:val="24"/>
+          <w:szCs w:val="24"/>
+          <w:lang w:eastAsia="hu-HU"/>
+        </w:rPr>
+        <w:t xml:space="preserve">. Az alpha1/beta1 és alpha2/beta2 arányok, valamint az </w:t>
+      </w:r>
+      <w:proofErr w:type="spellStart"/>
+      <w:r>
+        <w:rPr>
+          <w:rFonts w:ascii="Times New Roman" w:eastAsia="Times New Roman" w:hAnsi="Times New Roman" w:cs="Times New Roman"/>
+          <w:sz w:val="24"/>
+          <w:szCs w:val="24"/>
+          <w:lang w:eastAsia="hu-HU"/>
+        </w:rPr>
+        <w:t>rms</w:t>
+      </w:r>
+      <w:proofErr w:type="spellEnd"/>
+      <w:r>
+        <w:rPr>
+          <w:rFonts w:ascii="Times New Roman" w:eastAsia="Times New Roman" w:hAnsi="Times New Roman" w:cs="Times New Roman"/>
+          <w:sz w:val="24"/>
+          <w:szCs w:val="24"/>
+          <w:lang w:eastAsia="hu-HU"/>
+        </w:rPr>
+        <w:t xml:space="preserve"> értékek a lista alján végeztek, ezek tehát alig befolyásolják a döntést.</w:t>
+      </w:r>
+    </w:p>
+    <w:p>
+      <w:pPr>
+        <w:spacing w:after="120" w:line="360" w:lineRule="auto"/>
+        <w:jc w:val="center"/>
+        <w:rPr>
+          <w:rFonts w:ascii="Times New Roman" w:eastAsia="Times New Roman" w:hAnsi="Times New Roman" w:cs="Times New Roman"/>
+          <w:sz w:val="24"/>
+          <w:szCs w:val="24"/>
+          <w:lang w:eastAsia="hu-HU"/>
+        </w:rPr>
+      </w:pPr>
+      <w:r>
+        <w:rPr>
+          <w:rFonts w:ascii="Times New Roman" w:eastAsia="Times New Roman" w:hAnsi="Times New Roman" w:cs="Times New Roman"/>
+          <w:noProof/>
+          <w:sz w:val="24"/>
+          <w:szCs w:val="24"/>
+          <w:lang w:eastAsia="hu-HU"/>
+        </w:rPr>
+        <w:drawing>
+          <wp:inline distT="0" distB="0" distL="0" distR="0">
+            <wp:extent cx="4994694" cy="3796390"/>
+            <wp:effectExtent l="0" t="0" r="0" b="0"/>
+            <wp:docPr id="4" name="Kép 4"/>
+            <wp:cNvGraphicFramePr>
+              <a:graphicFrameLocks xmlns:a="http://schemas.openxmlformats.org/drawingml/2006/main" noChangeAspect="1"/>
+            </wp:cNvGraphicFramePr>
+            <a:graphic xmlns:a="http://schemas.openxmlformats.org/drawingml/2006/main">
+              <a:graphicData uri="http://schemas.openxmlformats.org/drawingml/2006/picture">
+                <pic:pic xmlns:pic="http://schemas.openxmlformats.org/drawingml/2006/picture">
+                  <pic:nvPicPr>
+                    <pic:cNvPr id="4" name="svm-stat.png"/>
+                    <pic:cNvPicPr/>
+                  </pic:nvPicPr>
+                  <pic:blipFill>
+                    <a:blip r:embed="rId11">
+                      <a:extLst>
+                        <a:ext uri="{28A0092B-C50C-407E-A947-70E740481C1C}">
+                          <a14:useLocalDpi xmlns:a14="http://schemas.microsoft.com/office/drawing/2010/main" val="0"/>
+                        </a:ext>
+                      </a:extLst>
+                    </a:blip>
+                    <a:stretch>
+                      <a:fillRect/>
+                    </a:stretch>
+                  </pic:blipFill>
+                  <pic:spPr>
+                    <a:xfrm>
+                      <a:off x="0" y="0"/>
+                      <a:ext cx="5023838" cy="3818542"/>
+                    </a:xfrm>
+                    <a:prstGeom prst="rect">
+                      <a:avLst/>
+                    </a:prstGeom>
+                  </pic:spPr>
+                </pic:pic>
+              </a:graphicData>
+            </a:graphic>
+          </wp:inline>
+        </w:drawing>
+      </w:r>
+    </w:p>
+    <w:p>
+      <w:pPr>
+        <w:spacing w:after="120" w:line="360" w:lineRule="auto"/>
+        <w:jc w:val="center"/>
+        <w:rPr>
+          <w:rFonts w:ascii="Times New Roman" w:hAnsi="Times New Roman" w:cs="Times New Roman"/>
+          <w:sz w:val="28"/>
+        </w:rPr>
+      </w:pPr>
+      <w:r>
+        <w:rPr>
+          <w:rFonts w:ascii="Times New Roman" w:eastAsia="Times New Roman" w:hAnsi="Times New Roman" w:cs="Times New Roman"/>
+          <w:sz w:val="24"/>
+          <w:szCs w:val="24"/>
+          <w:lang w:eastAsia="hu-HU"/>
+        </w:rPr>
+        <w:t>3</w:t>
+      </w:r>
+      <w:r>
+        <w:rPr>
+          <w:rFonts w:ascii="Times New Roman" w:hAnsi="Times New Roman" w:cs="Times New Roman"/>
+          <w:sz w:val="24"/>
+        </w:rPr>
+        <w:t>.1</w:t>
+      </w:r>
+      <w:r>
+        <w:rPr>
+          <w:rFonts w:ascii="Times New Roman" w:hAnsi="Times New Roman" w:cs="Times New Roman"/>
+          <w:sz w:val="24"/>
+        </w:rPr>
+        <w:t xml:space="preserve">. ábra: </w:t>
+      </w:r>
+      <w:r>
+        <w:rPr>
+          <w:rFonts w:ascii="Times New Roman" w:hAnsi="Times New Roman" w:cs="Times New Roman"/>
+          <w:sz w:val="24"/>
+        </w:rPr>
+        <w:t>Top 20 legmérvadóbb jellemző – SVM (</w:t>
+      </w:r>
+      <w:proofErr w:type="spellStart"/>
+      <w:r>
+        <w:rPr>
+          <w:rFonts w:ascii="Times New Roman" w:hAnsi="Times New Roman" w:cs="Times New Roman"/>
+          <w:sz w:val="24"/>
+        </w:rPr>
+        <w:t>Statistical</w:t>
+      </w:r>
+      <w:proofErr w:type="spellEnd"/>
+      <w:r>
+        <w:rPr>
+          <w:rFonts w:ascii="Times New Roman" w:hAnsi="Times New Roman" w:cs="Times New Roman"/>
+          <w:sz w:val="24"/>
+        </w:rPr>
+        <w:t>)</w:t>
+      </w:r>
+    </w:p>
+    <w:p>
+      <w:pPr>
+        <w:spacing w:after="120" w:line="360" w:lineRule="auto"/>
+        <w:jc w:val="both"/>
+        <w:rPr>
+          <w:rFonts w:ascii="Times New Roman" w:hAnsi="Times New Roman" w:cs="Times New Roman"/>
+          <w:sz w:val="24"/>
+        </w:rPr>
+      </w:pPr>
+      <w:r>
+        <w:rPr>
+          <w:rFonts w:ascii="Times New Roman" w:hAnsi="Times New Roman" w:cs="Times New Roman"/>
+          <w:sz w:val="24"/>
+        </w:rPr>
+        <w:lastRenderedPageBreak/>
+        <w:t>Az RF+MLP-</w:t>
+      </w:r>
+      <w:proofErr w:type="spellStart"/>
+      <w:r>
+        <w:rPr>
+          <w:rFonts w:ascii="Times New Roman" w:hAnsi="Times New Roman" w:cs="Times New Roman"/>
+          <w:sz w:val="24"/>
+        </w:rPr>
+        <w:t>nél</w:t>
+      </w:r>
+      <w:proofErr w:type="spellEnd"/>
+      <w:r>
+        <w:rPr>
+          <w:rFonts w:ascii="Times New Roman" w:hAnsi="Times New Roman" w:cs="Times New Roman"/>
+          <w:sz w:val="24"/>
+        </w:rPr>
+        <w:t xml:space="preserve"> a beta1_std végzett az első helyen, fontossági értéke meghaladja a 0.10-et, ami jóval </w:t>
+      </w:r>
+      <w:proofErr w:type="gramStart"/>
+      <w:r>
+        <w:rPr>
+          <w:rFonts w:ascii="Times New Roman" w:hAnsi="Times New Roman" w:cs="Times New Roman"/>
+          <w:sz w:val="24"/>
+        </w:rPr>
+        <w:t>magasabb</w:t>
+      </w:r>
+      <w:proofErr w:type="gramEnd"/>
+      <w:r>
+        <w:rPr>
+          <w:rFonts w:ascii="Times New Roman" w:hAnsi="Times New Roman" w:cs="Times New Roman"/>
+          <w:sz w:val="24"/>
+        </w:rPr>
+        <w:t xml:space="preserve"> mint az SVM-</w:t>
+      </w:r>
+      <w:proofErr w:type="spellStart"/>
+      <w:r>
+        <w:rPr>
+          <w:rFonts w:ascii="Times New Roman" w:hAnsi="Times New Roman" w:cs="Times New Roman"/>
+          <w:sz w:val="24"/>
+        </w:rPr>
+        <w:t>nél</w:t>
+      </w:r>
+      <w:proofErr w:type="spellEnd"/>
+      <w:r>
+        <w:rPr>
+          <w:rFonts w:ascii="Times New Roman" w:hAnsi="Times New Roman" w:cs="Times New Roman"/>
+          <w:sz w:val="24"/>
+        </w:rPr>
+        <w:t xml:space="preserve"> látott számok. Mögötte az alpha2_std és az alpha1_mean következik. Az alfa és béta sávok jellemzői itt is dominálnak, ami összhangban van az 1.2 fejezetben leírt élettani háttérrel, ezek a sávok ugyanis </w:t>
+      </w:r>
+      <w:proofErr w:type="gramStart"/>
+      <w:r>
+        <w:rPr>
+          <w:rFonts w:ascii="Times New Roman" w:hAnsi="Times New Roman" w:cs="Times New Roman"/>
+          <w:sz w:val="24"/>
+        </w:rPr>
+        <w:t>aktív</w:t>
+      </w:r>
+      <w:proofErr w:type="gramEnd"/>
+      <w:r>
+        <w:rPr>
+          <w:rFonts w:ascii="Times New Roman" w:hAnsi="Times New Roman" w:cs="Times New Roman"/>
+          <w:sz w:val="24"/>
+        </w:rPr>
+        <w:t xml:space="preserve"> kognitív folyamatokhoz és </w:t>
+      </w:r>
+      <w:proofErr w:type="spellStart"/>
+      <w:r>
+        <w:rPr>
+          <w:rFonts w:ascii="Times New Roman" w:hAnsi="Times New Roman" w:cs="Times New Roman"/>
+          <w:sz w:val="24"/>
+        </w:rPr>
+        <w:t>relaxált</w:t>
+      </w:r>
+      <w:proofErr w:type="spellEnd"/>
+      <w:r>
+        <w:rPr>
+          <w:rFonts w:ascii="Times New Roman" w:hAnsi="Times New Roman" w:cs="Times New Roman"/>
+          <w:sz w:val="24"/>
+        </w:rPr>
+        <w:t xml:space="preserve"> éber állapothoz köthetők. Ami viszont eltér az SVM-</w:t>
+      </w:r>
+      <w:proofErr w:type="spellStart"/>
+      <w:r>
+        <w:rPr>
+          <w:rFonts w:ascii="Times New Roman" w:hAnsi="Times New Roman" w:cs="Times New Roman"/>
+          <w:sz w:val="24"/>
+        </w:rPr>
+        <w:t>től</w:t>
+      </w:r>
+      <w:proofErr w:type="spellEnd"/>
+      <w:r>
+        <w:rPr>
+          <w:rFonts w:ascii="Times New Roman" w:hAnsi="Times New Roman" w:cs="Times New Roman"/>
+          <w:sz w:val="24"/>
+        </w:rPr>
+        <w:t xml:space="preserve">: itt az </w:t>
+      </w:r>
+      <w:proofErr w:type="spellStart"/>
+      <w:r>
+        <w:rPr>
+          <w:rFonts w:ascii="Times New Roman" w:hAnsi="Times New Roman" w:cs="Times New Roman"/>
+          <w:sz w:val="24"/>
+        </w:rPr>
+        <w:t>rms</w:t>
+      </w:r>
+      <w:proofErr w:type="spellEnd"/>
+      <w:r>
+        <w:rPr>
+          <w:rFonts w:ascii="Times New Roman" w:hAnsi="Times New Roman" w:cs="Times New Roman"/>
+          <w:sz w:val="24"/>
+        </w:rPr>
+        <w:t xml:space="preserve"> értékek is fontos szerepet kapnak, míg az SVM-</w:t>
+      </w:r>
+      <w:proofErr w:type="spellStart"/>
+      <w:r>
+        <w:rPr>
+          <w:rFonts w:ascii="Times New Roman" w:hAnsi="Times New Roman" w:cs="Times New Roman"/>
+          <w:sz w:val="24"/>
+        </w:rPr>
+        <w:t>nél</w:t>
+      </w:r>
+      <w:proofErr w:type="spellEnd"/>
+      <w:r>
+        <w:rPr>
+          <w:rFonts w:ascii="Times New Roman" w:hAnsi="Times New Roman" w:cs="Times New Roman"/>
+          <w:sz w:val="24"/>
+        </w:rPr>
+        <w:t xml:space="preserve"> ezek a lista végén voltak.</w:t>
+      </w:r>
+    </w:p>
+    <w:p>
+      <w:pPr>
+        <w:spacing w:after="120" w:line="360" w:lineRule="auto"/>
+        <w:jc w:val="center"/>
+        <w:rPr>
+          <w:rFonts w:ascii="Times New Roman" w:eastAsia="Times New Roman" w:hAnsi="Times New Roman" w:cs="Times New Roman"/>
+          <w:sz w:val="24"/>
+          <w:szCs w:val="24"/>
+          <w:lang w:eastAsia="hu-HU"/>
+        </w:rPr>
+      </w:pPr>
+      <w:r>
+        <w:rPr>
+          <w:rFonts w:ascii="Times New Roman" w:eastAsia="Times New Roman" w:hAnsi="Times New Roman" w:cs="Times New Roman"/>
+          <w:noProof/>
+          <w:sz w:val="24"/>
+          <w:szCs w:val="24"/>
+          <w:lang w:eastAsia="hu-HU"/>
+        </w:rPr>
+        <w:drawing>
+          <wp:inline distT="0" distB="0" distL="0" distR="0">
+            <wp:extent cx="5007659" cy="3798000"/>
+            <wp:effectExtent l="0" t="0" r="2540" b="0"/>
+            <wp:docPr id="5" name="Kép 5"/>
+            <wp:cNvGraphicFramePr>
+              <a:graphicFrameLocks xmlns:a="http://schemas.openxmlformats.org/drawingml/2006/main" noChangeAspect="1"/>
+            </wp:cNvGraphicFramePr>
+            <a:graphic xmlns:a="http://schemas.openxmlformats.org/drawingml/2006/main">
+              <a:graphicData uri="http://schemas.openxmlformats.org/drawingml/2006/picture">
+                <pic:pic xmlns:pic="http://schemas.openxmlformats.org/drawingml/2006/picture">
+                  <pic:nvPicPr>
+                    <pic:cNvPr id="5" name="rf_mlp-stat.png"/>
+                    <pic:cNvPicPr/>
+                  </pic:nvPicPr>
+                  <pic:blipFill>
+                    <a:blip r:embed="rId12">
+                      <a:extLst>
+                        <a:ext uri="{28A0092B-C50C-407E-A947-70E740481C1C}">
+                          <a14:useLocalDpi xmlns:a14="http://schemas.microsoft.com/office/drawing/2010/main" val="0"/>
+                        </a:ext>
+                      </a:extLst>
+                    </a:blip>
+                    <a:stretch>
+                      <a:fillRect/>
+                    </a:stretch>
+                  </pic:blipFill>
+                  <pic:spPr>
+                    <a:xfrm>
+                      <a:off x="0" y="0"/>
+                      <a:ext cx="5007659" cy="3798000"/>
+                    </a:xfrm>
+                    <a:prstGeom prst="rect">
+                      <a:avLst/>
+                    </a:prstGeom>
+                  </pic:spPr>
+                </pic:pic>
+              </a:graphicData>
+            </a:graphic>
+          </wp:inline>
+        </w:drawing>
+      </w:r>
+    </w:p>
+    <w:p>
+      <w:pPr>
+        <w:spacing w:after="120" w:line="360" w:lineRule="auto"/>
+        <w:jc w:val="center"/>
+        <w:rPr>
+          <w:rFonts w:ascii="Times New Roman" w:hAnsi="Times New Roman" w:cs="Times New Roman"/>
+          <w:sz w:val="24"/>
+        </w:rPr>
+      </w:pPr>
+      <w:r>
+        <w:rPr>
+          <w:rFonts w:ascii="Times New Roman" w:eastAsia="Times New Roman" w:hAnsi="Times New Roman" w:cs="Times New Roman"/>
+          <w:sz w:val="24"/>
+          <w:szCs w:val="24"/>
+          <w:lang w:eastAsia="hu-HU"/>
+        </w:rPr>
+        <w:t>3.2 ábra:</w:t>
+      </w:r>
+      <w:r>
+        <w:t xml:space="preserve"> </w:t>
+      </w:r>
+      <w:r>
+        <w:rPr>
+          <w:rFonts w:ascii="Times New Roman" w:hAnsi="Times New Roman" w:cs="Times New Roman"/>
+          <w:sz w:val="24"/>
+        </w:rPr>
+        <w:t>Top 20 legmérvadóbb jellemző – RF+MLP (</w:t>
+      </w:r>
+      <w:proofErr w:type="spellStart"/>
+      <w:r>
+        <w:rPr>
+          <w:rFonts w:ascii="Times New Roman" w:hAnsi="Times New Roman" w:cs="Times New Roman"/>
+          <w:sz w:val="24"/>
+        </w:rPr>
+        <w:t>Statistical</w:t>
+      </w:r>
+      <w:proofErr w:type="spellEnd"/>
+      <w:r>
+        <w:rPr>
+          <w:rFonts w:ascii="Times New Roman" w:hAnsi="Times New Roman" w:cs="Times New Roman"/>
+          <w:sz w:val="24"/>
+        </w:rPr>
+        <w:t>)</w:t>
+      </w:r>
+    </w:p>
+    <w:p>
+      <w:pPr>
+        <w:spacing w:after="120" w:line="360" w:lineRule="auto"/>
+        <w:jc w:val="both"/>
+        <w:rPr>
+          <w:rFonts w:ascii="Times New Roman" w:eastAsia="Times New Roman" w:hAnsi="Times New Roman" w:cs="Times New Roman"/>
+          <w:sz w:val="28"/>
+          <w:szCs w:val="24"/>
+          <w:lang w:eastAsia="hu-HU"/>
+        </w:rPr>
+      </w:pPr>
+      <w:r>
+        <w:rPr>
+          <w:rFonts w:ascii="Times New Roman" w:hAnsi="Times New Roman" w:cs="Times New Roman"/>
+          <w:sz w:val="24"/>
+        </w:rPr>
+        <w:t>Mindkét modellnél közös megfigyelés, hogy a</w:t>
       </w:r>
       <w:bookmarkStart w:id="0" w:name="_GoBack"/>
       <w:bookmarkEnd w:id="0"/>
@@ -7944,844 +12683,17 @@
           <w:rFonts w:ascii="Times New Roman" w:hAnsi="Times New Roman" w:cs="Times New Roman"/>
           <w:sz w:val="24"/>
         </w:rPr>
-        <w:t>tet.</w:t>
-      </w:r>
-    </w:p>
-    <w:p>
-      <w:pPr>
-        <w:spacing w:after="120" w:line="360" w:lineRule="auto"/>
+        <w:t>z alfa és béta sávok jellemzői dominálnak, a gamma sávok és a sávarányok pedig kevésbé fontosak. Ez arra utal, hogy a beteg és egészséges személyek EEG-jelei elsősorban az alfa és béta frekvenciatartományban különböznek egymástól.</w:t>
+      </w:r>
+    </w:p>
+    <w:p>
+      <w:pPr>
+        <w:spacing w:after="0"/>
         <w:jc w:val="both"/>
-        <w:rPr>
-          <w:rFonts w:ascii="Times New Roman" w:hAnsi="Times New Roman" w:cs="Times New Roman"/>
-          <w:sz w:val="24"/>
-        </w:rPr>
-      </w:pPr>
-      <w:r>
-        <w:rPr>
-          <w:rFonts w:ascii="Times New Roman" w:hAnsi="Times New Roman" w:cs="Times New Roman"/>
-          <w:sz w:val="24"/>
-        </w:rPr>
-        <w:t xml:space="preserve">A </w:t>
-      </w:r>
-      <w:proofErr w:type="gramStart"/>
-      <w:r>
-        <w:rPr>
-          <w:rFonts w:ascii="Times New Roman" w:hAnsi="Times New Roman" w:cs="Times New Roman"/>
-          <w:sz w:val="24"/>
-        </w:rPr>
-        <w:t>fájl</w:t>
-      </w:r>
-      <w:proofErr w:type="gramEnd"/>
-      <w:r>
-        <w:rPr>
-          <w:rFonts w:ascii="Times New Roman" w:hAnsi="Times New Roman" w:cs="Times New Roman"/>
-          <w:sz w:val="24"/>
-        </w:rPr>
-        <w:t xml:space="preserve"> elején globális konfigurációs változók találhatók, amelyek meghatározzák az adatok helyét, a mintavételezési frekvenciát és az </w:t>
-      </w:r>
-      <w:proofErr w:type="spellStart"/>
-      <w:r>
-        <w:rPr>
-          <w:rFonts w:ascii="Times New Roman" w:hAnsi="Times New Roman" w:cs="Times New Roman"/>
-          <w:sz w:val="24"/>
-        </w:rPr>
-        <w:t>epochok</w:t>
-      </w:r>
-      <w:proofErr w:type="spellEnd"/>
-      <w:r>
-        <w:rPr>
-          <w:rFonts w:ascii="Times New Roman" w:hAnsi="Times New Roman" w:cs="Times New Roman"/>
-          <w:sz w:val="24"/>
-        </w:rPr>
-        <w:t xml:space="preserve"> hosszát. Ez azért hasznos, mert ha ezeket az értékeket meg kell változtatni, elegendő egy helyen módosítani.</w:t>
-      </w:r>
-    </w:p>
-    <w:p>
-      <w:pPr>
-        <w:spacing w:after="120" w:line="360" w:lineRule="auto"/>
-        <w:jc w:val="both"/>
-        <w:rPr>
-          <w:rFonts w:ascii="Times New Roman" w:hAnsi="Times New Roman" w:cs="Times New Roman"/>
-          <w:sz w:val="24"/>
-        </w:rPr>
-      </w:pPr>
-      <w:r>
-        <w:rPr>
-          <w:rFonts w:ascii="Times New Roman" w:hAnsi="Times New Roman" w:cs="Times New Roman"/>
-          <w:sz w:val="24"/>
-        </w:rPr>
-        <w:t xml:space="preserve">Az adatok betöltését a </w:t>
-      </w:r>
-      <w:proofErr w:type="spellStart"/>
-      <w:r>
-        <w:rPr>
-          <w:rFonts w:ascii="Times New Roman" w:hAnsi="Times New Roman" w:cs="Times New Roman"/>
-          <w:sz w:val="24"/>
-        </w:rPr>
-        <w:t>load_epochs_from_dir</w:t>
-      </w:r>
-      <w:proofErr w:type="spellEnd"/>
-      <w:r>
-        <w:rPr>
-          <w:rFonts w:ascii="Times New Roman" w:hAnsi="Times New Roman" w:cs="Times New Roman"/>
-          <w:sz w:val="24"/>
-        </w:rPr>
-        <w:t xml:space="preserve"> függvény végzi, amely beolvassa az összes CSV fájlt egy mappából, és 512 soros </w:t>
-      </w:r>
-      <w:proofErr w:type="spellStart"/>
-      <w:r>
-        <w:rPr>
-          <w:rFonts w:ascii="Times New Roman" w:hAnsi="Times New Roman" w:cs="Times New Roman"/>
-          <w:sz w:val="24"/>
-        </w:rPr>
-        <w:t>epochokra</w:t>
-      </w:r>
-      <w:proofErr w:type="spellEnd"/>
-      <w:r>
-        <w:rPr>
-          <w:rFonts w:ascii="Times New Roman" w:hAnsi="Times New Roman" w:cs="Times New Roman"/>
-          <w:sz w:val="24"/>
-        </w:rPr>
-        <w:t xml:space="preserve"> bontja őket – ugyanolyan </w:t>
-      </w:r>
-      <w:proofErr w:type="gramStart"/>
-      <w:r>
-        <w:rPr>
-          <w:rFonts w:ascii="Times New Roman" w:hAnsi="Times New Roman" w:cs="Times New Roman"/>
-          <w:sz w:val="24"/>
-        </w:rPr>
-        <w:t>logikával</w:t>
-      </w:r>
-      <w:proofErr w:type="gramEnd"/>
-      <w:r>
-        <w:rPr>
-          <w:rFonts w:ascii="Times New Roman" w:hAnsi="Times New Roman" w:cs="Times New Roman"/>
-          <w:sz w:val="24"/>
-        </w:rPr>
-        <w:t xml:space="preserve"> mint a feature_extraction.py-</w:t>
-      </w:r>
-      <w:proofErr w:type="spellStart"/>
-      <w:r>
-        <w:rPr>
-          <w:rFonts w:ascii="Times New Roman" w:hAnsi="Times New Roman" w:cs="Times New Roman"/>
-          <w:sz w:val="24"/>
-        </w:rPr>
-        <w:t>ban</w:t>
-      </w:r>
-      <w:proofErr w:type="spellEnd"/>
-      <w:r>
-        <w:rPr>
-          <w:rFonts w:ascii="Times New Roman" w:hAnsi="Times New Roman" w:cs="Times New Roman"/>
-          <w:sz w:val="24"/>
-        </w:rPr>
-        <w:t xml:space="preserve">. A függvény visszatérési értéke egy lista, amelynek minden eleme egy szótár: a csatorna neve a kulcs, az </w:t>
-      </w:r>
-      <w:proofErr w:type="spellStart"/>
-      <w:r>
-        <w:rPr>
-          <w:rFonts w:ascii="Times New Roman" w:hAnsi="Times New Roman" w:cs="Times New Roman"/>
-          <w:sz w:val="24"/>
-        </w:rPr>
-        <w:t>epochok</w:t>
-      </w:r>
-      <w:proofErr w:type="spellEnd"/>
-      <w:r>
-        <w:rPr>
-          <w:rFonts w:ascii="Times New Roman" w:hAnsi="Times New Roman" w:cs="Times New Roman"/>
-          <w:sz w:val="24"/>
-        </w:rPr>
-        <w:t xml:space="preserve"> listája az érték.</w:t>
-      </w:r>
-    </w:p>
-    <w:p>
-      <w:pPr>
-        <w:spacing w:after="120" w:line="360" w:lineRule="auto"/>
-        <w:jc w:val="both"/>
-        <w:rPr>
-          <w:rFonts w:ascii="Times New Roman" w:hAnsi="Times New Roman" w:cs="Times New Roman"/>
-          <w:sz w:val="24"/>
-        </w:rPr>
-      </w:pPr>
-      <w:r>
-        <w:rPr>
-          <w:rFonts w:ascii="Times New Roman" w:hAnsi="Times New Roman" w:cs="Times New Roman"/>
-          <w:sz w:val="24"/>
-        </w:rPr>
-        <w:t xml:space="preserve">A </w:t>
-      </w:r>
-      <w:proofErr w:type="gramStart"/>
-      <w:r>
-        <w:rPr>
-          <w:rFonts w:ascii="Times New Roman" w:hAnsi="Times New Roman" w:cs="Times New Roman"/>
-          <w:sz w:val="24"/>
-        </w:rPr>
-        <w:t>kontraszt elemzést</w:t>
-      </w:r>
-      <w:proofErr w:type="gramEnd"/>
-      <w:r>
-        <w:rPr>
-          <w:rFonts w:ascii="Times New Roman" w:hAnsi="Times New Roman" w:cs="Times New Roman"/>
-          <w:sz w:val="24"/>
-        </w:rPr>
-        <w:t xml:space="preserve"> a </w:t>
-      </w:r>
-      <w:proofErr w:type="spellStart"/>
-      <w:r>
-        <w:rPr>
-          <w:rFonts w:ascii="Times New Roman" w:hAnsi="Times New Roman" w:cs="Times New Roman"/>
-          <w:sz w:val="24"/>
-        </w:rPr>
-        <w:t>compute_contrast</w:t>
-      </w:r>
-      <w:proofErr w:type="spellEnd"/>
-      <w:r>
-        <w:rPr>
-          <w:rFonts w:ascii="Times New Roman" w:hAnsi="Times New Roman" w:cs="Times New Roman"/>
-          <w:sz w:val="24"/>
-        </w:rPr>
-        <w:t xml:space="preserve"> függvény végzi. </w:t>
-      </w:r>
-      <w:proofErr w:type="spellStart"/>
-      <w:r>
-        <w:rPr>
-          <w:rFonts w:ascii="Times New Roman" w:hAnsi="Times New Roman" w:cs="Times New Roman"/>
-          <w:sz w:val="24"/>
-        </w:rPr>
-        <w:t>Epochonként</w:t>
-      </w:r>
-      <w:proofErr w:type="spellEnd"/>
-      <w:r>
-        <w:rPr>
-          <w:rFonts w:ascii="Times New Roman" w:hAnsi="Times New Roman" w:cs="Times New Roman"/>
-          <w:sz w:val="24"/>
-        </w:rPr>
-        <w:t xml:space="preserve"> és csatornánként kiszámítja a minimum és maximum értékek közötti különbséget minden felvételre, majd ezeket összegyűjti:</w:t>
-      </w:r>
-    </w:p>
-    <w:p>
-      <w:pPr>
-        <w:rPr>
-          <w:rFonts w:ascii="Times New Roman" w:hAnsi="Times New Roman" w:cs="Times New Roman"/>
-          <w:sz w:val="24"/>
-        </w:rPr>
-      </w:pPr>
-      <w:r>
-        <w:rPr>
-          <w:rFonts w:ascii="Times New Roman" w:hAnsi="Times New Roman" w:cs="Times New Roman"/>
-          <w:sz w:val="24"/>
-        </w:rPr>
-        <w:br w:type="page"/>
-      </w:r>
-    </w:p>
-    <w:p>
-      <w:pPr>
-        <w:spacing w:after="120" w:line="240" w:lineRule="auto"/>
-        <w:jc w:val="both"/>
-        <w:rPr>
-          <w:rFonts w:ascii="Courier New" w:hAnsi="Courier New" w:cs="Courier New"/>
-          <w:sz w:val="24"/>
-        </w:rPr>
-      </w:pPr>
-      <w:proofErr w:type="spellStart"/>
-      <w:r>
-        <w:rPr>
-          <w:rFonts w:ascii="Courier New" w:hAnsi="Courier New" w:cs="Courier New"/>
-          <w:sz w:val="24"/>
-        </w:rPr>
-        <w:lastRenderedPageBreak/>
-        <w:t>pythonc</w:t>
-      </w:r>
-      <w:proofErr w:type="spellEnd"/>
-      <w:r>
-        <w:rPr>
-          <w:rFonts w:ascii="Courier New" w:hAnsi="Courier New" w:cs="Courier New"/>
-          <w:sz w:val="24"/>
-        </w:rPr>
-        <w:t xml:space="preserve"> = </w:t>
-      </w:r>
-      <w:proofErr w:type="spellStart"/>
-      <w:proofErr w:type="gramStart"/>
-      <w:r>
-        <w:rPr>
-          <w:rFonts w:ascii="Courier New" w:hAnsi="Courier New" w:cs="Courier New"/>
-          <w:sz w:val="24"/>
-        </w:rPr>
-        <w:t>np.max</w:t>
-      </w:r>
-      <w:proofErr w:type="spellEnd"/>
-      <w:r>
-        <w:rPr>
-          <w:rFonts w:ascii="Courier New" w:hAnsi="Courier New" w:cs="Courier New"/>
-          <w:sz w:val="24"/>
-        </w:rPr>
-        <w:t>(</w:t>
-      </w:r>
-      <w:proofErr w:type="spellStart"/>
-      <w:proofErr w:type="gramEnd"/>
-      <w:r>
-        <w:rPr>
-          <w:rFonts w:ascii="Courier New" w:hAnsi="Courier New" w:cs="Courier New"/>
-          <w:sz w:val="24"/>
-        </w:rPr>
-        <w:t>epoch</w:t>
-      </w:r>
-      <w:proofErr w:type="spellEnd"/>
-      <w:r>
-        <w:rPr>
-          <w:rFonts w:ascii="Courier New" w:hAnsi="Courier New" w:cs="Courier New"/>
-          <w:sz w:val="24"/>
-        </w:rPr>
-        <w:t xml:space="preserve">) - </w:t>
-      </w:r>
-      <w:proofErr w:type="spellStart"/>
-      <w:r>
-        <w:rPr>
-          <w:rFonts w:ascii="Courier New" w:hAnsi="Courier New" w:cs="Courier New"/>
-          <w:sz w:val="24"/>
-        </w:rPr>
-        <w:t>np.min</w:t>
-      </w:r>
-      <w:proofErr w:type="spellEnd"/>
-      <w:r>
-        <w:rPr>
-          <w:rFonts w:ascii="Courier New" w:hAnsi="Courier New" w:cs="Courier New"/>
-          <w:sz w:val="24"/>
-        </w:rPr>
-        <w:t>(</w:t>
-      </w:r>
-      <w:proofErr w:type="spellStart"/>
-      <w:r>
-        <w:rPr>
-          <w:rFonts w:ascii="Courier New" w:hAnsi="Courier New" w:cs="Courier New"/>
-          <w:sz w:val="24"/>
-        </w:rPr>
-        <w:t>epoch</w:t>
-      </w:r>
-      <w:proofErr w:type="spellEnd"/>
-      <w:r>
-        <w:rPr>
-          <w:rFonts w:ascii="Courier New" w:hAnsi="Courier New" w:cs="Courier New"/>
-          <w:sz w:val="24"/>
-        </w:rPr>
-        <w:t>)</w:t>
-      </w:r>
-    </w:p>
-    <w:p>
-      <w:pPr>
-        <w:spacing w:after="120" w:line="360" w:lineRule="auto"/>
-        <w:jc w:val="both"/>
-        <w:rPr>
-          <w:rFonts w:ascii="Courier New" w:hAnsi="Courier New" w:cs="Courier New"/>
-          <w:sz w:val="24"/>
-        </w:rPr>
-      </w:pPr>
-      <w:proofErr w:type="spellStart"/>
-      <w:proofErr w:type="gramStart"/>
-      <w:r>
-        <w:rPr>
-          <w:rFonts w:ascii="Courier New" w:hAnsi="Courier New" w:cs="Courier New"/>
-          <w:sz w:val="24"/>
-        </w:rPr>
-        <w:t>contrast</w:t>
-      </w:r>
-      <w:proofErr w:type="spellEnd"/>
-      <w:r>
-        <w:rPr>
-          <w:rFonts w:ascii="Courier New" w:hAnsi="Courier New" w:cs="Courier New"/>
-          <w:sz w:val="24"/>
-        </w:rPr>
-        <w:t>[</w:t>
-      </w:r>
-      <w:proofErr w:type="gramEnd"/>
-      <w:r>
-        <w:rPr>
-          <w:rFonts w:ascii="Courier New" w:hAnsi="Courier New" w:cs="Courier New"/>
-          <w:sz w:val="24"/>
-        </w:rPr>
-        <w:t>col][</w:t>
-      </w:r>
-      <w:proofErr w:type="spellStart"/>
-      <w:r>
-        <w:rPr>
-          <w:rFonts w:ascii="Courier New" w:hAnsi="Courier New" w:cs="Courier New"/>
-          <w:sz w:val="24"/>
-        </w:rPr>
-        <w:t>epoch_idx</w:t>
-      </w:r>
-      <w:proofErr w:type="spellEnd"/>
-      <w:r>
-        <w:rPr>
-          <w:rFonts w:ascii="Courier New" w:hAnsi="Courier New" w:cs="Courier New"/>
-          <w:sz w:val="24"/>
-        </w:rPr>
-        <w:t>].</w:t>
-      </w:r>
-      <w:proofErr w:type="spellStart"/>
-      <w:r>
-        <w:rPr>
-          <w:rFonts w:ascii="Courier New" w:hAnsi="Courier New" w:cs="Courier New"/>
-          <w:sz w:val="24"/>
-        </w:rPr>
-        <w:t>append</w:t>
-      </w:r>
-      <w:proofErr w:type="spellEnd"/>
-      <w:r>
-        <w:rPr>
-          <w:rFonts w:ascii="Courier New" w:hAnsi="Courier New" w:cs="Courier New"/>
-          <w:sz w:val="24"/>
-        </w:rPr>
-        <w:t>(c)</w:t>
-      </w:r>
-    </w:p>
-    <w:p>
-      <w:pPr>
-        <w:spacing w:after="120" w:line="360" w:lineRule="auto"/>
-        <w:jc w:val="both"/>
-        <w:rPr>
-          <w:rFonts w:ascii="Times New Roman" w:hAnsi="Times New Roman" w:cs="Times New Roman"/>
-          <w:sz w:val="24"/>
-        </w:rPr>
-      </w:pPr>
-      <w:r>
-        <w:rPr>
-          <w:rFonts w:ascii="Times New Roman" w:hAnsi="Times New Roman" w:cs="Times New Roman"/>
-          <w:sz w:val="24"/>
-        </w:rPr>
-        <w:t xml:space="preserve">Ez a mutató megmutatja, mekkora az amplitúdó-ingadozás az adott </w:t>
-      </w:r>
-      <w:proofErr w:type="spellStart"/>
-      <w:r>
-        <w:rPr>
-          <w:rFonts w:ascii="Times New Roman" w:hAnsi="Times New Roman" w:cs="Times New Roman"/>
-          <w:sz w:val="24"/>
-        </w:rPr>
-        <w:t>epochban</w:t>
-      </w:r>
-      <w:proofErr w:type="spellEnd"/>
-      <w:r>
-        <w:rPr>
-          <w:rFonts w:ascii="Times New Roman" w:hAnsi="Times New Roman" w:cs="Times New Roman"/>
-          <w:sz w:val="24"/>
-        </w:rPr>
-        <w:t>. Minél nagyobb ez az érték, annál változékonyabb a jel az adott időszakban.</w:t>
-      </w:r>
-    </w:p>
-    <w:p>
-      <w:pPr>
-        <w:spacing w:after="120" w:line="360" w:lineRule="auto"/>
-        <w:jc w:val="both"/>
-        <w:rPr>
-          <w:rFonts w:ascii="Times New Roman" w:hAnsi="Times New Roman" w:cs="Times New Roman"/>
-          <w:sz w:val="24"/>
-        </w:rPr>
-      </w:pPr>
-      <w:r>
-        <w:rPr>
-          <w:rFonts w:ascii="Times New Roman" w:hAnsi="Times New Roman" w:cs="Times New Roman"/>
-          <w:sz w:val="24"/>
-        </w:rPr>
-        <w:t xml:space="preserve">A normalitás tesztet a </w:t>
-      </w:r>
-      <w:proofErr w:type="spellStart"/>
-      <w:r>
-        <w:rPr>
-          <w:rFonts w:ascii="Times New Roman" w:hAnsi="Times New Roman" w:cs="Times New Roman"/>
-          <w:sz w:val="24"/>
-        </w:rPr>
-        <w:t>compute_normality</w:t>
-      </w:r>
-      <w:proofErr w:type="spellEnd"/>
-      <w:r>
-        <w:rPr>
-          <w:rFonts w:ascii="Times New Roman" w:hAnsi="Times New Roman" w:cs="Times New Roman"/>
-          <w:sz w:val="24"/>
-        </w:rPr>
-        <w:t xml:space="preserve"> függvény végzi </w:t>
-      </w:r>
-      <w:proofErr w:type="spellStart"/>
-      <w:r>
-        <w:rPr>
-          <w:rFonts w:ascii="Times New Roman" w:hAnsi="Times New Roman" w:cs="Times New Roman"/>
-          <w:sz w:val="24"/>
-        </w:rPr>
-        <w:t>Shapiro-Wilk</w:t>
-      </w:r>
-      <w:proofErr w:type="spellEnd"/>
-      <w:r>
-        <w:rPr>
-          <w:rFonts w:ascii="Times New Roman" w:hAnsi="Times New Roman" w:cs="Times New Roman"/>
-          <w:sz w:val="24"/>
-        </w:rPr>
-        <w:t xml:space="preserve"> módszerrel, amely minden </w:t>
-      </w:r>
-      <w:proofErr w:type="spellStart"/>
-      <w:r>
-        <w:rPr>
-          <w:rFonts w:ascii="Times New Roman" w:hAnsi="Times New Roman" w:cs="Times New Roman"/>
-          <w:sz w:val="24"/>
-        </w:rPr>
-        <w:t>epochra</w:t>
-      </w:r>
-      <w:proofErr w:type="spellEnd"/>
-      <w:r>
-        <w:rPr>
-          <w:rFonts w:ascii="Times New Roman" w:hAnsi="Times New Roman" w:cs="Times New Roman"/>
-          <w:sz w:val="24"/>
-        </w:rPr>
-        <w:t xml:space="preserve"> és csatornára egy p-értéket számít ki. Ha a p-érték 0.05 felett van, az eloszlás </w:t>
-      </w:r>
-      <w:proofErr w:type="gramStart"/>
-      <w:r>
-        <w:rPr>
-          <w:rFonts w:ascii="Times New Roman" w:hAnsi="Times New Roman" w:cs="Times New Roman"/>
-          <w:sz w:val="24"/>
-        </w:rPr>
-        <w:t>normálisnak</w:t>
-      </w:r>
-      <w:proofErr w:type="gramEnd"/>
-      <w:r>
-        <w:rPr>
-          <w:rFonts w:ascii="Times New Roman" w:hAnsi="Times New Roman" w:cs="Times New Roman"/>
-          <w:sz w:val="24"/>
-        </w:rPr>
-        <w:t xml:space="preserve"> tekinthető – ha alatta, akkor nem. A teszt legalább 3 mintát igényel, ezért az üres </w:t>
-      </w:r>
-      <w:proofErr w:type="spellStart"/>
-      <w:r>
-        <w:rPr>
-          <w:rFonts w:ascii="Times New Roman" w:hAnsi="Times New Roman" w:cs="Times New Roman"/>
-          <w:sz w:val="24"/>
-        </w:rPr>
-        <w:t>epochokat</w:t>
-      </w:r>
-      <w:proofErr w:type="spellEnd"/>
-      <w:r>
-        <w:rPr>
-          <w:rFonts w:ascii="Times New Roman" w:hAnsi="Times New Roman" w:cs="Times New Roman"/>
-          <w:sz w:val="24"/>
-        </w:rPr>
-        <w:t xml:space="preserve"> a függvény kihagyja.</w:t>
-      </w:r>
-    </w:p>
-    <w:p>
-      <w:pPr>
-        <w:spacing w:after="0" w:line="360" w:lineRule="auto"/>
-        <w:jc w:val="both"/>
-        <w:rPr>
-          <w:rFonts w:ascii="Times New Roman" w:hAnsi="Times New Roman" w:cs="Times New Roman"/>
-          <w:sz w:val="24"/>
-        </w:rPr>
-      </w:pPr>
-      <w:r>
-        <w:rPr>
-          <w:rFonts w:ascii="Times New Roman" w:hAnsi="Times New Roman" w:cs="Times New Roman"/>
-          <w:sz w:val="24"/>
-        </w:rPr>
-        <w:t xml:space="preserve">Az eredmények megjelenítését a </w:t>
-      </w:r>
-      <w:proofErr w:type="spellStart"/>
-      <w:r>
-        <w:rPr>
-          <w:rFonts w:ascii="Times New Roman" w:hAnsi="Times New Roman" w:cs="Times New Roman"/>
-          <w:sz w:val="24"/>
-        </w:rPr>
-        <w:t>plot_all</w:t>
-      </w:r>
-      <w:proofErr w:type="spellEnd"/>
-      <w:r>
-        <w:rPr>
-          <w:rFonts w:ascii="Times New Roman" w:hAnsi="Times New Roman" w:cs="Times New Roman"/>
-          <w:sz w:val="24"/>
-        </w:rPr>
-        <w:t xml:space="preserve"> függvény végzi, amely egyetlen ábrán belül két sorba rendezi a grafikonokat – a felső sorban a kontraszt, az alsó sorban a normalitás p-értékei láthatók, minden csatornára külön oszlopdiagramon. Az alsó sorban egy szaggatott vonal jelöli a 0.05-ös határt, amely alatt az eloszlás nem tekinthető </w:t>
-      </w:r>
-      <w:proofErr w:type="gramStart"/>
-      <w:r>
-        <w:rPr>
-          <w:rFonts w:ascii="Times New Roman" w:hAnsi="Times New Roman" w:cs="Times New Roman"/>
-          <w:sz w:val="24"/>
-        </w:rPr>
-        <w:t>normálisnak</w:t>
-      </w:r>
-      <w:proofErr w:type="gramEnd"/>
-      <w:r>
-        <w:rPr>
-          <w:rFonts w:ascii="Times New Roman" w:hAnsi="Times New Roman" w:cs="Times New Roman"/>
-          <w:sz w:val="24"/>
-        </w:rPr>
-        <w:t xml:space="preserve">. A </w:t>
-      </w:r>
-      <w:proofErr w:type="spellStart"/>
-      <w:r>
-        <w:rPr>
-          <w:rFonts w:ascii="Times New Roman" w:hAnsi="Times New Roman" w:cs="Times New Roman"/>
-          <w:sz w:val="24"/>
-        </w:rPr>
-        <w:t>print_summary</w:t>
-      </w:r>
-      <w:proofErr w:type="spellEnd"/>
-      <w:r>
-        <w:rPr>
-          <w:rFonts w:ascii="Times New Roman" w:hAnsi="Times New Roman" w:cs="Times New Roman"/>
-          <w:sz w:val="24"/>
-        </w:rPr>
-        <w:t xml:space="preserve"> függvény ugyanezeket az eredményeket szöveges formában írja a konzolra, ami megkönnyíti a </w:t>
-      </w:r>
-      <w:proofErr w:type="gramStart"/>
-      <w:r>
-        <w:rPr>
-          <w:rFonts w:ascii="Times New Roman" w:hAnsi="Times New Roman" w:cs="Times New Roman"/>
-          <w:sz w:val="24"/>
-        </w:rPr>
-        <w:t>konkrét</w:t>
-      </w:r>
-      <w:proofErr w:type="gramEnd"/>
-      <w:r>
-        <w:rPr>
-          <w:rFonts w:ascii="Times New Roman" w:hAnsi="Times New Roman" w:cs="Times New Roman"/>
-          <w:sz w:val="24"/>
-        </w:rPr>
-        <w:t xml:space="preserve"> számok leolvasását.</w:t>
-      </w:r>
-    </w:p>
-    <w:p>
-      <w:pPr>
-        <w:spacing w:after="0" w:line="360" w:lineRule="auto"/>
-        <w:jc w:val="both"/>
-        <w:rPr>
-          <w:rFonts w:ascii="Times New Roman" w:hAnsi="Times New Roman" w:cs="Times New Roman"/>
-          <w:sz w:val="24"/>
-        </w:rPr>
-      </w:pPr>
-    </w:p>
-    <w:p>
-      <w:pPr>
-        <w:pStyle w:val="Cmsor2"/>
-      </w:pPr>
-      <w:r>
-        <w:t>2.5 Jellemzőkiválasztás – feature_selection.py</w:t>
-      </w:r>
-    </w:p>
-    <w:p>
-      <w:pPr>
-        <w:spacing w:after="0"/>
-      </w:pPr>
-    </w:p>
-    <w:p>
-      <w:pPr>
-        <w:spacing w:line="360" w:lineRule="auto"/>
-        <w:jc w:val="both"/>
-        <w:rPr>
-          <w:rFonts w:ascii="Times New Roman" w:hAnsi="Times New Roman" w:cs="Times New Roman"/>
-          <w:sz w:val="24"/>
-        </w:rPr>
-      </w:pPr>
-      <w:r>
-        <w:rPr>
-          <w:rFonts w:ascii="Times New Roman" w:hAnsi="Times New Roman" w:cs="Times New Roman"/>
-          <w:sz w:val="24"/>
-        </w:rPr>
-        <w:t>A feature_selection.py azt vizsgálja, hogy érdemes-e visszafogni a jellemzők számát, és ha igen, mennyi az a pont, ahol a modell már nem teljesít jobban, hanem rosszabbul. A gépi tanulásban ismert jelenség, hogy felesleges vagy zajt hordozó jellemzők ronthatják az általánosító képességet, kis adathalmazon pedig különösen veszélyes, ha túl sok jellemzővel dolgozunk, mert ilyenkor könnyen túlilleszkedik a modell a tanítóadatokra.</w:t>
-      </w:r>
-    </w:p>
-    <w:p>
-      <w:pPr>
-        <w:spacing w:line="360" w:lineRule="auto"/>
-        <w:jc w:val="both"/>
-        <w:rPr>
-          <w:rFonts w:ascii="Times New Roman" w:hAnsi="Times New Roman" w:cs="Times New Roman"/>
-          <w:sz w:val="24"/>
-        </w:rPr>
-      </w:pPr>
-      <w:r>
-        <w:rPr>
-          <w:rFonts w:ascii="Times New Roman" w:hAnsi="Times New Roman" w:cs="Times New Roman"/>
-          <w:sz w:val="24"/>
-        </w:rPr>
-        <w:t xml:space="preserve">Mindhárom jellemzőkinyerési módszerre lefuttatom az összes modellt, először az összes jellemzővel, majd a </w:t>
-      </w:r>
-      <w:proofErr w:type="spellStart"/>
-      <w:r>
-        <w:rPr>
-          <w:rFonts w:ascii="Times New Roman" w:hAnsi="Times New Roman" w:cs="Times New Roman"/>
-          <w:sz w:val="24"/>
-        </w:rPr>
-        <w:t>feature</w:t>
-      </w:r>
-      <w:proofErr w:type="spellEnd"/>
-      <w:r>
-        <w:rPr>
-          <w:rFonts w:ascii="Times New Roman" w:hAnsi="Times New Roman" w:cs="Times New Roman"/>
-          <w:sz w:val="24"/>
-        </w:rPr>
-        <w:t xml:space="preserve"> </w:t>
-      </w:r>
-      <w:proofErr w:type="spellStart"/>
-      <w:r>
-        <w:rPr>
-          <w:rFonts w:ascii="Times New Roman" w:hAnsi="Times New Roman" w:cs="Times New Roman"/>
-          <w:sz w:val="24"/>
-        </w:rPr>
-        <w:t>importance</w:t>
-      </w:r>
-      <w:proofErr w:type="spellEnd"/>
-      <w:r>
-        <w:rPr>
-          <w:rFonts w:ascii="Times New Roman" w:hAnsi="Times New Roman" w:cs="Times New Roman"/>
-          <w:sz w:val="24"/>
-        </w:rPr>
-        <w:t xml:space="preserve"> alapján kiválasztott top 10, top 15 és top 20 legfontosabb jellemzővel. A fontossági sorrendet ugyanúgy határozom meg, mint a train_model.py-</w:t>
-      </w:r>
-      <w:proofErr w:type="spellStart"/>
-      <w:r>
-        <w:rPr>
-          <w:rFonts w:ascii="Times New Roman" w:hAnsi="Times New Roman" w:cs="Times New Roman"/>
-          <w:sz w:val="24"/>
-        </w:rPr>
-        <w:t>ban</w:t>
-      </w:r>
-      <w:proofErr w:type="spellEnd"/>
-      <w:r>
-        <w:rPr>
-          <w:rFonts w:ascii="Times New Roman" w:hAnsi="Times New Roman" w:cs="Times New Roman"/>
-          <w:sz w:val="24"/>
-        </w:rPr>
-        <w:t xml:space="preserve">: Random Forest és </w:t>
-      </w:r>
-      <w:proofErr w:type="spellStart"/>
-      <w:r>
-        <w:rPr>
-          <w:rFonts w:ascii="Times New Roman" w:hAnsi="Times New Roman" w:cs="Times New Roman"/>
-          <w:sz w:val="24"/>
-        </w:rPr>
-        <w:t>XGBoost</w:t>
-      </w:r>
-      <w:proofErr w:type="spellEnd"/>
-      <w:r>
-        <w:rPr>
-          <w:rFonts w:ascii="Times New Roman" w:hAnsi="Times New Roman" w:cs="Times New Roman"/>
-          <w:sz w:val="24"/>
-        </w:rPr>
-        <w:t xml:space="preserve"> esetén a beépített </w:t>
-      </w:r>
-      <w:proofErr w:type="spellStart"/>
-      <w:r>
-        <w:rPr>
-          <w:rFonts w:ascii="Times New Roman" w:hAnsi="Times New Roman" w:cs="Times New Roman"/>
-          <w:sz w:val="24"/>
-        </w:rPr>
-        <w:t>feature_importances</w:t>
-      </w:r>
-      <w:proofErr w:type="spellEnd"/>
-      <w:r>
-        <w:rPr>
-          <w:rFonts w:ascii="Times New Roman" w:hAnsi="Times New Roman" w:cs="Times New Roman"/>
-          <w:sz w:val="24"/>
-        </w:rPr>
-        <w:t xml:space="preserve">_ tulajdonsággal, SVM esetén </w:t>
-      </w:r>
-      <w:proofErr w:type="spellStart"/>
-      <w:r>
-        <w:rPr>
-          <w:rFonts w:ascii="Times New Roman" w:hAnsi="Times New Roman" w:cs="Times New Roman"/>
-          <w:sz w:val="24"/>
-        </w:rPr>
-        <w:t>permutation</w:t>
-      </w:r>
-      <w:proofErr w:type="spellEnd"/>
-      <w:r>
-        <w:rPr>
-          <w:rFonts w:ascii="Times New Roman" w:hAnsi="Times New Roman" w:cs="Times New Roman"/>
-          <w:sz w:val="24"/>
-        </w:rPr>
-        <w:t xml:space="preserve"> </w:t>
-      </w:r>
-      <w:proofErr w:type="spellStart"/>
-      <w:r>
-        <w:rPr>
-          <w:rFonts w:ascii="Times New Roman" w:hAnsi="Times New Roman" w:cs="Times New Roman"/>
-          <w:sz w:val="24"/>
-        </w:rPr>
-        <w:t>importance</w:t>
-      </w:r>
-      <w:proofErr w:type="spellEnd"/>
-      <w:r>
-        <w:rPr>
-          <w:rFonts w:ascii="Times New Roman" w:hAnsi="Times New Roman" w:cs="Times New Roman"/>
-          <w:sz w:val="24"/>
-        </w:rPr>
-        <w:t xml:space="preserve"> segítségével. A kiválasztást a </w:t>
-      </w:r>
-      <w:proofErr w:type="spellStart"/>
-      <w:r>
-        <w:rPr>
-          <w:rFonts w:ascii="Times New Roman" w:hAnsi="Times New Roman" w:cs="Times New Roman"/>
-          <w:sz w:val="24"/>
-        </w:rPr>
-        <w:t>select_top_features</w:t>
-      </w:r>
-      <w:proofErr w:type="spellEnd"/>
-      <w:r>
-        <w:rPr>
-          <w:rFonts w:ascii="Times New Roman" w:hAnsi="Times New Roman" w:cs="Times New Roman"/>
-          <w:sz w:val="24"/>
-        </w:rPr>
-        <w:t xml:space="preserve"> függvény végzi, amely </w:t>
-      </w:r>
-      <w:proofErr w:type="spellStart"/>
-      <w:r>
-        <w:rPr>
-          <w:rFonts w:ascii="Times New Roman" w:hAnsi="Times New Roman" w:cs="Times New Roman"/>
-          <w:sz w:val="24"/>
-        </w:rPr>
-        <w:t>importancia</w:t>
-      </w:r>
-      <w:proofErr w:type="spellEnd"/>
-      <w:r>
-        <w:rPr>
-          <w:rFonts w:ascii="Times New Roman" w:hAnsi="Times New Roman" w:cs="Times New Roman"/>
-          <w:sz w:val="24"/>
-        </w:rPr>
-        <w:t xml:space="preserve"> szerint rendezi a jellemzőket és kiveszi a legfontosabbakat.</w:t>
-      </w:r>
-    </w:p>
-    <w:p>
-      <w:pPr>
-        <w:spacing w:line="360" w:lineRule="auto"/>
-        <w:jc w:val="both"/>
-        <w:rPr>
-          <w:rFonts w:ascii="Times New Roman" w:hAnsi="Times New Roman" w:cs="Times New Roman"/>
-          <w:sz w:val="24"/>
-        </w:rPr>
-      </w:pPr>
-      <w:r>
-        <w:rPr>
-          <w:rFonts w:ascii="Times New Roman" w:hAnsi="Times New Roman" w:cs="Times New Roman"/>
-          <w:sz w:val="24"/>
-        </w:rPr>
-        <w:t xml:space="preserve">Az eredmények a konzolra íródnak ki, és minden modellnél és jellemzőkinyerési módszernél látható az összes jellemzővel elért pontosság, mellette a top 10, 15 és 20 jellemzővel kapott érték az eltérés előjelével együtt. Ebből egyből kiderül, hogy egy adott </w:t>
-      </w:r>
-      <w:r>
-        <w:rPr>
-          <w:rFonts w:ascii="Times New Roman" w:hAnsi="Times New Roman" w:cs="Times New Roman"/>
-          <w:sz w:val="24"/>
-        </w:rPr>
-        <w:lastRenderedPageBreak/>
-        <w:t>konfiguráció esetén a jellemzők szűkítése segít, ront, vagy nem változtat érdemben a teljesítményen. A részletes számok az eredmények fejezetben szerepelnek.</w:t>
-      </w:r>
-    </w:p>
-    <w:p>
-      <w:pPr>
-        <w:spacing w:line="360" w:lineRule="auto"/>
-        <w:jc w:val="both"/>
-        <w:rPr>
-          <w:rFonts w:ascii="Times New Roman" w:hAnsi="Times New Roman" w:cs="Times New Roman"/>
-          <w:sz w:val="24"/>
-        </w:rPr>
       </w:pPr>
     </w:p>
     <w:sectPr>
-      <w:footerReference w:type="default" r:id="rId11"/>
+      <w:footerReference w:type="default" r:id="rId13"/>
       <w:pgSz w:w="11906" w:h="16838"/>
       <w:pgMar w:top="1418" w:right="1418" w:bottom="1418" w:left="1418" w:header="709" w:footer="709" w:gutter="567"/>
       <w:cols w:space="708"/>
@@ -8846,7 +12758,7 @@
           <w:rPr>
             <w:noProof/>
           </w:rPr>
-          <w:t>23</w:t>
+          <w:t>27</w:t>
         </w:r>
         <w:r>
           <w:fldChar w:fldCharType="end"/>
@@ -9558,6 +13470,28 @@
       <w:szCs w:val="26"/>
     </w:rPr>
   </w:style>
+  <w:style w:type="paragraph" w:styleId="Cmsor3">
+    <w:name w:val="heading 3"/>
+    <w:basedOn w:val="Norml"/>
+    <w:next w:val="Norml"/>
+    <w:link w:val="Cmsor3Char"/>
+    <w:uiPriority w:val="9"/>
+    <w:unhideWhenUsed/>
+    <w:qFormat/>
+    <w:rsid w:val="00410771"/>
+    <w:pPr>
+      <w:keepNext/>
+      <w:keepLines/>
+      <w:spacing w:before="40" w:after="0"/>
+      <w:outlineLvl w:val="2"/>
+    </w:pPr>
+    <w:rPr>
+      <w:rFonts w:asciiTheme="majorHAnsi" w:eastAsiaTheme="majorEastAsia" w:hAnsiTheme="majorHAnsi" w:cstheme="majorBidi"/>
+      <w:color w:val="1F4D78" w:themeColor="accent1" w:themeShade="7F"/>
+      <w:sz w:val="24"/>
+      <w:szCs w:val="24"/>
+    </w:rPr>
+  </w:style>
   <w:style w:type="character" w:default="1" w:styleId="Bekezdsalapbettpusa">
     <w:name w:val="Default Paragraph Font"/>
     <w:uiPriority w:val="1"/>
@@ -9727,6 +13661,19 @@
       <w:sz w:val="24"/>
       <w:szCs w:val="24"/>
       <w:lang w:val="en-US"/>
+    </w:rPr>
+  </w:style>
+  <w:style w:type="character" w:customStyle="1" w:styleId="Cmsor3Char">
+    <w:name w:val="Címsor 3 Char"/>
+    <w:basedOn w:val="Bekezdsalapbettpusa"/>
+    <w:link w:val="Cmsor3"/>
+    <w:uiPriority w:val="9"/>
+    <w:rsid w:val="00410771"/>
+    <w:rPr>
+      <w:rFonts w:asciiTheme="majorHAnsi" w:eastAsiaTheme="majorEastAsia" w:hAnsiTheme="majorHAnsi" w:cstheme="majorBidi"/>
+      <w:color w:val="1F4D78" w:themeColor="accent1" w:themeShade="7F"/>
+      <w:sz w:val="24"/>
+      <w:szCs w:val="24"/>
     </w:rPr>
   </w:style>
 </w:styles>
@@ -9998,7 +13945,7 @@
 </file>
 
 <file path=customXml/itemProps1.xml><?xml version="1.0" encoding="utf-8"?>
-<ds:datastoreItem xmlns:ds="http://schemas.openxmlformats.org/officeDocument/2006/customXml" ds:itemID="{8F9FDBA8-167E-4A19-943D-93789106067F}">
+<ds:datastoreItem xmlns:ds="http://schemas.openxmlformats.org/officeDocument/2006/customXml" ds:itemID="{4B697B49-89EA-4F79-A52C-35B559ABF26B}">
   <ds:schemaRefs>
     <ds:schemaRef ds:uri="http://schemas.openxmlformats.org/officeDocument/2006/bibliography"/>
   </ds:schemaRefs>

--- a/Szakdoga/szakdoga word/szakdolgozat.docx
+++ b/Szakdoga/szakdoga word/szakdolgozat.docx
@@ -2095,7 +2095,7 @@
           <w:rFonts w:ascii="Times New Roman" w:hAnsi="Times New Roman" w:cs="Times New Roman"/>
           <w:noProof/>
           <w:sz w:val="24"/>
-          <w:lang w:eastAsia="hu-HU"/>
+          <w:lang w:val="en-US"/>
         </w:rPr>
         <w:lastRenderedPageBreak/>
         <w:drawing>
@@ -3157,7 +3157,7 @@
           <w:rFonts w:ascii="Times New Roman" w:hAnsi="Times New Roman" w:cs="Times New Roman"/>
           <w:noProof/>
           <w:sz w:val="24"/>
-          <w:lang w:eastAsia="hu-HU"/>
+          <w:lang w:val="en-US"/>
         </w:rPr>
         <w:lastRenderedPageBreak/>
         <w:drawing>
@@ -3907,7 +3907,7 @@
           <w:rFonts w:ascii="Times New Roman" w:hAnsi="Times New Roman" w:cs="Times New Roman"/>
           <w:noProof/>
           <w:sz w:val="24"/>
-          <w:lang w:eastAsia="hu-HU"/>
+          <w:lang w:val="en-US"/>
         </w:rPr>
         <w:lastRenderedPageBreak/>
         <w:drawing>
@@ -8773,10 +8773,7 @@
         <w:pStyle w:val="Cmsor2"/>
       </w:pPr>
       <w:r>
-        <w:t xml:space="preserve">2.6 </w:t>
-      </w:r>
-      <w:r>
-        <w:t>G</w:t>
+        <w:t>2.6 G</w:t>
       </w:r>
       <w:r>
         <w:t>rafikus felhasználói felület – gui.py</w:t>
@@ -11763,15 +11760,7 @@
           <w:sz w:val="24"/>
           <w:szCs w:val="24"/>
         </w:rPr>
-        <w:t>Á</w:t>
-      </w:r>
-      <w:r>
-        <w:rPr>
-          <w:rFonts w:ascii="Times New Roman" w:hAnsi="Times New Roman" w:cs="Times New Roman"/>
-          <w:sz w:val="24"/>
-          <w:szCs w:val="24"/>
-        </w:rPr>
-        <w:t xml:space="preserve">ltalánosan megfigyelhető, hogy a </w:t>
+        <w:t xml:space="preserve">Általánosan megfigyelhető, hogy a </w:t>
       </w:r>
       <w:proofErr w:type="spellStart"/>
       <w:r>
@@ -12304,7 +12293,7 @@
           <w:noProof/>
           <w:sz w:val="24"/>
           <w:szCs w:val="24"/>
-          <w:lang w:eastAsia="hu-HU"/>
+          <w:lang w:val="en-US"/>
         </w:rPr>
         <w:drawing>
           <wp:inline distT="0" distB="0" distL="0" distR="0">
@@ -12568,7 +12557,7 @@
           <w:noProof/>
           <w:sz w:val="24"/>
           <w:szCs w:val="24"/>
-          <w:lang w:eastAsia="hu-HU"/>
+          <w:lang w:val="en-US"/>
         </w:rPr>
         <w:drawing>
           <wp:inline distT="0" distB="0" distL="0" distR="0">
@@ -12660,7 +12649,24 @@
     </w:p>
     <w:p>
       <w:pPr>
-        <w:spacing w:after="120" w:line="360" w:lineRule="auto"/>
+        <w:spacing w:after="0" w:line="360" w:lineRule="auto"/>
+        <w:jc w:val="both"/>
+        <w:rPr>
+          <w:rFonts w:ascii="Times New Roman" w:hAnsi="Times New Roman" w:cs="Times New Roman"/>
+          <w:sz w:val="24"/>
+        </w:rPr>
+      </w:pPr>
+      <w:r>
+        <w:rPr>
+          <w:rFonts w:ascii="Times New Roman" w:hAnsi="Times New Roman" w:cs="Times New Roman"/>
+          <w:sz w:val="24"/>
+        </w:rPr>
+        <w:t>Mindkét modellnél közös megfigyelés, hogy az alfa és béta sávok jellemzői dominálnak, a gamma sávok és a sávarányok pedig kevésbé fontosak. Ez arra utal, hogy a beteg és egészséges személyek EEG-jelei elsősorban az alfa és béta frekvenciatartományban különböznek egymástól.</w:t>
+      </w:r>
+    </w:p>
+    <w:p>
+      <w:pPr>
+        <w:spacing w:after="0" w:line="360" w:lineRule="auto"/>
         <w:jc w:val="both"/>
         <w:rPr>
           <w:rFonts w:ascii="Times New Roman" w:eastAsia="Times New Roman" w:hAnsi="Times New Roman" w:cs="Times New Roman"/>
@@ -12669,27 +12675,730 @@
           <w:lang w:eastAsia="hu-HU"/>
         </w:rPr>
       </w:pPr>
-      <w:r>
-        <w:rPr>
-          <w:rFonts w:ascii="Times New Roman" w:hAnsi="Times New Roman" w:cs="Times New Roman"/>
-          <w:sz w:val="24"/>
-        </w:rPr>
-        <w:t>Mindkét modellnél közös megfigyelés, hogy a</w:t>
-      </w:r>
       <w:bookmarkStart w:id="0" w:name="_GoBack"/>
       <w:bookmarkEnd w:id="0"/>
-      <w:r>
-        <w:rPr>
-          <w:rFonts w:ascii="Times New Roman" w:hAnsi="Times New Roman" w:cs="Times New Roman"/>
-          <w:sz w:val="24"/>
-        </w:rPr>
-        <w:t>z alfa és béta sávok jellemzői dominálnak, a gamma sávok és a sávarányok pedig kevésbé fontosak. Ez arra utal, hogy a beteg és egészséges személyek EEG-jelei elsősorban az alfa és béta frekvenciatartományban különböznek egymástól.</w:t>
+    </w:p>
+    <w:p>
+      <w:pPr>
+        <w:pStyle w:val="Cmsor2"/>
+      </w:pPr>
+      <w:r>
+        <w:t xml:space="preserve">3.3 </w:t>
+      </w:r>
+      <w:proofErr w:type="spellStart"/>
+      <w:r>
+        <w:t>Feature</w:t>
+      </w:r>
+      <w:proofErr w:type="spellEnd"/>
+      <w:r>
+        <w:t xml:space="preserve"> </w:t>
+      </w:r>
+      <w:proofErr w:type="spellStart"/>
+      <w:r>
+        <w:t>selection</w:t>
+      </w:r>
+      <w:proofErr w:type="spellEnd"/>
+      <w:r>
+        <w:t xml:space="preserve"> eredményei</w:t>
       </w:r>
     </w:p>
     <w:p>
       <w:pPr>
         <w:spacing w:after="0"/>
+      </w:pPr>
+    </w:p>
+    <w:p>
+      <w:pPr>
+        <w:spacing w:after="120" w:line="360" w:lineRule="auto"/>
         <w:jc w:val="both"/>
+        <w:rPr>
+          <w:rFonts w:ascii="Times New Roman" w:hAnsi="Times New Roman" w:cs="Times New Roman"/>
+          <w:sz w:val="24"/>
+        </w:rPr>
+      </w:pPr>
+      <w:r>
+        <w:rPr>
+          <w:rFonts w:ascii="Times New Roman" w:hAnsi="Times New Roman" w:cs="Times New Roman"/>
+          <w:sz w:val="24"/>
+        </w:rPr>
+        <w:t xml:space="preserve">A feature_selection.py </w:t>
+      </w:r>
+      <w:proofErr w:type="spellStart"/>
+      <w:r>
+        <w:rPr>
+          <w:rFonts w:ascii="Times New Roman" w:hAnsi="Times New Roman" w:cs="Times New Roman"/>
+          <w:sz w:val="24"/>
+        </w:rPr>
+        <w:t>szkripttel</w:t>
+      </w:r>
+      <w:proofErr w:type="spellEnd"/>
+      <w:r>
+        <w:rPr>
+          <w:rFonts w:ascii="Times New Roman" w:hAnsi="Times New Roman" w:cs="Times New Roman"/>
+          <w:sz w:val="24"/>
+        </w:rPr>
+        <w:t xml:space="preserve"> azt vizsgáltam meg, hogy ha visszafogom a jellemzők számát, az hogyan hat a modellek teljesítményére. A gépi tanulásban ismert jelenség, hogy felesleges vagy zajt hordozó jellemzők ronthatják az általánosító képességet, kis adathalmazon pedig különösen veszélyes, ha túl sok jellemzővel dolgozunk. Minden </w:t>
+      </w:r>
+      <w:r>
+        <w:rPr>
+          <w:rFonts w:ascii="Times New Roman" w:hAnsi="Times New Roman" w:cs="Times New Roman"/>
+          <w:sz w:val="24"/>
+        </w:rPr>
+        <w:lastRenderedPageBreak/>
+        <w:t xml:space="preserve">modellt először az összes jellemzővel futtattam le, majd a </w:t>
+      </w:r>
+      <w:proofErr w:type="spellStart"/>
+      <w:r>
+        <w:rPr>
+          <w:rFonts w:ascii="Times New Roman" w:hAnsi="Times New Roman" w:cs="Times New Roman"/>
+          <w:sz w:val="24"/>
+        </w:rPr>
+        <w:t>feature</w:t>
+      </w:r>
+      <w:proofErr w:type="spellEnd"/>
+      <w:r>
+        <w:rPr>
+          <w:rFonts w:ascii="Times New Roman" w:hAnsi="Times New Roman" w:cs="Times New Roman"/>
+          <w:sz w:val="24"/>
+        </w:rPr>
+        <w:t xml:space="preserve"> </w:t>
+      </w:r>
+      <w:proofErr w:type="spellStart"/>
+      <w:r>
+        <w:rPr>
+          <w:rFonts w:ascii="Times New Roman" w:hAnsi="Times New Roman" w:cs="Times New Roman"/>
+          <w:sz w:val="24"/>
+        </w:rPr>
+        <w:t>importance</w:t>
+      </w:r>
+      <w:proofErr w:type="spellEnd"/>
+      <w:r>
+        <w:rPr>
+          <w:rFonts w:ascii="Times New Roman" w:hAnsi="Times New Roman" w:cs="Times New Roman"/>
+          <w:sz w:val="24"/>
+        </w:rPr>
+        <w:t xml:space="preserve"> alapján kiválasztott top 10, top 15 és top 20 legfontosabb jellemzővel, és összehasonlítottam a számokat.</w:t>
+      </w:r>
+    </w:p>
+    <w:p>
+      <w:pPr>
+        <w:spacing w:after="120" w:line="360" w:lineRule="auto"/>
+        <w:jc w:val="both"/>
+        <w:rPr>
+          <w:rFonts w:ascii="Times New Roman" w:hAnsi="Times New Roman" w:cs="Times New Roman"/>
+          <w:sz w:val="24"/>
+        </w:rPr>
+      </w:pPr>
+      <w:r>
+        <w:rPr>
+          <w:rFonts w:ascii="Times New Roman" w:hAnsi="Times New Roman" w:cs="Times New Roman"/>
+          <w:sz w:val="24"/>
+        </w:rPr>
+        <w:t xml:space="preserve">A </w:t>
+      </w:r>
+      <w:proofErr w:type="spellStart"/>
+      <w:r>
+        <w:rPr>
+          <w:rFonts w:ascii="Times New Roman" w:hAnsi="Times New Roman" w:cs="Times New Roman"/>
+          <w:sz w:val="24"/>
+        </w:rPr>
+        <w:t>Statistical</w:t>
+      </w:r>
+      <w:proofErr w:type="spellEnd"/>
+      <w:r>
+        <w:rPr>
+          <w:rFonts w:ascii="Times New Roman" w:hAnsi="Times New Roman" w:cs="Times New Roman"/>
+          <w:sz w:val="24"/>
+        </w:rPr>
+        <w:t xml:space="preserve"> módszernél az SVM mindhárom esetben 84%-</w:t>
+      </w:r>
+      <w:proofErr w:type="spellStart"/>
+      <w:r>
+        <w:rPr>
+          <w:rFonts w:ascii="Times New Roman" w:hAnsi="Times New Roman" w:cs="Times New Roman"/>
+          <w:sz w:val="24"/>
+        </w:rPr>
+        <w:t>ot</w:t>
+      </w:r>
+      <w:proofErr w:type="spellEnd"/>
+      <w:r>
+        <w:rPr>
+          <w:rFonts w:ascii="Times New Roman" w:hAnsi="Times New Roman" w:cs="Times New Roman"/>
+          <w:sz w:val="24"/>
+        </w:rPr>
+        <w:t xml:space="preserve"> hozott, ami 2%-</w:t>
+      </w:r>
+      <w:proofErr w:type="spellStart"/>
+      <w:r>
+        <w:rPr>
+          <w:rFonts w:ascii="Times New Roman" w:hAnsi="Times New Roman" w:cs="Times New Roman"/>
+          <w:sz w:val="24"/>
+        </w:rPr>
+        <w:t>kal</w:t>
+      </w:r>
+      <w:proofErr w:type="spellEnd"/>
+      <w:r>
+        <w:rPr>
+          <w:rFonts w:ascii="Times New Roman" w:hAnsi="Times New Roman" w:cs="Times New Roman"/>
+          <w:sz w:val="24"/>
+        </w:rPr>
+        <w:t xml:space="preserve"> jobb az összes jellemzővel elért 82%-</w:t>
+      </w:r>
+      <w:proofErr w:type="spellStart"/>
+      <w:r>
+        <w:rPr>
+          <w:rFonts w:ascii="Times New Roman" w:hAnsi="Times New Roman" w:cs="Times New Roman"/>
+          <w:sz w:val="24"/>
+        </w:rPr>
+        <w:t>nál</w:t>
+      </w:r>
+      <w:proofErr w:type="spellEnd"/>
+      <w:r>
+        <w:rPr>
+          <w:rFonts w:ascii="Times New Roman" w:hAnsi="Times New Roman" w:cs="Times New Roman"/>
+          <w:sz w:val="24"/>
+        </w:rPr>
+        <w:t>, tehát itt a szűkítés egyértelműen segített. A Random Forest top 10 jellemzővel 90%-</w:t>
+      </w:r>
+      <w:proofErr w:type="spellStart"/>
+      <w:r>
+        <w:rPr>
+          <w:rFonts w:ascii="Times New Roman" w:hAnsi="Times New Roman" w:cs="Times New Roman"/>
+          <w:sz w:val="24"/>
+        </w:rPr>
+        <w:t>ot</w:t>
+      </w:r>
+      <w:proofErr w:type="spellEnd"/>
+      <w:r>
+        <w:rPr>
+          <w:rFonts w:ascii="Times New Roman" w:hAnsi="Times New Roman" w:cs="Times New Roman"/>
+          <w:sz w:val="24"/>
+        </w:rPr>
+        <w:t xml:space="preserve"> adott a korábbi 88%-hoz képest, ami szintén javulás. Az RF+MLP top 10-zel szintén 90%-</w:t>
+      </w:r>
+      <w:proofErr w:type="spellStart"/>
+      <w:r>
+        <w:rPr>
+          <w:rFonts w:ascii="Times New Roman" w:hAnsi="Times New Roman" w:cs="Times New Roman"/>
+          <w:sz w:val="24"/>
+        </w:rPr>
+        <w:t>on</w:t>
+      </w:r>
+      <w:proofErr w:type="spellEnd"/>
+      <w:r>
+        <w:rPr>
+          <w:rFonts w:ascii="Times New Roman" w:hAnsi="Times New Roman" w:cs="Times New Roman"/>
+          <w:sz w:val="24"/>
+        </w:rPr>
+        <w:t xml:space="preserve"> volt, top 15 és top 20 esetén viszont visszacsúszott 88%-</w:t>
+      </w:r>
+      <w:proofErr w:type="spellStart"/>
+      <w:r>
+        <w:rPr>
+          <w:rFonts w:ascii="Times New Roman" w:hAnsi="Times New Roman" w:cs="Times New Roman"/>
+          <w:sz w:val="24"/>
+        </w:rPr>
+        <w:t>ra</w:t>
+      </w:r>
+      <w:proofErr w:type="spellEnd"/>
+      <w:r>
+        <w:rPr>
+          <w:rFonts w:ascii="Times New Roman" w:hAnsi="Times New Roman" w:cs="Times New Roman"/>
+          <w:sz w:val="24"/>
+        </w:rPr>
+        <w:t xml:space="preserve">, tehát itt már nem érdemes tovább növelni a jellemzők számát. Az </w:t>
+      </w:r>
+      <w:proofErr w:type="spellStart"/>
+      <w:r>
+        <w:rPr>
+          <w:rFonts w:ascii="Times New Roman" w:hAnsi="Times New Roman" w:cs="Times New Roman"/>
+          <w:sz w:val="24"/>
+        </w:rPr>
+        <w:t>XGBoost</w:t>
+      </w:r>
+      <w:proofErr w:type="spellEnd"/>
+      <w:r>
+        <w:rPr>
+          <w:rFonts w:ascii="Times New Roman" w:hAnsi="Times New Roman" w:cs="Times New Roman"/>
+          <w:sz w:val="24"/>
+        </w:rPr>
+        <w:t xml:space="preserve"> top 10 és top 20 jellemzővel 90%-</w:t>
+      </w:r>
+      <w:proofErr w:type="spellStart"/>
+      <w:r>
+        <w:rPr>
+          <w:rFonts w:ascii="Times New Roman" w:hAnsi="Times New Roman" w:cs="Times New Roman"/>
+          <w:sz w:val="24"/>
+        </w:rPr>
+        <w:t>ot</w:t>
+      </w:r>
+      <w:proofErr w:type="spellEnd"/>
+      <w:r>
+        <w:rPr>
+          <w:rFonts w:ascii="Times New Roman" w:hAnsi="Times New Roman" w:cs="Times New Roman"/>
+          <w:sz w:val="24"/>
+        </w:rPr>
+        <w:t xml:space="preserve"> ért el, top 15-tel viszont csak 86%-</w:t>
+      </w:r>
+      <w:proofErr w:type="spellStart"/>
+      <w:r>
+        <w:rPr>
+          <w:rFonts w:ascii="Times New Roman" w:hAnsi="Times New Roman" w:cs="Times New Roman"/>
+          <w:sz w:val="24"/>
+        </w:rPr>
+        <w:t>ot</w:t>
+      </w:r>
+      <w:proofErr w:type="spellEnd"/>
+      <w:r>
+        <w:rPr>
+          <w:rFonts w:ascii="Times New Roman" w:hAnsi="Times New Roman" w:cs="Times New Roman"/>
+          <w:sz w:val="24"/>
+        </w:rPr>
+        <w:t>, miközben az összes jellemzővel 88%-</w:t>
+      </w:r>
+      <w:proofErr w:type="spellStart"/>
+      <w:r>
+        <w:rPr>
+          <w:rFonts w:ascii="Times New Roman" w:hAnsi="Times New Roman" w:cs="Times New Roman"/>
+          <w:sz w:val="24"/>
+        </w:rPr>
+        <w:t>on</w:t>
+      </w:r>
+      <w:proofErr w:type="spellEnd"/>
+      <w:r>
+        <w:rPr>
+          <w:rFonts w:ascii="Times New Roman" w:hAnsi="Times New Roman" w:cs="Times New Roman"/>
+          <w:sz w:val="24"/>
+        </w:rPr>
+        <w:t xml:space="preserve"> állt, ami egy kissé egyenetlen képet mutat.</w:t>
+      </w:r>
+    </w:p>
+    <w:p>
+      <w:pPr>
+        <w:spacing w:after="120" w:line="360" w:lineRule="auto"/>
+        <w:jc w:val="both"/>
+        <w:rPr>
+          <w:rFonts w:ascii="Times New Roman" w:hAnsi="Times New Roman" w:cs="Times New Roman"/>
+          <w:sz w:val="24"/>
+        </w:rPr>
+      </w:pPr>
+      <w:r>
+        <w:rPr>
+          <w:rFonts w:ascii="Times New Roman" w:hAnsi="Times New Roman" w:cs="Times New Roman"/>
+          <w:sz w:val="24"/>
+        </w:rPr>
+        <w:t xml:space="preserve">A </w:t>
+      </w:r>
+      <w:proofErr w:type="spellStart"/>
+      <w:r>
+        <w:rPr>
+          <w:rFonts w:ascii="Times New Roman" w:hAnsi="Times New Roman" w:cs="Times New Roman"/>
+          <w:sz w:val="24"/>
+        </w:rPr>
+        <w:t>Phase</w:t>
+      </w:r>
+      <w:proofErr w:type="spellEnd"/>
+      <w:r>
+        <w:rPr>
+          <w:rFonts w:ascii="Times New Roman" w:hAnsi="Times New Roman" w:cs="Times New Roman"/>
+          <w:sz w:val="24"/>
+        </w:rPr>
+        <w:t xml:space="preserve"> </w:t>
+      </w:r>
+      <w:proofErr w:type="spellStart"/>
+      <w:r>
+        <w:rPr>
+          <w:rFonts w:ascii="Times New Roman" w:hAnsi="Times New Roman" w:cs="Times New Roman"/>
+          <w:sz w:val="24"/>
+        </w:rPr>
+        <w:t>epoch</w:t>
+      </w:r>
+      <w:proofErr w:type="spellEnd"/>
+      <w:r>
+        <w:rPr>
+          <w:rFonts w:ascii="Times New Roman" w:hAnsi="Times New Roman" w:cs="Times New Roman"/>
+          <w:sz w:val="24"/>
+        </w:rPr>
+        <w:t xml:space="preserve"> módszernél az SVM megint 84%-</w:t>
+      </w:r>
+      <w:proofErr w:type="spellStart"/>
+      <w:r>
+        <w:rPr>
+          <w:rFonts w:ascii="Times New Roman" w:hAnsi="Times New Roman" w:cs="Times New Roman"/>
+          <w:sz w:val="24"/>
+        </w:rPr>
+        <w:t>ot</w:t>
+      </w:r>
+      <w:proofErr w:type="spellEnd"/>
+      <w:r>
+        <w:rPr>
+          <w:rFonts w:ascii="Times New Roman" w:hAnsi="Times New Roman" w:cs="Times New Roman"/>
+          <w:sz w:val="24"/>
+        </w:rPr>
+        <w:t xml:space="preserve"> adott mindhárom esetben, itt is 2%-</w:t>
+      </w:r>
+      <w:proofErr w:type="spellStart"/>
+      <w:r>
+        <w:rPr>
+          <w:rFonts w:ascii="Times New Roman" w:hAnsi="Times New Roman" w:cs="Times New Roman"/>
+          <w:sz w:val="24"/>
+        </w:rPr>
+        <w:t>kal</w:t>
+      </w:r>
+      <w:proofErr w:type="spellEnd"/>
+      <w:r>
+        <w:rPr>
+          <w:rFonts w:ascii="Times New Roman" w:hAnsi="Times New Roman" w:cs="Times New Roman"/>
+          <w:sz w:val="24"/>
+        </w:rPr>
+        <w:t xml:space="preserve"> jobb a kiindulópontnál. A Random Forest top 10, 15 és 20 jellemzővel egyaránt 88%-</w:t>
+      </w:r>
+      <w:proofErr w:type="spellStart"/>
+      <w:r>
+        <w:rPr>
+          <w:rFonts w:ascii="Times New Roman" w:hAnsi="Times New Roman" w:cs="Times New Roman"/>
+          <w:sz w:val="24"/>
+        </w:rPr>
+        <w:t>on</w:t>
+      </w:r>
+      <w:proofErr w:type="spellEnd"/>
+      <w:r>
+        <w:rPr>
+          <w:rFonts w:ascii="Times New Roman" w:hAnsi="Times New Roman" w:cs="Times New Roman"/>
+          <w:sz w:val="24"/>
+        </w:rPr>
+        <w:t xml:space="preserve"> zárt, ami viszont 2%-</w:t>
+      </w:r>
+      <w:proofErr w:type="spellStart"/>
+      <w:r>
+        <w:rPr>
+          <w:rFonts w:ascii="Times New Roman" w:hAnsi="Times New Roman" w:cs="Times New Roman"/>
+          <w:sz w:val="24"/>
+        </w:rPr>
+        <w:t>os</w:t>
+      </w:r>
+      <w:proofErr w:type="spellEnd"/>
+      <w:r>
+        <w:rPr>
+          <w:rFonts w:ascii="Times New Roman" w:hAnsi="Times New Roman" w:cs="Times New Roman"/>
+          <w:sz w:val="24"/>
+        </w:rPr>
+        <w:t xml:space="preserve"> visszaesés a 90%-hoz képest, tehát ennél a modellnél és módszernél a szűkítés nem bizonyult hasznosnak. Az RF+MLP top 10 jellemzővel 90%-</w:t>
+      </w:r>
+      <w:proofErr w:type="spellStart"/>
+      <w:r>
+        <w:rPr>
+          <w:rFonts w:ascii="Times New Roman" w:hAnsi="Times New Roman" w:cs="Times New Roman"/>
+          <w:sz w:val="24"/>
+        </w:rPr>
+        <w:t>ot</w:t>
+      </w:r>
+      <w:proofErr w:type="spellEnd"/>
+      <w:r>
+        <w:rPr>
+          <w:rFonts w:ascii="Times New Roman" w:hAnsi="Times New Roman" w:cs="Times New Roman"/>
+          <w:sz w:val="24"/>
+        </w:rPr>
+        <w:t xml:space="preserve"> hozott, ami 4%-</w:t>
+      </w:r>
+      <w:proofErr w:type="spellStart"/>
+      <w:r>
+        <w:rPr>
+          <w:rFonts w:ascii="Times New Roman" w:hAnsi="Times New Roman" w:cs="Times New Roman"/>
+          <w:sz w:val="24"/>
+        </w:rPr>
+        <w:t>os</w:t>
+      </w:r>
+      <w:proofErr w:type="spellEnd"/>
+      <w:r>
+        <w:rPr>
+          <w:rFonts w:ascii="Times New Roman" w:hAnsi="Times New Roman" w:cs="Times New Roman"/>
+          <w:sz w:val="24"/>
+        </w:rPr>
+        <w:t xml:space="preserve"> javulás a 86%-hoz képest, ez az egyik legnagyobb ugrás az egész vizsgálatban. Az </w:t>
+      </w:r>
+      <w:proofErr w:type="spellStart"/>
+      <w:r>
+        <w:rPr>
+          <w:rFonts w:ascii="Times New Roman" w:hAnsi="Times New Roman" w:cs="Times New Roman"/>
+          <w:sz w:val="24"/>
+        </w:rPr>
+        <w:t>XGBoost</w:t>
+      </w:r>
+      <w:proofErr w:type="spellEnd"/>
+      <w:r>
+        <w:rPr>
+          <w:rFonts w:ascii="Times New Roman" w:hAnsi="Times New Roman" w:cs="Times New Roman"/>
+          <w:sz w:val="24"/>
+        </w:rPr>
+        <w:t xml:space="preserve"> top 15 jellemzővel 90%-</w:t>
+      </w:r>
+      <w:proofErr w:type="spellStart"/>
+      <w:r>
+        <w:rPr>
+          <w:rFonts w:ascii="Times New Roman" w:hAnsi="Times New Roman" w:cs="Times New Roman"/>
+          <w:sz w:val="24"/>
+        </w:rPr>
+        <w:t>ot</w:t>
+      </w:r>
+      <w:proofErr w:type="spellEnd"/>
+      <w:r>
+        <w:rPr>
+          <w:rFonts w:ascii="Times New Roman" w:hAnsi="Times New Roman" w:cs="Times New Roman"/>
+          <w:sz w:val="24"/>
+        </w:rPr>
+        <w:t xml:space="preserve"> ért el szemben az összes jellemzővel elért 88%-</w:t>
+      </w:r>
+      <w:proofErr w:type="spellStart"/>
+      <w:r>
+        <w:rPr>
+          <w:rFonts w:ascii="Times New Roman" w:hAnsi="Times New Roman" w:cs="Times New Roman"/>
+          <w:sz w:val="24"/>
+        </w:rPr>
+        <w:t>kal</w:t>
+      </w:r>
+      <w:proofErr w:type="spellEnd"/>
+      <w:r>
+        <w:rPr>
+          <w:rFonts w:ascii="Times New Roman" w:hAnsi="Times New Roman" w:cs="Times New Roman"/>
+          <w:sz w:val="24"/>
+        </w:rPr>
+        <w:t>, a többi konfiguráció viszont nem hozott javulást.</w:t>
+      </w:r>
+    </w:p>
+    <w:p>
+      <w:pPr>
+        <w:spacing w:after="120" w:line="360" w:lineRule="auto"/>
+        <w:jc w:val="both"/>
+        <w:rPr>
+          <w:rFonts w:ascii="Times New Roman" w:hAnsi="Times New Roman" w:cs="Times New Roman"/>
+          <w:sz w:val="24"/>
+        </w:rPr>
+      </w:pPr>
+      <w:r>
+        <w:rPr>
+          <w:rFonts w:ascii="Times New Roman" w:hAnsi="Times New Roman" w:cs="Times New Roman"/>
+          <w:sz w:val="24"/>
+        </w:rPr>
+        <w:t xml:space="preserve">A </w:t>
+      </w:r>
+      <w:proofErr w:type="spellStart"/>
+      <w:r>
+        <w:rPr>
+          <w:rFonts w:ascii="Times New Roman" w:hAnsi="Times New Roman" w:cs="Times New Roman"/>
+          <w:sz w:val="24"/>
+        </w:rPr>
+        <w:t>Phase</w:t>
+      </w:r>
+      <w:proofErr w:type="spellEnd"/>
+      <w:r>
+        <w:rPr>
+          <w:rFonts w:ascii="Times New Roman" w:hAnsi="Times New Roman" w:cs="Times New Roman"/>
+          <w:sz w:val="24"/>
+        </w:rPr>
+        <w:t xml:space="preserve"> </w:t>
+      </w:r>
+      <w:proofErr w:type="spellStart"/>
+      <w:r>
+        <w:rPr>
+          <w:rFonts w:ascii="Times New Roman" w:hAnsi="Times New Roman" w:cs="Times New Roman"/>
+          <w:sz w:val="24"/>
+        </w:rPr>
+        <w:t>band</w:t>
+      </w:r>
+      <w:proofErr w:type="spellEnd"/>
+      <w:r>
+        <w:rPr>
+          <w:rFonts w:ascii="Times New Roman" w:hAnsi="Times New Roman" w:cs="Times New Roman"/>
+          <w:sz w:val="24"/>
+        </w:rPr>
+        <w:t xml:space="preserve"> módszernél az SVM ismét 84%-</w:t>
+      </w:r>
+      <w:proofErr w:type="spellStart"/>
+      <w:r>
+        <w:rPr>
+          <w:rFonts w:ascii="Times New Roman" w:hAnsi="Times New Roman" w:cs="Times New Roman"/>
+          <w:sz w:val="24"/>
+        </w:rPr>
+        <w:t>on</w:t>
+      </w:r>
+      <w:proofErr w:type="spellEnd"/>
+      <w:r>
+        <w:rPr>
+          <w:rFonts w:ascii="Times New Roman" w:hAnsi="Times New Roman" w:cs="Times New Roman"/>
+          <w:sz w:val="24"/>
+        </w:rPr>
+        <w:t xml:space="preserve"> állt mindhárom esetben, következetesen jobbnak bizonyult az összes jellemzőnél. A Random Forest és az </w:t>
+      </w:r>
+      <w:proofErr w:type="spellStart"/>
+      <w:r>
+        <w:rPr>
+          <w:rFonts w:ascii="Times New Roman" w:hAnsi="Times New Roman" w:cs="Times New Roman"/>
+          <w:sz w:val="24"/>
+        </w:rPr>
+        <w:t>XGBoost</w:t>
+      </w:r>
+      <w:proofErr w:type="spellEnd"/>
+      <w:r>
+        <w:rPr>
+          <w:rFonts w:ascii="Times New Roman" w:hAnsi="Times New Roman" w:cs="Times New Roman"/>
+          <w:sz w:val="24"/>
+        </w:rPr>
+        <w:t xml:space="preserve"> top 10 és top 15 jellemzővel ugyanott </w:t>
+      </w:r>
+      <w:proofErr w:type="gramStart"/>
+      <w:r>
+        <w:rPr>
+          <w:rFonts w:ascii="Times New Roman" w:hAnsi="Times New Roman" w:cs="Times New Roman"/>
+          <w:sz w:val="24"/>
+        </w:rPr>
+        <w:t>voltak</w:t>
+      </w:r>
+      <w:proofErr w:type="gramEnd"/>
+      <w:r>
+        <w:rPr>
+          <w:rFonts w:ascii="Times New Roman" w:hAnsi="Times New Roman" w:cs="Times New Roman"/>
+          <w:sz w:val="24"/>
+        </w:rPr>
+        <w:t xml:space="preserve"> mint az összes jellemzővel, top 20-szal viszont mindkettő 86%-</w:t>
+      </w:r>
+      <w:proofErr w:type="spellStart"/>
+      <w:r>
+        <w:rPr>
+          <w:rFonts w:ascii="Times New Roman" w:hAnsi="Times New Roman" w:cs="Times New Roman"/>
+          <w:sz w:val="24"/>
+        </w:rPr>
+        <w:t>ra</w:t>
+      </w:r>
+      <w:proofErr w:type="spellEnd"/>
+      <w:r>
+        <w:rPr>
+          <w:rFonts w:ascii="Times New Roman" w:hAnsi="Times New Roman" w:cs="Times New Roman"/>
+          <w:sz w:val="24"/>
+        </w:rPr>
+        <w:t xml:space="preserve"> esett vissza, ami arra utal, hogy ennél a módszernél a top 20 már túl sok jellemzőt von be és ez ront az eredményen. Az RF+MLP top 10-zel 88%-</w:t>
+      </w:r>
+      <w:proofErr w:type="spellStart"/>
+      <w:r>
+        <w:rPr>
+          <w:rFonts w:ascii="Times New Roman" w:hAnsi="Times New Roman" w:cs="Times New Roman"/>
+          <w:sz w:val="24"/>
+        </w:rPr>
+        <w:t>ot</w:t>
+      </w:r>
+      <w:proofErr w:type="spellEnd"/>
+      <w:r>
+        <w:rPr>
+          <w:rFonts w:ascii="Times New Roman" w:hAnsi="Times New Roman" w:cs="Times New Roman"/>
+          <w:sz w:val="24"/>
+        </w:rPr>
+        <w:t xml:space="preserve"> hozott, ami 2%-</w:t>
+      </w:r>
+      <w:proofErr w:type="spellStart"/>
+      <w:r>
+        <w:rPr>
+          <w:rFonts w:ascii="Times New Roman" w:hAnsi="Times New Roman" w:cs="Times New Roman"/>
+          <w:sz w:val="24"/>
+        </w:rPr>
+        <w:t>kal</w:t>
+      </w:r>
+      <w:proofErr w:type="spellEnd"/>
+      <w:r>
+        <w:rPr>
+          <w:rFonts w:ascii="Times New Roman" w:hAnsi="Times New Roman" w:cs="Times New Roman"/>
+          <w:sz w:val="24"/>
+        </w:rPr>
+        <w:t xml:space="preserve"> jobb a 86%-</w:t>
+      </w:r>
+      <w:proofErr w:type="spellStart"/>
+      <w:r>
+        <w:rPr>
+          <w:rFonts w:ascii="Times New Roman" w:hAnsi="Times New Roman" w:cs="Times New Roman"/>
+          <w:sz w:val="24"/>
+        </w:rPr>
+        <w:t>nál</w:t>
+      </w:r>
+      <w:proofErr w:type="spellEnd"/>
+      <w:r>
+        <w:rPr>
+          <w:rFonts w:ascii="Times New Roman" w:hAnsi="Times New Roman" w:cs="Times New Roman"/>
+          <w:sz w:val="24"/>
+        </w:rPr>
+        <w:t>, a többi konfiguráció viszont nem mutatott javulást.</w:t>
+      </w:r>
+    </w:p>
+    <w:p>
+      <w:pPr>
+        <w:spacing w:after="120" w:line="360" w:lineRule="auto"/>
+        <w:jc w:val="both"/>
+        <w:rPr>
+          <w:rFonts w:ascii="Times New Roman" w:hAnsi="Times New Roman" w:cs="Times New Roman"/>
+          <w:sz w:val="24"/>
+        </w:rPr>
+      </w:pPr>
+      <w:r>
+        <w:rPr>
+          <w:rFonts w:ascii="Times New Roman" w:hAnsi="Times New Roman" w:cs="Times New Roman"/>
+          <w:sz w:val="24"/>
+        </w:rPr>
+        <w:t xml:space="preserve">Az összképet nézve a jellemzők visszafogása legtöbbször nem ront az eredményeken, és sok esetben kifejezetten javít rajtuk, a top 10 jellemző bizonyult a legjobb választásnak szinte minden modellnél és módszernél. Ez valószínűleg azzal magyarázható, hogy az adathalmazban viszonylag kevés jellemző hordoz ténylegesen hasznos </w:t>
+      </w:r>
+      <w:proofErr w:type="gramStart"/>
+      <w:r>
+        <w:rPr>
+          <w:rFonts w:ascii="Times New Roman" w:hAnsi="Times New Roman" w:cs="Times New Roman"/>
+          <w:sz w:val="24"/>
+        </w:rPr>
+        <w:t>információt</w:t>
+      </w:r>
+      <w:proofErr w:type="gramEnd"/>
+      <w:r>
+        <w:rPr>
+          <w:rFonts w:ascii="Times New Roman" w:hAnsi="Times New Roman" w:cs="Times New Roman"/>
+          <w:sz w:val="24"/>
+        </w:rPr>
+        <w:t xml:space="preserve">, a többi inkább zajként viselkedik és megzavarja a modellt. Azt viszont érdemes szem előtt tartani, hogy ezek az eredmények egy kisebb adathalmazon születtek, és a különbségek egy része simán a </w:t>
+      </w:r>
+      <w:proofErr w:type="spellStart"/>
+      <w:r>
+        <w:rPr>
+          <w:rFonts w:ascii="Times New Roman" w:hAnsi="Times New Roman" w:cs="Times New Roman"/>
+          <w:sz w:val="24"/>
+        </w:rPr>
+        <w:t>keresztvalidáció</w:t>
+      </w:r>
+      <w:proofErr w:type="spellEnd"/>
+      <w:r>
+        <w:rPr>
+          <w:rFonts w:ascii="Times New Roman" w:hAnsi="Times New Roman" w:cs="Times New Roman"/>
+          <w:sz w:val="24"/>
+        </w:rPr>
+        <w:t xml:space="preserve"> véletlenszerűségéből is adódhat, tehát óvatosan kell kezelni a következtetéseket.</w:t>
+      </w:r>
+    </w:p>
+    <w:p>
+      <w:pPr>
+        <w:rPr>
+          <w:rFonts w:ascii="Times New Roman" w:hAnsi="Times New Roman" w:cs="Times New Roman"/>
+          <w:sz w:val="24"/>
+        </w:rPr>
+      </w:pPr>
+      <w:r>
+        <w:rPr>
+          <w:rFonts w:ascii="Times New Roman" w:hAnsi="Times New Roman" w:cs="Times New Roman"/>
+          <w:sz w:val="24"/>
+        </w:rPr>
+        <w:br w:type="page"/>
+      </w:r>
+    </w:p>
+    <w:p>
+      <w:pPr>
+        <w:spacing w:after="120" w:line="360" w:lineRule="auto"/>
+        <w:jc w:val="both"/>
+        <w:rPr>
+          <w:rFonts w:ascii="Times New Roman" w:hAnsi="Times New Roman" w:cs="Times New Roman"/>
+          <w:sz w:val="24"/>
+        </w:rPr>
       </w:pPr>
     </w:p>
     <w:sectPr>
@@ -13945,7 +14654,7 @@
 </file>
 
 <file path=customXml/itemProps1.xml><?xml version="1.0" encoding="utf-8"?>
-<ds:datastoreItem xmlns:ds="http://schemas.openxmlformats.org/officeDocument/2006/customXml" ds:itemID="{4B697B49-89EA-4F79-A52C-35B559ABF26B}">
+<ds:datastoreItem xmlns:ds="http://schemas.openxmlformats.org/officeDocument/2006/customXml" ds:itemID="{ECE3A0AB-8115-4BB7-9CCE-9844D6970AD7}">
   <ds:schemaRefs>
     <ds:schemaRef ds:uri="http://schemas.openxmlformats.org/officeDocument/2006/bibliography"/>
   </ds:schemaRefs>

--- a/Szakdoga/szakdoga word/szakdolgozat.docx
+++ b/Szakdoga/szakdoga word/szakdolgozat.docx
@@ -4959,7 +4959,7 @@
           <w:sz w:val="24"/>
         </w:rPr>
         <w:lastRenderedPageBreak/>
-        <w:t>pythonfreqs</w:t>
+        <w:t>freqs</w:t>
       </w:r>
       <w:proofErr w:type="spellEnd"/>
       <w:r>
@@ -5919,7 +5919,7 @@
           <w:sz w:val="24"/>
         </w:rPr>
         <w:lastRenderedPageBreak/>
-        <w:t>Pythonskf</w:t>
+        <w:t>skf</w:t>
       </w:r>
       <w:proofErr w:type="spellEnd"/>
       <w:r>
@@ -6799,15 +6799,15 @@
           <w:sz w:val="24"/>
         </w:rPr>
       </w:pPr>
-      <w:proofErr w:type="spellStart"/>
-      <w:r>
-        <w:rPr>
-          <w:rFonts w:ascii="Courier New" w:hAnsi="Courier New" w:cs="Courier New"/>
-          <w:sz w:val="24"/>
-        </w:rPr>
-        <w:t>pythonperm</w:t>
-      </w:r>
-      <w:proofErr w:type="spellEnd"/>
+      <w:proofErr w:type="gramStart"/>
+      <w:r>
+        <w:rPr>
+          <w:rFonts w:ascii="Courier New" w:hAnsi="Courier New" w:cs="Courier New"/>
+          <w:sz w:val="24"/>
+        </w:rPr>
+        <w:t>perm</w:t>
+      </w:r>
+      <w:proofErr w:type="gramEnd"/>
       <w:r>
         <w:rPr>
           <w:rFonts w:ascii="Courier New" w:hAnsi="Courier New" w:cs="Courier New"/>
@@ -6828,15 +6828,7 @@
           <w:rFonts w:ascii="Courier New" w:hAnsi="Courier New" w:cs="Courier New"/>
           <w:sz w:val="24"/>
         </w:rPr>
-        <w:t>on_</w:t>
-      </w:r>
-      <w:proofErr w:type="gramStart"/>
-      <w:r>
-        <w:rPr>
-          <w:rFonts w:ascii="Courier New" w:hAnsi="Courier New" w:cs="Courier New"/>
-          <w:sz w:val="24"/>
-        </w:rPr>
-        <w:t>importance</w:t>
+        <w:t>on_importance</w:t>
       </w:r>
       <w:proofErr w:type="spellEnd"/>
       <w:r>
@@ -6847,7 +6839,6 @@
         <w:t>(</w:t>
       </w:r>
       <w:proofErr w:type="spellStart"/>
-      <w:proofErr w:type="gramEnd"/>
       <w:r>
         <w:rPr>
           <w:rFonts w:ascii="Courier New" w:hAnsi="Courier New" w:cs="Courier New"/>
@@ -7069,7 +7060,7 @@
           <w:rFonts w:ascii="Courier New" w:hAnsi="Courier New" w:cs="Courier New"/>
           <w:sz w:val="24"/>
         </w:rPr>
-        <w:t>pythonfeature_importances</w:t>
+        <w:t>feature_importances</w:t>
       </w:r>
       <w:proofErr w:type="spellEnd"/>
       <w:r>
@@ -7288,7 +7279,7 @@
           <w:sz w:val="24"/>
         </w:rPr>
         <w:lastRenderedPageBreak/>
-        <w:t>pythondef</w:t>
+        <w:t>def</w:t>
       </w:r>
       <w:proofErr w:type="spellEnd"/>
       <w:r>
@@ -7932,7 +7923,21 @@
           <w:rFonts w:ascii="Times New Roman" w:hAnsi="Times New Roman" w:cs="Times New Roman"/>
           <w:sz w:val="24"/>
         </w:rPr>
-        <w:t xml:space="preserve"> és egy normalitás tesztet.</w:t>
+        <w:t xml:space="preserve"> és egy</w:t>
+      </w:r>
+      <w:r>
+        <w:rPr>
+          <w:rFonts w:ascii="Times New Roman" w:hAnsi="Times New Roman" w:cs="Times New Roman"/>
+          <w:sz w:val="24"/>
+        </w:rPr>
+        <w:t xml:space="preserve"> kétmintás t-tesztet</w:t>
+      </w:r>
+      <w:r>
+        <w:rPr>
+          <w:rFonts w:ascii="Times New Roman" w:hAnsi="Times New Roman" w:cs="Times New Roman"/>
+          <w:sz w:val="24"/>
+        </w:rPr>
+        <w:t>.</w:t>
       </w:r>
     </w:p>
     <w:p>
@@ -8014,7 +8019,14 @@
           <w:rFonts w:ascii="Times New Roman" w:hAnsi="Times New Roman" w:cs="Times New Roman"/>
           <w:sz w:val="24"/>
         </w:rPr>
-        <w:t xml:space="preserve"> függvény végzi, amely beolvassa az összes CSV fájlt egy mappából, és 512 soros </w:t>
+        <w:t xml:space="preserve"> függvény végzi, amely beolvassa az összes CSV fájlt egy mappából, és 5</w:t>
+      </w:r>
+      <w:r>
+        <w:rPr>
+          <w:rFonts w:ascii="Times New Roman" w:hAnsi="Times New Roman" w:cs="Times New Roman"/>
+          <w:sz w:val="24"/>
+        </w:rPr>
+        <w:t xml:space="preserve">12 soros </w:t>
       </w:r>
       <w:proofErr w:type="spellStart"/>
       <w:r>
@@ -8030,7 +8042,14 @@
           <w:rFonts w:ascii="Times New Roman" w:hAnsi="Times New Roman" w:cs="Times New Roman"/>
           <w:sz w:val="24"/>
         </w:rPr>
-        <w:t xml:space="preserve"> bontja őket – ugyanolyan </w:t>
+        <w:t xml:space="preserve"> bontja őket,</w:t>
+      </w:r>
+      <w:r>
+        <w:rPr>
+          <w:rFonts w:ascii="Times New Roman" w:hAnsi="Times New Roman" w:cs="Times New Roman"/>
+          <w:sz w:val="24"/>
+        </w:rPr>
+        <w:t xml:space="preserve"> ugyanolyan </w:t>
       </w:r>
       <w:proofErr w:type="gramStart"/>
       <w:r>
@@ -8170,22 +8189,13 @@
           <w:sz w:val="24"/>
         </w:rPr>
       </w:pPr>
-      <w:proofErr w:type="spellStart"/>
       <w:r>
         <w:rPr>
           <w:rFonts w:ascii="Courier New" w:hAnsi="Courier New" w:cs="Courier New"/>
           <w:sz w:val="24"/>
         </w:rPr>
         <w:lastRenderedPageBreak/>
-        <w:t>pythonc</w:t>
-      </w:r>
-      <w:proofErr w:type="spellEnd"/>
-      <w:r>
-        <w:rPr>
-          <w:rFonts w:ascii="Courier New" w:hAnsi="Courier New" w:cs="Courier New"/>
-          <w:sz w:val="24"/>
-        </w:rPr>
-        <w:t xml:space="preserve"> = </w:t>
+        <w:t xml:space="preserve">c = </w:t>
       </w:r>
       <w:proofErr w:type="spellStart"/>
       <w:proofErr w:type="gramStart"/>
@@ -8368,87 +8378,71 @@
           <w:rFonts w:ascii="Times New Roman" w:hAnsi="Times New Roman" w:cs="Times New Roman"/>
           <w:sz w:val="24"/>
         </w:rPr>
-        <w:t xml:space="preserve">A normalitás tesztet a </w:t>
-      </w:r>
-      <w:proofErr w:type="spellStart"/>
-      <w:r>
-        <w:rPr>
-          <w:rFonts w:ascii="Times New Roman" w:hAnsi="Times New Roman" w:cs="Times New Roman"/>
-          <w:sz w:val="24"/>
-        </w:rPr>
-        <w:t>compute_normality</w:t>
-      </w:r>
-      <w:proofErr w:type="spellEnd"/>
-      <w:r>
-        <w:rPr>
-          <w:rFonts w:ascii="Times New Roman" w:hAnsi="Times New Roman" w:cs="Times New Roman"/>
-          <w:sz w:val="24"/>
-        </w:rPr>
-        <w:t xml:space="preserve"> függvény végzi </w:t>
-      </w:r>
-      <w:proofErr w:type="spellStart"/>
-      <w:r>
-        <w:rPr>
-          <w:rFonts w:ascii="Times New Roman" w:hAnsi="Times New Roman" w:cs="Times New Roman"/>
-          <w:sz w:val="24"/>
-        </w:rPr>
-        <w:t>Shapiro-Wilk</w:t>
-      </w:r>
-      <w:proofErr w:type="spellEnd"/>
-      <w:r>
-        <w:rPr>
-          <w:rFonts w:ascii="Times New Roman" w:hAnsi="Times New Roman" w:cs="Times New Roman"/>
-          <w:sz w:val="24"/>
-        </w:rPr>
-        <w:t xml:space="preserve"> módszerrel, amely minden </w:t>
-      </w:r>
-      <w:proofErr w:type="spellStart"/>
-      <w:r>
-        <w:rPr>
-          <w:rFonts w:ascii="Times New Roman" w:hAnsi="Times New Roman" w:cs="Times New Roman"/>
-          <w:sz w:val="24"/>
-        </w:rPr>
-        <w:t>epochra</w:t>
-      </w:r>
-      <w:proofErr w:type="spellEnd"/>
-      <w:r>
-        <w:rPr>
-          <w:rFonts w:ascii="Times New Roman" w:hAnsi="Times New Roman" w:cs="Times New Roman"/>
-          <w:sz w:val="24"/>
-        </w:rPr>
-        <w:t xml:space="preserve"> és csatornára egy p-értéket számít ki. Ha a p-érték 0.05 felett van, az eloszlás </w:t>
-      </w:r>
-      <w:proofErr w:type="gramStart"/>
-      <w:r>
-        <w:rPr>
-          <w:rFonts w:ascii="Times New Roman" w:hAnsi="Times New Roman" w:cs="Times New Roman"/>
-          <w:sz w:val="24"/>
-        </w:rPr>
-        <w:t>normálisnak</w:t>
-      </w:r>
-      <w:proofErr w:type="gramEnd"/>
-      <w:r>
-        <w:rPr>
-          <w:rFonts w:ascii="Times New Roman" w:hAnsi="Times New Roman" w:cs="Times New Roman"/>
-          <w:sz w:val="24"/>
-        </w:rPr>
-        <w:t xml:space="preserve"> tekinthető – ha alatta, akkor nem. A teszt legalább 3 mintát igényel, ezért az üres </w:t>
-      </w:r>
-      <w:proofErr w:type="spellStart"/>
-      <w:r>
-        <w:rPr>
-          <w:rFonts w:ascii="Times New Roman" w:hAnsi="Times New Roman" w:cs="Times New Roman"/>
-          <w:sz w:val="24"/>
-        </w:rPr>
-        <w:t>epochokat</w:t>
-      </w:r>
-      <w:proofErr w:type="spellEnd"/>
-      <w:r>
-        <w:rPr>
-          <w:rFonts w:ascii="Times New Roman" w:hAnsi="Times New Roman" w:cs="Times New Roman"/>
-          <w:sz w:val="24"/>
-        </w:rPr>
-        <w:t xml:space="preserve"> a függvény kihagyja.</w:t>
+        <w:t xml:space="preserve">A </w:t>
+      </w:r>
+      <w:proofErr w:type="spellStart"/>
+      <w:r>
+        <w:rPr>
+          <w:rFonts w:ascii="Times New Roman" w:hAnsi="Times New Roman" w:cs="Times New Roman"/>
+          <w:sz w:val="24"/>
+        </w:rPr>
+        <w:t>szignifikancia</w:t>
+      </w:r>
+      <w:proofErr w:type="spellEnd"/>
+      <w:r>
+        <w:rPr>
+          <w:rFonts w:ascii="Times New Roman" w:hAnsi="Times New Roman" w:cs="Times New Roman"/>
+          <w:sz w:val="24"/>
+        </w:rPr>
+        <w:t xml:space="preserve"> vizsgálatot a </w:t>
+      </w:r>
+      <w:proofErr w:type="spellStart"/>
+      <w:r>
+        <w:rPr>
+          <w:rFonts w:ascii="Times New Roman" w:hAnsi="Times New Roman" w:cs="Times New Roman"/>
+          <w:sz w:val="24"/>
+        </w:rPr>
+        <w:t>compute_ttest</w:t>
+      </w:r>
+      <w:proofErr w:type="spellEnd"/>
+      <w:r>
+        <w:rPr>
+          <w:rFonts w:ascii="Times New Roman" w:hAnsi="Times New Roman" w:cs="Times New Roman"/>
+          <w:sz w:val="24"/>
+        </w:rPr>
+        <w:t xml:space="preserve"> függvény végzi kétmintás t-</w:t>
+      </w:r>
+      <w:proofErr w:type="spellStart"/>
+      <w:r>
+        <w:rPr>
+          <w:rFonts w:ascii="Times New Roman" w:hAnsi="Times New Roman" w:cs="Times New Roman"/>
+          <w:sz w:val="24"/>
+        </w:rPr>
+        <w:t>teszzt</w:t>
+      </w:r>
+      <w:proofErr w:type="spellEnd"/>
+      <w:r>
+        <w:rPr>
+          <w:rFonts w:ascii="Times New Roman" w:hAnsi="Times New Roman" w:cs="Times New Roman"/>
+          <w:sz w:val="24"/>
+        </w:rPr>
+        <w:t xml:space="preserve"> segítségével, amely </w:t>
+      </w:r>
+      <w:proofErr w:type="spellStart"/>
+      <w:r>
+        <w:rPr>
+          <w:rFonts w:ascii="Times New Roman" w:hAnsi="Times New Roman" w:cs="Times New Roman"/>
+          <w:sz w:val="24"/>
+        </w:rPr>
+        <w:t>epochonként</w:t>
+      </w:r>
+      <w:proofErr w:type="spellEnd"/>
+      <w:r>
+        <w:rPr>
+          <w:rFonts w:ascii="Times New Roman" w:hAnsi="Times New Roman" w:cs="Times New Roman"/>
+          <w:sz w:val="24"/>
+        </w:rPr>
+        <w:t xml:space="preserve"> és csatornánként összehasonlítja a beteg és egészséges csoport kontrasztértékeit. A t-teszt megmondja, hogy a két csoport között mért különbség statisztikailag szignifikáns-e, vagy csupán véletlenszerű ingadozásból adódik – ha a p-érték 0.05 alatt van, a különbség szignifikánsnak tekinthető. A teszt legalább 2 mintát igényel mindkét csoportból, ha ez nem teljesül, a függvény p=1 értéket ad vissza, ami nem szignifikáns eredményt jelent.</w:t>
       </w:r>
     </w:p>
     <w:p>
@@ -8481,7 +8475,21 @@
           <w:rFonts w:ascii="Times New Roman" w:hAnsi="Times New Roman" w:cs="Times New Roman"/>
           <w:sz w:val="24"/>
         </w:rPr>
-        <w:t xml:space="preserve"> függvény végzi, amely egyetlen ábrán belül két sorba rendezi a grafikonokat – a felső sorban a kontraszt, az alsó sorban a normalitás p-értékei láthatók, minden csatornára külön oszlopdiagramon. Az alsó sorban egy szaggatott vonal jelöli a 0.05-ös határt, amely alatt az eloszlás nem tekinthető </w:t>
+        <w:t xml:space="preserve"> függvény végzi, amely egyetlen ábrán belül két</w:t>
+      </w:r>
+      <w:r>
+        <w:rPr>
+          <w:rFonts w:ascii="Times New Roman" w:hAnsi="Times New Roman" w:cs="Times New Roman"/>
+          <w:sz w:val="24"/>
+        </w:rPr>
+        <w:t xml:space="preserve"> sorba rendezi a grafikonokat, </w:t>
+      </w:r>
+      <w:r>
+        <w:rPr>
+          <w:rFonts w:ascii="Times New Roman" w:hAnsi="Times New Roman" w:cs="Times New Roman"/>
+          <w:sz w:val="24"/>
+        </w:rPr>
+        <w:t xml:space="preserve">a felső sorban a kontraszt, az alsó sorban a t-teszt p-értékei láthatók, minden csatornára külön oszlopdiagramon. A sötét oszlopok a szignifikáns különbségeket jelzik (p </w:t>
       </w:r>
       <w:proofErr w:type="gramStart"/>
       <w:r>
@@ -8489,7 +8497,7 @@
           <w:rFonts w:ascii="Times New Roman" w:hAnsi="Times New Roman" w:cs="Times New Roman"/>
           <w:sz w:val="24"/>
         </w:rPr>
-        <w:t>normálisnak</w:t>
+        <w:t>&lt; 0.</w:t>
       </w:r>
       <w:proofErr w:type="gramEnd"/>
       <w:r>
@@ -8497,7 +8505,7 @@
           <w:rFonts w:ascii="Times New Roman" w:hAnsi="Times New Roman" w:cs="Times New Roman"/>
           <w:sz w:val="24"/>
         </w:rPr>
-        <w:t xml:space="preserve">. A </w:t>
+        <w:t xml:space="preserve">05), a világosak a nem szignifikánsakat, és egy piros szaggatott vonal jelöli a 0.05-ös határt. A </w:t>
       </w:r>
       <w:proofErr w:type="spellStart"/>
       <w:r>
@@ -8747,15 +8755,8 @@
           <w:rFonts w:ascii="Times New Roman" w:hAnsi="Times New Roman" w:cs="Times New Roman"/>
           <w:sz w:val="24"/>
         </w:rPr>
-        <w:t xml:space="preserve">Az eredmények a konzolra íródnak ki, és minden modellnél és jellemzőkinyerési módszernél látható az összes jellemzővel elért pontosság, mellette a top 10, 15 és 20 jellemzővel kapott érték az eltérés előjelével együtt. Ebből egyből kiderül, hogy egy adott </w:t>
-      </w:r>
-      <w:r>
-        <w:rPr>
-          <w:rFonts w:ascii="Times New Roman" w:hAnsi="Times New Roman" w:cs="Times New Roman"/>
-          <w:sz w:val="24"/>
-        </w:rPr>
         <w:lastRenderedPageBreak/>
-        <w:t>konfiguráció esetén a jellemzők szűkítése segít, ront, vagy nem változtat érdemben a teljesítményen. A részletes számok az eredmények fejezetben szerepelnek.</w:t>
+        <w:t>Az eredmények a konzolra íródnak ki, és minden modellnél és jellemzőkinyerési módszernél látható az összes jellemzővel elért pontosság, mellette a top 10, 15 és 20 jellemzővel kapott érték az eltérés előjelével együtt. Ebből egyből kiderül, hogy egy adott konfiguráció esetén a jellemzők szűkítése segít, ront, vagy nem változtat érdemben a teljesítményen. A részletes számok az eredmények fejezetben szerepelnek.</w:t>
       </w:r>
     </w:p>
     <w:p>
@@ -8773,7 +8774,303 @@
         <w:pStyle w:val="Cmsor2"/>
       </w:pPr>
       <w:r>
-        <w:t>2.6 G</w:t>
+        <w:t>2.6 Vizualizáció – visualization.py</w:t>
+      </w:r>
+    </w:p>
+    <w:p>
+      <w:pPr>
+        <w:spacing w:after="0" w:line="240" w:lineRule="auto"/>
+        <w:jc w:val="both"/>
+        <w:rPr>
+          <w:rFonts w:ascii="Times New Roman" w:hAnsi="Times New Roman" w:cs="Times New Roman"/>
+          <w:sz w:val="24"/>
+        </w:rPr>
+      </w:pPr>
+    </w:p>
+    <w:p>
+      <w:pPr>
+        <w:spacing w:after="0" w:line="360" w:lineRule="auto"/>
+        <w:jc w:val="both"/>
+        <w:rPr>
+          <w:rFonts w:ascii="Times New Roman" w:hAnsi="Times New Roman" w:cs="Times New Roman"/>
+          <w:sz w:val="24"/>
+        </w:rPr>
+      </w:pPr>
+      <w:r>
+        <w:rPr>
+          <w:rFonts w:ascii="Times New Roman" w:hAnsi="Times New Roman" w:cs="Times New Roman"/>
+          <w:sz w:val="24"/>
+        </w:rPr>
+        <w:t xml:space="preserve">A visualization.py három vizualizációt készít az adatokból és a betanított modellekből. Az egész </w:t>
+      </w:r>
+      <w:proofErr w:type="spellStart"/>
+      <w:r>
+        <w:rPr>
+          <w:rFonts w:ascii="Times New Roman" w:hAnsi="Times New Roman" w:cs="Times New Roman"/>
+          <w:sz w:val="24"/>
+        </w:rPr>
+        <w:t>szkript</w:t>
+      </w:r>
+      <w:proofErr w:type="spellEnd"/>
+      <w:r>
+        <w:rPr>
+          <w:rFonts w:ascii="Times New Roman" w:hAnsi="Times New Roman" w:cs="Times New Roman"/>
+          <w:sz w:val="24"/>
+        </w:rPr>
+        <w:t xml:space="preserve"> lényege, hogy ne csak számok legyenek az eredmények, hanem vizuálisan is látható legyen, hogyan különülnek el a csoportok és hogyan gondolkodik a modell.</w:t>
+      </w:r>
+    </w:p>
+    <w:p>
+      <w:pPr>
+        <w:spacing w:after="0" w:line="360" w:lineRule="auto"/>
+        <w:jc w:val="both"/>
+        <w:rPr>
+          <w:rFonts w:ascii="Times New Roman" w:hAnsi="Times New Roman" w:cs="Times New Roman"/>
+          <w:sz w:val="24"/>
+        </w:rPr>
+      </w:pPr>
+      <w:r>
+        <w:rPr>
+          <w:rFonts w:ascii="Times New Roman" w:hAnsi="Times New Roman" w:cs="Times New Roman"/>
+          <w:sz w:val="24"/>
+        </w:rPr>
+        <w:t xml:space="preserve">Az adatokat a </w:t>
+      </w:r>
+      <w:proofErr w:type="spellStart"/>
+      <w:r>
+        <w:rPr>
+          <w:rFonts w:ascii="Times New Roman" w:hAnsi="Times New Roman" w:cs="Times New Roman"/>
+          <w:sz w:val="24"/>
+        </w:rPr>
+        <w:t>load_data</w:t>
+      </w:r>
+      <w:proofErr w:type="spellEnd"/>
+      <w:r>
+        <w:rPr>
+          <w:rFonts w:ascii="Times New Roman" w:hAnsi="Times New Roman" w:cs="Times New Roman"/>
+          <w:sz w:val="24"/>
+        </w:rPr>
+        <w:t xml:space="preserve"> függvény tölti be, amely az </w:t>
+      </w:r>
+      <w:proofErr w:type="spellStart"/>
+      <w:r>
+        <w:rPr>
+          <w:rFonts w:ascii="Times New Roman" w:hAnsi="Times New Roman" w:cs="Times New Roman"/>
+          <w:sz w:val="24"/>
+        </w:rPr>
+        <w:t>extract_statistical</w:t>
+      </w:r>
+      <w:proofErr w:type="spellEnd"/>
+      <w:r>
+        <w:rPr>
+          <w:rFonts w:ascii="Times New Roman" w:hAnsi="Times New Roman" w:cs="Times New Roman"/>
+          <w:sz w:val="24"/>
+        </w:rPr>
+        <w:t xml:space="preserve"> függvényt használja, tehát ugyanazokat a 33 jellemzőt dolgozza </w:t>
+      </w:r>
+      <w:proofErr w:type="gramStart"/>
+      <w:r>
+        <w:rPr>
+          <w:rFonts w:ascii="Times New Roman" w:hAnsi="Times New Roman" w:cs="Times New Roman"/>
+          <w:sz w:val="24"/>
+        </w:rPr>
+        <w:t>fel</w:t>
+      </w:r>
+      <w:proofErr w:type="gramEnd"/>
+      <w:r>
+        <w:rPr>
+          <w:rFonts w:ascii="Times New Roman" w:hAnsi="Times New Roman" w:cs="Times New Roman"/>
+          <w:sz w:val="24"/>
+        </w:rPr>
+        <w:t xml:space="preserve"> mint a tanítás során. A jellemzők neveit a </w:t>
+      </w:r>
+      <w:proofErr w:type="spellStart"/>
+      <w:r>
+        <w:rPr>
+          <w:rFonts w:ascii="Times New Roman" w:hAnsi="Times New Roman" w:cs="Times New Roman"/>
+          <w:sz w:val="24"/>
+        </w:rPr>
+        <w:t>get_feature_names</w:t>
+      </w:r>
+      <w:proofErr w:type="spellEnd"/>
+      <w:r>
+        <w:rPr>
+          <w:rFonts w:ascii="Times New Roman" w:hAnsi="Times New Roman" w:cs="Times New Roman"/>
+          <w:sz w:val="24"/>
+        </w:rPr>
+        <w:t xml:space="preserve"> adja vissza, ezeket használom feliratként a grafikonokon.</w:t>
+      </w:r>
+    </w:p>
+    <w:p>
+      <w:pPr>
+        <w:spacing w:after="0" w:line="360" w:lineRule="auto"/>
+        <w:jc w:val="both"/>
+        <w:rPr>
+          <w:rFonts w:ascii="Times New Roman" w:hAnsi="Times New Roman" w:cs="Times New Roman"/>
+          <w:sz w:val="24"/>
+        </w:rPr>
+      </w:pPr>
+      <w:r>
+        <w:rPr>
+          <w:rFonts w:ascii="Times New Roman" w:hAnsi="Times New Roman" w:cs="Times New Roman"/>
+          <w:sz w:val="24"/>
+        </w:rPr>
+        <w:t xml:space="preserve">Az első ábra egy 2D szórásdiagram, amelyet a </w:t>
+      </w:r>
+      <w:proofErr w:type="spellStart"/>
+      <w:r>
+        <w:rPr>
+          <w:rFonts w:ascii="Times New Roman" w:hAnsi="Times New Roman" w:cs="Times New Roman"/>
+          <w:sz w:val="24"/>
+        </w:rPr>
+        <w:t>plot_scatter</w:t>
+      </w:r>
+      <w:proofErr w:type="spellEnd"/>
+      <w:r>
+        <w:rPr>
+          <w:rFonts w:ascii="Times New Roman" w:hAnsi="Times New Roman" w:cs="Times New Roman"/>
+          <w:sz w:val="24"/>
+        </w:rPr>
+        <w:t xml:space="preserve"> készít. Két </w:t>
+      </w:r>
+      <w:proofErr w:type="spellStart"/>
+      <w:r>
+        <w:rPr>
+          <w:rFonts w:ascii="Times New Roman" w:hAnsi="Times New Roman" w:cs="Times New Roman"/>
+          <w:sz w:val="24"/>
+        </w:rPr>
+        <w:t>plot</w:t>
+      </w:r>
+      <w:proofErr w:type="spellEnd"/>
+      <w:r>
+        <w:rPr>
+          <w:rFonts w:ascii="Times New Roman" w:hAnsi="Times New Roman" w:cs="Times New Roman"/>
+          <w:sz w:val="24"/>
+        </w:rPr>
+        <w:t xml:space="preserve"> jelenik meg egymás mellett: a bal oldali az SVM két legfontosabb jellemzőjét, a beta2_mean-t és az alpha2_std-t ábrázolja, a jobb oldali az RF+MLP két legfontosabb jellemzőjét, a beta1_std-t és az alpha2_std-t. Minden pont egy felvételt jelöl, piros a beteg, zöld az egészséges. Az ábra lényege, hogy megmutassa, mennyire válnak szét a csopo</w:t>
+      </w:r>
+      <w:r>
+        <w:rPr>
+          <w:rFonts w:ascii="Times New Roman" w:hAnsi="Times New Roman" w:cs="Times New Roman"/>
+          <w:sz w:val="24"/>
+        </w:rPr>
+        <w:t>rtok, ha csak a két legmérvadóbb</w:t>
+      </w:r>
+      <w:r>
+        <w:rPr>
+          <w:rFonts w:ascii="Times New Roman" w:hAnsi="Times New Roman" w:cs="Times New Roman"/>
+          <w:sz w:val="24"/>
+        </w:rPr>
+        <w:t xml:space="preserve"> jellemzőt nézzük.</w:t>
+      </w:r>
+    </w:p>
+    <w:p>
+      <w:pPr>
+        <w:spacing w:after="0" w:line="360" w:lineRule="auto"/>
+        <w:jc w:val="both"/>
+        <w:rPr>
+          <w:rFonts w:ascii="Times New Roman" w:hAnsi="Times New Roman" w:cs="Times New Roman"/>
+          <w:sz w:val="24"/>
+        </w:rPr>
+      </w:pPr>
+      <w:r>
+        <w:rPr>
+          <w:rFonts w:ascii="Times New Roman" w:hAnsi="Times New Roman" w:cs="Times New Roman"/>
+          <w:sz w:val="24"/>
+        </w:rPr>
+        <w:t xml:space="preserve">A második egy pókháló diagram, amelyet a </w:t>
+      </w:r>
+      <w:proofErr w:type="spellStart"/>
+      <w:r>
+        <w:rPr>
+          <w:rFonts w:ascii="Times New Roman" w:hAnsi="Times New Roman" w:cs="Times New Roman"/>
+          <w:sz w:val="24"/>
+        </w:rPr>
+        <w:t>plot_radar</w:t>
+      </w:r>
+      <w:proofErr w:type="spellEnd"/>
+      <w:r>
+        <w:rPr>
+          <w:rFonts w:ascii="Times New Roman" w:hAnsi="Times New Roman" w:cs="Times New Roman"/>
+          <w:sz w:val="24"/>
+        </w:rPr>
+        <w:t xml:space="preserve"> készít, és mind a 33 jellemzőt egyszerre ábrázolja. Minden tengelyen az adott jellemző normalizált átlagértéke szerepel, a normalizálás azért kell, mert a jellemzők eltérő skálán mozognak. A piros vonal a beteg, a zöld az egészséges csoport átlagát mutatja, és egy pillantással látszik, hol különböznek egymástól a legjobban.</w:t>
+      </w:r>
+    </w:p>
+    <w:p>
+      <w:pPr>
+        <w:spacing w:after="0" w:line="360" w:lineRule="auto"/>
+        <w:jc w:val="both"/>
+        <w:rPr>
+          <w:rFonts w:ascii="Times New Roman" w:hAnsi="Times New Roman" w:cs="Times New Roman"/>
+          <w:sz w:val="24"/>
+        </w:rPr>
+      </w:pPr>
+      <w:r>
+        <w:rPr>
+          <w:rFonts w:ascii="Times New Roman" w:hAnsi="Times New Roman" w:cs="Times New Roman"/>
+          <w:sz w:val="24"/>
+        </w:rPr>
+        <w:t xml:space="preserve">A harmadik egy döntési fa ábra, amelyet a </w:t>
+      </w:r>
+      <w:proofErr w:type="spellStart"/>
+      <w:r>
+        <w:rPr>
+          <w:rFonts w:ascii="Times New Roman" w:hAnsi="Times New Roman" w:cs="Times New Roman"/>
+          <w:sz w:val="24"/>
+        </w:rPr>
+        <w:t>plot_decision_tree</w:t>
+      </w:r>
+      <w:proofErr w:type="spellEnd"/>
+      <w:r>
+        <w:rPr>
+          <w:rFonts w:ascii="Times New Roman" w:hAnsi="Times New Roman" w:cs="Times New Roman"/>
+          <w:sz w:val="24"/>
+        </w:rPr>
+        <w:t xml:space="preserve"> készít. A már elmentett Random Forest modell egyik fáját rajzolja ki, de csak 3 szint mélységig, mert ennél mélyebbre menve olvashatatlanná válna. Megmutatja, hogy a modell melyik jellemző alapján oszt el először, és az egyes ágakon milyen küszöbértékek mentén jut el a döntésig. Ez azért hasznos, mert láthatóvá teszi, hogy a modell nem véletlenszerűen osztályoz, hanem </w:t>
+      </w:r>
+      <w:proofErr w:type="gramStart"/>
+      <w:r>
+        <w:rPr>
+          <w:rFonts w:ascii="Times New Roman" w:hAnsi="Times New Roman" w:cs="Times New Roman"/>
+          <w:sz w:val="24"/>
+        </w:rPr>
+        <w:t>konkrét</w:t>
+      </w:r>
+      <w:proofErr w:type="gramEnd"/>
+      <w:r>
+        <w:rPr>
+          <w:rFonts w:ascii="Times New Roman" w:hAnsi="Times New Roman" w:cs="Times New Roman"/>
+          <w:sz w:val="24"/>
+        </w:rPr>
+        <w:t xml:space="preserve"> szabályok mentén.</w:t>
+      </w:r>
+    </w:p>
+    <w:p>
+      <w:pPr>
+        <w:rPr>
+          <w:rFonts w:ascii="Times New Roman" w:hAnsi="Times New Roman" w:cs="Times New Roman"/>
+          <w:sz w:val="24"/>
+        </w:rPr>
+      </w:pPr>
+      <w:r>
+        <w:rPr>
+          <w:rFonts w:ascii="Times New Roman" w:hAnsi="Times New Roman" w:cs="Times New Roman"/>
+          <w:sz w:val="24"/>
+        </w:rPr>
+        <w:br w:type="page"/>
+      </w:r>
+    </w:p>
+    <w:p>
+      <w:pPr>
+        <w:pStyle w:val="Cmsor2"/>
+      </w:pPr>
+      <w:r>
+        <w:lastRenderedPageBreak/>
+        <w:t>2.7</w:t>
+      </w:r>
+      <w:r>
+        <w:t xml:space="preserve"> G</w:t>
       </w:r>
       <w:r>
         <w:t>rafikus felhasználói felület – gui.py</w:t>
@@ -9129,7 +9426,14 @@
           <w:rFonts w:ascii="Times New Roman" w:hAnsi="Times New Roman" w:cs="Times New Roman"/>
           <w:sz w:val="24"/>
         </w:rPr>
-        <w:t>program pontos</w:t>
+        <w:t>program</w:t>
+      </w:r>
+      <w:r>
+        <w:rPr>
+          <w:rFonts w:ascii="Times New Roman" w:hAnsi="Times New Roman" w:cs="Times New Roman"/>
+          <w:sz w:val="24"/>
+        </w:rPr>
+        <w:t xml:space="preserve"> pontos</w:t>
       </w:r>
       <w:proofErr w:type="gramEnd"/>
       <w:r>
@@ -9137,7 +9441,14 @@
           <w:rFonts w:ascii="Times New Roman" w:hAnsi="Times New Roman" w:cs="Times New Roman"/>
           <w:sz w:val="24"/>
         </w:rPr>
-        <w:t xml:space="preserve"> kezelési útmutatója az 5. fejezetben van, ahol lépésről lépésre le van írva, hogyan kell használni.</w:t>
+        <w:t xml:space="preserve"> kezelési útmutatója az 4</w:t>
+      </w:r>
+      <w:r>
+        <w:rPr>
+          <w:rFonts w:ascii="Times New Roman" w:hAnsi="Times New Roman" w:cs="Times New Roman"/>
+          <w:sz w:val="24"/>
+        </w:rPr>
+        <w:t>. fejezetben van, ahol lépésről lépésre le van írva, hogyan kell használni.</w:t>
       </w:r>
     </w:p>
     <w:p>
@@ -12675,734 +12986,1998 @@
           <w:lang w:eastAsia="hu-HU"/>
         </w:rPr>
       </w:pPr>
+    </w:p>
+    <w:p>
+      <w:pPr>
+        <w:pStyle w:val="Cmsor2"/>
+      </w:pPr>
+      <w:r>
+        <w:t xml:space="preserve">3.3 </w:t>
+      </w:r>
+      <w:proofErr w:type="spellStart"/>
+      <w:r>
+        <w:t>Feature</w:t>
+      </w:r>
+      <w:proofErr w:type="spellEnd"/>
+      <w:r>
+        <w:t xml:space="preserve"> </w:t>
+      </w:r>
+      <w:proofErr w:type="spellStart"/>
+      <w:r>
+        <w:t>selection</w:t>
+      </w:r>
+      <w:proofErr w:type="spellEnd"/>
+      <w:r>
+        <w:t xml:space="preserve"> eredményei</w:t>
+      </w:r>
+    </w:p>
+    <w:p>
+      <w:pPr>
+        <w:spacing w:after="0"/>
+      </w:pPr>
+    </w:p>
+    <w:p>
+      <w:pPr>
+        <w:spacing w:after="120" w:line="360" w:lineRule="auto"/>
+        <w:jc w:val="both"/>
+        <w:rPr>
+          <w:rFonts w:ascii="Times New Roman" w:hAnsi="Times New Roman" w:cs="Times New Roman"/>
+          <w:sz w:val="24"/>
+        </w:rPr>
+      </w:pPr>
+      <w:r>
+        <w:rPr>
+          <w:rFonts w:ascii="Times New Roman" w:hAnsi="Times New Roman" w:cs="Times New Roman"/>
+          <w:sz w:val="24"/>
+        </w:rPr>
+        <w:t xml:space="preserve">A feature_selection.py </w:t>
+      </w:r>
+      <w:proofErr w:type="spellStart"/>
+      <w:r>
+        <w:rPr>
+          <w:rFonts w:ascii="Times New Roman" w:hAnsi="Times New Roman" w:cs="Times New Roman"/>
+          <w:sz w:val="24"/>
+        </w:rPr>
+        <w:t>szkripttel</w:t>
+      </w:r>
+      <w:proofErr w:type="spellEnd"/>
+      <w:r>
+        <w:rPr>
+          <w:rFonts w:ascii="Times New Roman" w:hAnsi="Times New Roman" w:cs="Times New Roman"/>
+          <w:sz w:val="24"/>
+        </w:rPr>
+        <w:t xml:space="preserve"> azt vizsgáltam meg, hogy ha visszafogom a jellemzők számát, az hogyan hat a modellek teljesítményére. A gépi tanulásban ismert jelenség, hogy felesleges vagy zajt hordozó jellemzők ronthatják az általánosító képességet, kis adathalmazon pedig különösen veszélyes, ha túl sok jellemzővel dolgozunk. Minden </w:t>
+      </w:r>
+      <w:r>
+        <w:rPr>
+          <w:rFonts w:ascii="Times New Roman" w:hAnsi="Times New Roman" w:cs="Times New Roman"/>
+          <w:sz w:val="24"/>
+        </w:rPr>
+        <w:lastRenderedPageBreak/>
+        <w:t xml:space="preserve">modellt először az összes jellemzővel futtattam le, majd a </w:t>
+      </w:r>
+      <w:proofErr w:type="spellStart"/>
+      <w:r>
+        <w:rPr>
+          <w:rFonts w:ascii="Times New Roman" w:hAnsi="Times New Roman" w:cs="Times New Roman"/>
+          <w:sz w:val="24"/>
+        </w:rPr>
+        <w:t>feature</w:t>
+      </w:r>
+      <w:proofErr w:type="spellEnd"/>
+      <w:r>
+        <w:rPr>
+          <w:rFonts w:ascii="Times New Roman" w:hAnsi="Times New Roman" w:cs="Times New Roman"/>
+          <w:sz w:val="24"/>
+        </w:rPr>
+        <w:t xml:space="preserve"> </w:t>
+      </w:r>
+      <w:proofErr w:type="spellStart"/>
+      <w:r>
+        <w:rPr>
+          <w:rFonts w:ascii="Times New Roman" w:hAnsi="Times New Roman" w:cs="Times New Roman"/>
+          <w:sz w:val="24"/>
+        </w:rPr>
+        <w:t>importance</w:t>
+      </w:r>
+      <w:proofErr w:type="spellEnd"/>
+      <w:r>
+        <w:rPr>
+          <w:rFonts w:ascii="Times New Roman" w:hAnsi="Times New Roman" w:cs="Times New Roman"/>
+          <w:sz w:val="24"/>
+        </w:rPr>
+        <w:t xml:space="preserve"> alapján kiválasztott top 10, top 15 és top 20 legfontosabb jellemzővel, és összehasonlítottam a számokat.</w:t>
+      </w:r>
+    </w:p>
+    <w:p>
+      <w:pPr>
+        <w:spacing w:after="120" w:line="360" w:lineRule="auto"/>
+        <w:jc w:val="both"/>
+        <w:rPr>
+          <w:rFonts w:ascii="Times New Roman" w:hAnsi="Times New Roman" w:cs="Times New Roman"/>
+          <w:sz w:val="24"/>
+        </w:rPr>
+      </w:pPr>
+      <w:r>
+        <w:rPr>
+          <w:rFonts w:ascii="Times New Roman" w:hAnsi="Times New Roman" w:cs="Times New Roman"/>
+          <w:sz w:val="24"/>
+        </w:rPr>
+        <w:t xml:space="preserve">A </w:t>
+      </w:r>
+      <w:proofErr w:type="spellStart"/>
+      <w:r>
+        <w:rPr>
+          <w:rFonts w:ascii="Times New Roman" w:hAnsi="Times New Roman" w:cs="Times New Roman"/>
+          <w:sz w:val="24"/>
+        </w:rPr>
+        <w:t>Statistical</w:t>
+      </w:r>
+      <w:proofErr w:type="spellEnd"/>
+      <w:r>
+        <w:rPr>
+          <w:rFonts w:ascii="Times New Roman" w:hAnsi="Times New Roman" w:cs="Times New Roman"/>
+          <w:sz w:val="24"/>
+        </w:rPr>
+        <w:t xml:space="preserve"> módszernél az SVM mindhárom esetben 84%-</w:t>
+      </w:r>
+      <w:proofErr w:type="spellStart"/>
+      <w:r>
+        <w:rPr>
+          <w:rFonts w:ascii="Times New Roman" w:hAnsi="Times New Roman" w:cs="Times New Roman"/>
+          <w:sz w:val="24"/>
+        </w:rPr>
+        <w:t>ot</w:t>
+      </w:r>
+      <w:proofErr w:type="spellEnd"/>
+      <w:r>
+        <w:rPr>
+          <w:rFonts w:ascii="Times New Roman" w:hAnsi="Times New Roman" w:cs="Times New Roman"/>
+          <w:sz w:val="24"/>
+        </w:rPr>
+        <w:t xml:space="preserve"> hozott, ami 2%-</w:t>
+      </w:r>
+      <w:proofErr w:type="spellStart"/>
+      <w:r>
+        <w:rPr>
+          <w:rFonts w:ascii="Times New Roman" w:hAnsi="Times New Roman" w:cs="Times New Roman"/>
+          <w:sz w:val="24"/>
+        </w:rPr>
+        <w:t>kal</w:t>
+      </w:r>
+      <w:proofErr w:type="spellEnd"/>
+      <w:r>
+        <w:rPr>
+          <w:rFonts w:ascii="Times New Roman" w:hAnsi="Times New Roman" w:cs="Times New Roman"/>
+          <w:sz w:val="24"/>
+        </w:rPr>
+        <w:t xml:space="preserve"> jobb az összes jellemzővel elért 82%-</w:t>
+      </w:r>
+      <w:proofErr w:type="spellStart"/>
+      <w:r>
+        <w:rPr>
+          <w:rFonts w:ascii="Times New Roman" w:hAnsi="Times New Roman" w:cs="Times New Roman"/>
+          <w:sz w:val="24"/>
+        </w:rPr>
+        <w:t>nál</w:t>
+      </w:r>
+      <w:proofErr w:type="spellEnd"/>
+      <w:r>
+        <w:rPr>
+          <w:rFonts w:ascii="Times New Roman" w:hAnsi="Times New Roman" w:cs="Times New Roman"/>
+          <w:sz w:val="24"/>
+        </w:rPr>
+        <w:t>, tehát itt a szűkítés egyértelműen segített. A Random Forest top 10 jellemzővel 90%-</w:t>
+      </w:r>
+      <w:proofErr w:type="spellStart"/>
+      <w:r>
+        <w:rPr>
+          <w:rFonts w:ascii="Times New Roman" w:hAnsi="Times New Roman" w:cs="Times New Roman"/>
+          <w:sz w:val="24"/>
+        </w:rPr>
+        <w:t>ot</w:t>
+      </w:r>
+      <w:proofErr w:type="spellEnd"/>
+      <w:r>
+        <w:rPr>
+          <w:rFonts w:ascii="Times New Roman" w:hAnsi="Times New Roman" w:cs="Times New Roman"/>
+          <w:sz w:val="24"/>
+        </w:rPr>
+        <w:t xml:space="preserve"> adott a korábbi 88%-hoz képest, ami szintén javulás. Az RF+MLP top 10-zel szintén 90%-</w:t>
+      </w:r>
+      <w:proofErr w:type="spellStart"/>
+      <w:r>
+        <w:rPr>
+          <w:rFonts w:ascii="Times New Roman" w:hAnsi="Times New Roman" w:cs="Times New Roman"/>
+          <w:sz w:val="24"/>
+        </w:rPr>
+        <w:t>on</w:t>
+      </w:r>
+      <w:proofErr w:type="spellEnd"/>
+      <w:r>
+        <w:rPr>
+          <w:rFonts w:ascii="Times New Roman" w:hAnsi="Times New Roman" w:cs="Times New Roman"/>
+          <w:sz w:val="24"/>
+        </w:rPr>
+        <w:t xml:space="preserve"> volt, top 15 és top 20 esetén viszont visszacsúszott 88%-</w:t>
+      </w:r>
+      <w:proofErr w:type="spellStart"/>
+      <w:r>
+        <w:rPr>
+          <w:rFonts w:ascii="Times New Roman" w:hAnsi="Times New Roman" w:cs="Times New Roman"/>
+          <w:sz w:val="24"/>
+        </w:rPr>
+        <w:t>ra</w:t>
+      </w:r>
+      <w:proofErr w:type="spellEnd"/>
+      <w:r>
+        <w:rPr>
+          <w:rFonts w:ascii="Times New Roman" w:hAnsi="Times New Roman" w:cs="Times New Roman"/>
+          <w:sz w:val="24"/>
+        </w:rPr>
+        <w:t xml:space="preserve">, tehát itt már nem érdemes tovább növelni a jellemzők számát. Az </w:t>
+      </w:r>
+      <w:proofErr w:type="spellStart"/>
+      <w:r>
+        <w:rPr>
+          <w:rFonts w:ascii="Times New Roman" w:hAnsi="Times New Roman" w:cs="Times New Roman"/>
+          <w:sz w:val="24"/>
+        </w:rPr>
+        <w:t>XGBoost</w:t>
+      </w:r>
+      <w:proofErr w:type="spellEnd"/>
+      <w:r>
+        <w:rPr>
+          <w:rFonts w:ascii="Times New Roman" w:hAnsi="Times New Roman" w:cs="Times New Roman"/>
+          <w:sz w:val="24"/>
+        </w:rPr>
+        <w:t xml:space="preserve"> top 10 és top 20 jellemzővel 90%-</w:t>
+      </w:r>
+      <w:proofErr w:type="spellStart"/>
+      <w:r>
+        <w:rPr>
+          <w:rFonts w:ascii="Times New Roman" w:hAnsi="Times New Roman" w:cs="Times New Roman"/>
+          <w:sz w:val="24"/>
+        </w:rPr>
+        <w:t>ot</w:t>
+      </w:r>
+      <w:proofErr w:type="spellEnd"/>
+      <w:r>
+        <w:rPr>
+          <w:rFonts w:ascii="Times New Roman" w:hAnsi="Times New Roman" w:cs="Times New Roman"/>
+          <w:sz w:val="24"/>
+        </w:rPr>
+        <w:t xml:space="preserve"> ért el, top 15-tel viszont csak 86%-</w:t>
+      </w:r>
+      <w:proofErr w:type="spellStart"/>
+      <w:r>
+        <w:rPr>
+          <w:rFonts w:ascii="Times New Roman" w:hAnsi="Times New Roman" w:cs="Times New Roman"/>
+          <w:sz w:val="24"/>
+        </w:rPr>
+        <w:t>ot</w:t>
+      </w:r>
+      <w:proofErr w:type="spellEnd"/>
+      <w:r>
+        <w:rPr>
+          <w:rFonts w:ascii="Times New Roman" w:hAnsi="Times New Roman" w:cs="Times New Roman"/>
+          <w:sz w:val="24"/>
+        </w:rPr>
+        <w:t>, miközben az összes jellemzővel 88%-</w:t>
+      </w:r>
+      <w:proofErr w:type="spellStart"/>
+      <w:r>
+        <w:rPr>
+          <w:rFonts w:ascii="Times New Roman" w:hAnsi="Times New Roman" w:cs="Times New Roman"/>
+          <w:sz w:val="24"/>
+        </w:rPr>
+        <w:t>on</w:t>
+      </w:r>
+      <w:proofErr w:type="spellEnd"/>
+      <w:r>
+        <w:rPr>
+          <w:rFonts w:ascii="Times New Roman" w:hAnsi="Times New Roman" w:cs="Times New Roman"/>
+          <w:sz w:val="24"/>
+        </w:rPr>
+        <w:t xml:space="preserve"> állt, ami egy kissé egyenetlen képet mutat.</w:t>
+      </w:r>
+    </w:p>
+    <w:p>
+      <w:pPr>
+        <w:spacing w:after="120" w:line="360" w:lineRule="auto"/>
+        <w:jc w:val="both"/>
+        <w:rPr>
+          <w:rFonts w:ascii="Times New Roman" w:hAnsi="Times New Roman" w:cs="Times New Roman"/>
+          <w:sz w:val="24"/>
+        </w:rPr>
+      </w:pPr>
+      <w:r>
+        <w:rPr>
+          <w:rFonts w:ascii="Times New Roman" w:hAnsi="Times New Roman" w:cs="Times New Roman"/>
+          <w:sz w:val="24"/>
+        </w:rPr>
+        <w:t xml:space="preserve">A </w:t>
+      </w:r>
+      <w:proofErr w:type="spellStart"/>
+      <w:r>
+        <w:rPr>
+          <w:rFonts w:ascii="Times New Roman" w:hAnsi="Times New Roman" w:cs="Times New Roman"/>
+          <w:sz w:val="24"/>
+        </w:rPr>
+        <w:t>Phase</w:t>
+      </w:r>
+      <w:proofErr w:type="spellEnd"/>
+      <w:r>
+        <w:rPr>
+          <w:rFonts w:ascii="Times New Roman" w:hAnsi="Times New Roman" w:cs="Times New Roman"/>
+          <w:sz w:val="24"/>
+        </w:rPr>
+        <w:t xml:space="preserve"> </w:t>
+      </w:r>
+      <w:proofErr w:type="spellStart"/>
+      <w:r>
+        <w:rPr>
+          <w:rFonts w:ascii="Times New Roman" w:hAnsi="Times New Roman" w:cs="Times New Roman"/>
+          <w:sz w:val="24"/>
+        </w:rPr>
+        <w:t>epoch</w:t>
+      </w:r>
+      <w:proofErr w:type="spellEnd"/>
+      <w:r>
+        <w:rPr>
+          <w:rFonts w:ascii="Times New Roman" w:hAnsi="Times New Roman" w:cs="Times New Roman"/>
+          <w:sz w:val="24"/>
+        </w:rPr>
+        <w:t xml:space="preserve"> módszernél az SVM megint 84%-</w:t>
+      </w:r>
+      <w:proofErr w:type="spellStart"/>
+      <w:r>
+        <w:rPr>
+          <w:rFonts w:ascii="Times New Roman" w:hAnsi="Times New Roman" w:cs="Times New Roman"/>
+          <w:sz w:val="24"/>
+        </w:rPr>
+        <w:t>ot</w:t>
+      </w:r>
+      <w:proofErr w:type="spellEnd"/>
+      <w:r>
+        <w:rPr>
+          <w:rFonts w:ascii="Times New Roman" w:hAnsi="Times New Roman" w:cs="Times New Roman"/>
+          <w:sz w:val="24"/>
+        </w:rPr>
+        <w:t xml:space="preserve"> adott mindhárom esetben, itt is 2%-</w:t>
+      </w:r>
+      <w:proofErr w:type="spellStart"/>
+      <w:r>
+        <w:rPr>
+          <w:rFonts w:ascii="Times New Roman" w:hAnsi="Times New Roman" w:cs="Times New Roman"/>
+          <w:sz w:val="24"/>
+        </w:rPr>
+        <w:t>kal</w:t>
+      </w:r>
+      <w:proofErr w:type="spellEnd"/>
+      <w:r>
+        <w:rPr>
+          <w:rFonts w:ascii="Times New Roman" w:hAnsi="Times New Roman" w:cs="Times New Roman"/>
+          <w:sz w:val="24"/>
+        </w:rPr>
+        <w:t xml:space="preserve"> jobb a kiindulópontnál. A Random Forest top 10, 15 és 20 jellemzővel egyaránt 88%-</w:t>
+      </w:r>
+      <w:proofErr w:type="spellStart"/>
+      <w:r>
+        <w:rPr>
+          <w:rFonts w:ascii="Times New Roman" w:hAnsi="Times New Roman" w:cs="Times New Roman"/>
+          <w:sz w:val="24"/>
+        </w:rPr>
+        <w:t>on</w:t>
+      </w:r>
+      <w:proofErr w:type="spellEnd"/>
+      <w:r>
+        <w:rPr>
+          <w:rFonts w:ascii="Times New Roman" w:hAnsi="Times New Roman" w:cs="Times New Roman"/>
+          <w:sz w:val="24"/>
+        </w:rPr>
+        <w:t xml:space="preserve"> zárt, ami viszont 2%-</w:t>
+      </w:r>
+      <w:proofErr w:type="spellStart"/>
+      <w:r>
+        <w:rPr>
+          <w:rFonts w:ascii="Times New Roman" w:hAnsi="Times New Roman" w:cs="Times New Roman"/>
+          <w:sz w:val="24"/>
+        </w:rPr>
+        <w:t>os</w:t>
+      </w:r>
+      <w:proofErr w:type="spellEnd"/>
+      <w:r>
+        <w:rPr>
+          <w:rFonts w:ascii="Times New Roman" w:hAnsi="Times New Roman" w:cs="Times New Roman"/>
+          <w:sz w:val="24"/>
+        </w:rPr>
+        <w:t xml:space="preserve"> visszaesés a 90%-hoz képest, tehát ennél a modellnél és módszernél a szűkítés nem bizonyult hasznosnak. Az RF+MLP top 10 jellemzővel 90%-</w:t>
+      </w:r>
+      <w:proofErr w:type="spellStart"/>
+      <w:r>
+        <w:rPr>
+          <w:rFonts w:ascii="Times New Roman" w:hAnsi="Times New Roman" w:cs="Times New Roman"/>
+          <w:sz w:val="24"/>
+        </w:rPr>
+        <w:t>ot</w:t>
+      </w:r>
+      <w:proofErr w:type="spellEnd"/>
+      <w:r>
+        <w:rPr>
+          <w:rFonts w:ascii="Times New Roman" w:hAnsi="Times New Roman" w:cs="Times New Roman"/>
+          <w:sz w:val="24"/>
+        </w:rPr>
+        <w:t xml:space="preserve"> hozott, ami 4%-</w:t>
+      </w:r>
+      <w:proofErr w:type="spellStart"/>
+      <w:r>
+        <w:rPr>
+          <w:rFonts w:ascii="Times New Roman" w:hAnsi="Times New Roman" w:cs="Times New Roman"/>
+          <w:sz w:val="24"/>
+        </w:rPr>
+        <w:t>os</w:t>
+      </w:r>
+      <w:proofErr w:type="spellEnd"/>
+      <w:r>
+        <w:rPr>
+          <w:rFonts w:ascii="Times New Roman" w:hAnsi="Times New Roman" w:cs="Times New Roman"/>
+          <w:sz w:val="24"/>
+        </w:rPr>
+        <w:t xml:space="preserve"> javulás a 86%-hoz képest, ez az egyik legnagyobb ugrás az egész vizsgálatban. Az </w:t>
+      </w:r>
+      <w:proofErr w:type="spellStart"/>
+      <w:r>
+        <w:rPr>
+          <w:rFonts w:ascii="Times New Roman" w:hAnsi="Times New Roman" w:cs="Times New Roman"/>
+          <w:sz w:val="24"/>
+        </w:rPr>
+        <w:t>XGBoost</w:t>
+      </w:r>
+      <w:proofErr w:type="spellEnd"/>
+      <w:r>
+        <w:rPr>
+          <w:rFonts w:ascii="Times New Roman" w:hAnsi="Times New Roman" w:cs="Times New Roman"/>
+          <w:sz w:val="24"/>
+        </w:rPr>
+        <w:t xml:space="preserve"> top 15 jellemzővel 90%-</w:t>
+      </w:r>
+      <w:proofErr w:type="spellStart"/>
+      <w:r>
+        <w:rPr>
+          <w:rFonts w:ascii="Times New Roman" w:hAnsi="Times New Roman" w:cs="Times New Roman"/>
+          <w:sz w:val="24"/>
+        </w:rPr>
+        <w:t>ot</w:t>
+      </w:r>
+      <w:proofErr w:type="spellEnd"/>
+      <w:r>
+        <w:rPr>
+          <w:rFonts w:ascii="Times New Roman" w:hAnsi="Times New Roman" w:cs="Times New Roman"/>
+          <w:sz w:val="24"/>
+        </w:rPr>
+        <w:t xml:space="preserve"> ért el szemben az összes jellemzővel elért 88%-</w:t>
+      </w:r>
+      <w:proofErr w:type="spellStart"/>
+      <w:r>
+        <w:rPr>
+          <w:rFonts w:ascii="Times New Roman" w:hAnsi="Times New Roman" w:cs="Times New Roman"/>
+          <w:sz w:val="24"/>
+        </w:rPr>
+        <w:t>kal</w:t>
+      </w:r>
+      <w:proofErr w:type="spellEnd"/>
+      <w:r>
+        <w:rPr>
+          <w:rFonts w:ascii="Times New Roman" w:hAnsi="Times New Roman" w:cs="Times New Roman"/>
+          <w:sz w:val="24"/>
+        </w:rPr>
+        <w:t>, a többi konfiguráció viszont nem hozott javulást.</w:t>
+      </w:r>
+    </w:p>
+    <w:p>
+      <w:pPr>
+        <w:spacing w:after="120" w:line="360" w:lineRule="auto"/>
+        <w:jc w:val="both"/>
+        <w:rPr>
+          <w:rFonts w:ascii="Times New Roman" w:hAnsi="Times New Roman" w:cs="Times New Roman"/>
+          <w:sz w:val="24"/>
+        </w:rPr>
+      </w:pPr>
+      <w:r>
+        <w:rPr>
+          <w:rFonts w:ascii="Times New Roman" w:hAnsi="Times New Roman" w:cs="Times New Roman"/>
+          <w:sz w:val="24"/>
+        </w:rPr>
+        <w:t xml:space="preserve">A </w:t>
+      </w:r>
+      <w:proofErr w:type="spellStart"/>
+      <w:r>
+        <w:rPr>
+          <w:rFonts w:ascii="Times New Roman" w:hAnsi="Times New Roman" w:cs="Times New Roman"/>
+          <w:sz w:val="24"/>
+        </w:rPr>
+        <w:t>Phase</w:t>
+      </w:r>
+      <w:proofErr w:type="spellEnd"/>
+      <w:r>
+        <w:rPr>
+          <w:rFonts w:ascii="Times New Roman" w:hAnsi="Times New Roman" w:cs="Times New Roman"/>
+          <w:sz w:val="24"/>
+        </w:rPr>
+        <w:t xml:space="preserve"> </w:t>
+      </w:r>
+      <w:proofErr w:type="spellStart"/>
+      <w:r>
+        <w:rPr>
+          <w:rFonts w:ascii="Times New Roman" w:hAnsi="Times New Roman" w:cs="Times New Roman"/>
+          <w:sz w:val="24"/>
+        </w:rPr>
+        <w:t>band</w:t>
+      </w:r>
+      <w:proofErr w:type="spellEnd"/>
+      <w:r>
+        <w:rPr>
+          <w:rFonts w:ascii="Times New Roman" w:hAnsi="Times New Roman" w:cs="Times New Roman"/>
+          <w:sz w:val="24"/>
+        </w:rPr>
+        <w:t xml:space="preserve"> módszernél az SVM ismét 84%-</w:t>
+      </w:r>
+      <w:proofErr w:type="spellStart"/>
+      <w:r>
+        <w:rPr>
+          <w:rFonts w:ascii="Times New Roman" w:hAnsi="Times New Roman" w:cs="Times New Roman"/>
+          <w:sz w:val="24"/>
+        </w:rPr>
+        <w:t>on</w:t>
+      </w:r>
+      <w:proofErr w:type="spellEnd"/>
+      <w:r>
+        <w:rPr>
+          <w:rFonts w:ascii="Times New Roman" w:hAnsi="Times New Roman" w:cs="Times New Roman"/>
+          <w:sz w:val="24"/>
+        </w:rPr>
+        <w:t xml:space="preserve"> állt mindhárom esetben, következetesen jobbnak bizonyult az összes jellemzőnél. A Random Forest és az </w:t>
+      </w:r>
+      <w:proofErr w:type="spellStart"/>
+      <w:r>
+        <w:rPr>
+          <w:rFonts w:ascii="Times New Roman" w:hAnsi="Times New Roman" w:cs="Times New Roman"/>
+          <w:sz w:val="24"/>
+        </w:rPr>
+        <w:t>XGBoost</w:t>
+      </w:r>
+      <w:proofErr w:type="spellEnd"/>
+      <w:r>
+        <w:rPr>
+          <w:rFonts w:ascii="Times New Roman" w:hAnsi="Times New Roman" w:cs="Times New Roman"/>
+          <w:sz w:val="24"/>
+        </w:rPr>
+        <w:t xml:space="preserve"> top 10 és top 15 jellemzővel ugyanott </w:t>
+      </w:r>
+      <w:proofErr w:type="gramStart"/>
+      <w:r>
+        <w:rPr>
+          <w:rFonts w:ascii="Times New Roman" w:hAnsi="Times New Roman" w:cs="Times New Roman"/>
+          <w:sz w:val="24"/>
+        </w:rPr>
+        <w:t>voltak</w:t>
+      </w:r>
+      <w:proofErr w:type="gramEnd"/>
+      <w:r>
+        <w:rPr>
+          <w:rFonts w:ascii="Times New Roman" w:hAnsi="Times New Roman" w:cs="Times New Roman"/>
+          <w:sz w:val="24"/>
+        </w:rPr>
+        <w:t xml:space="preserve"> mint az összes jellemzővel, top 20-szal viszont mindkettő 86%-</w:t>
+      </w:r>
+      <w:proofErr w:type="spellStart"/>
+      <w:r>
+        <w:rPr>
+          <w:rFonts w:ascii="Times New Roman" w:hAnsi="Times New Roman" w:cs="Times New Roman"/>
+          <w:sz w:val="24"/>
+        </w:rPr>
+        <w:t>ra</w:t>
+      </w:r>
+      <w:proofErr w:type="spellEnd"/>
+      <w:r>
+        <w:rPr>
+          <w:rFonts w:ascii="Times New Roman" w:hAnsi="Times New Roman" w:cs="Times New Roman"/>
+          <w:sz w:val="24"/>
+        </w:rPr>
+        <w:t xml:space="preserve"> esett vissza, ami arra utal, hogy ennél a módszernél a top 20 már túl sok jellemzőt von be és ez ront az eredményen. Az RF+MLP top 10-zel 88%-</w:t>
+      </w:r>
+      <w:proofErr w:type="spellStart"/>
+      <w:r>
+        <w:rPr>
+          <w:rFonts w:ascii="Times New Roman" w:hAnsi="Times New Roman" w:cs="Times New Roman"/>
+          <w:sz w:val="24"/>
+        </w:rPr>
+        <w:t>ot</w:t>
+      </w:r>
+      <w:proofErr w:type="spellEnd"/>
+      <w:r>
+        <w:rPr>
+          <w:rFonts w:ascii="Times New Roman" w:hAnsi="Times New Roman" w:cs="Times New Roman"/>
+          <w:sz w:val="24"/>
+        </w:rPr>
+        <w:t xml:space="preserve"> hozott, ami 2%-</w:t>
+      </w:r>
+      <w:proofErr w:type="spellStart"/>
+      <w:r>
+        <w:rPr>
+          <w:rFonts w:ascii="Times New Roman" w:hAnsi="Times New Roman" w:cs="Times New Roman"/>
+          <w:sz w:val="24"/>
+        </w:rPr>
+        <w:t>kal</w:t>
+      </w:r>
+      <w:proofErr w:type="spellEnd"/>
+      <w:r>
+        <w:rPr>
+          <w:rFonts w:ascii="Times New Roman" w:hAnsi="Times New Roman" w:cs="Times New Roman"/>
+          <w:sz w:val="24"/>
+        </w:rPr>
+        <w:t xml:space="preserve"> jobb a 86%-</w:t>
+      </w:r>
+      <w:proofErr w:type="spellStart"/>
+      <w:r>
+        <w:rPr>
+          <w:rFonts w:ascii="Times New Roman" w:hAnsi="Times New Roman" w:cs="Times New Roman"/>
+          <w:sz w:val="24"/>
+        </w:rPr>
+        <w:t>nál</w:t>
+      </w:r>
+      <w:proofErr w:type="spellEnd"/>
+      <w:r>
+        <w:rPr>
+          <w:rFonts w:ascii="Times New Roman" w:hAnsi="Times New Roman" w:cs="Times New Roman"/>
+          <w:sz w:val="24"/>
+        </w:rPr>
+        <w:t>, a többi konfiguráció viszont nem mutatott javulást.</w:t>
+      </w:r>
+    </w:p>
+    <w:p>
+      <w:pPr>
+        <w:spacing w:after="120" w:line="360" w:lineRule="auto"/>
+        <w:jc w:val="both"/>
+        <w:rPr>
+          <w:rFonts w:ascii="Times New Roman" w:hAnsi="Times New Roman" w:cs="Times New Roman"/>
+          <w:sz w:val="24"/>
+        </w:rPr>
+      </w:pPr>
+      <w:r>
+        <w:rPr>
+          <w:rFonts w:ascii="Times New Roman" w:hAnsi="Times New Roman" w:cs="Times New Roman"/>
+          <w:sz w:val="24"/>
+        </w:rPr>
+        <w:t xml:space="preserve">Az összképet nézve a jellemzők visszafogása legtöbbször nem ront az eredményeken, és sok esetben kifejezetten javít rajtuk, a top 10 jellemző bizonyult a legjobb választásnak szinte minden modellnél és módszernél. Ez valószínűleg azzal magyarázható, hogy az adathalmazban viszonylag kevés jellemző hordoz ténylegesen hasznos </w:t>
+      </w:r>
+      <w:proofErr w:type="gramStart"/>
+      <w:r>
+        <w:rPr>
+          <w:rFonts w:ascii="Times New Roman" w:hAnsi="Times New Roman" w:cs="Times New Roman"/>
+          <w:sz w:val="24"/>
+        </w:rPr>
+        <w:t>információt</w:t>
+      </w:r>
+      <w:proofErr w:type="gramEnd"/>
+      <w:r>
+        <w:rPr>
+          <w:rFonts w:ascii="Times New Roman" w:hAnsi="Times New Roman" w:cs="Times New Roman"/>
+          <w:sz w:val="24"/>
+        </w:rPr>
+        <w:t xml:space="preserve">, a többi inkább zajként viselkedik és megzavarja a modellt. Azt viszont érdemes szem előtt tartani, hogy ezek az eredmények egy kisebb adathalmazon születtek, és a különbségek egy része simán a </w:t>
+      </w:r>
+      <w:proofErr w:type="spellStart"/>
+      <w:r>
+        <w:rPr>
+          <w:rFonts w:ascii="Times New Roman" w:hAnsi="Times New Roman" w:cs="Times New Roman"/>
+          <w:sz w:val="24"/>
+        </w:rPr>
+        <w:t>keresztvalidáció</w:t>
+      </w:r>
+      <w:proofErr w:type="spellEnd"/>
+      <w:r>
+        <w:rPr>
+          <w:rFonts w:ascii="Times New Roman" w:hAnsi="Times New Roman" w:cs="Times New Roman"/>
+          <w:sz w:val="24"/>
+        </w:rPr>
+        <w:t xml:space="preserve"> véletlenszerűségéből is adódhat, tehát óvatosan kell kezelni a következtetéseket.</w:t>
+      </w:r>
+    </w:p>
+    <w:p>
+      <w:pPr>
+        <w:rPr>
+          <w:rFonts w:ascii="Times New Roman" w:hAnsi="Times New Roman" w:cs="Times New Roman"/>
+          <w:sz w:val="24"/>
+        </w:rPr>
+      </w:pPr>
+      <w:r>
+        <w:rPr>
+          <w:rFonts w:ascii="Times New Roman" w:hAnsi="Times New Roman" w:cs="Times New Roman"/>
+          <w:sz w:val="24"/>
+        </w:rPr>
+        <w:br w:type="page"/>
+      </w:r>
+    </w:p>
+    <w:p>
+      <w:pPr>
+        <w:pStyle w:val="Cmsor2"/>
+      </w:pPr>
+      <w:r>
+        <w:lastRenderedPageBreak/>
+        <w:t xml:space="preserve">3.4 </w:t>
+      </w:r>
+      <w:proofErr w:type="spellStart"/>
+      <w:r>
+        <w:t>Epoch</w:t>
+      </w:r>
+      <w:proofErr w:type="spellEnd"/>
+      <w:r>
+        <w:t xml:space="preserve"> </w:t>
+      </w:r>
+      <w:proofErr w:type="gramStart"/>
+      <w:r>
+        <w:t>analízis</w:t>
+      </w:r>
+      <w:proofErr w:type="gramEnd"/>
+      <w:r>
+        <w:t xml:space="preserve"> eredményei</w:t>
+      </w:r>
+    </w:p>
+    <w:p>
+      <w:pPr>
+        <w:spacing w:after="0"/>
+      </w:pPr>
+    </w:p>
+    <w:p>
+      <w:pPr>
+        <w:spacing w:after="120" w:line="360" w:lineRule="auto"/>
+        <w:jc w:val="both"/>
+        <w:rPr>
+          <w:rFonts w:ascii="Times New Roman" w:hAnsi="Times New Roman" w:cs="Times New Roman"/>
+          <w:sz w:val="24"/>
+        </w:rPr>
+      </w:pPr>
+      <w:r>
+        <w:rPr>
+          <w:rFonts w:ascii="Times New Roman" w:hAnsi="Times New Roman" w:cs="Times New Roman"/>
+          <w:sz w:val="24"/>
+        </w:rPr>
+        <w:t xml:space="preserve">Az epoch_analysis.py </w:t>
+      </w:r>
+      <w:proofErr w:type="spellStart"/>
+      <w:r>
+        <w:rPr>
+          <w:rFonts w:ascii="Times New Roman" w:hAnsi="Times New Roman" w:cs="Times New Roman"/>
+          <w:sz w:val="24"/>
+        </w:rPr>
+        <w:t>szkripttel</w:t>
+      </w:r>
+      <w:proofErr w:type="spellEnd"/>
+      <w:r>
+        <w:rPr>
+          <w:rFonts w:ascii="Times New Roman" w:hAnsi="Times New Roman" w:cs="Times New Roman"/>
+          <w:sz w:val="24"/>
+        </w:rPr>
+        <w:t xml:space="preserve"> azt vizsgáltam meg, hogyan különböznek egymástól a beteg és egészséges csoport EEG-jelei, </w:t>
+      </w:r>
+      <w:proofErr w:type="spellStart"/>
+      <w:r>
+        <w:rPr>
+          <w:rFonts w:ascii="Times New Roman" w:hAnsi="Times New Roman" w:cs="Times New Roman"/>
+          <w:sz w:val="24"/>
+        </w:rPr>
+        <w:t>epochonként</w:t>
+      </w:r>
+      <w:proofErr w:type="spellEnd"/>
+      <w:r>
+        <w:rPr>
+          <w:rFonts w:ascii="Times New Roman" w:hAnsi="Times New Roman" w:cs="Times New Roman"/>
+          <w:sz w:val="24"/>
+        </w:rPr>
+        <w:t xml:space="preserve"> lebontva. Két elemzést futtattam le erre a célra: egy min-</w:t>
+      </w:r>
+      <w:proofErr w:type="spellStart"/>
+      <w:r>
+        <w:rPr>
+          <w:rFonts w:ascii="Times New Roman" w:hAnsi="Times New Roman" w:cs="Times New Roman"/>
+          <w:sz w:val="24"/>
+        </w:rPr>
+        <w:t>max</w:t>
+      </w:r>
+      <w:proofErr w:type="spellEnd"/>
+      <w:r>
+        <w:rPr>
+          <w:rFonts w:ascii="Times New Roman" w:hAnsi="Times New Roman" w:cs="Times New Roman"/>
+          <w:sz w:val="24"/>
+        </w:rPr>
+        <w:t xml:space="preserve"> </w:t>
+      </w:r>
+      <w:proofErr w:type="gramStart"/>
+      <w:r>
+        <w:rPr>
+          <w:rFonts w:ascii="Times New Roman" w:hAnsi="Times New Roman" w:cs="Times New Roman"/>
+          <w:sz w:val="24"/>
+        </w:rPr>
+        <w:t>kontraszt elemzést</w:t>
+      </w:r>
+      <w:proofErr w:type="gramEnd"/>
+      <w:r>
+        <w:rPr>
+          <w:rFonts w:ascii="Times New Roman" w:hAnsi="Times New Roman" w:cs="Times New Roman"/>
+          <w:sz w:val="24"/>
+        </w:rPr>
+        <w:t xml:space="preserve"> és egy kétmintás t-tesztet, mind a hét csatornán és mind az öt </w:t>
+      </w:r>
+      <w:proofErr w:type="spellStart"/>
+      <w:r>
+        <w:rPr>
+          <w:rFonts w:ascii="Times New Roman" w:hAnsi="Times New Roman" w:cs="Times New Roman"/>
+          <w:sz w:val="24"/>
+        </w:rPr>
+        <w:t>epochon</w:t>
+      </w:r>
+      <w:proofErr w:type="spellEnd"/>
+      <w:r>
+        <w:rPr>
+          <w:rFonts w:ascii="Times New Roman" w:hAnsi="Times New Roman" w:cs="Times New Roman"/>
+          <w:sz w:val="24"/>
+        </w:rPr>
+        <w:t>.</w:t>
+      </w:r>
+    </w:p>
+    <w:p>
+      <w:pPr>
+        <w:spacing w:after="120" w:line="360" w:lineRule="auto"/>
+        <w:jc w:val="both"/>
+        <w:rPr>
+          <w:rFonts w:ascii="Times New Roman" w:hAnsi="Times New Roman" w:cs="Times New Roman"/>
+          <w:sz w:val="28"/>
+        </w:rPr>
+      </w:pPr>
+      <w:r>
+        <w:rPr>
+          <w:rFonts w:ascii="Times New Roman" w:hAnsi="Times New Roman" w:cs="Times New Roman"/>
+          <w:sz w:val="24"/>
+        </w:rPr>
+        <w:t xml:space="preserve">A kontraszt elemzés lényege az amplitúdó-ingadozás mérése, és az eredmények elég egyértelműek lettek: a beteg csoport szinte minden csatornán és </w:t>
+      </w:r>
+      <w:proofErr w:type="spellStart"/>
+      <w:r>
+        <w:rPr>
+          <w:rFonts w:ascii="Times New Roman" w:hAnsi="Times New Roman" w:cs="Times New Roman"/>
+          <w:sz w:val="24"/>
+        </w:rPr>
+        <w:t>epochban</w:t>
+      </w:r>
+      <w:proofErr w:type="spellEnd"/>
+      <w:r>
+        <w:rPr>
+          <w:rFonts w:ascii="Times New Roman" w:hAnsi="Times New Roman" w:cs="Times New Roman"/>
+          <w:sz w:val="24"/>
+        </w:rPr>
+        <w:t xml:space="preserve"> nagyobb értékeket mutat az egészséges csoporthoz képest. A </w:t>
+      </w:r>
+      <w:proofErr w:type="spellStart"/>
+      <w:r>
+        <w:rPr>
+          <w:rFonts w:ascii="Times New Roman" w:hAnsi="Times New Roman" w:cs="Times New Roman"/>
+          <w:sz w:val="24"/>
+        </w:rPr>
+        <w:t>theta</w:t>
+      </w:r>
+      <w:proofErr w:type="spellEnd"/>
+      <w:r>
+        <w:rPr>
+          <w:rFonts w:ascii="Times New Roman" w:hAnsi="Times New Roman" w:cs="Times New Roman"/>
+          <w:sz w:val="24"/>
+        </w:rPr>
+        <w:t xml:space="preserve"> és béta sávokban ez különösen szembetűnő volt, egyes </w:t>
+      </w:r>
+      <w:proofErr w:type="spellStart"/>
+      <w:r>
+        <w:rPr>
+          <w:rFonts w:ascii="Times New Roman" w:hAnsi="Times New Roman" w:cs="Times New Roman"/>
+          <w:sz w:val="24"/>
+        </w:rPr>
+        <w:t>epochokban</w:t>
+      </w:r>
+      <w:proofErr w:type="spellEnd"/>
+      <w:r>
+        <w:rPr>
+          <w:rFonts w:ascii="Times New Roman" w:hAnsi="Times New Roman" w:cs="Times New Roman"/>
+          <w:sz w:val="24"/>
+        </w:rPr>
+        <w:t xml:space="preserve"> a különbség meghaladja a 100 000-es nagyságrendet. Ez valószínűleg azzal függ össze, hogy a beteg csoport agyi </w:t>
+      </w:r>
+      <w:proofErr w:type="gramStart"/>
+      <w:r>
+        <w:rPr>
+          <w:rFonts w:ascii="Times New Roman" w:hAnsi="Times New Roman" w:cs="Times New Roman"/>
+          <w:sz w:val="24"/>
+        </w:rPr>
+        <w:t>aktivitása</w:t>
+      </w:r>
+      <w:proofErr w:type="gramEnd"/>
+      <w:r>
+        <w:rPr>
+          <w:rFonts w:ascii="Times New Roman" w:hAnsi="Times New Roman" w:cs="Times New Roman"/>
+          <w:sz w:val="24"/>
+        </w:rPr>
+        <w:t xml:space="preserve"> zenehallgatás közben jóval változékonyabb.</w:t>
+      </w:r>
+    </w:p>
+    <w:p>
+      <w:r>
+        <w:rPr>
+          <w:noProof/>
+          <w:lang w:val="en-US"/>
+        </w:rPr>
+        <w:drawing>
+          <wp:inline distT="0" distB="0" distL="0" distR="0">
+            <wp:extent cx="5399405" cy="1368425"/>
+            <wp:effectExtent l="0" t="0" r="0" b="3175"/>
+            <wp:docPr id="3" name="Kép 3"/>
+            <wp:cNvGraphicFramePr>
+              <a:graphicFrameLocks xmlns:a="http://schemas.openxmlformats.org/drawingml/2006/main" noChangeAspect="1"/>
+            </wp:cNvGraphicFramePr>
+            <a:graphic xmlns:a="http://schemas.openxmlformats.org/drawingml/2006/main">
+              <a:graphicData uri="http://schemas.openxmlformats.org/drawingml/2006/picture">
+                <pic:pic xmlns:pic="http://schemas.openxmlformats.org/drawingml/2006/picture">
+                  <pic:nvPicPr>
+                    <pic:cNvPr id="3" name="min-max.png"/>
+                    <pic:cNvPicPr/>
+                  </pic:nvPicPr>
+                  <pic:blipFill>
+                    <a:blip r:embed="rId13" cstate="print">
+                      <a:extLst>
+                        <a:ext uri="{28A0092B-C50C-407E-A947-70E740481C1C}">
+                          <a14:useLocalDpi xmlns:a14="http://schemas.microsoft.com/office/drawing/2010/main" val="0"/>
+                        </a:ext>
+                      </a:extLst>
+                    </a:blip>
+                    <a:stretch>
+                      <a:fillRect/>
+                    </a:stretch>
+                  </pic:blipFill>
+                  <pic:spPr>
+                    <a:xfrm>
+                      <a:off x="0" y="0"/>
+                      <a:ext cx="5399405" cy="1368425"/>
+                    </a:xfrm>
+                    <a:prstGeom prst="rect">
+                      <a:avLst/>
+                    </a:prstGeom>
+                  </pic:spPr>
+                </pic:pic>
+              </a:graphicData>
+            </a:graphic>
+          </wp:inline>
+        </w:drawing>
+      </w:r>
+    </w:p>
+    <w:p>
+      <w:pPr>
+        <w:spacing w:after="120" w:line="360" w:lineRule="auto"/>
+        <w:jc w:val="center"/>
+        <w:rPr>
+          <w:rFonts w:ascii="Times New Roman" w:hAnsi="Times New Roman" w:cs="Times New Roman"/>
+          <w:sz w:val="24"/>
+        </w:rPr>
+      </w:pPr>
+      <w:r>
+        <w:rPr>
+          <w:rFonts w:ascii="Times New Roman" w:hAnsi="Times New Roman" w:cs="Times New Roman"/>
+          <w:sz w:val="24"/>
+        </w:rPr>
+        <w:t>3.3</w:t>
+      </w:r>
+      <w:r>
+        <w:rPr>
+          <w:rFonts w:ascii="Times New Roman" w:hAnsi="Times New Roman" w:cs="Times New Roman"/>
+          <w:sz w:val="24"/>
+        </w:rPr>
+        <w:t xml:space="preserve"> ábra:</w:t>
+      </w:r>
+      <w:r>
+        <w:rPr>
+          <w:rFonts w:ascii="Times New Roman" w:hAnsi="Times New Roman" w:cs="Times New Roman"/>
+          <w:sz w:val="24"/>
+        </w:rPr>
+        <w:t xml:space="preserve"> Min-</w:t>
+      </w:r>
+      <w:proofErr w:type="spellStart"/>
+      <w:r>
+        <w:rPr>
+          <w:rFonts w:ascii="Times New Roman" w:hAnsi="Times New Roman" w:cs="Times New Roman"/>
+          <w:sz w:val="24"/>
+        </w:rPr>
+        <w:t>max</w:t>
+      </w:r>
+      <w:proofErr w:type="spellEnd"/>
+      <w:r>
+        <w:rPr>
+          <w:rFonts w:ascii="Times New Roman" w:hAnsi="Times New Roman" w:cs="Times New Roman"/>
+          <w:sz w:val="24"/>
+        </w:rPr>
+        <w:t xml:space="preserve"> kontraszt összehasonlítása </w:t>
+      </w:r>
+      <w:proofErr w:type="spellStart"/>
+      <w:r>
+        <w:rPr>
+          <w:rFonts w:ascii="Times New Roman" w:hAnsi="Times New Roman" w:cs="Times New Roman"/>
+          <w:sz w:val="24"/>
+        </w:rPr>
+        <w:t>epochonként</w:t>
+      </w:r>
+      <w:proofErr w:type="spellEnd"/>
+      <w:r>
+        <w:rPr>
+          <w:rFonts w:ascii="Times New Roman" w:hAnsi="Times New Roman" w:cs="Times New Roman"/>
+          <w:sz w:val="24"/>
+        </w:rPr>
+        <w:t xml:space="preserve"> – beteg </w:t>
+      </w:r>
+      <w:proofErr w:type="spellStart"/>
+      <w:r>
+        <w:rPr>
+          <w:rFonts w:ascii="Times New Roman" w:hAnsi="Times New Roman" w:cs="Times New Roman"/>
+          <w:sz w:val="24"/>
+        </w:rPr>
+        <w:t>vs</w:t>
+      </w:r>
+      <w:proofErr w:type="spellEnd"/>
+      <w:r>
+        <w:rPr>
+          <w:rFonts w:ascii="Times New Roman" w:hAnsi="Times New Roman" w:cs="Times New Roman"/>
+          <w:sz w:val="24"/>
+        </w:rPr>
+        <w:t xml:space="preserve"> egészséges csoport</w:t>
+      </w:r>
+    </w:p>
+    <w:p>
+      <w:pPr>
+        <w:pStyle w:val="font-claude-response-body"/>
+        <w:spacing w:before="0" w:beforeAutospacing="0" w:after="120" w:afterAutospacing="0" w:line="360" w:lineRule="auto"/>
+        <w:jc w:val="both"/>
+      </w:pPr>
+      <w:r>
+        <w:t xml:space="preserve">A t-teszttel azt néztem meg, hogy ezek a különbségek tényleg szignifikánsak-e, vagy csak véletlen ingadozásból jönnek. A határt p </w:t>
+      </w:r>
+      <w:proofErr w:type="gramStart"/>
+      <w:r>
+        <w:t>&lt; 0.</w:t>
+      </w:r>
+      <w:proofErr w:type="gramEnd"/>
+      <w:r>
+        <w:t>05-nél húztam meg, és az eredmények elég érdekesek lettek.</w:t>
+      </w:r>
+    </w:p>
+    <w:p>
+      <w:pPr>
+        <w:pStyle w:val="font-claude-response-body"/>
+        <w:spacing w:before="0" w:beforeAutospacing="0" w:after="120" w:afterAutospacing="0" w:line="360" w:lineRule="auto"/>
+        <w:jc w:val="both"/>
+      </w:pPr>
+      <w:r>
+        <w:t>Az alpha1 csatornán</w:t>
+      </w:r>
+      <w:r>
+        <w:t xml:space="preserve"> ment a legjobban a teszt, az 1, 3</w:t>
+      </w:r>
+      <w:r>
+        <w:t xml:space="preserve">, 4. és 5. </w:t>
+      </w:r>
+      <w:proofErr w:type="spellStart"/>
+      <w:r>
+        <w:t>epochban</w:t>
+      </w:r>
+      <w:proofErr w:type="spellEnd"/>
+      <w:r>
+        <w:t xml:space="preserve"> is szignifikáns volt a k</w:t>
+      </w:r>
+      <w:r>
+        <w:t>ülönbség. A beta2 csatornán a 3</w:t>
+      </w:r>
+      <w:r>
+        <w:t xml:space="preserve">, 4. és 5. </w:t>
+      </w:r>
+      <w:proofErr w:type="spellStart"/>
+      <w:r>
+        <w:t>epochban</w:t>
+      </w:r>
+      <w:proofErr w:type="spellEnd"/>
+      <w:r>
+        <w:t xml:space="preserve"> 0.002 és 0.004 közötti p-értékek jöttek ki, ezek a legalacsonyabb értékek az egész viz</w:t>
+      </w:r>
+      <w:r>
+        <w:t>sgálatban. A gamma2 szintén a 3</w:t>
+      </w:r>
+      <w:r>
+        <w:t xml:space="preserve">, 4. és 5. </w:t>
+      </w:r>
+      <w:proofErr w:type="spellStart"/>
+      <w:r>
+        <w:t>epochban</w:t>
+      </w:r>
+      <w:proofErr w:type="spellEnd"/>
+      <w:r>
+        <w:t xml:space="preserve"> volt szignifikáns. Az alpha2 és beta1 csak a 4. </w:t>
+      </w:r>
+      <w:proofErr w:type="spellStart"/>
+      <w:r>
+        <w:t>epochban</w:t>
+      </w:r>
+      <w:proofErr w:type="spellEnd"/>
+      <w:r>
+        <w:t xml:space="preserve">, a </w:t>
+      </w:r>
+      <w:proofErr w:type="spellStart"/>
+      <w:r>
+        <w:t>theta</w:t>
+      </w:r>
+      <w:proofErr w:type="spellEnd"/>
+      <w:r>
+        <w:t xml:space="preserve"> a 3. és 4. </w:t>
+      </w:r>
+      <w:proofErr w:type="spellStart"/>
+      <w:r>
+        <w:t>epochban</w:t>
+      </w:r>
+      <w:proofErr w:type="spellEnd"/>
+      <w:r>
+        <w:t xml:space="preserve"> mutatott szignifikáns eltérést. A gamma1 egyik </w:t>
+      </w:r>
+      <w:proofErr w:type="spellStart"/>
+      <w:r>
+        <w:t>epochban</w:t>
+      </w:r>
+      <w:proofErr w:type="spellEnd"/>
+      <w:r>
+        <w:t xml:space="preserve"> sem adott szignifikáns különbséget.</w:t>
+      </w:r>
+    </w:p>
+    <w:p>
+      <w:pPr>
+        <w:pStyle w:val="font-claude-response-body"/>
+        <w:spacing w:before="0" w:beforeAutospacing="0" w:after="120" w:afterAutospacing="0" w:line="360" w:lineRule="auto"/>
+        <w:jc w:val="both"/>
+      </w:pPr>
+      <w:r>
+        <w:t xml:space="preserve">Ami igazán feltűnő, hogy a szignifikáns különbségek nagy része a 3. és 4. </w:t>
+      </w:r>
+      <w:proofErr w:type="spellStart"/>
+      <w:r>
+        <w:t>epochban</w:t>
+      </w:r>
+      <w:proofErr w:type="spellEnd"/>
+      <w:r>
+        <w:t xml:space="preserve"> jön elő, tehát a felvétel közepén, nagyjából a 4–8. másodperc között. Ez arra utalhat, hogy a két csoport agyi </w:t>
+      </w:r>
+      <w:proofErr w:type="gramStart"/>
+      <w:r>
+        <w:t>aktivitása</w:t>
+      </w:r>
+      <w:proofErr w:type="gramEnd"/>
+      <w:r>
+        <w:t xml:space="preserve"> nem rögtön az elején tér el egymástól, hanem egy kis idő kell hozzá. Ez szerintem összhangban van azzal, hogy a zenei feldolgozás memória- és </w:t>
+      </w:r>
+      <w:r>
+        <w:lastRenderedPageBreak/>
+        <w:t>anticipációs folyamatokat aktivál, amelyek nem azonnal, hanem fokozatosan alakulnak ki.</w:t>
+      </w:r>
+    </w:p>
+    <w:p>
+      <w:pPr>
+        <w:jc w:val="both"/>
+        <w:rPr>
+          <w:rFonts w:ascii="Times New Roman" w:hAnsi="Times New Roman" w:cs="Times New Roman"/>
+          <w:sz w:val="24"/>
+        </w:rPr>
+      </w:pPr>
+      <w:r>
+        <w:rPr>
+          <w:rFonts w:ascii="Times New Roman" w:hAnsi="Times New Roman" w:cs="Times New Roman"/>
+          <w:noProof/>
+          <w:sz w:val="24"/>
+          <w:lang w:val="en-US"/>
+        </w:rPr>
+        <w:drawing>
+          <wp:inline distT="0" distB="0" distL="0" distR="0">
+            <wp:extent cx="5399405" cy="1283970"/>
+            <wp:effectExtent l="0" t="0" r="0" b="0"/>
+            <wp:docPr id="7" name="Kép 7"/>
+            <wp:cNvGraphicFramePr>
+              <a:graphicFrameLocks xmlns:a="http://schemas.openxmlformats.org/drawingml/2006/main" noChangeAspect="1"/>
+            </wp:cNvGraphicFramePr>
+            <a:graphic xmlns:a="http://schemas.openxmlformats.org/drawingml/2006/main">
+              <a:graphicData uri="http://schemas.openxmlformats.org/drawingml/2006/picture">
+                <pic:pic xmlns:pic="http://schemas.openxmlformats.org/drawingml/2006/picture">
+                  <pic:nvPicPr>
+                    <pic:cNvPr id="7" name="ttest.png"/>
+                    <pic:cNvPicPr/>
+                  </pic:nvPicPr>
+                  <pic:blipFill>
+                    <a:blip r:embed="rId14" cstate="print">
+                      <a:extLst>
+                        <a:ext uri="{28A0092B-C50C-407E-A947-70E740481C1C}">
+                          <a14:useLocalDpi xmlns:a14="http://schemas.microsoft.com/office/drawing/2010/main" val="0"/>
+                        </a:ext>
+                      </a:extLst>
+                    </a:blip>
+                    <a:stretch>
+                      <a:fillRect/>
+                    </a:stretch>
+                  </pic:blipFill>
+                  <pic:spPr>
+                    <a:xfrm>
+                      <a:off x="0" y="0"/>
+                      <a:ext cx="5399405" cy="1283970"/>
+                    </a:xfrm>
+                    <a:prstGeom prst="rect">
+                      <a:avLst/>
+                    </a:prstGeom>
+                  </pic:spPr>
+                </pic:pic>
+              </a:graphicData>
+            </a:graphic>
+          </wp:inline>
+        </w:drawing>
+      </w:r>
+    </w:p>
+    <w:p>
+      <w:pPr>
+        <w:jc w:val="center"/>
+        <w:rPr>
+          <w:rFonts w:ascii="Times New Roman" w:hAnsi="Times New Roman" w:cs="Times New Roman"/>
+          <w:sz w:val="24"/>
+        </w:rPr>
+      </w:pPr>
+      <w:r>
+        <w:rPr>
+          <w:rFonts w:ascii="Times New Roman" w:hAnsi="Times New Roman" w:cs="Times New Roman"/>
+          <w:sz w:val="24"/>
+        </w:rPr>
+        <w:t>3.4</w:t>
+      </w:r>
+      <w:r>
+        <w:rPr>
+          <w:rFonts w:ascii="Times New Roman" w:hAnsi="Times New Roman" w:cs="Times New Roman"/>
+          <w:sz w:val="24"/>
+        </w:rPr>
+        <w:t>. ábra: Kétmintás t</w:t>
+      </w:r>
+      <w:r>
+        <w:rPr>
+          <w:rFonts w:ascii="Times New Roman" w:hAnsi="Times New Roman" w:cs="Times New Roman"/>
+          <w:sz w:val="24"/>
+        </w:rPr>
+        <w:t xml:space="preserve">-teszt p-értékei </w:t>
+      </w:r>
+      <w:proofErr w:type="spellStart"/>
+      <w:r>
+        <w:rPr>
+          <w:rFonts w:ascii="Times New Roman" w:hAnsi="Times New Roman" w:cs="Times New Roman"/>
+          <w:sz w:val="24"/>
+        </w:rPr>
+        <w:t>epochonként</w:t>
+      </w:r>
+      <w:proofErr w:type="spellEnd"/>
+    </w:p>
+    <w:p>
+      <w:pPr>
+        <w:spacing w:after="0"/>
+        <w:jc w:val="center"/>
+        <w:rPr>
+          <w:rFonts w:ascii="Times New Roman" w:hAnsi="Times New Roman" w:cs="Times New Roman"/>
+          <w:sz w:val="24"/>
+        </w:rPr>
+      </w:pPr>
+    </w:p>
+    <w:p>
+      <w:pPr>
+        <w:pStyle w:val="Cmsor2"/>
+      </w:pPr>
+      <w:r>
+        <w:t>3.5 Döntési határok és jellemzők vizualizációja</w:t>
+      </w:r>
+    </w:p>
+    <w:p>
+      <w:pPr>
+        <w:spacing w:after="0"/>
+      </w:pPr>
+    </w:p>
+    <w:p>
+      <w:pPr>
+        <w:spacing w:after="120" w:line="360" w:lineRule="auto"/>
+        <w:jc w:val="both"/>
+        <w:rPr>
+          <w:rFonts w:ascii="Times New Roman" w:hAnsi="Times New Roman" w:cs="Times New Roman"/>
+          <w:sz w:val="24"/>
+        </w:rPr>
+      </w:pPr>
+      <w:r>
+        <w:rPr>
+          <w:rFonts w:ascii="Times New Roman" w:hAnsi="Times New Roman" w:cs="Times New Roman"/>
+          <w:sz w:val="24"/>
+        </w:rPr>
+        <w:t xml:space="preserve">A visualization.py </w:t>
+      </w:r>
+      <w:proofErr w:type="spellStart"/>
+      <w:r>
+        <w:rPr>
+          <w:rFonts w:ascii="Times New Roman" w:hAnsi="Times New Roman" w:cs="Times New Roman"/>
+          <w:sz w:val="24"/>
+        </w:rPr>
+        <w:t>szkript</w:t>
+      </w:r>
+      <w:proofErr w:type="spellEnd"/>
+      <w:r>
+        <w:rPr>
+          <w:rFonts w:ascii="Times New Roman" w:hAnsi="Times New Roman" w:cs="Times New Roman"/>
+          <w:sz w:val="24"/>
+        </w:rPr>
+        <w:t xml:space="preserve"> három különböző vizualizációt készít, amelyek más-más oldalról mutatják meg, mi történik az adatokkal és hogyan dönt a modell.</w:t>
+      </w:r>
+      <w:r>
+        <w:rPr>
+          <w:rFonts w:ascii="Times New Roman" w:hAnsi="Times New Roman" w:cs="Times New Roman"/>
+          <w:sz w:val="24"/>
+        </w:rPr>
+        <w:t xml:space="preserve"> </w:t>
+      </w:r>
+    </w:p>
+    <w:p>
+      <w:pPr>
+        <w:spacing w:line="360" w:lineRule="auto"/>
+        <w:jc w:val="both"/>
+        <w:rPr>
+          <w:rFonts w:ascii="Times New Roman" w:hAnsi="Times New Roman" w:cs="Times New Roman"/>
+          <w:sz w:val="24"/>
+        </w:rPr>
+      </w:pPr>
+      <w:r>
+        <w:rPr>
+          <w:rFonts w:ascii="Times New Roman" w:hAnsi="Times New Roman" w:cs="Times New Roman"/>
+          <w:sz w:val="24"/>
+        </w:rPr>
+        <w:t>Az első ábra egy koordináta-rendszerben ábrázolja a két legfontosabb jellemzőt, minden pont egy felvételt jelöl, piros a beteg, zöld az egészséges. Ami rögtön feltűnik, hogy az egészséges személyek pontjai egy szűkebb területen csomósodnak össze a bal alsó sarokban, a beteg személyek pont</w:t>
+      </w:r>
+      <w:r>
+        <w:rPr>
+          <w:rFonts w:ascii="Times New Roman" w:hAnsi="Times New Roman" w:cs="Times New Roman"/>
+          <w:sz w:val="24"/>
+        </w:rPr>
+        <w:t>jai viszont szanaszét szóródnak,</w:t>
+      </w:r>
+      <w:r>
+        <w:rPr>
+          <w:rFonts w:ascii="Times New Roman" w:hAnsi="Times New Roman" w:cs="Times New Roman"/>
+          <w:sz w:val="24"/>
+        </w:rPr>
+        <w:t xml:space="preserve"> egészen magas értékekig elhúzódnak mindkét tengelyen. Ez nem meglepő, hiszen a </w:t>
+      </w:r>
+      <w:r>
+        <w:rPr>
+          <w:rFonts w:ascii="Times New Roman" w:hAnsi="Times New Roman" w:cs="Times New Roman"/>
+          <w:sz w:val="24"/>
+        </w:rPr>
+        <w:t>kontrasztelemzésnél</w:t>
+      </w:r>
+      <w:r>
+        <w:rPr>
+          <w:rFonts w:ascii="Times New Roman" w:hAnsi="Times New Roman" w:cs="Times New Roman"/>
+          <w:sz w:val="24"/>
+        </w:rPr>
+        <w:t xml:space="preserve"> is ugyanez jött ki: a beteg csoport jelei változékonyabbak, és ez a jellemzőtérben is látszik. Az is kiolvasható az ábráról, hogy a beteg csoport egyedei egymástól is jobban különböznek, ami az osztályozást nyilván megnehezíti.</w:t>
+      </w:r>
+    </w:p>
+    <w:p>
+      <w:pPr>
+        <w:spacing w:line="360" w:lineRule="auto"/>
+        <w:jc w:val="both"/>
+        <w:rPr>
+          <w:rFonts w:ascii="Times New Roman" w:hAnsi="Times New Roman" w:cs="Times New Roman"/>
+          <w:sz w:val="24"/>
+        </w:rPr>
+      </w:pPr>
+      <w:r>
+        <w:rPr>
+          <w:rFonts w:ascii="Times New Roman" w:hAnsi="Times New Roman" w:cs="Times New Roman"/>
+          <w:noProof/>
+          <w:sz w:val="24"/>
+          <w:lang w:val="en-US"/>
+        </w:rPr>
+        <w:drawing>
+          <wp:inline distT="0" distB="0" distL="0" distR="0">
+            <wp:extent cx="5399405" cy="2396490"/>
+            <wp:effectExtent l="0" t="0" r="0" b="3810"/>
+            <wp:docPr id="8" name="Kép 8"/>
+            <wp:cNvGraphicFramePr>
+              <a:graphicFrameLocks xmlns:a="http://schemas.openxmlformats.org/drawingml/2006/main" noChangeAspect="1"/>
+            </wp:cNvGraphicFramePr>
+            <a:graphic xmlns:a="http://schemas.openxmlformats.org/drawingml/2006/main">
+              <a:graphicData uri="http://schemas.openxmlformats.org/drawingml/2006/picture">
+                <pic:pic xmlns:pic="http://schemas.openxmlformats.org/drawingml/2006/picture">
+                  <pic:nvPicPr>
+                    <pic:cNvPr id="8" name="szorasdiagram.png"/>
+                    <pic:cNvPicPr/>
+                  </pic:nvPicPr>
+                  <pic:blipFill>
+                    <a:blip r:embed="rId15" cstate="print">
+                      <a:extLst>
+                        <a:ext uri="{28A0092B-C50C-407E-A947-70E740481C1C}">
+                          <a14:useLocalDpi xmlns:a14="http://schemas.microsoft.com/office/drawing/2010/main" val="0"/>
+                        </a:ext>
+                      </a:extLst>
+                    </a:blip>
+                    <a:stretch>
+                      <a:fillRect/>
+                    </a:stretch>
+                  </pic:blipFill>
+                  <pic:spPr>
+                    <a:xfrm>
+                      <a:off x="0" y="0"/>
+                      <a:ext cx="5399405" cy="2396490"/>
+                    </a:xfrm>
+                    <a:prstGeom prst="rect">
+                      <a:avLst/>
+                    </a:prstGeom>
+                  </pic:spPr>
+                </pic:pic>
+              </a:graphicData>
+            </a:graphic>
+          </wp:inline>
+        </w:drawing>
+      </w:r>
+    </w:p>
+    <w:p>
+      <w:pPr>
+        <w:spacing w:line="360" w:lineRule="auto"/>
+        <w:jc w:val="center"/>
+        <w:rPr>
+          <w:rFonts w:ascii="Times New Roman" w:hAnsi="Times New Roman" w:cs="Times New Roman"/>
+          <w:sz w:val="24"/>
+        </w:rPr>
+      </w:pPr>
+      <w:r>
+        <w:rPr>
+          <w:rFonts w:ascii="Times New Roman" w:hAnsi="Times New Roman" w:cs="Times New Roman"/>
+          <w:sz w:val="24"/>
+        </w:rPr>
+        <w:t xml:space="preserve">3.5 ábra: </w:t>
+      </w:r>
+      <w:r>
+        <w:rPr>
+          <w:rFonts w:ascii="Times New Roman" w:hAnsi="Times New Roman" w:cs="Times New Roman"/>
+          <w:sz w:val="24"/>
+        </w:rPr>
+        <w:t>A beteg és egészséges csoport eloszlása a két legfontosabb jellemző mentén</w:t>
+      </w:r>
+    </w:p>
+    <w:p>
+      <w:pPr>
+        <w:rPr>
+          <w:rFonts w:ascii="Times New Roman" w:hAnsi="Times New Roman" w:cs="Times New Roman"/>
+          <w:sz w:val="24"/>
+        </w:rPr>
+      </w:pPr>
+      <w:r>
+        <w:rPr>
+          <w:rFonts w:ascii="Times New Roman" w:hAnsi="Times New Roman" w:cs="Times New Roman"/>
+          <w:sz w:val="24"/>
+        </w:rPr>
+        <w:br w:type="page"/>
+      </w:r>
+    </w:p>
+    <w:p>
+      <w:pPr>
+        <w:spacing w:line="360" w:lineRule="auto"/>
+        <w:rPr>
+          <w:rFonts w:ascii="Times New Roman" w:hAnsi="Times New Roman" w:cs="Times New Roman"/>
+          <w:sz w:val="24"/>
+        </w:rPr>
+      </w:pPr>
+      <w:r>
+        <w:rPr>
+          <w:rFonts w:ascii="Times New Roman" w:hAnsi="Times New Roman" w:cs="Times New Roman"/>
+          <w:sz w:val="24"/>
+        </w:rPr>
+        <w:lastRenderedPageBreak/>
+        <w:t xml:space="preserve">A második ábra mind a 33 jellemzőt egyszerre mutatja be egy pókháló diagramon, a piros vonal a beteg csoport átlagát, a zöld az egészséges csoport átlagát jelöli normalizált értékeken. Az eredmény elég egyértelmű: a zöld vonal szinte minden tengelyen jóval beljebb </w:t>
+      </w:r>
+      <w:proofErr w:type="gramStart"/>
+      <w:r>
+        <w:rPr>
+          <w:rFonts w:ascii="Times New Roman" w:hAnsi="Times New Roman" w:cs="Times New Roman"/>
+          <w:sz w:val="24"/>
+        </w:rPr>
+        <w:t>van</w:t>
+      </w:r>
+      <w:proofErr w:type="gramEnd"/>
+      <w:r>
+        <w:rPr>
+          <w:rFonts w:ascii="Times New Roman" w:hAnsi="Times New Roman" w:cs="Times New Roman"/>
+          <w:sz w:val="24"/>
+        </w:rPr>
+        <w:t xml:space="preserve"> mint a piros – tehát az egészséges csoport jellemzőértékei átlagosan alacsonyabbak. Kivételt képeznek a sávarányok – mint az alpha1/beta1, alpha2/beta2, </w:t>
+      </w:r>
+      <w:proofErr w:type="spellStart"/>
+      <w:r>
+        <w:rPr>
+          <w:rFonts w:ascii="Times New Roman" w:hAnsi="Times New Roman" w:cs="Times New Roman"/>
+          <w:sz w:val="24"/>
+        </w:rPr>
+        <w:t>theta</w:t>
+      </w:r>
+      <w:proofErr w:type="spellEnd"/>
+      <w:r>
+        <w:rPr>
+          <w:rFonts w:ascii="Times New Roman" w:hAnsi="Times New Roman" w:cs="Times New Roman"/>
+          <w:sz w:val="24"/>
+        </w:rPr>
+        <w:t xml:space="preserve">/alpha1 – ahol a zöld vonal kicsit kijjebb kerül, ami azt </w:t>
+      </w:r>
+      <w:proofErr w:type="gramStart"/>
+      <w:r>
+        <w:rPr>
+          <w:rFonts w:ascii="Times New Roman" w:hAnsi="Times New Roman" w:cs="Times New Roman"/>
+          <w:sz w:val="24"/>
+        </w:rPr>
+        <w:t>jelenti</w:t>
+      </w:r>
+      <w:proofErr w:type="gramEnd"/>
+      <w:r>
+        <w:rPr>
+          <w:rFonts w:ascii="Times New Roman" w:hAnsi="Times New Roman" w:cs="Times New Roman"/>
+          <w:sz w:val="24"/>
+        </w:rPr>
+        <w:t xml:space="preserve"> hogy ezeknél a relatív arányoknál az egészséges csoport mutat magasabb értékeket. Ez </w:t>
+      </w:r>
+      <w:proofErr w:type="gramStart"/>
+      <w:r>
+        <w:rPr>
+          <w:rFonts w:ascii="Times New Roman" w:hAnsi="Times New Roman" w:cs="Times New Roman"/>
+          <w:sz w:val="24"/>
+        </w:rPr>
+        <w:t>megerősíti</w:t>
+      </w:r>
+      <w:proofErr w:type="gramEnd"/>
+      <w:r>
+        <w:rPr>
+          <w:rFonts w:ascii="Times New Roman" w:hAnsi="Times New Roman" w:cs="Times New Roman"/>
+          <w:sz w:val="24"/>
+        </w:rPr>
+        <w:t xml:space="preserve"> amit a korábbi elemzésekből is láttam: a beteg csoport abszolút értékei nagyobbak, de a sávok egymáshoz viszonyított arányaiban más a kép.</w:t>
+      </w:r>
+    </w:p>
+    <w:p>
+      <w:pPr>
+        <w:spacing w:line="360" w:lineRule="auto"/>
+        <w:jc w:val="center"/>
+        <w:rPr>
+          <w:rFonts w:ascii="Times New Roman" w:hAnsi="Times New Roman" w:cs="Times New Roman"/>
+          <w:sz w:val="24"/>
+        </w:rPr>
+      </w:pPr>
+      <w:r>
+        <w:rPr>
+          <w:rFonts w:ascii="Times New Roman" w:hAnsi="Times New Roman" w:cs="Times New Roman"/>
+          <w:noProof/>
+          <w:sz w:val="24"/>
+          <w:lang w:val="en-US"/>
+        </w:rPr>
+        <w:drawing>
+          <wp:inline distT="0" distB="0" distL="0" distR="0">
+            <wp:extent cx="5399405" cy="4340225"/>
+            <wp:effectExtent l="0" t="0" r="0" b="3175"/>
+            <wp:docPr id="9" name="Kép 9"/>
+            <wp:cNvGraphicFramePr>
+              <a:graphicFrameLocks xmlns:a="http://schemas.openxmlformats.org/drawingml/2006/main" noChangeAspect="1"/>
+            </wp:cNvGraphicFramePr>
+            <a:graphic xmlns:a="http://schemas.openxmlformats.org/drawingml/2006/main">
+              <a:graphicData uri="http://schemas.openxmlformats.org/drawingml/2006/picture">
+                <pic:pic xmlns:pic="http://schemas.openxmlformats.org/drawingml/2006/picture">
+                  <pic:nvPicPr>
+                    <pic:cNvPr id="9" name="pokhalo.png"/>
+                    <pic:cNvPicPr/>
+                  </pic:nvPicPr>
+                  <pic:blipFill>
+                    <a:blip r:embed="rId16">
+                      <a:extLst>
+                        <a:ext uri="{28A0092B-C50C-407E-A947-70E740481C1C}">
+                          <a14:useLocalDpi xmlns:a14="http://schemas.microsoft.com/office/drawing/2010/main" val="0"/>
+                        </a:ext>
+                      </a:extLst>
+                    </a:blip>
+                    <a:stretch>
+                      <a:fillRect/>
+                    </a:stretch>
+                  </pic:blipFill>
+                  <pic:spPr>
+                    <a:xfrm>
+                      <a:off x="0" y="0"/>
+                      <a:ext cx="5399405" cy="4340225"/>
+                    </a:xfrm>
+                    <a:prstGeom prst="rect">
+                      <a:avLst/>
+                    </a:prstGeom>
+                  </pic:spPr>
+                </pic:pic>
+              </a:graphicData>
+            </a:graphic>
+          </wp:inline>
+        </w:drawing>
+      </w:r>
+    </w:p>
+    <w:p>
+      <w:pPr>
+        <w:spacing w:after="120" w:line="360" w:lineRule="auto"/>
+        <w:jc w:val="center"/>
+        <w:rPr>
+          <w:rFonts w:ascii="Times New Roman" w:hAnsi="Times New Roman" w:cs="Times New Roman"/>
+          <w:sz w:val="24"/>
+        </w:rPr>
+      </w:pPr>
+      <w:r>
+        <w:rPr>
+          <w:rFonts w:ascii="Times New Roman" w:hAnsi="Times New Roman" w:cs="Times New Roman"/>
+          <w:sz w:val="24"/>
+        </w:rPr>
+        <w:t xml:space="preserve">3.6 ábra: </w:t>
+      </w:r>
+      <w:r>
+        <w:rPr>
+          <w:rFonts w:ascii="Times New Roman" w:hAnsi="Times New Roman" w:cs="Times New Roman"/>
+          <w:sz w:val="24"/>
+        </w:rPr>
+        <w:t>A beteg és egészséges csoport jellemzőinek összehasonlítása pókháló diagramon</w:t>
+      </w:r>
+    </w:p>
+    <w:p>
+      <w:pPr>
+        <w:spacing w:line="360" w:lineRule="auto"/>
+        <w:jc w:val="both"/>
+        <w:rPr>
+          <w:rFonts w:ascii="Times New Roman" w:hAnsi="Times New Roman" w:cs="Times New Roman"/>
+          <w:sz w:val="24"/>
+        </w:rPr>
+      </w:pPr>
+      <w:r>
+        <w:rPr>
+          <w:rFonts w:ascii="Times New Roman" w:hAnsi="Times New Roman" w:cs="Times New Roman"/>
+          <w:sz w:val="24"/>
+        </w:rPr>
+        <w:t>A harmadik ábra a Random Forest modell egyik döntési fáját mutatja be 3 szint mélységig. A gyökércsomópontban az alpha1_mean jellemző szerepel 19070.651-es küszöbértékkel – tehát a modell először azt vizsgálja, hogy az alpha1 sáv átlagos értéke kisebb-e ennél a küszöbnél. Ha igen (</w:t>
+      </w:r>
+      <w:proofErr w:type="spellStart"/>
+      <w:r>
+        <w:rPr>
+          <w:rFonts w:ascii="Times New Roman" w:hAnsi="Times New Roman" w:cs="Times New Roman"/>
+          <w:sz w:val="24"/>
+        </w:rPr>
+        <w:t>True</w:t>
+      </w:r>
+      <w:proofErr w:type="spellEnd"/>
+      <w:r>
+        <w:rPr>
+          <w:rFonts w:ascii="Times New Roman" w:hAnsi="Times New Roman" w:cs="Times New Roman"/>
+          <w:sz w:val="24"/>
+        </w:rPr>
+        <w:t xml:space="preserve"> ág), a modell tovább vizsgálja a beta1_std értékét, ha nem (</w:t>
+      </w:r>
+      <w:proofErr w:type="spellStart"/>
+      <w:r>
+        <w:rPr>
+          <w:rFonts w:ascii="Times New Roman" w:hAnsi="Times New Roman" w:cs="Times New Roman"/>
+          <w:sz w:val="24"/>
+        </w:rPr>
+        <w:t>False</w:t>
+      </w:r>
+      <w:proofErr w:type="spellEnd"/>
+      <w:r>
+        <w:rPr>
+          <w:rFonts w:ascii="Times New Roman" w:hAnsi="Times New Roman" w:cs="Times New Roman"/>
+          <w:sz w:val="24"/>
+        </w:rPr>
+        <w:t xml:space="preserve"> ág), akkor közvetlenül betegnek osztályozza a felvételt – és ez az </w:t>
+      </w:r>
+      <w:r>
+        <w:rPr>
+          <w:rFonts w:ascii="Times New Roman" w:hAnsi="Times New Roman" w:cs="Times New Roman"/>
+          <w:sz w:val="24"/>
+        </w:rPr>
+        <w:lastRenderedPageBreak/>
+        <w:t xml:space="preserve">ág 17 mintából 23-at helyesen sorolt be betegnek. A </w:t>
+      </w:r>
+      <w:proofErr w:type="spellStart"/>
+      <w:r>
+        <w:rPr>
+          <w:rFonts w:ascii="Times New Roman" w:hAnsi="Times New Roman" w:cs="Times New Roman"/>
+          <w:sz w:val="24"/>
+        </w:rPr>
+        <w:t>True</w:t>
+      </w:r>
+      <w:proofErr w:type="spellEnd"/>
+      <w:r>
+        <w:rPr>
+          <w:rFonts w:ascii="Times New Roman" w:hAnsi="Times New Roman" w:cs="Times New Roman"/>
+          <w:sz w:val="24"/>
+        </w:rPr>
+        <w:t xml:space="preserve"> ágon tovább haladva a beta1_rms értéke alapján dönt, és az egészséges osztályba sorolja a kis értékű mintákat. A fa kék csomópontjai a beteg, a narancssárga csomópontjai az egészséges osztályt jelölik. Ez persze csak egyetlen fa a sok közül – a végső döntést az összes fa szavazása alapján hozza meg a modell, szóval ez az ábra inkább csak egy betekintés a modell gondolkodásába.</w:t>
+      </w:r>
+    </w:p>
+    <w:p>
+      <w:pPr>
+        <w:spacing w:line="360" w:lineRule="auto"/>
+        <w:jc w:val="both"/>
+        <w:rPr>
+          <w:rFonts w:ascii="Times New Roman" w:hAnsi="Times New Roman" w:cs="Times New Roman"/>
+          <w:sz w:val="24"/>
+        </w:rPr>
+      </w:pPr>
+      <w:r>
+        <w:rPr>
+          <w:rFonts w:ascii="Times New Roman" w:hAnsi="Times New Roman" w:cs="Times New Roman"/>
+          <w:noProof/>
+          <w:sz w:val="24"/>
+          <w:lang w:val="en-US"/>
+        </w:rPr>
+        <w:drawing>
+          <wp:inline distT="0" distB="0" distL="0" distR="0">
+            <wp:extent cx="5399405" cy="3072765"/>
+            <wp:effectExtent l="0" t="0" r="0" b="0"/>
+            <wp:docPr id="10" name="Kép 10"/>
+            <wp:cNvGraphicFramePr>
+              <a:graphicFrameLocks xmlns:a="http://schemas.openxmlformats.org/drawingml/2006/main" noChangeAspect="1"/>
+            </wp:cNvGraphicFramePr>
+            <a:graphic xmlns:a="http://schemas.openxmlformats.org/drawingml/2006/main">
+              <a:graphicData uri="http://schemas.openxmlformats.org/drawingml/2006/picture">
+                <pic:pic xmlns:pic="http://schemas.openxmlformats.org/drawingml/2006/picture">
+                  <pic:nvPicPr>
+                    <pic:cNvPr id="10" name="randomforest.png"/>
+                    <pic:cNvPicPr/>
+                  </pic:nvPicPr>
+                  <pic:blipFill>
+                    <a:blip r:embed="rId17" cstate="print">
+                      <a:extLst>
+                        <a:ext uri="{28A0092B-C50C-407E-A947-70E740481C1C}">
+                          <a14:useLocalDpi xmlns:a14="http://schemas.microsoft.com/office/drawing/2010/main" val="0"/>
+                        </a:ext>
+                      </a:extLst>
+                    </a:blip>
+                    <a:stretch>
+                      <a:fillRect/>
+                    </a:stretch>
+                  </pic:blipFill>
+                  <pic:spPr>
+                    <a:xfrm>
+                      <a:off x="0" y="0"/>
+                      <a:ext cx="5399405" cy="3072765"/>
+                    </a:xfrm>
+                    <a:prstGeom prst="rect">
+                      <a:avLst/>
+                    </a:prstGeom>
+                  </pic:spPr>
+                </pic:pic>
+              </a:graphicData>
+            </a:graphic>
+          </wp:inline>
+        </w:drawing>
+      </w:r>
+    </w:p>
+    <w:p>
+      <w:pPr>
+        <w:pStyle w:val="font-claude-response-body"/>
+        <w:jc w:val="center"/>
+        <w:rPr>
+          <w:rStyle w:val="Kiemels2"/>
+          <w:b w:val="0"/>
+        </w:rPr>
+      </w:pPr>
+      <w:r>
+        <w:t xml:space="preserve">3.7 ábra: </w:t>
+      </w:r>
+      <w:r>
+        <w:rPr>
+          <w:rStyle w:val="Kiemels2"/>
+          <w:b w:val="0"/>
+        </w:rPr>
+        <w:t>A Random Forest modell egyik döntési fája</w:t>
+      </w:r>
+    </w:p>
+    <w:p>
+      <w:pPr>
+        <w:pStyle w:val="font-claude-response-body"/>
+        <w:spacing w:before="0" w:beforeAutospacing="0" w:after="0" w:afterAutospacing="0"/>
+        <w:jc w:val="center"/>
+        <w:rPr>
+          <w:rStyle w:val="Kiemels2"/>
+          <w:b w:val="0"/>
+        </w:rPr>
+      </w:pPr>
+    </w:p>
+    <w:p>
+      <w:pPr>
+        <w:pStyle w:val="Cmsor2"/>
+        <w:rPr>
+          <w:rFonts w:eastAsia="Times New Roman"/>
+          <w:lang w:eastAsia="hu-HU"/>
+        </w:rPr>
+      </w:pPr>
+      <w:r>
+        <w:rPr>
+          <w:rFonts w:eastAsia="Times New Roman"/>
+          <w:lang w:eastAsia="hu-HU"/>
+        </w:rPr>
+        <w:t xml:space="preserve">3.6 PCA vizualizáció </w:t>
+      </w:r>
+    </w:p>
+    <w:p>
+      <w:pPr>
+        <w:spacing w:after="0" w:line="240" w:lineRule="auto"/>
+        <w:jc w:val="both"/>
+        <w:rPr>
+          <w:rFonts w:ascii="Times New Roman" w:hAnsi="Times New Roman" w:cs="Times New Roman"/>
+          <w:sz w:val="24"/>
+        </w:rPr>
+      </w:pPr>
+    </w:p>
+    <w:p>
+      <w:pPr>
+        <w:spacing w:after="120" w:line="360" w:lineRule="auto"/>
+        <w:jc w:val="both"/>
+        <w:rPr>
+          <w:rFonts w:ascii="Times New Roman" w:hAnsi="Times New Roman" w:cs="Times New Roman"/>
+          <w:sz w:val="24"/>
+        </w:rPr>
+      </w:pPr>
+      <w:r>
+        <w:rPr>
+          <w:rFonts w:ascii="Times New Roman" w:hAnsi="Times New Roman" w:cs="Times New Roman"/>
+          <w:sz w:val="24"/>
+        </w:rPr>
+        <w:t xml:space="preserve">A PCA lényege, hogy a 33 jellemzőt 2 dimenzióra tömöríti le, és az így kapott ábrán meg lehet nézni, hogy a két csoport hogyan helyezkedik el egymáshoz képest. Log skálát kellett használni, mert a jellemzőértékek nagyságrendekben különböznek egymástól, lineáris skálán szinte semmi sem </w:t>
+      </w:r>
+      <w:proofErr w:type="spellStart"/>
+      <w:r>
+        <w:rPr>
+          <w:rFonts w:ascii="Times New Roman" w:hAnsi="Times New Roman" w:cs="Times New Roman"/>
+          <w:sz w:val="24"/>
+        </w:rPr>
+        <w:t>látszana</w:t>
+      </w:r>
+      <w:proofErr w:type="spellEnd"/>
+      <w:r>
+        <w:rPr>
+          <w:rFonts w:ascii="Times New Roman" w:hAnsi="Times New Roman" w:cs="Times New Roman"/>
+          <w:sz w:val="24"/>
+        </w:rPr>
+        <w:t>.</w:t>
+      </w:r>
+    </w:p>
+    <w:p>
+      <w:pPr>
+        <w:spacing w:after="120" w:line="360" w:lineRule="auto"/>
+        <w:jc w:val="both"/>
+        <w:rPr>
+          <w:rFonts w:ascii="Times New Roman" w:hAnsi="Times New Roman" w:cs="Times New Roman"/>
+          <w:sz w:val="24"/>
+        </w:rPr>
+      </w:pPr>
+      <w:r>
+        <w:rPr>
+          <w:rFonts w:ascii="Times New Roman" w:hAnsi="Times New Roman" w:cs="Times New Roman"/>
+          <w:sz w:val="24"/>
+        </w:rPr>
+        <w:t xml:space="preserve">Az ábra alapján az egészséges személyek pontjai nagyjából egy helyen maradnak, a beteg személyek pontjai viszont sokkal </w:t>
+      </w:r>
+      <w:proofErr w:type="spellStart"/>
+      <w:r>
+        <w:rPr>
+          <w:rFonts w:ascii="Times New Roman" w:hAnsi="Times New Roman" w:cs="Times New Roman"/>
+          <w:sz w:val="24"/>
+        </w:rPr>
+        <w:t>szétszórtabbak</w:t>
+      </w:r>
+      <w:proofErr w:type="spellEnd"/>
+      <w:r>
+        <w:rPr>
+          <w:rFonts w:ascii="Times New Roman" w:hAnsi="Times New Roman" w:cs="Times New Roman"/>
+          <w:sz w:val="24"/>
+        </w:rPr>
+        <w:t xml:space="preserve">. A diagram jobb oldali és felső részein vannak olyan piros pontok, amelyek teljesen kilógnak a zöld csoportból. Ez nem meglepő, a </w:t>
+      </w:r>
+      <w:proofErr w:type="gramStart"/>
+      <w:r>
+        <w:rPr>
+          <w:rFonts w:ascii="Times New Roman" w:hAnsi="Times New Roman" w:cs="Times New Roman"/>
+          <w:sz w:val="24"/>
+        </w:rPr>
+        <w:t>kontraszt elemzésnél</w:t>
+      </w:r>
+      <w:proofErr w:type="gramEnd"/>
+      <w:r>
+        <w:rPr>
+          <w:rFonts w:ascii="Times New Roman" w:hAnsi="Times New Roman" w:cs="Times New Roman"/>
+          <w:sz w:val="24"/>
+        </w:rPr>
+        <w:t xml:space="preserve"> és a 2D szórásdiagramnál is ugyanez jött ki.</w:t>
+      </w:r>
+    </w:p>
+    <w:p>
+      <w:pPr>
+        <w:spacing w:after="120" w:line="360" w:lineRule="auto"/>
+        <w:jc w:val="both"/>
+        <w:rPr>
+          <w:rFonts w:ascii="Times New Roman" w:hAnsi="Times New Roman" w:cs="Times New Roman"/>
+          <w:sz w:val="24"/>
+        </w:rPr>
+      </w:pPr>
+      <w:r>
+        <w:rPr>
+          <w:rFonts w:ascii="Times New Roman" w:hAnsi="Times New Roman" w:cs="Times New Roman"/>
+          <w:sz w:val="24"/>
+        </w:rPr>
+        <w:t xml:space="preserve">Ami viszont szintén jól látszik, hogy a két csoport nem válik szét élesen. A középső részen piros és zöld pontok keverednek egymással, és ez szerintem jól megmagyarázza, miért </w:t>
+      </w:r>
+      <w:r>
+        <w:rPr>
+          <w:rFonts w:ascii="Times New Roman" w:hAnsi="Times New Roman" w:cs="Times New Roman"/>
+          <w:sz w:val="24"/>
+        </w:rPr>
+        <w:lastRenderedPageBreak/>
+        <w:t>nem éri el egyik modell sem a 100%-</w:t>
+      </w:r>
+      <w:proofErr w:type="spellStart"/>
+      <w:r>
+        <w:rPr>
+          <w:rFonts w:ascii="Times New Roman" w:hAnsi="Times New Roman" w:cs="Times New Roman"/>
+          <w:sz w:val="24"/>
+        </w:rPr>
+        <w:t>ot</w:t>
+      </w:r>
+      <w:proofErr w:type="spellEnd"/>
+      <w:r>
+        <w:rPr>
+          <w:rFonts w:ascii="Times New Roman" w:hAnsi="Times New Roman" w:cs="Times New Roman"/>
+          <w:sz w:val="24"/>
+        </w:rPr>
+        <w:t>. Van egy olyan tartomány, ahol a beteg és egészséges személyek jellemzőértékei nagyon hasonlítanak egymásra, és ezt a modellek sem tudják maradéktalanul kezelni.</w:t>
+      </w:r>
+    </w:p>
+    <w:p>
+      <w:pPr>
+        <w:rPr>
+          <w:rFonts w:ascii="Times New Roman" w:hAnsi="Times New Roman" w:cs="Times New Roman"/>
+          <w:sz w:val="24"/>
+        </w:rPr>
+      </w:pPr>
+      <w:r>
+        <w:rPr>
+          <w:rFonts w:ascii="Times New Roman" w:hAnsi="Times New Roman" w:cs="Times New Roman"/>
+          <w:sz w:val="24"/>
+        </w:rPr>
+        <w:br w:type="page"/>
+      </w:r>
+    </w:p>
+    <w:p>
+      <w:pPr>
+        <w:pStyle w:val="Cmsor1"/>
+      </w:pPr>
+      <w:r>
+        <w:lastRenderedPageBreak/>
+        <w:t xml:space="preserve">4. </w:t>
+      </w:r>
+      <w:r>
+        <w:t>Felhasználói és telepítési útmutató</w:t>
+      </w:r>
       <w:bookmarkStart w:id="0" w:name="_GoBack"/>
       <w:bookmarkEnd w:id="0"/>
     </w:p>
-    <w:p>
-      <w:pPr>
-        <w:pStyle w:val="Cmsor2"/>
-      </w:pPr>
-      <w:r>
-        <w:t xml:space="preserve">3.3 </w:t>
-      </w:r>
-      <w:proofErr w:type="spellStart"/>
-      <w:r>
-        <w:t>Feature</w:t>
-      </w:r>
-      <w:proofErr w:type="spellEnd"/>
-      <w:r>
-        <w:t xml:space="preserve"> </w:t>
-      </w:r>
-      <w:proofErr w:type="spellStart"/>
-      <w:r>
-        <w:t>selection</w:t>
-      </w:r>
-      <w:proofErr w:type="spellEnd"/>
-      <w:r>
-        <w:t xml:space="preserve"> eredményei</w:t>
-      </w:r>
-    </w:p>
-    <w:p>
-      <w:pPr>
-        <w:spacing w:after="0"/>
-      </w:pPr>
-    </w:p>
-    <w:p>
-      <w:pPr>
-        <w:spacing w:after="120" w:line="360" w:lineRule="auto"/>
-        <w:jc w:val="both"/>
-        <w:rPr>
-          <w:rFonts w:ascii="Times New Roman" w:hAnsi="Times New Roman" w:cs="Times New Roman"/>
-          <w:sz w:val="24"/>
-        </w:rPr>
-      </w:pPr>
-      <w:r>
-        <w:rPr>
-          <w:rFonts w:ascii="Times New Roman" w:hAnsi="Times New Roman" w:cs="Times New Roman"/>
-          <w:sz w:val="24"/>
-        </w:rPr>
-        <w:t xml:space="preserve">A feature_selection.py </w:t>
-      </w:r>
-      <w:proofErr w:type="spellStart"/>
-      <w:r>
-        <w:rPr>
-          <w:rFonts w:ascii="Times New Roman" w:hAnsi="Times New Roman" w:cs="Times New Roman"/>
-          <w:sz w:val="24"/>
-        </w:rPr>
-        <w:t>szkripttel</w:t>
-      </w:r>
-      <w:proofErr w:type="spellEnd"/>
-      <w:r>
-        <w:rPr>
-          <w:rFonts w:ascii="Times New Roman" w:hAnsi="Times New Roman" w:cs="Times New Roman"/>
-          <w:sz w:val="24"/>
-        </w:rPr>
-        <w:t xml:space="preserve"> azt vizsgáltam meg, hogy ha visszafogom a jellemzők számát, az hogyan hat a modellek teljesítményére. A gépi tanulásban ismert jelenség, hogy felesleges vagy zajt hordozó jellemzők ronthatják az általánosító képességet, kis adathalmazon pedig különösen veszélyes, ha túl sok jellemzővel dolgozunk. Minden </w:t>
-      </w:r>
-      <w:r>
-        <w:rPr>
-          <w:rFonts w:ascii="Times New Roman" w:hAnsi="Times New Roman" w:cs="Times New Roman"/>
-          <w:sz w:val="24"/>
-        </w:rPr>
-        <w:lastRenderedPageBreak/>
-        <w:t xml:space="preserve">modellt először az összes jellemzővel futtattam le, majd a </w:t>
-      </w:r>
-      <w:proofErr w:type="spellStart"/>
-      <w:r>
-        <w:rPr>
-          <w:rFonts w:ascii="Times New Roman" w:hAnsi="Times New Roman" w:cs="Times New Roman"/>
-          <w:sz w:val="24"/>
-        </w:rPr>
-        <w:t>feature</w:t>
-      </w:r>
-      <w:proofErr w:type="spellEnd"/>
-      <w:r>
-        <w:rPr>
-          <w:rFonts w:ascii="Times New Roman" w:hAnsi="Times New Roman" w:cs="Times New Roman"/>
-          <w:sz w:val="24"/>
-        </w:rPr>
-        <w:t xml:space="preserve"> </w:t>
-      </w:r>
-      <w:proofErr w:type="spellStart"/>
-      <w:r>
-        <w:rPr>
-          <w:rFonts w:ascii="Times New Roman" w:hAnsi="Times New Roman" w:cs="Times New Roman"/>
-          <w:sz w:val="24"/>
-        </w:rPr>
-        <w:t>importance</w:t>
-      </w:r>
-      <w:proofErr w:type="spellEnd"/>
-      <w:r>
-        <w:rPr>
-          <w:rFonts w:ascii="Times New Roman" w:hAnsi="Times New Roman" w:cs="Times New Roman"/>
-          <w:sz w:val="24"/>
-        </w:rPr>
-        <w:t xml:space="preserve"> alapján kiválasztott top 10, top 15 és top 20 legfontosabb jellemzővel, és összehasonlítottam a számokat.</w:t>
-      </w:r>
-    </w:p>
-    <w:p>
-      <w:pPr>
-        <w:spacing w:after="120" w:line="360" w:lineRule="auto"/>
-        <w:jc w:val="both"/>
-        <w:rPr>
-          <w:rFonts w:ascii="Times New Roman" w:hAnsi="Times New Roman" w:cs="Times New Roman"/>
-          <w:sz w:val="24"/>
-        </w:rPr>
-      </w:pPr>
-      <w:r>
-        <w:rPr>
-          <w:rFonts w:ascii="Times New Roman" w:hAnsi="Times New Roman" w:cs="Times New Roman"/>
-          <w:sz w:val="24"/>
-        </w:rPr>
-        <w:t xml:space="preserve">A </w:t>
-      </w:r>
-      <w:proofErr w:type="spellStart"/>
-      <w:r>
-        <w:rPr>
-          <w:rFonts w:ascii="Times New Roman" w:hAnsi="Times New Roman" w:cs="Times New Roman"/>
-          <w:sz w:val="24"/>
-        </w:rPr>
-        <w:t>Statistical</w:t>
-      </w:r>
-      <w:proofErr w:type="spellEnd"/>
-      <w:r>
-        <w:rPr>
-          <w:rFonts w:ascii="Times New Roman" w:hAnsi="Times New Roman" w:cs="Times New Roman"/>
-          <w:sz w:val="24"/>
-        </w:rPr>
-        <w:t xml:space="preserve"> módszernél az SVM mindhárom esetben 84%-</w:t>
-      </w:r>
-      <w:proofErr w:type="spellStart"/>
-      <w:r>
-        <w:rPr>
-          <w:rFonts w:ascii="Times New Roman" w:hAnsi="Times New Roman" w:cs="Times New Roman"/>
-          <w:sz w:val="24"/>
-        </w:rPr>
-        <w:t>ot</w:t>
-      </w:r>
-      <w:proofErr w:type="spellEnd"/>
-      <w:r>
-        <w:rPr>
-          <w:rFonts w:ascii="Times New Roman" w:hAnsi="Times New Roman" w:cs="Times New Roman"/>
-          <w:sz w:val="24"/>
-        </w:rPr>
-        <w:t xml:space="preserve"> hozott, ami 2%-</w:t>
-      </w:r>
-      <w:proofErr w:type="spellStart"/>
-      <w:r>
-        <w:rPr>
-          <w:rFonts w:ascii="Times New Roman" w:hAnsi="Times New Roman" w:cs="Times New Roman"/>
-          <w:sz w:val="24"/>
-        </w:rPr>
-        <w:t>kal</w:t>
-      </w:r>
-      <w:proofErr w:type="spellEnd"/>
-      <w:r>
-        <w:rPr>
-          <w:rFonts w:ascii="Times New Roman" w:hAnsi="Times New Roman" w:cs="Times New Roman"/>
-          <w:sz w:val="24"/>
-        </w:rPr>
-        <w:t xml:space="preserve"> jobb az összes jellemzővel elért 82%-</w:t>
-      </w:r>
-      <w:proofErr w:type="spellStart"/>
-      <w:r>
-        <w:rPr>
-          <w:rFonts w:ascii="Times New Roman" w:hAnsi="Times New Roman" w:cs="Times New Roman"/>
-          <w:sz w:val="24"/>
-        </w:rPr>
-        <w:t>nál</w:t>
-      </w:r>
-      <w:proofErr w:type="spellEnd"/>
-      <w:r>
-        <w:rPr>
-          <w:rFonts w:ascii="Times New Roman" w:hAnsi="Times New Roman" w:cs="Times New Roman"/>
-          <w:sz w:val="24"/>
-        </w:rPr>
-        <w:t>, tehát itt a szűkítés egyértelműen segített. A Random Forest top 10 jellemzővel 90%-</w:t>
-      </w:r>
-      <w:proofErr w:type="spellStart"/>
-      <w:r>
-        <w:rPr>
-          <w:rFonts w:ascii="Times New Roman" w:hAnsi="Times New Roman" w:cs="Times New Roman"/>
-          <w:sz w:val="24"/>
-        </w:rPr>
-        <w:t>ot</w:t>
-      </w:r>
-      <w:proofErr w:type="spellEnd"/>
-      <w:r>
-        <w:rPr>
-          <w:rFonts w:ascii="Times New Roman" w:hAnsi="Times New Roman" w:cs="Times New Roman"/>
-          <w:sz w:val="24"/>
-        </w:rPr>
-        <w:t xml:space="preserve"> adott a korábbi 88%-hoz képest, ami szintén javulás. Az RF+MLP top 10-zel szintén 90%-</w:t>
-      </w:r>
-      <w:proofErr w:type="spellStart"/>
-      <w:r>
-        <w:rPr>
-          <w:rFonts w:ascii="Times New Roman" w:hAnsi="Times New Roman" w:cs="Times New Roman"/>
-          <w:sz w:val="24"/>
-        </w:rPr>
-        <w:t>on</w:t>
-      </w:r>
-      <w:proofErr w:type="spellEnd"/>
-      <w:r>
-        <w:rPr>
-          <w:rFonts w:ascii="Times New Roman" w:hAnsi="Times New Roman" w:cs="Times New Roman"/>
-          <w:sz w:val="24"/>
-        </w:rPr>
-        <w:t xml:space="preserve"> volt, top 15 és top 20 esetén viszont visszacsúszott 88%-</w:t>
-      </w:r>
-      <w:proofErr w:type="spellStart"/>
-      <w:r>
-        <w:rPr>
-          <w:rFonts w:ascii="Times New Roman" w:hAnsi="Times New Roman" w:cs="Times New Roman"/>
-          <w:sz w:val="24"/>
-        </w:rPr>
-        <w:t>ra</w:t>
-      </w:r>
-      <w:proofErr w:type="spellEnd"/>
-      <w:r>
-        <w:rPr>
-          <w:rFonts w:ascii="Times New Roman" w:hAnsi="Times New Roman" w:cs="Times New Roman"/>
-          <w:sz w:val="24"/>
-        </w:rPr>
-        <w:t xml:space="preserve">, tehát itt már nem érdemes tovább növelni a jellemzők számát. Az </w:t>
-      </w:r>
-      <w:proofErr w:type="spellStart"/>
-      <w:r>
-        <w:rPr>
-          <w:rFonts w:ascii="Times New Roman" w:hAnsi="Times New Roman" w:cs="Times New Roman"/>
-          <w:sz w:val="24"/>
-        </w:rPr>
-        <w:t>XGBoost</w:t>
-      </w:r>
-      <w:proofErr w:type="spellEnd"/>
-      <w:r>
-        <w:rPr>
-          <w:rFonts w:ascii="Times New Roman" w:hAnsi="Times New Roman" w:cs="Times New Roman"/>
-          <w:sz w:val="24"/>
-        </w:rPr>
-        <w:t xml:space="preserve"> top 10 és top 20 jellemzővel 90%-</w:t>
-      </w:r>
-      <w:proofErr w:type="spellStart"/>
-      <w:r>
-        <w:rPr>
-          <w:rFonts w:ascii="Times New Roman" w:hAnsi="Times New Roman" w:cs="Times New Roman"/>
-          <w:sz w:val="24"/>
-        </w:rPr>
-        <w:t>ot</w:t>
-      </w:r>
-      <w:proofErr w:type="spellEnd"/>
-      <w:r>
-        <w:rPr>
-          <w:rFonts w:ascii="Times New Roman" w:hAnsi="Times New Roman" w:cs="Times New Roman"/>
-          <w:sz w:val="24"/>
-        </w:rPr>
-        <w:t xml:space="preserve"> ért el, top 15-tel viszont csak 86%-</w:t>
-      </w:r>
-      <w:proofErr w:type="spellStart"/>
-      <w:r>
-        <w:rPr>
-          <w:rFonts w:ascii="Times New Roman" w:hAnsi="Times New Roman" w:cs="Times New Roman"/>
-          <w:sz w:val="24"/>
-        </w:rPr>
-        <w:t>ot</w:t>
-      </w:r>
-      <w:proofErr w:type="spellEnd"/>
-      <w:r>
-        <w:rPr>
-          <w:rFonts w:ascii="Times New Roman" w:hAnsi="Times New Roman" w:cs="Times New Roman"/>
-          <w:sz w:val="24"/>
-        </w:rPr>
-        <w:t>, miközben az összes jellemzővel 88%-</w:t>
-      </w:r>
-      <w:proofErr w:type="spellStart"/>
-      <w:r>
-        <w:rPr>
-          <w:rFonts w:ascii="Times New Roman" w:hAnsi="Times New Roman" w:cs="Times New Roman"/>
-          <w:sz w:val="24"/>
-        </w:rPr>
-        <w:t>on</w:t>
-      </w:r>
-      <w:proofErr w:type="spellEnd"/>
-      <w:r>
-        <w:rPr>
-          <w:rFonts w:ascii="Times New Roman" w:hAnsi="Times New Roman" w:cs="Times New Roman"/>
-          <w:sz w:val="24"/>
-        </w:rPr>
-        <w:t xml:space="preserve"> állt, ami egy kissé egyenetlen képet mutat.</w:t>
-      </w:r>
-    </w:p>
-    <w:p>
-      <w:pPr>
-        <w:spacing w:after="120" w:line="360" w:lineRule="auto"/>
-        <w:jc w:val="both"/>
-        <w:rPr>
-          <w:rFonts w:ascii="Times New Roman" w:hAnsi="Times New Roman" w:cs="Times New Roman"/>
-          <w:sz w:val="24"/>
-        </w:rPr>
-      </w:pPr>
-      <w:r>
-        <w:rPr>
-          <w:rFonts w:ascii="Times New Roman" w:hAnsi="Times New Roman" w:cs="Times New Roman"/>
-          <w:sz w:val="24"/>
-        </w:rPr>
-        <w:t xml:space="preserve">A </w:t>
-      </w:r>
-      <w:proofErr w:type="spellStart"/>
-      <w:r>
-        <w:rPr>
-          <w:rFonts w:ascii="Times New Roman" w:hAnsi="Times New Roman" w:cs="Times New Roman"/>
-          <w:sz w:val="24"/>
-        </w:rPr>
-        <w:t>Phase</w:t>
-      </w:r>
-      <w:proofErr w:type="spellEnd"/>
-      <w:r>
-        <w:rPr>
-          <w:rFonts w:ascii="Times New Roman" w:hAnsi="Times New Roman" w:cs="Times New Roman"/>
-          <w:sz w:val="24"/>
-        </w:rPr>
-        <w:t xml:space="preserve"> </w:t>
-      </w:r>
-      <w:proofErr w:type="spellStart"/>
-      <w:r>
-        <w:rPr>
-          <w:rFonts w:ascii="Times New Roman" w:hAnsi="Times New Roman" w:cs="Times New Roman"/>
-          <w:sz w:val="24"/>
-        </w:rPr>
-        <w:t>epoch</w:t>
-      </w:r>
-      <w:proofErr w:type="spellEnd"/>
-      <w:r>
-        <w:rPr>
-          <w:rFonts w:ascii="Times New Roman" w:hAnsi="Times New Roman" w:cs="Times New Roman"/>
-          <w:sz w:val="24"/>
-        </w:rPr>
-        <w:t xml:space="preserve"> módszernél az SVM megint 84%-</w:t>
-      </w:r>
-      <w:proofErr w:type="spellStart"/>
-      <w:r>
-        <w:rPr>
-          <w:rFonts w:ascii="Times New Roman" w:hAnsi="Times New Roman" w:cs="Times New Roman"/>
-          <w:sz w:val="24"/>
-        </w:rPr>
-        <w:t>ot</w:t>
-      </w:r>
-      <w:proofErr w:type="spellEnd"/>
-      <w:r>
-        <w:rPr>
-          <w:rFonts w:ascii="Times New Roman" w:hAnsi="Times New Roman" w:cs="Times New Roman"/>
-          <w:sz w:val="24"/>
-        </w:rPr>
-        <w:t xml:space="preserve"> adott mindhárom esetben, itt is 2%-</w:t>
-      </w:r>
-      <w:proofErr w:type="spellStart"/>
-      <w:r>
-        <w:rPr>
-          <w:rFonts w:ascii="Times New Roman" w:hAnsi="Times New Roman" w:cs="Times New Roman"/>
-          <w:sz w:val="24"/>
-        </w:rPr>
-        <w:t>kal</w:t>
-      </w:r>
-      <w:proofErr w:type="spellEnd"/>
-      <w:r>
-        <w:rPr>
-          <w:rFonts w:ascii="Times New Roman" w:hAnsi="Times New Roman" w:cs="Times New Roman"/>
-          <w:sz w:val="24"/>
-        </w:rPr>
-        <w:t xml:space="preserve"> jobb a kiindulópontnál. A Random Forest top 10, 15 és 20 jellemzővel egyaránt 88%-</w:t>
-      </w:r>
-      <w:proofErr w:type="spellStart"/>
-      <w:r>
-        <w:rPr>
-          <w:rFonts w:ascii="Times New Roman" w:hAnsi="Times New Roman" w:cs="Times New Roman"/>
-          <w:sz w:val="24"/>
-        </w:rPr>
-        <w:t>on</w:t>
-      </w:r>
-      <w:proofErr w:type="spellEnd"/>
-      <w:r>
-        <w:rPr>
-          <w:rFonts w:ascii="Times New Roman" w:hAnsi="Times New Roman" w:cs="Times New Roman"/>
-          <w:sz w:val="24"/>
-        </w:rPr>
-        <w:t xml:space="preserve"> zárt, ami viszont 2%-</w:t>
-      </w:r>
-      <w:proofErr w:type="spellStart"/>
-      <w:r>
-        <w:rPr>
-          <w:rFonts w:ascii="Times New Roman" w:hAnsi="Times New Roman" w:cs="Times New Roman"/>
-          <w:sz w:val="24"/>
-        </w:rPr>
-        <w:t>os</w:t>
-      </w:r>
-      <w:proofErr w:type="spellEnd"/>
-      <w:r>
-        <w:rPr>
-          <w:rFonts w:ascii="Times New Roman" w:hAnsi="Times New Roman" w:cs="Times New Roman"/>
-          <w:sz w:val="24"/>
-        </w:rPr>
-        <w:t xml:space="preserve"> visszaesés a 90%-hoz képest, tehát ennél a modellnél és módszernél a szűkítés nem bizonyult hasznosnak. Az RF+MLP top 10 jellemzővel 90%-</w:t>
-      </w:r>
-      <w:proofErr w:type="spellStart"/>
-      <w:r>
-        <w:rPr>
-          <w:rFonts w:ascii="Times New Roman" w:hAnsi="Times New Roman" w:cs="Times New Roman"/>
-          <w:sz w:val="24"/>
-        </w:rPr>
-        <w:t>ot</w:t>
-      </w:r>
-      <w:proofErr w:type="spellEnd"/>
-      <w:r>
-        <w:rPr>
-          <w:rFonts w:ascii="Times New Roman" w:hAnsi="Times New Roman" w:cs="Times New Roman"/>
-          <w:sz w:val="24"/>
-        </w:rPr>
-        <w:t xml:space="preserve"> hozott, ami 4%-</w:t>
-      </w:r>
-      <w:proofErr w:type="spellStart"/>
-      <w:r>
-        <w:rPr>
-          <w:rFonts w:ascii="Times New Roman" w:hAnsi="Times New Roman" w:cs="Times New Roman"/>
-          <w:sz w:val="24"/>
-        </w:rPr>
-        <w:t>os</w:t>
-      </w:r>
-      <w:proofErr w:type="spellEnd"/>
-      <w:r>
-        <w:rPr>
-          <w:rFonts w:ascii="Times New Roman" w:hAnsi="Times New Roman" w:cs="Times New Roman"/>
-          <w:sz w:val="24"/>
-        </w:rPr>
-        <w:t xml:space="preserve"> javulás a 86%-hoz képest, ez az egyik legnagyobb ugrás az egész vizsgálatban. Az </w:t>
-      </w:r>
-      <w:proofErr w:type="spellStart"/>
-      <w:r>
-        <w:rPr>
-          <w:rFonts w:ascii="Times New Roman" w:hAnsi="Times New Roman" w:cs="Times New Roman"/>
-          <w:sz w:val="24"/>
-        </w:rPr>
-        <w:t>XGBoost</w:t>
-      </w:r>
-      <w:proofErr w:type="spellEnd"/>
-      <w:r>
-        <w:rPr>
-          <w:rFonts w:ascii="Times New Roman" w:hAnsi="Times New Roman" w:cs="Times New Roman"/>
-          <w:sz w:val="24"/>
-        </w:rPr>
-        <w:t xml:space="preserve"> top 15 jellemzővel 90%-</w:t>
-      </w:r>
-      <w:proofErr w:type="spellStart"/>
-      <w:r>
-        <w:rPr>
-          <w:rFonts w:ascii="Times New Roman" w:hAnsi="Times New Roman" w:cs="Times New Roman"/>
-          <w:sz w:val="24"/>
-        </w:rPr>
-        <w:t>ot</w:t>
-      </w:r>
-      <w:proofErr w:type="spellEnd"/>
-      <w:r>
-        <w:rPr>
-          <w:rFonts w:ascii="Times New Roman" w:hAnsi="Times New Roman" w:cs="Times New Roman"/>
-          <w:sz w:val="24"/>
-        </w:rPr>
-        <w:t xml:space="preserve"> ért el szemben az összes jellemzővel elért 88%-</w:t>
-      </w:r>
-      <w:proofErr w:type="spellStart"/>
-      <w:r>
-        <w:rPr>
-          <w:rFonts w:ascii="Times New Roman" w:hAnsi="Times New Roman" w:cs="Times New Roman"/>
-          <w:sz w:val="24"/>
-        </w:rPr>
-        <w:t>kal</w:t>
-      </w:r>
-      <w:proofErr w:type="spellEnd"/>
-      <w:r>
-        <w:rPr>
-          <w:rFonts w:ascii="Times New Roman" w:hAnsi="Times New Roman" w:cs="Times New Roman"/>
-          <w:sz w:val="24"/>
-        </w:rPr>
-        <w:t>, a többi konfiguráció viszont nem hozott javulást.</w:t>
-      </w:r>
-    </w:p>
-    <w:p>
-      <w:pPr>
-        <w:spacing w:after="120" w:line="360" w:lineRule="auto"/>
-        <w:jc w:val="both"/>
-        <w:rPr>
-          <w:rFonts w:ascii="Times New Roman" w:hAnsi="Times New Roman" w:cs="Times New Roman"/>
-          <w:sz w:val="24"/>
-        </w:rPr>
-      </w:pPr>
-      <w:r>
-        <w:rPr>
-          <w:rFonts w:ascii="Times New Roman" w:hAnsi="Times New Roman" w:cs="Times New Roman"/>
-          <w:sz w:val="24"/>
-        </w:rPr>
-        <w:t xml:space="preserve">A </w:t>
-      </w:r>
-      <w:proofErr w:type="spellStart"/>
-      <w:r>
-        <w:rPr>
-          <w:rFonts w:ascii="Times New Roman" w:hAnsi="Times New Roman" w:cs="Times New Roman"/>
-          <w:sz w:val="24"/>
-        </w:rPr>
-        <w:t>Phase</w:t>
-      </w:r>
-      <w:proofErr w:type="spellEnd"/>
-      <w:r>
-        <w:rPr>
-          <w:rFonts w:ascii="Times New Roman" w:hAnsi="Times New Roman" w:cs="Times New Roman"/>
-          <w:sz w:val="24"/>
-        </w:rPr>
-        <w:t xml:space="preserve"> </w:t>
-      </w:r>
-      <w:proofErr w:type="spellStart"/>
-      <w:r>
-        <w:rPr>
-          <w:rFonts w:ascii="Times New Roman" w:hAnsi="Times New Roman" w:cs="Times New Roman"/>
-          <w:sz w:val="24"/>
-        </w:rPr>
-        <w:t>band</w:t>
-      </w:r>
-      <w:proofErr w:type="spellEnd"/>
-      <w:r>
-        <w:rPr>
-          <w:rFonts w:ascii="Times New Roman" w:hAnsi="Times New Roman" w:cs="Times New Roman"/>
-          <w:sz w:val="24"/>
-        </w:rPr>
-        <w:t xml:space="preserve"> módszernél az SVM ismét 84%-</w:t>
-      </w:r>
-      <w:proofErr w:type="spellStart"/>
-      <w:r>
-        <w:rPr>
-          <w:rFonts w:ascii="Times New Roman" w:hAnsi="Times New Roman" w:cs="Times New Roman"/>
-          <w:sz w:val="24"/>
-        </w:rPr>
-        <w:t>on</w:t>
-      </w:r>
-      <w:proofErr w:type="spellEnd"/>
-      <w:r>
-        <w:rPr>
-          <w:rFonts w:ascii="Times New Roman" w:hAnsi="Times New Roman" w:cs="Times New Roman"/>
-          <w:sz w:val="24"/>
-        </w:rPr>
-        <w:t xml:space="preserve"> állt mindhárom esetben, következetesen jobbnak bizonyult az összes jellemzőnél. A Random Forest és az </w:t>
-      </w:r>
-      <w:proofErr w:type="spellStart"/>
-      <w:r>
-        <w:rPr>
-          <w:rFonts w:ascii="Times New Roman" w:hAnsi="Times New Roman" w:cs="Times New Roman"/>
-          <w:sz w:val="24"/>
-        </w:rPr>
-        <w:t>XGBoost</w:t>
-      </w:r>
-      <w:proofErr w:type="spellEnd"/>
-      <w:r>
-        <w:rPr>
-          <w:rFonts w:ascii="Times New Roman" w:hAnsi="Times New Roman" w:cs="Times New Roman"/>
-          <w:sz w:val="24"/>
-        </w:rPr>
-        <w:t xml:space="preserve"> top 10 és top 15 jellemzővel ugyanott </w:t>
-      </w:r>
-      <w:proofErr w:type="gramStart"/>
-      <w:r>
-        <w:rPr>
-          <w:rFonts w:ascii="Times New Roman" w:hAnsi="Times New Roman" w:cs="Times New Roman"/>
-          <w:sz w:val="24"/>
-        </w:rPr>
-        <w:t>voltak</w:t>
-      </w:r>
-      <w:proofErr w:type="gramEnd"/>
-      <w:r>
-        <w:rPr>
-          <w:rFonts w:ascii="Times New Roman" w:hAnsi="Times New Roman" w:cs="Times New Roman"/>
-          <w:sz w:val="24"/>
-        </w:rPr>
-        <w:t xml:space="preserve"> mint az összes jellemzővel, top 20-szal viszont mindkettő 86%-</w:t>
-      </w:r>
-      <w:proofErr w:type="spellStart"/>
-      <w:r>
-        <w:rPr>
-          <w:rFonts w:ascii="Times New Roman" w:hAnsi="Times New Roman" w:cs="Times New Roman"/>
-          <w:sz w:val="24"/>
-        </w:rPr>
-        <w:t>ra</w:t>
-      </w:r>
-      <w:proofErr w:type="spellEnd"/>
-      <w:r>
-        <w:rPr>
-          <w:rFonts w:ascii="Times New Roman" w:hAnsi="Times New Roman" w:cs="Times New Roman"/>
-          <w:sz w:val="24"/>
-        </w:rPr>
-        <w:t xml:space="preserve"> esett vissza, ami arra utal, hogy ennél a módszernél a top 20 már túl sok jellemzőt von be és ez ront az eredményen. Az RF+MLP top 10-zel 88%-</w:t>
-      </w:r>
-      <w:proofErr w:type="spellStart"/>
-      <w:r>
-        <w:rPr>
-          <w:rFonts w:ascii="Times New Roman" w:hAnsi="Times New Roman" w:cs="Times New Roman"/>
-          <w:sz w:val="24"/>
-        </w:rPr>
-        <w:t>ot</w:t>
-      </w:r>
-      <w:proofErr w:type="spellEnd"/>
-      <w:r>
-        <w:rPr>
-          <w:rFonts w:ascii="Times New Roman" w:hAnsi="Times New Roman" w:cs="Times New Roman"/>
-          <w:sz w:val="24"/>
-        </w:rPr>
-        <w:t xml:space="preserve"> hozott, ami 2%-</w:t>
-      </w:r>
-      <w:proofErr w:type="spellStart"/>
-      <w:r>
-        <w:rPr>
-          <w:rFonts w:ascii="Times New Roman" w:hAnsi="Times New Roman" w:cs="Times New Roman"/>
-          <w:sz w:val="24"/>
-        </w:rPr>
-        <w:t>kal</w:t>
-      </w:r>
-      <w:proofErr w:type="spellEnd"/>
-      <w:r>
-        <w:rPr>
-          <w:rFonts w:ascii="Times New Roman" w:hAnsi="Times New Roman" w:cs="Times New Roman"/>
-          <w:sz w:val="24"/>
-        </w:rPr>
-        <w:t xml:space="preserve"> jobb a 86%-</w:t>
-      </w:r>
-      <w:proofErr w:type="spellStart"/>
-      <w:r>
-        <w:rPr>
-          <w:rFonts w:ascii="Times New Roman" w:hAnsi="Times New Roman" w:cs="Times New Roman"/>
-          <w:sz w:val="24"/>
-        </w:rPr>
-        <w:t>nál</w:t>
-      </w:r>
-      <w:proofErr w:type="spellEnd"/>
-      <w:r>
-        <w:rPr>
-          <w:rFonts w:ascii="Times New Roman" w:hAnsi="Times New Roman" w:cs="Times New Roman"/>
-          <w:sz w:val="24"/>
-        </w:rPr>
-        <w:t>, a többi konfiguráció viszont nem mutatott javulást.</w:t>
-      </w:r>
-    </w:p>
-    <w:p>
-      <w:pPr>
-        <w:spacing w:after="120" w:line="360" w:lineRule="auto"/>
-        <w:jc w:val="both"/>
-        <w:rPr>
-          <w:rFonts w:ascii="Times New Roman" w:hAnsi="Times New Roman" w:cs="Times New Roman"/>
-          <w:sz w:val="24"/>
-        </w:rPr>
-      </w:pPr>
-      <w:r>
-        <w:rPr>
-          <w:rFonts w:ascii="Times New Roman" w:hAnsi="Times New Roman" w:cs="Times New Roman"/>
-          <w:sz w:val="24"/>
-        </w:rPr>
-        <w:t xml:space="preserve">Az összképet nézve a jellemzők visszafogása legtöbbször nem ront az eredményeken, és sok esetben kifejezetten javít rajtuk, a top 10 jellemző bizonyult a legjobb választásnak szinte minden modellnél és módszernél. Ez valószínűleg azzal magyarázható, hogy az adathalmazban viszonylag kevés jellemző hordoz ténylegesen hasznos </w:t>
-      </w:r>
-      <w:proofErr w:type="gramStart"/>
-      <w:r>
-        <w:rPr>
-          <w:rFonts w:ascii="Times New Roman" w:hAnsi="Times New Roman" w:cs="Times New Roman"/>
-          <w:sz w:val="24"/>
-        </w:rPr>
-        <w:t>információt</w:t>
-      </w:r>
-      <w:proofErr w:type="gramEnd"/>
-      <w:r>
-        <w:rPr>
-          <w:rFonts w:ascii="Times New Roman" w:hAnsi="Times New Roman" w:cs="Times New Roman"/>
-          <w:sz w:val="24"/>
-        </w:rPr>
-        <w:t xml:space="preserve">, a többi inkább zajként viselkedik és megzavarja a modellt. Azt viszont érdemes szem előtt tartani, hogy ezek az eredmények egy kisebb adathalmazon születtek, és a különbségek egy része simán a </w:t>
-      </w:r>
-      <w:proofErr w:type="spellStart"/>
-      <w:r>
-        <w:rPr>
-          <w:rFonts w:ascii="Times New Roman" w:hAnsi="Times New Roman" w:cs="Times New Roman"/>
-          <w:sz w:val="24"/>
-        </w:rPr>
-        <w:t>keresztvalidáció</w:t>
-      </w:r>
-      <w:proofErr w:type="spellEnd"/>
-      <w:r>
-        <w:rPr>
-          <w:rFonts w:ascii="Times New Roman" w:hAnsi="Times New Roman" w:cs="Times New Roman"/>
-          <w:sz w:val="24"/>
-        </w:rPr>
-        <w:t xml:space="preserve"> véletlenszerűségéből is adódhat, tehát óvatosan kell kezelni a következtetéseket.</w:t>
-      </w:r>
-    </w:p>
-    <w:p>
-      <w:pPr>
-        <w:rPr>
-          <w:rFonts w:ascii="Times New Roman" w:hAnsi="Times New Roman" w:cs="Times New Roman"/>
-          <w:sz w:val="24"/>
-        </w:rPr>
-      </w:pPr>
-      <w:r>
-        <w:rPr>
-          <w:rFonts w:ascii="Times New Roman" w:hAnsi="Times New Roman" w:cs="Times New Roman"/>
-          <w:sz w:val="24"/>
-        </w:rPr>
-        <w:br w:type="page"/>
-      </w:r>
-    </w:p>
-    <w:p>
-      <w:pPr>
-        <w:spacing w:after="120" w:line="360" w:lineRule="auto"/>
-        <w:jc w:val="both"/>
-        <w:rPr>
-          <w:rFonts w:ascii="Times New Roman" w:hAnsi="Times New Roman" w:cs="Times New Roman"/>
-          <w:sz w:val="24"/>
-        </w:rPr>
-      </w:pPr>
-    </w:p>
     <w:sectPr>
-      <w:footerReference w:type="default" r:id="rId13"/>
+      <w:footerReference w:type="default" r:id="rId18"/>
       <w:pgSz w:w="11906" w:h="16838"/>
       <w:pgMar w:top="1418" w:right="1418" w:bottom="1418" w:left="1418" w:header="709" w:footer="709" w:gutter="567"/>
       <w:cols w:space="708"/>
@@ -13447,7 +15022,6 @@
         <w:docPartUnique/>
       </w:docPartObj>
     </w:sdtPr>
-    <w:sdtEndPr/>
     <w:sdtContent>
       <w:p>
         <w:pPr>
@@ -13467,7 +15041,7 @@
           <w:rPr>
             <w:noProof/>
           </w:rPr>
-          <w:t>27</w:t>
+          <w:t>33</w:t>
         </w:r>
         <w:r>
           <w:fldChar w:fldCharType="end"/>
@@ -14385,6 +15959,17 @@
       <w:szCs w:val="24"/>
     </w:rPr>
   </w:style>
+  <w:style w:type="character" w:styleId="Kiemels2">
+    <w:name w:val="Strong"/>
+    <w:basedOn w:val="Bekezdsalapbettpusa"/>
+    <w:uiPriority w:val="22"/>
+    <w:qFormat/>
+    <w:rsid w:val="00D70A60"/>
+    <w:rPr>
+      <w:b/>
+      <w:bCs/>
+    </w:rPr>
+  </w:style>
 </w:styles>
 </file>
 
@@ -14654,7 +16239,7 @@
 </file>
 
 <file path=customXml/itemProps1.xml><?xml version="1.0" encoding="utf-8"?>
-<ds:datastoreItem xmlns:ds="http://schemas.openxmlformats.org/officeDocument/2006/customXml" ds:itemID="{ECE3A0AB-8115-4BB7-9CCE-9844D6970AD7}">
+<ds:datastoreItem xmlns:ds="http://schemas.openxmlformats.org/officeDocument/2006/customXml" ds:itemID="{23DAEF7A-EC03-42CD-89BC-C42FD01839C3}">
   <ds:schemaRefs>
     <ds:schemaRef ds:uri="http://schemas.openxmlformats.org/officeDocument/2006/bibliography"/>
   </ds:schemaRefs>

--- a/Szakdoga/szakdoga word/szakdolgozat.docx
+++ b/Szakdoga/szakdoga word/szakdolgozat.docx
@@ -863,6 +863,7 @@
           <w:sz w:val="28"/>
         </w:rPr>
       </w:pPr>
+      <w:bookmarkStart w:id="0" w:name="_Toc229233057"/>
       <w:r>
         <w:rPr>
           <w:rFonts w:cs="Times New Roman"/>
@@ -872,6 +873,7 @@
         <w:lastRenderedPageBreak/>
         <w:t>Feladatkiírás</w:t>
       </w:r>
+      <w:bookmarkEnd w:id="0"/>
     </w:p>
     <w:p>
       <w:pPr>
@@ -1032,66 +1034,3330 @@
     </w:p>
     <w:p>
       <w:pPr>
-        <w:rPr>
-          <w:rFonts w:ascii="Times New Roman" w:hAnsi="Times New Roman" w:cs="Times New Roman"/>
-          <w:b/>
-          <w:sz w:val="28"/>
-        </w:rPr>
-      </w:pPr>
-      <w:r>
-        <w:rPr>
-          <w:rFonts w:ascii="Times New Roman" w:hAnsi="Times New Roman" w:cs="Times New Roman"/>
-          <w:b/>
-          <w:sz w:val="28"/>
-        </w:rPr>
+        <w:pStyle w:val="Cmsor2"/>
+        <w:jc w:val="center"/>
+      </w:pPr>
+      <w:bookmarkStart w:id="1" w:name="_Toc229233058"/>
+      <w:r>
         <w:lastRenderedPageBreak/>
         <w:t>Tartalmi összefoglaló</w:t>
       </w:r>
-    </w:p>
-    <w:p>
-      <w:pPr>
-        <w:rPr>
-          <w:rFonts w:ascii="Times New Roman" w:hAnsi="Times New Roman" w:cs="Times New Roman"/>
+      <w:bookmarkEnd w:id="1"/>
+    </w:p>
+    <w:p/>
+    <w:p>
+      <w:pPr>
+        <w:pStyle w:val="dto2"/>
+        <w:spacing w:after="160"/>
+        <w:ind w:left="714" w:hanging="357"/>
+        <w:rPr>
+          <w:lang w:val="hu-HU"/>
+        </w:rPr>
+      </w:pPr>
+      <w:r>
+        <w:rPr>
+          <w:lang w:val="hu-HU"/>
+        </w:rPr>
+        <w:t>A téma megnevezése:</w:t>
+      </w:r>
+    </w:p>
+    <w:p>
+      <w:pPr>
+        <w:pStyle w:val="dto3"/>
+        <w:rPr>
+          <w:lang w:val="hu-HU"/>
+        </w:rPr>
+      </w:pPr>
+      <w:r>
+        <w:rPr>
+          <w:lang w:val="hu-HU"/>
+        </w:rPr>
+        <w:t>EEG-alapú beteg–kontroll klasszifikáció gépi tanulási módszerekkel</w:t>
+      </w:r>
+    </w:p>
+    <w:p>
+      <w:pPr>
+        <w:pStyle w:val="dto3"/>
+        <w:rPr>
+          <w:lang w:val="hu-HU"/>
+        </w:rPr>
+      </w:pPr>
+    </w:p>
+    <w:p>
+      <w:pPr>
+        <w:pStyle w:val="dto2"/>
+        <w:spacing w:after="160"/>
+        <w:ind w:left="714" w:hanging="357"/>
+        <w:rPr>
+          <w:lang w:val="hu-HU"/>
+        </w:rPr>
+      </w:pPr>
+      <w:r>
+        <w:rPr>
+          <w:lang w:val="hu-HU"/>
+        </w:rPr>
+        <w:t>A megadott feladat megfogalmazása:</w:t>
+      </w:r>
+    </w:p>
+    <w:p>
+      <w:pPr>
+        <w:pStyle w:val="dto3"/>
+        <w:rPr>
+          <w:lang w:val="hu-HU"/>
+        </w:rPr>
+      </w:pPr>
+      <w:r>
+        <w:rPr>
+          <w:lang w:val="hu-HU"/>
+        </w:rPr>
+        <w:t>Olyan adatfeldolgozó és osztályozórendszer fejlesztése, amely zenehallgatás közben rögzített EEG-felvételek alapján képes megkülönböztetni halmozottan fogyatékos és egészséges személyeket. A rendszernek grafikus felhasználói felülettel kell rendelkeznie, amely lehetővé teszi a modellek betanítását és új felvételek osztályozását.</w:t>
+      </w:r>
+    </w:p>
+    <w:p>
+      <w:pPr>
+        <w:pStyle w:val="dto3"/>
+        <w:rPr>
+          <w:lang w:val="hu-HU"/>
+        </w:rPr>
+      </w:pPr>
+    </w:p>
+    <w:p>
+      <w:pPr>
+        <w:pStyle w:val="dto2"/>
+        <w:spacing w:after="160"/>
+        <w:ind w:left="714" w:hanging="357"/>
+        <w:rPr>
+          <w:lang w:val="hu-HU"/>
+        </w:rPr>
+      </w:pPr>
+      <w:r>
+        <w:rPr>
+          <w:lang w:val="hu-HU"/>
+        </w:rPr>
+        <w:t>A megoldási mód:</w:t>
+      </w:r>
+    </w:p>
+    <w:p>
+      <w:pPr>
+        <w:pStyle w:val="dto3"/>
+        <w:rPr>
+          <w:lang w:val="hu-HU"/>
+        </w:rPr>
+      </w:pPr>
+      <w:r>
+        <w:rPr>
+          <w:lang w:val="hu-HU"/>
+        </w:rPr>
+        <w:t xml:space="preserve">A nyers EEG-adatokból jellemzőkinyerési módszerekkel számvektorokat állítottam elő, amelyek alapján több gépi tanulási modellt tanítottam be és hasonlítottam össze. A rendszer grafikus felhasználói felületen keresztül kezelhető, és kiegészítő elemző </w:t>
+      </w:r>
+      <w:proofErr w:type="spellStart"/>
+      <w:r>
+        <w:rPr>
+          <w:lang w:val="hu-HU"/>
+        </w:rPr>
+        <w:t>szkriptekkel</w:t>
+      </w:r>
+      <w:proofErr w:type="spellEnd"/>
+      <w:r>
+        <w:rPr>
+          <w:lang w:val="hu-HU"/>
+        </w:rPr>
+        <w:t xml:space="preserve"> egészül ki.</w:t>
+      </w:r>
+    </w:p>
+    <w:p>
+      <w:pPr>
+        <w:pStyle w:val="dto3"/>
+        <w:rPr>
+          <w:lang w:val="hu-HU"/>
+        </w:rPr>
+      </w:pPr>
+    </w:p>
+    <w:p>
+      <w:pPr>
+        <w:pStyle w:val="dto2"/>
+        <w:spacing w:after="160"/>
+        <w:ind w:left="714" w:hanging="357"/>
+        <w:rPr>
+          <w:lang w:val="hu-HU"/>
+        </w:rPr>
+      </w:pPr>
+      <w:r>
+        <w:rPr>
+          <w:lang w:val="hu-HU"/>
+        </w:rPr>
+        <w:t>Alkalmazott eszközök, módszerek:</w:t>
+      </w:r>
+    </w:p>
+    <w:p>
+      <w:pPr>
+        <w:pStyle w:val="dto3"/>
+        <w:rPr>
+          <w:lang w:val="hu-HU"/>
+        </w:rPr>
+      </w:pPr>
+      <w:r>
+        <w:rPr>
+          <w:lang w:val="hu-HU"/>
+        </w:rPr>
+        <w:t xml:space="preserve">Python programozási nyelv; </w:t>
+      </w:r>
+      <w:proofErr w:type="spellStart"/>
+      <w:r>
+        <w:rPr>
+          <w:lang w:val="hu-HU"/>
+        </w:rPr>
+        <w:t>scikit-learn</w:t>
+      </w:r>
+      <w:proofErr w:type="spellEnd"/>
+      <w:r>
+        <w:rPr>
+          <w:lang w:val="hu-HU"/>
+        </w:rPr>
+        <w:t xml:space="preserve">, </w:t>
+      </w:r>
+      <w:proofErr w:type="spellStart"/>
+      <w:r>
+        <w:rPr>
+          <w:lang w:val="hu-HU"/>
+        </w:rPr>
+        <w:t>XGBoost</w:t>
+      </w:r>
+      <w:proofErr w:type="spellEnd"/>
+      <w:r>
+        <w:rPr>
+          <w:lang w:val="hu-HU"/>
+        </w:rPr>
+        <w:t xml:space="preserve">, </w:t>
+      </w:r>
+      <w:proofErr w:type="spellStart"/>
+      <w:r>
+        <w:rPr>
+          <w:lang w:val="hu-HU"/>
+        </w:rPr>
+        <w:t>numpy</w:t>
+      </w:r>
+      <w:proofErr w:type="spellEnd"/>
+      <w:r>
+        <w:rPr>
+          <w:lang w:val="hu-HU"/>
+        </w:rPr>
+        <w:t xml:space="preserve">, </w:t>
+      </w:r>
+      <w:proofErr w:type="spellStart"/>
+      <w:r>
+        <w:rPr>
+          <w:lang w:val="hu-HU"/>
+        </w:rPr>
+        <w:t>pandas</w:t>
+      </w:r>
+      <w:proofErr w:type="spellEnd"/>
+      <w:r>
+        <w:rPr>
+          <w:lang w:val="hu-HU"/>
+        </w:rPr>
+        <w:t xml:space="preserve">, </w:t>
+      </w:r>
+      <w:proofErr w:type="spellStart"/>
+      <w:r>
+        <w:rPr>
+          <w:lang w:val="hu-HU"/>
+        </w:rPr>
+        <w:t>matplotlib</w:t>
+      </w:r>
+      <w:proofErr w:type="spellEnd"/>
+      <w:r>
+        <w:rPr>
+          <w:lang w:val="hu-HU"/>
+        </w:rPr>
+        <w:t xml:space="preserve"> könyvtárak; statisztikai jellemzőkinyerés és fázis </w:t>
+      </w:r>
+      <w:proofErr w:type="gramStart"/>
+      <w:r>
+        <w:rPr>
+          <w:lang w:val="hu-HU"/>
+        </w:rPr>
+        <w:t>spektrum elemzés</w:t>
+      </w:r>
+      <w:proofErr w:type="gramEnd"/>
+      <w:r>
+        <w:rPr>
+          <w:lang w:val="hu-HU"/>
+        </w:rPr>
+        <w:t xml:space="preserve">; </w:t>
+      </w:r>
+      <w:proofErr w:type="spellStart"/>
+      <w:r>
+        <w:rPr>
+          <w:lang w:val="hu-HU"/>
+        </w:rPr>
+        <w:t>Support</w:t>
+      </w:r>
+      <w:proofErr w:type="spellEnd"/>
+      <w:r>
+        <w:rPr>
+          <w:lang w:val="hu-HU"/>
+        </w:rPr>
+        <w:t xml:space="preserve"> </w:t>
+      </w:r>
+      <w:proofErr w:type="spellStart"/>
+      <w:r>
+        <w:rPr>
+          <w:lang w:val="hu-HU"/>
+        </w:rPr>
+        <w:t>Vector</w:t>
+      </w:r>
+      <w:proofErr w:type="spellEnd"/>
+      <w:r>
+        <w:rPr>
+          <w:lang w:val="hu-HU"/>
+        </w:rPr>
+        <w:t xml:space="preserve"> </w:t>
+      </w:r>
+      <w:proofErr w:type="spellStart"/>
+      <w:r>
+        <w:rPr>
+          <w:lang w:val="hu-HU"/>
+        </w:rPr>
+        <w:t>Machine</w:t>
+      </w:r>
+      <w:proofErr w:type="spellEnd"/>
+      <w:r>
+        <w:rPr>
+          <w:lang w:val="hu-HU"/>
+        </w:rPr>
+        <w:t xml:space="preserve">, Random Forest, Random Forest MLP és </w:t>
+      </w:r>
+      <w:proofErr w:type="spellStart"/>
+      <w:r>
+        <w:rPr>
+          <w:lang w:val="hu-HU"/>
+        </w:rPr>
+        <w:t>XGBoost</w:t>
+      </w:r>
+      <w:proofErr w:type="spellEnd"/>
+      <w:r>
+        <w:rPr>
+          <w:lang w:val="hu-HU"/>
+        </w:rPr>
+        <w:t xml:space="preserve"> algoritmusok; 5-szörös rétegzett </w:t>
+      </w:r>
+      <w:proofErr w:type="spellStart"/>
+      <w:r>
+        <w:rPr>
+          <w:lang w:val="hu-HU"/>
+        </w:rPr>
+        <w:t>keresztvalidáció</w:t>
+      </w:r>
+      <w:proofErr w:type="spellEnd"/>
+      <w:r>
+        <w:rPr>
+          <w:lang w:val="hu-HU"/>
+        </w:rPr>
+        <w:t xml:space="preserve">; </w:t>
+      </w:r>
+      <w:proofErr w:type="spellStart"/>
+      <w:r>
+        <w:rPr>
+          <w:lang w:val="hu-HU"/>
+        </w:rPr>
+        <w:t>GridSearch</w:t>
+      </w:r>
+      <w:proofErr w:type="spellEnd"/>
+      <w:r>
+        <w:rPr>
+          <w:lang w:val="hu-HU"/>
+        </w:rPr>
+        <w:t xml:space="preserve"> </w:t>
+      </w:r>
+      <w:proofErr w:type="spellStart"/>
+      <w:r>
+        <w:rPr>
+          <w:lang w:val="hu-HU"/>
+        </w:rPr>
+        <w:t>hiperparaméter</w:t>
+      </w:r>
+      <w:proofErr w:type="spellEnd"/>
+      <w:r>
+        <w:rPr>
+          <w:lang w:val="hu-HU"/>
+        </w:rPr>
+        <w:t xml:space="preserve">-optimalizálás; kétmintás t-teszt; PCA dimenziócsökkentés; </w:t>
+      </w:r>
+      <w:proofErr w:type="spellStart"/>
+      <w:r>
+        <w:rPr>
+          <w:lang w:val="hu-HU"/>
+        </w:rPr>
+        <w:t>tkinter</w:t>
+      </w:r>
+      <w:proofErr w:type="spellEnd"/>
+      <w:r>
+        <w:rPr>
+          <w:lang w:val="hu-HU"/>
+        </w:rPr>
+        <w:t xml:space="preserve"> grafikus felület.</w:t>
+      </w:r>
+    </w:p>
+    <w:p>
+      <w:pPr>
+        <w:pStyle w:val="dto3"/>
+        <w:rPr>
+          <w:lang w:val="hu-HU"/>
+        </w:rPr>
+      </w:pPr>
+    </w:p>
+    <w:p>
+      <w:pPr>
+        <w:pStyle w:val="dto2"/>
+        <w:spacing w:after="160"/>
+        <w:ind w:left="714" w:hanging="357"/>
+        <w:rPr>
+          <w:lang w:val="hu-HU"/>
+        </w:rPr>
+      </w:pPr>
+      <w:r>
+        <w:rPr>
+          <w:lang w:val="hu-HU"/>
+        </w:rPr>
+        <w:t>Elért eredmények:</w:t>
+      </w:r>
+    </w:p>
+    <w:p>
+      <w:pPr>
+        <w:pStyle w:val="dto3"/>
+        <w:rPr>
+          <w:lang w:val="hu-HU"/>
+        </w:rPr>
+      </w:pPr>
+      <w:r>
+        <w:rPr>
+          <w:lang w:val="hu-HU"/>
+        </w:rPr>
+        <w:t xml:space="preserve">A </w:t>
+      </w:r>
+      <w:proofErr w:type="spellStart"/>
+      <w:r>
+        <w:rPr>
+          <w:lang w:val="hu-HU"/>
+        </w:rPr>
+        <w:t>legjobb</w:t>
+      </w:r>
+      <w:proofErr w:type="spellEnd"/>
+      <w:r>
+        <w:rPr>
+          <w:lang w:val="hu-HU"/>
+        </w:rPr>
+        <w:t xml:space="preserve"> </w:t>
+      </w:r>
+      <w:proofErr w:type="spellStart"/>
+      <w:r>
+        <w:rPr>
+          <w:lang w:val="hu-HU"/>
+        </w:rPr>
+        <w:t>eredményt</w:t>
+      </w:r>
+      <w:proofErr w:type="spellEnd"/>
+      <w:r>
+        <w:rPr>
+          <w:lang w:val="hu-HU"/>
+        </w:rPr>
+        <w:t xml:space="preserve"> </w:t>
+      </w:r>
+      <w:proofErr w:type="spellStart"/>
+      <w:r>
+        <w:rPr>
+          <w:lang w:val="hu-HU"/>
+        </w:rPr>
+        <w:t>az</w:t>
+      </w:r>
+      <w:proofErr w:type="spellEnd"/>
+      <w:r>
+        <w:rPr>
+          <w:lang w:val="hu-HU"/>
+        </w:rPr>
+        <w:t xml:space="preserve"> RF+MLP és </w:t>
+      </w:r>
+      <w:proofErr w:type="spellStart"/>
+      <w:r>
+        <w:rPr>
+          <w:lang w:val="hu-HU"/>
+        </w:rPr>
+        <w:t>az</w:t>
+      </w:r>
+      <w:proofErr w:type="spellEnd"/>
+      <w:r>
+        <w:rPr>
+          <w:lang w:val="hu-HU"/>
+        </w:rPr>
+        <w:t xml:space="preserve"> SVM </w:t>
+      </w:r>
+      <w:proofErr w:type="spellStart"/>
+      <w:r>
+        <w:rPr>
+          <w:lang w:val="hu-HU"/>
+        </w:rPr>
+        <w:t>modellek</w:t>
+      </w:r>
+      <w:proofErr w:type="spellEnd"/>
+      <w:r>
+        <w:rPr>
+          <w:lang w:val="hu-HU"/>
+        </w:rPr>
+        <w:t xml:space="preserve"> </w:t>
+      </w:r>
+      <w:proofErr w:type="spellStart"/>
+      <w:r>
+        <w:rPr>
+          <w:lang w:val="hu-HU"/>
+        </w:rPr>
+        <w:t>érték</w:t>
+      </w:r>
+      <w:proofErr w:type="spellEnd"/>
+      <w:r>
+        <w:rPr>
+          <w:lang w:val="hu-HU"/>
+        </w:rPr>
+        <w:t xml:space="preserve"> el Statistical </w:t>
+      </w:r>
+      <w:proofErr w:type="spellStart"/>
+      <w:r>
+        <w:rPr>
+          <w:lang w:val="hu-HU"/>
+        </w:rPr>
+        <w:t>jellemzőkinyerési</w:t>
+      </w:r>
+      <w:proofErr w:type="spellEnd"/>
+      <w:r>
+        <w:rPr>
+          <w:lang w:val="hu-HU"/>
+        </w:rPr>
+        <w:t xml:space="preserve"> </w:t>
+      </w:r>
+      <w:proofErr w:type="spellStart"/>
+      <w:r>
+        <w:rPr>
+          <w:lang w:val="hu-HU"/>
+        </w:rPr>
+        <w:t>módszerrel</w:t>
+      </w:r>
+      <w:proofErr w:type="spellEnd"/>
+      <w:r>
+        <w:rPr>
+          <w:lang w:val="hu-HU"/>
+        </w:rPr>
+        <w:t xml:space="preserve">, </w:t>
+      </w:r>
+      <w:proofErr w:type="spellStart"/>
+      <w:r>
+        <w:rPr>
+          <w:lang w:val="hu-HU"/>
+        </w:rPr>
+        <w:t>mindkettő</w:t>
+      </w:r>
+      <w:proofErr w:type="spellEnd"/>
+      <w:r>
+        <w:rPr>
+          <w:lang w:val="hu-HU"/>
+        </w:rPr>
+        <w:t xml:space="preserve"> 90%-</w:t>
+      </w:r>
+      <w:proofErr w:type="spellStart"/>
+      <w:r>
+        <w:rPr>
+          <w:lang w:val="hu-HU"/>
+        </w:rPr>
+        <w:t>os</w:t>
+      </w:r>
+      <w:proofErr w:type="spellEnd"/>
+      <w:r>
+        <w:rPr>
+          <w:lang w:val="hu-HU"/>
+        </w:rPr>
+        <w:t xml:space="preserve"> </w:t>
+      </w:r>
+      <w:proofErr w:type="spellStart"/>
+      <w:r>
+        <w:rPr>
+          <w:lang w:val="hu-HU"/>
+        </w:rPr>
+        <w:t>pontossággal</w:t>
+      </w:r>
+      <w:proofErr w:type="spellEnd"/>
+      <w:r>
+        <w:rPr>
+          <w:lang w:val="hu-HU"/>
+        </w:rPr>
+        <w:t xml:space="preserve">. A </w:t>
+      </w:r>
+      <w:proofErr w:type="spellStart"/>
+      <w:r>
+        <w:rPr>
+          <w:lang w:val="hu-HU"/>
+        </w:rPr>
+        <w:t>kétmintás</w:t>
+      </w:r>
+      <w:proofErr w:type="spellEnd"/>
+      <w:r>
+        <w:rPr>
+          <w:lang w:val="hu-HU"/>
+        </w:rPr>
+        <w:t xml:space="preserve"> t-</w:t>
+      </w:r>
+      <w:proofErr w:type="spellStart"/>
+      <w:r>
+        <w:rPr>
+          <w:lang w:val="hu-HU"/>
+        </w:rPr>
+        <w:t>teszt</w:t>
+      </w:r>
+      <w:proofErr w:type="spellEnd"/>
+      <w:r>
+        <w:rPr>
+          <w:lang w:val="hu-HU"/>
+        </w:rPr>
+        <w:t xml:space="preserve"> </w:t>
+      </w:r>
+      <w:proofErr w:type="spellStart"/>
+      <w:r>
+        <w:rPr>
+          <w:lang w:val="hu-HU"/>
+        </w:rPr>
+        <w:t>alapján</w:t>
+      </w:r>
+      <w:proofErr w:type="spellEnd"/>
+      <w:r>
+        <w:rPr>
+          <w:lang w:val="hu-HU"/>
+        </w:rPr>
+        <w:t xml:space="preserve"> a </w:t>
+      </w:r>
+      <w:proofErr w:type="spellStart"/>
+      <w:r>
+        <w:rPr>
+          <w:lang w:val="hu-HU"/>
+        </w:rPr>
+        <w:t>beteg</w:t>
+      </w:r>
+      <w:proofErr w:type="spellEnd"/>
+      <w:r>
+        <w:rPr>
+          <w:lang w:val="hu-HU"/>
+        </w:rPr>
+        <w:t xml:space="preserve"> és </w:t>
+      </w:r>
+      <w:proofErr w:type="spellStart"/>
+      <w:r>
+        <w:rPr>
+          <w:lang w:val="hu-HU"/>
+        </w:rPr>
+        <w:t>egészséges</w:t>
+      </w:r>
+      <w:proofErr w:type="spellEnd"/>
+      <w:r>
+        <w:rPr>
+          <w:lang w:val="hu-HU"/>
+        </w:rPr>
+        <w:t xml:space="preserve"> </w:t>
+      </w:r>
+      <w:proofErr w:type="spellStart"/>
+      <w:r>
+        <w:rPr>
+          <w:lang w:val="hu-HU"/>
+        </w:rPr>
+        <w:t>csoport</w:t>
+      </w:r>
+      <w:proofErr w:type="spellEnd"/>
+      <w:r>
+        <w:rPr>
+          <w:lang w:val="hu-HU"/>
+        </w:rPr>
+        <w:t xml:space="preserve"> </w:t>
+      </w:r>
+      <w:proofErr w:type="spellStart"/>
+      <w:r>
+        <w:rPr>
+          <w:lang w:val="hu-HU"/>
+        </w:rPr>
+        <w:t>közötti</w:t>
+      </w:r>
+      <w:proofErr w:type="spellEnd"/>
+      <w:r>
+        <w:rPr>
+          <w:lang w:val="hu-HU"/>
+        </w:rPr>
+        <w:t xml:space="preserve"> </w:t>
+      </w:r>
+      <w:proofErr w:type="spellStart"/>
+      <w:r>
+        <w:rPr>
+          <w:lang w:val="hu-HU"/>
+        </w:rPr>
+        <w:t>különbség</w:t>
+      </w:r>
+      <w:proofErr w:type="spellEnd"/>
+      <w:r>
+        <w:rPr>
+          <w:lang w:val="hu-HU"/>
+        </w:rPr>
+        <w:t xml:space="preserve"> </w:t>
+      </w:r>
+      <w:proofErr w:type="spellStart"/>
+      <w:r>
+        <w:rPr>
+          <w:lang w:val="hu-HU"/>
+        </w:rPr>
+        <w:t>több</w:t>
+      </w:r>
+      <w:proofErr w:type="spellEnd"/>
+      <w:r>
+        <w:rPr>
+          <w:lang w:val="hu-HU"/>
+        </w:rPr>
+        <w:t xml:space="preserve"> </w:t>
+      </w:r>
+      <w:proofErr w:type="spellStart"/>
+      <w:r>
+        <w:rPr>
+          <w:lang w:val="hu-HU"/>
+        </w:rPr>
+        <w:t>csatornán</w:t>
+      </w:r>
+      <w:proofErr w:type="spellEnd"/>
+      <w:r>
+        <w:rPr>
+          <w:lang w:val="hu-HU"/>
+        </w:rPr>
+        <w:t xml:space="preserve"> és </w:t>
+      </w:r>
+      <w:proofErr w:type="spellStart"/>
+      <w:r>
+        <w:rPr>
+          <w:lang w:val="hu-HU"/>
+        </w:rPr>
+        <w:t>epochban</w:t>
+      </w:r>
+      <w:proofErr w:type="spellEnd"/>
+      <w:r>
+        <w:rPr>
+          <w:lang w:val="hu-HU"/>
+        </w:rPr>
+        <w:t xml:space="preserve"> </w:t>
+      </w:r>
+      <w:proofErr w:type="spellStart"/>
+      <w:r>
+        <w:rPr>
+          <w:lang w:val="hu-HU"/>
+        </w:rPr>
+        <w:t>statisztikailag</w:t>
+      </w:r>
+      <w:proofErr w:type="spellEnd"/>
+      <w:r>
+        <w:rPr>
+          <w:lang w:val="hu-HU"/>
+        </w:rPr>
+        <w:t xml:space="preserve"> </w:t>
+      </w:r>
+      <w:proofErr w:type="spellStart"/>
+      <w:r>
+        <w:rPr>
+          <w:lang w:val="hu-HU"/>
+        </w:rPr>
+        <w:t>szignifikáns</w:t>
+      </w:r>
+      <w:proofErr w:type="spellEnd"/>
+      <w:r>
+        <w:rPr>
+          <w:lang w:val="hu-HU"/>
+        </w:rPr>
+        <w:t xml:space="preserve">, </w:t>
+      </w:r>
+      <w:proofErr w:type="spellStart"/>
+      <w:r>
+        <w:rPr>
+          <w:lang w:val="hu-HU"/>
+        </w:rPr>
+        <w:t>különösen</w:t>
+      </w:r>
+      <w:proofErr w:type="spellEnd"/>
+      <w:r>
+        <w:rPr>
+          <w:lang w:val="hu-HU"/>
+        </w:rPr>
+        <w:t xml:space="preserve"> </w:t>
+      </w:r>
+      <w:proofErr w:type="spellStart"/>
+      <w:r>
+        <w:rPr>
+          <w:lang w:val="hu-HU"/>
+        </w:rPr>
+        <w:t>az</w:t>
+      </w:r>
+      <w:proofErr w:type="spellEnd"/>
+      <w:r>
+        <w:rPr>
+          <w:lang w:val="hu-HU"/>
+        </w:rPr>
+        <w:t xml:space="preserve"> alpha1 és beta2 </w:t>
+      </w:r>
+      <w:proofErr w:type="spellStart"/>
+      <w:r>
+        <w:rPr>
+          <w:lang w:val="hu-HU"/>
+        </w:rPr>
+        <w:t>sávokban</w:t>
+      </w:r>
+      <w:proofErr w:type="spellEnd"/>
+      <w:r>
+        <w:rPr>
+          <w:lang w:val="hu-HU"/>
+        </w:rPr>
+        <w:t>.</w:t>
+      </w:r>
+    </w:p>
+    <w:p>
+      <w:pPr>
+        <w:pStyle w:val="dto3"/>
+        <w:rPr>
+          <w:lang w:val="hu-HU"/>
+        </w:rPr>
+      </w:pPr>
+    </w:p>
+    <w:p>
+      <w:pPr>
+        <w:pStyle w:val="dto2"/>
+        <w:spacing w:after="160"/>
+        <w:ind w:left="714" w:hanging="357"/>
+        <w:rPr>
+          <w:lang w:val="hu-HU"/>
+        </w:rPr>
+      </w:pPr>
+      <w:r>
+        <w:rPr>
+          <w:lang w:val="hu-HU"/>
+        </w:rPr>
+        <w:t>Kulcsszavak:</w:t>
+      </w:r>
+    </w:p>
+    <w:p>
+      <w:pPr>
+        <w:pStyle w:val="dto3"/>
+        <w:rPr>
+          <w:lang w:val="hu-HU"/>
+        </w:rPr>
+      </w:pPr>
+      <w:r>
+        <w:rPr>
+          <w:lang w:val="hu-HU"/>
+        </w:rPr>
+        <w:t xml:space="preserve">EEG, gépi tanulás, osztályozás, jellemzőkinyerés, </w:t>
+      </w:r>
+      <w:proofErr w:type="spellStart"/>
+      <w:r>
+        <w:rPr>
+          <w:lang w:val="hu-HU"/>
+        </w:rPr>
+        <w:t>Support</w:t>
+      </w:r>
+      <w:proofErr w:type="spellEnd"/>
+      <w:r>
+        <w:rPr>
+          <w:lang w:val="hu-HU"/>
+        </w:rPr>
+        <w:t xml:space="preserve"> </w:t>
+      </w:r>
+      <w:proofErr w:type="spellStart"/>
+      <w:r>
+        <w:rPr>
+          <w:lang w:val="hu-HU"/>
+        </w:rPr>
+        <w:t>Vector</w:t>
+      </w:r>
+      <w:proofErr w:type="spellEnd"/>
+      <w:r>
+        <w:rPr>
+          <w:lang w:val="hu-HU"/>
+        </w:rPr>
+        <w:t xml:space="preserve"> </w:t>
+      </w:r>
+      <w:proofErr w:type="spellStart"/>
+      <w:r>
+        <w:rPr>
+          <w:lang w:val="hu-HU"/>
+        </w:rPr>
+        <w:t>Machine</w:t>
+      </w:r>
+      <w:proofErr w:type="spellEnd"/>
+      <w:r>
+        <w:rPr>
+          <w:lang w:val="hu-HU"/>
+        </w:rPr>
+        <w:t xml:space="preserve">, Random Forest, </w:t>
+      </w:r>
+      <w:proofErr w:type="spellStart"/>
+      <w:r>
+        <w:rPr>
+          <w:lang w:val="hu-HU"/>
+        </w:rPr>
+        <w:t>XGBoost</w:t>
+      </w:r>
+      <w:proofErr w:type="spellEnd"/>
+      <w:r>
+        <w:rPr>
+          <w:lang w:val="hu-HU"/>
+        </w:rPr>
+        <w:t xml:space="preserve">, fázis </w:t>
+      </w:r>
+      <w:proofErr w:type="gramStart"/>
+      <w:r>
+        <w:rPr>
+          <w:lang w:val="hu-HU"/>
+        </w:rPr>
+        <w:t>spektrum</w:t>
+      </w:r>
+      <w:proofErr w:type="gramEnd"/>
+      <w:r>
+        <w:rPr>
+          <w:lang w:val="hu-HU"/>
+        </w:rPr>
+        <w:t xml:space="preserve">, </w:t>
+      </w:r>
+      <w:proofErr w:type="spellStart"/>
+      <w:r>
+        <w:rPr>
+          <w:lang w:val="hu-HU"/>
+        </w:rPr>
+        <w:t>keresztvalidáció</w:t>
+      </w:r>
+      <w:proofErr w:type="spellEnd"/>
+      <w:r>
+        <w:rPr>
+          <w:lang w:val="hu-HU"/>
+        </w:rPr>
+        <w:t>, klasszifikáció</w:t>
+      </w:r>
+    </w:p>
+    <w:sdt>
+      <w:sdtPr>
+        <w:rPr>
+          <w:lang w:val="hu-HU"/>
+        </w:rPr>
+        <w:id w:val="589201138"/>
+        <w:docPartObj>
+          <w:docPartGallery w:val="Table of Contents"/>
+          <w:docPartUnique/>
+        </w:docPartObj>
+      </w:sdtPr>
+      <w:sdtEndPr>
+        <w:rPr>
+          <w:rFonts w:asciiTheme="minorHAnsi" w:eastAsiaTheme="minorHAnsi" w:hAnsiTheme="minorHAnsi" w:cstheme="minorBidi"/>
           <w:b/>
-          <w:sz w:val="28"/>
-        </w:rPr>
-      </w:pPr>
-      <w:r>
-        <w:rPr>
-          <w:rFonts w:ascii="Times New Roman" w:hAnsi="Times New Roman" w:cs="Times New Roman"/>
-          <w:b/>
-          <w:sz w:val="28"/>
-        </w:rPr>
-        <w:br w:type="page"/>
-      </w:r>
-    </w:p>
-    <w:p>
-      <w:pPr>
-        <w:rPr>
-          <w:rFonts w:ascii="Times New Roman" w:eastAsiaTheme="majorEastAsia" w:hAnsi="Times New Roman" w:cs="Times New Roman"/>
-          <w:b/>
-          <w:sz w:val="28"/>
-          <w:szCs w:val="26"/>
-        </w:rPr>
-      </w:pPr>
-      <w:r>
-        <w:rPr>
-          <w:rFonts w:ascii="Times New Roman" w:hAnsi="Times New Roman" w:cs="Times New Roman"/>
-          <w:b/>
-          <w:sz w:val="28"/>
-        </w:rPr>
-        <w:lastRenderedPageBreak/>
-        <w:t>Tartalomjegyzék</w:t>
-      </w:r>
-      <w:r>
-        <w:rPr>
-          <w:rFonts w:ascii="Times New Roman" w:hAnsi="Times New Roman" w:cs="Times New Roman"/>
-          <w:b/>
-          <w:sz w:val="28"/>
-        </w:rPr>
-        <w:br w:type="page"/>
-      </w:r>
-    </w:p>
+          <w:bCs/>
+          <w:color w:val="auto"/>
+          <w:sz w:val="22"/>
+          <w:szCs w:val="22"/>
+        </w:rPr>
+      </w:sdtEndPr>
+      <w:sdtContent>
+        <w:p>
+          <w:pPr>
+            <w:pStyle w:val="Tartalomjegyzkcmsora"/>
+            <w:jc w:val="center"/>
+            <w:rPr>
+              <w:rStyle w:val="Cmsor1Char"/>
+              <w:color w:val="auto"/>
+            </w:rPr>
+          </w:pPr>
+          <w:proofErr w:type="spellStart"/>
+          <w:r>
+            <w:rPr>
+              <w:rStyle w:val="Cmsor1Char"/>
+              <w:color w:val="auto"/>
+            </w:rPr>
+            <w:t>Tartalomjegyzé</w:t>
+          </w:r>
+          <w:r>
+            <w:rPr>
+              <w:rStyle w:val="Cmsor1Char"/>
+              <w:color w:val="auto"/>
+            </w:rPr>
+            <w:t>k</w:t>
+          </w:r>
+          <w:proofErr w:type="spellEnd"/>
+        </w:p>
+        <w:p>
+          <w:pPr>
+            <w:pStyle w:val="TJ2"/>
+            <w:tabs>
+              <w:tab w:val="right" w:leader="dot" w:pos="8493"/>
+            </w:tabs>
+            <w:rPr>
+              <w:rFonts w:eastAsiaTheme="minorEastAsia"/>
+              <w:noProof/>
+              <w:lang w:val="en-US"/>
+            </w:rPr>
+          </w:pPr>
+          <w:r>
+            <w:fldChar w:fldCharType="begin"/>
+          </w:r>
+          <w:r>
+            <w:instrText xml:space="preserve"> TOC \o "1-3" \h \z \u </w:instrText>
+          </w:r>
+          <w:r>
+            <w:fldChar w:fldCharType="separate"/>
+          </w:r>
+          <w:hyperlink w:anchor="_Toc229233057" w:history="1">
+            <w:r>
+              <w:rPr>
+                <w:rStyle w:val="Hiperhivatkozs"/>
+                <w:rFonts w:cs="Times New Roman"/>
+                <w:i/>
+                <w:noProof/>
+              </w:rPr>
+              <w:t>Feladatkiírás</w:t>
+            </w:r>
+            <w:r>
+              <w:rPr>
+                <w:noProof/>
+                <w:webHidden/>
+              </w:rPr>
+              <w:tab/>
+            </w:r>
+            <w:r>
+              <w:rPr>
+                <w:noProof/>
+                <w:webHidden/>
+              </w:rPr>
+              <w:fldChar w:fldCharType="begin"/>
+            </w:r>
+            <w:r>
+              <w:rPr>
+                <w:noProof/>
+                <w:webHidden/>
+              </w:rPr>
+              <w:instrText xml:space="preserve"> PAGEREF _Toc229233057 \h </w:instrText>
+            </w:r>
+            <w:r>
+              <w:rPr>
+                <w:noProof/>
+                <w:webHidden/>
+              </w:rPr>
+            </w:r>
+            <w:r>
+              <w:rPr>
+                <w:noProof/>
+                <w:webHidden/>
+              </w:rPr>
+              <w:fldChar w:fldCharType="separate"/>
+            </w:r>
+            <w:r>
+              <w:rPr>
+                <w:noProof/>
+                <w:webHidden/>
+              </w:rPr>
+              <w:t>3</w:t>
+            </w:r>
+            <w:r>
+              <w:rPr>
+                <w:noProof/>
+                <w:webHidden/>
+              </w:rPr>
+              <w:fldChar w:fldCharType="end"/>
+            </w:r>
+          </w:hyperlink>
+        </w:p>
+        <w:p>
+          <w:pPr>
+            <w:pStyle w:val="TJ2"/>
+            <w:tabs>
+              <w:tab w:val="right" w:leader="dot" w:pos="8493"/>
+            </w:tabs>
+            <w:rPr>
+              <w:rFonts w:eastAsiaTheme="minorEastAsia"/>
+              <w:noProof/>
+              <w:lang w:val="en-US"/>
+            </w:rPr>
+          </w:pPr>
+          <w:hyperlink w:anchor="_Toc229233058" w:history="1">
+            <w:r>
+              <w:rPr>
+                <w:rStyle w:val="Hiperhivatkozs"/>
+                <w:noProof/>
+              </w:rPr>
+              <w:t>Tartalmi összefoglaló</w:t>
+            </w:r>
+            <w:r>
+              <w:rPr>
+                <w:noProof/>
+                <w:webHidden/>
+              </w:rPr>
+              <w:tab/>
+            </w:r>
+            <w:r>
+              <w:rPr>
+                <w:noProof/>
+                <w:webHidden/>
+              </w:rPr>
+              <w:fldChar w:fldCharType="begin"/>
+            </w:r>
+            <w:r>
+              <w:rPr>
+                <w:noProof/>
+                <w:webHidden/>
+              </w:rPr>
+              <w:instrText xml:space="preserve"> PAGEREF _Toc229233058 \h </w:instrText>
+            </w:r>
+            <w:r>
+              <w:rPr>
+                <w:noProof/>
+                <w:webHidden/>
+              </w:rPr>
+            </w:r>
+            <w:r>
+              <w:rPr>
+                <w:noProof/>
+                <w:webHidden/>
+              </w:rPr>
+              <w:fldChar w:fldCharType="separate"/>
+            </w:r>
+            <w:r>
+              <w:rPr>
+                <w:noProof/>
+                <w:webHidden/>
+              </w:rPr>
+              <w:t>4</w:t>
+            </w:r>
+            <w:r>
+              <w:rPr>
+                <w:noProof/>
+                <w:webHidden/>
+              </w:rPr>
+              <w:fldChar w:fldCharType="end"/>
+            </w:r>
+          </w:hyperlink>
+        </w:p>
+        <w:p>
+          <w:pPr>
+            <w:pStyle w:val="TJ2"/>
+            <w:tabs>
+              <w:tab w:val="right" w:leader="dot" w:pos="8493"/>
+            </w:tabs>
+            <w:rPr>
+              <w:rFonts w:eastAsiaTheme="minorEastAsia"/>
+              <w:noProof/>
+              <w:lang w:val="en-US"/>
+            </w:rPr>
+          </w:pPr>
+          <w:hyperlink w:anchor="_Toc229233059" w:history="1">
+            <w:r>
+              <w:rPr>
+                <w:rStyle w:val="Hiperhivatkozs"/>
+                <w:rFonts w:cs="Times New Roman"/>
+                <w:noProof/>
+              </w:rPr>
+              <w:t>Bevezetés</w:t>
+            </w:r>
+            <w:r>
+              <w:rPr>
+                <w:noProof/>
+                <w:webHidden/>
+              </w:rPr>
+              <w:tab/>
+            </w:r>
+            <w:r>
+              <w:rPr>
+                <w:noProof/>
+                <w:webHidden/>
+              </w:rPr>
+              <w:fldChar w:fldCharType="begin"/>
+            </w:r>
+            <w:r>
+              <w:rPr>
+                <w:noProof/>
+                <w:webHidden/>
+              </w:rPr>
+              <w:instrText xml:space="preserve"> PAGEREF _Toc229233059 \h </w:instrText>
+            </w:r>
+            <w:r>
+              <w:rPr>
+                <w:noProof/>
+                <w:webHidden/>
+              </w:rPr>
+            </w:r>
+            <w:r>
+              <w:rPr>
+                <w:noProof/>
+                <w:webHidden/>
+              </w:rPr>
+              <w:fldChar w:fldCharType="separate"/>
+            </w:r>
+            <w:r>
+              <w:rPr>
+                <w:noProof/>
+                <w:webHidden/>
+              </w:rPr>
+              <w:t>6</w:t>
+            </w:r>
+            <w:r>
+              <w:rPr>
+                <w:noProof/>
+                <w:webHidden/>
+              </w:rPr>
+              <w:fldChar w:fldCharType="end"/>
+            </w:r>
+          </w:hyperlink>
+        </w:p>
+        <w:p>
+          <w:pPr>
+            <w:pStyle w:val="TJ1"/>
+            <w:tabs>
+              <w:tab w:val="right" w:leader="dot" w:pos="8493"/>
+            </w:tabs>
+            <w:rPr>
+              <w:rFonts w:eastAsiaTheme="minorEastAsia"/>
+              <w:noProof/>
+              <w:lang w:val="en-US"/>
+            </w:rPr>
+          </w:pPr>
+          <w:hyperlink w:anchor="_Toc229233060" w:history="1">
+            <w:r>
+              <w:rPr>
+                <w:rStyle w:val="Hiperhivatkozs"/>
+                <w:noProof/>
+              </w:rPr>
+              <w:t>1. Adatok és módszertan</w:t>
+            </w:r>
+            <w:r>
+              <w:rPr>
+                <w:noProof/>
+                <w:webHidden/>
+              </w:rPr>
+              <w:tab/>
+            </w:r>
+            <w:r>
+              <w:rPr>
+                <w:noProof/>
+                <w:webHidden/>
+              </w:rPr>
+              <w:fldChar w:fldCharType="begin"/>
+            </w:r>
+            <w:r>
+              <w:rPr>
+                <w:noProof/>
+                <w:webHidden/>
+              </w:rPr>
+              <w:instrText xml:space="preserve"> PAGEREF _Toc229233060 \h </w:instrText>
+            </w:r>
+            <w:r>
+              <w:rPr>
+                <w:noProof/>
+                <w:webHidden/>
+              </w:rPr>
+            </w:r>
+            <w:r>
+              <w:rPr>
+                <w:noProof/>
+                <w:webHidden/>
+              </w:rPr>
+              <w:fldChar w:fldCharType="separate"/>
+            </w:r>
+            <w:r>
+              <w:rPr>
+                <w:noProof/>
+                <w:webHidden/>
+              </w:rPr>
+              <w:t>8</w:t>
+            </w:r>
+            <w:r>
+              <w:rPr>
+                <w:noProof/>
+                <w:webHidden/>
+              </w:rPr>
+              <w:fldChar w:fldCharType="end"/>
+            </w:r>
+          </w:hyperlink>
+        </w:p>
+        <w:p>
+          <w:pPr>
+            <w:pStyle w:val="TJ2"/>
+            <w:tabs>
+              <w:tab w:val="right" w:leader="dot" w:pos="8493"/>
+            </w:tabs>
+            <w:rPr>
+              <w:rFonts w:eastAsiaTheme="minorEastAsia"/>
+              <w:noProof/>
+              <w:lang w:val="en-US"/>
+            </w:rPr>
+          </w:pPr>
+          <w:hyperlink w:anchor="_Toc229233061" w:history="1">
+            <w:r>
+              <w:rPr>
+                <w:rStyle w:val="Hiperhivatkozs"/>
+                <w:noProof/>
+              </w:rPr>
+              <w:t>1.1 Adatok bemutatása</w:t>
+            </w:r>
+            <w:r>
+              <w:rPr>
+                <w:noProof/>
+                <w:webHidden/>
+              </w:rPr>
+              <w:tab/>
+            </w:r>
+            <w:r>
+              <w:rPr>
+                <w:noProof/>
+                <w:webHidden/>
+              </w:rPr>
+              <w:fldChar w:fldCharType="begin"/>
+            </w:r>
+            <w:r>
+              <w:rPr>
+                <w:noProof/>
+                <w:webHidden/>
+              </w:rPr>
+              <w:instrText xml:space="preserve"> PAGEREF _Toc229233061 \h </w:instrText>
+            </w:r>
+            <w:r>
+              <w:rPr>
+                <w:noProof/>
+                <w:webHidden/>
+              </w:rPr>
+            </w:r>
+            <w:r>
+              <w:rPr>
+                <w:noProof/>
+                <w:webHidden/>
+              </w:rPr>
+              <w:fldChar w:fldCharType="separate"/>
+            </w:r>
+            <w:r>
+              <w:rPr>
+                <w:noProof/>
+                <w:webHidden/>
+              </w:rPr>
+              <w:t>8</w:t>
+            </w:r>
+            <w:r>
+              <w:rPr>
+                <w:noProof/>
+                <w:webHidden/>
+              </w:rPr>
+              <w:fldChar w:fldCharType="end"/>
+            </w:r>
+          </w:hyperlink>
+        </w:p>
+        <w:p>
+          <w:pPr>
+            <w:pStyle w:val="TJ2"/>
+            <w:tabs>
+              <w:tab w:val="right" w:leader="dot" w:pos="8493"/>
+            </w:tabs>
+            <w:rPr>
+              <w:rFonts w:eastAsiaTheme="minorEastAsia"/>
+              <w:noProof/>
+              <w:lang w:val="en-US"/>
+            </w:rPr>
+          </w:pPr>
+          <w:hyperlink w:anchor="_Toc229233062" w:history="1">
+            <w:r>
+              <w:rPr>
+                <w:rStyle w:val="Hiperhivatkozs"/>
+                <w:noProof/>
+              </w:rPr>
+              <w:t>1.2 Az EEG és frekvenciasávok</w:t>
+            </w:r>
+            <w:r>
+              <w:rPr>
+                <w:noProof/>
+                <w:webHidden/>
+              </w:rPr>
+              <w:tab/>
+            </w:r>
+            <w:r>
+              <w:rPr>
+                <w:noProof/>
+                <w:webHidden/>
+              </w:rPr>
+              <w:fldChar w:fldCharType="begin"/>
+            </w:r>
+            <w:r>
+              <w:rPr>
+                <w:noProof/>
+                <w:webHidden/>
+              </w:rPr>
+              <w:instrText xml:space="preserve"> PAGEREF _Toc229233062 \h </w:instrText>
+            </w:r>
+            <w:r>
+              <w:rPr>
+                <w:noProof/>
+                <w:webHidden/>
+              </w:rPr>
+            </w:r>
+            <w:r>
+              <w:rPr>
+                <w:noProof/>
+                <w:webHidden/>
+              </w:rPr>
+              <w:fldChar w:fldCharType="separate"/>
+            </w:r>
+            <w:r>
+              <w:rPr>
+                <w:noProof/>
+                <w:webHidden/>
+              </w:rPr>
+              <w:t>9</w:t>
+            </w:r>
+            <w:r>
+              <w:rPr>
+                <w:noProof/>
+                <w:webHidden/>
+              </w:rPr>
+              <w:fldChar w:fldCharType="end"/>
+            </w:r>
+          </w:hyperlink>
+        </w:p>
+        <w:p>
+          <w:pPr>
+            <w:pStyle w:val="TJ2"/>
+            <w:tabs>
+              <w:tab w:val="right" w:leader="dot" w:pos="8493"/>
+            </w:tabs>
+            <w:rPr>
+              <w:rFonts w:eastAsiaTheme="minorEastAsia"/>
+              <w:noProof/>
+              <w:lang w:val="en-US"/>
+            </w:rPr>
+          </w:pPr>
+          <w:hyperlink w:anchor="_Toc229233063" w:history="1">
+            <w:r>
+              <w:rPr>
+                <w:rStyle w:val="Hiperhivatkozs"/>
+                <w:noProof/>
+              </w:rPr>
+              <w:t>1.3 Jellemzőkinyerési módszerek</w:t>
+            </w:r>
+            <w:r>
+              <w:rPr>
+                <w:noProof/>
+                <w:webHidden/>
+              </w:rPr>
+              <w:tab/>
+            </w:r>
+            <w:r>
+              <w:rPr>
+                <w:noProof/>
+                <w:webHidden/>
+              </w:rPr>
+              <w:fldChar w:fldCharType="begin"/>
+            </w:r>
+            <w:r>
+              <w:rPr>
+                <w:noProof/>
+                <w:webHidden/>
+              </w:rPr>
+              <w:instrText xml:space="preserve"> PAGEREF _Toc229233063 \h </w:instrText>
+            </w:r>
+            <w:r>
+              <w:rPr>
+                <w:noProof/>
+                <w:webHidden/>
+              </w:rPr>
+            </w:r>
+            <w:r>
+              <w:rPr>
+                <w:noProof/>
+                <w:webHidden/>
+              </w:rPr>
+              <w:fldChar w:fldCharType="separate"/>
+            </w:r>
+            <w:r>
+              <w:rPr>
+                <w:noProof/>
+                <w:webHidden/>
+              </w:rPr>
+              <w:t>10</w:t>
+            </w:r>
+            <w:r>
+              <w:rPr>
+                <w:noProof/>
+                <w:webHidden/>
+              </w:rPr>
+              <w:fldChar w:fldCharType="end"/>
+            </w:r>
+          </w:hyperlink>
+        </w:p>
+        <w:p>
+          <w:pPr>
+            <w:pStyle w:val="TJ2"/>
+            <w:tabs>
+              <w:tab w:val="right" w:leader="dot" w:pos="8493"/>
+            </w:tabs>
+            <w:rPr>
+              <w:rFonts w:eastAsiaTheme="minorEastAsia"/>
+              <w:noProof/>
+              <w:lang w:val="en-US"/>
+            </w:rPr>
+          </w:pPr>
+          <w:hyperlink w:anchor="_Toc229233064" w:history="1">
+            <w:r>
+              <w:rPr>
+                <w:rStyle w:val="Hiperhivatkozs"/>
+                <w:noProof/>
+              </w:rPr>
+              <w:t>1.4 Gépi tanulási algoritmusok</w:t>
+            </w:r>
+            <w:r>
+              <w:rPr>
+                <w:noProof/>
+                <w:webHidden/>
+              </w:rPr>
+              <w:tab/>
+            </w:r>
+            <w:r>
+              <w:rPr>
+                <w:noProof/>
+                <w:webHidden/>
+              </w:rPr>
+              <w:fldChar w:fldCharType="begin"/>
+            </w:r>
+            <w:r>
+              <w:rPr>
+                <w:noProof/>
+                <w:webHidden/>
+              </w:rPr>
+              <w:instrText xml:space="preserve"> PAGEREF _Toc229233064 \h </w:instrText>
+            </w:r>
+            <w:r>
+              <w:rPr>
+                <w:noProof/>
+                <w:webHidden/>
+              </w:rPr>
+            </w:r>
+            <w:r>
+              <w:rPr>
+                <w:noProof/>
+                <w:webHidden/>
+              </w:rPr>
+              <w:fldChar w:fldCharType="separate"/>
+            </w:r>
+            <w:r>
+              <w:rPr>
+                <w:noProof/>
+                <w:webHidden/>
+              </w:rPr>
+              <w:t>12</w:t>
+            </w:r>
+            <w:r>
+              <w:rPr>
+                <w:noProof/>
+                <w:webHidden/>
+              </w:rPr>
+              <w:fldChar w:fldCharType="end"/>
+            </w:r>
+          </w:hyperlink>
+        </w:p>
+        <w:p>
+          <w:pPr>
+            <w:pStyle w:val="TJ2"/>
+            <w:tabs>
+              <w:tab w:val="right" w:leader="dot" w:pos="8493"/>
+            </w:tabs>
+            <w:rPr>
+              <w:rFonts w:eastAsiaTheme="minorEastAsia"/>
+              <w:noProof/>
+              <w:lang w:val="en-US"/>
+            </w:rPr>
+          </w:pPr>
+          <w:hyperlink w:anchor="_Toc229233065" w:history="1">
+            <w:r>
+              <w:rPr>
+                <w:rStyle w:val="Hiperhivatkozs"/>
+                <w:noProof/>
+              </w:rPr>
+              <w:t>1.5 Hiperparaméter-optimalizálás és keresztvalidáció</w:t>
+            </w:r>
+            <w:r>
+              <w:rPr>
+                <w:noProof/>
+                <w:webHidden/>
+              </w:rPr>
+              <w:tab/>
+            </w:r>
+            <w:r>
+              <w:rPr>
+                <w:noProof/>
+                <w:webHidden/>
+              </w:rPr>
+              <w:fldChar w:fldCharType="begin"/>
+            </w:r>
+            <w:r>
+              <w:rPr>
+                <w:noProof/>
+                <w:webHidden/>
+              </w:rPr>
+              <w:instrText xml:space="preserve"> PAGEREF _Toc229233065 \h </w:instrText>
+            </w:r>
+            <w:r>
+              <w:rPr>
+                <w:noProof/>
+                <w:webHidden/>
+              </w:rPr>
+            </w:r>
+            <w:r>
+              <w:rPr>
+                <w:noProof/>
+                <w:webHidden/>
+              </w:rPr>
+              <w:fldChar w:fldCharType="separate"/>
+            </w:r>
+            <w:r>
+              <w:rPr>
+                <w:noProof/>
+                <w:webHidden/>
+              </w:rPr>
+              <w:t>13</w:t>
+            </w:r>
+            <w:r>
+              <w:rPr>
+                <w:noProof/>
+                <w:webHidden/>
+              </w:rPr>
+              <w:fldChar w:fldCharType="end"/>
+            </w:r>
+          </w:hyperlink>
+        </w:p>
+        <w:p>
+          <w:pPr>
+            <w:pStyle w:val="TJ2"/>
+            <w:tabs>
+              <w:tab w:val="right" w:leader="dot" w:pos="8493"/>
+            </w:tabs>
+            <w:rPr>
+              <w:rFonts w:eastAsiaTheme="minorEastAsia"/>
+              <w:noProof/>
+              <w:lang w:val="en-US"/>
+            </w:rPr>
+          </w:pPr>
+          <w:hyperlink w:anchor="_Toc229233066" w:history="1">
+            <w:r>
+              <w:rPr>
+                <w:rStyle w:val="Hiperhivatkozs"/>
+                <w:noProof/>
+              </w:rPr>
+              <w:t>1.6 Kiértékelési metrikák</w:t>
+            </w:r>
+            <w:r>
+              <w:rPr>
+                <w:noProof/>
+                <w:webHidden/>
+              </w:rPr>
+              <w:tab/>
+            </w:r>
+            <w:r>
+              <w:rPr>
+                <w:noProof/>
+                <w:webHidden/>
+              </w:rPr>
+              <w:fldChar w:fldCharType="begin"/>
+            </w:r>
+            <w:r>
+              <w:rPr>
+                <w:noProof/>
+                <w:webHidden/>
+              </w:rPr>
+              <w:instrText xml:space="preserve"> PAGEREF _Toc229233066 \h </w:instrText>
+            </w:r>
+            <w:r>
+              <w:rPr>
+                <w:noProof/>
+                <w:webHidden/>
+              </w:rPr>
+            </w:r>
+            <w:r>
+              <w:rPr>
+                <w:noProof/>
+                <w:webHidden/>
+              </w:rPr>
+              <w:fldChar w:fldCharType="separate"/>
+            </w:r>
+            <w:r>
+              <w:rPr>
+                <w:noProof/>
+                <w:webHidden/>
+              </w:rPr>
+              <w:t>14</w:t>
+            </w:r>
+            <w:r>
+              <w:rPr>
+                <w:noProof/>
+                <w:webHidden/>
+              </w:rPr>
+              <w:fldChar w:fldCharType="end"/>
+            </w:r>
+          </w:hyperlink>
+        </w:p>
+        <w:p>
+          <w:pPr>
+            <w:pStyle w:val="TJ1"/>
+            <w:tabs>
+              <w:tab w:val="right" w:leader="dot" w:pos="8493"/>
+            </w:tabs>
+            <w:rPr>
+              <w:rFonts w:eastAsiaTheme="minorEastAsia"/>
+              <w:noProof/>
+              <w:lang w:val="en-US"/>
+            </w:rPr>
+          </w:pPr>
+          <w:hyperlink w:anchor="_Toc229233067" w:history="1">
+            <w:r>
+              <w:rPr>
+                <w:rStyle w:val="Hiperhivatkozs"/>
+                <w:noProof/>
+              </w:rPr>
+              <w:t>2. Implementáció</w:t>
+            </w:r>
+            <w:r>
+              <w:rPr>
+                <w:noProof/>
+                <w:webHidden/>
+              </w:rPr>
+              <w:tab/>
+            </w:r>
+            <w:r>
+              <w:rPr>
+                <w:noProof/>
+                <w:webHidden/>
+              </w:rPr>
+              <w:fldChar w:fldCharType="begin"/>
+            </w:r>
+            <w:r>
+              <w:rPr>
+                <w:noProof/>
+                <w:webHidden/>
+              </w:rPr>
+              <w:instrText xml:space="preserve"> PAGEREF _Toc229233067 \h </w:instrText>
+            </w:r>
+            <w:r>
+              <w:rPr>
+                <w:noProof/>
+                <w:webHidden/>
+              </w:rPr>
+            </w:r>
+            <w:r>
+              <w:rPr>
+                <w:noProof/>
+                <w:webHidden/>
+              </w:rPr>
+              <w:fldChar w:fldCharType="separate"/>
+            </w:r>
+            <w:r>
+              <w:rPr>
+                <w:noProof/>
+                <w:webHidden/>
+              </w:rPr>
+              <w:t>16</w:t>
+            </w:r>
+            <w:r>
+              <w:rPr>
+                <w:noProof/>
+                <w:webHidden/>
+              </w:rPr>
+              <w:fldChar w:fldCharType="end"/>
+            </w:r>
+          </w:hyperlink>
+        </w:p>
+        <w:p>
+          <w:pPr>
+            <w:pStyle w:val="TJ2"/>
+            <w:tabs>
+              <w:tab w:val="right" w:leader="dot" w:pos="8493"/>
+            </w:tabs>
+            <w:rPr>
+              <w:rFonts w:eastAsiaTheme="minorEastAsia"/>
+              <w:noProof/>
+              <w:lang w:val="en-US"/>
+            </w:rPr>
+          </w:pPr>
+          <w:hyperlink w:anchor="_Toc229233068" w:history="1">
+            <w:r>
+              <w:rPr>
+                <w:rStyle w:val="Hiperhivatkozs"/>
+                <w:noProof/>
+              </w:rPr>
+              <w:t>2.1 Projekt felépítése</w:t>
+            </w:r>
+            <w:r>
+              <w:rPr>
+                <w:noProof/>
+                <w:webHidden/>
+              </w:rPr>
+              <w:tab/>
+            </w:r>
+            <w:r>
+              <w:rPr>
+                <w:noProof/>
+                <w:webHidden/>
+              </w:rPr>
+              <w:fldChar w:fldCharType="begin"/>
+            </w:r>
+            <w:r>
+              <w:rPr>
+                <w:noProof/>
+                <w:webHidden/>
+              </w:rPr>
+              <w:instrText xml:space="preserve"> PAGEREF _Toc229233068 \h </w:instrText>
+            </w:r>
+            <w:r>
+              <w:rPr>
+                <w:noProof/>
+                <w:webHidden/>
+              </w:rPr>
+            </w:r>
+            <w:r>
+              <w:rPr>
+                <w:noProof/>
+                <w:webHidden/>
+              </w:rPr>
+              <w:fldChar w:fldCharType="separate"/>
+            </w:r>
+            <w:r>
+              <w:rPr>
+                <w:noProof/>
+                <w:webHidden/>
+              </w:rPr>
+              <w:t>16</w:t>
+            </w:r>
+            <w:r>
+              <w:rPr>
+                <w:noProof/>
+                <w:webHidden/>
+              </w:rPr>
+              <w:fldChar w:fldCharType="end"/>
+            </w:r>
+          </w:hyperlink>
+        </w:p>
+        <w:p>
+          <w:pPr>
+            <w:pStyle w:val="TJ2"/>
+            <w:tabs>
+              <w:tab w:val="right" w:leader="dot" w:pos="8493"/>
+            </w:tabs>
+            <w:rPr>
+              <w:rFonts w:eastAsiaTheme="minorEastAsia"/>
+              <w:noProof/>
+              <w:lang w:val="en-US"/>
+            </w:rPr>
+          </w:pPr>
+          <w:hyperlink w:anchor="_Toc229233069" w:history="1">
+            <w:r>
+              <w:rPr>
+                <w:rStyle w:val="Hiperhivatkozs"/>
+                <w:noProof/>
+              </w:rPr>
+              <w:t>2.2 Jellemzőkinyerés – feature_extraction.py</w:t>
+            </w:r>
+            <w:r>
+              <w:rPr>
+                <w:noProof/>
+                <w:webHidden/>
+              </w:rPr>
+              <w:tab/>
+            </w:r>
+            <w:r>
+              <w:rPr>
+                <w:noProof/>
+                <w:webHidden/>
+              </w:rPr>
+              <w:fldChar w:fldCharType="begin"/>
+            </w:r>
+            <w:r>
+              <w:rPr>
+                <w:noProof/>
+                <w:webHidden/>
+              </w:rPr>
+              <w:instrText xml:space="preserve"> PAGEREF _Toc229233069 \h </w:instrText>
+            </w:r>
+            <w:r>
+              <w:rPr>
+                <w:noProof/>
+                <w:webHidden/>
+              </w:rPr>
+            </w:r>
+            <w:r>
+              <w:rPr>
+                <w:noProof/>
+                <w:webHidden/>
+              </w:rPr>
+              <w:fldChar w:fldCharType="separate"/>
+            </w:r>
+            <w:r>
+              <w:rPr>
+                <w:noProof/>
+                <w:webHidden/>
+              </w:rPr>
+              <w:t>17</w:t>
+            </w:r>
+            <w:r>
+              <w:rPr>
+                <w:noProof/>
+                <w:webHidden/>
+              </w:rPr>
+              <w:fldChar w:fldCharType="end"/>
+            </w:r>
+          </w:hyperlink>
+        </w:p>
+        <w:p>
+          <w:pPr>
+            <w:pStyle w:val="TJ2"/>
+            <w:tabs>
+              <w:tab w:val="right" w:leader="dot" w:pos="8493"/>
+            </w:tabs>
+            <w:rPr>
+              <w:rFonts w:eastAsiaTheme="minorEastAsia"/>
+              <w:noProof/>
+              <w:lang w:val="en-US"/>
+            </w:rPr>
+          </w:pPr>
+          <w:hyperlink w:anchor="_Toc229233070" w:history="1">
+            <w:r>
+              <w:rPr>
+                <w:rStyle w:val="Hiperhivatkozs"/>
+                <w:noProof/>
+              </w:rPr>
+              <w:t>2.3 Modellek betanítása</w:t>
+            </w:r>
+            <w:r>
+              <w:rPr>
+                <w:noProof/>
+                <w:webHidden/>
+              </w:rPr>
+              <w:tab/>
+            </w:r>
+            <w:r>
+              <w:rPr>
+                <w:noProof/>
+                <w:webHidden/>
+              </w:rPr>
+              <w:fldChar w:fldCharType="begin"/>
+            </w:r>
+            <w:r>
+              <w:rPr>
+                <w:noProof/>
+                <w:webHidden/>
+              </w:rPr>
+              <w:instrText xml:space="preserve"> PAGEREF _Toc229233070 \h </w:instrText>
+            </w:r>
+            <w:r>
+              <w:rPr>
+                <w:noProof/>
+                <w:webHidden/>
+              </w:rPr>
+            </w:r>
+            <w:r>
+              <w:rPr>
+                <w:noProof/>
+                <w:webHidden/>
+              </w:rPr>
+              <w:fldChar w:fldCharType="separate"/>
+            </w:r>
+            <w:r>
+              <w:rPr>
+                <w:noProof/>
+                <w:webHidden/>
+              </w:rPr>
+              <w:t>19</w:t>
+            </w:r>
+            <w:r>
+              <w:rPr>
+                <w:noProof/>
+                <w:webHidden/>
+              </w:rPr>
+              <w:fldChar w:fldCharType="end"/>
+            </w:r>
+          </w:hyperlink>
+        </w:p>
+        <w:p>
+          <w:pPr>
+            <w:pStyle w:val="TJ2"/>
+            <w:tabs>
+              <w:tab w:val="right" w:leader="dot" w:pos="8493"/>
+            </w:tabs>
+            <w:rPr>
+              <w:rFonts w:eastAsiaTheme="minorEastAsia"/>
+              <w:noProof/>
+              <w:lang w:val="en-US"/>
+            </w:rPr>
+          </w:pPr>
+          <w:hyperlink w:anchor="_Toc229233071" w:history="1">
+            <w:r>
+              <w:rPr>
+                <w:rStyle w:val="Hiperhivatkozs"/>
+                <w:noProof/>
+              </w:rPr>
+              <w:t>2.4 Epoch analízis – epoch_</w:t>
+            </w:r>
+            <w:r>
+              <w:rPr>
+                <w:rStyle w:val="Hiperhivatkozs"/>
+                <w:rFonts w:ascii="Times New Roman" w:hAnsi="Times New Roman" w:cs="Times New Roman"/>
+                <w:noProof/>
+              </w:rPr>
+              <w:t>analysis</w:t>
+            </w:r>
+            <w:r>
+              <w:rPr>
+                <w:rStyle w:val="Hiperhivatkozs"/>
+                <w:noProof/>
+              </w:rPr>
+              <w:t>.py</w:t>
+            </w:r>
+            <w:r>
+              <w:rPr>
+                <w:noProof/>
+                <w:webHidden/>
+              </w:rPr>
+              <w:tab/>
+            </w:r>
+            <w:r>
+              <w:rPr>
+                <w:noProof/>
+                <w:webHidden/>
+              </w:rPr>
+              <w:fldChar w:fldCharType="begin"/>
+            </w:r>
+            <w:r>
+              <w:rPr>
+                <w:noProof/>
+                <w:webHidden/>
+              </w:rPr>
+              <w:instrText xml:space="preserve"> PAGEREF _Toc229233071 \h </w:instrText>
+            </w:r>
+            <w:r>
+              <w:rPr>
+                <w:noProof/>
+                <w:webHidden/>
+              </w:rPr>
+            </w:r>
+            <w:r>
+              <w:rPr>
+                <w:noProof/>
+                <w:webHidden/>
+              </w:rPr>
+              <w:fldChar w:fldCharType="separate"/>
+            </w:r>
+            <w:r>
+              <w:rPr>
+                <w:noProof/>
+                <w:webHidden/>
+              </w:rPr>
+              <w:t>21</w:t>
+            </w:r>
+            <w:r>
+              <w:rPr>
+                <w:noProof/>
+                <w:webHidden/>
+              </w:rPr>
+              <w:fldChar w:fldCharType="end"/>
+            </w:r>
+          </w:hyperlink>
+        </w:p>
+        <w:p>
+          <w:pPr>
+            <w:pStyle w:val="TJ2"/>
+            <w:tabs>
+              <w:tab w:val="right" w:leader="dot" w:pos="8493"/>
+            </w:tabs>
+            <w:rPr>
+              <w:rFonts w:eastAsiaTheme="minorEastAsia"/>
+              <w:noProof/>
+              <w:lang w:val="en-US"/>
+            </w:rPr>
+          </w:pPr>
+          <w:hyperlink w:anchor="_Toc229233072" w:history="1">
+            <w:r>
+              <w:rPr>
+                <w:rStyle w:val="Hiperhivatkozs"/>
+                <w:noProof/>
+              </w:rPr>
+              <w:t>2.5 Jellemzőkiválasztás – feature_selection.py</w:t>
+            </w:r>
+            <w:r>
+              <w:rPr>
+                <w:noProof/>
+                <w:webHidden/>
+              </w:rPr>
+              <w:tab/>
+            </w:r>
+            <w:r>
+              <w:rPr>
+                <w:noProof/>
+                <w:webHidden/>
+              </w:rPr>
+              <w:fldChar w:fldCharType="begin"/>
+            </w:r>
+            <w:r>
+              <w:rPr>
+                <w:noProof/>
+                <w:webHidden/>
+              </w:rPr>
+              <w:instrText xml:space="preserve"> PAGEREF _Toc229233072 \h </w:instrText>
+            </w:r>
+            <w:r>
+              <w:rPr>
+                <w:noProof/>
+                <w:webHidden/>
+              </w:rPr>
+            </w:r>
+            <w:r>
+              <w:rPr>
+                <w:noProof/>
+                <w:webHidden/>
+              </w:rPr>
+              <w:fldChar w:fldCharType="separate"/>
+            </w:r>
+            <w:r>
+              <w:rPr>
+                <w:noProof/>
+                <w:webHidden/>
+              </w:rPr>
+              <w:t>22</w:t>
+            </w:r>
+            <w:r>
+              <w:rPr>
+                <w:noProof/>
+                <w:webHidden/>
+              </w:rPr>
+              <w:fldChar w:fldCharType="end"/>
+            </w:r>
+          </w:hyperlink>
+        </w:p>
+        <w:p>
+          <w:pPr>
+            <w:pStyle w:val="TJ2"/>
+            <w:tabs>
+              <w:tab w:val="right" w:leader="dot" w:pos="8493"/>
+            </w:tabs>
+            <w:rPr>
+              <w:rFonts w:eastAsiaTheme="minorEastAsia"/>
+              <w:noProof/>
+              <w:lang w:val="en-US"/>
+            </w:rPr>
+          </w:pPr>
+          <w:hyperlink w:anchor="_Toc229233073" w:history="1">
+            <w:r>
+              <w:rPr>
+                <w:rStyle w:val="Hiperhivatkozs"/>
+                <w:noProof/>
+              </w:rPr>
+              <w:t>2.6 Vizualizáció – visualization.py</w:t>
+            </w:r>
+            <w:r>
+              <w:rPr>
+                <w:noProof/>
+                <w:webHidden/>
+              </w:rPr>
+              <w:tab/>
+            </w:r>
+            <w:r>
+              <w:rPr>
+                <w:noProof/>
+                <w:webHidden/>
+              </w:rPr>
+              <w:fldChar w:fldCharType="begin"/>
+            </w:r>
+            <w:r>
+              <w:rPr>
+                <w:noProof/>
+                <w:webHidden/>
+              </w:rPr>
+              <w:instrText xml:space="preserve"> PAGEREF _Toc229233073 \h </w:instrText>
+            </w:r>
+            <w:r>
+              <w:rPr>
+                <w:noProof/>
+                <w:webHidden/>
+              </w:rPr>
+            </w:r>
+            <w:r>
+              <w:rPr>
+                <w:noProof/>
+                <w:webHidden/>
+              </w:rPr>
+              <w:fldChar w:fldCharType="separate"/>
+            </w:r>
+            <w:r>
+              <w:rPr>
+                <w:noProof/>
+                <w:webHidden/>
+              </w:rPr>
+              <w:t>23</w:t>
+            </w:r>
+            <w:r>
+              <w:rPr>
+                <w:noProof/>
+                <w:webHidden/>
+              </w:rPr>
+              <w:fldChar w:fldCharType="end"/>
+            </w:r>
+          </w:hyperlink>
+        </w:p>
+        <w:p>
+          <w:pPr>
+            <w:pStyle w:val="TJ2"/>
+            <w:tabs>
+              <w:tab w:val="right" w:leader="dot" w:pos="8493"/>
+            </w:tabs>
+            <w:rPr>
+              <w:rFonts w:eastAsiaTheme="minorEastAsia"/>
+              <w:noProof/>
+              <w:lang w:val="en-US"/>
+            </w:rPr>
+          </w:pPr>
+          <w:hyperlink w:anchor="_Toc229233074" w:history="1">
+            <w:r>
+              <w:rPr>
+                <w:rStyle w:val="Hiperhivatkozs"/>
+                <w:noProof/>
+              </w:rPr>
+              <w:t>2.7 Grafikus felhasználói felület – gui.py</w:t>
+            </w:r>
+            <w:r>
+              <w:rPr>
+                <w:noProof/>
+                <w:webHidden/>
+              </w:rPr>
+              <w:tab/>
+            </w:r>
+            <w:r>
+              <w:rPr>
+                <w:noProof/>
+                <w:webHidden/>
+              </w:rPr>
+              <w:fldChar w:fldCharType="begin"/>
+            </w:r>
+            <w:r>
+              <w:rPr>
+                <w:noProof/>
+                <w:webHidden/>
+              </w:rPr>
+              <w:instrText xml:space="preserve"> PAGEREF _Toc229233074 \h </w:instrText>
+            </w:r>
+            <w:r>
+              <w:rPr>
+                <w:noProof/>
+                <w:webHidden/>
+              </w:rPr>
+            </w:r>
+            <w:r>
+              <w:rPr>
+                <w:noProof/>
+                <w:webHidden/>
+              </w:rPr>
+              <w:fldChar w:fldCharType="separate"/>
+            </w:r>
+            <w:r>
+              <w:rPr>
+                <w:noProof/>
+                <w:webHidden/>
+              </w:rPr>
+              <w:t>24</w:t>
+            </w:r>
+            <w:r>
+              <w:rPr>
+                <w:noProof/>
+                <w:webHidden/>
+              </w:rPr>
+              <w:fldChar w:fldCharType="end"/>
+            </w:r>
+          </w:hyperlink>
+        </w:p>
+        <w:p>
+          <w:pPr>
+            <w:pStyle w:val="TJ1"/>
+            <w:tabs>
+              <w:tab w:val="right" w:leader="dot" w:pos="8493"/>
+            </w:tabs>
+            <w:rPr>
+              <w:rFonts w:eastAsiaTheme="minorEastAsia"/>
+              <w:noProof/>
+              <w:lang w:val="en-US"/>
+            </w:rPr>
+          </w:pPr>
+          <w:hyperlink w:anchor="_Toc229233075" w:history="1">
+            <w:r>
+              <w:rPr>
+                <w:rStyle w:val="Hiperhivatkozs"/>
+                <w:noProof/>
+              </w:rPr>
+              <w:t>3.1 Eredmények</w:t>
+            </w:r>
+            <w:r>
+              <w:rPr>
+                <w:noProof/>
+                <w:webHidden/>
+              </w:rPr>
+              <w:tab/>
+            </w:r>
+            <w:r>
+              <w:rPr>
+                <w:noProof/>
+                <w:webHidden/>
+              </w:rPr>
+              <w:fldChar w:fldCharType="begin"/>
+            </w:r>
+            <w:r>
+              <w:rPr>
+                <w:noProof/>
+                <w:webHidden/>
+              </w:rPr>
+              <w:instrText xml:space="preserve"> PAGEREF _Toc229233075 \h </w:instrText>
+            </w:r>
+            <w:r>
+              <w:rPr>
+                <w:noProof/>
+                <w:webHidden/>
+              </w:rPr>
+            </w:r>
+            <w:r>
+              <w:rPr>
+                <w:noProof/>
+                <w:webHidden/>
+              </w:rPr>
+              <w:fldChar w:fldCharType="separate"/>
+            </w:r>
+            <w:r>
+              <w:rPr>
+                <w:noProof/>
+                <w:webHidden/>
+              </w:rPr>
+              <w:t>25</w:t>
+            </w:r>
+            <w:r>
+              <w:rPr>
+                <w:noProof/>
+                <w:webHidden/>
+              </w:rPr>
+              <w:fldChar w:fldCharType="end"/>
+            </w:r>
+          </w:hyperlink>
+        </w:p>
+        <w:p>
+          <w:pPr>
+            <w:pStyle w:val="TJ2"/>
+            <w:tabs>
+              <w:tab w:val="right" w:leader="dot" w:pos="8493"/>
+            </w:tabs>
+            <w:rPr>
+              <w:rFonts w:eastAsiaTheme="minorEastAsia"/>
+              <w:noProof/>
+              <w:lang w:val="en-US"/>
+            </w:rPr>
+          </w:pPr>
+          <w:hyperlink w:anchor="_Toc229233076" w:history="1">
+            <w:r>
+              <w:rPr>
+                <w:rStyle w:val="Hiperhivatkozs"/>
+                <w:noProof/>
+              </w:rPr>
+              <w:t>3.1 A modellek teljesítményének összehasonlítása</w:t>
+            </w:r>
+            <w:r>
+              <w:rPr>
+                <w:noProof/>
+                <w:webHidden/>
+              </w:rPr>
+              <w:tab/>
+            </w:r>
+            <w:r>
+              <w:rPr>
+                <w:noProof/>
+                <w:webHidden/>
+              </w:rPr>
+              <w:fldChar w:fldCharType="begin"/>
+            </w:r>
+            <w:r>
+              <w:rPr>
+                <w:noProof/>
+                <w:webHidden/>
+              </w:rPr>
+              <w:instrText xml:space="preserve"> PAGEREF _Toc229233076 \h </w:instrText>
+            </w:r>
+            <w:r>
+              <w:rPr>
+                <w:noProof/>
+                <w:webHidden/>
+              </w:rPr>
+            </w:r>
+            <w:r>
+              <w:rPr>
+                <w:noProof/>
+                <w:webHidden/>
+              </w:rPr>
+              <w:fldChar w:fldCharType="separate"/>
+            </w:r>
+            <w:r>
+              <w:rPr>
+                <w:noProof/>
+                <w:webHidden/>
+              </w:rPr>
+              <w:t>25</w:t>
+            </w:r>
+            <w:r>
+              <w:rPr>
+                <w:noProof/>
+                <w:webHidden/>
+              </w:rPr>
+              <w:fldChar w:fldCharType="end"/>
+            </w:r>
+          </w:hyperlink>
+        </w:p>
+        <w:p>
+          <w:pPr>
+            <w:pStyle w:val="TJ2"/>
+            <w:tabs>
+              <w:tab w:val="right" w:leader="dot" w:pos="8493"/>
+            </w:tabs>
+            <w:rPr>
+              <w:rFonts w:eastAsiaTheme="minorEastAsia"/>
+              <w:noProof/>
+              <w:lang w:val="en-US"/>
+            </w:rPr>
+          </w:pPr>
+          <w:hyperlink w:anchor="_Toc229233077" w:history="1">
+            <w:r>
+              <w:rPr>
+                <w:rStyle w:val="Hiperhivatkozs"/>
+                <w:noProof/>
+              </w:rPr>
+              <w:t>3.2 Jellemzők fontossága</w:t>
+            </w:r>
+            <w:r>
+              <w:rPr>
+                <w:noProof/>
+                <w:webHidden/>
+              </w:rPr>
+              <w:tab/>
+            </w:r>
+            <w:r>
+              <w:rPr>
+                <w:noProof/>
+                <w:webHidden/>
+              </w:rPr>
+              <w:fldChar w:fldCharType="begin"/>
+            </w:r>
+            <w:r>
+              <w:rPr>
+                <w:noProof/>
+                <w:webHidden/>
+              </w:rPr>
+              <w:instrText xml:space="preserve"> PAGEREF _Toc229233077 \h </w:instrText>
+            </w:r>
+            <w:r>
+              <w:rPr>
+                <w:noProof/>
+                <w:webHidden/>
+              </w:rPr>
+            </w:r>
+            <w:r>
+              <w:rPr>
+                <w:noProof/>
+                <w:webHidden/>
+              </w:rPr>
+              <w:fldChar w:fldCharType="separate"/>
+            </w:r>
+            <w:r>
+              <w:rPr>
+                <w:noProof/>
+                <w:webHidden/>
+              </w:rPr>
+              <w:t>27</w:t>
+            </w:r>
+            <w:r>
+              <w:rPr>
+                <w:noProof/>
+                <w:webHidden/>
+              </w:rPr>
+              <w:fldChar w:fldCharType="end"/>
+            </w:r>
+          </w:hyperlink>
+        </w:p>
+        <w:p>
+          <w:pPr>
+            <w:pStyle w:val="TJ2"/>
+            <w:tabs>
+              <w:tab w:val="right" w:leader="dot" w:pos="8493"/>
+            </w:tabs>
+            <w:rPr>
+              <w:rFonts w:eastAsiaTheme="minorEastAsia"/>
+              <w:noProof/>
+              <w:lang w:val="en-US"/>
+            </w:rPr>
+          </w:pPr>
+          <w:hyperlink w:anchor="_Toc229233078" w:history="1">
+            <w:r>
+              <w:rPr>
+                <w:rStyle w:val="Hiperhivatkozs"/>
+                <w:noProof/>
+              </w:rPr>
+              <w:t>3.3 Feature selection eredményei</w:t>
+            </w:r>
+            <w:r>
+              <w:rPr>
+                <w:noProof/>
+                <w:webHidden/>
+              </w:rPr>
+              <w:tab/>
+            </w:r>
+            <w:r>
+              <w:rPr>
+                <w:noProof/>
+                <w:webHidden/>
+              </w:rPr>
+              <w:fldChar w:fldCharType="begin"/>
+            </w:r>
+            <w:r>
+              <w:rPr>
+                <w:noProof/>
+                <w:webHidden/>
+              </w:rPr>
+              <w:instrText xml:space="preserve"> PAGEREF _Toc229233078 \h </w:instrText>
+            </w:r>
+            <w:r>
+              <w:rPr>
+                <w:noProof/>
+                <w:webHidden/>
+              </w:rPr>
+            </w:r>
+            <w:r>
+              <w:rPr>
+                <w:noProof/>
+                <w:webHidden/>
+              </w:rPr>
+              <w:fldChar w:fldCharType="separate"/>
+            </w:r>
+            <w:r>
+              <w:rPr>
+                <w:noProof/>
+                <w:webHidden/>
+              </w:rPr>
+              <w:t>28</w:t>
+            </w:r>
+            <w:r>
+              <w:rPr>
+                <w:noProof/>
+                <w:webHidden/>
+              </w:rPr>
+              <w:fldChar w:fldCharType="end"/>
+            </w:r>
+          </w:hyperlink>
+        </w:p>
+        <w:p>
+          <w:pPr>
+            <w:pStyle w:val="TJ2"/>
+            <w:tabs>
+              <w:tab w:val="right" w:leader="dot" w:pos="8493"/>
+            </w:tabs>
+            <w:rPr>
+              <w:rFonts w:eastAsiaTheme="minorEastAsia"/>
+              <w:noProof/>
+              <w:lang w:val="en-US"/>
+            </w:rPr>
+          </w:pPr>
+          <w:hyperlink w:anchor="_Toc229233079" w:history="1">
+            <w:r>
+              <w:rPr>
+                <w:rStyle w:val="Hiperhivatkozs"/>
+                <w:noProof/>
+              </w:rPr>
+              <w:t>3.4 Epoch analízis eredményei</w:t>
+            </w:r>
+            <w:r>
+              <w:rPr>
+                <w:noProof/>
+                <w:webHidden/>
+              </w:rPr>
+              <w:tab/>
+            </w:r>
+            <w:r>
+              <w:rPr>
+                <w:noProof/>
+                <w:webHidden/>
+              </w:rPr>
+              <w:fldChar w:fldCharType="begin"/>
+            </w:r>
+            <w:r>
+              <w:rPr>
+                <w:noProof/>
+                <w:webHidden/>
+              </w:rPr>
+              <w:instrText xml:space="preserve"> PAGEREF _Toc229233079 \h </w:instrText>
+            </w:r>
+            <w:r>
+              <w:rPr>
+                <w:noProof/>
+                <w:webHidden/>
+              </w:rPr>
+            </w:r>
+            <w:r>
+              <w:rPr>
+                <w:noProof/>
+                <w:webHidden/>
+              </w:rPr>
+              <w:fldChar w:fldCharType="separate"/>
+            </w:r>
+            <w:r>
+              <w:rPr>
+                <w:noProof/>
+                <w:webHidden/>
+              </w:rPr>
+              <w:t>30</w:t>
+            </w:r>
+            <w:r>
+              <w:rPr>
+                <w:noProof/>
+                <w:webHidden/>
+              </w:rPr>
+              <w:fldChar w:fldCharType="end"/>
+            </w:r>
+          </w:hyperlink>
+        </w:p>
+        <w:p>
+          <w:pPr>
+            <w:pStyle w:val="TJ2"/>
+            <w:tabs>
+              <w:tab w:val="right" w:leader="dot" w:pos="8493"/>
+            </w:tabs>
+            <w:rPr>
+              <w:rFonts w:eastAsiaTheme="minorEastAsia"/>
+              <w:noProof/>
+              <w:lang w:val="en-US"/>
+            </w:rPr>
+          </w:pPr>
+          <w:hyperlink w:anchor="_Toc229233080" w:history="1">
+            <w:r>
+              <w:rPr>
+                <w:rStyle w:val="Hiperhivatkozs"/>
+                <w:noProof/>
+              </w:rPr>
+              <w:t>3.5 Döntési határok és jellemzők vizualizációja</w:t>
+            </w:r>
+            <w:r>
+              <w:rPr>
+                <w:noProof/>
+                <w:webHidden/>
+              </w:rPr>
+              <w:tab/>
+            </w:r>
+            <w:r>
+              <w:rPr>
+                <w:noProof/>
+                <w:webHidden/>
+              </w:rPr>
+              <w:fldChar w:fldCharType="begin"/>
+            </w:r>
+            <w:r>
+              <w:rPr>
+                <w:noProof/>
+                <w:webHidden/>
+              </w:rPr>
+              <w:instrText xml:space="preserve"> PAGEREF _Toc229233080 \h </w:instrText>
+            </w:r>
+            <w:r>
+              <w:rPr>
+                <w:noProof/>
+                <w:webHidden/>
+              </w:rPr>
+            </w:r>
+            <w:r>
+              <w:rPr>
+                <w:noProof/>
+                <w:webHidden/>
+              </w:rPr>
+              <w:fldChar w:fldCharType="separate"/>
+            </w:r>
+            <w:r>
+              <w:rPr>
+                <w:noProof/>
+                <w:webHidden/>
+              </w:rPr>
+              <w:t>31</w:t>
+            </w:r>
+            <w:r>
+              <w:rPr>
+                <w:noProof/>
+                <w:webHidden/>
+              </w:rPr>
+              <w:fldChar w:fldCharType="end"/>
+            </w:r>
+          </w:hyperlink>
+        </w:p>
+        <w:p>
+          <w:pPr>
+            <w:pStyle w:val="TJ2"/>
+            <w:tabs>
+              <w:tab w:val="right" w:leader="dot" w:pos="8493"/>
+            </w:tabs>
+            <w:rPr>
+              <w:rFonts w:eastAsiaTheme="minorEastAsia"/>
+              <w:noProof/>
+              <w:lang w:val="en-US"/>
+            </w:rPr>
+          </w:pPr>
+          <w:hyperlink w:anchor="_Toc229233081" w:history="1">
+            <w:r>
+              <w:rPr>
+                <w:rStyle w:val="Hiperhivatkozs"/>
+                <w:rFonts w:eastAsia="Times New Roman"/>
+                <w:noProof/>
+                <w:lang w:eastAsia="hu-HU"/>
+              </w:rPr>
+              <w:t>3.6 PCA vizualizáció</w:t>
+            </w:r>
+            <w:r>
+              <w:rPr>
+                <w:noProof/>
+                <w:webHidden/>
+              </w:rPr>
+              <w:tab/>
+            </w:r>
+            <w:r>
+              <w:rPr>
+                <w:noProof/>
+                <w:webHidden/>
+              </w:rPr>
+              <w:fldChar w:fldCharType="begin"/>
+            </w:r>
+            <w:r>
+              <w:rPr>
+                <w:noProof/>
+                <w:webHidden/>
+              </w:rPr>
+              <w:instrText xml:space="preserve"> PAGEREF _Toc229233081 \h </w:instrText>
+            </w:r>
+            <w:r>
+              <w:rPr>
+                <w:noProof/>
+                <w:webHidden/>
+              </w:rPr>
+            </w:r>
+            <w:r>
+              <w:rPr>
+                <w:noProof/>
+                <w:webHidden/>
+              </w:rPr>
+              <w:fldChar w:fldCharType="separate"/>
+            </w:r>
+            <w:r>
+              <w:rPr>
+                <w:noProof/>
+                <w:webHidden/>
+              </w:rPr>
+              <w:t>33</w:t>
+            </w:r>
+            <w:r>
+              <w:rPr>
+                <w:noProof/>
+                <w:webHidden/>
+              </w:rPr>
+              <w:fldChar w:fldCharType="end"/>
+            </w:r>
+          </w:hyperlink>
+        </w:p>
+        <w:p>
+          <w:pPr>
+            <w:pStyle w:val="TJ1"/>
+            <w:tabs>
+              <w:tab w:val="right" w:leader="dot" w:pos="8493"/>
+            </w:tabs>
+            <w:rPr>
+              <w:rFonts w:eastAsiaTheme="minorEastAsia"/>
+              <w:noProof/>
+              <w:lang w:val="en-US"/>
+            </w:rPr>
+          </w:pPr>
+          <w:hyperlink w:anchor="_Toc229233082" w:history="1">
+            <w:r>
+              <w:rPr>
+                <w:rStyle w:val="Hiperhivatkozs"/>
+                <w:noProof/>
+              </w:rPr>
+              <w:t>4. Felhasználói és telepítési útmutató</w:t>
+            </w:r>
+            <w:r>
+              <w:rPr>
+                <w:noProof/>
+                <w:webHidden/>
+              </w:rPr>
+              <w:tab/>
+            </w:r>
+            <w:r>
+              <w:rPr>
+                <w:noProof/>
+                <w:webHidden/>
+              </w:rPr>
+              <w:fldChar w:fldCharType="begin"/>
+            </w:r>
+            <w:r>
+              <w:rPr>
+                <w:noProof/>
+                <w:webHidden/>
+              </w:rPr>
+              <w:instrText xml:space="preserve"> PAGEREF _Toc229233082 \h </w:instrText>
+            </w:r>
+            <w:r>
+              <w:rPr>
+                <w:noProof/>
+                <w:webHidden/>
+              </w:rPr>
+            </w:r>
+            <w:r>
+              <w:rPr>
+                <w:noProof/>
+                <w:webHidden/>
+              </w:rPr>
+              <w:fldChar w:fldCharType="separate"/>
+            </w:r>
+            <w:r>
+              <w:rPr>
+                <w:noProof/>
+                <w:webHidden/>
+              </w:rPr>
+              <w:t>35</w:t>
+            </w:r>
+            <w:r>
+              <w:rPr>
+                <w:noProof/>
+                <w:webHidden/>
+              </w:rPr>
+              <w:fldChar w:fldCharType="end"/>
+            </w:r>
+          </w:hyperlink>
+        </w:p>
+        <w:p>
+          <w:pPr>
+            <w:pStyle w:val="TJ2"/>
+            <w:tabs>
+              <w:tab w:val="right" w:leader="dot" w:pos="8493"/>
+            </w:tabs>
+            <w:rPr>
+              <w:rFonts w:eastAsiaTheme="minorEastAsia"/>
+              <w:noProof/>
+              <w:lang w:val="en-US"/>
+            </w:rPr>
+          </w:pPr>
+          <w:hyperlink w:anchor="_Toc229233083" w:history="1">
+            <w:r>
+              <w:rPr>
+                <w:rStyle w:val="Hiperhivatkozs"/>
+                <w:noProof/>
+              </w:rPr>
+              <w:t>4.1 Rendszerkövetelmények</w:t>
+            </w:r>
+            <w:r>
+              <w:rPr>
+                <w:noProof/>
+                <w:webHidden/>
+              </w:rPr>
+              <w:tab/>
+            </w:r>
+            <w:r>
+              <w:rPr>
+                <w:noProof/>
+                <w:webHidden/>
+              </w:rPr>
+              <w:fldChar w:fldCharType="begin"/>
+            </w:r>
+            <w:r>
+              <w:rPr>
+                <w:noProof/>
+                <w:webHidden/>
+              </w:rPr>
+              <w:instrText xml:space="preserve"> PAGEREF _Toc229233083 \h </w:instrText>
+            </w:r>
+            <w:r>
+              <w:rPr>
+                <w:noProof/>
+                <w:webHidden/>
+              </w:rPr>
+            </w:r>
+            <w:r>
+              <w:rPr>
+                <w:noProof/>
+                <w:webHidden/>
+              </w:rPr>
+              <w:fldChar w:fldCharType="separate"/>
+            </w:r>
+            <w:r>
+              <w:rPr>
+                <w:noProof/>
+                <w:webHidden/>
+              </w:rPr>
+              <w:t>35</w:t>
+            </w:r>
+            <w:r>
+              <w:rPr>
+                <w:noProof/>
+                <w:webHidden/>
+              </w:rPr>
+              <w:fldChar w:fldCharType="end"/>
+            </w:r>
+          </w:hyperlink>
+        </w:p>
+        <w:p>
+          <w:pPr>
+            <w:pStyle w:val="TJ2"/>
+            <w:tabs>
+              <w:tab w:val="right" w:leader="dot" w:pos="8493"/>
+            </w:tabs>
+            <w:rPr>
+              <w:rFonts w:eastAsiaTheme="minorEastAsia"/>
+              <w:noProof/>
+              <w:lang w:val="en-US"/>
+            </w:rPr>
+          </w:pPr>
+          <w:hyperlink w:anchor="_Toc229233084" w:history="1">
+            <w:r>
+              <w:rPr>
+                <w:rStyle w:val="Hiperhivatkozs"/>
+                <w:noProof/>
+              </w:rPr>
+              <w:t>4.2 Telepítési útmutató</w:t>
+            </w:r>
+            <w:r>
+              <w:rPr>
+                <w:noProof/>
+                <w:webHidden/>
+              </w:rPr>
+              <w:tab/>
+            </w:r>
+            <w:r>
+              <w:rPr>
+                <w:noProof/>
+                <w:webHidden/>
+              </w:rPr>
+              <w:fldChar w:fldCharType="begin"/>
+            </w:r>
+            <w:r>
+              <w:rPr>
+                <w:noProof/>
+                <w:webHidden/>
+              </w:rPr>
+              <w:instrText xml:space="preserve"> PAGEREF _Toc229233084 \h </w:instrText>
+            </w:r>
+            <w:r>
+              <w:rPr>
+                <w:noProof/>
+                <w:webHidden/>
+              </w:rPr>
+            </w:r>
+            <w:r>
+              <w:rPr>
+                <w:noProof/>
+                <w:webHidden/>
+              </w:rPr>
+              <w:fldChar w:fldCharType="separate"/>
+            </w:r>
+            <w:r>
+              <w:rPr>
+                <w:noProof/>
+                <w:webHidden/>
+              </w:rPr>
+              <w:t>35</w:t>
+            </w:r>
+            <w:r>
+              <w:rPr>
+                <w:noProof/>
+                <w:webHidden/>
+              </w:rPr>
+              <w:fldChar w:fldCharType="end"/>
+            </w:r>
+          </w:hyperlink>
+        </w:p>
+        <w:p>
+          <w:pPr>
+            <w:pStyle w:val="TJ2"/>
+            <w:tabs>
+              <w:tab w:val="right" w:leader="dot" w:pos="8493"/>
+            </w:tabs>
+            <w:rPr>
+              <w:rFonts w:eastAsiaTheme="minorEastAsia"/>
+              <w:noProof/>
+              <w:lang w:val="en-US"/>
+            </w:rPr>
+          </w:pPr>
+          <w:hyperlink w:anchor="_Toc229233085" w:history="1">
+            <w:r>
+              <w:rPr>
+                <w:rStyle w:val="Hiperhivatkozs"/>
+                <w:noProof/>
+              </w:rPr>
+              <w:t>4.3 Grafikus felület használata</w:t>
+            </w:r>
+            <w:r>
+              <w:rPr>
+                <w:noProof/>
+                <w:webHidden/>
+              </w:rPr>
+              <w:tab/>
+            </w:r>
+            <w:r>
+              <w:rPr>
+                <w:noProof/>
+                <w:webHidden/>
+              </w:rPr>
+              <w:fldChar w:fldCharType="begin"/>
+            </w:r>
+            <w:r>
+              <w:rPr>
+                <w:noProof/>
+                <w:webHidden/>
+              </w:rPr>
+              <w:instrText xml:space="preserve"> PAGEREF _Toc229233085 \h </w:instrText>
+            </w:r>
+            <w:r>
+              <w:rPr>
+                <w:noProof/>
+                <w:webHidden/>
+              </w:rPr>
+            </w:r>
+            <w:r>
+              <w:rPr>
+                <w:noProof/>
+                <w:webHidden/>
+              </w:rPr>
+              <w:fldChar w:fldCharType="separate"/>
+            </w:r>
+            <w:r>
+              <w:rPr>
+                <w:noProof/>
+                <w:webHidden/>
+              </w:rPr>
+              <w:t>36</w:t>
+            </w:r>
+            <w:r>
+              <w:rPr>
+                <w:noProof/>
+                <w:webHidden/>
+              </w:rPr>
+              <w:fldChar w:fldCharType="end"/>
+            </w:r>
+          </w:hyperlink>
+        </w:p>
+        <w:p>
+          <w:pPr>
+            <w:pStyle w:val="TJ2"/>
+            <w:tabs>
+              <w:tab w:val="right" w:leader="dot" w:pos="8493"/>
+            </w:tabs>
+            <w:rPr>
+              <w:rFonts w:eastAsiaTheme="minorEastAsia"/>
+              <w:noProof/>
+              <w:lang w:val="en-US"/>
+            </w:rPr>
+          </w:pPr>
+          <w:hyperlink w:anchor="_Toc229233086" w:history="1">
+            <w:r>
+              <w:rPr>
+                <w:rStyle w:val="Hiperhivatkozs"/>
+                <w:noProof/>
+              </w:rPr>
+              <w:t>4.4 Az elemző szkriptek használata</w:t>
+            </w:r>
+            <w:r>
+              <w:rPr>
+                <w:noProof/>
+                <w:webHidden/>
+              </w:rPr>
+              <w:tab/>
+            </w:r>
+            <w:r>
+              <w:rPr>
+                <w:noProof/>
+                <w:webHidden/>
+              </w:rPr>
+              <w:fldChar w:fldCharType="begin"/>
+            </w:r>
+            <w:r>
+              <w:rPr>
+                <w:noProof/>
+                <w:webHidden/>
+              </w:rPr>
+              <w:instrText xml:space="preserve"> PAGEREF _Toc229233086 \h </w:instrText>
+            </w:r>
+            <w:r>
+              <w:rPr>
+                <w:noProof/>
+                <w:webHidden/>
+              </w:rPr>
+            </w:r>
+            <w:r>
+              <w:rPr>
+                <w:noProof/>
+                <w:webHidden/>
+              </w:rPr>
+              <w:fldChar w:fldCharType="separate"/>
+            </w:r>
+            <w:r>
+              <w:rPr>
+                <w:noProof/>
+                <w:webHidden/>
+              </w:rPr>
+              <w:t>37</w:t>
+            </w:r>
+            <w:r>
+              <w:rPr>
+                <w:noProof/>
+                <w:webHidden/>
+              </w:rPr>
+              <w:fldChar w:fldCharType="end"/>
+            </w:r>
+          </w:hyperlink>
+        </w:p>
+        <w:p>
+          <w:pPr>
+            <w:pStyle w:val="TJ1"/>
+            <w:tabs>
+              <w:tab w:val="right" w:leader="dot" w:pos="8493"/>
+            </w:tabs>
+            <w:rPr>
+              <w:rFonts w:eastAsiaTheme="minorEastAsia"/>
+              <w:noProof/>
+              <w:lang w:val="en-US"/>
+            </w:rPr>
+          </w:pPr>
+          <w:hyperlink w:anchor="_Toc229233087" w:history="1">
+            <w:r>
+              <w:rPr>
+                <w:rStyle w:val="Hiperhivatkozs"/>
+                <w:noProof/>
+              </w:rPr>
+              <w:t>5. Összefoglalás</w:t>
+            </w:r>
+            <w:r>
+              <w:rPr>
+                <w:noProof/>
+                <w:webHidden/>
+              </w:rPr>
+              <w:tab/>
+            </w:r>
+            <w:r>
+              <w:rPr>
+                <w:noProof/>
+                <w:webHidden/>
+              </w:rPr>
+              <w:fldChar w:fldCharType="begin"/>
+            </w:r>
+            <w:r>
+              <w:rPr>
+                <w:noProof/>
+                <w:webHidden/>
+              </w:rPr>
+              <w:instrText xml:space="preserve"> PAGEREF _Toc229233087 \h </w:instrText>
+            </w:r>
+            <w:r>
+              <w:rPr>
+                <w:noProof/>
+                <w:webHidden/>
+              </w:rPr>
+            </w:r>
+            <w:r>
+              <w:rPr>
+                <w:noProof/>
+                <w:webHidden/>
+              </w:rPr>
+              <w:fldChar w:fldCharType="separate"/>
+            </w:r>
+            <w:r>
+              <w:rPr>
+                <w:noProof/>
+                <w:webHidden/>
+              </w:rPr>
+              <w:t>38</w:t>
+            </w:r>
+            <w:r>
+              <w:rPr>
+                <w:noProof/>
+                <w:webHidden/>
+              </w:rPr>
+              <w:fldChar w:fldCharType="end"/>
+            </w:r>
+          </w:hyperlink>
+        </w:p>
+        <w:p>
+          <w:pPr>
+            <w:pStyle w:val="TJ1"/>
+            <w:tabs>
+              <w:tab w:val="right" w:leader="dot" w:pos="8493"/>
+            </w:tabs>
+            <w:rPr>
+              <w:rFonts w:eastAsiaTheme="minorEastAsia"/>
+              <w:noProof/>
+              <w:lang w:val="en-US"/>
+            </w:rPr>
+          </w:pPr>
+          <w:hyperlink w:anchor="_Toc229233088" w:history="1">
+            <w:r>
+              <w:rPr>
+                <w:rStyle w:val="Hiperhivatkozs"/>
+                <w:noProof/>
+              </w:rPr>
+              <w:t>Irodalomjegyzék</w:t>
+            </w:r>
+            <w:r>
+              <w:rPr>
+                <w:noProof/>
+                <w:webHidden/>
+              </w:rPr>
+              <w:tab/>
+            </w:r>
+            <w:r>
+              <w:rPr>
+                <w:noProof/>
+                <w:webHidden/>
+              </w:rPr>
+              <w:fldChar w:fldCharType="begin"/>
+            </w:r>
+            <w:r>
+              <w:rPr>
+                <w:noProof/>
+                <w:webHidden/>
+              </w:rPr>
+              <w:instrText xml:space="preserve"> PAGEREF _Toc229233088 \h </w:instrText>
+            </w:r>
+            <w:r>
+              <w:rPr>
+                <w:noProof/>
+                <w:webHidden/>
+              </w:rPr>
+            </w:r>
+            <w:r>
+              <w:rPr>
+                <w:noProof/>
+                <w:webHidden/>
+              </w:rPr>
+              <w:fldChar w:fldCharType="separate"/>
+            </w:r>
+            <w:r>
+              <w:rPr>
+                <w:noProof/>
+                <w:webHidden/>
+              </w:rPr>
+              <w:t>40</w:t>
+            </w:r>
+            <w:r>
+              <w:rPr>
+                <w:noProof/>
+                <w:webHidden/>
+              </w:rPr>
+              <w:fldChar w:fldCharType="end"/>
+            </w:r>
+          </w:hyperlink>
+        </w:p>
+        <w:p>
+          <w:pPr>
+            <w:pStyle w:val="TJ2"/>
+            <w:tabs>
+              <w:tab w:val="right" w:leader="dot" w:pos="8493"/>
+            </w:tabs>
+            <w:rPr>
+              <w:rFonts w:eastAsiaTheme="minorEastAsia"/>
+              <w:noProof/>
+              <w:lang w:val="en-US"/>
+            </w:rPr>
+          </w:pPr>
+          <w:hyperlink w:anchor="_Toc229233089" w:history="1">
+            <w:r>
+              <w:rPr>
+                <w:rStyle w:val="Hiperhivatkozs"/>
+                <w:noProof/>
+              </w:rPr>
+              <w:t>Nyilatkozat</w:t>
+            </w:r>
+            <w:r>
+              <w:rPr>
+                <w:noProof/>
+                <w:webHidden/>
+              </w:rPr>
+              <w:tab/>
+            </w:r>
+            <w:r>
+              <w:rPr>
+                <w:noProof/>
+                <w:webHidden/>
+              </w:rPr>
+              <w:fldChar w:fldCharType="begin"/>
+            </w:r>
+            <w:r>
+              <w:rPr>
+                <w:noProof/>
+                <w:webHidden/>
+              </w:rPr>
+              <w:instrText xml:space="preserve"> PAGEREF _Toc229233089 \h </w:instrText>
+            </w:r>
+            <w:r>
+              <w:rPr>
+                <w:noProof/>
+                <w:webHidden/>
+              </w:rPr>
+            </w:r>
+            <w:r>
+              <w:rPr>
+                <w:noProof/>
+                <w:webHidden/>
+              </w:rPr>
+              <w:fldChar w:fldCharType="separate"/>
+            </w:r>
+            <w:r>
+              <w:rPr>
+                <w:noProof/>
+                <w:webHidden/>
+              </w:rPr>
+              <w:t>41</w:t>
+            </w:r>
+            <w:r>
+              <w:rPr>
+                <w:noProof/>
+                <w:webHidden/>
+              </w:rPr>
+              <w:fldChar w:fldCharType="end"/>
+            </w:r>
+          </w:hyperlink>
+        </w:p>
+        <w:p>
+          <w:pPr>
+            <w:rPr>
+              <w:b/>
+              <w:bCs/>
+            </w:rPr>
+          </w:pPr>
+          <w:r>
+            <w:rPr>
+              <w:b/>
+              <w:bCs/>
+            </w:rPr>
+            <w:fldChar w:fldCharType="end"/>
+          </w:r>
+        </w:p>
+        <w:p>
+          <w:pPr>
+            <w:rPr>
+              <w:b/>
+              <w:bCs/>
+            </w:rPr>
+          </w:pPr>
+          <w:r>
+            <w:rPr>
+              <w:b/>
+              <w:bCs/>
+            </w:rPr>
+            <w:br w:type="page"/>
+          </w:r>
+        </w:p>
+        <w:bookmarkStart w:id="2" w:name="_GoBack" w:displacedByCustomXml="next"/>
+        <w:bookmarkEnd w:id="2" w:displacedByCustomXml="next"/>
+      </w:sdtContent>
+    </w:sdt>
     <w:p>
       <w:pPr>
         <w:pStyle w:val="Cmsor2"/>
@@ -1101,6 +4367,7 @@
           <w:sz w:val="28"/>
         </w:rPr>
       </w:pPr>
+      <w:bookmarkStart w:id="3" w:name="_Toc229233059"/>
       <w:r>
         <w:rPr>
           <w:rFonts w:cs="Times New Roman"/>
@@ -1109,6 +4376,7 @@
         <w:lastRenderedPageBreak/>
         <w:t>Bevezetés</w:t>
       </w:r>
+      <w:bookmarkEnd w:id="3"/>
     </w:p>
     <w:p/>
     <w:p>
@@ -1313,6 +4581,7 @@
       <w:pPr>
         <w:pStyle w:val="Cmsor1"/>
       </w:pPr>
+      <w:bookmarkStart w:id="4" w:name="_Toc229233060"/>
       <w:r>
         <w:lastRenderedPageBreak/>
         <w:t>1.</w:t>
@@ -1323,6 +4592,7 @@
       <w:r>
         <w:t>Adatok és módszertan</w:t>
       </w:r>
+      <w:bookmarkEnd w:id="4"/>
     </w:p>
     <w:p>
       <w:pPr>
@@ -1333,9 +4603,11 @@
       <w:pPr>
         <w:pStyle w:val="Cmsor2"/>
       </w:pPr>
+      <w:bookmarkStart w:id="5" w:name="_Toc229233061"/>
       <w:r>
         <w:t>1.1 Adatok bemutatása</w:t>
       </w:r>
+      <w:bookmarkEnd w:id="5"/>
       <w:r>
         <w:br/>
       </w:r>
@@ -1878,9 +5150,11 @@
       <w:pPr>
         <w:pStyle w:val="Cmsor2"/>
       </w:pPr>
+      <w:bookmarkStart w:id="6" w:name="_Toc229233062"/>
       <w:r>
         <w:t>1.2 Az EEG és frekvenciasávok</w:t>
       </w:r>
+      <w:bookmarkEnd w:id="6"/>
     </w:p>
     <w:p>
       <w:pPr>
@@ -2099,7 +5373,7 @@
         </w:rPr>
         <w:lastRenderedPageBreak/>
         <w:drawing>
-          <wp:inline distT="0" distB="0" distL="0" distR="0">
+          <wp:inline distT="0" distB="0" distL="0" distR="0" wp14:anchorId="4EC936BB" wp14:editId="18458F29">
             <wp:extent cx="5399405" cy="4128770"/>
             <wp:effectExtent l="0" t="0" r="0" b="5080"/>
             <wp:docPr id="2" name="Kép 2"/>
@@ -2291,12 +5565,14 @@
       <w:pPr>
         <w:pStyle w:val="Cmsor2"/>
       </w:pPr>
+      <w:bookmarkStart w:id="7" w:name="_Toc229233063"/>
       <w:r>
         <w:t>1.3</w:t>
       </w:r>
       <w:r>
         <w:t xml:space="preserve"> Jellemzőkinyerési módszerek</w:t>
       </w:r>
+      <w:bookmarkEnd w:id="7"/>
     </w:p>
     <w:p>
       <w:pPr>
@@ -2824,9 +6100,11 @@
       <w:pPr>
         <w:pStyle w:val="Cmsor2"/>
       </w:pPr>
+      <w:bookmarkStart w:id="8" w:name="_Toc229233064"/>
       <w:r>
         <w:t>1.4 Gépi tanulási algoritmusok</w:t>
       </w:r>
+      <w:bookmarkEnd w:id="8"/>
     </w:p>
     <w:p>
       <w:pPr>
@@ -2937,6 +6215,7 @@
       <w:pPr>
         <w:pStyle w:val="Cmsor2"/>
       </w:pPr>
+      <w:bookmarkStart w:id="9" w:name="_Toc229233065"/>
       <w:r>
         <w:t>1</w:t>
       </w:r>
@@ -2955,6 +6234,7 @@
       <w:r>
         <w:t>keresztvalidáció</w:t>
       </w:r>
+      <w:bookmarkEnd w:id="9"/>
       <w:proofErr w:type="spellEnd"/>
     </w:p>
     <w:p>
@@ -3161,7 +6441,7 @@
         </w:rPr>
         <w:lastRenderedPageBreak/>
         <w:drawing>
-          <wp:inline distT="0" distB="0" distL="0" distR="0">
+          <wp:inline distT="0" distB="0" distL="0" distR="0" wp14:anchorId="3F91C899" wp14:editId="56C971F8">
             <wp:extent cx="4677532" cy="3448050"/>
             <wp:effectExtent l="0" t="0" r="8890" b="0"/>
             <wp:docPr id="6" name="Kép 6"/>
@@ -3257,6 +6537,7 @@
       <w:pPr>
         <w:pStyle w:val="Cmsor2"/>
       </w:pPr>
+      <w:bookmarkStart w:id="10" w:name="_Toc229233066"/>
       <w:r>
         <w:t xml:space="preserve">1.6 </w:t>
       </w:r>
@@ -3267,6 +6548,7 @@
       <w:r>
         <w:t>metrikák</w:t>
       </w:r>
+      <w:bookmarkEnd w:id="10"/>
       <w:proofErr w:type="gramEnd"/>
     </w:p>
     <w:p>
@@ -3533,10 +6815,12 @@
       <w:pPr>
         <w:pStyle w:val="Cmsor1"/>
       </w:pPr>
+      <w:bookmarkStart w:id="11" w:name="_Toc229233067"/>
       <w:r>
         <w:lastRenderedPageBreak/>
         <w:t>2. Implementáció</w:t>
       </w:r>
+      <w:bookmarkEnd w:id="11"/>
     </w:p>
     <w:p>
       <w:pPr>
@@ -3547,9 +6831,11 @@
       <w:pPr>
         <w:pStyle w:val="Cmsor2"/>
       </w:pPr>
+      <w:bookmarkStart w:id="12" w:name="_Toc229233068"/>
       <w:r>
         <w:t>2.1 Projekt felépítése</w:t>
       </w:r>
+      <w:bookmarkEnd w:id="12"/>
       <w:r>
         <w:br/>
       </w:r>
@@ -3896,6 +7182,202 @@
     <w:p>
       <w:pPr>
         <w:spacing w:after="120" w:line="360" w:lineRule="auto"/>
+        <w:jc w:val="both"/>
+        <w:rPr>
+          <w:rFonts w:ascii="Times New Roman" w:hAnsi="Times New Roman" w:cs="Times New Roman"/>
+          <w:sz w:val="24"/>
+          <w:szCs w:val="24"/>
+        </w:rPr>
+      </w:pPr>
+      <w:r>
+        <w:rPr>
+          <w:rFonts w:ascii="Times New Roman" w:hAnsi="Times New Roman" w:cs="Times New Roman"/>
+          <w:sz w:val="24"/>
+          <w:szCs w:val="24"/>
+        </w:rPr>
+        <w:t xml:space="preserve">A projekt két további önállóan futtatható elemző </w:t>
+      </w:r>
+      <w:proofErr w:type="spellStart"/>
+      <w:r>
+        <w:rPr>
+          <w:rFonts w:ascii="Times New Roman" w:hAnsi="Times New Roman" w:cs="Times New Roman"/>
+          <w:sz w:val="24"/>
+          <w:szCs w:val="24"/>
+        </w:rPr>
+        <w:t>szkriptet</w:t>
+      </w:r>
+      <w:proofErr w:type="spellEnd"/>
+      <w:r>
+        <w:rPr>
+          <w:rFonts w:ascii="Times New Roman" w:hAnsi="Times New Roman" w:cs="Times New Roman"/>
+          <w:sz w:val="24"/>
+          <w:szCs w:val="24"/>
+        </w:rPr>
+        <w:t xml:space="preserve"> is tartalmaz. Az </w:t>
+      </w:r>
+      <w:r>
+        <w:rPr>
+          <w:rStyle w:val="HTML-kd"/>
+          <w:rFonts w:ascii="Times New Roman" w:eastAsiaTheme="minorHAnsi" w:hAnsi="Times New Roman" w:cs="Times New Roman"/>
+          <w:sz w:val="24"/>
+          <w:szCs w:val="24"/>
+        </w:rPr>
+        <w:t>epoch_analysis.py</w:t>
+      </w:r>
+      <w:r>
+        <w:rPr>
+          <w:rFonts w:ascii="Times New Roman" w:hAnsi="Times New Roman" w:cs="Times New Roman"/>
+          <w:sz w:val="24"/>
+          <w:szCs w:val="24"/>
+        </w:rPr>
+        <w:t xml:space="preserve"> a beteg és egészséges csoport EEG-jeleit hasonlítja össze </w:t>
+      </w:r>
+      <w:proofErr w:type="spellStart"/>
+      <w:r>
+        <w:rPr>
+          <w:rFonts w:ascii="Times New Roman" w:hAnsi="Times New Roman" w:cs="Times New Roman"/>
+          <w:sz w:val="24"/>
+          <w:szCs w:val="24"/>
+        </w:rPr>
+        <w:t>epochonként</w:t>
+      </w:r>
+      <w:proofErr w:type="spellEnd"/>
+      <w:r>
+        <w:rPr>
+          <w:rFonts w:ascii="Times New Roman" w:hAnsi="Times New Roman" w:cs="Times New Roman"/>
+          <w:sz w:val="24"/>
+          <w:szCs w:val="24"/>
+        </w:rPr>
+        <w:t>, min-</w:t>
+      </w:r>
+      <w:proofErr w:type="spellStart"/>
+      <w:r>
+        <w:rPr>
+          <w:rFonts w:ascii="Times New Roman" w:hAnsi="Times New Roman" w:cs="Times New Roman"/>
+          <w:sz w:val="24"/>
+          <w:szCs w:val="24"/>
+        </w:rPr>
+        <w:t>max</w:t>
+      </w:r>
+      <w:proofErr w:type="spellEnd"/>
+      <w:r>
+        <w:rPr>
+          <w:rFonts w:ascii="Times New Roman" w:hAnsi="Times New Roman" w:cs="Times New Roman"/>
+          <w:sz w:val="24"/>
+          <w:szCs w:val="24"/>
+        </w:rPr>
+        <w:t xml:space="preserve"> </w:t>
+      </w:r>
+      <w:proofErr w:type="gramStart"/>
+      <w:r>
+        <w:rPr>
+          <w:rFonts w:ascii="Times New Roman" w:hAnsi="Times New Roman" w:cs="Times New Roman"/>
+          <w:sz w:val="24"/>
+          <w:szCs w:val="24"/>
+        </w:rPr>
+        <w:t>kontraszt elemzéssel</w:t>
+      </w:r>
+      <w:proofErr w:type="gramEnd"/>
+      <w:r>
+        <w:rPr>
+          <w:rFonts w:ascii="Times New Roman" w:hAnsi="Times New Roman" w:cs="Times New Roman"/>
+          <w:sz w:val="24"/>
+          <w:szCs w:val="24"/>
+        </w:rPr>
+        <w:t xml:space="preserve"> és kétmintás t-teszttel, és az eredményeket grafikonon is megjeleníti. A </w:t>
+      </w:r>
+      <w:r>
+        <w:rPr>
+          <w:rStyle w:val="HTML-kd"/>
+          <w:rFonts w:ascii="Times New Roman" w:eastAsiaTheme="minorHAnsi" w:hAnsi="Times New Roman" w:cs="Times New Roman"/>
+          <w:sz w:val="24"/>
+          <w:szCs w:val="24"/>
+        </w:rPr>
+        <w:t>feature_selection.py</w:t>
+      </w:r>
+      <w:r>
+        <w:rPr>
+          <w:rFonts w:ascii="Times New Roman" w:hAnsi="Times New Roman" w:cs="Times New Roman"/>
+          <w:sz w:val="24"/>
+          <w:szCs w:val="24"/>
+        </w:rPr>
+        <w:t xml:space="preserve"> azt vizsgálja, hogy a modellek teljesítménye javítható-e azzal, ha csak a legfontosabb 10, 15 vagy 20 jellemzőt használjuk a tanítás során. A </w:t>
+      </w:r>
+      <w:r>
+        <w:rPr>
+          <w:rStyle w:val="HTML-kd"/>
+          <w:rFonts w:ascii="Times New Roman" w:eastAsiaTheme="minorHAnsi" w:hAnsi="Times New Roman" w:cs="Times New Roman"/>
+          <w:sz w:val="24"/>
+          <w:szCs w:val="24"/>
+        </w:rPr>
+        <w:t>visualization.py</w:t>
+      </w:r>
+      <w:r>
+        <w:rPr>
+          <w:rFonts w:ascii="Times New Roman" w:hAnsi="Times New Roman" w:cs="Times New Roman"/>
+          <w:sz w:val="24"/>
+          <w:szCs w:val="24"/>
+        </w:rPr>
+        <w:t xml:space="preserve"> három vizualizációt készít: egy 2D szórásdiagramot a két legfontosabb jellemző alapján, egy pókháló diagramot mind a 33 jellemzőre, valamint a Random Forest modell egyik döntési fájának rajzát. Ez utóbbi három </w:t>
+      </w:r>
+      <w:proofErr w:type="spellStart"/>
+      <w:r>
+        <w:rPr>
+          <w:rFonts w:ascii="Times New Roman" w:hAnsi="Times New Roman" w:cs="Times New Roman"/>
+          <w:sz w:val="24"/>
+          <w:szCs w:val="24"/>
+        </w:rPr>
+        <w:t>szkript</w:t>
+      </w:r>
+      <w:proofErr w:type="spellEnd"/>
+      <w:r>
+        <w:rPr>
+          <w:rFonts w:ascii="Times New Roman" w:hAnsi="Times New Roman" w:cs="Times New Roman"/>
+          <w:sz w:val="24"/>
+          <w:szCs w:val="24"/>
+        </w:rPr>
+        <w:t xml:space="preserve"> a GUI-</w:t>
+      </w:r>
+      <w:proofErr w:type="spellStart"/>
+      <w:r>
+        <w:rPr>
+          <w:rFonts w:ascii="Times New Roman" w:hAnsi="Times New Roman" w:cs="Times New Roman"/>
+          <w:sz w:val="24"/>
+          <w:szCs w:val="24"/>
+        </w:rPr>
+        <w:t>tól</w:t>
+      </w:r>
+      <w:proofErr w:type="spellEnd"/>
+      <w:r>
+        <w:rPr>
+          <w:rFonts w:ascii="Times New Roman" w:hAnsi="Times New Roman" w:cs="Times New Roman"/>
+          <w:sz w:val="24"/>
+          <w:szCs w:val="24"/>
+        </w:rPr>
+        <w:t xml:space="preserve"> teljesen függetlenül működik, és közvetlenül </w:t>
+      </w:r>
+      <w:proofErr w:type="spellStart"/>
+      <w:r>
+        <w:rPr>
+          <w:rFonts w:ascii="Times New Roman" w:hAnsi="Times New Roman" w:cs="Times New Roman"/>
+          <w:sz w:val="24"/>
+          <w:szCs w:val="24"/>
+        </w:rPr>
+        <w:t>PyCharmból</w:t>
+      </w:r>
+      <w:proofErr w:type="spellEnd"/>
+      <w:r>
+        <w:rPr>
+          <w:rFonts w:ascii="Times New Roman" w:hAnsi="Times New Roman" w:cs="Times New Roman"/>
+          <w:sz w:val="24"/>
+          <w:szCs w:val="24"/>
+        </w:rPr>
+        <w:t xml:space="preserve"> vagy parancssorból futtatható.</w:t>
+      </w:r>
+    </w:p>
+    <w:p>
+      <w:pPr>
+        <w:spacing w:after="120" w:line="360" w:lineRule="auto"/>
         <w:jc w:val="center"/>
         <w:rPr>
           <w:rFonts w:ascii="Times New Roman" w:hAnsi="Times New Roman" w:cs="Times New Roman"/>
@@ -3911,10 +7393,10 @@
         </w:rPr>
         <w:lastRenderedPageBreak/>
         <w:drawing>
-          <wp:inline distT="0" distB="0" distL="0" distR="0">
-            <wp:extent cx="5232650" cy="3208020"/>
-            <wp:effectExtent l="0" t="0" r="6350" b="0"/>
-            <wp:docPr id="1" name="Kép 1"/>
+          <wp:inline distT="0" distB="0" distL="0" distR="0" wp14:anchorId="09260F83" wp14:editId="142DD4F5">
+            <wp:extent cx="5399405" cy="3587750"/>
+            <wp:effectExtent l="0" t="0" r="0" b="0"/>
+            <wp:docPr id="12" name="Kép 12"/>
             <wp:cNvGraphicFramePr>
               <a:graphicFrameLocks xmlns:a="http://schemas.openxmlformats.org/drawingml/2006/main" noChangeAspect="1"/>
             </wp:cNvGraphicFramePr>
@@ -3922,7 +7404,7 @@
               <a:graphicData uri="http://schemas.openxmlformats.org/drawingml/2006/picture">
                 <pic:pic xmlns:pic="http://schemas.openxmlformats.org/drawingml/2006/picture">
                   <pic:nvPicPr>
-                    <pic:cNvPr id="1" name="dir_struct.png"/>
+                    <pic:cNvPr id="12" name="felepites.png"/>
                     <pic:cNvPicPr/>
                   </pic:nvPicPr>
                   <pic:blipFill>
@@ -3940,7 +7422,7 @@
                   <pic:spPr>
                     <a:xfrm>
                       <a:off x="0" y="0"/>
-                      <a:ext cx="5309998" cy="3255440"/>
+                      <a:ext cx="5399405" cy="3587750"/>
                     </a:xfrm>
                     <a:prstGeom prst="rect">
                       <a:avLst/>
@@ -3991,12 +7473,14 @@
       <w:pPr>
         <w:pStyle w:val="Cmsor2"/>
       </w:pPr>
+      <w:bookmarkStart w:id="13" w:name="_Toc229233069"/>
       <w:r>
         <w:t>2.2</w:t>
       </w:r>
       <w:r>
         <w:t xml:space="preserve"> Jellemzőkinyerés – feature_extraction.py</w:t>
       </w:r>
+      <w:bookmarkEnd w:id="13"/>
     </w:p>
     <w:p>
       <w:pPr>
@@ -4221,6 +7705,7 @@
           <w:rFonts w:ascii="Times New Roman" w:hAnsi="Times New Roman" w:cs="Times New Roman"/>
           <w:sz w:val="24"/>
         </w:rPr>
+        <w:lastRenderedPageBreak/>
         <w:t>kiszámolódik</w:t>
       </w:r>
       <w:proofErr w:type="spellEnd"/>
@@ -4261,15 +7746,7 @@
           <w:rFonts w:ascii="Times New Roman" w:hAnsi="Times New Roman" w:cs="Times New Roman"/>
           <w:sz w:val="24"/>
         </w:rPr>
-        <w:t xml:space="preserve">/alpha2 </w:t>
-      </w:r>
-      <w:r>
-        <w:rPr>
-          <w:rFonts w:ascii="Times New Roman" w:hAnsi="Times New Roman" w:cs="Times New Roman"/>
-          <w:sz w:val="24"/>
-        </w:rPr>
-        <w:lastRenderedPageBreak/>
-        <w:t xml:space="preserve">hányadosok, valamint a gamma1 és gamma2 részesedése az összes sáv teljesítményéből. Ezek az arányok azért hasznosak, mert a sávok egymáshoz viszonyított viszonya személyenként </w:t>
+        <w:t xml:space="preserve">/alpha2 hányadosok, valamint a gamma1 és gamma2 részesedése az összes sáv teljesítményéből. Ezek az arányok azért hasznosak, mert a sávok egymáshoz viszonyított viszonya személyenként </w:t>
       </w:r>
       <w:proofErr w:type="gramStart"/>
       <w:r>
@@ -5717,9 +9194,11 @@
       <w:pPr>
         <w:pStyle w:val="Cmsor2"/>
       </w:pPr>
+      <w:bookmarkStart w:id="14" w:name="_Toc229233070"/>
       <w:r>
         <w:t>2.3 Modellek betanítása</w:t>
       </w:r>
+      <w:bookmarkEnd w:id="14"/>
     </w:p>
     <w:p>
       <w:pPr>
@@ -7792,6 +11271,7 @@
       <w:pPr>
         <w:pStyle w:val="Cmsor2"/>
       </w:pPr>
+      <w:bookmarkStart w:id="15" w:name="_Toc229233071"/>
       <w:r>
         <w:t xml:space="preserve">2.4 </w:t>
       </w:r>
@@ -7823,6 +11303,7 @@
       <w:r>
         <w:t>s.py</w:t>
       </w:r>
+      <w:bookmarkEnd w:id="15"/>
     </w:p>
     <w:p>
       <w:pPr>
@@ -8554,9 +12035,11 @@
       <w:pPr>
         <w:pStyle w:val="Cmsor2"/>
       </w:pPr>
+      <w:bookmarkStart w:id="16" w:name="_Toc229233072"/>
       <w:r>
         <w:t>2.5 Jellemzőkiválasztás – feature_selection.py</w:t>
       </w:r>
+      <w:bookmarkEnd w:id="16"/>
     </w:p>
     <w:p>
       <w:pPr>
@@ -8773,9 +12256,11 @@
       <w:pPr>
         <w:pStyle w:val="Cmsor2"/>
       </w:pPr>
+      <w:bookmarkStart w:id="17" w:name="_Toc229233073"/>
       <w:r>
         <w:t>2.6 Vizualizáció – visualization.py</w:t>
       </w:r>
+      <w:bookmarkEnd w:id="17"/>
     </w:p>
     <w:p>
       <w:pPr>
@@ -9065,6 +12550,7 @@
       <w:pPr>
         <w:pStyle w:val="Cmsor2"/>
       </w:pPr>
+      <w:bookmarkStart w:id="18" w:name="_Toc229233074"/>
       <w:r>
         <w:lastRenderedPageBreak/>
         <w:t>2.7</w:t>
@@ -9075,6 +12561,7 @@
       <w:r>
         <w:t>rafikus felhasználói felület – gui.py</w:t>
       </w:r>
+      <w:bookmarkEnd w:id="18"/>
     </w:p>
     <w:p>
       <w:pPr>
@@ -9470,6 +12957,7 @@
       <w:pPr>
         <w:pStyle w:val="Cmsor1"/>
       </w:pPr>
+      <w:bookmarkStart w:id="19" w:name="_Toc229233075"/>
       <w:r>
         <w:lastRenderedPageBreak/>
         <w:t xml:space="preserve">3.1 </w:t>
@@ -9477,6 +12965,7 @@
       <w:r>
         <w:t>Eredmények</w:t>
       </w:r>
+      <w:bookmarkEnd w:id="19"/>
     </w:p>
     <w:p>
       <w:pPr>
@@ -9487,9 +12976,11 @@
       <w:pPr>
         <w:pStyle w:val="Cmsor2"/>
       </w:pPr>
+      <w:bookmarkStart w:id="20" w:name="_Toc229233076"/>
       <w:r>
         <w:t>3.1 A modellek teljesítményének összehasonlítása</w:t>
       </w:r>
+      <w:bookmarkEnd w:id="20"/>
     </w:p>
     <w:p>
       <w:pPr>
@@ -12435,9 +15926,11 @@
       <w:pPr>
         <w:pStyle w:val="Cmsor2"/>
       </w:pPr>
+      <w:bookmarkStart w:id="21" w:name="_Toc229233077"/>
       <w:r>
         <w:t>3.2 Jellemzők fontossága</w:t>
       </w:r>
+      <w:bookmarkEnd w:id="21"/>
     </w:p>
     <w:p>
       <w:pPr>
@@ -12607,7 +16100,7 @@
           <w:lang w:val="en-US"/>
         </w:rPr>
         <w:drawing>
-          <wp:inline distT="0" distB="0" distL="0" distR="0">
+          <wp:inline distT="0" distB="0" distL="0" distR="0" wp14:anchorId="3D4F6F9B" wp14:editId="2B79546B">
             <wp:extent cx="4994694" cy="3796390"/>
             <wp:effectExtent l="0" t="0" r="0" b="0"/>
             <wp:docPr id="4" name="Kép 4"/>
@@ -12871,7 +16364,7 @@
           <w:lang w:val="en-US"/>
         </w:rPr>
         <w:drawing>
-          <wp:inline distT="0" distB="0" distL="0" distR="0">
+          <wp:inline distT="0" distB="0" distL="0" distR="0" wp14:anchorId="68A84ECE" wp14:editId="1BE42F0C">
             <wp:extent cx="5007659" cy="3798000"/>
             <wp:effectExtent l="0" t="0" r="2540" b="0"/>
             <wp:docPr id="5" name="Kép 5"/>
@@ -12991,6 +16484,7 @@
       <w:pPr>
         <w:pStyle w:val="Cmsor2"/>
       </w:pPr>
+      <w:bookmarkStart w:id="22" w:name="_Toc229233078"/>
       <w:r>
         <w:t xml:space="preserve">3.3 </w:t>
       </w:r>
@@ -13010,6 +16504,7 @@
       <w:r>
         <w:t xml:space="preserve"> eredményei</w:t>
       </w:r>
+      <w:bookmarkEnd w:id="22"/>
     </w:p>
     <w:p>
       <w:pPr>
@@ -13704,6 +17199,7 @@
       <w:pPr>
         <w:pStyle w:val="Cmsor2"/>
       </w:pPr>
+      <w:bookmarkStart w:id="23" w:name="_Toc229233079"/>
       <w:r>
         <w:lastRenderedPageBreak/>
         <w:t xml:space="preserve">3.4 </w:t>
@@ -13724,6 +17220,7 @@
       <w:r>
         <w:t xml:space="preserve"> eredményei</w:t>
       </w:r>
+      <w:bookmarkEnd w:id="23"/>
     </w:p>
     <w:p>
       <w:pPr>
@@ -13915,7 +17412,7 @@
           <w:lang w:val="en-US"/>
         </w:rPr>
         <w:drawing>
-          <wp:inline distT="0" distB="0" distL="0" distR="0">
+          <wp:inline distT="0" distB="0" distL="0" distR="0" wp14:anchorId="1BED9CA7" wp14:editId="059F7C7A">
             <wp:extent cx="5399405" cy="1368425"/>
             <wp:effectExtent l="0" t="0" r="0" b="3175"/>
             <wp:docPr id="3" name="Kép 3"/>
@@ -14184,7 +17681,7 @@
           <w:lang w:val="en-US"/>
         </w:rPr>
         <w:drawing>
-          <wp:inline distT="0" distB="0" distL="0" distR="0">
+          <wp:inline distT="0" distB="0" distL="0" distR="0" wp14:anchorId="52770493" wp14:editId="3AF75458">
             <wp:extent cx="5399405" cy="1283970"/>
             <wp:effectExtent l="0" t="0" r="0" b="0"/>
             <wp:docPr id="7" name="Kép 7"/>
@@ -14228,6 +17725,7 @@
     </w:p>
     <w:p>
       <w:pPr>
+        <w:spacing w:after="120"/>
         <w:jc w:val="center"/>
         <w:rPr>
           <w:rFonts w:ascii="Times New Roman" w:hAnsi="Times New Roman" w:cs="Times New Roman"/>
@@ -14279,9 +17777,11 @@
       <w:pPr>
         <w:pStyle w:val="Cmsor2"/>
       </w:pPr>
+      <w:bookmarkStart w:id="24" w:name="_Toc229233080"/>
       <w:r>
         <w:t>3.5 Döntési határok és jellemzők vizualizációja</w:t>
       </w:r>
+      <w:bookmarkEnd w:id="24"/>
     </w:p>
     <w:p>
       <w:pPr>
@@ -14390,7 +17890,7 @@
           <w:lang w:val="en-US"/>
         </w:rPr>
         <w:drawing>
-          <wp:inline distT="0" distB="0" distL="0" distR="0">
+          <wp:inline distT="0" distB="0" distL="0" distR="0" wp14:anchorId="3D6B7EBF" wp14:editId="5FEA49DD">
             <wp:extent cx="5399405" cy="2396490"/>
             <wp:effectExtent l="0" t="0" r="0" b="3810"/>
             <wp:docPr id="8" name="Kép 8"/>
@@ -14569,7 +18069,7 @@
           <w:lang w:val="en-US"/>
         </w:rPr>
         <w:drawing>
-          <wp:inline distT="0" distB="0" distL="0" distR="0">
+          <wp:inline distT="0" distB="0" distL="0" distR="0" wp14:anchorId="3A209361" wp14:editId="0EC2BFE4">
             <wp:extent cx="5399405" cy="4340225"/>
             <wp:effectExtent l="0" t="0" r="0" b="3175"/>
             <wp:docPr id="9" name="Kép 9"/>
@@ -14725,7 +18225,7 @@
           <w:lang w:val="en-US"/>
         </w:rPr>
         <w:drawing>
-          <wp:inline distT="0" distB="0" distL="0" distR="0">
+          <wp:inline distT="0" distB="0" distL="0" distR="0" wp14:anchorId="60484486" wp14:editId="4F79B972">
             <wp:extent cx="5399405" cy="3072765"/>
             <wp:effectExtent l="0" t="0" r="0" b="0"/>
             <wp:docPr id="10" name="Kép 10"/>
@@ -14806,12 +18306,21 @@
           <w:lang w:eastAsia="hu-HU"/>
         </w:rPr>
       </w:pPr>
+      <w:bookmarkStart w:id="25" w:name="_Toc229233081"/>
       <w:r>
         <w:rPr>
           <w:rFonts w:eastAsia="Times New Roman"/>
           <w:lang w:eastAsia="hu-HU"/>
         </w:rPr>
-        <w:t xml:space="preserve">3.6 PCA vizualizáció </w:t>
+        <w:t>3.6 PCA vizualizáció</w:t>
+      </w:r>
+      <w:bookmarkEnd w:id="25"/>
+      <w:r>
+        <w:rPr>
+          <w:rFonts w:eastAsia="Times New Roman"/>
+          <w:lang w:eastAsia="hu-HU"/>
+        </w:rPr>
+        <w:t xml:space="preserve"> </w:t>
       </w:r>
     </w:p>
     <w:p>
@@ -14965,19 +18474,3039 @@
     <w:p>
       <w:pPr>
         <w:pStyle w:val="Cmsor1"/>
-      </w:pPr>
+        <w:spacing w:before="0"/>
+      </w:pPr>
+      <w:bookmarkStart w:id="26" w:name="_Toc229233082"/>
       <w:r>
         <w:lastRenderedPageBreak/>
-        <w:t xml:space="preserve">4. </w:t>
-      </w:r>
-      <w:r>
-        <w:t>Felhasználói és telepítési útmutató</w:t>
-      </w:r>
-      <w:bookmarkStart w:id="0" w:name="_GoBack"/>
-      <w:bookmarkEnd w:id="0"/>
+        <w:t>4. Felhasználói és telepítési útmutató</w:t>
+      </w:r>
+      <w:bookmarkEnd w:id="26"/>
+    </w:p>
+    <w:p>
+      <w:pPr>
+        <w:spacing w:after="0"/>
+      </w:pPr>
+    </w:p>
+    <w:p>
+      <w:pPr>
+        <w:pStyle w:val="Cmsor2"/>
+      </w:pPr>
+      <w:bookmarkStart w:id="27" w:name="_Toc229233083"/>
+      <w:r>
+        <w:t>4.1 Rendszerkövetelmények</w:t>
+      </w:r>
+      <w:bookmarkEnd w:id="27"/>
+    </w:p>
+    <w:p>
+      <w:pPr>
+        <w:spacing w:after="0"/>
+      </w:pPr>
+    </w:p>
+    <w:p>
+      <w:pPr>
+        <w:spacing w:after="120" w:line="360" w:lineRule="auto"/>
+        <w:jc w:val="both"/>
+        <w:rPr>
+          <w:rFonts w:ascii="Times New Roman" w:hAnsi="Times New Roman" w:cs="Times New Roman"/>
+          <w:sz w:val="24"/>
+        </w:rPr>
+      </w:pPr>
+      <w:r>
+        <w:rPr>
+          <w:rFonts w:ascii="Times New Roman" w:hAnsi="Times New Roman" w:cs="Times New Roman"/>
+          <w:sz w:val="24"/>
+        </w:rPr>
+        <w:t>A rendszer futtatásához Python 3.8 vagy újabb verzió szükséges. A fejlesztés és tesztelés Python 3.11-es verzión történt, ezért ezt ajánlott használni. A következő külső könyvtárak telepítése szükséges:</w:t>
+      </w:r>
+    </w:p>
+    <w:p>
+      <w:pPr>
+        <w:pStyle w:val="Listaszerbekezds"/>
+        <w:numPr>
+          <w:ilvl w:val="0"/>
+          <w:numId w:val="7"/>
+        </w:numPr>
+        <w:spacing w:after="0" w:line="240" w:lineRule="auto"/>
+        <w:rPr>
+          <w:rFonts w:ascii="Times New Roman" w:eastAsia="Times New Roman" w:hAnsi="Times New Roman" w:cs="Times New Roman"/>
+          <w:sz w:val="24"/>
+          <w:szCs w:val="24"/>
+          <w:lang w:val="en-US"/>
+        </w:rPr>
+      </w:pPr>
+      <w:proofErr w:type="spellStart"/>
+      <w:r>
+        <w:rPr>
+          <w:rFonts w:ascii="Times New Roman" w:eastAsia="Times New Roman" w:hAnsi="Times New Roman" w:cs="Times New Roman"/>
+          <w:sz w:val="24"/>
+          <w:szCs w:val="24"/>
+          <w:lang w:val="en-US"/>
+        </w:rPr>
+        <w:t>numpy</w:t>
+      </w:r>
+      <w:proofErr w:type="spellEnd"/>
+      <w:r>
+        <w:rPr>
+          <w:rFonts w:ascii="Times New Roman" w:eastAsia="Times New Roman" w:hAnsi="Times New Roman" w:cs="Times New Roman"/>
+          <w:sz w:val="24"/>
+          <w:szCs w:val="24"/>
+          <w:lang w:val="en-US"/>
+        </w:rPr>
+        <w:t xml:space="preserve"> – </w:t>
+      </w:r>
+      <w:proofErr w:type="spellStart"/>
+      <w:r>
+        <w:rPr>
+          <w:rFonts w:ascii="Times New Roman" w:eastAsia="Times New Roman" w:hAnsi="Times New Roman" w:cs="Times New Roman"/>
+          <w:sz w:val="24"/>
+          <w:szCs w:val="24"/>
+          <w:lang w:val="en-US"/>
+        </w:rPr>
+        <w:t>numerikus</w:t>
+      </w:r>
+      <w:proofErr w:type="spellEnd"/>
+      <w:r>
+        <w:rPr>
+          <w:rFonts w:ascii="Times New Roman" w:eastAsia="Times New Roman" w:hAnsi="Times New Roman" w:cs="Times New Roman"/>
+          <w:sz w:val="24"/>
+          <w:szCs w:val="24"/>
+          <w:lang w:val="en-US"/>
+        </w:rPr>
+        <w:t xml:space="preserve"> </w:t>
+      </w:r>
+      <w:proofErr w:type="spellStart"/>
+      <w:r>
+        <w:rPr>
+          <w:rFonts w:ascii="Times New Roman" w:eastAsia="Times New Roman" w:hAnsi="Times New Roman" w:cs="Times New Roman"/>
+          <w:sz w:val="24"/>
+          <w:szCs w:val="24"/>
+          <w:lang w:val="en-US"/>
+        </w:rPr>
+        <w:t>számítások</w:t>
+      </w:r>
+      <w:proofErr w:type="spellEnd"/>
+      <w:r>
+        <w:rPr>
+          <w:rFonts w:ascii="Times New Roman" w:eastAsia="Times New Roman" w:hAnsi="Times New Roman" w:cs="Times New Roman"/>
+          <w:sz w:val="24"/>
+          <w:szCs w:val="24"/>
+          <w:lang w:val="en-US"/>
+        </w:rPr>
+        <w:t xml:space="preserve"> </w:t>
+      </w:r>
+    </w:p>
+    <w:p>
+      <w:pPr>
+        <w:pStyle w:val="Listaszerbekezds"/>
+        <w:numPr>
+          <w:ilvl w:val="0"/>
+          <w:numId w:val="7"/>
+        </w:numPr>
+        <w:spacing w:after="0" w:line="240" w:lineRule="auto"/>
+        <w:rPr>
+          <w:rFonts w:ascii="Times New Roman" w:eastAsia="Times New Roman" w:hAnsi="Times New Roman" w:cs="Times New Roman"/>
+          <w:sz w:val="24"/>
+          <w:szCs w:val="24"/>
+          <w:lang w:val="en-US"/>
+        </w:rPr>
+      </w:pPr>
+      <w:r>
+        <w:rPr>
+          <w:rFonts w:ascii="Times New Roman" w:eastAsia="Times New Roman" w:hAnsi="Times New Roman" w:cs="Times New Roman"/>
+          <w:sz w:val="24"/>
+          <w:szCs w:val="24"/>
+          <w:lang w:val="en-US"/>
+        </w:rPr>
+        <w:t xml:space="preserve">pandas – CSV </w:t>
+      </w:r>
+      <w:proofErr w:type="spellStart"/>
+      <w:r>
+        <w:rPr>
+          <w:rFonts w:ascii="Times New Roman" w:eastAsia="Times New Roman" w:hAnsi="Times New Roman" w:cs="Times New Roman"/>
+          <w:sz w:val="24"/>
+          <w:szCs w:val="24"/>
+          <w:lang w:val="en-US"/>
+        </w:rPr>
+        <w:t>fájlok</w:t>
+      </w:r>
+      <w:proofErr w:type="spellEnd"/>
+      <w:r>
+        <w:rPr>
+          <w:rFonts w:ascii="Times New Roman" w:eastAsia="Times New Roman" w:hAnsi="Times New Roman" w:cs="Times New Roman"/>
+          <w:sz w:val="24"/>
+          <w:szCs w:val="24"/>
+          <w:lang w:val="en-US"/>
+        </w:rPr>
+        <w:t xml:space="preserve"> </w:t>
+      </w:r>
+      <w:proofErr w:type="spellStart"/>
+      <w:r>
+        <w:rPr>
+          <w:rFonts w:ascii="Times New Roman" w:eastAsia="Times New Roman" w:hAnsi="Times New Roman" w:cs="Times New Roman"/>
+          <w:sz w:val="24"/>
+          <w:szCs w:val="24"/>
+          <w:lang w:val="en-US"/>
+        </w:rPr>
+        <w:t>beolvasása</w:t>
+      </w:r>
+      <w:proofErr w:type="spellEnd"/>
+      <w:r>
+        <w:rPr>
+          <w:rFonts w:ascii="Times New Roman" w:eastAsia="Times New Roman" w:hAnsi="Times New Roman" w:cs="Times New Roman"/>
+          <w:sz w:val="24"/>
+          <w:szCs w:val="24"/>
+          <w:lang w:val="en-US"/>
+        </w:rPr>
+        <w:t xml:space="preserve"> és </w:t>
+      </w:r>
+      <w:proofErr w:type="spellStart"/>
+      <w:r>
+        <w:rPr>
+          <w:rFonts w:ascii="Times New Roman" w:eastAsia="Times New Roman" w:hAnsi="Times New Roman" w:cs="Times New Roman"/>
+          <w:sz w:val="24"/>
+          <w:szCs w:val="24"/>
+          <w:lang w:val="en-US"/>
+        </w:rPr>
+        <w:t>kezelése</w:t>
+      </w:r>
+      <w:proofErr w:type="spellEnd"/>
+      <w:r>
+        <w:rPr>
+          <w:rFonts w:ascii="Times New Roman" w:eastAsia="Times New Roman" w:hAnsi="Times New Roman" w:cs="Times New Roman"/>
+          <w:sz w:val="24"/>
+          <w:szCs w:val="24"/>
+          <w:lang w:val="en-US"/>
+        </w:rPr>
+        <w:t xml:space="preserve"> </w:t>
+      </w:r>
+    </w:p>
+    <w:p>
+      <w:pPr>
+        <w:pStyle w:val="Listaszerbekezds"/>
+        <w:numPr>
+          <w:ilvl w:val="0"/>
+          <w:numId w:val="7"/>
+        </w:numPr>
+        <w:spacing w:after="0" w:line="240" w:lineRule="auto"/>
+        <w:rPr>
+          <w:rFonts w:ascii="Times New Roman" w:eastAsia="Times New Roman" w:hAnsi="Times New Roman" w:cs="Times New Roman"/>
+          <w:sz w:val="24"/>
+          <w:szCs w:val="24"/>
+          <w:lang w:val="en-US"/>
+        </w:rPr>
+      </w:pPr>
+      <w:proofErr w:type="spellStart"/>
+      <w:r>
+        <w:rPr>
+          <w:rFonts w:ascii="Times New Roman" w:eastAsia="Times New Roman" w:hAnsi="Times New Roman" w:cs="Times New Roman"/>
+          <w:sz w:val="24"/>
+          <w:szCs w:val="24"/>
+          <w:lang w:val="en-US"/>
+        </w:rPr>
+        <w:t>scikit</w:t>
+      </w:r>
+      <w:proofErr w:type="spellEnd"/>
+      <w:r>
+        <w:rPr>
+          <w:rFonts w:ascii="Times New Roman" w:eastAsia="Times New Roman" w:hAnsi="Times New Roman" w:cs="Times New Roman"/>
+          <w:sz w:val="24"/>
+          <w:szCs w:val="24"/>
+          <w:lang w:val="en-US"/>
+        </w:rPr>
+        <w:t xml:space="preserve">-learn – </w:t>
+      </w:r>
+      <w:proofErr w:type="spellStart"/>
+      <w:r>
+        <w:rPr>
+          <w:rFonts w:ascii="Times New Roman" w:eastAsia="Times New Roman" w:hAnsi="Times New Roman" w:cs="Times New Roman"/>
+          <w:sz w:val="24"/>
+          <w:szCs w:val="24"/>
+          <w:lang w:val="en-US"/>
+        </w:rPr>
+        <w:t>gépi</w:t>
+      </w:r>
+      <w:proofErr w:type="spellEnd"/>
+      <w:r>
+        <w:rPr>
+          <w:rFonts w:ascii="Times New Roman" w:eastAsia="Times New Roman" w:hAnsi="Times New Roman" w:cs="Times New Roman"/>
+          <w:sz w:val="24"/>
+          <w:szCs w:val="24"/>
+          <w:lang w:val="en-US"/>
+        </w:rPr>
+        <w:t xml:space="preserve"> </w:t>
+      </w:r>
+      <w:proofErr w:type="spellStart"/>
+      <w:r>
+        <w:rPr>
+          <w:rFonts w:ascii="Times New Roman" w:eastAsia="Times New Roman" w:hAnsi="Times New Roman" w:cs="Times New Roman"/>
+          <w:sz w:val="24"/>
+          <w:szCs w:val="24"/>
+          <w:lang w:val="en-US"/>
+        </w:rPr>
+        <w:t>tanulási</w:t>
+      </w:r>
+      <w:proofErr w:type="spellEnd"/>
+      <w:r>
+        <w:rPr>
+          <w:rFonts w:ascii="Times New Roman" w:eastAsia="Times New Roman" w:hAnsi="Times New Roman" w:cs="Times New Roman"/>
+          <w:sz w:val="24"/>
+          <w:szCs w:val="24"/>
+          <w:lang w:val="en-US"/>
+        </w:rPr>
+        <w:t xml:space="preserve"> </w:t>
+      </w:r>
+      <w:proofErr w:type="spellStart"/>
+      <w:r>
+        <w:rPr>
+          <w:rFonts w:ascii="Times New Roman" w:eastAsia="Times New Roman" w:hAnsi="Times New Roman" w:cs="Times New Roman"/>
+          <w:sz w:val="24"/>
+          <w:szCs w:val="24"/>
+          <w:lang w:val="en-US"/>
+        </w:rPr>
+        <w:t>modellek</w:t>
+      </w:r>
+      <w:proofErr w:type="spellEnd"/>
+      <w:r>
+        <w:rPr>
+          <w:rFonts w:ascii="Times New Roman" w:eastAsia="Times New Roman" w:hAnsi="Times New Roman" w:cs="Times New Roman"/>
+          <w:sz w:val="24"/>
+          <w:szCs w:val="24"/>
+          <w:lang w:val="en-US"/>
+        </w:rPr>
+        <w:t xml:space="preserve"> és </w:t>
+      </w:r>
+      <w:proofErr w:type="spellStart"/>
+      <w:r>
+        <w:rPr>
+          <w:rFonts w:ascii="Times New Roman" w:eastAsia="Times New Roman" w:hAnsi="Times New Roman" w:cs="Times New Roman"/>
+          <w:sz w:val="24"/>
+          <w:szCs w:val="24"/>
+          <w:lang w:val="en-US"/>
+        </w:rPr>
+        <w:t>kiértékelési</w:t>
+      </w:r>
+      <w:proofErr w:type="spellEnd"/>
+      <w:r>
+        <w:rPr>
+          <w:rFonts w:ascii="Times New Roman" w:eastAsia="Times New Roman" w:hAnsi="Times New Roman" w:cs="Times New Roman"/>
+          <w:sz w:val="24"/>
+          <w:szCs w:val="24"/>
+          <w:lang w:val="en-US"/>
+        </w:rPr>
+        <w:t xml:space="preserve"> </w:t>
+      </w:r>
+      <w:proofErr w:type="spellStart"/>
+      <w:r>
+        <w:rPr>
+          <w:rFonts w:ascii="Times New Roman" w:eastAsia="Times New Roman" w:hAnsi="Times New Roman" w:cs="Times New Roman"/>
+          <w:sz w:val="24"/>
+          <w:szCs w:val="24"/>
+          <w:lang w:val="en-US"/>
+        </w:rPr>
+        <w:t>metrikák</w:t>
+      </w:r>
+      <w:proofErr w:type="spellEnd"/>
+      <w:r>
+        <w:rPr>
+          <w:rFonts w:ascii="Times New Roman" w:eastAsia="Times New Roman" w:hAnsi="Times New Roman" w:cs="Times New Roman"/>
+          <w:sz w:val="24"/>
+          <w:szCs w:val="24"/>
+          <w:lang w:val="en-US"/>
+        </w:rPr>
+        <w:t xml:space="preserve"> </w:t>
+      </w:r>
+    </w:p>
+    <w:p>
+      <w:pPr>
+        <w:pStyle w:val="Listaszerbekezds"/>
+        <w:numPr>
+          <w:ilvl w:val="0"/>
+          <w:numId w:val="7"/>
+        </w:numPr>
+        <w:spacing w:after="0" w:line="240" w:lineRule="auto"/>
+        <w:rPr>
+          <w:rFonts w:ascii="Times New Roman" w:eastAsia="Times New Roman" w:hAnsi="Times New Roman" w:cs="Times New Roman"/>
+          <w:sz w:val="24"/>
+          <w:szCs w:val="24"/>
+          <w:lang w:val="en-US"/>
+        </w:rPr>
+      </w:pPr>
+      <w:proofErr w:type="spellStart"/>
+      <w:r>
+        <w:rPr>
+          <w:rFonts w:ascii="Times New Roman" w:eastAsia="Times New Roman" w:hAnsi="Times New Roman" w:cs="Times New Roman"/>
+          <w:sz w:val="24"/>
+          <w:szCs w:val="24"/>
+          <w:lang w:val="en-US"/>
+        </w:rPr>
+        <w:t>xgboost</w:t>
+      </w:r>
+      <w:proofErr w:type="spellEnd"/>
+      <w:r>
+        <w:rPr>
+          <w:rFonts w:ascii="Times New Roman" w:eastAsia="Times New Roman" w:hAnsi="Times New Roman" w:cs="Times New Roman"/>
+          <w:sz w:val="24"/>
+          <w:szCs w:val="24"/>
+          <w:lang w:val="en-US"/>
+        </w:rPr>
+        <w:t xml:space="preserve"> – </w:t>
+      </w:r>
+      <w:proofErr w:type="spellStart"/>
+      <w:r>
+        <w:rPr>
+          <w:rFonts w:ascii="Times New Roman" w:eastAsia="Times New Roman" w:hAnsi="Times New Roman" w:cs="Times New Roman"/>
+          <w:sz w:val="24"/>
+          <w:szCs w:val="24"/>
+          <w:lang w:val="en-US"/>
+        </w:rPr>
+        <w:t>XGBoost</w:t>
+      </w:r>
+      <w:proofErr w:type="spellEnd"/>
+      <w:r>
+        <w:rPr>
+          <w:rFonts w:ascii="Times New Roman" w:eastAsia="Times New Roman" w:hAnsi="Times New Roman" w:cs="Times New Roman"/>
+          <w:sz w:val="24"/>
+          <w:szCs w:val="24"/>
+          <w:lang w:val="en-US"/>
+        </w:rPr>
+        <w:t xml:space="preserve"> </w:t>
+      </w:r>
+      <w:proofErr w:type="spellStart"/>
+      <w:r>
+        <w:rPr>
+          <w:rFonts w:ascii="Times New Roman" w:eastAsia="Times New Roman" w:hAnsi="Times New Roman" w:cs="Times New Roman"/>
+          <w:sz w:val="24"/>
+          <w:szCs w:val="24"/>
+          <w:lang w:val="en-US"/>
+        </w:rPr>
+        <w:t>algoritmus</w:t>
+      </w:r>
+      <w:proofErr w:type="spellEnd"/>
+      <w:r>
+        <w:rPr>
+          <w:rFonts w:ascii="Times New Roman" w:eastAsia="Times New Roman" w:hAnsi="Times New Roman" w:cs="Times New Roman"/>
+          <w:sz w:val="24"/>
+          <w:szCs w:val="24"/>
+          <w:lang w:val="en-US"/>
+        </w:rPr>
+        <w:t xml:space="preserve"> </w:t>
+      </w:r>
+    </w:p>
+    <w:p>
+      <w:pPr>
+        <w:pStyle w:val="Listaszerbekezds"/>
+        <w:numPr>
+          <w:ilvl w:val="0"/>
+          <w:numId w:val="7"/>
+        </w:numPr>
+        <w:spacing w:after="0" w:line="240" w:lineRule="auto"/>
+        <w:rPr>
+          <w:rFonts w:ascii="Times New Roman" w:eastAsia="Times New Roman" w:hAnsi="Times New Roman" w:cs="Times New Roman"/>
+          <w:sz w:val="24"/>
+          <w:szCs w:val="24"/>
+          <w:lang w:val="en-US"/>
+        </w:rPr>
+      </w:pPr>
+      <w:proofErr w:type="spellStart"/>
+      <w:r>
+        <w:rPr>
+          <w:rFonts w:ascii="Times New Roman" w:eastAsia="Times New Roman" w:hAnsi="Times New Roman" w:cs="Times New Roman"/>
+          <w:sz w:val="24"/>
+          <w:szCs w:val="24"/>
+          <w:lang w:val="en-US"/>
+        </w:rPr>
+        <w:t>matplotlib</w:t>
+      </w:r>
+      <w:proofErr w:type="spellEnd"/>
+      <w:r>
+        <w:rPr>
+          <w:rFonts w:ascii="Times New Roman" w:eastAsia="Times New Roman" w:hAnsi="Times New Roman" w:cs="Times New Roman"/>
+          <w:sz w:val="24"/>
+          <w:szCs w:val="24"/>
+          <w:lang w:val="en-US"/>
+        </w:rPr>
+        <w:t xml:space="preserve"> – </w:t>
+      </w:r>
+      <w:proofErr w:type="spellStart"/>
+      <w:r>
+        <w:rPr>
+          <w:rFonts w:ascii="Times New Roman" w:eastAsia="Times New Roman" w:hAnsi="Times New Roman" w:cs="Times New Roman"/>
+          <w:sz w:val="24"/>
+          <w:szCs w:val="24"/>
+          <w:lang w:val="en-US"/>
+        </w:rPr>
+        <w:t>grafikonok</w:t>
+      </w:r>
+      <w:proofErr w:type="spellEnd"/>
+      <w:r>
+        <w:rPr>
+          <w:rFonts w:ascii="Times New Roman" w:eastAsia="Times New Roman" w:hAnsi="Times New Roman" w:cs="Times New Roman"/>
+          <w:sz w:val="24"/>
+          <w:szCs w:val="24"/>
+          <w:lang w:val="en-US"/>
+        </w:rPr>
+        <w:t xml:space="preserve"> és </w:t>
+      </w:r>
+      <w:proofErr w:type="spellStart"/>
+      <w:r>
+        <w:rPr>
+          <w:rFonts w:ascii="Times New Roman" w:eastAsia="Times New Roman" w:hAnsi="Times New Roman" w:cs="Times New Roman"/>
+          <w:sz w:val="24"/>
+          <w:szCs w:val="24"/>
+          <w:lang w:val="en-US"/>
+        </w:rPr>
+        <w:t>vizualizációk</w:t>
+      </w:r>
+      <w:proofErr w:type="spellEnd"/>
+      <w:r>
+        <w:rPr>
+          <w:rFonts w:ascii="Times New Roman" w:eastAsia="Times New Roman" w:hAnsi="Times New Roman" w:cs="Times New Roman"/>
+          <w:sz w:val="24"/>
+          <w:szCs w:val="24"/>
+          <w:lang w:val="en-US"/>
+        </w:rPr>
+        <w:t xml:space="preserve"> </w:t>
+      </w:r>
+    </w:p>
+    <w:p>
+      <w:pPr>
+        <w:pStyle w:val="Listaszerbekezds"/>
+        <w:numPr>
+          <w:ilvl w:val="0"/>
+          <w:numId w:val="7"/>
+        </w:numPr>
+        <w:spacing w:after="0" w:line="240" w:lineRule="auto"/>
+        <w:rPr>
+          <w:rFonts w:ascii="Times New Roman" w:eastAsia="Times New Roman" w:hAnsi="Times New Roman" w:cs="Times New Roman"/>
+          <w:sz w:val="24"/>
+          <w:szCs w:val="24"/>
+          <w:lang w:val="en-US"/>
+        </w:rPr>
+      </w:pPr>
+      <w:proofErr w:type="spellStart"/>
+      <w:r>
+        <w:rPr>
+          <w:rFonts w:ascii="Times New Roman" w:eastAsia="Times New Roman" w:hAnsi="Times New Roman" w:cs="Times New Roman"/>
+          <w:sz w:val="24"/>
+          <w:szCs w:val="24"/>
+          <w:lang w:val="en-US"/>
+        </w:rPr>
+        <w:t>scipy</w:t>
+      </w:r>
+      <w:proofErr w:type="spellEnd"/>
+      <w:r>
+        <w:rPr>
+          <w:rFonts w:ascii="Times New Roman" w:eastAsia="Times New Roman" w:hAnsi="Times New Roman" w:cs="Times New Roman"/>
+          <w:sz w:val="24"/>
+          <w:szCs w:val="24"/>
+          <w:lang w:val="en-US"/>
+        </w:rPr>
+        <w:t xml:space="preserve"> – t-</w:t>
+      </w:r>
+      <w:proofErr w:type="spellStart"/>
+      <w:r>
+        <w:rPr>
+          <w:rFonts w:ascii="Times New Roman" w:eastAsia="Times New Roman" w:hAnsi="Times New Roman" w:cs="Times New Roman"/>
+          <w:sz w:val="24"/>
+          <w:szCs w:val="24"/>
+          <w:lang w:val="en-US"/>
+        </w:rPr>
+        <w:t>teszt</w:t>
+      </w:r>
+      <w:proofErr w:type="spellEnd"/>
+      <w:r>
+        <w:rPr>
+          <w:rFonts w:ascii="Times New Roman" w:eastAsia="Times New Roman" w:hAnsi="Times New Roman" w:cs="Times New Roman"/>
+          <w:sz w:val="24"/>
+          <w:szCs w:val="24"/>
+          <w:lang w:val="en-US"/>
+        </w:rPr>
+        <w:t xml:space="preserve"> és </w:t>
+      </w:r>
+      <w:proofErr w:type="spellStart"/>
+      <w:r>
+        <w:rPr>
+          <w:rFonts w:ascii="Times New Roman" w:eastAsia="Times New Roman" w:hAnsi="Times New Roman" w:cs="Times New Roman"/>
+          <w:sz w:val="24"/>
+          <w:szCs w:val="24"/>
+          <w:lang w:val="en-US"/>
+        </w:rPr>
+        <w:t>statisztikai</w:t>
+      </w:r>
+      <w:proofErr w:type="spellEnd"/>
+      <w:r>
+        <w:rPr>
+          <w:rFonts w:ascii="Times New Roman" w:eastAsia="Times New Roman" w:hAnsi="Times New Roman" w:cs="Times New Roman"/>
+          <w:sz w:val="24"/>
+          <w:szCs w:val="24"/>
+          <w:lang w:val="en-US"/>
+        </w:rPr>
+        <w:t xml:space="preserve"> </w:t>
+      </w:r>
+      <w:proofErr w:type="spellStart"/>
+      <w:r>
+        <w:rPr>
+          <w:rFonts w:ascii="Times New Roman" w:eastAsia="Times New Roman" w:hAnsi="Times New Roman" w:cs="Times New Roman"/>
+          <w:sz w:val="24"/>
+          <w:szCs w:val="24"/>
+          <w:lang w:val="en-US"/>
+        </w:rPr>
+        <w:t>számítások</w:t>
+      </w:r>
+      <w:proofErr w:type="spellEnd"/>
+      <w:r>
+        <w:rPr>
+          <w:rFonts w:ascii="Times New Roman" w:eastAsia="Times New Roman" w:hAnsi="Times New Roman" w:cs="Times New Roman"/>
+          <w:sz w:val="24"/>
+          <w:szCs w:val="24"/>
+          <w:lang w:val="en-US"/>
+        </w:rPr>
+        <w:t xml:space="preserve"> </w:t>
+      </w:r>
+    </w:p>
+    <w:p>
+      <w:pPr>
+        <w:pStyle w:val="Listaszerbekezds"/>
+        <w:numPr>
+          <w:ilvl w:val="0"/>
+          <w:numId w:val="7"/>
+        </w:numPr>
+        <w:spacing w:after="0" w:line="240" w:lineRule="auto"/>
+        <w:rPr>
+          <w:rFonts w:ascii="Times New Roman" w:eastAsia="Times New Roman" w:hAnsi="Times New Roman" w:cs="Times New Roman"/>
+          <w:sz w:val="24"/>
+          <w:szCs w:val="24"/>
+          <w:lang w:val="en-US"/>
+        </w:rPr>
+      </w:pPr>
+      <w:proofErr w:type="spellStart"/>
+      <w:r>
+        <w:rPr>
+          <w:rFonts w:ascii="Times New Roman" w:eastAsia="Times New Roman" w:hAnsi="Times New Roman" w:cs="Times New Roman"/>
+          <w:sz w:val="24"/>
+          <w:szCs w:val="24"/>
+          <w:lang w:val="en-US"/>
+        </w:rPr>
+        <w:t>joblib</w:t>
+      </w:r>
+      <w:proofErr w:type="spellEnd"/>
+      <w:r>
+        <w:rPr>
+          <w:rFonts w:ascii="Times New Roman" w:eastAsia="Times New Roman" w:hAnsi="Times New Roman" w:cs="Times New Roman"/>
+          <w:sz w:val="24"/>
+          <w:szCs w:val="24"/>
+          <w:lang w:val="en-US"/>
+        </w:rPr>
+        <w:t xml:space="preserve"> – </w:t>
+      </w:r>
+      <w:proofErr w:type="spellStart"/>
+      <w:r>
+        <w:rPr>
+          <w:rFonts w:ascii="Times New Roman" w:eastAsia="Times New Roman" w:hAnsi="Times New Roman" w:cs="Times New Roman"/>
+          <w:sz w:val="24"/>
+          <w:szCs w:val="24"/>
+          <w:lang w:val="en-US"/>
+        </w:rPr>
+        <w:t>modellek</w:t>
+      </w:r>
+      <w:proofErr w:type="spellEnd"/>
+      <w:r>
+        <w:rPr>
+          <w:rFonts w:ascii="Times New Roman" w:eastAsia="Times New Roman" w:hAnsi="Times New Roman" w:cs="Times New Roman"/>
+          <w:sz w:val="24"/>
+          <w:szCs w:val="24"/>
+          <w:lang w:val="en-US"/>
+        </w:rPr>
+        <w:t xml:space="preserve"> </w:t>
+      </w:r>
+      <w:proofErr w:type="spellStart"/>
+      <w:r>
+        <w:rPr>
+          <w:rFonts w:ascii="Times New Roman" w:eastAsia="Times New Roman" w:hAnsi="Times New Roman" w:cs="Times New Roman"/>
+          <w:sz w:val="24"/>
+          <w:szCs w:val="24"/>
+          <w:lang w:val="en-US"/>
+        </w:rPr>
+        <w:t>mentése</w:t>
+      </w:r>
+      <w:proofErr w:type="spellEnd"/>
+      <w:r>
+        <w:rPr>
+          <w:rFonts w:ascii="Times New Roman" w:eastAsia="Times New Roman" w:hAnsi="Times New Roman" w:cs="Times New Roman"/>
+          <w:sz w:val="24"/>
+          <w:szCs w:val="24"/>
+          <w:lang w:val="en-US"/>
+        </w:rPr>
+        <w:t xml:space="preserve"> és </w:t>
+      </w:r>
+      <w:proofErr w:type="spellStart"/>
+      <w:r>
+        <w:rPr>
+          <w:rFonts w:ascii="Times New Roman" w:eastAsia="Times New Roman" w:hAnsi="Times New Roman" w:cs="Times New Roman"/>
+          <w:sz w:val="24"/>
+          <w:szCs w:val="24"/>
+          <w:lang w:val="en-US"/>
+        </w:rPr>
+        <w:t>betöltése</w:t>
+      </w:r>
+      <w:proofErr w:type="spellEnd"/>
+      <w:r>
+        <w:rPr>
+          <w:rFonts w:ascii="Times New Roman" w:eastAsia="Times New Roman" w:hAnsi="Times New Roman" w:cs="Times New Roman"/>
+          <w:sz w:val="24"/>
+          <w:szCs w:val="24"/>
+          <w:lang w:val="en-US"/>
+        </w:rPr>
+        <w:t xml:space="preserve"> </w:t>
+      </w:r>
+    </w:p>
+    <w:p>
+      <w:pPr>
+        <w:pStyle w:val="Listaszerbekezds"/>
+        <w:numPr>
+          <w:ilvl w:val="0"/>
+          <w:numId w:val="7"/>
+        </w:numPr>
+        <w:spacing w:after="120" w:line="360" w:lineRule="auto"/>
+        <w:jc w:val="both"/>
+        <w:rPr>
+          <w:rFonts w:ascii="Times New Roman" w:hAnsi="Times New Roman" w:cs="Times New Roman"/>
+          <w:sz w:val="24"/>
+          <w:szCs w:val="24"/>
+        </w:rPr>
+      </w:pPr>
+      <w:proofErr w:type="spellStart"/>
+      <w:r>
+        <w:rPr>
+          <w:rFonts w:ascii="Times New Roman" w:eastAsia="Times New Roman" w:hAnsi="Times New Roman" w:cs="Times New Roman"/>
+          <w:sz w:val="24"/>
+          <w:szCs w:val="24"/>
+          <w:lang w:val="en-US"/>
+        </w:rPr>
+        <w:t>tkinter</w:t>
+      </w:r>
+      <w:proofErr w:type="spellEnd"/>
+      <w:r>
+        <w:rPr>
+          <w:rFonts w:ascii="Times New Roman" w:eastAsia="Times New Roman" w:hAnsi="Times New Roman" w:cs="Times New Roman"/>
+          <w:sz w:val="24"/>
+          <w:szCs w:val="24"/>
+          <w:lang w:val="en-US"/>
+        </w:rPr>
+        <w:t xml:space="preserve"> – </w:t>
+      </w:r>
+      <w:proofErr w:type="spellStart"/>
+      <w:r>
+        <w:rPr>
+          <w:rFonts w:ascii="Times New Roman" w:eastAsia="Times New Roman" w:hAnsi="Times New Roman" w:cs="Times New Roman"/>
+          <w:sz w:val="24"/>
+          <w:szCs w:val="24"/>
+          <w:lang w:val="en-US"/>
+        </w:rPr>
+        <w:t>grafikus</w:t>
+      </w:r>
+      <w:proofErr w:type="spellEnd"/>
+      <w:r>
+        <w:rPr>
+          <w:rFonts w:ascii="Times New Roman" w:eastAsia="Times New Roman" w:hAnsi="Times New Roman" w:cs="Times New Roman"/>
+          <w:sz w:val="24"/>
+          <w:szCs w:val="24"/>
+          <w:lang w:val="en-US"/>
+        </w:rPr>
+        <w:t xml:space="preserve"> </w:t>
+      </w:r>
+      <w:proofErr w:type="spellStart"/>
+      <w:r>
+        <w:rPr>
+          <w:rFonts w:ascii="Times New Roman" w:eastAsia="Times New Roman" w:hAnsi="Times New Roman" w:cs="Times New Roman"/>
+          <w:sz w:val="24"/>
+          <w:szCs w:val="24"/>
+          <w:lang w:val="en-US"/>
+        </w:rPr>
+        <w:t>felhasználói</w:t>
+      </w:r>
+      <w:proofErr w:type="spellEnd"/>
+      <w:r>
+        <w:rPr>
+          <w:rFonts w:ascii="Times New Roman" w:eastAsia="Times New Roman" w:hAnsi="Times New Roman" w:cs="Times New Roman"/>
+          <w:sz w:val="24"/>
+          <w:szCs w:val="24"/>
+          <w:lang w:val="en-US"/>
+        </w:rPr>
+        <w:t xml:space="preserve"> </w:t>
+      </w:r>
+      <w:proofErr w:type="spellStart"/>
+      <w:r>
+        <w:rPr>
+          <w:rFonts w:ascii="Times New Roman" w:eastAsia="Times New Roman" w:hAnsi="Times New Roman" w:cs="Times New Roman"/>
+          <w:sz w:val="24"/>
+          <w:szCs w:val="24"/>
+          <w:lang w:val="en-US"/>
+        </w:rPr>
+        <w:t>felület</w:t>
+      </w:r>
+      <w:proofErr w:type="spellEnd"/>
+    </w:p>
+    <w:p>
+      <w:pPr>
+        <w:spacing w:after="0" w:line="360" w:lineRule="auto"/>
+        <w:jc w:val="both"/>
+        <w:rPr>
+          <w:rFonts w:ascii="Times New Roman" w:hAnsi="Times New Roman" w:cs="Times New Roman"/>
+          <w:sz w:val="24"/>
+        </w:rPr>
+      </w:pPr>
+      <w:r>
+        <w:rPr>
+          <w:rFonts w:ascii="Times New Roman" w:hAnsi="Times New Roman" w:cs="Times New Roman"/>
+          <w:sz w:val="24"/>
+        </w:rPr>
+        <w:t xml:space="preserve">A rendszer Windows operációs rendszeren lett fejlesztve és tesztelve, de Python </w:t>
+      </w:r>
+      <w:proofErr w:type="gramStart"/>
+      <w:r>
+        <w:rPr>
+          <w:rFonts w:ascii="Times New Roman" w:hAnsi="Times New Roman" w:cs="Times New Roman"/>
+          <w:sz w:val="24"/>
+        </w:rPr>
+        <w:t>kompatibilitásának</w:t>
+      </w:r>
+      <w:proofErr w:type="gramEnd"/>
+      <w:r>
+        <w:rPr>
+          <w:rFonts w:ascii="Times New Roman" w:hAnsi="Times New Roman" w:cs="Times New Roman"/>
+          <w:sz w:val="24"/>
+        </w:rPr>
+        <w:t xml:space="preserve"> köszönhetően Linux és </w:t>
+      </w:r>
+      <w:proofErr w:type="spellStart"/>
+      <w:r>
+        <w:rPr>
+          <w:rFonts w:ascii="Times New Roman" w:hAnsi="Times New Roman" w:cs="Times New Roman"/>
+          <w:sz w:val="24"/>
+        </w:rPr>
+        <w:t>macOS</w:t>
+      </w:r>
+      <w:proofErr w:type="spellEnd"/>
+      <w:r>
+        <w:rPr>
+          <w:rFonts w:ascii="Times New Roman" w:hAnsi="Times New Roman" w:cs="Times New Roman"/>
+          <w:sz w:val="24"/>
+        </w:rPr>
+        <w:t xml:space="preserve"> rendszereken is futtatható.</w:t>
+      </w:r>
+    </w:p>
+    <w:p>
+      <w:pPr>
+        <w:spacing w:after="0" w:line="360" w:lineRule="auto"/>
+        <w:jc w:val="both"/>
+        <w:rPr>
+          <w:rFonts w:ascii="Times New Roman" w:hAnsi="Times New Roman" w:cs="Times New Roman"/>
+          <w:sz w:val="24"/>
+        </w:rPr>
+      </w:pPr>
+    </w:p>
+    <w:p>
+      <w:pPr>
+        <w:pStyle w:val="Cmsor2"/>
+        <w:tabs>
+          <w:tab w:val="left" w:pos="2869"/>
+        </w:tabs>
+      </w:pPr>
+      <w:bookmarkStart w:id="28" w:name="_Toc229233084"/>
+      <w:r>
+        <w:t>4.2 Telepítési útmutató</w:t>
+      </w:r>
+      <w:bookmarkEnd w:id="28"/>
+      <w:r>
+        <w:tab/>
+      </w:r>
+    </w:p>
+    <w:p>
+      <w:pPr>
+        <w:spacing w:after="0"/>
+      </w:pPr>
+    </w:p>
+    <w:p>
+      <w:pPr>
+        <w:spacing w:after="120" w:line="360" w:lineRule="auto"/>
+        <w:jc w:val="both"/>
+        <w:rPr>
+          <w:rFonts w:ascii="Times New Roman" w:hAnsi="Times New Roman" w:cs="Times New Roman"/>
+          <w:sz w:val="24"/>
+          <w:szCs w:val="24"/>
+        </w:rPr>
+      </w:pPr>
+      <w:r>
+        <w:rPr>
+          <w:rFonts w:ascii="Times New Roman" w:hAnsi="Times New Roman" w:cs="Times New Roman"/>
+          <w:sz w:val="24"/>
+          <w:szCs w:val="24"/>
+        </w:rPr>
+        <w:t xml:space="preserve">Ha még nincs Python telepítve, a legújabb verzió letölthető a hivatalos oldalról: </w:t>
+      </w:r>
+      <w:r>
+        <w:rPr>
+          <w:rStyle w:val="HTML-kd"/>
+          <w:rFonts w:ascii="Times New Roman" w:eastAsiaTheme="minorHAnsi" w:hAnsi="Times New Roman" w:cs="Times New Roman"/>
+          <w:sz w:val="24"/>
+          <w:szCs w:val="24"/>
+        </w:rPr>
+        <w:t>https://www.python.org/downloads/</w:t>
+      </w:r>
+      <w:r>
+        <w:rPr>
+          <w:rFonts w:ascii="Times New Roman" w:hAnsi="Times New Roman" w:cs="Times New Roman"/>
+          <w:sz w:val="24"/>
+          <w:szCs w:val="24"/>
+        </w:rPr>
+        <w:t xml:space="preserve">. Telepítés során fontos bejelölni az „Add Python </w:t>
+      </w:r>
+      <w:proofErr w:type="spellStart"/>
+      <w:r>
+        <w:rPr>
+          <w:rFonts w:ascii="Times New Roman" w:hAnsi="Times New Roman" w:cs="Times New Roman"/>
+          <w:sz w:val="24"/>
+          <w:szCs w:val="24"/>
+        </w:rPr>
+        <w:t>to</w:t>
+      </w:r>
+      <w:proofErr w:type="spellEnd"/>
+      <w:r>
+        <w:rPr>
+          <w:rFonts w:ascii="Times New Roman" w:hAnsi="Times New Roman" w:cs="Times New Roman"/>
+          <w:sz w:val="24"/>
+          <w:szCs w:val="24"/>
+        </w:rPr>
+        <w:t xml:space="preserve"> PATH" opciót, különben a parancssor nem fogja megtalálni a Python futtatókörnyezetet.</w:t>
+      </w:r>
+    </w:p>
+    <w:p>
+      <w:pPr>
+        <w:spacing w:after="120" w:line="360" w:lineRule="auto"/>
+        <w:jc w:val="both"/>
+        <w:rPr>
+          <w:rFonts w:ascii="Times New Roman" w:hAnsi="Times New Roman" w:cs="Times New Roman"/>
+          <w:sz w:val="24"/>
+          <w:szCs w:val="24"/>
+        </w:rPr>
+      </w:pPr>
+      <w:r>
+        <w:rPr>
+          <w:rFonts w:ascii="Times New Roman" w:hAnsi="Times New Roman" w:cs="Times New Roman"/>
+          <w:sz w:val="24"/>
+          <w:szCs w:val="24"/>
+        </w:rPr>
+        <w:t xml:space="preserve">A projekt </w:t>
+      </w:r>
+      <w:proofErr w:type="gramStart"/>
+      <w:r>
+        <w:rPr>
+          <w:rFonts w:ascii="Times New Roman" w:hAnsi="Times New Roman" w:cs="Times New Roman"/>
+          <w:sz w:val="24"/>
+          <w:szCs w:val="24"/>
+        </w:rPr>
+        <w:t>fájljait</w:t>
+      </w:r>
+      <w:proofErr w:type="gramEnd"/>
+      <w:r>
+        <w:rPr>
+          <w:rFonts w:ascii="Times New Roman" w:hAnsi="Times New Roman" w:cs="Times New Roman"/>
+          <w:sz w:val="24"/>
+          <w:szCs w:val="24"/>
+        </w:rPr>
+        <w:t xml:space="preserve"> a 2.1 fejezetben bemutatott mappast</w:t>
+      </w:r>
+      <w:r>
+        <w:rPr>
+          <w:rFonts w:ascii="Times New Roman" w:hAnsi="Times New Roman" w:cs="Times New Roman"/>
+          <w:sz w:val="24"/>
+          <w:szCs w:val="24"/>
+        </w:rPr>
+        <w:t>ruktúra szerint kell elhelyezni,</w:t>
+      </w:r>
+      <w:r>
+        <w:rPr>
+          <w:rFonts w:ascii="Times New Roman" w:hAnsi="Times New Roman" w:cs="Times New Roman"/>
+          <w:sz w:val="24"/>
+          <w:szCs w:val="24"/>
+        </w:rPr>
+        <w:t xml:space="preserve"> az összes Python fájl egy közös mappába kerül, amelyen belül létre kell hozni a </w:t>
+      </w:r>
+      <w:proofErr w:type="spellStart"/>
+      <w:r>
+        <w:rPr>
+          <w:rFonts w:ascii="Times New Roman" w:hAnsi="Times New Roman" w:cs="Times New Roman"/>
+          <w:sz w:val="24"/>
+          <w:szCs w:val="24"/>
+        </w:rPr>
+        <w:t>data</w:t>
+      </w:r>
+      <w:proofErr w:type="spellEnd"/>
+      <w:r>
+        <w:rPr>
+          <w:rFonts w:ascii="Times New Roman" w:hAnsi="Times New Roman" w:cs="Times New Roman"/>
+          <w:sz w:val="24"/>
+          <w:szCs w:val="24"/>
+        </w:rPr>
+        <w:t xml:space="preserve"> mappát a beteg, </w:t>
+      </w:r>
+      <w:proofErr w:type="spellStart"/>
+      <w:r>
+        <w:rPr>
+          <w:rFonts w:ascii="Times New Roman" w:hAnsi="Times New Roman" w:cs="Times New Roman"/>
+          <w:sz w:val="24"/>
+          <w:szCs w:val="24"/>
+        </w:rPr>
+        <w:t>egeszseges</w:t>
+      </w:r>
+      <w:proofErr w:type="spellEnd"/>
+      <w:r>
+        <w:rPr>
+          <w:rFonts w:ascii="Times New Roman" w:hAnsi="Times New Roman" w:cs="Times New Roman"/>
+          <w:sz w:val="24"/>
+          <w:szCs w:val="24"/>
+        </w:rPr>
+        <w:t xml:space="preserve"> és test </w:t>
+      </w:r>
+      <w:proofErr w:type="spellStart"/>
+      <w:r>
+        <w:rPr>
+          <w:rFonts w:ascii="Times New Roman" w:hAnsi="Times New Roman" w:cs="Times New Roman"/>
+          <w:sz w:val="24"/>
+          <w:szCs w:val="24"/>
+        </w:rPr>
+        <w:t>almappákkal</w:t>
+      </w:r>
+      <w:proofErr w:type="spellEnd"/>
+      <w:r>
+        <w:rPr>
+          <w:rFonts w:ascii="Times New Roman" w:hAnsi="Times New Roman" w:cs="Times New Roman"/>
+          <w:sz w:val="24"/>
+          <w:szCs w:val="24"/>
+        </w:rPr>
+        <w:t xml:space="preserve">. A beteg és </w:t>
+      </w:r>
+      <w:proofErr w:type="spellStart"/>
+      <w:r>
+        <w:rPr>
+          <w:rFonts w:ascii="Times New Roman" w:hAnsi="Times New Roman" w:cs="Times New Roman"/>
+          <w:sz w:val="24"/>
+          <w:szCs w:val="24"/>
+        </w:rPr>
+        <w:t>egeszseges</w:t>
+      </w:r>
+      <w:proofErr w:type="spellEnd"/>
+      <w:r>
+        <w:rPr>
+          <w:rFonts w:ascii="Times New Roman" w:hAnsi="Times New Roman" w:cs="Times New Roman"/>
+          <w:sz w:val="24"/>
+          <w:szCs w:val="24"/>
+        </w:rPr>
+        <w:t xml:space="preserve"> </w:t>
+      </w:r>
+      <w:proofErr w:type="gramStart"/>
+      <w:r>
+        <w:rPr>
+          <w:rFonts w:ascii="Times New Roman" w:hAnsi="Times New Roman" w:cs="Times New Roman"/>
+          <w:sz w:val="24"/>
+          <w:szCs w:val="24"/>
+        </w:rPr>
+        <w:t>mappákba</w:t>
+      </w:r>
+      <w:proofErr w:type="gramEnd"/>
+      <w:r>
+        <w:rPr>
+          <w:rFonts w:ascii="Times New Roman" w:hAnsi="Times New Roman" w:cs="Times New Roman"/>
+          <w:sz w:val="24"/>
+          <w:szCs w:val="24"/>
+        </w:rPr>
+        <w:t xml:space="preserve"> kell elhelyezni a </w:t>
+      </w:r>
+      <w:proofErr w:type="spellStart"/>
+      <w:r>
+        <w:rPr>
+          <w:rFonts w:ascii="Times New Roman" w:hAnsi="Times New Roman" w:cs="Times New Roman"/>
+          <w:sz w:val="24"/>
+          <w:szCs w:val="24"/>
+        </w:rPr>
+        <w:t>tanítóadatokat</w:t>
+      </w:r>
+      <w:proofErr w:type="spellEnd"/>
+      <w:r>
+        <w:rPr>
+          <w:rFonts w:ascii="Times New Roman" w:hAnsi="Times New Roman" w:cs="Times New Roman"/>
+          <w:sz w:val="24"/>
+          <w:szCs w:val="24"/>
+        </w:rPr>
+        <w:t>, a test mappába pedig a manuális tesztelésre szánt felvételeket.</w:t>
+      </w:r>
+    </w:p>
+    <w:p>
+      <w:pPr>
+        <w:spacing w:after="120" w:line="360" w:lineRule="auto"/>
+        <w:jc w:val="both"/>
+        <w:rPr>
+          <w:rFonts w:ascii="Times New Roman" w:hAnsi="Times New Roman" w:cs="Times New Roman"/>
+          <w:sz w:val="24"/>
+          <w:szCs w:val="24"/>
+        </w:rPr>
+      </w:pPr>
+      <w:r>
+        <w:rPr>
+          <w:rFonts w:ascii="Times New Roman" w:hAnsi="Times New Roman" w:cs="Times New Roman"/>
+          <w:sz w:val="24"/>
+          <w:szCs w:val="24"/>
+        </w:rPr>
+        <w:t>A szükséges könyvtárakat a következő paranccsal lehet te</w:t>
+      </w:r>
+      <w:r>
+        <w:rPr>
+          <w:rFonts w:ascii="Times New Roman" w:hAnsi="Times New Roman" w:cs="Times New Roman"/>
+          <w:sz w:val="24"/>
+          <w:szCs w:val="24"/>
+        </w:rPr>
+        <w:t xml:space="preserve">lepíteni a parancssorból vagy egy preferált IDE használatával futtatni például </w:t>
+      </w:r>
+      <w:proofErr w:type="spellStart"/>
+      <w:r>
+        <w:rPr>
+          <w:rFonts w:ascii="Times New Roman" w:hAnsi="Times New Roman" w:cs="Times New Roman"/>
+          <w:sz w:val="24"/>
+          <w:szCs w:val="24"/>
+        </w:rPr>
+        <w:t>PyCharm</w:t>
+      </w:r>
+      <w:proofErr w:type="spellEnd"/>
+      <w:r>
+        <w:rPr>
+          <w:rFonts w:ascii="Times New Roman" w:hAnsi="Times New Roman" w:cs="Times New Roman"/>
+          <w:sz w:val="24"/>
+          <w:szCs w:val="24"/>
+        </w:rPr>
+        <w:t xml:space="preserve"> beépített terminálján:</w:t>
+      </w:r>
+    </w:p>
+    <w:p>
+      <w:pPr>
+        <w:spacing w:after="120" w:line="360" w:lineRule="auto"/>
+        <w:jc w:val="both"/>
+        <w:rPr>
+          <w:rFonts w:ascii="Courier New" w:hAnsi="Courier New" w:cs="Courier New"/>
+          <w:sz w:val="24"/>
+          <w:szCs w:val="24"/>
+        </w:rPr>
+      </w:pPr>
+      <w:proofErr w:type="spellStart"/>
+      <w:r>
+        <w:rPr>
+          <w:rFonts w:ascii="Courier New" w:hAnsi="Courier New" w:cs="Courier New"/>
+          <w:sz w:val="24"/>
+          <w:szCs w:val="24"/>
+        </w:rPr>
+        <w:t>pip</w:t>
+      </w:r>
+      <w:proofErr w:type="spellEnd"/>
+      <w:r>
+        <w:rPr>
+          <w:rFonts w:ascii="Courier New" w:hAnsi="Courier New" w:cs="Courier New"/>
+          <w:sz w:val="24"/>
+          <w:szCs w:val="24"/>
+        </w:rPr>
+        <w:t xml:space="preserve"> </w:t>
+      </w:r>
+      <w:proofErr w:type="spellStart"/>
+      <w:r>
+        <w:rPr>
+          <w:rFonts w:ascii="Courier New" w:hAnsi="Courier New" w:cs="Courier New"/>
+          <w:sz w:val="24"/>
+          <w:szCs w:val="24"/>
+        </w:rPr>
+        <w:t>install</w:t>
+      </w:r>
+      <w:proofErr w:type="spellEnd"/>
+      <w:r>
+        <w:rPr>
+          <w:rFonts w:ascii="Courier New" w:hAnsi="Courier New" w:cs="Courier New"/>
+          <w:sz w:val="24"/>
+          <w:szCs w:val="24"/>
+        </w:rPr>
+        <w:t xml:space="preserve"> </w:t>
+      </w:r>
+      <w:proofErr w:type="spellStart"/>
+      <w:r>
+        <w:rPr>
+          <w:rFonts w:ascii="Courier New" w:hAnsi="Courier New" w:cs="Courier New"/>
+          <w:sz w:val="24"/>
+          <w:szCs w:val="24"/>
+        </w:rPr>
+        <w:t>numpy</w:t>
+      </w:r>
+      <w:proofErr w:type="spellEnd"/>
+      <w:r>
+        <w:rPr>
+          <w:rFonts w:ascii="Courier New" w:hAnsi="Courier New" w:cs="Courier New"/>
+          <w:sz w:val="24"/>
+          <w:szCs w:val="24"/>
+        </w:rPr>
+        <w:t xml:space="preserve"> </w:t>
+      </w:r>
+      <w:proofErr w:type="spellStart"/>
+      <w:r>
+        <w:rPr>
+          <w:rFonts w:ascii="Courier New" w:hAnsi="Courier New" w:cs="Courier New"/>
+          <w:sz w:val="24"/>
+          <w:szCs w:val="24"/>
+        </w:rPr>
+        <w:t>pandas</w:t>
+      </w:r>
+      <w:proofErr w:type="spellEnd"/>
+      <w:r>
+        <w:rPr>
+          <w:rFonts w:ascii="Courier New" w:hAnsi="Courier New" w:cs="Courier New"/>
+          <w:sz w:val="24"/>
+          <w:szCs w:val="24"/>
+        </w:rPr>
+        <w:t xml:space="preserve"> </w:t>
+      </w:r>
+      <w:proofErr w:type="spellStart"/>
+      <w:r>
+        <w:rPr>
+          <w:rFonts w:ascii="Courier New" w:hAnsi="Courier New" w:cs="Courier New"/>
+          <w:sz w:val="24"/>
+          <w:szCs w:val="24"/>
+        </w:rPr>
+        <w:t>scikit-learn</w:t>
+      </w:r>
+      <w:proofErr w:type="spellEnd"/>
+      <w:r>
+        <w:rPr>
+          <w:rFonts w:ascii="Courier New" w:hAnsi="Courier New" w:cs="Courier New"/>
+          <w:sz w:val="24"/>
+          <w:szCs w:val="24"/>
+        </w:rPr>
+        <w:t xml:space="preserve"> </w:t>
+      </w:r>
+      <w:proofErr w:type="spellStart"/>
+      <w:r>
+        <w:rPr>
+          <w:rFonts w:ascii="Courier New" w:hAnsi="Courier New" w:cs="Courier New"/>
+          <w:sz w:val="24"/>
+          <w:szCs w:val="24"/>
+        </w:rPr>
+        <w:t>xgboost</w:t>
+      </w:r>
+      <w:proofErr w:type="spellEnd"/>
+      <w:r>
+        <w:rPr>
+          <w:rFonts w:ascii="Courier New" w:hAnsi="Courier New" w:cs="Courier New"/>
+          <w:sz w:val="24"/>
+          <w:szCs w:val="24"/>
+        </w:rPr>
+        <w:t xml:space="preserve"> </w:t>
+      </w:r>
+      <w:proofErr w:type="spellStart"/>
+      <w:r>
+        <w:rPr>
+          <w:rFonts w:ascii="Courier New" w:hAnsi="Courier New" w:cs="Courier New"/>
+          <w:sz w:val="24"/>
+          <w:szCs w:val="24"/>
+        </w:rPr>
+        <w:t>matplotlib</w:t>
+      </w:r>
+      <w:proofErr w:type="spellEnd"/>
+      <w:r>
+        <w:rPr>
+          <w:rFonts w:ascii="Courier New" w:hAnsi="Courier New" w:cs="Courier New"/>
+          <w:sz w:val="24"/>
+          <w:szCs w:val="24"/>
+        </w:rPr>
+        <w:t xml:space="preserve"> </w:t>
+      </w:r>
+      <w:proofErr w:type="spellStart"/>
+      <w:r>
+        <w:rPr>
+          <w:rFonts w:ascii="Courier New" w:hAnsi="Courier New" w:cs="Courier New"/>
+          <w:sz w:val="24"/>
+          <w:szCs w:val="24"/>
+        </w:rPr>
+        <w:t>scipy</w:t>
+      </w:r>
+      <w:proofErr w:type="spellEnd"/>
+      <w:r>
+        <w:rPr>
+          <w:rFonts w:ascii="Courier New" w:hAnsi="Courier New" w:cs="Courier New"/>
+          <w:sz w:val="24"/>
+          <w:szCs w:val="24"/>
+        </w:rPr>
+        <w:t xml:space="preserve"> </w:t>
+      </w:r>
+      <w:proofErr w:type="spellStart"/>
+      <w:r>
+        <w:rPr>
+          <w:rFonts w:ascii="Courier New" w:hAnsi="Courier New" w:cs="Courier New"/>
+          <w:sz w:val="24"/>
+          <w:szCs w:val="24"/>
+        </w:rPr>
+        <w:t>joblib</w:t>
+      </w:r>
+      <w:proofErr w:type="spellEnd"/>
+    </w:p>
+    <w:p>
+      <w:pPr>
+        <w:spacing w:after="120" w:line="360" w:lineRule="auto"/>
+        <w:jc w:val="both"/>
+        <w:rPr>
+          <w:rFonts w:ascii="Times New Roman" w:hAnsi="Times New Roman" w:cs="Times New Roman"/>
+          <w:sz w:val="24"/>
+          <w:szCs w:val="24"/>
+        </w:rPr>
+      </w:pPr>
+      <w:r>
+        <w:rPr>
+          <w:rFonts w:ascii="Times New Roman" w:hAnsi="Times New Roman" w:cs="Times New Roman"/>
+          <w:sz w:val="24"/>
+          <w:szCs w:val="24"/>
+        </w:rPr>
+        <w:t xml:space="preserve">A grafikus felület a </w:t>
+      </w:r>
+      <w:r>
+        <w:rPr>
+          <w:rStyle w:val="HTML-kd"/>
+          <w:rFonts w:ascii="Times New Roman" w:eastAsiaTheme="minorHAnsi" w:hAnsi="Times New Roman" w:cs="Times New Roman"/>
+          <w:sz w:val="24"/>
+          <w:szCs w:val="24"/>
+        </w:rPr>
+        <w:t>gui.py</w:t>
+      </w:r>
+      <w:r>
+        <w:rPr>
+          <w:rFonts w:ascii="Times New Roman" w:hAnsi="Times New Roman" w:cs="Times New Roman"/>
+          <w:sz w:val="24"/>
+          <w:szCs w:val="24"/>
+        </w:rPr>
+        <w:t xml:space="preserve"> </w:t>
+      </w:r>
+      <w:proofErr w:type="gramStart"/>
+      <w:r>
+        <w:rPr>
+          <w:rFonts w:ascii="Times New Roman" w:hAnsi="Times New Roman" w:cs="Times New Roman"/>
+          <w:sz w:val="24"/>
+          <w:szCs w:val="24"/>
+        </w:rPr>
+        <w:t>fájl</w:t>
+      </w:r>
+      <w:proofErr w:type="gramEnd"/>
+      <w:r>
+        <w:rPr>
+          <w:rFonts w:ascii="Times New Roman" w:hAnsi="Times New Roman" w:cs="Times New Roman"/>
+          <w:sz w:val="24"/>
+          <w:szCs w:val="24"/>
+        </w:rPr>
+        <w:t xml:space="preserve"> futtatásával indítható el:</w:t>
+      </w:r>
+    </w:p>
+    <w:p>
+      <w:pPr>
+        <w:spacing w:after="120" w:line="360" w:lineRule="auto"/>
+        <w:jc w:val="both"/>
+        <w:rPr>
+          <w:rFonts w:ascii="Courier New" w:hAnsi="Courier New" w:cs="Courier New"/>
+          <w:sz w:val="24"/>
+          <w:szCs w:val="24"/>
+        </w:rPr>
+      </w:pPr>
+      <w:proofErr w:type="spellStart"/>
+      <w:r>
+        <w:rPr>
+          <w:rFonts w:ascii="Courier New" w:hAnsi="Courier New" w:cs="Courier New"/>
+          <w:sz w:val="24"/>
+          <w:szCs w:val="24"/>
+        </w:rPr>
+        <w:t>python</w:t>
+      </w:r>
+      <w:proofErr w:type="spellEnd"/>
+      <w:r>
+        <w:rPr>
+          <w:rFonts w:ascii="Courier New" w:hAnsi="Courier New" w:cs="Courier New"/>
+          <w:sz w:val="24"/>
+          <w:szCs w:val="24"/>
+        </w:rPr>
+        <w:t xml:space="preserve"> gui.py</w:t>
+      </w:r>
+    </w:p>
+    <w:p>
+      <w:pPr>
+        <w:spacing w:after="0" w:line="360" w:lineRule="auto"/>
+        <w:jc w:val="both"/>
+        <w:rPr>
+          <w:rFonts w:ascii="Times New Roman" w:hAnsi="Times New Roman" w:cs="Times New Roman"/>
+          <w:sz w:val="24"/>
+          <w:szCs w:val="24"/>
+        </w:rPr>
+      </w:pPr>
+      <w:proofErr w:type="spellStart"/>
+      <w:r>
+        <w:rPr>
+          <w:rFonts w:ascii="Times New Roman" w:hAnsi="Times New Roman" w:cs="Times New Roman"/>
+          <w:sz w:val="24"/>
+          <w:szCs w:val="24"/>
+        </w:rPr>
+        <w:lastRenderedPageBreak/>
+        <w:t>PyCharmban</w:t>
+      </w:r>
+      <w:proofErr w:type="spellEnd"/>
+      <w:r>
+        <w:rPr>
+          <w:rFonts w:ascii="Times New Roman" w:hAnsi="Times New Roman" w:cs="Times New Roman"/>
+          <w:sz w:val="24"/>
+          <w:szCs w:val="24"/>
+        </w:rPr>
+        <w:t xml:space="preserve"> elegendő megnyitni a </w:t>
+      </w:r>
+      <w:r>
+        <w:rPr>
+          <w:rStyle w:val="HTML-kd"/>
+          <w:rFonts w:ascii="Times New Roman" w:eastAsiaTheme="minorHAnsi" w:hAnsi="Times New Roman" w:cs="Times New Roman"/>
+          <w:sz w:val="24"/>
+          <w:szCs w:val="24"/>
+        </w:rPr>
+        <w:t>gui.py</w:t>
+      </w:r>
+      <w:r>
+        <w:rPr>
+          <w:rFonts w:ascii="Times New Roman" w:hAnsi="Times New Roman" w:cs="Times New Roman"/>
+          <w:sz w:val="24"/>
+          <w:szCs w:val="24"/>
+        </w:rPr>
+        <w:t xml:space="preserve"> </w:t>
+      </w:r>
+      <w:proofErr w:type="gramStart"/>
+      <w:r>
+        <w:rPr>
+          <w:rFonts w:ascii="Times New Roman" w:hAnsi="Times New Roman" w:cs="Times New Roman"/>
+          <w:sz w:val="24"/>
+          <w:szCs w:val="24"/>
+        </w:rPr>
+        <w:t>fájlt</w:t>
+      </w:r>
+      <w:proofErr w:type="gramEnd"/>
+      <w:r>
+        <w:rPr>
+          <w:rFonts w:ascii="Times New Roman" w:hAnsi="Times New Roman" w:cs="Times New Roman"/>
+          <w:sz w:val="24"/>
+          <w:szCs w:val="24"/>
+        </w:rPr>
+        <w:t xml:space="preserve"> és a zöld lejátszás gombra kattintani. Az ablak megnyitása ut</w:t>
+      </w:r>
+      <w:r>
+        <w:rPr>
+          <w:rFonts w:ascii="Times New Roman" w:hAnsi="Times New Roman" w:cs="Times New Roman"/>
+          <w:sz w:val="24"/>
+          <w:szCs w:val="24"/>
+        </w:rPr>
+        <w:t>án a rendszer használatra kész,</w:t>
+      </w:r>
+      <w:r>
+        <w:rPr>
+          <w:rFonts w:ascii="Times New Roman" w:hAnsi="Times New Roman" w:cs="Times New Roman"/>
+          <w:sz w:val="24"/>
+          <w:szCs w:val="24"/>
+        </w:rPr>
+        <w:t xml:space="preserve"> a modellek betanítása előtt nincs szükség semmilyen előkészületre.</w:t>
+      </w:r>
+    </w:p>
+    <w:p>
+      <w:pPr>
+        <w:spacing w:after="0" w:line="360" w:lineRule="auto"/>
+        <w:jc w:val="both"/>
+        <w:rPr>
+          <w:rFonts w:ascii="Times New Roman" w:hAnsi="Times New Roman" w:cs="Times New Roman"/>
+          <w:sz w:val="24"/>
+          <w:szCs w:val="24"/>
+        </w:rPr>
+      </w:pPr>
+    </w:p>
+    <w:p>
+      <w:pPr>
+        <w:pStyle w:val="Cmsor2"/>
+      </w:pPr>
+      <w:bookmarkStart w:id="29" w:name="_Toc229233085"/>
+      <w:r>
+        <w:t>4.3 Grafikus felület használata</w:t>
+      </w:r>
+      <w:bookmarkEnd w:id="29"/>
+    </w:p>
+    <w:p>
+      <w:pPr>
+        <w:spacing w:after="0"/>
+      </w:pPr>
+    </w:p>
+    <w:p>
+      <w:pPr>
+        <w:spacing w:after="120" w:line="360" w:lineRule="auto"/>
+        <w:jc w:val="both"/>
+        <w:rPr>
+          <w:rFonts w:ascii="Times New Roman" w:hAnsi="Times New Roman" w:cs="Times New Roman"/>
+          <w:sz w:val="24"/>
+        </w:rPr>
+      </w:pPr>
+      <w:r>
+        <w:rPr>
+          <w:rFonts w:ascii="Times New Roman" w:hAnsi="Times New Roman" w:cs="Times New Roman"/>
+          <w:sz w:val="24"/>
+        </w:rPr>
+        <w:t>A grafikus felület elindítása után az alábbi ablak jelenik meg:</w:t>
+      </w:r>
+    </w:p>
+    <w:p>
+      <w:pPr>
+        <w:spacing w:after="120" w:line="360" w:lineRule="auto"/>
+        <w:jc w:val="center"/>
+        <w:rPr>
+          <w:rFonts w:ascii="Times New Roman" w:hAnsi="Times New Roman" w:cs="Times New Roman"/>
+          <w:sz w:val="24"/>
+        </w:rPr>
+      </w:pPr>
+      <w:r>
+        <w:rPr>
+          <w:rFonts w:ascii="Times New Roman" w:hAnsi="Times New Roman" w:cs="Times New Roman"/>
+          <w:sz w:val="24"/>
+        </w:rPr>
+        <w:drawing>
+          <wp:inline distT="0" distB="0" distL="0" distR="0" wp14:anchorId="0BCC326B" wp14:editId="33B6EAD8">
+            <wp:extent cx="3905795" cy="3982006"/>
+            <wp:effectExtent l="0" t="0" r="0" b="0"/>
+            <wp:docPr id="11" name="Kép 11"/>
+            <wp:cNvGraphicFramePr>
+              <a:graphicFrameLocks xmlns:a="http://schemas.openxmlformats.org/drawingml/2006/main" noChangeAspect="1"/>
+            </wp:cNvGraphicFramePr>
+            <a:graphic xmlns:a="http://schemas.openxmlformats.org/drawingml/2006/main">
+              <a:graphicData uri="http://schemas.openxmlformats.org/drawingml/2006/picture">
+                <pic:pic xmlns:pic="http://schemas.openxmlformats.org/drawingml/2006/picture">
+                  <pic:nvPicPr>
+                    <pic:cNvPr id="1" name=""/>
+                    <pic:cNvPicPr/>
+                  </pic:nvPicPr>
+                  <pic:blipFill>
+                    <a:blip r:embed="rId18"/>
+                    <a:stretch>
+                      <a:fillRect/>
+                    </a:stretch>
+                  </pic:blipFill>
+                  <pic:spPr>
+                    <a:xfrm>
+                      <a:off x="0" y="0"/>
+                      <a:ext cx="3905795" cy="3982006"/>
+                    </a:xfrm>
+                    <a:prstGeom prst="rect">
+                      <a:avLst/>
+                    </a:prstGeom>
+                  </pic:spPr>
+                </pic:pic>
+              </a:graphicData>
+            </a:graphic>
+          </wp:inline>
+        </w:drawing>
+      </w:r>
+    </w:p>
+    <w:p>
+      <w:pPr>
+        <w:spacing w:after="120" w:line="360" w:lineRule="auto"/>
+        <w:jc w:val="center"/>
+        <w:rPr>
+          <w:rFonts w:ascii="Times New Roman" w:hAnsi="Times New Roman" w:cs="Times New Roman"/>
+          <w:sz w:val="24"/>
+        </w:rPr>
+      </w:pPr>
+      <w:r>
+        <w:rPr>
+          <w:rFonts w:ascii="Times New Roman" w:hAnsi="Times New Roman" w:cs="Times New Roman"/>
+          <w:sz w:val="24"/>
+        </w:rPr>
+        <w:t xml:space="preserve">4.1 ábra: A grafikus felhasználói felület </w:t>
+      </w:r>
+      <w:proofErr w:type="spellStart"/>
+      <w:r>
+        <w:rPr>
+          <w:rFonts w:ascii="Times New Roman" w:hAnsi="Times New Roman" w:cs="Times New Roman"/>
+          <w:sz w:val="24"/>
+        </w:rPr>
+        <w:t>főablaka</w:t>
+      </w:r>
+      <w:proofErr w:type="spellEnd"/>
+    </w:p>
+    <w:p>
+      <w:pPr>
+        <w:pStyle w:val="font-claude-response-body"/>
+        <w:spacing w:before="0" w:beforeAutospacing="0" w:after="120" w:afterAutospacing="0" w:line="360" w:lineRule="auto"/>
+        <w:jc w:val="both"/>
+      </w:pPr>
+      <w:r>
+        <w:t xml:space="preserve">A felület két legördülő menüből és öt gombból áll. Az első legördülő menüben a modellt lehet kiválasztani, SVM, Random Forest, Random Forest MLP vagy </w:t>
+      </w:r>
+      <w:proofErr w:type="spellStart"/>
+      <w:r>
+        <w:t>XGBoost</w:t>
+      </w:r>
+      <w:proofErr w:type="spellEnd"/>
+      <w:r>
+        <w:t xml:space="preserve"> közül, a másodikban a jellemzőkinyerési módszert, </w:t>
+      </w:r>
+      <w:proofErr w:type="spellStart"/>
+      <w:r>
+        <w:t>Statistical</w:t>
+      </w:r>
+      <w:proofErr w:type="spellEnd"/>
+      <w:r>
+        <w:t xml:space="preserve">, </w:t>
+      </w:r>
+      <w:proofErr w:type="spellStart"/>
+      <w:r>
+        <w:t>Phase</w:t>
+      </w:r>
+      <w:proofErr w:type="spellEnd"/>
+      <w:r>
+        <w:t xml:space="preserve"> </w:t>
+      </w:r>
+      <w:proofErr w:type="spellStart"/>
+      <w:r>
+        <w:t>epoch</w:t>
+      </w:r>
+      <w:proofErr w:type="spellEnd"/>
+      <w:r>
+        <w:t xml:space="preserve"> vagy </w:t>
+      </w:r>
+      <w:proofErr w:type="spellStart"/>
+      <w:r>
+        <w:t>Phase</w:t>
+      </w:r>
+      <w:proofErr w:type="spellEnd"/>
+      <w:r>
+        <w:t xml:space="preserve"> </w:t>
+      </w:r>
+      <w:proofErr w:type="spellStart"/>
+      <w:r>
+        <w:t>band</w:t>
+      </w:r>
+      <w:proofErr w:type="spellEnd"/>
+      <w:r>
+        <w:t xml:space="preserve"> közül. Fontos, hogy Random Forest modell esetén a jellemzőkinyerési módszer </w:t>
+      </w:r>
+      <w:proofErr w:type="gramStart"/>
+      <w:r>
+        <w:t>automatikusan</w:t>
+      </w:r>
+      <w:proofErr w:type="gramEnd"/>
+      <w:r>
+        <w:t xml:space="preserve"> </w:t>
+      </w:r>
+      <w:proofErr w:type="spellStart"/>
+      <w:r>
+        <w:t>Statistical-ra</w:t>
+      </w:r>
+      <w:proofErr w:type="spellEnd"/>
+      <w:r>
+        <w:t xml:space="preserve"> áll és nem változtatható meg, mivel ez a modell csak ezzel működik megfelelően.</w:t>
+      </w:r>
+    </w:p>
+    <w:p>
+      <w:pPr>
+        <w:pStyle w:val="font-claude-response-body"/>
+        <w:spacing w:before="0" w:beforeAutospacing="0" w:after="120" w:afterAutospacing="0" w:line="360" w:lineRule="auto"/>
+        <w:jc w:val="both"/>
+      </w:pPr>
+      <w:r>
+        <w:t>A Tanítás gomb elindítja a kiválasztott modell betanítását. A tanítás a háttérben fut, és befejezésekor egy felugró ablak jelez. Ezt a lépést kell először elvégezni, a többi gomb csak sikeres tanítás után használható.</w:t>
+      </w:r>
+    </w:p>
+    <w:p>
+      <w:pPr>
+        <w:pStyle w:val="font-claude-response-body"/>
+        <w:spacing w:before="0" w:beforeAutospacing="0" w:after="120" w:afterAutospacing="0" w:line="360" w:lineRule="auto"/>
+        <w:jc w:val="both"/>
+      </w:pPr>
+      <w:r>
+        <w:lastRenderedPageBreak/>
+        <w:t>A Vizualizáció gomb egy PCA alapú szórásdiagramot jelenít meg, amely megmutatja, hogyan helyezkednek el a beteg és egészséges minták a jellemzőtérben. A diagram log skálán jelenik meg a jellemzőértékek nagy eltérése miatt.</w:t>
+      </w:r>
+    </w:p>
+    <w:p>
+      <w:pPr>
+        <w:pStyle w:val="font-claude-response-body"/>
+        <w:spacing w:before="0" w:beforeAutospacing="0" w:after="120" w:afterAutospacing="0" w:line="360" w:lineRule="auto"/>
+        <w:jc w:val="both"/>
+      </w:pPr>
+      <w:r>
+        <w:t xml:space="preserve">A Tanítás adatai gomb egy külön ablakban mutatja meg a legutóbbi tanítás eredményeit, a minták számát, a pontosságot, a </w:t>
+      </w:r>
+      <w:proofErr w:type="spellStart"/>
+      <w:r>
+        <w:t>balanced</w:t>
+      </w:r>
+      <w:proofErr w:type="spellEnd"/>
+      <w:r>
+        <w:t xml:space="preserve"> </w:t>
+      </w:r>
+      <w:proofErr w:type="spellStart"/>
+      <w:r>
+        <w:t>accuracy</w:t>
+      </w:r>
+      <w:proofErr w:type="spellEnd"/>
+      <w:r>
+        <w:t xml:space="preserve">-t és a </w:t>
+      </w:r>
+      <w:proofErr w:type="gramStart"/>
+      <w:r>
+        <w:t>konfúziós</w:t>
+      </w:r>
+      <w:proofErr w:type="gramEnd"/>
+      <w:r>
+        <w:t xml:space="preserve"> mátrixot.</w:t>
+      </w:r>
+    </w:p>
+    <w:p>
+      <w:pPr>
+        <w:pStyle w:val="font-claude-response-body"/>
+        <w:spacing w:before="0" w:beforeAutospacing="0" w:after="120" w:afterAutospacing="0" w:line="360" w:lineRule="auto"/>
+        <w:jc w:val="both"/>
+      </w:pPr>
+      <w:r>
+        <w:t>A Jellemzők fontossága gomb egy vízszintes oszlopdiagramon mutatja a top 20 legfontosabb jellemzőt fontossági értékük szerint csökkenő sorrendben, tehát megmutatja, hogy a modell számára melyik EEG csatorna és statisztika bizonyult a legmérvadóbbnak.</w:t>
+      </w:r>
+    </w:p>
+    <w:p>
+      <w:pPr>
+        <w:pStyle w:val="font-claude-response-body"/>
+        <w:spacing w:before="0" w:beforeAutospacing="0" w:after="0" w:afterAutospacing="0" w:line="360" w:lineRule="auto"/>
+        <w:jc w:val="both"/>
+      </w:pPr>
+      <w:r>
+        <w:t xml:space="preserve">A Fájl feltöltése és </w:t>
+      </w:r>
+      <w:proofErr w:type="spellStart"/>
+      <w:r>
+        <w:t>predikció</w:t>
+      </w:r>
+      <w:proofErr w:type="spellEnd"/>
+      <w:r>
+        <w:t xml:space="preserve"> gomb lehetővé teszi, hogy egy új EEG felvételt </w:t>
+      </w:r>
+      <w:proofErr w:type="spellStart"/>
+      <w:r>
+        <w:t>töltsünk</w:t>
+      </w:r>
+      <w:proofErr w:type="spellEnd"/>
+      <w:r>
+        <w:t xml:space="preserve"> be. A fájlnak .</w:t>
+      </w:r>
+      <w:proofErr w:type="spellStart"/>
+      <w:r>
+        <w:t>csv</w:t>
+      </w:r>
+      <w:proofErr w:type="spellEnd"/>
+      <w:r>
+        <w:t xml:space="preserve"> kiterjesztésűnek kell lennie és ugyanolyan </w:t>
+      </w:r>
+      <w:proofErr w:type="gramStart"/>
+      <w:r>
+        <w:t>szerkezetűnek</w:t>
+      </w:r>
+      <w:proofErr w:type="gramEnd"/>
+      <w:r>
+        <w:t xml:space="preserve"> mint a tanítóadatok. A betöltés után a rendszer azonnal megmondja, hogy a felvétel alapján a személy betegnek vagy egészségesnek osztályozható.</w:t>
+      </w:r>
+    </w:p>
+    <w:p>
+      <w:pPr>
+        <w:pStyle w:val="font-claude-response-body"/>
+        <w:spacing w:before="0" w:beforeAutospacing="0" w:after="0" w:afterAutospacing="0" w:line="360" w:lineRule="auto"/>
+        <w:jc w:val="both"/>
+      </w:pPr>
+    </w:p>
+    <w:p>
+      <w:pPr>
+        <w:pStyle w:val="Cmsor2"/>
+      </w:pPr>
+      <w:bookmarkStart w:id="30" w:name="_Toc229233086"/>
+      <w:r>
+        <w:t xml:space="preserve">4.4 Az elemző </w:t>
+      </w:r>
+      <w:proofErr w:type="spellStart"/>
+      <w:r>
+        <w:t>szkriptek</w:t>
+      </w:r>
+      <w:proofErr w:type="spellEnd"/>
+      <w:r>
+        <w:t xml:space="preserve"> használata</w:t>
+      </w:r>
+      <w:bookmarkEnd w:id="30"/>
+    </w:p>
+    <w:p>
+      <w:pPr>
+        <w:spacing w:after="0"/>
+      </w:pPr>
+    </w:p>
+    <w:p>
+      <w:pPr>
+        <w:spacing w:after="120" w:line="360" w:lineRule="auto"/>
+        <w:jc w:val="both"/>
+        <w:rPr>
+          <w:rFonts w:ascii="Times New Roman" w:hAnsi="Times New Roman" w:cs="Times New Roman"/>
+          <w:sz w:val="24"/>
+        </w:rPr>
+      </w:pPr>
+      <w:r>
+        <w:rPr>
+          <w:rFonts w:ascii="Times New Roman" w:hAnsi="Times New Roman" w:cs="Times New Roman"/>
+          <w:sz w:val="24"/>
+        </w:rPr>
+        <w:t xml:space="preserve">A rendszer három önállóan futtatható elemző </w:t>
+      </w:r>
+      <w:proofErr w:type="spellStart"/>
+      <w:r>
+        <w:rPr>
+          <w:rFonts w:ascii="Times New Roman" w:hAnsi="Times New Roman" w:cs="Times New Roman"/>
+          <w:sz w:val="24"/>
+        </w:rPr>
+        <w:t>szkriptet</w:t>
+      </w:r>
+      <w:proofErr w:type="spellEnd"/>
+      <w:r>
+        <w:rPr>
+          <w:rFonts w:ascii="Times New Roman" w:hAnsi="Times New Roman" w:cs="Times New Roman"/>
+          <w:sz w:val="24"/>
+        </w:rPr>
+        <w:t xml:space="preserve"> tartalmaz, amelyek a GUI-</w:t>
+      </w:r>
+      <w:proofErr w:type="spellStart"/>
+      <w:r>
+        <w:rPr>
+          <w:rFonts w:ascii="Times New Roman" w:hAnsi="Times New Roman" w:cs="Times New Roman"/>
+          <w:sz w:val="24"/>
+        </w:rPr>
+        <w:t>tól</w:t>
+      </w:r>
+      <w:proofErr w:type="spellEnd"/>
+      <w:r>
+        <w:rPr>
+          <w:rFonts w:ascii="Times New Roman" w:hAnsi="Times New Roman" w:cs="Times New Roman"/>
+          <w:sz w:val="24"/>
+        </w:rPr>
+        <w:t xml:space="preserve"> teljesen függetlenül működnek. Ezeket közvetlenül </w:t>
+      </w:r>
+      <w:proofErr w:type="spellStart"/>
+      <w:r>
+        <w:rPr>
+          <w:rFonts w:ascii="Times New Roman" w:hAnsi="Times New Roman" w:cs="Times New Roman"/>
+          <w:sz w:val="24"/>
+        </w:rPr>
+        <w:t>PyCharmból</w:t>
+      </w:r>
+      <w:proofErr w:type="spellEnd"/>
+      <w:r>
+        <w:rPr>
+          <w:rFonts w:ascii="Times New Roman" w:hAnsi="Times New Roman" w:cs="Times New Roman"/>
+          <w:sz w:val="24"/>
+        </w:rPr>
+        <w:t xml:space="preserve"> lehet elindítani a zöld lejátszás gombra kattintva, vagy parancssorból a </w:t>
+      </w:r>
+      <w:proofErr w:type="spellStart"/>
+      <w:r>
+        <w:rPr>
+          <w:rFonts w:ascii="Times New Roman" w:hAnsi="Times New Roman" w:cs="Times New Roman"/>
+          <w:sz w:val="24"/>
+        </w:rPr>
+        <w:t>python</w:t>
+      </w:r>
+      <w:proofErr w:type="spellEnd"/>
+      <w:r>
+        <w:rPr>
+          <w:rFonts w:ascii="Times New Roman" w:hAnsi="Times New Roman" w:cs="Times New Roman"/>
+          <w:sz w:val="24"/>
+        </w:rPr>
+        <w:t xml:space="preserve"> fajlnev.py paranccsal.</w:t>
+      </w:r>
+    </w:p>
+    <w:p>
+      <w:pPr>
+        <w:spacing w:after="120" w:line="360" w:lineRule="auto"/>
+        <w:jc w:val="both"/>
+        <w:rPr>
+          <w:rFonts w:ascii="Times New Roman" w:hAnsi="Times New Roman" w:cs="Times New Roman"/>
+          <w:sz w:val="24"/>
+        </w:rPr>
+      </w:pPr>
+      <w:r>
+        <w:rPr>
+          <w:rFonts w:ascii="Times New Roman" w:hAnsi="Times New Roman" w:cs="Times New Roman"/>
+          <w:sz w:val="24"/>
+        </w:rPr>
+        <w:t xml:space="preserve">Az epoch_analysis.py futtatása előtt nincs szükség előzetes tanításra, a </w:t>
+      </w:r>
+      <w:proofErr w:type="spellStart"/>
+      <w:r>
+        <w:rPr>
+          <w:rFonts w:ascii="Times New Roman" w:hAnsi="Times New Roman" w:cs="Times New Roman"/>
+          <w:sz w:val="24"/>
+        </w:rPr>
+        <w:t>szkript</w:t>
+      </w:r>
+      <w:proofErr w:type="spellEnd"/>
+      <w:r>
+        <w:rPr>
+          <w:rFonts w:ascii="Times New Roman" w:hAnsi="Times New Roman" w:cs="Times New Roman"/>
+          <w:sz w:val="24"/>
+        </w:rPr>
+        <w:t xml:space="preserve"> közvetlenül a </w:t>
+      </w:r>
+      <w:proofErr w:type="spellStart"/>
+      <w:r>
+        <w:rPr>
+          <w:rFonts w:ascii="Times New Roman" w:hAnsi="Times New Roman" w:cs="Times New Roman"/>
+          <w:sz w:val="24"/>
+        </w:rPr>
+        <w:t>data</w:t>
+      </w:r>
+      <w:proofErr w:type="spellEnd"/>
+      <w:r>
+        <w:rPr>
+          <w:rFonts w:ascii="Times New Roman" w:hAnsi="Times New Roman" w:cs="Times New Roman"/>
+          <w:sz w:val="24"/>
+        </w:rPr>
+        <w:t xml:space="preserve">/beteg és </w:t>
+      </w:r>
+      <w:proofErr w:type="spellStart"/>
+      <w:r>
+        <w:rPr>
+          <w:rFonts w:ascii="Times New Roman" w:hAnsi="Times New Roman" w:cs="Times New Roman"/>
+          <w:sz w:val="24"/>
+        </w:rPr>
+        <w:t>data</w:t>
+      </w:r>
+      <w:proofErr w:type="spellEnd"/>
+      <w:r>
+        <w:rPr>
+          <w:rFonts w:ascii="Times New Roman" w:hAnsi="Times New Roman" w:cs="Times New Roman"/>
+          <w:sz w:val="24"/>
+        </w:rPr>
+        <w:t>/</w:t>
+      </w:r>
+      <w:proofErr w:type="spellStart"/>
+      <w:r>
+        <w:rPr>
+          <w:rFonts w:ascii="Times New Roman" w:hAnsi="Times New Roman" w:cs="Times New Roman"/>
+          <w:sz w:val="24"/>
+        </w:rPr>
+        <w:t>egeszseges</w:t>
+      </w:r>
+      <w:proofErr w:type="spellEnd"/>
+      <w:r>
+        <w:rPr>
+          <w:rFonts w:ascii="Times New Roman" w:hAnsi="Times New Roman" w:cs="Times New Roman"/>
+          <w:sz w:val="24"/>
+        </w:rPr>
+        <w:t xml:space="preserve"> </w:t>
+      </w:r>
+      <w:proofErr w:type="gramStart"/>
+      <w:r>
+        <w:rPr>
+          <w:rFonts w:ascii="Times New Roman" w:hAnsi="Times New Roman" w:cs="Times New Roman"/>
+          <w:sz w:val="24"/>
+        </w:rPr>
+        <w:t>mappákból</w:t>
+      </w:r>
+      <w:proofErr w:type="gramEnd"/>
+      <w:r>
+        <w:rPr>
+          <w:rFonts w:ascii="Times New Roman" w:hAnsi="Times New Roman" w:cs="Times New Roman"/>
+          <w:sz w:val="24"/>
+        </w:rPr>
+        <w:t xml:space="preserve"> olvassa be az adatokat. Futtatás után a konzolra kiírja az összes csatorna és </w:t>
+      </w:r>
+      <w:proofErr w:type="spellStart"/>
+      <w:r>
+        <w:rPr>
+          <w:rFonts w:ascii="Times New Roman" w:hAnsi="Times New Roman" w:cs="Times New Roman"/>
+          <w:sz w:val="24"/>
+        </w:rPr>
+        <w:t>epoch</w:t>
+      </w:r>
+      <w:proofErr w:type="spellEnd"/>
+      <w:r>
+        <w:rPr>
+          <w:rFonts w:ascii="Times New Roman" w:hAnsi="Times New Roman" w:cs="Times New Roman"/>
+          <w:sz w:val="24"/>
+        </w:rPr>
+        <w:t xml:space="preserve"> kontraszt és t-teszt eredményeit, majd megjelenít egy grafikont, amelynek felső sora a min-</w:t>
+      </w:r>
+      <w:proofErr w:type="spellStart"/>
+      <w:r>
+        <w:rPr>
+          <w:rFonts w:ascii="Times New Roman" w:hAnsi="Times New Roman" w:cs="Times New Roman"/>
+          <w:sz w:val="24"/>
+        </w:rPr>
+        <w:t>max</w:t>
+      </w:r>
+      <w:proofErr w:type="spellEnd"/>
+      <w:r>
+        <w:rPr>
+          <w:rFonts w:ascii="Times New Roman" w:hAnsi="Times New Roman" w:cs="Times New Roman"/>
+          <w:sz w:val="24"/>
+        </w:rPr>
+        <w:t xml:space="preserve"> kontrasztot, alsó sora a t-teszt p-értékeit mutatja.</w:t>
+      </w:r>
+    </w:p>
+    <w:p>
+      <w:pPr>
+        <w:spacing w:after="120" w:line="360" w:lineRule="auto"/>
+        <w:jc w:val="both"/>
+        <w:rPr>
+          <w:rFonts w:ascii="Times New Roman" w:hAnsi="Times New Roman" w:cs="Times New Roman"/>
+          <w:sz w:val="24"/>
+        </w:rPr>
+      </w:pPr>
+      <w:r>
+        <w:rPr>
+          <w:rFonts w:ascii="Times New Roman" w:hAnsi="Times New Roman" w:cs="Times New Roman"/>
+          <w:sz w:val="24"/>
+        </w:rPr>
+        <w:t>A feature_selection.py szintén közvetlenül az adatmappákból dolgozik, de mivel minden modellt többször is betanít, a futási ideje jelentősen hosszabb lehet, ezért erősebb gépen ajánlott futtatni. Az eredmények a konzolra kerülnek kiírásra, és megmutatják, hogy top 10, 15 vagy 20 jellemzővel javítható-e a modellek teljesítménye.</w:t>
+      </w:r>
+    </w:p>
+    <w:p>
+      <w:pPr>
+        <w:spacing w:after="120" w:line="360" w:lineRule="auto"/>
+        <w:jc w:val="both"/>
+        <w:rPr>
+          <w:rFonts w:ascii="Times New Roman" w:hAnsi="Times New Roman" w:cs="Times New Roman"/>
+          <w:sz w:val="24"/>
+        </w:rPr>
+      </w:pPr>
+      <w:r>
+        <w:rPr>
+          <w:rFonts w:ascii="Times New Roman" w:hAnsi="Times New Roman" w:cs="Times New Roman"/>
+          <w:sz w:val="24"/>
+        </w:rPr>
+        <w:t>A visualization.py futtatásához előbb a GUI-</w:t>
+      </w:r>
+      <w:proofErr w:type="spellStart"/>
+      <w:r>
+        <w:rPr>
+          <w:rFonts w:ascii="Times New Roman" w:hAnsi="Times New Roman" w:cs="Times New Roman"/>
+          <w:sz w:val="24"/>
+        </w:rPr>
+        <w:t>ban</w:t>
+      </w:r>
+      <w:proofErr w:type="spellEnd"/>
+      <w:r>
+        <w:rPr>
+          <w:rFonts w:ascii="Times New Roman" w:hAnsi="Times New Roman" w:cs="Times New Roman"/>
+          <w:sz w:val="24"/>
+        </w:rPr>
+        <w:t xml:space="preserve"> be kell tanítani egy Random Forest modellt, mivel a döntési fa vizualizációhoz szükség van az elmentett </w:t>
+      </w:r>
+      <w:proofErr w:type="spellStart"/>
+      <w:r>
+        <w:rPr>
+          <w:rFonts w:ascii="Times New Roman" w:hAnsi="Times New Roman" w:cs="Times New Roman"/>
+          <w:sz w:val="24"/>
+        </w:rPr>
+        <w:t>rf_model.pkl</w:t>
+      </w:r>
+      <w:proofErr w:type="spellEnd"/>
+      <w:r>
+        <w:rPr>
+          <w:rFonts w:ascii="Times New Roman" w:hAnsi="Times New Roman" w:cs="Times New Roman"/>
+          <w:sz w:val="24"/>
+        </w:rPr>
+        <w:t xml:space="preserve"> </w:t>
+      </w:r>
+      <w:proofErr w:type="gramStart"/>
+      <w:r>
+        <w:rPr>
+          <w:rFonts w:ascii="Times New Roman" w:hAnsi="Times New Roman" w:cs="Times New Roman"/>
+          <w:sz w:val="24"/>
+        </w:rPr>
+        <w:t>fájlra</w:t>
+      </w:r>
+      <w:proofErr w:type="gramEnd"/>
+      <w:r>
+        <w:rPr>
+          <w:rFonts w:ascii="Times New Roman" w:hAnsi="Times New Roman" w:cs="Times New Roman"/>
+          <w:sz w:val="24"/>
+        </w:rPr>
+        <w:t xml:space="preserve">. A </w:t>
+      </w:r>
+      <w:proofErr w:type="spellStart"/>
+      <w:r>
+        <w:rPr>
+          <w:rFonts w:ascii="Times New Roman" w:hAnsi="Times New Roman" w:cs="Times New Roman"/>
+          <w:sz w:val="24"/>
+        </w:rPr>
+        <w:t>szkript</w:t>
+      </w:r>
+      <w:proofErr w:type="spellEnd"/>
+      <w:r>
+        <w:rPr>
+          <w:rFonts w:ascii="Times New Roman" w:hAnsi="Times New Roman" w:cs="Times New Roman"/>
+          <w:sz w:val="24"/>
+        </w:rPr>
+        <w:t xml:space="preserve"> egymás után jeleníti meg a három vizualizációt, a 2D szórásdiagramot, a pókháló diagramot és a döntési fát, és minden ábra bezárása után következik a következő.</w:t>
+      </w:r>
+    </w:p>
+    <w:p>
+      <w:pPr>
+        <w:pStyle w:val="Cmsor1"/>
+      </w:pPr>
+      <w:bookmarkStart w:id="31" w:name="_Toc229233087"/>
+      <w:r>
+        <w:lastRenderedPageBreak/>
+        <w:t>5. Összefoglalás</w:t>
+      </w:r>
+      <w:bookmarkEnd w:id="31"/>
+    </w:p>
+    <w:p>
+      <w:pPr>
+        <w:spacing w:after="0"/>
+      </w:pPr>
+    </w:p>
+    <w:p>
+      <w:pPr>
+        <w:spacing w:after="120" w:line="360" w:lineRule="auto"/>
+        <w:jc w:val="both"/>
+        <w:rPr>
+          <w:rFonts w:ascii="Times New Roman" w:hAnsi="Times New Roman" w:cs="Times New Roman"/>
+          <w:sz w:val="24"/>
+        </w:rPr>
+      </w:pPr>
+      <w:r>
+        <w:rPr>
+          <w:rFonts w:ascii="Times New Roman" w:hAnsi="Times New Roman" w:cs="Times New Roman"/>
+          <w:sz w:val="24"/>
+        </w:rPr>
+        <w:t xml:space="preserve">A szakdolgozat célja egy olyan EEG-alapú osztályozórendszer fejlesztése volt, amely képes szétválasztani halmozottan fogyatékos és egészséges személyek felvételeit agyi elektromos </w:t>
+      </w:r>
+      <w:proofErr w:type="gramStart"/>
+      <w:r>
+        <w:rPr>
+          <w:rFonts w:ascii="Times New Roman" w:hAnsi="Times New Roman" w:cs="Times New Roman"/>
+          <w:sz w:val="24"/>
+        </w:rPr>
+        <w:t>aktivitásuk</w:t>
+      </w:r>
+      <w:proofErr w:type="gramEnd"/>
+      <w:r>
+        <w:rPr>
+          <w:rFonts w:ascii="Times New Roman" w:hAnsi="Times New Roman" w:cs="Times New Roman"/>
+          <w:sz w:val="24"/>
+        </w:rPr>
+        <w:t xml:space="preserve"> alapján. Az adatok Dr. Tiszai Luca kutatásához kötődnek, a felvételek zenehallgatás közben készültek, és összesen 51 tanítóadat állt rendelkezésre.</w:t>
+      </w:r>
+    </w:p>
+    <w:p>
+      <w:pPr>
+        <w:spacing w:after="120" w:line="360" w:lineRule="auto"/>
+        <w:jc w:val="both"/>
+        <w:rPr>
+          <w:rFonts w:ascii="Times New Roman" w:hAnsi="Times New Roman" w:cs="Times New Roman"/>
+          <w:sz w:val="24"/>
+        </w:rPr>
+      </w:pPr>
+      <w:r>
+        <w:rPr>
+          <w:rFonts w:ascii="Times New Roman" w:hAnsi="Times New Roman" w:cs="Times New Roman"/>
+          <w:sz w:val="24"/>
+        </w:rPr>
+        <w:t xml:space="preserve">Három jellemzőkinyerési módszert valósítottam meg. Az </w:t>
+      </w:r>
+      <w:proofErr w:type="spellStart"/>
+      <w:r>
+        <w:rPr>
+          <w:rFonts w:ascii="Times New Roman" w:hAnsi="Times New Roman" w:cs="Times New Roman"/>
+          <w:sz w:val="24"/>
+        </w:rPr>
+        <w:t>extract_statistical</w:t>
+      </w:r>
+      <w:proofErr w:type="spellEnd"/>
+      <w:r>
+        <w:rPr>
+          <w:rFonts w:ascii="Times New Roman" w:hAnsi="Times New Roman" w:cs="Times New Roman"/>
+          <w:sz w:val="24"/>
+        </w:rPr>
+        <w:t xml:space="preserve"> egyszerű statisztikai jellemzőkre épül, az </w:t>
+      </w:r>
+      <w:proofErr w:type="spellStart"/>
+      <w:r>
+        <w:rPr>
+          <w:rFonts w:ascii="Times New Roman" w:hAnsi="Times New Roman" w:cs="Times New Roman"/>
+          <w:sz w:val="24"/>
+        </w:rPr>
+        <w:t>extract_phase_epoch</w:t>
+      </w:r>
+      <w:proofErr w:type="spellEnd"/>
+      <w:r>
+        <w:rPr>
+          <w:rFonts w:ascii="Times New Roman" w:hAnsi="Times New Roman" w:cs="Times New Roman"/>
+          <w:sz w:val="24"/>
+        </w:rPr>
+        <w:t xml:space="preserve"> </w:t>
+      </w:r>
+      <w:proofErr w:type="spellStart"/>
+      <w:r>
+        <w:rPr>
+          <w:rFonts w:ascii="Times New Roman" w:hAnsi="Times New Roman" w:cs="Times New Roman"/>
+          <w:sz w:val="24"/>
+        </w:rPr>
+        <w:t>epochonkénti</w:t>
+      </w:r>
+      <w:proofErr w:type="spellEnd"/>
+      <w:r>
+        <w:rPr>
+          <w:rFonts w:ascii="Times New Roman" w:hAnsi="Times New Roman" w:cs="Times New Roman"/>
+          <w:sz w:val="24"/>
+        </w:rPr>
+        <w:t xml:space="preserve"> fázis </w:t>
+      </w:r>
+      <w:proofErr w:type="gramStart"/>
+      <w:r>
+        <w:rPr>
+          <w:rFonts w:ascii="Times New Roman" w:hAnsi="Times New Roman" w:cs="Times New Roman"/>
+          <w:sz w:val="24"/>
+        </w:rPr>
+        <w:t>spektrum elemzést</w:t>
+      </w:r>
+      <w:proofErr w:type="gramEnd"/>
+      <w:r>
+        <w:rPr>
+          <w:rFonts w:ascii="Times New Roman" w:hAnsi="Times New Roman" w:cs="Times New Roman"/>
+          <w:sz w:val="24"/>
+        </w:rPr>
+        <w:t xml:space="preserve"> végez, az </w:t>
+      </w:r>
+      <w:proofErr w:type="spellStart"/>
+      <w:r>
+        <w:rPr>
+          <w:rFonts w:ascii="Times New Roman" w:hAnsi="Times New Roman" w:cs="Times New Roman"/>
+          <w:sz w:val="24"/>
+        </w:rPr>
+        <w:t>extract_phase_band</w:t>
+      </w:r>
+      <w:proofErr w:type="spellEnd"/>
+      <w:r>
+        <w:rPr>
+          <w:rFonts w:ascii="Times New Roman" w:hAnsi="Times New Roman" w:cs="Times New Roman"/>
+          <w:sz w:val="24"/>
+        </w:rPr>
+        <w:t xml:space="preserve"> pedig frekvenciasávonként szűrt fázis jellemzőket nyer ki. A kinyert jellemzők alapján négy modellt tanítottam be és hasonlítottam össze, SVM-et, Random Forest-et, Random Forest MLP-t és </w:t>
+      </w:r>
+      <w:proofErr w:type="spellStart"/>
+      <w:r>
+        <w:rPr>
+          <w:rFonts w:ascii="Times New Roman" w:hAnsi="Times New Roman" w:cs="Times New Roman"/>
+          <w:sz w:val="24"/>
+        </w:rPr>
+        <w:t>XGBoost-ot</w:t>
+      </w:r>
+      <w:proofErr w:type="spellEnd"/>
+      <w:r>
+        <w:rPr>
+          <w:rFonts w:ascii="Times New Roman" w:hAnsi="Times New Roman" w:cs="Times New Roman"/>
+          <w:sz w:val="24"/>
+        </w:rPr>
+        <w:t xml:space="preserve">, 5-szörös rétegzett </w:t>
+      </w:r>
+      <w:proofErr w:type="spellStart"/>
+      <w:r>
+        <w:rPr>
+          <w:rFonts w:ascii="Times New Roman" w:hAnsi="Times New Roman" w:cs="Times New Roman"/>
+          <w:sz w:val="24"/>
+        </w:rPr>
+        <w:t>keresztvalidációval</w:t>
+      </w:r>
+      <w:proofErr w:type="spellEnd"/>
+      <w:r>
+        <w:rPr>
+          <w:rFonts w:ascii="Times New Roman" w:hAnsi="Times New Roman" w:cs="Times New Roman"/>
+          <w:sz w:val="24"/>
+        </w:rPr>
+        <w:t>.</w:t>
+      </w:r>
+    </w:p>
+    <w:p>
+      <w:pPr>
+        <w:spacing w:after="120" w:line="360" w:lineRule="auto"/>
+        <w:jc w:val="both"/>
+        <w:rPr>
+          <w:rFonts w:ascii="Times New Roman" w:hAnsi="Times New Roman" w:cs="Times New Roman"/>
+          <w:sz w:val="24"/>
+        </w:rPr>
+      </w:pPr>
+      <w:r>
+        <w:rPr>
+          <w:rFonts w:ascii="Times New Roman" w:hAnsi="Times New Roman" w:cs="Times New Roman"/>
+          <w:sz w:val="24"/>
+        </w:rPr>
+        <w:t xml:space="preserve">A legjobb eredményt az RF+MLP és az SVM érte el </w:t>
+      </w:r>
+      <w:proofErr w:type="spellStart"/>
+      <w:r>
+        <w:rPr>
+          <w:rFonts w:ascii="Times New Roman" w:hAnsi="Times New Roman" w:cs="Times New Roman"/>
+          <w:sz w:val="24"/>
+        </w:rPr>
+        <w:t>Statistical</w:t>
+      </w:r>
+      <w:proofErr w:type="spellEnd"/>
+      <w:r>
+        <w:rPr>
+          <w:rFonts w:ascii="Times New Roman" w:hAnsi="Times New Roman" w:cs="Times New Roman"/>
+          <w:sz w:val="24"/>
+        </w:rPr>
+        <w:t xml:space="preserve"> módszerrel, mindkettő 90%-</w:t>
+      </w:r>
+      <w:proofErr w:type="spellStart"/>
+      <w:r>
+        <w:rPr>
+          <w:rFonts w:ascii="Times New Roman" w:hAnsi="Times New Roman" w:cs="Times New Roman"/>
+          <w:sz w:val="24"/>
+        </w:rPr>
+        <w:t>ot</w:t>
+      </w:r>
+      <w:proofErr w:type="spellEnd"/>
+      <w:r>
+        <w:rPr>
+          <w:rFonts w:ascii="Times New Roman" w:hAnsi="Times New Roman" w:cs="Times New Roman"/>
+          <w:sz w:val="24"/>
+        </w:rPr>
+        <w:t xml:space="preserve"> hozott. Az </w:t>
+      </w:r>
+      <w:proofErr w:type="spellStart"/>
+      <w:r>
+        <w:rPr>
+          <w:rFonts w:ascii="Times New Roman" w:hAnsi="Times New Roman" w:cs="Times New Roman"/>
+          <w:sz w:val="24"/>
+        </w:rPr>
+        <w:t>XGBoost</w:t>
+      </w:r>
+      <w:proofErr w:type="spellEnd"/>
+      <w:r>
+        <w:rPr>
+          <w:rFonts w:ascii="Times New Roman" w:hAnsi="Times New Roman" w:cs="Times New Roman"/>
+          <w:sz w:val="24"/>
+        </w:rPr>
+        <w:t xml:space="preserve"> és a Random Forest 88%-</w:t>
+      </w:r>
+      <w:proofErr w:type="spellStart"/>
+      <w:r>
+        <w:rPr>
+          <w:rFonts w:ascii="Times New Roman" w:hAnsi="Times New Roman" w:cs="Times New Roman"/>
+          <w:sz w:val="24"/>
+        </w:rPr>
+        <w:t>on</w:t>
+      </w:r>
+      <w:proofErr w:type="spellEnd"/>
+      <w:r>
+        <w:rPr>
+          <w:rFonts w:ascii="Times New Roman" w:hAnsi="Times New Roman" w:cs="Times New Roman"/>
+          <w:sz w:val="24"/>
+        </w:rPr>
+        <w:t xml:space="preserve"> zárt. Ami igazán feltűnő, hogy az SVM fázis alapú jellemzőkkel mindössze 56-58%-</w:t>
+      </w:r>
+      <w:proofErr w:type="spellStart"/>
+      <w:r>
+        <w:rPr>
+          <w:rFonts w:ascii="Times New Roman" w:hAnsi="Times New Roman" w:cs="Times New Roman"/>
+          <w:sz w:val="24"/>
+        </w:rPr>
+        <w:t>ot</w:t>
+      </w:r>
+      <w:proofErr w:type="spellEnd"/>
+      <w:r>
+        <w:rPr>
+          <w:rFonts w:ascii="Times New Roman" w:hAnsi="Times New Roman" w:cs="Times New Roman"/>
+          <w:sz w:val="24"/>
+        </w:rPr>
+        <w:t xml:space="preserve"> ért el, ami közel van a véletlen találgatás szintjéhez. Ez arra utal, hogy az SVM nehezebben boldogul a </w:t>
+      </w:r>
+      <w:proofErr w:type="gramStart"/>
+      <w:r>
+        <w:rPr>
+          <w:rFonts w:ascii="Times New Roman" w:hAnsi="Times New Roman" w:cs="Times New Roman"/>
+          <w:sz w:val="24"/>
+        </w:rPr>
+        <w:t>fázisszögekkel</w:t>
+      </w:r>
+      <w:proofErr w:type="gramEnd"/>
+      <w:r>
+        <w:rPr>
+          <w:rFonts w:ascii="Times New Roman" w:hAnsi="Times New Roman" w:cs="Times New Roman"/>
+          <w:sz w:val="24"/>
+        </w:rPr>
+        <w:t xml:space="preserve"> mint a fa alapú modellek. Az is kijött, hogy a </w:t>
+      </w:r>
+      <w:proofErr w:type="spellStart"/>
+      <w:r>
+        <w:rPr>
+          <w:rFonts w:ascii="Times New Roman" w:hAnsi="Times New Roman" w:cs="Times New Roman"/>
+          <w:sz w:val="24"/>
+        </w:rPr>
+        <w:t>Statistical</w:t>
+      </w:r>
+      <w:proofErr w:type="spellEnd"/>
+      <w:r>
+        <w:rPr>
+          <w:rFonts w:ascii="Times New Roman" w:hAnsi="Times New Roman" w:cs="Times New Roman"/>
+          <w:sz w:val="24"/>
+        </w:rPr>
+        <w:t xml:space="preserve"> módszer a legtöbb modellnél legalább olyan jó eredményt </w:t>
+      </w:r>
+      <w:proofErr w:type="gramStart"/>
+      <w:r>
+        <w:rPr>
+          <w:rFonts w:ascii="Times New Roman" w:hAnsi="Times New Roman" w:cs="Times New Roman"/>
+          <w:sz w:val="24"/>
+        </w:rPr>
+        <w:t>adott</w:t>
+      </w:r>
+      <w:proofErr w:type="gramEnd"/>
+      <w:r>
+        <w:rPr>
+          <w:rFonts w:ascii="Times New Roman" w:hAnsi="Times New Roman" w:cs="Times New Roman"/>
+          <w:sz w:val="24"/>
+        </w:rPr>
+        <w:t xml:space="preserve"> mint a bonyolultabb fázis alapú módszerek, szóval az egyszerű statisztikai jellemzők elegendő információt hordoznak az osztályozáshoz.</w:t>
+      </w:r>
+    </w:p>
+    <w:p>
+      <w:pPr>
+        <w:spacing w:after="120" w:line="360" w:lineRule="auto"/>
+        <w:jc w:val="both"/>
+        <w:rPr>
+          <w:rFonts w:ascii="Times New Roman" w:hAnsi="Times New Roman" w:cs="Times New Roman"/>
+          <w:sz w:val="24"/>
+        </w:rPr>
+      </w:pPr>
+      <w:r>
+        <w:rPr>
+          <w:rFonts w:ascii="Times New Roman" w:hAnsi="Times New Roman" w:cs="Times New Roman"/>
+          <w:sz w:val="24"/>
+        </w:rPr>
+        <w:t xml:space="preserve">A </w:t>
+      </w:r>
+      <w:proofErr w:type="spellStart"/>
+      <w:r>
+        <w:rPr>
+          <w:rFonts w:ascii="Times New Roman" w:hAnsi="Times New Roman" w:cs="Times New Roman"/>
+          <w:sz w:val="24"/>
+        </w:rPr>
+        <w:t>feature</w:t>
+      </w:r>
+      <w:proofErr w:type="spellEnd"/>
+      <w:r>
+        <w:rPr>
+          <w:rFonts w:ascii="Times New Roman" w:hAnsi="Times New Roman" w:cs="Times New Roman"/>
+          <w:sz w:val="24"/>
+        </w:rPr>
+        <w:t xml:space="preserve"> </w:t>
+      </w:r>
+      <w:proofErr w:type="spellStart"/>
+      <w:r>
+        <w:rPr>
+          <w:rFonts w:ascii="Times New Roman" w:hAnsi="Times New Roman" w:cs="Times New Roman"/>
+          <w:sz w:val="24"/>
+        </w:rPr>
+        <w:t>importance</w:t>
+      </w:r>
+      <w:proofErr w:type="spellEnd"/>
+      <w:r>
+        <w:rPr>
+          <w:rFonts w:ascii="Times New Roman" w:hAnsi="Times New Roman" w:cs="Times New Roman"/>
+          <w:sz w:val="24"/>
+        </w:rPr>
+        <w:t xml:space="preserve"> elemzésből az jött ki, hogy az SVM esetén a beta2_mean és az alpha2_std a legfontosabb jellemzők, az RF+MLP-</w:t>
+      </w:r>
+      <w:proofErr w:type="spellStart"/>
+      <w:r>
+        <w:rPr>
+          <w:rFonts w:ascii="Times New Roman" w:hAnsi="Times New Roman" w:cs="Times New Roman"/>
+          <w:sz w:val="24"/>
+        </w:rPr>
+        <w:t>nél</w:t>
+      </w:r>
+      <w:proofErr w:type="spellEnd"/>
+      <w:r>
+        <w:rPr>
+          <w:rFonts w:ascii="Times New Roman" w:hAnsi="Times New Roman" w:cs="Times New Roman"/>
+          <w:sz w:val="24"/>
+        </w:rPr>
+        <w:t xml:space="preserve"> pedig a beta1_std és az alpha2_std. A </w:t>
+      </w:r>
+      <w:proofErr w:type="spellStart"/>
+      <w:r>
+        <w:rPr>
+          <w:rFonts w:ascii="Times New Roman" w:hAnsi="Times New Roman" w:cs="Times New Roman"/>
+          <w:sz w:val="24"/>
+        </w:rPr>
+        <w:t>feature</w:t>
+      </w:r>
+      <w:proofErr w:type="spellEnd"/>
+      <w:r>
+        <w:rPr>
+          <w:rFonts w:ascii="Times New Roman" w:hAnsi="Times New Roman" w:cs="Times New Roman"/>
+          <w:sz w:val="24"/>
+        </w:rPr>
+        <w:t xml:space="preserve"> </w:t>
+      </w:r>
+      <w:proofErr w:type="spellStart"/>
+      <w:r>
+        <w:rPr>
+          <w:rFonts w:ascii="Times New Roman" w:hAnsi="Times New Roman" w:cs="Times New Roman"/>
+          <w:sz w:val="24"/>
+        </w:rPr>
+        <w:t>selection</w:t>
+      </w:r>
+      <w:proofErr w:type="spellEnd"/>
+      <w:r>
+        <w:rPr>
+          <w:rFonts w:ascii="Times New Roman" w:hAnsi="Times New Roman" w:cs="Times New Roman"/>
+          <w:sz w:val="24"/>
+        </w:rPr>
+        <w:t xml:space="preserve"> vizsgálat azt mutatta, hogy top 10 jellemzővel több modellnél is javult a pontosság, ami megerősíti, hogy a 33 jellemző közül viszonylag kevés hordoz ténylegesen hasznos </w:t>
+      </w:r>
+      <w:proofErr w:type="gramStart"/>
+      <w:r>
+        <w:rPr>
+          <w:rFonts w:ascii="Times New Roman" w:hAnsi="Times New Roman" w:cs="Times New Roman"/>
+          <w:sz w:val="24"/>
+        </w:rPr>
+        <w:t>információt</w:t>
+      </w:r>
+      <w:proofErr w:type="gramEnd"/>
+      <w:r>
+        <w:rPr>
+          <w:rFonts w:ascii="Times New Roman" w:hAnsi="Times New Roman" w:cs="Times New Roman"/>
+          <w:sz w:val="24"/>
+        </w:rPr>
+        <w:t>.</w:t>
+      </w:r>
+    </w:p>
+    <w:p>
+      <w:pPr>
+        <w:spacing w:after="120" w:line="360" w:lineRule="auto"/>
+        <w:jc w:val="both"/>
+        <w:rPr>
+          <w:rFonts w:ascii="Times New Roman" w:hAnsi="Times New Roman" w:cs="Times New Roman"/>
+          <w:sz w:val="24"/>
+        </w:rPr>
+      </w:pPr>
+      <w:r>
+        <w:rPr>
+          <w:rFonts w:ascii="Times New Roman" w:hAnsi="Times New Roman" w:cs="Times New Roman"/>
+          <w:sz w:val="24"/>
+        </w:rPr>
+        <w:t xml:space="preserve">Az </w:t>
+      </w:r>
+      <w:proofErr w:type="spellStart"/>
+      <w:r>
+        <w:rPr>
+          <w:rFonts w:ascii="Times New Roman" w:hAnsi="Times New Roman" w:cs="Times New Roman"/>
+          <w:sz w:val="24"/>
+        </w:rPr>
+        <w:t>epoch</w:t>
+      </w:r>
+      <w:proofErr w:type="spellEnd"/>
+      <w:r>
+        <w:rPr>
+          <w:rFonts w:ascii="Times New Roman" w:hAnsi="Times New Roman" w:cs="Times New Roman"/>
+          <w:sz w:val="24"/>
+        </w:rPr>
+        <w:t xml:space="preserve"> </w:t>
+      </w:r>
+      <w:proofErr w:type="gramStart"/>
+      <w:r>
+        <w:rPr>
+          <w:rFonts w:ascii="Times New Roman" w:hAnsi="Times New Roman" w:cs="Times New Roman"/>
+          <w:sz w:val="24"/>
+        </w:rPr>
+        <w:t>analízis</w:t>
+      </w:r>
+      <w:proofErr w:type="gramEnd"/>
+      <w:r>
+        <w:rPr>
+          <w:rFonts w:ascii="Times New Roman" w:hAnsi="Times New Roman" w:cs="Times New Roman"/>
+          <w:sz w:val="24"/>
+        </w:rPr>
+        <w:t xml:space="preserve"> szerint a beteg csoport szinte minden csatornán és </w:t>
+      </w:r>
+      <w:proofErr w:type="spellStart"/>
+      <w:r>
+        <w:rPr>
+          <w:rFonts w:ascii="Times New Roman" w:hAnsi="Times New Roman" w:cs="Times New Roman"/>
+          <w:sz w:val="24"/>
+        </w:rPr>
+        <w:t>epochban</w:t>
+      </w:r>
+      <w:proofErr w:type="spellEnd"/>
+      <w:r>
+        <w:rPr>
+          <w:rFonts w:ascii="Times New Roman" w:hAnsi="Times New Roman" w:cs="Times New Roman"/>
+          <w:sz w:val="24"/>
+        </w:rPr>
+        <w:t xml:space="preserve"> nagyobb min-</w:t>
+      </w:r>
+      <w:proofErr w:type="spellStart"/>
+      <w:r>
+        <w:rPr>
+          <w:rFonts w:ascii="Times New Roman" w:hAnsi="Times New Roman" w:cs="Times New Roman"/>
+          <w:sz w:val="24"/>
+        </w:rPr>
+        <w:t>max</w:t>
+      </w:r>
+      <w:proofErr w:type="spellEnd"/>
+      <w:r>
+        <w:rPr>
+          <w:rFonts w:ascii="Times New Roman" w:hAnsi="Times New Roman" w:cs="Times New Roman"/>
+          <w:sz w:val="24"/>
+        </w:rPr>
+        <w:t xml:space="preserve"> kontrasztot mutat az egészséges csoporthoz képest, és a t-teszt alapján ez több csatornán szignifikáns is, különösen az alpha1 és beta2 sávokban. A szignifikáns különbségek főként a 3. és 4. </w:t>
+      </w:r>
+      <w:proofErr w:type="spellStart"/>
+      <w:r>
+        <w:rPr>
+          <w:rFonts w:ascii="Times New Roman" w:hAnsi="Times New Roman" w:cs="Times New Roman"/>
+          <w:sz w:val="24"/>
+        </w:rPr>
+        <w:t>epochban</w:t>
+      </w:r>
+      <w:proofErr w:type="spellEnd"/>
+      <w:r>
+        <w:rPr>
+          <w:rFonts w:ascii="Times New Roman" w:hAnsi="Times New Roman" w:cs="Times New Roman"/>
+          <w:sz w:val="24"/>
+        </w:rPr>
+        <w:t xml:space="preserve"> jönnek elő, ami arra utalhat, hogy a két csoport agyi </w:t>
+      </w:r>
+      <w:proofErr w:type="gramStart"/>
+      <w:r>
+        <w:rPr>
+          <w:rFonts w:ascii="Times New Roman" w:hAnsi="Times New Roman" w:cs="Times New Roman"/>
+          <w:sz w:val="24"/>
+        </w:rPr>
+        <w:t>aktivitása</w:t>
+      </w:r>
+      <w:proofErr w:type="gramEnd"/>
+      <w:r>
+        <w:rPr>
+          <w:rFonts w:ascii="Times New Roman" w:hAnsi="Times New Roman" w:cs="Times New Roman"/>
+          <w:sz w:val="24"/>
+        </w:rPr>
+        <w:t xml:space="preserve"> nem azonnal, hanem egy kis idő elteltével kezd el szignifikánsan eltérni.</w:t>
+      </w:r>
+    </w:p>
+    <w:p>
+      <w:pPr>
+        <w:spacing w:after="120" w:line="360" w:lineRule="auto"/>
+        <w:jc w:val="both"/>
+        <w:rPr>
+          <w:rFonts w:ascii="Times New Roman" w:hAnsi="Times New Roman" w:cs="Times New Roman"/>
+          <w:sz w:val="24"/>
+        </w:rPr>
+      </w:pPr>
+      <w:r>
+        <w:rPr>
+          <w:rFonts w:ascii="Times New Roman" w:hAnsi="Times New Roman" w:cs="Times New Roman"/>
+          <w:sz w:val="24"/>
+        </w:rPr>
+        <w:t xml:space="preserve">A rendszernek persze vannak korlátai is. Az 51 tanítóadat viszonylag kevés, ami megnehezíti az általánosítást és befolyásolhatja az eredmények megbízhatóságát. Az SVM normalizálás nélkül nem </w:t>
+      </w:r>
+      <w:proofErr w:type="gramStart"/>
+      <w:r>
+        <w:rPr>
+          <w:rFonts w:ascii="Times New Roman" w:hAnsi="Times New Roman" w:cs="Times New Roman"/>
+          <w:sz w:val="24"/>
+        </w:rPr>
+        <w:t>konvergált</w:t>
+      </w:r>
+      <w:proofErr w:type="gramEnd"/>
+      <w:r>
+        <w:rPr>
+          <w:rFonts w:ascii="Times New Roman" w:hAnsi="Times New Roman" w:cs="Times New Roman"/>
+          <w:sz w:val="24"/>
+        </w:rPr>
+        <w:t xml:space="preserve"> rendesen, tehát az előfeldolgozás komoly szerepet játszik. A fázis alapú módszerek nem hoztak érdemi javulást, ami részben azzal </w:t>
+      </w:r>
+      <w:r>
+        <w:rPr>
+          <w:rFonts w:ascii="Times New Roman" w:hAnsi="Times New Roman" w:cs="Times New Roman"/>
+          <w:sz w:val="24"/>
+        </w:rPr>
+        <w:lastRenderedPageBreak/>
+        <w:t xml:space="preserve">magyarázható, hogy az adatokban szereplő frekvenciasáv értékek már eleve </w:t>
+      </w:r>
+      <w:proofErr w:type="spellStart"/>
+      <w:r>
+        <w:rPr>
+          <w:rFonts w:ascii="Times New Roman" w:hAnsi="Times New Roman" w:cs="Times New Roman"/>
+          <w:sz w:val="24"/>
+        </w:rPr>
+        <w:t>előfeldolgozott</w:t>
+      </w:r>
+      <w:proofErr w:type="spellEnd"/>
+      <w:r>
+        <w:rPr>
+          <w:rFonts w:ascii="Times New Roman" w:hAnsi="Times New Roman" w:cs="Times New Roman"/>
+          <w:sz w:val="24"/>
+        </w:rPr>
+        <w:t xml:space="preserve"> adatok, nem nyers EEG idősorok.</w:t>
+      </w:r>
+    </w:p>
+    <w:p>
+      <w:pPr>
+        <w:spacing w:after="120" w:line="360" w:lineRule="auto"/>
+        <w:jc w:val="both"/>
+        <w:rPr>
+          <w:rFonts w:ascii="Times New Roman" w:hAnsi="Times New Roman" w:cs="Times New Roman"/>
+          <w:sz w:val="24"/>
+        </w:rPr>
+      </w:pPr>
+      <w:r>
+        <w:rPr>
+          <w:rFonts w:ascii="Times New Roman" w:hAnsi="Times New Roman" w:cs="Times New Roman"/>
+          <w:sz w:val="24"/>
+        </w:rPr>
+        <w:t>Jövőbeli fejlesztési lehetőségként több adat bevonása sokat segíthetne</w:t>
+      </w:r>
+      <w:r>
+        <w:rPr>
+          <w:rFonts w:ascii="Times New Roman" w:hAnsi="Times New Roman" w:cs="Times New Roman"/>
+          <w:sz w:val="24"/>
+        </w:rPr>
+        <w:t xml:space="preserve">. </w:t>
+      </w:r>
+      <w:r>
+        <w:rPr>
+          <w:rFonts w:ascii="Times New Roman" w:hAnsi="Times New Roman" w:cs="Times New Roman"/>
+          <w:sz w:val="24"/>
+        </w:rPr>
+        <w:t xml:space="preserve">Érdemes lenne nyers EEG idősorokat is vizsgálni, ahol a fázis </w:t>
+      </w:r>
+      <w:proofErr w:type="gramStart"/>
+      <w:r>
+        <w:rPr>
+          <w:rFonts w:ascii="Times New Roman" w:hAnsi="Times New Roman" w:cs="Times New Roman"/>
+          <w:sz w:val="24"/>
+        </w:rPr>
+        <w:t>spektrum</w:t>
+      </w:r>
+      <w:proofErr w:type="gramEnd"/>
+      <w:r>
+        <w:rPr>
+          <w:rFonts w:ascii="Times New Roman" w:hAnsi="Times New Roman" w:cs="Times New Roman"/>
+          <w:sz w:val="24"/>
+        </w:rPr>
+        <w:t xml:space="preserve"> elemzése valódi hozzáadott értéket jelenthet. Mélyebb neurális</w:t>
+      </w:r>
+      <w:r>
+        <w:rPr>
+          <w:rFonts w:ascii="Times New Roman" w:hAnsi="Times New Roman" w:cs="Times New Roman"/>
+          <w:sz w:val="24"/>
+        </w:rPr>
+        <w:t xml:space="preserve"> hálók alkalmazása és a </w:t>
+      </w:r>
+      <w:proofErr w:type="spellStart"/>
+      <w:r>
+        <w:rPr>
+          <w:rFonts w:ascii="Times New Roman" w:hAnsi="Times New Roman" w:cs="Times New Roman"/>
+          <w:sz w:val="24"/>
+        </w:rPr>
+        <w:t>feature_</w:t>
+      </w:r>
+      <w:r>
+        <w:rPr>
+          <w:rFonts w:ascii="Times New Roman" w:hAnsi="Times New Roman" w:cs="Times New Roman"/>
+          <w:sz w:val="24"/>
+        </w:rPr>
+        <w:t>selection</w:t>
+      </w:r>
+      <w:proofErr w:type="spellEnd"/>
+      <w:r>
+        <w:rPr>
+          <w:rFonts w:ascii="Times New Roman" w:hAnsi="Times New Roman" w:cs="Times New Roman"/>
+          <w:sz w:val="24"/>
+        </w:rPr>
+        <w:t xml:space="preserve"> eredményeinek beépítése a fő rendszerbe szintén javíthatna a teljesítményen.</w:t>
+      </w:r>
+    </w:p>
+    <w:p>
+      <w:pPr>
+        <w:rPr>
+          <w:rFonts w:ascii="Times New Roman" w:hAnsi="Times New Roman" w:cs="Times New Roman"/>
+          <w:sz w:val="24"/>
+        </w:rPr>
+      </w:pPr>
+      <w:r>
+        <w:rPr>
+          <w:rFonts w:ascii="Times New Roman" w:hAnsi="Times New Roman" w:cs="Times New Roman"/>
+          <w:sz w:val="24"/>
+        </w:rPr>
+        <w:br w:type="page"/>
+      </w:r>
+    </w:p>
+    <w:p>
+      <w:pPr>
+        <w:pStyle w:val="Cmsor1"/>
+      </w:pPr>
+      <w:bookmarkStart w:id="32" w:name="_Toc229233088"/>
+      <w:r>
+        <w:lastRenderedPageBreak/>
+        <w:t>Irodalomjegyzék</w:t>
+      </w:r>
+      <w:bookmarkEnd w:id="32"/>
+    </w:p>
+    <w:p>
+      <w:pPr>
+        <w:rPr>
+          <w:rFonts w:ascii="Times New Roman" w:eastAsiaTheme="majorEastAsia" w:hAnsi="Times New Roman" w:cstheme="majorBidi"/>
+          <w:b/>
+          <w:sz w:val="28"/>
+          <w:szCs w:val="32"/>
+        </w:rPr>
+      </w:pPr>
+      <w:r>
+        <w:br w:type="page"/>
+      </w:r>
+    </w:p>
+    <w:p>
+      <w:pPr>
+        <w:pStyle w:val="Cmsor2"/>
+        <w:jc w:val="center"/>
+      </w:pPr>
+      <w:bookmarkStart w:id="33" w:name="_Toc80443510"/>
+      <w:bookmarkStart w:id="34" w:name="_Toc229233089"/>
+      <w:r>
+        <w:lastRenderedPageBreak/>
+        <w:t>Nyilatkozat</w:t>
+      </w:r>
+      <w:bookmarkEnd w:id="33"/>
+      <w:bookmarkEnd w:id="34"/>
+    </w:p>
+    <w:p/>
+    <w:p/>
+    <w:p>
+      <w:pPr>
+        <w:spacing w:line="360" w:lineRule="auto"/>
+        <w:jc w:val="both"/>
+        <w:rPr>
+          <w:rFonts w:ascii="Times New Roman" w:hAnsi="Times New Roman" w:cs="Times New Roman"/>
+        </w:rPr>
+      </w:pPr>
+      <w:r>
+        <w:rPr>
+          <w:rFonts w:ascii="Times New Roman" w:hAnsi="Times New Roman" w:cs="Times New Roman"/>
+        </w:rPr>
+        <w:t>Alulírott</w:t>
+      </w:r>
+      <w:r>
+        <w:rPr>
+          <w:rFonts w:ascii="Times New Roman" w:hAnsi="Times New Roman" w:cs="Times New Roman"/>
+        </w:rPr>
+        <w:t xml:space="preserve"> Szabó-Sáfár Benedek Programtervező informatikus</w:t>
+      </w:r>
+      <w:r>
+        <w:rPr>
+          <w:rFonts w:ascii="Times New Roman" w:hAnsi="Times New Roman" w:cs="Times New Roman"/>
+        </w:rPr>
+        <w:t xml:space="preserve"> szakos hallgató, kijelentem, hogy a dolgozatomat a Szegedi Tudományegyetem, Informatikai Intézet</w:t>
+      </w:r>
+      <w:r>
+        <w:rPr>
+          <w:rFonts w:ascii="Times New Roman" w:hAnsi="Times New Roman" w:cs="Times New Roman"/>
+        </w:rPr>
+        <w:t xml:space="preserve"> Képfeldolgozás és Számítógépes Grafika </w:t>
+      </w:r>
+      <w:r>
+        <w:rPr>
+          <w:rFonts w:ascii="Times New Roman" w:hAnsi="Times New Roman" w:cs="Times New Roman"/>
+        </w:rPr>
+        <w:t>Tanszé</w:t>
+      </w:r>
+      <w:r>
+        <w:rPr>
+          <w:rFonts w:ascii="Times New Roman" w:hAnsi="Times New Roman" w:cs="Times New Roman"/>
+        </w:rPr>
+        <w:t xml:space="preserve">kén készítettem, Programtervező informatikus BSC </w:t>
+      </w:r>
+      <w:r>
+        <w:rPr>
+          <w:rFonts w:ascii="Times New Roman" w:hAnsi="Times New Roman" w:cs="Times New Roman"/>
+        </w:rPr>
+        <w:t xml:space="preserve">diploma megszerzése érdekében. </w:t>
+      </w:r>
+    </w:p>
+    <w:p>
+      <w:pPr>
+        <w:spacing w:line="360" w:lineRule="auto"/>
+        <w:jc w:val="both"/>
+        <w:rPr>
+          <w:rFonts w:ascii="Times New Roman" w:hAnsi="Times New Roman" w:cs="Times New Roman"/>
+        </w:rPr>
+      </w:pPr>
+      <w:r>
+        <w:rPr>
+          <w:rFonts w:ascii="Times New Roman" w:hAnsi="Times New Roman" w:cs="Times New Roman"/>
+        </w:rPr>
+        <w:t>Kijelentem, hogy a dolgozatot más szakon korábban nem védtem meg, saját munkám eredménye, és csak a hivatkozott forrásokat (szakirodalom, eszközök, stb.) használtam fel.</w:t>
+      </w:r>
+    </w:p>
+    <w:p>
+      <w:pPr>
+        <w:spacing w:line="360" w:lineRule="auto"/>
+        <w:jc w:val="both"/>
+        <w:rPr>
+          <w:rFonts w:ascii="Times New Roman" w:hAnsi="Times New Roman" w:cs="Times New Roman"/>
+        </w:rPr>
+      </w:pPr>
+      <w:r>
+        <w:rPr>
+          <w:rFonts w:ascii="Times New Roman" w:hAnsi="Times New Roman" w:cs="Times New Roman"/>
+        </w:rPr>
+        <w:t xml:space="preserve">Tudomásul veszem, hogy szakdolgozatomat a Szegedi Tudományegyetem Diplomamunka </w:t>
+      </w:r>
+      <w:proofErr w:type="spellStart"/>
+      <w:r>
+        <w:rPr>
+          <w:rFonts w:ascii="Times New Roman" w:hAnsi="Times New Roman" w:cs="Times New Roman"/>
+        </w:rPr>
+        <w:t>Repozitóriumában</w:t>
+      </w:r>
+      <w:proofErr w:type="spellEnd"/>
+      <w:r>
+        <w:rPr>
+          <w:rFonts w:ascii="Times New Roman" w:hAnsi="Times New Roman" w:cs="Times New Roman"/>
+        </w:rPr>
+        <w:t xml:space="preserve"> tárolja.</w:t>
+      </w:r>
+    </w:p>
+    <w:p>
+      <w:pPr>
+        <w:rPr>
+          <w:rFonts w:ascii="Times New Roman" w:hAnsi="Times New Roman" w:cs="Times New Roman"/>
+        </w:rPr>
+      </w:pPr>
+    </w:p>
+    <w:p>
+      <w:pPr>
+        <w:rPr>
+          <w:rFonts w:ascii="Times New Roman" w:hAnsi="Times New Roman" w:cs="Times New Roman"/>
+        </w:rPr>
+      </w:pPr>
+    </w:p>
+    <w:p>
+      <w:pPr>
+        <w:rPr>
+          <w:rFonts w:ascii="Times New Roman" w:hAnsi="Times New Roman" w:cs="Times New Roman"/>
+        </w:rPr>
+      </w:pPr>
+    </w:p>
+    <w:p>
+      <w:pPr>
+        <w:rPr>
+          <w:rFonts w:ascii="Times New Roman" w:hAnsi="Times New Roman" w:cs="Times New Roman"/>
+        </w:rPr>
+      </w:pPr>
+      <w:proofErr w:type="gramStart"/>
+      <w:r>
+        <w:rPr>
+          <w:rFonts w:ascii="Times New Roman" w:hAnsi="Times New Roman" w:cs="Times New Roman"/>
+        </w:rPr>
+        <w:t>Dátum</w:t>
+      </w:r>
+      <w:proofErr w:type="gramEnd"/>
+      <w:r>
+        <w:rPr>
+          <w:rFonts w:ascii="Times New Roman" w:hAnsi="Times New Roman" w:cs="Times New Roman"/>
+        </w:rPr>
+        <w:t xml:space="preserve"> 2026.05.09</w:t>
+      </w:r>
+    </w:p>
+    <w:p>
+      <w:pPr>
+        <w:rPr>
+          <w:rFonts w:ascii="Times New Roman" w:hAnsi="Times New Roman" w:cs="Times New Roman"/>
+        </w:rPr>
+      </w:pPr>
+    </w:p>
+    <w:p>
+      <w:pPr>
+        <w:rPr>
+          <w:rFonts w:ascii="Times New Roman" w:hAnsi="Times New Roman" w:cs="Times New Roman"/>
+        </w:rPr>
+      </w:pPr>
+      <w:r>
+        <w:rPr>
+          <w:rFonts w:ascii="Times New Roman" w:hAnsi="Times New Roman" w:cs="Times New Roman"/>
+        </w:rPr>
+        <w:tab/>
+      </w:r>
+      <w:r>
+        <w:rPr>
+          <w:rFonts w:ascii="Times New Roman" w:hAnsi="Times New Roman" w:cs="Times New Roman"/>
+        </w:rPr>
+        <w:tab/>
+      </w:r>
+      <w:r>
+        <w:rPr>
+          <w:rFonts w:ascii="Times New Roman" w:hAnsi="Times New Roman" w:cs="Times New Roman"/>
+        </w:rPr>
+        <w:tab/>
+      </w:r>
+      <w:r>
+        <w:rPr>
+          <w:rFonts w:ascii="Times New Roman" w:hAnsi="Times New Roman" w:cs="Times New Roman"/>
+        </w:rPr>
+        <w:tab/>
+      </w:r>
+      <w:r>
+        <w:rPr>
+          <w:rFonts w:ascii="Times New Roman" w:hAnsi="Times New Roman" w:cs="Times New Roman"/>
+        </w:rPr>
+        <w:tab/>
+      </w:r>
+      <w:r>
+        <w:rPr>
+          <w:rFonts w:ascii="Times New Roman" w:hAnsi="Times New Roman" w:cs="Times New Roman"/>
+        </w:rPr>
+        <w:tab/>
+      </w:r>
+      <w:r>
+        <w:rPr>
+          <w:rFonts w:ascii="Times New Roman" w:hAnsi="Times New Roman" w:cs="Times New Roman"/>
+        </w:rPr>
+        <w:tab/>
+      </w:r>
+      <w:r>
+        <w:rPr>
+          <w:rFonts w:ascii="Times New Roman" w:hAnsi="Times New Roman" w:cs="Times New Roman"/>
+        </w:rPr>
+        <w:tab/>
+        <w:t>Aláírás</w:t>
+      </w:r>
+    </w:p>
+    <w:p>
+      <w:pPr>
+        <w:spacing w:after="800" w:line="360" w:lineRule="auto"/>
+        <w:jc w:val="both"/>
+        <w:rPr>
+          <w:rFonts w:ascii="Times New Roman" w:hAnsi="Times New Roman" w:cs="Times New Roman"/>
+          <w:sz w:val="24"/>
+          <w:szCs w:val="24"/>
+        </w:rPr>
+      </w:pPr>
     </w:p>
     <w:sectPr>
-      <w:footerReference w:type="default" r:id="rId18"/>
+      <w:footerReference w:type="default" r:id="rId19"/>
       <w:pgSz w:w="11906" w:h="16838"/>
       <w:pgMar w:top="1418" w:right="1418" w:bottom="1418" w:left="1418" w:header="709" w:footer="709" w:gutter="567"/>
       <w:cols w:space="708"/>
@@ -15041,7 +21570,7 @@
           <w:rPr>
             <w:noProof/>
           </w:rPr>
-          <w:t>33</w:t>
+          <w:t>20</w:t>
         </w:r>
         <w:r>
           <w:fldChar w:fldCharType="end"/>
@@ -15192,6 +21721,119 @@
     </w:lvl>
   </w:abstractNum>
   <w:abstractNum w:abstractNumId="2" w15:restartNumberingAfterBreak="0">
+    <w:nsid w:val="166B3AB6"/>
+    <w:multiLevelType w:val="hybridMultilevel"/>
+    <w:tmpl w:val="18003750"/>
+    <w:lvl w:ilvl="0" w:tplc="04090001">
+      <w:start w:val="1"/>
+      <w:numFmt w:val="bullet"/>
+      <w:lvlText w:val=""/>
+      <w:lvlJc w:val="left"/>
+      <w:pPr>
+        <w:ind w:left="720" w:hanging="360"/>
+      </w:pPr>
+      <w:rPr>
+        <w:rFonts w:ascii="Symbol" w:hAnsi="Symbol" w:hint="default"/>
+      </w:rPr>
+    </w:lvl>
+    <w:lvl w:ilvl="1" w:tplc="04090003" w:tentative="1">
+      <w:start w:val="1"/>
+      <w:numFmt w:val="bullet"/>
+      <w:lvlText w:val="o"/>
+      <w:lvlJc w:val="left"/>
+      <w:pPr>
+        <w:ind w:left="1440" w:hanging="360"/>
+      </w:pPr>
+      <w:rPr>
+        <w:rFonts w:ascii="Courier New" w:hAnsi="Courier New" w:cs="Courier New" w:hint="default"/>
+      </w:rPr>
+    </w:lvl>
+    <w:lvl w:ilvl="2" w:tplc="04090005" w:tentative="1">
+      <w:start w:val="1"/>
+      <w:numFmt w:val="bullet"/>
+      <w:lvlText w:val=""/>
+      <w:lvlJc w:val="left"/>
+      <w:pPr>
+        <w:ind w:left="2160" w:hanging="360"/>
+      </w:pPr>
+      <w:rPr>
+        <w:rFonts w:ascii="Wingdings" w:hAnsi="Wingdings" w:hint="default"/>
+      </w:rPr>
+    </w:lvl>
+    <w:lvl w:ilvl="3" w:tplc="04090001" w:tentative="1">
+      <w:start w:val="1"/>
+      <w:numFmt w:val="bullet"/>
+      <w:lvlText w:val=""/>
+      <w:lvlJc w:val="left"/>
+      <w:pPr>
+        <w:ind w:left="2880" w:hanging="360"/>
+      </w:pPr>
+      <w:rPr>
+        <w:rFonts w:ascii="Symbol" w:hAnsi="Symbol" w:hint="default"/>
+      </w:rPr>
+    </w:lvl>
+    <w:lvl w:ilvl="4" w:tplc="04090003" w:tentative="1">
+      <w:start w:val="1"/>
+      <w:numFmt w:val="bullet"/>
+      <w:lvlText w:val="o"/>
+      <w:lvlJc w:val="left"/>
+      <w:pPr>
+        <w:ind w:left="3600" w:hanging="360"/>
+      </w:pPr>
+      <w:rPr>
+        <w:rFonts w:ascii="Courier New" w:hAnsi="Courier New" w:cs="Courier New" w:hint="default"/>
+      </w:rPr>
+    </w:lvl>
+    <w:lvl w:ilvl="5" w:tplc="04090005" w:tentative="1">
+      <w:start w:val="1"/>
+      <w:numFmt w:val="bullet"/>
+      <w:lvlText w:val=""/>
+      <w:lvlJc w:val="left"/>
+      <w:pPr>
+        <w:ind w:left="4320" w:hanging="360"/>
+      </w:pPr>
+      <w:rPr>
+        <w:rFonts w:ascii="Wingdings" w:hAnsi="Wingdings" w:hint="default"/>
+      </w:rPr>
+    </w:lvl>
+    <w:lvl w:ilvl="6" w:tplc="04090001" w:tentative="1">
+      <w:start w:val="1"/>
+      <w:numFmt w:val="bullet"/>
+      <w:lvlText w:val=""/>
+      <w:lvlJc w:val="left"/>
+      <w:pPr>
+        <w:ind w:left="5040" w:hanging="360"/>
+      </w:pPr>
+      <w:rPr>
+        <w:rFonts w:ascii="Symbol" w:hAnsi="Symbol" w:hint="default"/>
+      </w:rPr>
+    </w:lvl>
+    <w:lvl w:ilvl="7" w:tplc="04090003" w:tentative="1">
+      <w:start w:val="1"/>
+      <w:numFmt w:val="bullet"/>
+      <w:lvlText w:val="o"/>
+      <w:lvlJc w:val="left"/>
+      <w:pPr>
+        <w:ind w:left="5760" w:hanging="360"/>
+      </w:pPr>
+      <w:rPr>
+        <w:rFonts w:ascii="Courier New" w:hAnsi="Courier New" w:cs="Courier New" w:hint="default"/>
+      </w:rPr>
+    </w:lvl>
+    <w:lvl w:ilvl="8" w:tplc="04090005" w:tentative="1">
+      <w:start w:val="1"/>
+      <w:numFmt w:val="bullet"/>
+      <w:lvlText w:val=""/>
+      <w:lvlJc w:val="left"/>
+      <w:pPr>
+        <w:ind w:left="6480" w:hanging="360"/>
+      </w:pPr>
+      <w:rPr>
+        <w:rFonts w:ascii="Wingdings" w:hAnsi="Wingdings" w:hint="default"/>
+      </w:rPr>
+    </w:lvl>
+  </w:abstractNum>
+  <w:abstractNum w:abstractNumId="3" w15:restartNumberingAfterBreak="0">
     <w:nsid w:val="18B45BF7"/>
     <w:multiLevelType w:val="multilevel"/>
     <w:tmpl w:val="9E0CB614"/>
@@ -15301,6 +21943,484 @@
       </w:pPr>
       <w:rPr>
         <w:rFonts w:hint="default"/>
+      </w:rPr>
+    </w:lvl>
+  </w:abstractNum>
+  <w:abstractNum w:abstractNumId="4" w15:restartNumberingAfterBreak="0">
+    <w:nsid w:val="2CB42BCA"/>
+    <w:multiLevelType w:val="hybridMultilevel"/>
+    <w:tmpl w:val="AB161CE8"/>
+    <w:lvl w:ilvl="0" w:tplc="49A254E8">
+      <w:numFmt w:val="bullet"/>
+      <w:lvlText w:val=""/>
+      <w:lvlJc w:val="left"/>
+      <w:pPr>
+        <w:ind w:left="720" w:hanging="360"/>
+      </w:pPr>
+      <w:rPr>
+        <w:rFonts w:ascii="Times New Roman" w:eastAsia="Times New Roman" w:hAnsi="Times New Roman" w:cs="Times New Roman" w:hint="default"/>
+      </w:rPr>
+    </w:lvl>
+    <w:lvl w:ilvl="1" w:tplc="04090003" w:tentative="1">
+      <w:start w:val="1"/>
+      <w:numFmt w:val="bullet"/>
+      <w:lvlText w:val="o"/>
+      <w:lvlJc w:val="left"/>
+      <w:pPr>
+        <w:ind w:left="1440" w:hanging="360"/>
+      </w:pPr>
+      <w:rPr>
+        <w:rFonts w:ascii="Courier New" w:hAnsi="Courier New" w:cs="Courier New" w:hint="default"/>
+      </w:rPr>
+    </w:lvl>
+    <w:lvl w:ilvl="2" w:tplc="04090005" w:tentative="1">
+      <w:start w:val="1"/>
+      <w:numFmt w:val="bullet"/>
+      <w:lvlText w:val=""/>
+      <w:lvlJc w:val="left"/>
+      <w:pPr>
+        <w:ind w:left="2160" w:hanging="360"/>
+      </w:pPr>
+      <w:rPr>
+        <w:rFonts w:ascii="Wingdings" w:hAnsi="Wingdings" w:hint="default"/>
+      </w:rPr>
+    </w:lvl>
+    <w:lvl w:ilvl="3" w:tplc="04090001" w:tentative="1">
+      <w:start w:val="1"/>
+      <w:numFmt w:val="bullet"/>
+      <w:lvlText w:val=""/>
+      <w:lvlJc w:val="left"/>
+      <w:pPr>
+        <w:ind w:left="2880" w:hanging="360"/>
+      </w:pPr>
+      <w:rPr>
+        <w:rFonts w:ascii="Symbol" w:hAnsi="Symbol" w:hint="default"/>
+      </w:rPr>
+    </w:lvl>
+    <w:lvl w:ilvl="4" w:tplc="04090003" w:tentative="1">
+      <w:start w:val="1"/>
+      <w:numFmt w:val="bullet"/>
+      <w:lvlText w:val="o"/>
+      <w:lvlJc w:val="left"/>
+      <w:pPr>
+        <w:ind w:left="3600" w:hanging="360"/>
+      </w:pPr>
+      <w:rPr>
+        <w:rFonts w:ascii="Courier New" w:hAnsi="Courier New" w:cs="Courier New" w:hint="default"/>
+      </w:rPr>
+    </w:lvl>
+    <w:lvl w:ilvl="5" w:tplc="04090005" w:tentative="1">
+      <w:start w:val="1"/>
+      <w:numFmt w:val="bullet"/>
+      <w:lvlText w:val=""/>
+      <w:lvlJc w:val="left"/>
+      <w:pPr>
+        <w:ind w:left="4320" w:hanging="360"/>
+      </w:pPr>
+      <w:rPr>
+        <w:rFonts w:ascii="Wingdings" w:hAnsi="Wingdings" w:hint="default"/>
+      </w:rPr>
+    </w:lvl>
+    <w:lvl w:ilvl="6" w:tplc="04090001" w:tentative="1">
+      <w:start w:val="1"/>
+      <w:numFmt w:val="bullet"/>
+      <w:lvlText w:val=""/>
+      <w:lvlJc w:val="left"/>
+      <w:pPr>
+        <w:ind w:left="5040" w:hanging="360"/>
+      </w:pPr>
+      <w:rPr>
+        <w:rFonts w:ascii="Symbol" w:hAnsi="Symbol" w:hint="default"/>
+      </w:rPr>
+    </w:lvl>
+    <w:lvl w:ilvl="7" w:tplc="04090003" w:tentative="1">
+      <w:start w:val="1"/>
+      <w:numFmt w:val="bullet"/>
+      <w:lvlText w:val="o"/>
+      <w:lvlJc w:val="left"/>
+      <w:pPr>
+        <w:ind w:left="5760" w:hanging="360"/>
+      </w:pPr>
+      <w:rPr>
+        <w:rFonts w:ascii="Courier New" w:hAnsi="Courier New" w:cs="Courier New" w:hint="default"/>
+      </w:rPr>
+    </w:lvl>
+    <w:lvl w:ilvl="8" w:tplc="04090005" w:tentative="1">
+      <w:start w:val="1"/>
+      <w:numFmt w:val="bullet"/>
+      <w:lvlText w:val=""/>
+      <w:lvlJc w:val="left"/>
+      <w:pPr>
+        <w:ind w:left="6480" w:hanging="360"/>
+      </w:pPr>
+      <w:rPr>
+        <w:rFonts w:ascii="Wingdings" w:hAnsi="Wingdings" w:hint="default"/>
+      </w:rPr>
+    </w:lvl>
+  </w:abstractNum>
+  <w:abstractNum w:abstractNumId="5" w15:restartNumberingAfterBreak="0">
+    <w:nsid w:val="316417F3"/>
+    <w:multiLevelType w:val="hybridMultilevel"/>
+    <w:tmpl w:val="010A5CA8"/>
+    <w:lvl w:ilvl="0" w:tplc="6698749E">
+      <w:start w:val="1"/>
+      <w:numFmt w:val="bullet"/>
+      <w:pStyle w:val="dto2"/>
+      <w:lvlText w:val=""/>
+      <w:lvlJc w:val="left"/>
+      <w:pPr>
+        <w:tabs>
+          <w:tab w:val="num" w:pos="720"/>
+        </w:tabs>
+        <w:ind w:left="720" w:hanging="360"/>
+      </w:pPr>
+      <w:rPr>
+        <w:rFonts w:ascii="Symbol" w:hAnsi="Symbol" w:hint="default"/>
+      </w:rPr>
+    </w:lvl>
+    <w:lvl w:ilvl="1" w:tplc="040E0003" w:tentative="1">
+      <w:start w:val="1"/>
+      <w:numFmt w:val="bullet"/>
+      <w:lvlText w:val="o"/>
+      <w:lvlJc w:val="left"/>
+      <w:pPr>
+        <w:tabs>
+          <w:tab w:val="num" w:pos="1440"/>
+        </w:tabs>
+        <w:ind w:left="1440" w:hanging="360"/>
+      </w:pPr>
+      <w:rPr>
+        <w:rFonts w:ascii="Courier New" w:hAnsi="Courier New" w:cs="Courier New" w:hint="default"/>
+      </w:rPr>
+    </w:lvl>
+    <w:lvl w:ilvl="2" w:tplc="040E0005" w:tentative="1">
+      <w:start w:val="1"/>
+      <w:numFmt w:val="bullet"/>
+      <w:lvlText w:val=""/>
+      <w:lvlJc w:val="left"/>
+      <w:pPr>
+        <w:tabs>
+          <w:tab w:val="num" w:pos="2160"/>
+        </w:tabs>
+        <w:ind w:left="2160" w:hanging="360"/>
+      </w:pPr>
+      <w:rPr>
+        <w:rFonts w:ascii="Wingdings" w:hAnsi="Wingdings" w:hint="default"/>
+      </w:rPr>
+    </w:lvl>
+    <w:lvl w:ilvl="3" w:tplc="040E0001" w:tentative="1">
+      <w:start w:val="1"/>
+      <w:numFmt w:val="bullet"/>
+      <w:lvlText w:val=""/>
+      <w:lvlJc w:val="left"/>
+      <w:pPr>
+        <w:tabs>
+          <w:tab w:val="num" w:pos="2880"/>
+        </w:tabs>
+        <w:ind w:left="2880" w:hanging="360"/>
+      </w:pPr>
+      <w:rPr>
+        <w:rFonts w:ascii="Symbol" w:hAnsi="Symbol" w:hint="default"/>
+      </w:rPr>
+    </w:lvl>
+    <w:lvl w:ilvl="4" w:tplc="040E0003" w:tentative="1">
+      <w:start w:val="1"/>
+      <w:numFmt w:val="bullet"/>
+      <w:lvlText w:val="o"/>
+      <w:lvlJc w:val="left"/>
+      <w:pPr>
+        <w:tabs>
+          <w:tab w:val="num" w:pos="3600"/>
+        </w:tabs>
+        <w:ind w:left="3600" w:hanging="360"/>
+      </w:pPr>
+      <w:rPr>
+        <w:rFonts w:ascii="Courier New" w:hAnsi="Courier New" w:cs="Courier New" w:hint="default"/>
+      </w:rPr>
+    </w:lvl>
+    <w:lvl w:ilvl="5" w:tplc="040E0005" w:tentative="1">
+      <w:start w:val="1"/>
+      <w:numFmt w:val="bullet"/>
+      <w:lvlText w:val=""/>
+      <w:lvlJc w:val="left"/>
+      <w:pPr>
+        <w:tabs>
+          <w:tab w:val="num" w:pos="4320"/>
+        </w:tabs>
+        <w:ind w:left="4320" w:hanging="360"/>
+      </w:pPr>
+      <w:rPr>
+        <w:rFonts w:ascii="Wingdings" w:hAnsi="Wingdings" w:hint="default"/>
+      </w:rPr>
+    </w:lvl>
+    <w:lvl w:ilvl="6" w:tplc="040E0001" w:tentative="1">
+      <w:start w:val="1"/>
+      <w:numFmt w:val="bullet"/>
+      <w:lvlText w:val=""/>
+      <w:lvlJc w:val="left"/>
+      <w:pPr>
+        <w:tabs>
+          <w:tab w:val="num" w:pos="5040"/>
+        </w:tabs>
+        <w:ind w:left="5040" w:hanging="360"/>
+      </w:pPr>
+      <w:rPr>
+        <w:rFonts w:ascii="Symbol" w:hAnsi="Symbol" w:hint="default"/>
+      </w:rPr>
+    </w:lvl>
+    <w:lvl w:ilvl="7" w:tplc="040E0003" w:tentative="1">
+      <w:start w:val="1"/>
+      <w:numFmt w:val="bullet"/>
+      <w:lvlText w:val="o"/>
+      <w:lvlJc w:val="left"/>
+      <w:pPr>
+        <w:tabs>
+          <w:tab w:val="num" w:pos="5760"/>
+        </w:tabs>
+        <w:ind w:left="5760" w:hanging="360"/>
+      </w:pPr>
+      <w:rPr>
+        <w:rFonts w:ascii="Courier New" w:hAnsi="Courier New" w:cs="Courier New" w:hint="default"/>
+      </w:rPr>
+    </w:lvl>
+    <w:lvl w:ilvl="8" w:tplc="040E0005" w:tentative="1">
+      <w:start w:val="1"/>
+      <w:numFmt w:val="bullet"/>
+      <w:lvlText w:val=""/>
+      <w:lvlJc w:val="left"/>
+      <w:pPr>
+        <w:tabs>
+          <w:tab w:val="num" w:pos="6480"/>
+        </w:tabs>
+        <w:ind w:left="6480" w:hanging="360"/>
+      </w:pPr>
+      <w:rPr>
+        <w:rFonts w:ascii="Wingdings" w:hAnsi="Wingdings" w:hint="default"/>
+      </w:rPr>
+    </w:lvl>
+  </w:abstractNum>
+  <w:abstractNum w:abstractNumId="6" w15:restartNumberingAfterBreak="0">
+    <w:nsid w:val="38292DBA"/>
+    <w:multiLevelType w:val="hybridMultilevel"/>
+    <w:tmpl w:val="C70E0D0E"/>
+    <w:lvl w:ilvl="0" w:tplc="040E0001">
+      <w:start w:val="1"/>
+      <w:numFmt w:val="bullet"/>
+      <w:lvlText w:val=""/>
+      <w:lvlJc w:val="left"/>
+      <w:pPr>
+        <w:ind w:left="720" w:hanging="360"/>
+      </w:pPr>
+      <w:rPr>
+        <w:rFonts w:ascii="Symbol" w:hAnsi="Symbol" w:hint="default"/>
+      </w:rPr>
+    </w:lvl>
+    <w:lvl w:ilvl="1" w:tplc="04090003" w:tentative="1">
+      <w:start w:val="1"/>
+      <w:numFmt w:val="bullet"/>
+      <w:lvlText w:val="o"/>
+      <w:lvlJc w:val="left"/>
+      <w:pPr>
+        <w:ind w:left="1440" w:hanging="360"/>
+      </w:pPr>
+      <w:rPr>
+        <w:rFonts w:ascii="Courier New" w:hAnsi="Courier New" w:cs="Courier New" w:hint="default"/>
+      </w:rPr>
+    </w:lvl>
+    <w:lvl w:ilvl="2" w:tplc="04090005" w:tentative="1">
+      <w:start w:val="1"/>
+      <w:numFmt w:val="bullet"/>
+      <w:lvlText w:val=""/>
+      <w:lvlJc w:val="left"/>
+      <w:pPr>
+        <w:ind w:left="2160" w:hanging="360"/>
+      </w:pPr>
+      <w:rPr>
+        <w:rFonts w:ascii="Wingdings" w:hAnsi="Wingdings" w:hint="default"/>
+      </w:rPr>
+    </w:lvl>
+    <w:lvl w:ilvl="3" w:tplc="04090001" w:tentative="1">
+      <w:start w:val="1"/>
+      <w:numFmt w:val="bullet"/>
+      <w:lvlText w:val=""/>
+      <w:lvlJc w:val="left"/>
+      <w:pPr>
+        <w:ind w:left="2880" w:hanging="360"/>
+      </w:pPr>
+      <w:rPr>
+        <w:rFonts w:ascii="Symbol" w:hAnsi="Symbol" w:hint="default"/>
+      </w:rPr>
+    </w:lvl>
+    <w:lvl w:ilvl="4" w:tplc="04090003" w:tentative="1">
+      <w:start w:val="1"/>
+      <w:numFmt w:val="bullet"/>
+      <w:lvlText w:val="o"/>
+      <w:lvlJc w:val="left"/>
+      <w:pPr>
+        <w:ind w:left="3600" w:hanging="360"/>
+      </w:pPr>
+      <w:rPr>
+        <w:rFonts w:ascii="Courier New" w:hAnsi="Courier New" w:cs="Courier New" w:hint="default"/>
+      </w:rPr>
+    </w:lvl>
+    <w:lvl w:ilvl="5" w:tplc="04090005" w:tentative="1">
+      <w:start w:val="1"/>
+      <w:numFmt w:val="bullet"/>
+      <w:lvlText w:val=""/>
+      <w:lvlJc w:val="left"/>
+      <w:pPr>
+        <w:ind w:left="4320" w:hanging="360"/>
+      </w:pPr>
+      <w:rPr>
+        <w:rFonts w:ascii="Wingdings" w:hAnsi="Wingdings" w:hint="default"/>
+      </w:rPr>
+    </w:lvl>
+    <w:lvl w:ilvl="6" w:tplc="04090001" w:tentative="1">
+      <w:start w:val="1"/>
+      <w:numFmt w:val="bullet"/>
+      <w:lvlText w:val=""/>
+      <w:lvlJc w:val="left"/>
+      <w:pPr>
+        <w:ind w:left="5040" w:hanging="360"/>
+      </w:pPr>
+      <w:rPr>
+        <w:rFonts w:ascii="Symbol" w:hAnsi="Symbol" w:hint="default"/>
+      </w:rPr>
+    </w:lvl>
+    <w:lvl w:ilvl="7" w:tplc="04090003" w:tentative="1">
+      <w:start w:val="1"/>
+      <w:numFmt w:val="bullet"/>
+      <w:lvlText w:val="o"/>
+      <w:lvlJc w:val="left"/>
+      <w:pPr>
+        <w:ind w:left="5760" w:hanging="360"/>
+      </w:pPr>
+      <w:rPr>
+        <w:rFonts w:ascii="Courier New" w:hAnsi="Courier New" w:cs="Courier New" w:hint="default"/>
+      </w:rPr>
+    </w:lvl>
+    <w:lvl w:ilvl="8" w:tplc="04090005" w:tentative="1">
+      <w:start w:val="1"/>
+      <w:numFmt w:val="bullet"/>
+      <w:lvlText w:val=""/>
+      <w:lvlJc w:val="left"/>
+      <w:pPr>
+        <w:ind w:left="6480" w:hanging="360"/>
+      </w:pPr>
+      <w:rPr>
+        <w:rFonts w:ascii="Wingdings" w:hAnsi="Wingdings" w:hint="default"/>
+      </w:rPr>
+    </w:lvl>
+  </w:abstractNum>
+  <w:abstractNum w:abstractNumId="7" w15:restartNumberingAfterBreak="0">
+    <w:nsid w:val="4A8F1C44"/>
+    <w:multiLevelType w:val="hybridMultilevel"/>
+    <w:tmpl w:val="2AE274D4"/>
+    <w:lvl w:ilvl="0" w:tplc="49A254E8">
+      <w:numFmt w:val="bullet"/>
+      <w:lvlText w:val=""/>
+      <w:lvlJc w:val="left"/>
+      <w:pPr>
+        <w:ind w:left="1080" w:hanging="360"/>
+      </w:pPr>
+      <w:rPr>
+        <w:rFonts w:ascii="Times New Roman" w:eastAsia="Times New Roman" w:hAnsi="Times New Roman" w:cs="Times New Roman" w:hint="default"/>
+      </w:rPr>
+    </w:lvl>
+    <w:lvl w:ilvl="1" w:tplc="04090003" w:tentative="1">
+      <w:start w:val="1"/>
+      <w:numFmt w:val="bullet"/>
+      <w:lvlText w:val="o"/>
+      <w:lvlJc w:val="left"/>
+      <w:pPr>
+        <w:ind w:left="1800" w:hanging="360"/>
+      </w:pPr>
+      <w:rPr>
+        <w:rFonts w:ascii="Courier New" w:hAnsi="Courier New" w:cs="Courier New" w:hint="default"/>
+      </w:rPr>
+    </w:lvl>
+    <w:lvl w:ilvl="2" w:tplc="04090005" w:tentative="1">
+      <w:start w:val="1"/>
+      <w:numFmt w:val="bullet"/>
+      <w:lvlText w:val=""/>
+      <w:lvlJc w:val="left"/>
+      <w:pPr>
+        <w:ind w:left="2520" w:hanging="360"/>
+      </w:pPr>
+      <w:rPr>
+        <w:rFonts w:ascii="Wingdings" w:hAnsi="Wingdings" w:hint="default"/>
+      </w:rPr>
+    </w:lvl>
+    <w:lvl w:ilvl="3" w:tplc="04090001" w:tentative="1">
+      <w:start w:val="1"/>
+      <w:numFmt w:val="bullet"/>
+      <w:lvlText w:val=""/>
+      <w:lvlJc w:val="left"/>
+      <w:pPr>
+        <w:ind w:left="3240" w:hanging="360"/>
+      </w:pPr>
+      <w:rPr>
+        <w:rFonts w:ascii="Symbol" w:hAnsi="Symbol" w:hint="default"/>
+      </w:rPr>
+    </w:lvl>
+    <w:lvl w:ilvl="4" w:tplc="04090003" w:tentative="1">
+      <w:start w:val="1"/>
+      <w:numFmt w:val="bullet"/>
+      <w:lvlText w:val="o"/>
+      <w:lvlJc w:val="left"/>
+      <w:pPr>
+        <w:ind w:left="3960" w:hanging="360"/>
+      </w:pPr>
+      <w:rPr>
+        <w:rFonts w:ascii="Courier New" w:hAnsi="Courier New" w:cs="Courier New" w:hint="default"/>
+      </w:rPr>
+    </w:lvl>
+    <w:lvl w:ilvl="5" w:tplc="04090005" w:tentative="1">
+      <w:start w:val="1"/>
+      <w:numFmt w:val="bullet"/>
+      <w:lvlText w:val=""/>
+      <w:lvlJc w:val="left"/>
+      <w:pPr>
+        <w:ind w:left="4680" w:hanging="360"/>
+      </w:pPr>
+      <w:rPr>
+        <w:rFonts w:ascii="Wingdings" w:hAnsi="Wingdings" w:hint="default"/>
+      </w:rPr>
+    </w:lvl>
+    <w:lvl w:ilvl="6" w:tplc="04090001" w:tentative="1">
+      <w:start w:val="1"/>
+      <w:numFmt w:val="bullet"/>
+      <w:lvlText w:val=""/>
+      <w:lvlJc w:val="left"/>
+      <w:pPr>
+        <w:ind w:left="5400" w:hanging="360"/>
+      </w:pPr>
+      <w:rPr>
+        <w:rFonts w:ascii="Symbol" w:hAnsi="Symbol" w:hint="default"/>
+      </w:rPr>
+    </w:lvl>
+    <w:lvl w:ilvl="7" w:tplc="04090003" w:tentative="1">
+      <w:start w:val="1"/>
+      <w:numFmt w:val="bullet"/>
+      <w:lvlText w:val="o"/>
+      <w:lvlJc w:val="left"/>
+      <w:pPr>
+        <w:ind w:left="6120" w:hanging="360"/>
+      </w:pPr>
+      <w:rPr>
+        <w:rFonts w:ascii="Courier New" w:hAnsi="Courier New" w:cs="Courier New" w:hint="default"/>
+      </w:rPr>
+    </w:lvl>
+    <w:lvl w:ilvl="8" w:tplc="04090005" w:tentative="1">
+      <w:start w:val="1"/>
+      <w:numFmt w:val="bullet"/>
+      <w:lvlText w:val=""/>
+      <w:lvlJc w:val="left"/>
+      <w:pPr>
+        <w:ind w:left="6840" w:hanging="360"/>
+      </w:pPr>
+      <w:rPr>
+        <w:rFonts w:ascii="Wingdings" w:hAnsi="Wingdings" w:hint="default"/>
       </w:rPr>
     </w:lvl>
   </w:abstractNum>
@@ -15311,7 +22431,22 @@
     <w:abstractNumId w:val="0"/>
   </w:num>
   <w:num w:numId="3">
+    <w:abstractNumId w:val="3"/>
+  </w:num>
+  <w:num w:numId="4">
     <w:abstractNumId w:val="2"/>
+  </w:num>
+  <w:num w:numId="5">
+    <w:abstractNumId w:val="4"/>
+  </w:num>
+  <w:num w:numId="6">
+    <w:abstractNumId w:val="7"/>
+  </w:num>
+  <w:num w:numId="7">
+    <w:abstractNumId w:val="6"/>
+  </w:num>
+  <w:num w:numId="8">
+    <w:abstractNumId w:val="5"/>
   </w:num>
 </w:numbering>
 </file>
@@ -15970,6 +23105,123 @@
       <w:bCs/>
     </w:rPr>
   </w:style>
+  <w:style w:type="character" w:styleId="HTML-kd">
+    <w:name w:val="HTML Code"/>
+    <w:basedOn w:val="Bekezdsalapbettpusa"/>
+    <w:uiPriority w:val="99"/>
+    <w:semiHidden/>
+    <w:unhideWhenUsed/>
+    <w:rsid w:val="00F715CA"/>
+    <w:rPr>
+      <w:rFonts w:ascii="Courier New" w:eastAsia="Times New Roman" w:hAnsi="Courier New" w:cs="Courier New"/>
+      <w:sz w:val="20"/>
+      <w:szCs w:val="20"/>
+    </w:rPr>
+  </w:style>
+  <w:style w:type="paragraph" w:styleId="Tartalomjegyzkcmsora">
+    <w:name w:val="TOC Heading"/>
+    <w:basedOn w:val="Cmsor1"/>
+    <w:next w:val="Norml"/>
+    <w:uiPriority w:val="39"/>
+    <w:unhideWhenUsed/>
+    <w:qFormat/>
+    <w:rsid w:val="001E0FF4"/>
+    <w:pPr>
+      <w:outlineLvl w:val="9"/>
+    </w:pPr>
+    <w:rPr>
+      <w:rFonts w:asciiTheme="majorHAnsi" w:hAnsiTheme="majorHAnsi"/>
+      <w:b w:val="0"/>
+      <w:color w:val="2E74B5" w:themeColor="accent1" w:themeShade="BF"/>
+      <w:sz w:val="32"/>
+      <w:lang w:val="en-US"/>
+    </w:rPr>
+  </w:style>
+  <w:style w:type="paragraph" w:styleId="TJ2">
+    <w:name w:val="toc 2"/>
+    <w:basedOn w:val="Norml"/>
+    <w:next w:val="Norml"/>
+    <w:autoRedefine/>
+    <w:uiPriority w:val="39"/>
+    <w:unhideWhenUsed/>
+    <w:rsid w:val="001E0FF4"/>
+    <w:pPr>
+      <w:spacing w:after="100"/>
+      <w:ind w:left="220"/>
+    </w:pPr>
+  </w:style>
+  <w:style w:type="paragraph" w:styleId="TJ1">
+    <w:name w:val="toc 1"/>
+    <w:basedOn w:val="Norml"/>
+    <w:next w:val="Norml"/>
+    <w:autoRedefine/>
+    <w:uiPriority w:val="39"/>
+    <w:unhideWhenUsed/>
+    <w:rsid w:val="001E0FF4"/>
+    <w:pPr>
+      <w:spacing w:after="100"/>
+    </w:pPr>
+  </w:style>
+  <w:style w:type="character" w:styleId="Hiperhivatkozs">
+    <w:name w:val="Hyperlink"/>
+    <w:basedOn w:val="Bekezdsalapbettpusa"/>
+    <w:uiPriority w:val="99"/>
+    <w:unhideWhenUsed/>
+    <w:rsid w:val="001E0FF4"/>
+    <w:rPr>
+      <w:color w:val="0563C1" w:themeColor="hyperlink"/>
+      <w:u w:val="single"/>
+    </w:rPr>
+  </w:style>
+  <w:style w:type="paragraph" w:customStyle="1" w:styleId="dto2">
+    <w:name w:val="dto2"/>
+    <w:basedOn w:val="Norml"/>
+    <w:link w:val="dto2Char"/>
+    <w:rsid w:val="004720DC"/>
+    <w:pPr>
+      <w:numPr>
+        <w:numId w:val="8"/>
+      </w:numPr>
+      <w:spacing w:after="0" w:line="240" w:lineRule="auto"/>
+    </w:pPr>
+    <w:rPr>
+      <w:rFonts w:ascii="Times New Roman" w:eastAsia="Times New Roman" w:hAnsi="Times New Roman" w:cs="Times New Roman"/>
+      <w:b/>
+      <w:i/>
+      <w:sz w:val="24"/>
+      <w:szCs w:val="24"/>
+      <w:lang w:val="en-US" w:eastAsia="hu-HU"/>
+    </w:rPr>
+  </w:style>
+  <w:style w:type="paragraph" w:customStyle="1" w:styleId="dto3">
+    <w:name w:val="dto3"/>
+    <w:basedOn w:val="Norml"/>
+    <w:rsid w:val="004720DC"/>
+    <w:pPr>
+      <w:spacing w:after="0" w:line="360" w:lineRule="auto"/>
+      <w:jc w:val="both"/>
+    </w:pPr>
+    <w:rPr>
+      <w:rFonts w:ascii="Times New Roman" w:eastAsia="Times New Roman" w:hAnsi="Times New Roman" w:cs="Times New Roman"/>
+      <w:i/>
+      <w:sz w:val="24"/>
+      <w:szCs w:val="24"/>
+      <w:lang w:val="en-US" w:eastAsia="hu-HU"/>
+    </w:rPr>
+  </w:style>
+  <w:style w:type="character" w:customStyle="1" w:styleId="dto2Char">
+    <w:name w:val="dto2 Char"/>
+    <w:link w:val="dto2"/>
+    <w:rsid w:val="004720DC"/>
+    <w:rPr>
+      <w:rFonts w:ascii="Times New Roman" w:eastAsia="Times New Roman" w:hAnsi="Times New Roman" w:cs="Times New Roman"/>
+      <w:b/>
+      <w:i/>
+      <w:sz w:val="24"/>
+      <w:szCs w:val="24"/>
+      <w:lang w:val="en-US" w:eastAsia="hu-HU"/>
+    </w:rPr>
+  </w:style>
 </w:styles>
 </file>
 
@@ -16239,7 +23491,7 @@
 </file>
 
 <file path=customXml/itemProps1.xml><?xml version="1.0" encoding="utf-8"?>
-<ds:datastoreItem xmlns:ds="http://schemas.openxmlformats.org/officeDocument/2006/customXml" ds:itemID="{23DAEF7A-EC03-42CD-89BC-C42FD01839C3}">
+<ds:datastoreItem xmlns:ds="http://schemas.openxmlformats.org/officeDocument/2006/customXml" ds:itemID="{CDE18B25-3711-4AC7-877E-2478EA4BBD27}">
   <ds:schemaRefs>
     <ds:schemaRef ds:uri="http://schemas.openxmlformats.org/officeDocument/2006/bibliography"/>
   </ds:schemaRefs>

--- a/Szakdoga/szakdoga word/szakdolgozat.docx
+++ b/Szakdoga/szakdoga word/szakdolgozat.docx
@@ -10922,23 +10922,7 @@
           <w:rFonts w:ascii="Times New Roman" w:hAnsi="Times New Roman" w:cs="Times New Roman"/>
           <w:sz w:val="24"/>
         </w:rPr>
-        <w:t>Az epoch_</w:t>
-      </w:r>
-      <w:proofErr w:type="gramStart"/>
-      <w:r>
-        <w:rPr>
-          <w:rFonts w:ascii="Times New Roman" w:hAnsi="Times New Roman" w:cs="Times New Roman"/>
-          <w:sz w:val="24"/>
-        </w:rPr>
-        <w:t>analysis.py</w:t>
-      </w:r>
-      <w:proofErr w:type="gramEnd"/>
-      <w:r>
-        <w:rPr>
-          <w:rFonts w:ascii="Times New Roman" w:hAnsi="Times New Roman" w:cs="Times New Roman"/>
-          <w:sz w:val="24"/>
-        </w:rPr>
-        <w:t xml:space="preserve"> egy önállóan futtatható </w:t>
+        <w:t xml:space="preserve">Az epoch_analysis.py egy önállóan futtatható </w:t>
       </w:r>
       <w:proofErr w:type="spellStart"/>
       <w:r>
@@ -11654,7 +11638,7 @@
     </w:p>
     <w:p>
       <w:pPr>
-        <w:spacing w:line="360" w:lineRule="auto"/>
+        <w:spacing w:after="120" w:line="360" w:lineRule="auto"/>
         <w:ind w:firstLine="567"/>
         <w:jc w:val="both"/>
         <w:rPr>
@@ -11672,7 +11656,7 @@
     </w:p>
     <w:p>
       <w:pPr>
-        <w:spacing w:line="360" w:lineRule="auto"/>
+        <w:spacing w:after="120" w:line="360" w:lineRule="auto"/>
         <w:ind w:firstLine="567"/>
         <w:jc w:val="both"/>
         <w:rPr>
@@ -11895,6 +11879,8 @@
         </w:rPr>
         <w:t xml:space="preserve"> lényege, hogy ne csak számok legyenek az eredmények, hanem vizuálisan is látható legyen, hogyan különülnek el a csoportok és hogyan gondolkodik a modell.</w:t>
       </w:r>
+      <w:bookmarkStart w:id="17" w:name="_GoBack"/>
+      <w:bookmarkEnd w:id="17"/>
     </w:p>
     <w:p>
       <w:pPr>
@@ -12131,7 +12117,7 @@
         <w:pStyle w:val="Cmsor2"/>
         <w:spacing w:after="240" w:line="360" w:lineRule="auto"/>
       </w:pPr>
-      <w:bookmarkStart w:id="17" w:name="_Toc229233074"/>
+      <w:bookmarkStart w:id="18" w:name="_Toc229233074"/>
       <w:r>
         <w:lastRenderedPageBreak/>
         <w:t>2.7</w:t>
@@ -12142,7 +12128,7 @@
       <w:r>
         <w:t>rafikus felhasználói felület – gui.py</w:t>
       </w:r>
-      <w:bookmarkEnd w:id="17"/>
+      <w:bookmarkEnd w:id="18"/>
     </w:p>
     <w:p>
       <w:pPr>
@@ -12538,7 +12524,7 @@
         <w:pStyle w:val="Cmsor1"/>
         <w:spacing w:after="240" w:line="360" w:lineRule="auto"/>
       </w:pPr>
-      <w:bookmarkStart w:id="18" w:name="_Toc229233075"/>
+      <w:bookmarkStart w:id="19" w:name="_Toc229233075"/>
       <w:r>
         <w:lastRenderedPageBreak/>
         <w:t xml:space="preserve">3.1 </w:t>
@@ -12546,18 +12532,18 @@
       <w:r>
         <w:t>Eredmények</w:t>
       </w:r>
-      <w:bookmarkEnd w:id="18"/>
+      <w:bookmarkEnd w:id="19"/>
     </w:p>
     <w:p>
       <w:pPr>
         <w:pStyle w:val="Cmsor2"/>
         <w:spacing w:after="240" w:line="360" w:lineRule="auto"/>
       </w:pPr>
-      <w:bookmarkStart w:id="19" w:name="_Toc229233076"/>
+      <w:bookmarkStart w:id="20" w:name="_Toc229233076"/>
       <w:r>
         <w:t>3.1 A modellek teljesítményének összehasonlítása</w:t>
       </w:r>
-      <w:bookmarkEnd w:id="19"/>
+      <w:bookmarkEnd w:id="20"/>
     </w:p>
     <w:p>
       <w:pPr>
@@ -15496,11 +15482,11 @@
         <w:pStyle w:val="Cmsor2"/>
         <w:spacing w:after="240" w:line="360" w:lineRule="auto"/>
       </w:pPr>
-      <w:bookmarkStart w:id="20" w:name="_Toc229233077"/>
+      <w:bookmarkStart w:id="21" w:name="_Toc229233077"/>
       <w:r>
         <w:t>3.2 Jellemzők fontossága</w:t>
       </w:r>
-      <w:bookmarkEnd w:id="20"/>
+      <w:bookmarkEnd w:id="21"/>
     </w:p>
     <w:p>
       <w:pPr>
@@ -16042,7 +16028,7 @@
         <w:pStyle w:val="Cmsor2"/>
         <w:spacing w:after="240" w:line="360" w:lineRule="auto"/>
       </w:pPr>
-      <w:bookmarkStart w:id="21" w:name="_Toc229233078"/>
+      <w:bookmarkStart w:id="22" w:name="_Toc229233078"/>
       <w:r>
         <w:t xml:space="preserve">3.3 </w:t>
       </w:r>
@@ -16062,7 +16048,7 @@
       <w:r>
         <w:t xml:space="preserve"> eredményei</w:t>
       </w:r>
-      <w:bookmarkEnd w:id="21"/>
+      <w:bookmarkEnd w:id="22"/>
     </w:p>
     <w:p>
       <w:pPr>
@@ -16751,7 +16737,7 @@
         <w:pStyle w:val="Cmsor2"/>
         <w:spacing w:after="240" w:line="360" w:lineRule="auto"/>
       </w:pPr>
-      <w:bookmarkStart w:id="22" w:name="_Toc229233079"/>
+      <w:bookmarkStart w:id="23" w:name="_Toc229233079"/>
       <w:r>
         <w:lastRenderedPageBreak/>
         <w:t xml:space="preserve">3.4 </w:t>
@@ -16772,7 +16758,7 @@
       <w:r>
         <w:t xml:space="preserve"> eredményei</w:t>
       </w:r>
-      <w:bookmarkEnd w:id="22"/>
+      <w:bookmarkEnd w:id="23"/>
     </w:p>
     <w:p>
       <w:pPr>
@@ -16789,23 +16775,7 @@
           <w:rFonts w:ascii="Times New Roman" w:hAnsi="Times New Roman" w:cs="Times New Roman"/>
           <w:sz w:val="24"/>
         </w:rPr>
-        <w:t>Az epoch_</w:t>
-      </w:r>
-      <w:proofErr w:type="gramStart"/>
-      <w:r>
-        <w:rPr>
-          <w:rFonts w:ascii="Times New Roman" w:hAnsi="Times New Roman" w:cs="Times New Roman"/>
-          <w:sz w:val="24"/>
-        </w:rPr>
-        <w:t>analysis.py</w:t>
-      </w:r>
-      <w:proofErr w:type="gramEnd"/>
-      <w:r>
-        <w:rPr>
-          <w:rFonts w:ascii="Times New Roman" w:hAnsi="Times New Roman" w:cs="Times New Roman"/>
-          <w:sz w:val="24"/>
-        </w:rPr>
-        <w:t xml:space="preserve"> </w:t>
+        <w:t xml:space="preserve">Az epoch_analysis.py </w:t>
       </w:r>
       <w:proofErr w:type="spellStart"/>
       <w:r>
@@ -17336,11 +17306,11 @@
         <w:pStyle w:val="Cmsor2"/>
         <w:spacing w:after="240" w:line="360" w:lineRule="auto"/>
       </w:pPr>
-      <w:bookmarkStart w:id="23" w:name="_Toc229233080"/>
+      <w:bookmarkStart w:id="24" w:name="_Toc229233080"/>
       <w:r>
         <w:t>3.5 Döntési határok és jellemzők vizualizációj</w:t>
       </w:r>
-      <w:bookmarkEnd w:id="23"/>
+      <w:bookmarkEnd w:id="24"/>
       <w:r>
         <w:t>a</w:t>
       </w:r>
@@ -17858,7 +17828,7 @@
           <w:lang w:eastAsia="hu-HU"/>
         </w:rPr>
       </w:pPr>
-      <w:bookmarkStart w:id="24" w:name="_Toc229233081"/>
+      <w:bookmarkStart w:id="25" w:name="_Toc229233081"/>
       <w:r>
         <w:rPr>
           <w:rFonts w:eastAsia="Times New Roman"/>
@@ -17866,7 +17836,7 @@
         </w:rPr>
         <w:t>3.6 PCA vizualizáció</w:t>
       </w:r>
-      <w:bookmarkEnd w:id="24"/>
+      <w:bookmarkEnd w:id="25"/>
       <w:r>
         <w:rPr>
           <w:rFonts w:eastAsia="Times New Roman"/>
@@ -18021,23 +17991,23 @@
         <w:pStyle w:val="Cmsor1"/>
         <w:spacing w:before="0" w:after="240" w:line="360" w:lineRule="auto"/>
       </w:pPr>
-      <w:bookmarkStart w:id="25" w:name="_Toc229233082"/>
+      <w:bookmarkStart w:id="26" w:name="_Toc229233082"/>
       <w:r>
         <w:lastRenderedPageBreak/>
         <w:t>4. Felhasználói és telepítési útmutató</w:t>
       </w:r>
-      <w:bookmarkEnd w:id="25"/>
+      <w:bookmarkEnd w:id="26"/>
     </w:p>
     <w:p>
       <w:pPr>
         <w:pStyle w:val="Cmsor2"/>
         <w:spacing w:after="240" w:line="360" w:lineRule="auto"/>
       </w:pPr>
-      <w:bookmarkStart w:id="26" w:name="_Toc229233083"/>
+      <w:bookmarkStart w:id="27" w:name="_Toc229233083"/>
       <w:r>
         <w:t>4.1 Rendszerkövetelmények</w:t>
       </w:r>
-      <w:bookmarkEnd w:id="26"/>
+      <w:bookmarkEnd w:id="27"/>
     </w:p>
     <w:p>
       <w:pPr>
@@ -18843,11 +18813,11 @@
         </w:tabs>
         <w:spacing w:after="240" w:line="360" w:lineRule="auto"/>
       </w:pPr>
-      <w:bookmarkStart w:id="27" w:name="_Toc229233084"/>
+      <w:bookmarkStart w:id="28" w:name="_Toc229233084"/>
       <w:r>
         <w:t>4.2 Telepítési útmutató</w:t>
       </w:r>
-      <w:bookmarkEnd w:id="27"/>
+      <w:bookmarkEnd w:id="28"/>
     </w:p>
     <w:p>
       <w:pPr>
@@ -19447,11 +19417,11 @@
         <w:pStyle w:val="Cmsor2"/>
         <w:spacing w:after="240" w:line="360" w:lineRule="auto"/>
       </w:pPr>
-      <w:bookmarkStart w:id="28" w:name="_Toc229233085"/>
+      <w:bookmarkStart w:id="29" w:name="_Toc229233085"/>
       <w:r>
         <w:t>4.3 Grafikus felület használata</w:t>
       </w:r>
-      <w:bookmarkEnd w:id="28"/>
+      <w:bookmarkEnd w:id="29"/>
     </w:p>
     <w:p>
       <w:pPr>
@@ -19741,7 +19711,7 @@
         <w:pStyle w:val="Cmsor2"/>
         <w:spacing w:after="240" w:line="360" w:lineRule="auto"/>
       </w:pPr>
-      <w:bookmarkStart w:id="29" w:name="_Toc229233086"/>
+      <w:bookmarkStart w:id="30" w:name="_Toc229233086"/>
       <w:r>
         <w:t xml:space="preserve">4.4 Az elemző </w:t>
       </w:r>
@@ -19753,7 +19723,7 @@
       <w:r>
         <w:t xml:space="preserve"> használata</w:t>
       </w:r>
-      <w:bookmarkEnd w:id="29"/>
+      <w:bookmarkEnd w:id="30"/>
     </w:p>
     <w:p>
       <w:pPr>
@@ -19982,16 +19952,7 @@
           <w:rFonts w:ascii="Times New Roman" w:hAnsi="Times New Roman" w:cs="Times New Roman"/>
           <w:sz w:val="24"/>
         </w:rPr>
-        <w:t>A feature_selection.py szintén közvetlenül az adatmappákból dolgozik, de mivel minden modellt többször is betanít, a futási ideje jelentősen hosszabb lehet, ezért erősebb gépen ajánlott futtatni. Az eredmények a konzolra kerülnek kiírásra, és megmutatják, hogy top 10, 15 vagy 20 jellemzővel javí</w:t>
-      </w:r>
-      <w:bookmarkStart w:id="30" w:name="_GoBack"/>
-      <w:bookmarkEnd w:id="30"/>
-      <w:r>
-        <w:rPr>
-          <w:rFonts w:ascii="Times New Roman" w:hAnsi="Times New Roman" w:cs="Times New Roman"/>
-          <w:sz w:val="24"/>
-        </w:rPr>
-        <w:t>tható-e a modellek teljesítménye.</w:t>
+        <w:t>A feature_selection.py szintén közvetlenül az adatmappákból dolgozik, de mivel minden modellt többször is betanít, a futási ideje jelentősen hosszabb lehet, ezért erősebb gépen ajánlott futtatni. Az eredmények a konzolra kerülnek kiírásra, és megmutatják, hogy top 10, 15 vagy 20 jellemzővel javítható-e a modellek teljesítménye.</w:t>
       </w:r>
     </w:p>
     <w:p>
@@ -21039,6 +21000,7 @@
         <w:docPartUnique/>
       </w:docPartObj>
     </w:sdtPr>
+    <w:sdtEndPr/>
     <w:sdtContent>
       <w:p>
         <w:pPr>
@@ -21058,7 +21020,7 @@
           <w:rPr>
             <w:noProof/>
           </w:rPr>
-          <w:t>38</w:t>
+          <w:t>6</w:t>
         </w:r>
         <w:r>
           <w:fldChar w:fldCharType="end"/>
@@ -22979,7 +22941,7 @@
 </file>
 
 <file path=customXml/itemProps1.xml><?xml version="1.0" encoding="utf-8"?>
-<ds:datastoreItem xmlns:ds="http://schemas.openxmlformats.org/officeDocument/2006/customXml" ds:itemID="{2F97057D-85C3-494E-8D4C-D3FE3A94C2C3}">
+<ds:datastoreItem xmlns:ds="http://schemas.openxmlformats.org/officeDocument/2006/customXml" ds:itemID="{46946983-7A91-4212-911F-07AC3C903FCE}">
   <ds:schemaRefs>
     <ds:schemaRef ds:uri="http://schemas.openxmlformats.org/officeDocument/2006/bibliography"/>
   </ds:schemaRefs>

--- a/Szakdoga/szakdoga word/szakdolgozat.docx
+++ b/Szakdoga/szakdoga word/szakdolgozat.docx
@@ -854,7 +854,7 @@
     <w:p>
       <w:pPr>
         <w:pStyle w:val="Cmsor2"/>
-        <w:spacing w:before="100" w:beforeAutospacing="1"/>
+        <w:spacing w:before="100" w:beforeAutospacing="1" w:after="240" w:line="360" w:lineRule="auto"/>
         <w:jc w:val="center"/>
         <w:rPr>
           <w:rFonts w:cs="Times New Roman"/>
@@ -877,142 +877,855 @@
     </w:p>
     <w:p>
       <w:pPr>
-        <w:pStyle w:val="font-claude-response-body"/>
-        <w:spacing w:after="0" w:afterAutospacing="0" w:line="360" w:lineRule="auto"/>
+        <w:pStyle w:val="NormlWeb"/>
+        <w:spacing w:line="360" w:lineRule="auto"/>
         <w:jc w:val="both"/>
       </w:pPr>
       <w:r>
-        <w:t xml:space="preserve">A szakdolgozat célja egy adatfeldolgozó és osztályozórendszer </w:t>
-      </w:r>
-      <w:r>
-        <w:t>fejlesztése,</w:t>
-      </w:r>
-      <w:r>
-        <w:t xml:space="preserve"> amely </w:t>
-      </w:r>
-      <w:r>
-        <w:t>meg tud</w:t>
-      </w:r>
-      <w:r>
-        <w:t xml:space="preserve"> különböztetni beteg és egészséges személyeket csupán agyi elektromos </w:t>
-      </w:r>
-      <w:proofErr w:type="gramStart"/>
-      <w:r>
-        <w:t>aktivitásuk</w:t>
-      </w:r>
-      <w:proofErr w:type="gramEnd"/>
-      <w:r>
-        <w:t xml:space="preserve"> alapján. A vizsgálathoz felhasznált adatállomány 60 zenehallgatás közben rögzített EEG felvétel. Ezek az adatok Dr. Tiszai Luca kutatáshoz fűződnek, amelyben halmozottan fogyatékos emberek zenei befogadási képességét vizsgálta. Ennek hosszútávú célja az lenne, hogy automatizált eszközök segítségével állapítsa meg az agyi </w:t>
-      </w:r>
-      <w:proofErr w:type="gramStart"/>
-      <w:r>
-        <w:t>aktivitás</w:t>
-      </w:r>
-      <w:proofErr w:type="gramEnd"/>
-      <w:r>
-        <w:t xml:space="preserve"> és zenei reakciók lehetséges kötődő összefüggéseit.</w:t>
-      </w:r>
-    </w:p>
-    <w:p>
-      <w:pPr>
-        <w:pStyle w:val="font-claude-response-body"/>
-        <w:spacing w:before="120" w:beforeAutospacing="0" w:after="0" w:afterAutospacing="0" w:line="360" w:lineRule="auto"/>
+        <w:rPr>
+          <w:rStyle w:val="Kiemels2"/>
+        </w:rPr>
+        <w:t xml:space="preserve">A </w:t>
+      </w:r>
+      <w:proofErr w:type="spellStart"/>
+      <w:r>
+        <w:rPr>
+          <w:rStyle w:val="Kiemels2"/>
+        </w:rPr>
+        <w:t>témát</w:t>
+      </w:r>
+      <w:proofErr w:type="spellEnd"/>
+      <w:r>
+        <w:rPr>
+          <w:rStyle w:val="Kiemels2"/>
+        </w:rPr>
+        <w:t xml:space="preserve"> </w:t>
+      </w:r>
+      <w:proofErr w:type="spellStart"/>
+      <w:r>
+        <w:rPr>
+          <w:rStyle w:val="Kiemels2"/>
+        </w:rPr>
+        <w:t>kiíró</w:t>
+      </w:r>
+      <w:proofErr w:type="spellEnd"/>
+      <w:r>
+        <w:rPr>
+          <w:rStyle w:val="Kiemels2"/>
+        </w:rPr>
+        <w:t xml:space="preserve"> </w:t>
+      </w:r>
+      <w:proofErr w:type="spellStart"/>
+      <w:r>
+        <w:rPr>
+          <w:rStyle w:val="Kiemels2"/>
+        </w:rPr>
+        <w:t>oktató</w:t>
+      </w:r>
+      <w:proofErr w:type="spellEnd"/>
+      <w:r>
+        <w:rPr>
+          <w:rStyle w:val="Kiemels2"/>
+        </w:rPr>
+        <w:t xml:space="preserve"> neve:</w:t>
+      </w:r>
+      <w:r>
+        <w:t xml:space="preserve"> </w:t>
+      </w:r>
+      <w:proofErr w:type="spellStart"/>
+      <w:r>
+        <w:t>Németh</w:t>
+      </w:r>
+      <w:proofErr w:type="spellEnd"/>
+      <w:r>
+        <w:t xml:space="preserve"> </w:t>
+      </w:r>
+      <w:proofErr w:type="spellStart"/>
+      <w:r>
+        <w:t>Gábor</w:t>
+      </w:r>
+      <w:proofErr w:type="spellEnd"/>
+      <w:r>
+        <w:t xml:space="preserve">, </w:t>
+      </w:r>
+      <w:proofErr w:type="spellStart"/>
+      <w:r>
+        <w:t>társ</w:t>
+      </w:r>
+      <w:proofErr w:type="spellEnd"/>
+      <w:r>
+        <w:t xml:space="preserve"> </w:t>
+      </w:r>
+      <w:proofErr w:type="spellStart"/>
+      <w:r>
+        <w:t>témavezető</w:t>
+      </w:r>
+      <w:proofErr w:type="spellEnd"/>
+      <w:r>
+        <w:t xml:space="preserve">: Dr. </w:t>
+      </w:r>
+      <w:proofErr w:type="spellStart"/>
+      <w:r>
+        <w:t>Devosa</w:t>
+      </w:r>
+      <w:proofErr w:type="spellEnd"/>
+      <w:r>
+        <w:t xml:space="preserve"> </w:t>
+      </w:r>
+      <w:proofErr w:type="spellStart"/>
+      <w:r>
+        <w:t>Iván</w:t>
+      </w:r>
+      <w:proofErr w:type="spellEnd"/>
+    </w:p>
+    <w:p>
+      <w:pPr>
+        <w:pStyle w:val="NormlWeb"/>
+        <w:spacing w:line="360" w:lineRule="auto"/>
         <w:jc w:val="both"/>
       </w:pPr>
       <w:r>
-        <w:t xml:space="preserve">A feladatban az alábbiak megvalósítása szükséges: a nyers EEG felvételekből statisztikai és </w:t>
-      </w:r>
-      <w:proofErr w:type="spellStart"/>
-      <w:r>
-        <w:t>frekvenciatartománybeli</w:t>
-      </w:r>
-      <w:proofErr w:type="spellEnd"/>
-      <w:r>
-        <w:t xml:space="preserve"> jellemzők kinyerése, beleértve az összes frekvenciasáv teljesítményének </w:t>
-      </w:r>
-      <w:r>
-        <w:t>elemzését,</w:t>
-      </w:r>
-      <w:r>
-        <w:t xml:space="preserve"> amit a felvételek tartalmaznak: alfa, béta, théta, gamma. Ezt követően számos gépi tanulási modellt kell betanítani: </w:t>
-      </w:r>
-      <w:proofErr w:type="spellStart"/>
-      <w:r>
-        <w:t>Support</w:t>
-      </w:r>
-      <w:proofErr w:type="spellEnd"/>
-      <w:r>
+        <w:rPr>
+          <w:rStyle w:val="Kiemels2"/>
+        </w:rPr>
+        <w:t xml:space="preserve">A </w:t>
+      </w:r>
+      <w:proofErr w:type="spellStart"/>
+      <w:r>
+        <w:rPr>
+          <w:rStyle w:val="Kiemels2"/>
+        </w:rPr>
+        <w:t>témát</w:t>
+      </w:r>
+      <w:proofErr w:type="spellEnd"/>
+      <w:r>
+        <w:rPr>
+          <w:rStyle w:val="Kiemels2"/>
+        </w:rPr>
         <w:t xml:space="preserve"> </w:t>
       </w:r>
       <w:proofErr w:type="spellStart"/>
       <w:r>
-        <w:t>Vector</w:t>
-      </w:r>
-      <w:proofErr w:type="spellEnd"/>
-      <w:r>
+        <w:rPr>
+          <w:rStyle w:val="Kiemels2"/>
+        </w:rPr>
+        <w:t>meghirdető</w:t>
+      </w:r>
+      <w:proofErr w:type="spellEnd"/>
+      <w:r>
+        <w:rPr>
+          <w:rStyle w:val="Kiemels2"/>
+        </w:rPr>
         <w:t xml:space="preserve"> </w:t>
       </w:r>
       <w:proofErr w:type="spellStart"/>
       <w:r>
-        <w:t>Machine</w:t>
-      </w:r>
-      <w:proofErr w:type="spellEnd"/>
-      <w:r>
-        <w:t xml:space="preserve">, Random Forest, illetve </w:t>
-      </w:r>
-      <w:proofErr w:type="spellStart"/>
-      <w:r>
-        <w:t>XGBoost</w:t>
-      </w:r>
-      <w:proofErr w:type="spellEnd"/>
-      <w:r>
-        <w:t xml:space="preserve">. Teljesítményüket pontossági </w:t>
-      </w:r>
-      <w:proofErr w:type="gramStart"/>
-      <w:r>
-        <w:t>metrikák</w:t>
-      </w:r>
-      <w:proofErr w:type="gramEnd"/>
+        <w:rPr>
+          <w:rStyle w:val="Kiemels2"/>
+        </w:rPr>
+        <w:t>tanszék</w:t>
+      </w:r>
+      <w:proofErr w:type="spellEnd"/>
+      <w:r>
+        <w:rPr>
+          <w:rStyle w:val="Kiemels2"/>
+        </w:rPr>
+        <w:t xml:space="preserve">: </w:t>
+      </w:r>
+      <w:proofErr w:type="spellStart"/>
+      <w:r>
+        <w:t>Képfeldolgozás</w:t>
+      </w:r>
+      <w:proofErr w:type="spellEnd"/>
+      <w:r>
+        <w:t xml:space="preserve"> </w:t>
+      </w:r>
+      <w:proofErr w:type="spellStart"/>
+      <w:r>
+        <w:t>és</w:t>
+      </w:r>
+      <w:proofErr w:type="spellEnd"/>
+      <w:r>
+        <w:t xml:space="preserve"> </w:t>
+      </w:r>
+      <w:proofErr w:type="spellStart"/>
+      <w:r>
+        <w:t>Számítógépes</w:t>
+      </w:r>
+      <w:proofErr w:type="spellEnd"/>
+      <w:r>
+        <w:t xml:space="preserve"> </w:t>
+      </w:r>
+      <w:proofErr w:type="spellStart"/>
+      <w:r>
+        <w:t>Grafika</w:t>
+      </w:r>
+      <w:proofErr w:type="spellEnd"/>
+      <w:r>
+        <w:t xml:space="preserve"> </w:t>
+      </w:r>
+      <w:proofErr w:type="spellStart"/>
+      <w:r>
+        <w:t>Tanszék</w:t>
+      </w:r>
+      <w:proofErr w:type="spellEnd"/>
+    </w:p>
+    <w:p>
+      <w:pPr>
+        <w:pStyle w:val="NormlWeb"/>
+        <w:spacing w:line="360" w:lineRule="auto"/>
+        <w:jc w:val="both"/>
+      </w:pPr>
+      <w:proofErr w:type="spellStart"/>
+      <w:r>
+        <w:rPr>
+          <w:rStyle w:val="Kiemels2"/>
+        </w:rPr>
+        <w:t>Típus</w:t>
+      </w:r>
+      <w:proofErr w:type="spellEnd"/>
+      <w:r>
+        <w:rPr>
+          <w:rStyle w:val="Kiemels2"/>
+        </w:rPr>
+        <w:t>:</w:t>
+      </w:r>
+      <w:r>
+        <w:t xml:space="preserve"> </w:t>
+      </w:r>
+      <w:proofErr w:type="spellStart"/>
+      <w:r>
+        <w:t>Szakdolgozat</w:t>
+      </w:r>
+      <w:proofErr w:type="spellEnd"/>
+    </w:p>
+    <w:p>
+      <w:pPr>
+        <w:pStyle w:val="NormlWeb"/>
+        <w:spacing w:line="360" w:lineRule="auto"/>
+        <w:jc w:val="both"/>
+      </w:pPr>
+      <w:r>
+        <w:rPr>
+          <w:rStyle w:val="Kiemels2"/>
+        </w:rPr>
+        <w:t xml:space="preserve">Ki </w:t>
+      </w:r>
+      <w:proofErr w:type="spellStart"/>
+      <w:r>
+        <w:rPr>
+          <w:rStyle w:val="Kiemels2"/>
+        </w:rPr>
+        <w:t>jelentkezhet</w:t>
+      </w:r>
+      <w:proofErr w:type="spellEnd"/>
+      <w:r>
+        <w:rPr>
+          <w:rStyle w:val="Kiemels2"/>
+        </w:rPr>
+        <w:t xml:space="preserve">: </w:t>
+      </w:r>
+      <w:r>
+        <w:t xml:space="preserve">1 </w:t>
+      </w:r>
+      <w:proofErr w:type="spellStart"/>
+      <w:r>
+        <w:t>fő</w:t>
+      </w:r>
+      <w:proofErr w:type="spellEnd"/>
       <w:r>
         <w:t xml:space="preserve">, </w:t>
       </w:r>
       <w:proofErr w:type="spellStart"/>
       <w:r>
-        <w:t>keresztvalidáció</w:t>
-      </w:r>
-      <w:proofErr w:type="spellEnd"/>
-      <w:r>
-        <w:t xml:space="preserve"> és konfúziós mátrix segítségével összehasonlítani, később </w:t>
-      </w:r>
-      <w:proofErr w:type="spellStart"/>
-      <w:r>
-        <w:t>hiperparaméter</w:t>
-      </w:r>
-      <w:proofErr w:type="spellEnd"/>
-      <w:r>
-        <w:t xml:space="preserve">-optimalizálással pontosítani. Továbbá egy grafikus felhasználói </w:t>
-      </w:r>
-      <w:r>
-        <w:t>felületet</w:t>
-      </w:r>
-      <w:r>
-        <w:t xml:space="preserve"> kell fejleszteni, amely lehetővé teszi a modellek egyszerű kezelését, az eredmények megjelenítését és új EEG felvételek osztályozását bármiféle p</w:t>
-      </w:r>
-      <w:r>
-        <w:t>rogramozási ismeretek nélkül is</w:t>
-      </w:r>
+        <w:t>Programtervező</w:t>
+      </w:r>
+      <w:proofErr w:type="spellEnd"/>
+      <w:r>
+        <w:t xml:space="preserve"> </w:t>
+      </w:r>
+      <w:proofErr w:type="spellStart"/>
+      <w:r>
+        <w:t>informatikus</w:t>
+      </w:r>
+      <w:proofErr w:type="spellEnd"/>
+      <w:r>
+        <w:t xml:space="preserve"> BSc, </w:t>
+      </w:r>
+      <w:proofErr w:type="spellStart"/>
+      <w:r>
+        <w:t>Mérnökinformatikus</w:t>
+      </w:r>
+      <w:proofErr w:type="spellEnd"/>
+      <w:r>
+        <w:t xml:space="preserve"> BSc, </w:t>
+      </w:r>
+      <w:proofErr w:type="spellStart"/>
+      <w:r>
+        <w:t>vagy</w:t>
+      </w:r>
+      <w:proofErr w:type="spellEnd"/>
+      <w:r>
+        <w:t xml:space="preserve"> </w:t>
+      </w:r>
+      <w:proofErr w:type="spellStart"/>
+      <w:r>
+        <w:t>Gazdaságinformatikus</w:t>
+      </w:r>
+      <w:proofErr w:type="spellEnd"/>
+      <w:r>
+        <w:t xml:space="preserve"> BSc </w:t>
+      </w:r>
+      <w:proofErr w:type="spellStart"/>
+      <w:r>
+        <w:t>szakos</w:t>
+      </w:r>
+      <w:proofErr w:type="spellEnd"/>
+      <w:r>
+        <w:t xml:space="preserve"> </w:t>
+      </w:r>
+      <w:proofErr w:type="spellStart"/>
+      <w:r>
+        <w:t>hallagató</w:t>
+      </w:r>
+      <w:proofErr w:type="spellEnd"/>
+    </w:p>
+    <w:p>
+      <w:pPr>
+        <w:pStyle w:val="NormlWeb"/>
+        <w:spacing w:line="360" w:lineRule="auto"/>
+        <w:jc w:val="both"/>
+      </w:pPr>
+      <w:r>
+        <w:rPr>
+          <w:rStyle w:val="Kiemels2"/>
+        </w:rPr>
+        <w:t xml:space="preserve">A </w:t>
+      </w:r>
+      <w:proofErr w:type="spellStart"/>
+      <w:r>
+        <w:rPr>
+          <w:rStyle w:val="Kiemels2"/>
+        </w:rPr>
+        <w:t>feladat</w:t>
+      </w:r>
+      <w:proofErr w:type="spellEnd"/>
+      <w:r>
+        <w:rPr>
+          <w:rStyle w:val="Kiemels2"/>
+        </w:rPr>
+        <w:t xml:space="preserve"> </w:t>
+      </w:r>
+      <w:proofErr w:type="spellStart"/>
+      <w:r>
+        <w:rPr>
+          <w:rStyle w:val="Kiemels2"/>
+        </w:rPr>
+        <w:t>rövid</w:t>
+      </w:r>
+      <w:proofErr w:type="spellEnd"/>
+      <w:r>
+        <w:rPr>
+          <w:rStyle w:val="Kiemels2"/>
+        </w:rPr>
+        <w:t xml:space="preserve"> </w:t>
+      </w:r>
+      <w:proofErr w:type="spellStart"/>
+      <w:r>
+        <w:rPr>
+          <w:rStyle w:val="Kiemels2"/>
+        </w:rPr>
+        <w:t>leírása</w:t>
+      </w:r>
+      <w:proofErr w:type="spellEnd"/>
+      <w:r>
+        <w:rPr>
+          <w:rStyle w:val="Kiemels2"/>
+        </w:rPr>
+        <w:t>: </w:t>
+      </w:r>
+    </w:p>
+    <w:p>
+      <w:pPr>
+        <w:pStyle w:val="NormlWeb"/>
+        <w:spacing w:line="360" w:lineRule="auto"/>
+        <w:jc w:val="both"/>
+      </w:pPr>
+      <w:proofErr w:type="spellStart"/>
+      <w:r>
+        <w:t>Egy</w:t>
+      </w:r>
+      <w:proofErr w:type="spellEnd"/>
+      <w:r>
+        <w:t xml:space="preserve"> </w:t>
+      </w:r>
+      <w:proofErr w:type="spellStart"/>
+      <w:r>
+        <w:t>kutatás</w:t>
+      </w:r>
+      <w:proofErr w:type="spellEnd"/>
+      <w:r>
+        <w:t xml:space="preserve"> </w:t>
+      </w:r>
+      <w:proofErr w:type="spellStart"/>
+      <w:r>
+        <w:t>során</w:t>
+      </w:r>
+      <w:proofErr w:type="spellEnd"/>
+      <w:r>
+        <w:t xml:space="preserve"> </w:t>
+      </w:r>
+      <w:proofErr w:type="spellStart"/>
+      <w:r>
+        <w:t>vizsgálták</w:t>
+      </w:r>
+      <w:proofErr w:type="spellEnd"/>
+      <w:r>
+        <w:t xml:space="preserve">, </w:t>
+      </w:r>
+      <w:proofErr w:type="spellStart"/>
+      <w:r>
+        <w:t>hogy</w:t>
+      </w:r>
+      <w:proofErr w:type="spellEnd"/>
+      <w:r>
+        <w:t xml:space="preserve"> </w:t>
+      </w:r>
+      <w:proofErr w:type="spellStart"/>
+      <w:r>
+        <w:t>egészséges</w:t>
+      </w:r>
+      <w:proofErr w:type="spellEnd"/>
+      <w:r>
+        <w:t xml:space="preserve"> </w:t>
+      </w:r>
+      <w:proofErr w:type="spellStart"/>
+      <w:r>
+        <w:t>és</w:t>
+      </w:r>
+      <w:proofErr w:type="spellEnd"/>
+      <w:r>
+        <w:t xml:space="preserve"> </w:t>
+      </w:r>
+      <w:proofErr w:type="spellStart"/>
+      <w:r>
+        <w:t>idegrendszeri</w:t>
+      </w:r>
+      <w:proofErr w:type="spellEnd"/>
+      <w:r>
+        <w:t xml:space="preserve"> </w:t>
+      </w:r>
+      <w:proofErr w:type="spellStart"/>
+      <w:r>
+        <w:t>problémákkal</w:t>
+      </w:r>
+      <w:proofErr w:type="spellEnd"/>
+      <w:r>
+        <w:t xml:space="preserve">, </w:t>
+      </w:r>
+      <w:proofErr w:type="spellStart"/>
+      <w:r>
+        <w:t>kényszermozgással</w:t>
+      </w:r>
+      <w:proofErr w:type="spellEnd"/>
+      <w:r>
+        <w:t xml:space="preserve"> </w:t>
+      </w:r>
+      <w:proofErr w:type="spellStart"/>
+      <w:r>
+        <w:t>küzdő</w:t>
+      </w:r>
+      <w:proofErr w:type="spellEnd"/>
+      <w:r>
+        <w:t xml:space="preserve"> „</w:t>
+      </w:r>
+      <w:proofErr w:type="spellStart"/>
+      <w:r>
+        <w:t>beteg</w:t>
+      </w:r>
+      <w:proofErr w:type="spellEnd"/>
+      <w:r>
+        <w:t xml:space="preserve">” </w:t>
+      </w:r>
+      <w:proofErr w:type="spellStart"/>
+      <w:r>
+        <w:t>emberek</w:t>
+      </w:r>
+      <w:proofErr w:type="spellEnd"/>
+      <w:r>
+        <w:t xml:space="preserve"> </w:t>
+      </w:r>
+      <w:proofErr w:type="spellStart"/>
+      <w:r>
+        <w:t>hogyan</w:t>
+      </w:r>
+      <w:proofErr w:type="spellEnd"/>
+      <w:r>
+        <w:t xml:space="preserve"> </w:t>
+      </w:r>
+      <w:proofErr w:type="spellStart"/>
+      <w:r>
+        <w:t>reagálnak</w:t>
+      </w:r>
+      <w:proofErr w:type="spellEnd"/>
+      <w:r>
+        <w:t xml:space="preserve"> a </w:t>
+      </w:r>
+      <w:proofErr w:type="spellStart"/>
+      <w:r>
+        <w:t>zene</w:t>
+      </w:r>
+      <w:proofErr w:type="spellEnd"/>
+      <w:r>
+        <w:t xml:space="preserve"> </w:t>
+      </w:r>
+      <w:proofErr w:type="spellStart"/>
+      <w:r>
+        <w:t>ritmusára</w:t>
+      </w:r>
+      <w:proofErr w:type="spellEnd"/>
+      <w:r>
+        <w:t>. </w:t>
+      </w:r>
+    </w:p>
+    <w:p>
+      <w:pPr>
+        <w:pStyle w:val="NormlWeb"/>
+        <w:spacing w:line="360" w:lineRule="auto"/>
+        <w:jc w:val="both"/>
+      </w:pPr>
+      <w:r>
+        <w:t xml:space="preserve">A </w:t>
+      </w:r>
+      <w:proofErr w:type="spellStart"/>
+      <w:r>
+        <w:t>jelentkeztő</w:t>
+      </w:r>
+      <w:proofErr w:type="spellEnd"/>
+      <w:r>
+        <w:t xml:space="preserve"> </w:t>
+      </w:r>
+      <w:proofErr w:type="spellStart"/>
+      <w:r>
+        <w:t>feladata</w:t>
+      </w:r>
+      <w:proofErr w:type="spellEnd"/>
+      <w:r>
+        <w:t xml:space="preserve"> </w:t>
+      </w:r>
+      <w:proofErr w:type="spellStart"/>
+      <w:r>
+        <w:t>gépi</w:t>
+      </w:r>
+      <w:proofErr w:type="spellEnd"/>
+      <w:r>
+        <w:t xml:space="preserve"> </w:t>
+      </w:r>
+      <w:proofErr w:type="spellStart"/>
+      <w:r>
+        <w:t>tanuló</w:t>
+      </w:r>
+      <w:proofErr w:type="spellEnd"/>
+      <w:r>
+        <w:t xml:space="preserve"> </w:t>
+      </w:r>
+      <w:proofErr w:type="spellStart"/>
+      <w:r>
+        <w:t>és</w:t>
+      </w:r>
+      <w:proofErr w:type="spellEnd"/>
+      <w:r>
+        <w:t xml:space="preserve"> </w:t>
+      </w:r>
+      <w:proofErr w:type="spellStart"/>
+      <w:r>
+        <w:t>statisztikai</w:t>
+      </w:r>
+      <w:proofErr w:type="spellEnd"/>
+      <w:r>
+        <w:t xml:space="preserve"> </w:t>
+      </w:r>
+      <w:proofErr w:type="spellStart"/>
+      <w:r>
+        <w:t>módszerekkel</w:t>
+      </w:r>
+      <w:proofErr w:type="spellEnd"/>
+      <w:r>
+        <w:t xml:space="preserve"> </w:t>
+      </w:r>
+      <w:proofErr w:type="spellStart"/>
+      <w:r>
+        <w:t>vizsgálni</w:t>
+      </w:r>
+      <w:proofErr w:type="spellEnd"/>
+      <w:r>
+        <w:t xml:space="preserve"> </w:t>
+      </w:r>
+      <w:proofErr w:type="spellStart"/>
+      <w:r>
+        <w:t>az</w:t>
+      </w:r>
+      <w:proofErr w:type="spellEnd"/>
+      <w:r>
+        <w:t xml:space="preserve"> </w:t>
+      </w:r>
+      <w:proofErr w:type="spellStart"/>
+      <w:r>
+        <w:t>egészséges</w:t>
+      </w:r>
+      <w:proofErr w:type="spellEnd"/>
+      <w:r>
+        <w:t xml:space="preserve"> </w:t>
+      </w:r>
+      <w:proofErr w:type="spellStart"/>
+      <w:r>
+        <w:t>és</w:t>
+      </w:r>
+      <w:proofErr w:type="spellEnd"/>
+      <w:r>
+        <w:t xml:space="preserve"> „</w:t>
+      </w:r>
+      <w:proofErr w:type="spellStart"/>
+      <w:r>
+        <w:t>beteg</w:t>
+      </w:r>
+      <w:proofErr w:type="spellEnd"/>
+      <w:r>
+        <w:t xml:space="preserve">” </w:t>
+      </w:r>
+      <w:proofErr w:type="spellStart"/>
+      <w:r>
+        <w:t>személyek</w:t>
+      </w:r>
+      <w:proofErr w:type="spellEnd"/>
+      <w:r>
+        <w:t xml:space="preserve"> EEG </w:t>
+      </w:r>
+      <w:proofErr w:type="spellStart"/>
+      <w:r>
+        <w:t>adatait</w:t>
+      </w:r>
+      <w:proofErr w:type="spellEnd"/>
+      <w:r>
+        <w:t xml:space="preserve"> </w:t>
+      </w:r>
+      <w:proofErr w:type="spellStart"/>
+      <w:r>
+        <w:t>és</w:t>
+      </w:r>
+      <w:proofErr w:type="spellEnd"/>
+      <w:r>
+        <w:t xml:space="preserve"> </w:t>
+      </w:r>
+      <w:proofErr w:type="spellStart"/>
+      <w:r>
+        <w:t>megállapítani</w:t>
+      </w:r>
+      <w:proofErr w:type="spellEnd"/>
+      <w:r>
+        <w:t xml:space="preserve">, </w:t>
+      </w:r>
+      <w:proofErr w:type="spellStart"/>
+      <w:r>
+        <w:t>hogy</w:t>
+      </w:r>
+      <w:proofErr w:type="spellEnd"/>
+      <w:r>
+        <w:t xml:space="preserve"> </w:t>
+      </w:r>
+      <w:proofErr w:type="spellStart"/>
+      <w:r>
+        <w:t>az</w:t>
+      </w:r>
+      <w:proofErr w:type="spellEnd"/>
+      <w:r>
+        <w:t xml:space="preserve"> EEG </w:t>
+      </w:r>
+      <w:proofErr w:type="spellStart"/>
+      <w:r>
+        <w:t>adatok</w:t>
+      </w:r>
+      <w:proofErr w:type="spellEnd"/>
+      <w:r>
+        <w:t xml:space="preserve"> </w:t>
+      </w:r>
+      <w:proofErr w:type="spellStart"/>
+      <w:r>
+        <w:t>vizsgált</w:t>
+      </w:r>
+      <w:proofErr w:type="spellEnd"/>
+      <w:r>
+        <w:t xml:space="preserve"> </w:t>
+      </w:r>
+      <w:proofErr w:type="spellStart"/>
+      <w:r>
+        <w:t>tulajdonságaiból</w:t>
+      </w:r>
+      <w:proofErr w:type="spellEnd"/>
+      <w:r>
+        <w:t xml:space="preserve"> </w:t>
+      </w:r>
+      <w:proofErr w:type="spellStart"/>
+      <w:r>
+        <w:t>lehet</w:t>
+      </w:r>
+      <w:proofErr w:type="spellEnd"/>
+      <w:r>
+        <w:t xml:space="preserve">-e </w:t>
+      </w:r>
+      <w:proofErr w:type="spellStart"/>
+      <w:r>
+        <w:t>következtetni</w:t>
+      </w:r>
+      <w:proofErr w:type="spellEnd"/>
+      <w:r>
+        <w:t xml:space="preserve"> </w:t>
+      </w:r>
+      <w:proofErr w:type="spellStart"/>
+      <w:r>
+        <w:t>az</w:t>
+      </w:r>
+      <w:proofErr w:type="spellEnd"/>
+      <w:r>
+        <w:t xml:space="preserve"> </w:t>
+      </w:r>
+      <w:proofErr w:type="spellStart"/>
+      <w:r>
+        <w:t>idegrendszeri</w:t>
+      </w:r>
+      <w:proofErr w:type="spellEnd"/>
+      <w:r>
+        <w:t xml:space="preserve"> </w:t>
+      </w:r>
+      <w:proofErr w:type="spellStart"/>
+      <w:r>
+        <w:t>problémák</w:t>
+      </w:r>
+      <w:proofErr w:type="spellEnd"/>
+      <w:r>
+        <w:t xml:space="preserve"> </w:t>
+      </w:r>
+      <w:proofErr w:type="spellStart"/>
+      <w:r>
+        <w:t>jelenlétére</w:t>
+      </w:r>
+      <w:proofErr w:type="spellEnd"/>
       <w:r>
         <w:t>.</w:t>
       </w:r>
     </w:p>
     <w:p>
       <w:pPr>
-        <w:pStyle w:val="font-claude-response-body"/>
-        <w:spacing w:before="120" w:beforeAutospacing="0" w:after="0" w:afterAutospacing="0" w:line="360" w:lineRule="auto"/>
+        <w:pStyle w:val="NormlWeb"/>
+        <w:spacing w:line="360" w:lineRule="auto"/>
         <w:jc w:val="both"/>
       </w:pPr>
-      <w:r>
-        <w:t>A rendszerrel vizsgálandó, hogy megfelelő jellemzők és modellek alkalmazásával az EEG-jelek alkalmasak-e automatizált beteg–kontroll klasszifikációra, és hogy az elkészült eszköz hozzájárulhat-e a jövőbeli kutatási és diagnosztikai munkához.</w:t>
+      <w:proofErr w:type="spellStart"/>
+      <w:r>
+        <w:rPr>
+          <w:rStyle w:val="Kiemels2"/>
+        </w:rPr>
+        <w:t>Szakirodalom</w:t>
+      </w:r>
+      <w:proofErr w:type="spellEnd"/>
+      <w:r>
+        <w:rPr>
+          <w:rStyle w:val="Kiemels2"/>
+        </w:rPr>
+        <w:t>:</w:t>
+      </w:r>
+      <w:r>
+        <w:t xml:space="preserve"> </w:t>
+      </w:r>
+      <w:proofErr w:type="spellStart"/>
+      <w:r>
+        <w:t>magyar</w:t>
+      </w:r>
+      <w:proofErr w:type="spellEnd"/>
+      <w:r>
+        <w:t xml:space="preserve"> </w:t>
+      </w:r>
+      <w:proofErr w:type="spellStart"/>
+      <w:r>
+        <w:t>és</w:t>
+      </w:r>
+      <w:proofErr w:type="spellEnd"/>
+      <w:r>
+        <w:t xml:space="preserve"> </w:t>
+      </w:r>
+      <w:proofErr w:type="spellStart"/>
+      <w:r>
+        <w:t>angol</w:t>
+      </w:r>
+      <w:proofErr w:type="spellEnd"/>
+      <w:r>
+        <w:t xml:space="preserve"> </w:t>
+      </w:r>
+      <w:proofErr w:type="spellStart"/>
+      <w:r>
+        <w:t>nyelvű</w:t>
+      </w:r>
+      <w:proofErr w:type="spellEnd"/>
+      <w:r>
+        <w:t xml:space="preserve"> </w:t>
+      </w:r>
+      <w:proofErr w:type="spellStart"/>
+      <w:r>
+        <w:t>szakirodalom</w:t>
+      </w:r>
+      <w:proofErr w:type="spellEnd"/>
+      <w:r>
+        <w:t xml:space="preserve"> </w:t>
+      </w:r>
+      <w:proofErr w:type="spellStart"/>
+      <w:r>
+        <w:t>áll</w:t>
+      </w:r>
+      <w:proofErr w:type="spellEnd"/>
+      <w:r>
+        <w:t xml:space="preserve"> </w:t>
+      </w:r>
+      <w:proofErr w:type="spellStart"/>
+      <w:r>
+        <w:t>rendelkezésre</w:t>
+      </w:r>
+      <w:proofErr w:type="spellEnd"/>
+    </w:p>
+    <w:p>
+      <w:pPr>
+        <w:pStyle w:val="NormlWeb"/>
+        <w:spacing w:line="360" w:lineRule="auto"/>
+        <w:jc w:val="both"/>
+      </w:pPr>
+      <w:proofErr w:type="spellStart"/>
+      <w:r>
+        <w:rPr>
+          <w:rStyle w:val="Kiemels2"/>
+        </w:rPr>
+        <w:t>Előismeretek</w:t>
+      </w:r>
+      <w:proofErr w:type="spellEnd"/>
+      <w:r>
+        <w:rPr>
+          <w:rStyle w:val="Kiemels2"/>
+        </w:rPr>
+        <w:t xml:space="preserve">: </w:t>
+      </w:r>
+      <w:proofErr w:type="spellStart"/>
+      <w:r>
+        <w:t>nem</w:t>
+      </w:r>
+      <w:proofErr w:type="spellEnd"/>
+      <w:r>
+        <w:t xml:space="preserve"> </w:t>
+      </w:r>
+      <w:proofErr w:type="spellStart"/>
+      <w:r>
+        <w:t>szükségesek</w:t>
+      </w:r>
+      <w:proofErr w:type="spellEnd"/>
+      <w:r>
+        <w:t xml:space="preserve">  </w:t>
       </w:r>
     </w:p>
     <w:p>
@@ -4076,7 +4789,31 @@
         <w:jc w:val="both"/>
       </w:pPr>
       <w:r>
-        <w:t xml:space="preserve">A projekt elején még nem a végleges adatokkal dolgoztam, Parkinson-kóros betegek EEG-felvételeit vizsgáltam, és az volt a cél, hogy </w:t>
+        <w:t>A projekt elején még nem a végleges adatokkal dolgoztam, Parkinson-kóros betegek EEG-felvételeit vizsgáltam</w:t>
+      </w:r>
+      <w:r>
+        <w:t xml:space="preserve"> </w:t>
+      </w:r>
+      <w:r>
+        <w:fldChar w:fldCharType="begin"/>
+      </w:r>
+      <w:r>
+        <w:instrText xml:space="preserve"> REF forras1 \h </w:instrText>
+      </w:r>
+      <w:r>
+        <w:fldChar w:fldCharType="separate"/>
+      </w:r>
+      <w:r>
+        <w:rPr>
+          <w:sz w:val="20"/>
+        </w:rPr>
+        <w:t>[1]</w:t>
+      </w:r>
+      <w:r>
+        <w:fldChar w:fldCharType="end"/>
+      </w:r>
+      <w:r>
+        <w:t xml:space="preserve">, és az volt a cél, hogy </w:t>
       </w:r>
       <w:proofErr w:type="spellStart"/>
       <w:r>
@@ -4125,7 +4862,31 @@
         <w:t>projekt adatokat</w:t>
       </w:r>
       <w:r>
-        <w:t xml:space="preserve"> témavezetőmtől kaptam meg, ezek Dr. Tiszai Luca kutatásához kapcsolódnak, aki halmozottan fogyatékos személyek zenei befogadását vizsgálja. A kutatásai során egy figyelemreméltó dolgot figyelt meg: a vizsgált személyek zenehallgatás közben apró, de azonosítható mozdulatokkal </w:t>
+        <w:t xml:space="preserve"> témavezetőmtől kaptam meg, ezek Dr. Tiszai Luca kutatásához kapcsolódnak</w:t>
+      </w:r>
+      <w:r>
+        <w:t xml:space="preserve"> </w:t>
+      </w:r>
+      <w:r>
+        <w:fldChar w:fldCharType="begin"/>
+      </w:r>
+      <w:r>
+        <w:instrText xml:space="preserve"> REF forras2 \h </w:instrText>
+      </w:r>
+      <w:r>
+        <w:fldChar w:fldCharType="separate"/>
+      </w:r>
+      <w:r>
+        <w:rPr>
+          <w:sz w:val="20"/>
+        </w:rPr>
+        <w:t>[2]</w:t>
+      </w:r>
+      <w:r>
+        <w:fldChar w:fldCharType="end"/>
+      </w:r>
+      <w:r>
+        <w:t xml:space="preserve">, aki halmozottan fogyatékos személyek zenei befogadását vizsgálja. A kutatásai során egy figyelemreméltó dolgot figyelt meg: a vizsgált személyek zenehallgatás közben apró, de azonosítható mozdulatokkal </w:t>
       </w:r>
       <w:proofErr w:type="gramStart"/>
       <w:r>
@@ -4160,7 +4921,28 @@
       </w:r>
       <w:proofErr w:type="gramEnd"/>
       <w:r>
-        <w:t xml:space="preserve"> tesztelésre. Ezeket a modell a tanítás során soha nem látta, szóval a grafikus felületen valódi független tesztesetként lehet őket használni. Fejlesztés előtt utánanéztem, milyen megközelítések léteznek hasonló osztályozási feladatokra. EEG-alapú beteg-kontroll osztályozást epilepsziánál, </w:t>
+        <w:t xml:space="preserve"> tesztelésre. Ezeket a modell a tanítás során soha nem látta, szóval a grafikus felületen valódi független tesztesetként lehet őket használni. Fejlesztés előtt utánanéztem, milyen megközelítések léteznek hasonló osztályozási feladatokra. EEG-alapú beteg-kontroll osztályozást epilepsziánál</w:t>
+      </w:r>
+      <w:r>
+        <w:fldChar w:fldCharType="begin"/>
+      </w:r>
+      <w:r>
+        <w:instrText xml:space="preserve"> REF forras3 \h </w:instrText>
+      </w:r>
+      <w:r>
+        <w:fldChar w:fldCharType="separate"/>
+      </w:r>
+      <w:r>
+        <w:rPr>
+          <w:sz w:val="20"/>
+        </w:rPr>
+        <w:t>[3]</w:t>
+      </w:r>
+      <w:r>
+        <w:fldChar w:fldCharType="end"/>
+      </w:r>
+      <w:r>
+        <w:t xml:space="preserve">, </w:t>
       </w:r>
       <w:proofErr w:type="gramStart"/>
       <w:r>
@@ -4168,11 +4950,50 @@
       </w:r>
       <w:proofErr w:type="gramEnd"/>
       <w:r>
-        <w:t xml:space="preserve"> és Alzheimer-kórnál már vizsgáltak, viszont zenehallgatáshoz kötött adatokon elvégzett ilyen munka szinte alig </w:t>
+        <w:fldChar w:fldCharType="begin"/>
+      </w:r>
+      <w:r>
+        <w:instrText xml:space="preserve"> REF forras4 \h </w:instrText>
+      </w:r>
+      <w:r>
+        <w:fldChar w:fldCharType="separate"/>
+      </w:r>
+      <w:r>
+        <w:rPr>
+          <w:sz w:val="20"/>
+        </w:rPr>
+        <w:t>[4]</w:t>
+      </w:r>
+      <w:r>
+        <w:fldChar w:fldCharType="end"/>
+      </w:r>
+      <w:r>
+        <w:t xml:space="preserve"> és Alzheimer-kórnál</w:t>
+      </w:r>
+      <w:r>
+        <w:fldChar w:fldCharType="begin"/>
+      </w:r>
+      <w:r>
+        <w:instrText xml:space="preserve"> REF forras5 \h </w:instrText>
+      </w:r>
+      <w:r>
+        <w:fldChar w:fldCharType="separate"/>
+      </w:r>
+      <w:r>
+        <w:rPr>
+          <w:sz w:val="20"/>
+        </w:rPr>
+        <w:t>[5]</w:t>
+      </w:r>
+      <w:r>
+        <w:fldChar w:fldCharType="end"/>
+      </w:r>
+      <w:r>
+        <w:t xml:space="preserve"> már vizsgáltak, viszont zenehallgatáshoz kötött adatokon elvégzett ilyen munka </w:t>
       </w:r>
       <w:r>
         <w:lastRenderedPageBreak/>
-        <w:t>található az irodalomban. Ez egyrészt nehezítette a tájékozódást, másrészt pont ezért volt izgalmas az egész: nem volt kész recept, saját m</w:t>
+        <w:t>szinte alig található az irodalomban. Ez egyrészt nehezítette a tájékozódást, másrészt pont ezért volt izgalmas az egész: nem volt kész recept, saját m</w:t>
       </w:r>
       <w:r>
         <w:t>egközelítést kellett kitalálni.</w:t>
@@ -4288,7 +5109,63 @@
           <w:rFonts w:ascii="Times New Roman" w:hAnsi="Times New Roman" w:cs="Times New Roman"/>
           <w:sz w:val="24"/>
         </w:rPr>
-        <w:t xml:space="preserve">Az adatok Dr. Tiszai Luca kutatási programjához kötődnek, aki azt vizsgálja, hogy a halmozottan fogyatékos személyek zenei élményei hogyan mérhetők </w:t>
+        <w:t>Az adatok Dr. Tiszai Luca kutatási programjához kötődnek</w:t>
+      </w:r>
+      <w:r>
+        <w:rPr>
+          <w:rFonts w:ascii="Times New Roman" w:hAnsi="Times New Roman" w:cs="Times New Roman"/>
+          <w:sz w:val="24"/>
+        </w:rPr>
+        <w:t xml:space="preserve"> </w:t>
+      </w:r>
+      <w:r>
+        <w:rPr>
+          <w:rFonts w:ascii="Times New Roman" w:hAnsi="Times New Roman" w:cs="Times New Roman"/>
+          <w:sz w:val="24"/>
+        </w:rPr>
+        <w:fldChar w:fldCharType="begin"/>
+      </w:r>
+      <w:r>
+        <w:rPr>
+          <w:rFonts w:ascii="Times New Roman" w:hAnsi="Times New Roman" w:cs="Times New Roman"/>
+          <w:sz w:val="24"/>
+        </w:rPr>
+        <w:instrText xml:space="preserve"> REF forras2 \h </w:instrText>
+      </w:r>
+      <w:r>
+        <w:rPr>
+          <w:rFonts w:ascii="Times New Roman" w:hAnsi="Times New Roman" w:cs="Times New Roman"/>
+          <w:sz w:val="24"/>
+        </w:rPr>
+      </w:r>
+      <w:r>
+        <w:rPr>
+          <w:rFonts w:ascii="Times New Roman" w:hAnsi="Times New Roman" w:cs="Times New Roman"/>
+          <w:sz w:val="24"/>
+        </w:rPr>
+        <w:fldChar w:fldCharType="separate"/>
+      </w:r>
+      <w:r>
+        <w:rPr>
+          <w:rFonts w:ascii="Times New Roman" w:hAnsi="Times New Roman" w:cs="Times New Roman"/>
+          <w:sz w:val="20"/>
+          <w:szCs w:val="24"/>
+        </w:rPr>
+        <w:t>[2]</w:t>
+      </w:r>
+      <w:r>
+        <w:rPr>
+          <w:rFonts w:ascii="Times New Roman" w:hAnsi="Times New Roman" w:cs="Times New Roman"/>
+          <w:sz w:val="24"/>
+        </w:rPr>
+        <w:fldChar w:fldCharType="end"/>
+      </w:r>
+      <w:r>
+        <w:rPr>
+          <w:rFonts w:ascii="Times New Roman" w:hAnsi="Times New Roman" w:cs="Times New Roman"/>
+          <w:sz w:val="24"/>
+        </w:rPr>
+        <w:t xml:space="preserve">, aki azt vizsgálja, hogy a halmozottan fogyatékos személyek zenei élményei hogyan mérhetők </w:t>
       </w:r>
       <w:proofErr w:type="gramStart"/>
       <w:r>
@@ -4320,7 +5197,14 @@
           <w:rFonts w:ascii="Times New Roman" w:hAnsi="Times New Roman" w:cs="Times New Roman"/>
           <w:sz w:val="24"/>
         </w:rPr>
-        <w:t xml:space="preserve"> megjelennek-e olyan mintázatok, amelyek alapján a két csoport szétválasztható egymástól. Adatvédelmi okokból a felvételek felhasználása külön megállapodáshoz kötött, a rendszer fejlesztése és tesztelése az erre a célra átadott adatokon történt.</w:t>
+        <w:t xml:space="preserve"> megjelennek-e olyan mintázatok, amelyek alapján a két csoport szétválasztható </w:t>
+      </w:r>
+      <w:r>
+        <w:rPr>
+          <w:rFonts w:ascii="Times New Roman" w:hAnsi="Times New Roman" w:cs="Times New Roman"/>
+          <w:sz w:val="24"/>
+        </w:rPr>
+        <w:t>egymástól.</w:t>
       </w:r>
     </w:p>
     <w:p>
@@ -4338,7 +5222,75 @@
           <w:rFonts w:ascii="Times New Roman" w:hAnsi="Times New Roman" w:cs="Times New Roman"/>
           <w:sz w:val="24"/>
         </w:rPr>
-        <w:t>Mielőtt ezekkel az adatokkal elkezdtem volna dolgozni, egy korábbi fázisban Alzheimer-kóros betegek EEG-felvételein próbáltam ki a különböző megközelítéseket. Ezek .</w:t>
+        <w:t xml:space="preserve">Mielőtt ezekkel az adatokkal elkezdtem volna dolgozni, egy korábbi fázisban </w:t>
+      </w:r>
+      <w:r>
+        <w:rPr>
+          <w:rFonts w:ascii="Times New Roman" w:hAnsi="Times New Roman" w:cs="Times New Roman"/>
+          <w:sz w:val="24"/>
+        </w:rPr>
+        <w:t>Parkinson-</w:t>
+      </w:r>
+      <w:r>
+        <w:rPr>
+          <w:rFonts w:ascii="Times New Roman" w:hAnsi="Times New Roman" w:cs="Times New Roman"/>
+          <w:sz w:val="24"/>
+        </w:rPr>
+        <w:t>kóros betegek EEG-felvételein</w:t>
+      </w:r>
+      <w:r>
+        <w:rPr>
+          <w:rFonts w:ascii="Times New Roman" w:hAnsi="Times New Roman" w:cs="Times New Roman"/>
+          <w:sz w:val="24"/>
+        </w:rPr>
+        <w:t xml:space="preserve"> </w:t>
+      </w:r>
+      <w:r>
+        <w:rPr>
+          <w:rFonts w:ascii="Times New Roman" w:hAnsi="Times New Roman" w:cs="Times New Roman"/>
+          <w:sz w:val="24"/>
+        </w:rPr>
+        <w:fldChar w:fldCharType="begin"/>
+      </w:r>
+      <w:r>
+        <w:rPr>
+          <w:rFonts w:ascii="Times New Roman" w:hAnsi="Times New Roman" w:cs="Times New Roman"/>
+          <w:sz w:val="24"/>
+        </w:rPr>
+        <w:instrText xml:space="preserve"> REF forras1 \h  \* MERGEFORMAT </w:instrText>
+      </w:r>
+      <w:r>
+        <w:rPr>
+          <w:rFonts w:ascii="Times New Roman" w:hAnsi="Times New Roman" w:cs="Times New Roman"/>
+          <w:sz w:val="24"/>
+        </w:rPr>
+      </w:r>
+      <w:r>
+        <w:rPr>
+          <w:rFonts w:ascii="Times New Roman" w:hAnsi="Times New Roman" w:cs="Times New Roman"/>
+          <w:sz w:val="24"/>
+        </w:rPr>
+        <w:fldChar w:fldCharType="separate"/>
+      </w:r>
+      <w:r>
+        <w:rPr>
+          <w:rFonts w:ascii="Times New Roman" w:hAnsi="Times New Roman" w:cs="Times New Roman"/>
+        </w:rPr>
+        <w:t>[1]</w:t>
+      </w:r>
+      <w:r>
+        <w:rPr>
+          <w:rFonts w:ascii="Times New Roman" w:hAnsi="Times New Roman" w:cs="Times New Roman"/>
+          <w:sz w:val="24"/>
+        </w:rPr>
+        <w:fldChar w:fldCharType="end"/>
+      </w:r>
+      <w:r>
+        <w:rPr>
+          <w:rFonts w:ascii="Times New Roman" w:hAnsi="Times New Roman" w:cs="Times New Roman"/>
+          <w:sz w:val="24"/>
+        </w:rPr>
+        <w:t xml:space="preserve"> próbáltam ki a különböző megközelítéseket. Ezek .</w:t>
       </w:r>
       <w:proofErr w:type="spellStart"/>
       <w:r>
@@ -4452,7 +5404,21 @@
           <w:rFonts w:ascii="Times New Roman" w:hAnsi="Times New Roman" w:cs="Times New Roman"/>
           <w:sz w:val="24"/>
         </w:rPr>
-        <w:t xml:space="preserve">A tényleges adatállomány 60 felvételt tartalmaz CSV formátumban, pontosvesszővel elválasztva. Ebből 26 halmozottan fogyatékos és 25 egészséges személy felvétele ment bele a tanításba, a maradék 9-et pedig félretettük </w:t>
+        <w:t>A tényleges adatállomány 60 felvételt tartalmaz CSV formátumban, pontosvesszővel elválasztva. Ebből 26 halmozottan fogyatékos és 25 egészséges személy felvétele ment bele a tanításba, a mara</w:t>
+      </w:r>
+      <w:r>
+        <w:rPr>
+          <w:rFonts w:ascii="Times New Roman" w:hAnsi="Times New Roman" w:cs="Times New Roman"/>
+          <w:sz w:val="24"/>
+        </w:rPr>
+        <w:t>dék 9-et pedig félretettem</w:t>
+      </w:r>
+      <w:r>
+        <w:rPr>
+          <w:rFonts w:ascii="Times New Roman" w:hAnsi="Times New Roman" w:cs="Times New Roman"/>
+          <w:sz w:val="24"/>
+        </w:rPr>
+        <w:t xml:space="preserve"> </w:t>
       </w:r>
       <w:proofErr w:type="gramStart"/>
       <w:r>
@@ -4702,32 +5668,39 @@
           <w:rFonts w:ascii="Times New Roman" w:hAnsi="Times New Roman" w:cs="Times New Roman"/>
           <w:sz w:val="24"/>
         </w:rPr>
+        <w:t>alsávjaként</w:t>
+      </w:r>
+      <w:proofErr w:type="spellEnd"/>
+      <w:r>
+        <w:rPr>
+          <w:rFonts w:ascii="Times New Roman" w:hAnsi="Times New Roman" w:cs="Times New Roman"/>
+          <w:sz w:val="24"/>
+        </w:rPr>
+        <w:t xml:space="preserve">, beta1 és beta2 a béta tartományból, </w:t>
+      </w:r>
+      <w:proofErr w:type="spellStart"/>
+      <w:r>
+        <w:rPr>
+          <w:rFonts w:ascii="Times New Roman" w:hAnsi="Times New Roman" w:cs="Times New Roman"/>
+          <w:sz w:val="24"/>
+        </w:rPr>
+        <w:t>theta</w:t>
+      </w:r>
+      <w:proofErr w:type="spellEnd"/>
+      <w:r>
+        <w:rPr>
+          <w:rFonts w:ascii="Times New Roman" w:hAnsi="Times New Roman" w:cs="Times New Roman"/>
+          <w:sz w:val="24"/>
+        </w:rPr>
+        <w:t xml:space="preserve">, gamma1 és gamma2 a gamma </w:t>
+      </w:r>
+      <w:r>
+        <w:rPr>
+          <w:rFonts w:ascii="Times New Roman" w:hAnsi="Times New Roman" w:cs="Times New Roman"/>
+          <w:sz w:val="24"/>
+        </w:rPr>
         <w:lastRenderedPageBreak/>
-        <w:t>alsávjaként</w:t>
-      </w:r>
-      <w:proofErr w:type="spellEnd"/>
-      <w:r>
-        <w:rPr>
-          <w:rFonts w:ascii="Times New Roman" w:hAnsi="Times New Roman" w:cs="Times New Roman"/>
-          <w:sz w:val="24"/>
-        </w:rPr>
-        <w:t xml:space="preserve">, beta1 és beta2 a béta tartományból, </w:t>
-      </w:r>
-      <w:proofErr w:type="spellStart"/>
-      <w:r>
-        <w:rPr>
-          <w:rFonts w:ascii="Times New Roman" w:hAnsi="Times New Roman" w:cs="Times New Roman"/>
-          <w:sz w:val="24"/>
-        </w:rPr>
-        <w:t>theta</w:t>
-      </w:r>
-      <w:proofErr w:type="spellEnd"/>
-      <w:r>
-        <w:rPr>
-          <w:rFonts w:ascii="Times New Roman" w:hAnsi="Times New Roman" w:cs="Times New Roman"/>
-          <w:sz w:val="24"/>
-        </w:rPr>
-        <w:t xml:space="preserve">, gamma1 és gamma2 a gamma tartományból, valamint az </w:t>
+        <w:t xml:space="preserve">tartományból, valamint az </w:t>
       </w:r>
       <w:proofErr w:type="spellStart"/>
       <w:r>
@@ -4998,6 +5971,55 @@
         </w:rPr>
         <w:t xml:space="preserve"> van bontva az adatokban, gamma1-re (30–40 Hz) és gamma2-re (40–45 Hz), ami szintén finomabb elemzést tesz lehetővé.</w:t>
       </w:r>
+      <w:r>
+        <w:rPr>
+          <w:rFonts w:ascii="Times New Roman" w:hAnsi="Times New Roman" w:cs="Times New Roman"/>
+          <w:sz w:val="24"/>
+        </w:rPr>
+        <w:t xml:space="preserve"> </w:t>
+      </w:r>
+      <w:r>
+        <w:rPr>
+          <w:rFonts w:ascii="Times New Roman" w:hAnsi="Times New Roman" w:cs="Times New Roman"/>
+          <w:sz w:val="24"/>
+        </w:rPr>
+        <w:fldChar w:fldCharType="begin"/>
+      </w:r>
+      <w:r>
+        <w:rPr>
+          <w:rFonts w:ascii="Times New Roman" w:hAnsi="Times New Roman" w:cs="Times New Roman"/>
+          <w:sz w:val="24"/>
+        </w:rPr>
+        <w:instrText xml:space="preserve"> REF forras6 \h </w:instrText>
+      </w:r>
+      <w:r>
+        <w:rPr>
+          <w:rFonts w:ascii="Times New Roman" w:hAnsi="Times New Roman" w:cs="Times New Roman"/>
+          <w:sz w:val="24"/>
+        </w:rPr>
+      </w:r>
+      <w:r>
+        <w:rPr>
+          <w:rFonts w:ascii="Times New Roman" w:hAnsi="Times New Roman" w:cs="Times New Roman"/>
+          <w:sz w:val="24"/>
+        </w:rPr>
+        <w:fldChar w:fldCharType="separate"/>
+      </w:r>
+      <w:r>
+        <w:rPr>
+          <w:rFonts w:ascii="Times New Roman" w:hAnsi="Times New Roman" w:cs="Times New Roman"/>
+          <w:sz w:val="20"/>
+          <w:szCs w:val="24"/>
+        </w:rPr>
+        <w:t>[6]</w:t>
+      </w:r>
+      <w:r>
+        <w:rPr>
+          <w:rFonts w:ascii="Times New Roman" w:hAnsi="Times New Roman" w:cs="Times New Roman"/>
+          <w:sz w:val="24"/>
+        </w:rPr>
+        <w:fldChar w:fldCharType="end"/>
+      </w:r>
     </w:p>
     <w:p>
       <w:pPr>
@@ -5017,7 +6039,7 @@
         </w:rPr>
         <w:lastRenderedPageBreak/>
         <w:drawing>
-          <wp:inline distT="0" distB="0" distL="0" distR="0" wp14:anchorId="4EC936BB" wp14:editId="18458F29">
+          <wp:inline distT="0" distB="0" distL="0" distR="0" wp14:anchorId="4BA0B606" wp14:editId="6F73D420">
             <wp:extent cx="5399405" cy="4128770"/>
             <wp:effectExtent l="0" t="0" r="0" b="5080"/>
             <wp:docPr id="2" name="Kép 2"/>
@@ -5081,6 +6103,55 @@
         </w:rPr>
         <w:t>ábra: Az EEG öt fő frekvenciasávja</w:t>
       </w:r>
+      <w:r>
+        <w:rPr>
+          <w:rFonts w:ascii="Times New Roman" w:hAnsi="Times New Roman" w:cs="Times New Roman"/>
+          <w:sz w:val="24"/>
+        </w:rPr>
+        <w:t xml:space="preserve"> </w:t>
+      </w:r>
+      <w:r>
+        <w:rPr>
+          <w:rFonts w:ascii="Times New Roman" w:hAnsi="Times New Roman" w:cs="Times New Roman"/>
+          <w:sz w:val="24"/>
+        </w:rPr>
+        <w:fldChar w:fldCharType="begin"/>
+      </w:r>
+      <w:r>
+        <w:rPr>
+          <w:rFonts w:ascii="Times New Roman" w:hAnsi="Times New Roman" w:cs="Times New Roman"/>
+          <w:sz w:val="24"/>
+        </w:rPr>
+        <w:instrText xml:space="preserve"> REF forras7 \h </w:instrText>
+      </w:r>
+      <w:r>
+        <w:rPr>
+          <w:rFonts w:ascii="Times New Roman" w:hAnsi="Times New Roman" w:cs="Times New Roman"/>
+          <w:sz w:val="24"/>
+        </w:rPr>
+      </w:r>
+      <w:r>
+        <w:rPr>
+          <w:rFonts w:ascii="Times New Roman" w:hAnsi="Times New Roman" w:cs="Times New Roman"/>
+          <w:sz w:val="24"/>
+        </w:rPr>
+        <w:fldChar w:fldCharType="separate"/>
+      </w:r>
+      <w:r>
+        <w:rPr>
+          <w:rFonts w:ascii="Times New Roman" w:hAnsi="Times New Roman" w:cs="Times New Roman"/>
+          <w:sz w:val="20"/>
+          <w:szCs w:val="24"/>
+        </w:rPr>
+        <w:t>[7]</w:t>
+      </w:r>
+      <w:r>
+        <w:rPr>
+          <w:rFonts w:ascii="Times New Roman" w:hAnsi="Times New Roman" w:cs="Times New Roman"/>
+          <w:sz w:val="24"/>
+        </w:rPr>
+        <w:fldChar w:fldCharType="end"/>
+      </w:r>
     </w:p>
     <w:p>
       <w:pPr>
@@ -5451,7 +6522,21 @@
           <w:rFonts w:ascii="Times New Roman" w:hAnsi="Times New Roman" w:cs="Times New Roman"/>
           <w:sz w:val="24"/>
         </w:rPr>
-        <w:t xml:space="preserve"> elemzésére épül. A felvételt egyenlő hosszú, 2 másodperces </w:t>
+        <w:t xml:space="preserve"> elemzésére épü</w:t>
+      </w:r>
+      <w:r>
+        <w:rPr>
+          <w:rFonts w:ascii="Times New Roman" w:hAnsi="Times New Roman" w:cs="Times New Roman"/>
+          <w:sz w:val="24"/>
+        </w:rPr>
+        <w:t>l. A felvételt egyenlő hosszú, körülbelül 10</w:t>
+      </w:r>
+      <w:r>
+        <w:rPr>
+          <w:rFonts w:ascii="Times New Roman" w:hAnsi="Times New Roman" w:cs="Times New Roman"/>
+          <w:sz w:val="24"/>
+        </w:rPr>
+        <w:t xml:space="preserve"> másodperces </w:t>
       </w:r>
       <w:proofErr w:type="spellStart"/>
       <w:r>
@@ -5761,6 +6846,27 @@
       <w:r>
         <w:t xml:space="preserve"> kernel, amelyek közül mindhárommal kísérleteztem.</w:t>
       </w:r>
+      <w:r>
+        <w:t xml:space="preserve"> </w:t>
+      </w:r>
+      <w:r>
+        <w:fldChar w:fldCharType="begin"/>
+      </w:r>
+      <w:r>
+        <w:instrText xml:space="preserve"> REF forras8 \h </w:instrText>
+      </w:r>
+      <w:r>
+        <w:fldChar w:fldCharType="separate"/>
+      </w:r>
+      <w:r>
+        <w:rPr>
+          <w:sz w:val="20"/>
+        </w:rPr>
+        <w:t>[8]</w:t>
+      </w:r>
+      <w:r>
+        <w:fldChar w:fldCharType="end"/>
+      </w:r>
     </w:p>
     <w:p>
       <w:pPr>
@@ -5780,6 +6886,27 @@
       <w:r>
         <w:t xml:space="preserve"> eredményeket ad, viszont nagyobb adathalmazon lassabb lehet más módszereknél.</w:t>
       </w:r>
+      <w:r>
+        <w:t xml:space="preserve"> </w:t>
+      </w:r>
+      <w:r>
+        <w:fldChar w:fldCharType="begin"/>
+      </w:r>
+      <w:r>
+        <w:instrText xml:space="preserve"> REF forras9 \h </w:instrText>
+      </w:r>
+      <w:r>
+        <w:fldChar w:fldCharType="separate"/>
+      </w:r>
+      <w:r>
+        <w:rPr>
+          <w:sz w:val="20"/>
+        </w:rPr>
+        <w:t>[9]</w:t>
+      </w:r>
+      <w:r>
+        <w:fldChar w:fldCharType="end"/>
+      </w:r>
     </w:p>
     <w:p>
       <w:pPr>
@@ -5806,6 +6933,27 @@
       <w:proofErr w:type="spellEnd"/>
       <w:r>
         <w:t xml:space="preserve"> is alkalmaz a túlilleszkedés ellen, és jól kezeli a hiányzó értékeket. Versenyek és gyakorlati tapasztalatok alapján az egyik legmegbízhatóbb osztályozónak számít, különösen kisebb adathalmazok esetén.</w:t>
+      </w:r>
+      <w:r>
+        <w:t xml:space="preserve"> </w:t>
+      </w:r>
+      <w:r>
+        <w:fldChar w:fldCharType="begin"/>
+      </w:r>
+      <w:r>
+        <w:instrText xml:space="preserve"> REF forras10 \h </w:instrText>
+      </w:r>
+      <w:r>
+        <w:fldChar w:fldCharType="separate"/>
+      </w:r>
+      <w:r>
+        <w:rPr>
+          <w:sz w:val="20"/>
+        </w:rPr>
+        <w:t>[10]</w:t>
+      </w:r>
+      <w:r>
+        <w:fldChar w:fldCharType="end"/>
       </w:r>
     </w:p>
     <w:p>
@@ -6143,6 +7291,55 @@
         </w:rPr>
         <w:t xml:space="preserve"> működése</w:t>
       </w:r>
+      <w:r>
+        <w:rPr>
+          <w:rFonts w:ascii="Times New Roman" w:hAnsi="Times New Roman" w:cs="Times New Roman"/>
+          <w:sz w:val="24"/>
+        </w:rPr>
+        <w:t xml:space="preserve"> </w:t>
+      </w:r>
+      <w:r>
+        <w:rPr>
+          <w:rFonts w:ascii="Times New Roman" w:hAnsi="Times New Roman" w:cs="Times New Roman"/>
+          <w:sz w:val="24"/>
+        </w:rPr>
+        <w:fldChar w:fldCharType="begin"/>
+      </w:r>
+      <w:r>
+        <w:rPr>
+          <w:rFonts w:ascii="Times New Roman" w:hAnsi="Times New Roman" w:cs="Times New Roman"/>
+          <w:sz w:val="24"/>
+        </w:rPr>
+        <w:instrText xml:space="preserve"> REF forras11 \h </w:instrText>
+      </w:r>
+      <w:r>
+        <w:rPr>
+          <w:rFonts w:ascii="Times New Roman" w:hAnsi="Times New Roman" w:cs="Times New Roman"/>
+          <w:sz w:val="24"/>
+        </w:rPr>
+      </w:r>
+      <w:r>
+        <w:rPr>
+          <w:rFonts w:ascii="Times New Roman" w:hAnsi="Times New Roman" w:cs="Times New Roman"/>
+          <w:sz w:val="24"/>
+        </w:rPr>
+        <w:fldChar w:fldCharType="separate"/>
+      </w:r>
+      <w:r>
+        <w:rPr>
+          <w:rFonts w:ascii="Times New Roman" w:hAnsi="Times New Roman" w:cs="Times New Roman"/>
+          <w:sz w:val="20"/>
+          <w:szCs w:val="24"/>
+        </w:rPr>
+        <w:t>[11]</w:t>
+      </w:r>
+      <w:r>
+        <w:rPr>
+          <w:rFonts w:ascii="Times New Roman" w:hAnsi="Times New Roman" w:cs="Times New Roman"/>
+          <w:sz w:val="24"/>
+        </w:rPr>
+        <w:fldChar w:fldCharType="end"/>
+      </w:r>
     </w:p>
     <w:p>
       <w:pPr>
@@ -6575,7 +7772,7 @@
       <w:proofErr w:type="spellStart"/>
       <w:r>
         <w:rPr>
-          <w:rFonts w:ascii="Times New Roman" w:hAnsi="Times New Roman" w:cs="Times New Roman"/>
+          <w:rFonts w:ascii="Courier New" w:hAnsi="Courier New" w:cs="Courier New"/>
           <w:sz w:val="24"/>
         </w:rPr>
         <w:t>extract_statistical</w:t>
@@ -6583,6 +7780,13 @@
       <w:proofErr w:type="spellEnd"/>
       <w:r>
         <w:rPr>
+          <w:rFonts w:ascii="Courier New" w:hAnsi="Courier New" w:cs="Courier New"/>
+          <w:sz w:val="24"/>
+        </w:rPr>
+        <w:t>()</w:t>
+      </w:r>
+      <w:r>
+        <w:rPr>
           <w:rFonts w:ascii="Times New Roman" w:hAnsi="Times New Roman" w:cs="Times New Roman"/>
           <w:sz w:val="24"/>
         </w:rPr>
@@ -6591,7 +7795,7 @@
       <w:proofErr w:type="spellStart"/>
       <w:r>
         <w:rPr>
-          <w:rFonts w:ascii="Times New Roman" w:hAnsi="Times New Roman" w:cs="Times New Roman"/>
+          <w:rFonts w:ascii="Courier New" w:hAnsi="Courier New" w:cs="Courier New"/>
           <w:sz w:val="24"/>
         </w:rPr>
         <w:t>extract_phase_epoch</w:t>
@@ -6599,6 +7803,13 @@
       <w:proofErr w:type="spellEnd"/>
       <w:r>
         <w:rPr>
+          <w:rFonts w:ascii="Courier New" w:hAnsi="Courier New" w:cs="Courier New"/>
+          <w:sz w:val="24"/>
+        </w:rPr>
+        <w:t>()</w:t>
+      </w:r>
+      <w:r>
+        <w:rPr>
           <w:rFonts w:ascii="Times New Roman" w:hAnsi="Times New Roman" w:cs="Times New Roman"/>
           <w:sz w:val="24"/>
         </w:rPr>
@@ -6607,7 +7818,7 @@
       <w:proofErr w:type="spellStart"/>
       <w:r>
         <w:rPr>
-          <w:rFonts w:ascii="Times New Roman" w:hAnsi="Times New Roman" w:cs="Times New Roman"/>
+          <w:rFonts w:ascii="Courier New" w:hAnsi="Courier New" w:cs="Courier New"/>
           <w:sz w:val="24"/>
         </w:rPr>
         <w:t>extract_phase_band</w:t>
@@ -6615,10 +7826,33 @@
       <w:proofErr w:type="spellEnd"/>
       <w:r>
         <w:rPr>
-          <w:rFonts w:ascii="Times New Roman" w:hAnsi="Times New Roman" w:cs="Times New Roman"/>
-          <w:sz w:val="24"/>
-        </w:rPr>
-        <w:t xml:space="preserve"> metódusokat. A train_model.py felelős a modellek betanításáért és kiértékeléséért, itt van megvalósítva a </w:t>
+          <w:rFonts w:ascii="Courier New" w:hAnsi="Courier New" w:cs="Courier New"/>
+          <w:sz w:val="24"/>
+        </w:rPr>
+        <w:t>()</w:t>
+      </w:r>
+      <w:r>
+        <w:rPr>
+          <w:rFonts w:ascii="Times New Roman" w:hAnsi="Times New Roman" w:cs="Times New Roman"/>
+          <w:sz w:val="24"/>
+        </w:rPr>
+        <w:t xml:space="preserve"> </w:t>
+      </w:r>
+      <w:proofErr w:type="gramStart"/>
+      <w:r>
+        <w:rPr>
+          <w:rFonts w:ascii="Times New Roman" w:hAnsi="Times New Roman" w:cs="Times New Roman"/>
+          <w:sz w:val="24"/>
+        </w:rPr>
+        <w:t>metódusokat</w:t>
+      </w:r>
+      <w:proofErr w:type="gramEnd"/>
+      <w:r>
+        <w:rPr>
+          <w:rFonts w:ascii="Times New Roman" w:hAnsi="Times New Roman" w:cs="Times New Roman"/>
+          <w:sz w:val="24"/>
+        </w:rPr>
+        <w:t xml:space="preserve">. A train_model.py felelős a modellek betanításáért és kiértékeléséért, itt van megvalósítva a </w:t>
       </w:r>
       <w:proofErr w:type="spellStart"/>
       <w:r>
@@ -6923,7 +8157,16 @@
           <w:sz w:val="24"/>
           <w:szCs w:val="24"/>
         </w:rPr>
-        <w:t xml:space="preserve"> három vizualizációt készít: egy 2D szórásdiagramot a két legfontosabb jellemző alapján, egy pókháló diagramot mind a 33 jellemzőre, valamint a Random Forest modell egyik döntési fájának rajzát. Ez utóbbi három </w:t>
+        <w:t xml:space="preserve"> három vizualizációt készít: egy 2D szórásdiagramot a két legfontosabb jellemző alapján, egy pókháló diagramot mind a 33 jellemzőre, valamint a Random Forest modell egyik döntési fájának rajzát. Ez utóbbi </w:t>
+      </w:r>
+      <w:r>
+        <w:rPr>
+          <w:rFonts w:ascii="Times New Roman" w:hAnsi="Times New Roman" w:cs="Times New Roman"/>
+          <w:sz w:val="24"/>
+          <w:szCs w:val="24"/>
+        </w:rPr>
+        <w:lastRenderedPageBreak/>
+        <w:t xml:space="preserve">három </w:t>
       </w:r>
       <w:proofErr w:type="spellStart"/>
       <w:r>
@@ -6996,7 +8239,6 @@
           <w:sz w:val="24"/>
           <w:lang w:val="en-US"/>
         </w:rPr>
-        <w:lastRenderedPageBreak/>
         <w:drawing>
           <wp:inline distT="0" distB="0" distL="0" distR="0" wp14:anchorId="09260F83" wp14:editId="142DD4F5">
             <wp:extent cx="5399405" cy="3587750"/>
@@ -7072,8 +8314,29 @@
         <w:t>fájljainak</w:t>
       </w:r>
       <w:r>
-        <w:t xml:space="preserve"> és mappáinak elrendezése</w:t>
-      </w:r>
+        <w:t xml:space="preserve"> </w:t>
+      </w:r>
+      <w:proofErr w:type="spellStart"/>
+      <w:r>
+        <w:t>és</w:t>
+      </w:r>
+      <w:proofErr w:type="spellEnd"/>
+      <w:r>
+        <w:t xml:space="preserve"> </w:t>
+      </w:r>
+      <w:proofErr w:type="spellStart"/>
+      <w:r>
+        <w:t>mappáinak</w:t>
+      </w:r>
+      <w:proofErr w:type="spellEnd"/>
+      <w:r>
+        <w:t xml:space="preserve"> </w:t>
+      </w:r>
+      <w:proofErr w:type="spellStart"/>
+      <w:r>
+        <w:t>elrendezése</w:t>
+      </w:r>
+      <w:proofErr w:type="spellEnd"/>
     </w:p>
     <w:p>
       <w:pPr>
@@ -7212,12 +8475,35 @@
       <w:proofErr w:type="spellStart"/>
       <w:r>
         <w:rPr>
-          <w:rFonts w:ascii="Times New Roman" w:hAnsi="Times New Roman" w:cs="Times New Roman"/>
-          <w:sz w:val="24"/>
-        </w:rPr>
-        <w:t>extract_statistical</w:t>
-      </w:r>
-      <w:proofErr w:type="spellEnd"/>
+          <w:rFonts w:ascii="Courier New" w:hAnsi="Courier New" w:cs="Courier New"/>
+          <w:sz w:val="24"/>
+        </w:rPr>
+        <w:t>extract_</w:t>
+      </w:r>
+      <w:proofErr w:type="gramStart"/>
+      <w:r>
+        <w:rPr>
+          <w:rFonts w:ascii="Courier New" w:hAnsi="Courier New" w:cs="Courier New"/>
+          <w:sz w:val="24"/>
+        </w:rPr>
+        <w:t>statistical</w:t>
+      </w:r>
+      <w:proofErr w:type="spellEnd"/>
+      <w:r>
+        <w:rPr>
+          <w:rFonts w:ascii="Courier New" w:hAnsi="Courier New" w:cs="Courier New"/>
+          <w:sz w:val="24"/>
+        </w:rPr>
+        <w:t>(</w:t>
+      </w:r>
+      <w:proofErr w:type="gramEnd"/>
+      <w:r>
+        <w:rPr>
+          <w:rFonts w:ascii="Courier New" w:hAnsi="Courier New" w:cs="Courier New"/>
+          <w:sz w:val="24"/>
+        </w:rPr>
+        <w:t>)</w:t>
+      </w:r>
       <w:r>
         <w:rPr>
           <w:rFonts w:ascii="Times New Roman" w:hAnsi="Times New Roman" w:cs="Times New Roman"/>
@@ -7301,7 +8587,7 @@
           <w:rFonts w:ascii="Times New Roman" w:hAnsi="Times New Roman" w:cs="Times New Roman"/>
           <w:sz w:val="24"/>
         </w:rPr>
-        <w:t xml:space="preserve"> – kiszámol három alapstatisztikát: az átlagot, a szórást és a teljesítménybecslést, amely az átlagos négyzetes értéknek felel meg. Az átlag megmutatja, hogy az adott sáv teljesítménye átlagosan milyen szinten mozog a felvétel során, a szórás azt jelzi, mennyire ingadozik ez az érték időben, a teljesítménybecslés pedig a jel energiájának egyszerű közelítése. A kilenc csatorna és </w:t>
+        <w:t xml:space="preserve"> – kiszámol három alapstatisztikát: az átlagot, a szórást és a teljesítménybecslést, amely az átlagos négyzetes értéknek felel meg. Az átlag megmutatja, hogy az adott sáv teljesítménye átlagosan </w:t>
       </w:r>
       <w:r>
         <w:rPr>
@@ -7309,7 +8595,7 @@
           <w:sz w:val="24"/>
         </w:rPr>
         <w:lastRenderedPageBreak/>
-        <w:t xml:space="preserve">három statisztika összesen 27 jellemzőt ad. Ezen felül hat frekvenciasáv-arány is </w:t>
+        <w:t xml:space="preserve">milyen szinten mozog a felvétel során, a szórás azt jelzi, mennyire ingadozik ez az érték időben, a teljesítménybecslés pedig a jel energiájának egyszerű közelítése. A kilenc csatorna és három statisztika összesen 27 jellemzőt ad. Ezen felül hat frekvenciasáv-arány is </w:t>
       </w:r>
       <w:proofErr w:type="spellStart"/>
       <w:r>
@@ -7378,12 +8664,35 @@
       <w:proofErr w:type="spellStart"/>
       <w:r>
         <w:rPr>
-          <w:rFonts w:ascii="Times New Roman" w:hAnsi="Times New Roman" w:cs="Times New Roman"/>
-          <w:sz w:val="24"/>
-        </w:rPr>
-        <w:t>extract_statistical</w:t>
-      </w:r>
-      <w:proofErr w:type="spellEnd"/>
+          <w:rFonts w:ascii="Courier New" w:hAnsi="Courier New" w:cs="Courier New"/>
+          <w:sz w:val="24"/>
+        </w:rPr>
+        <w:t>extract_</w:t>
+      </w:r>
+      <w:proofErr w:type="gramStart"/>
+      <w:r>
+        <w:rPr>
+          <w:rFonts w:ascii="Courier New" w:hAnsi="Courier New" w:cs="Courier New"/>
+          <w:sz w:val="24"/>
+        </w:rPr>
+        <w:t>statistical</w:t>
+      </w:r>
+      <w:proofErr w:type="spellEnd"/>
+      <w:r>
+        <w:rPr>
+          <w:rFonts w:ascii="Courier New" w:hAnsi="Courier New" w:cs="Courier New"/>
+          <w:sz w:val="24"/>
+        </w:rPr>
+        <w:t>(</w:t>
+      </w:r>
+      <w:proofErr w:type="gramEnd"/>
+      <w:r>
+        <w:rPr>
+          <w:rFonts w:ascii="Courier New" w:hAnsi="Courier New" w:cs="Courier New"/>
+          <w:sz w:val="24"/>
+        </w:rPr>
+        <w:t>)</w:t>
+      </w:r>
       <w:r>
         <w:rPr>
           <w:rFonts w:ascii="Times New Roman" w:hAnsi="Times New Roman" w:cs="Times New Roman"/>
@@ -7412,12 +8721,35 @@
       <w:proofErr w:type="spellStart"/>
       <w:r>
         <w:rPr>
-          <w:rFonts w:ascii="Times New Roman" w:hAnsi="Times New Roman" w:cs="Times New Roman"/>
-          <w:sz w:val="24"/>
-        </w:rPr>
-        <w:t>extract_phase_epoch</w:t>
-      </w:r>
-      <w:proofErr w:type="spellEnd"/>
+          <w:rFonts w:ascii="Courier New" w:hAnsi="Courier New" w:cs="Courier New"/>
+          <w:sz w:val="24"/>
+        </w:rPr>
+        <w:t>extract_phase_</w:t>
+      </w:r>
+      <w:proofErr w:type="gramStart"/>
+      <w:r>
+        <w:rPr>
+          <w:rFonts w:ascii="Courier New" w:hAnsi="Courier New" w:cs="Courier New"/>
+          <w:sz w:val="24"/>
+        </w:rPr>
+        <w:t>epoch</w:t>
+      </w:r>
+      <w:proofErr w:type="spellEnd"/>
+      <w:r>
+        <w:rPr>
+          <w:rFonts w:ascii="Courier New" w:hAnsi="Courier New" w:cs="Courier New"/>
+          <w:sz w:val="24"/>
+        </w:rPr>
+        <w:t>(</w:t>
+      </w:r>
+      <w:proofErr w:type="gramEnd"/>
+      <w:r>
+        <w:rPr>
+          <w:rFonts w:ascii="Courier New" w:hAnsi="Courier New" w:cs="Courier New"/>
+          <w:sz w:val="24"/>
+        </w:rPr>
+        <w:t>)</w:t>
+      </w:r>
       <w:r>
         <w:rPr>
           <w:rFonts w:ascii="Times New Roman" w:hAnsi="Times New Roman" w:cs="Times New Roman"/>
@@ -7451,7 +8783,14 @@
           <w:rFonts w:ascii="Times New Roman" w:hAnsi="Times New Roman" w:cs="Times New Roman"/>
           <w:sz w:val="24"/>
         </w:rPr>
-        <w:t xml:space="preserve"> egyenlő hosszú, 2 másodperces </w:t>
+        <w:t xml:space="preserve"> egyenlő hosszú, körülbelül 10</w:t>
+      </w:r>
+      <w:r>
+        <w:rPr>
+          <w:rFonts w:ascii="Times New Roman" w:hAnsi="Times New Roman" w:cs="Times New Roman"/>
+          <w:sz w:val="24"/>
+        </w:rPr>
+        <w:t xml:space="preserve"> másodperces </w:t>
       </w:r>
       <w:proofErr w:type="spellStart"/>
       <w:r>
@@ -7483,7 +8822,21 @@
           <w:rFonts w:ascii="Times New Roman" w:hAnsi="Times New Roman" w:cs="Times New Roman"/>
           <w:sz w:val="24"/>
         </w:rPr>
-        <w:t xml:space="preserve"> dolgoz fel. Az </w:t>
+        <w:t xml:space="preserve"> dolgoz fel</w:t>
+      </w:r>
+      <w:r>
+        <w:rPr>
+          <w:rFonts w:ascii="Times New Roman" w:hAnsi="Times New Roman" w:cs="Times New Roman"/>
+          <w:sz w:val="24"/>
+        </w:rPr>
+        <w:t xml:space="preserve">. </w:t>
+      </w:r>
+      <w:r>
+        <w:rPr>
+          <w:rFonts w:ascii="Times New Roman" w:hAnsi="Times New Roman" w:cs="Times New Roman"/>
+          <w:sz w:val="24"/>
+        </w:rPr>
+        <w:t xml:space="preserve">Az </w:t>
       </w:r>
       <w:proofErr w:type="spellStart"/>
       <w:r>
@@ -7499,7 +8852,21 @@
           <w:rFonts w:ascii="Times New Roman" w:hAnsi="Times New Roman" w:cs="Times New Roman"/>
           <w:sz w:val="24"/>
         </w:rPr>
-        <w:t xml:space="preserve"> 512 sor, ami 256 Hz-es mintavételezésnél pontosan 2 másodpercnek felel meg. Minden </w:t>
+        <w:t xml:space="preserve"> 512 sor, ami a rögzítés mintavételezési frekvenciájából (időbélyeg alapján kb. 50 Hz) adódóan körülbelül 10 másodpercnek felel meg.</w:t>
+      </w:r>
+      <w:r>
+        <w:rPr>
+          <w:rFonts w:ascii="Times New Roman" w:hAnsi="Times New Roman" w:cs="Times New Roman"/>
+          <w:sz w:val="24"/>
+        </w:rPr>
+        <w:t xml:space="preserve"> </w:t>
+      </w:r>
+      <w:r>
+        <w:rPr>
+          <w:rFonts w:ascii="Times New Roman" w:hAnsi="Times New Roman" w:cs="Times New Roman"/>
+          <w:sz w:val="24"/>
+        </w:rPr>
+        <w:t xml:space="preserve">Minden </w:t>
       </w:r>
       <w:proofErr w:type="spellStart"/>
       <w:r>
@@ -7520,7 +8887,7 @@
       <w:proofErr w:type="spellStart"/>
       <w:r>
         <w:rPr>
-          <w:rFonts w:ascii="Times New Roman" w:hAnsi="Times New Roman" w:cs="Times New Roman"/>
+          <w:rFonts w:ascii="Courier New" w:hAnsi="Courier New" w:cs="Courier New"/>
           <w:sz w:val="24"/>
         </w:rPr>
         <w:t>np.angle</w:t>
@@ -7528,10 +8895,17 @@
       <w:proofErr w:type="spellEnd"/>
       <w:r>
         <w:rPr>
-          <w:rFonts w:ascii="Times New Roman" w:hAnsi="Times New Roman" w:cs="Times New Roman"/>
-          <w:sz w:val="24"/>
-        </w:rPr>
-        <w:t xml:space="preserve">() függvénnyel kinyeri a fázis </w:t>
+          <w:rFonts w:ascii="Courier New" w:hAnsi="Courier New" w:cs="Courier New"/>
+          <w:sz w:val="24"/>
+        </w:rPr>
+        <w:t>()</w:t>
+      </w:r>
+      <w:r>
+        <w:rPr>
+          <w:rFonts w:ascii="Times New Roman" w:hAnsi="Times New Roman" w:cs="Times New Roman"/>
+          <w:sz w:val="24"/>
+        </w:rPr>
+        <w:t xml:space="preserve"> függvénnyel kinyeri a fázis </w:t>
       </w:r>
       <w:proofErr w:type="gramStart"/>
       <w:r>
@@ -7939,12 +9313,19 @@
       <w:proofErr w:type="spellStart"/>
       <w:r>
         <w:rPr>
-          <w:rFonts w:ascii="Times New Roman" w:hAnsi="Times New Roman" w:cs="Times New Roman"/>
+          <w:rFonts w:ascii="Courier New" w:hAnsi="Courier New" w:cs="Courier New"/>
           <w:sz w:val="24"/>
         </w:rPr>
         <w:t>extract_statistical</w:t>
       </w:r>
       <w:proofErr w:type="spellEnd"/>
+      <w:r>
+        <w:rPr>
+          <w:rFonts w:ascii="Courier New" w:hAnsi="Courier New" w:cs="Courier New"/>
+          <w:sz w:val="24"/>
+        </w:rPr>
+        <w:t>()</w:t>
+      </w:r>
       <w:r>
         <w:rPr>
           <w:rFonts w:ascii="Times New Roman" w:hAnsi="Times New Roman" w:cs="Times New Roman"/>
@@ -7973,12 +9354,35 @@
       <w:proofErr w:type="spellStart"/>
       <w:r>
         <w:rPr>
-          <w:rFonts w:ascii="Times New Roman" w:hAnsi="Times New Roman" w:cs="Times New Roman"/>
-          <w:sz w:val="24"/>
-        </w:rPr>
-        <w:t>extract_phase_band</w:t>
-      </w:r>
-      <w:proofErr w:type="spellEnd"/>
+          <w:rFonts w:ascii="Courier New" w:hAnsi="Courier New" w:cs="Courier New"/>
+          <w:sz w:val="24"/>
+        </w:rPr>
+        <w:t>extract_phase_</w:t>
+      </w:r>
+      <w:proofErr w:type="gramStart"/>
+      <w:r>
+        <w:rPr>
+          <w:rFonts w:ascii="Courier New" w:hAnsi="Courier New" w:cs="Courier New"/>
+          <w:sz w:val="24"/>
+        </w:rPr>
+        <w:t>band</w:t>
+      </w:r>
+      <w:proofErr w:type="spellEnd"/>
+      <w:r>
+        <w:rPr>
+          <w:rFonts w:ascii="Courier New" w:hAnsi="Courier New" w:cs="Courier New"/>
+          <w:sz w:val="24"/>
+        </w:rPr>
+        <w:t>(</w:t>
+      </w:r>
+      <w:proofErr w:type="gramEnd"/>
+      <w:r>
+        <w:rPr>
+          <w:rFonts w:ascii="Courier New" w:hAnsi="Courier New" w:cs="Courier New"/>
+          <w:sz w:val="24"/>
+        </w:rPr>
+        <w:t>)</w:t>
+      </w:r>
       <w:r>
         <w:rPr>
           <w:rFonts w:ascii="Times New Roman" w:hAnsi="Times New Roman" w:cs="Times New Roman"/>
@@ -8016,23 +9420,43 @@
           <w:rFonts w:ascii="Times New Roman" w:hAnsi="Times New Roman" w:cs="Times New Roman"/>
           <w:sz w:val="24"/>
         </w:rPr>
-        <w:t xml:space="preserve"> nem általánosan, hanem frekvenciasávonként nyeri ki a jellemzőket. Ehhez előre meghatározza az egyes sávok frekvenciaindex-tartományait a 256 Hz-es mintavételezési frekvencia alapján:</w:t>
-      </w:r>
-    </w:p>
-    <w:p>
-      <w:pPr>
-        <w:ind w:firstLine="567"/>
-        <w:rPr>
-          <w:rFonts w:ascii="Times New Roman" w:hAnsi="Times New Roman" w:cs="Times New Roman"/>
-          <w:sz w:val="24"/>
-        </w:rPr>
-      </w:pPr>
-      <w:r>
-        <w:rPr>
-          <w:rFonts w:ascii="Times New Roman" w:hAnsi="Times New Roman" w:cs="Times New Roman"/>
-          <w:sz w:val="24"/>
-        </w:rPr>
-        <w:br w:type="page"/>
+        <w:t xml:space="preserve"> nem általánosan, hanem </w:t>
+      </w:r>
+      <w:r>
+        <w:rPr>
+          <w:rFonts w:ascii="Times New Roman" w:hAnsi="Times New Roman" w:cs="Times New Roman"/>
+          <w:sz w:val="24"/>
+        </w:rPr>
+        <w:lastRenderedPageBreak/>
+        <w:t>frekvenciasávonként nyeri ki a jellemzőket. Ehhez előre meghatározza az egyes sávok fr</w:t>
+      </w:r>
+      <w:r>
+        <w:rPr>
+          <w:rFonts w:ascii="Times New Roman" w:hAnsi="Times New Roman" w:cs="Times New Roman"/>
+          <w:sz w:val="24"/>
+        </w:rPr>
+        <w:t>ekvenciaindex-tartományait a</w:t>
+      </w:r>
+      <w:r>
+        <w:rPr>
+          <w:rFonts w:ascii="Times New Roman" w:hAnsi="Times New Roman" w:cs="Times New Roman"/>
+          <w:sz w:val="24"/>
+        </w:rPr>
+        <w:t>z</w:t>
+      </w:r>
+      <w:r>
+        <w:rPr>
+          <w:rFonts w:ascii="Times New Roman" w:hAnsi="Times New Roman" w:cs="Times New Roman"/>
+          <w:sz w:val="24"/>
+        </w:rPr>
+        <w:t xml:space="preserve"> ~50</w:t>
+      </w:r>
+      <w:r>
+        <w:rPr>
+          <w:rFonts w:ascii="Times New Roman" w:hAnsi="Times New Roman" w:cs="Times New Roman"/>
+          <w:sz w:val="24"/>
+        </w:rPr>
+        <w:t xml:space="preserve"> Hz-es mintavételezési frekvencia alapján:</w:t>
       </w:r>
     </w:p>
     <w:p>
@@ -8050,7 +9474,6 @@
           <w:rFonts w:ascii="Courier New" w:hAnsi="Courier New" w:cs="Courier New"/>
           <w:sz w:val="24"/>
         </w:rPr>
-        <w:lastRenderedPageBreak/>
         <w:t>freqs</w:t>
       </w:r>
       <w:proofErr w:type="spellEnd"/>
@@ -8563,7 +9986,7 @@
       <w:proofErr w:type="spellStart"/>
       <w:r>
         <w:rPr>
-          <w:rFonts w:ascii="Times New Roman" w:hAnsi="Times New Roman" w:cs="Times New Roman"/>
+          <w:rFonts w:ascii="Courier New" w:hAnsi="Courier New" w:cs="Courier New"/>
           <w:sz w:val="24"/>
         </w:rPr>
         <w:t>np.any</w:t>
@@ -8571,7 +9994,7 @@
       <w:proofErr w:type="spellEnd"/>
       <w:r>
         <w:rPr>
-          <w:rFonts w:ascii="Times New Roman" w:hAnsi="Times New Roman" w:cs="Times New Roman"/>
+          <w:rFonts w:ascii="Courier New" w:hAnsi="Courier New" w:cs="Courier New"/>
           <w:sz w:val="24"/>
         </w:rPr>
         <w:t>(</w:t>
@@ -8579,7 +10002,7 @@
       <w:proofErr w:type="spellStart"/>
       <w:r>
         <w:rPr>
-          <w:rFonts w:ascii="Times New Roman" w:hAnsi="Times New Roman" w:cs="Times New Roman"/>
+          <w:rFonts w:ascii="Courier New" w:hAnsi="Courier New" w:cs="Courier New"/>
           <w:sz w:val="24"/>
         </w:rPr>
         <w:t>band_idx</w:t>
@@ -8587,10 +10010,17 @@
       <w:proofErr w:type="spellEnd"/>
       <w:r>
         <w:rPr>
-          <w:rFonts w:ascii="Times New Roman" w:hAnsi="Times New Roman" w:cs="Times New Roman"/>
-          <w:sz w:val="24"/>
-        </w:rPr>
-        <w:t xml:space="preserve">) feltétel biztosítja, hogy üres sávindex esetén se keletkezzen hiba, hanem nullával </w:t>
+          <w:rFonts w:ascii="Courier New" w:hAnsi="Courier New" w:cs="Courier New"/>
+          <w:sz w:val="24"/>
+        </w:rPr>
+        <w:t>)</w:t>
+      </w:r>
+      <w:r>
+        <w:rPr>
+          <w:rFonts w:ascii="Times New Roman" w:hAnsi="Times New Roman" w:cs="Times New Roman"/>
+          <w:sz w:val="24"/>
+        </w:rPr>
+        <w:t xml:space="preserve"> feltétel biztosítja, hogy üres sávindex esetén se keletkezzen hiba, hanem nullával </w:t>
       </w:r>
       <w:proofErr w:type="spellStart"/>
       <w:r>
@@ -8636,17 +10066,47 @@
           <w:rFonts w:ascii="Times New Roman" w:hAnsi="Times New Roman" w:cs="Times New Roman"/>
           <w:sz w:val="24"/>
         </w:rPr>
-        <w:t xml:space="preserve"> ami neurológiai szempontból is informatívabb lehet, hiszen az egyes sávok eltérő kognitív folyamatokhoz köthetők. Az </w:t>
-      </w:r>
-      <w:proofErr w:type="spellStart"/>
-      <w:r>
-        <w:rPr>
-          <w:rFonts w:ascii="Times New Roman" w:hAnsi="Times New Roman" w:cs="Times New Roman"/>
-          <w:sz w:val="24"/>
-        </w:rPr>
-        <w:t>extract_phase_band</w:t>
-      </w:r>
-      <w:proofErr w:type="spellEnd"/>
+        <w:t xml:space="preserve"> ami neurológiai szempontból is informatívabb lehet, hiszen az egyes sávok eltérő kognitív folyamatokhoz köthetők. </w:t>
+      </w:r>
+      <w:r>
+        <w:rPr>
+          <w:rFonts w:ascii="Courier New" w:hAnsi="Courier New" w:cs="Courier New"/>
+          <w:sz w:val="24"/>
+        </w:rPr>
+        <w:t xml:space="preserve">Az </w:t>
+      </w:r>
+      <w:proofErr w:type="spellStart"/>
+      <w:r>
+        <w:rPr>
+          <w:rFonts w:ascii="Courier New" w:hAnsi="Courier New" w:cs="Courier New"/>
+          <w:sz w:val="24"/>
+        </w:rPr>
+        <w:t>extract_phase_</w:t>
+      </w:r>
+      <w:proofErr w:type="gramStart"/>
+      <w:r>
+        <w:rPr>
+          <w:rFonts w:ascii="Courier New" w:hAnsi="Courier New" w:cs="Courier New"/>
+          <w:sz w:val="24"/>
+        </w:rPr>
+        <w:t>band</w:t>
+      </w:r>
+      <w:proofErr w:type="spellEnd"/>
+      <w:r>
+        <w:rPr>
+          <w:rFonts w:ascii="Courier New" w:hAnsi="Courier New" w:cs="Courier New"/>
+          <w:sz w:val="24"/>
+        </w:rPr>
+        <w:t>(</w:t>
+      </w:r>
+      <w:proofErr w:type="gramEnd"/>
+      <w:r>
+        <w:rPr>
+          <w:rFonts w:ascii="Courier New" w:hAnsi="Courier New" w:cs="Courier New"/>
+          <w:sz w:val="24"/>
+        </w:rPr>
+        <w:t>)</w:t>
+      </w:r>
       <w:r>
         <w:rPr>
           <w:rFonts w:ascii="Times New Roman" w:hAnsi="Times New Roman" w:cs="Times New Roman"/>
@@ -8942,12 +10402,35 @@
       <w:proofErr w:type="spellStart"/>
       <w:r>
         <w:rPr>
-          <w:rFonts w:ascii="Times New Roman" w:hAnsi="Times New Roman" w:cs="Times New Roman"/>
-          <w:sz w:val="24"/>
-        </w:rPr>
-        <w:t>kfold_evaluate</w:t>
-      </w:r>
-      <w:proofErr w:type="spellEnd"/>
+          <w:rFonts w:ascii="Courier New" w:hAnsi="Courier New" w:cs="Courier New"/>
+          <w:sz w:val="24"/>
+        </w:rPr>
+        <w:t>kfold_</w:t>
+      </w:r>
+      <w:proofErr w:type="gramStart"/>
+      <w:r>
+        <w:rPr>
+          <w:rFonts w:ascii="Courier New" w:hAnsi="Courier New" w:cs="Courier New"/>
+          <w:sz w:val="24"/>
+        </w:rPr>
+        <w:t>evaluate</w:t>
+      </w:r>
+      <w:proofErr w:type="spellEnd"/>
+      <w:r>
+        <w:rPr>
+          <w:rFonts w:ascii="Courier New" w:hAnsi="Courier New" w:cs="Courier New"/>
+          <w:sz w:val="24"/>
+        </w:rPr>
+        <w:t>(</w:t>
+      </w:r>
+      <w:proofErr w:type="gramEnd"/>
+      <w:r>
+        <w:rPr>
+          <w:rFonts w:ascii="Courier New" w:hAnsi="Courier New" w:cs="Courier New"/>
+          <w:sz w:val="24"/>
+        </w:rPr>
+        <w:t>)</w:t>
+      </w:r>
       <w:r>
         <w:rPr>
           <w:rFonts w:ascii="Times New Roman" w:hAnsi="Times New Roman" w:cs="Times New Roman"/>
@@ -8969,22 +10452,15 @@
           <w:rFonts w:ascii="Times New Roman" w:hAnsi="Times New Roman" w:cs="Times New Roman"/>
           <w:sz w:val="24"/>
         </w:rPr>
-        <w:t>. Az adatokat 5 egyenlő részre osztja úgy, hogy minden részben arányosan szerepeljenek a beteg és egészséges minták, majd minden körben más rész kerül tesztelésre:</w:t>
-      </w:r>
-    </w:p>
-    <w:p>
-      <w:pPr>
-        <w:rPr>
-          <w:rFonts w:ascii="Times New Roman" w:hAnsi="Times New Roman" w:cs="Times New Roman"/>
-          <w:sz w:val="24"/>
-        </w:rPr>
-      </w:pPr>
-      <w:r>
-        <w:rPr>
-          <w:rFonts w:ascii="Times New Roman" w:hAnsi="Times New Roman" w:cs="Times New Roman"/>
-          <w:sz w:val="24"/>
-        </w:rPr>
-        <w:br w:type="page"/>
+        <w:t xml:space="preserve">. Az adatokat 5 egyenlő részre osztja úgy, hogy minden részben </w:t>
+      </w:r>
+      <w:r>
+        <w:rPr>
+          <w:rFonts w:ascii="Times New Roman" w:hAnsi="Times New Roman" w:cs="Times New Roman"/>
+          <w:sz w:val="24"/>
+        </w:rPr>
+        <w:lastRenderedPageBreak/>
+        <w:t>arányosan szerepeljenek a beteg és egészséges minták, majd minden körben más rész kerül tesztelésre:</w:t>
       </w:r>
     </w:p>
     <w:p>
@@ -9002,7 +10478,6 @@
           <w:rFonts w:ascii="Courier New" w:hAnsi="Courier New" w:cs="Courier New"/>
           <w:sz w:val="24"/>
         </w:rPr>
-        <w:lastRenderedPageBreak/>
         <w:t>skf</w:t>
       </w:r>
       <w:proofErr w:type="spellEnd"/>
@@ -9628,12 +11103,35 @@
       <w:proofErr w:type="spellStart"/>
       <w:r>
         <w:rPr>
-          <w:rFonts w:ascii="Times New Roman" w:hAnsi="Times New Roman" w:cs="Times New Roman"/>
-          <w:sz w:val="24"/>
-        </w:rPr>
-        <w:t>train_and_evaluate_svm</w:t>
-      </w:r>
-      <w:proofErr w:type="spellEnd"/>
+          <w:rFonts w:ascii="Courier New" w:hAnsi="Courier New" w:cs="Courier New"/>
+          <w:sz w:val="24"/>
+        </w:rPr>
+        <w:t>train_and_evaluate_</w:t>
+      </w:r>
+      <w:proofErr w:type="gramStart"/>
+      <w:r>
+        <w:rPr>
+          <w:rFonts w:ascii="Courier New" w:hAnsi="Courier New" w:cs="Courier New"/>
+          <w:sz w:val="24"/>
+        </w:rPr>
+        <w:t>svm</w:t>
+      </w:r>
+      <w:proofErr w:type="spellEnd"/>
+      <w:r>
+        <w:rPr>
+          <w:rFonts w:ascii="Courier New" w:hAnsi="Courier New" w:cs="Courier New"/>
+          <w:sz w:val="24"/>
+        </w:rPr>
+        <w:t>(</w:t>
+      </w:r>
+      <w:proofErr w:type="gramEnd"/>
+      <w:r>
+        <w:rPr>
+          <w:rFonts w:ascii="Courier New" w:hAnsi="Courier New" w:cs="Courier New"/>
+          <w:sz w:val="24"/>
+        </w:rPr>
+        <w:t>)</w:t>
+      </w:r>
       <w:r>
         <w:rPr>
           <w:rFonts w:ascii="Times New Roman" w:hAnsi="Times New Roman" w:cs="Times New Roman"/>
@@ -10054,12 +11552,35 @@
       <w:proofErr w:type="spellStart"/>
       <w:r>
         <w:rPr>
-          <w:rFonts w:ascii="Times New Roman" w:hAnsi="Times New Roman" w:cs="Times New Roman"/>
-          <w:sz w:val="24"/>
-        </w:rPr>
-        <w:t>train_and_evaluate_rf</w:t>
-      </w:r>
-      <w:proofErr w:type="spellEnd"/>
+          <w:rFonts w:ascii="Courier New" w:hAnsi="Courier New" w:cs="Courier New"/>
+          <w:sz w:val="24"/>
+        </w:rPr>
+        <w:t>train_and_evaluate_</w:t>
+      </w:r>
+      <w:proofErr w:type="gramStart"/>
+      <w:r>
+        <w:rPr>
+          <w:rFonts w:ascii="Courier New" w:hAnsi="Courier New" w:cs="Courier New"/>
+          <w:sz w:val="24"/>
+        </w:rPr>
+        <w:t>rf</w:t>
+      </w:r>
+      <w:proofErr w:type="spellEnd"/>
+      <w:r>
+        <w:rPr>
+          <w:rFonts w:ascii="Courier New" w:hAnsi="Courier New" w:cs="Courier New"/>
+          <w:sz w:val="24"/>
+        </w:rPr>
+        <w:t>(</w:t>
+      </w:r>
+      <w:proofErr w:type="gramEnd"/>
+      <w:r>
+        <w:rPr>
+          <w:rFonts w:ascii="Courier New" w:hAnsi="Courier New" w:cs="Courier New"/>
+          <w:sz w:val="24"/>
+        </w:rPr>
+        <w:t>)</w:t>
+      </w:r>
       <w:r>
         <w:rPr>
           <w:rFonts w:ascii="Times New Roman" w:hAnsi="Times New Roman" w:cs="Times New Roman"/>
@@ -10194,7 +11715,7 @@
       <w:proofErr w:type="spellStart"/>
       <w:r>
         <w:rPr>
-          <w:rFonts w:ascii="Times New Roman" w:hAnsi="Times New Roman" w:cs="Times New Roman"/>
+          <w:rFonts w:ascii="Courier New" w:hAnsi="Courier New" w:cs="Courier New"/>
           <w:sz w:val="24"/>
         </w:rPr>
         <w:t>train_and_evaluate_rf_mlp</w:t>
@@ -10210,7 +11731,7 @@
       <w:proofErr w:type="spellStart"/>
       <w:r>
         <w:rPr>
-          <w:rFonts w:ascii="Times New Roman" w:hAnsi="Times New Roman" w:cs="Times New Roman"/>
+          <w:rFonts w:ascii="Courier New" w:hAnsi="Courier New" w:cs="Courier New"/>
           <w:sz w:val="24"/>
         </w:rPr>
         <w:t>RF_MLP_Combined</w:t>
@@ -10333,22 +11854,15 @@
           <w:rFonts w:ascii="Times New Roman" w:hAnsi="Times New Roman" w:cs="Times New Roman"/>
           <w:sz w:val="24"/>
         </w:rPr>
-        <w:t xml:space="preserve"> ciklusban ugyanúgy lehessen használni mint a többi modellt. A működés lényege hogy a Random Forest valószínűségi kimeneteit adja át egy neurális hálónak:</w:t>
-      </w:r>
-    </w:p>
-    <w:p>
-      <w:pPr>
-        <w:rPr>
-          <w:rFonts w:ascii="Times New Roman" w:hAnsi="Times New Roman" w:cs="Times New Roman"/>
-          <w:sz w:val="24"/>
-        </w:rPr>
-      </w:pPr>
-      <w:r>
-        <w:rPr>
-          <w:rFonts w:ascii="Times New Roman" w:hAnsi="Times New Roman" w:cs="Times New Roman"/>
-          <w:sz w:val="24"/>
-        </w:rPr>
-        <w:br w:type="page"/>
+        <w:t xml:space="preserve"> ciklusban ugyanúgy lehessen használni mint a többi modellt. A </w:t>
+      </w:r>
+      <w:r>
+        <w:rPr>
+          <w:rFonts w:ascii="Times New Roman" w:hAnsi="Times New Roman" w:cs="Times New Roman"/>
+          <w:sz w:val="24"/>
+        </w:rPr>
+        <w:lastRenderedPageBreak/>
+        <w:t>működés lényege hogy a Random Forest valószínűségi kimeneteit adja át egy neurális hálónak:</w:t>
       </w:r>
     </w:p>
     <w:p>
@@ -10366,7 +11880,6 @@
           <w:rFonts w:ascii="Courier New" w:hAnsi="Courier New" w:cs="Courier New"/>
           <w:sz w:val="24"/>
         </w:rPr>
-        <w:lastRenderedPageBreak/>
         <w:t>def</w:t>
       </w:r>
       <w:proofErr w:type="spellEnd"/>
@@ -10529,6 +12042,7 @@
         <w:t>self.mlp_model.fit</w:t>
       </w:r>
       <w:proofErr w:type="spellEnd"/>
+      <w:proofErr w:type="gramEnd"/>
       <w:r>
         <w:rPr>
           <w:rFonts w:ascii="Courier New" w:hAnsi="Courier New" w:cs="Courier New"/>
@@ -10537,7 +12051,6 @@
         <w:t>(</w:t>
       </w:r>
       <w:proofErr w:type="spellStart"/>
-      <w:proofErr w:type="gramEnd"/>
       <w:r>
         <w:rPr>
           <w:rFonts w:ascii="Courier New" w:hAnsi="Courier New" w:cs="Courier New"/>
@@ -10696,7 +12209,7 @@
       <w:proofErr w:type="spellStart"/>
       <w:r>
         <w:rPr>
-          <w:rFonts w:ascii="Times New Roman" w:hAnsi="Times New Roman" w:cs="Times New Roman"/>
+          <w:rFonts w:ascii="Courier New" w:hAnsi="Courier New" w:cs="Courier New"/>
           <w:sz w:val="24"/>
         </w:rPr>
         <w:t>train_and_evaluate_xgb</w:t>
@@ -11089,12 +12602,19 @@
       <w:proofErr w:type="spellStart"/>
       <w:r>
         <w:rPr>
-          <w:rFonts w:ascii="Times New Roman" w:hAnsi="Times New Roman" w:cs="Times New Roman"/>
+          <w:rFonts w:ascii="Courier New" w:hAnsi="Courier New" w:cs="Courier New"/>
           <w:sz w:val="24"/>
         </w:rPr>
         <w:t>load_epochs_from_dir</w:t>
       </w:r>
       <w:proofErr w:type="spellEnd"/>
+      <w:r>
+        <w:rPr>
+          <w:rFonts w:ascii="Courier New" w:hAnsi="Courier New" w:cs="Courier New"/>
+          <w:sz w:val="24"/>
+        </w:rPr>
+        <w:t>()</w:t>
+      </w:r>
       <w:r>
         <w:rPr>
           <w:rFonts w:ascii="Times New Roman" w:hAnsi="Times New Roman" w:cs="Times New Roman"/>
@@ -11196,6 +12716,7 @@
           <w:rFonts w:ascii="Times New Roman" w:hAnsi="Times New Roman" w:cs="Times New Roman"/>
           <w:sz w:val="24"/>
         </w:rPr>
+        <w:lastRenderedPageBreak/>
         <w:t xml:space="preserve">A </w:t>
       </w:r>
       <w:proofErr w:type="gramStart"/>
@@ -11217,7 +12738,7 @@
       <w:proofErr w:type="spellStart"/>
       <w:r>
         <w:rPr>
-          <w:rFonts w:ascii="Times New Roman" w:hAnsi="Times New Roman" w:cs="Times New Roman"/>
+          <w:rFonts w:ascii="Courier New" w:hAnsi="Courier New" w:cs="Courier New"/>
           <w:sz w:val="24"/>
         </w:rPr>
         <w:t>compute_contrast</w:t>
@@ -11225,6 +12746,13 @@
       <w:proofErr w:type="spellEnd"/>
       <w:r>
         <w:rPr>
+          <w:rFonts w:ascii="Courier New" w:hAnsi="Courier New" w:cs="Courier New"/>
+          <w:sz w:val="24"/>
+        </w:rPr>
+        <w:t>()</w:t>
+      </w:r>
+      <w:r>
+        <w:rPr>
           <w:rFonts w:ascii="Times New Roman" w:hAnsi="Times New Roman" w:cs="Times New Roman"/>
           <w:sz w:val="24"/>
         </w:rPr>
@@ -11245,21 +12773,6 @@
           <w:sz w:val="24"/>
         </w:rPr>
         <w:t xml:space="preserve"> és csatornánként kiszámítja a minimum és maximum értékek közötti különbséget minden felvételre, majd ezeket összegyűjti:</w:t>
-      </w:r>
-    </w:p>
-    <w:p>
-      <w:pPr>
-        <w:rPr>
-          <w:rFonts w:ascii="Times New Roman" w:hAnsi="Times New Roman" w:cs="Times New Roman"/>
-          <w:sz w:val="24"/>
-        </w:rPr>
-      </w:pPr>
-      <w:r>
-        <w:rPr>
-          <w:rFonts w:ascii="Times New Roman" w:hAnsi="Times New Roman" w:cs="Times New Roman"/>
-          <w:sz w:val="24"/>
-        </w:rPr>
-        <w:br w:type="page"/>
       </w:r>
     </w:p>
     <w:p>
@@ -11276,7 +12789,6 @@
           <w:rFonts w:ascii="Courier New" w:hAnsi="Courier New" w:cs="Courier New"/>
           <w:sz w:val="24"/>
         </w:rPr>
-        <w:lastRenderedPageBreak/>
         <w:t xml:space="preserve">c = </w:t>
       </w:r>
       <w:proofErr w:type="spellStart"/>
@@ -11483,12 +12995,35 @@
       <w:proofErr w:type="spellStart"/>
       <w:r>
         <w:rPr>
-          <w:rFonts w:ascii="Times New Roman" w:hAnsi="Times New Roman" w:cs="Times New Roman"/>
-          <w:sz w:val="24"/>
-        </w:rPr>
-        <w:t>compute_ttest</w:t>
-      </w:r>
-      <w:proofErr w:type="spellEnd"/>
+          <w:rFonts w:ascii="Courier New" w:hAnsi="Courier New" w:cs="Courier New"/>
+          <w:sz w:val="24"/>
+        </w:rPr>
+        <w:t>compute_</w:t>
+      </w:r>
+      <w:proofErr w:type="gramStart"/>
+      <w:r>
+        <w:rPr>
+          <w:rFonts w:ascii="Courier New" w:hAnsi="Courier New" w:cs="Courier New"/>
+          <w:sz w:val="24"/>
+        </w:rPr>
+        <w:t>ttest</w:t>
+      </w:r>
+      <w:proofErr w:type="spellEnd"/>
+      <w:r>
+        <w:rPr>
+          <w:rFonts w:ascii="Courier New" w:hAnsi="Courier New" w:cs="Courier New"/>
+          <w:sz w:val="24"/>
+        </w:rPr>
+        <w:t>(</w:t>
+      </w:r>
+      <w:proofErr w:type="gramEnd"/>
+      <w:r>
+        <w:rPr>
+          <w:rFonts w:ascii="Courier New" w:hAnsi="Courier New" w:cs="Courier New"/>
+          <w:sz w:val="24"/>
+        </w:rPr>
+        <w:t>)</w:t>
+      </w:r>
       <w:r>
         <w:rPr>
           <w:rFonts w:ascii="Times New Roman" w:hAnsi="Times New Roman" w:cs="Times New Roman"/>
@@ -11549,12 +13084,35 @@
       <w:proofErr w:type="spellStart"/>
       <w:r>
         <w:rPr>
-          <w:rFonts w:ascii="Times New Roman" w:hAnsi="Times New Roman" w:cs="Times New Roman"/>
-          <w:sz w:val="24"/>
-        </w:rPr>
-        <w:t>plot_all</w:t>
-      </w:r>
-      <w:proofErr w:type="spellEnd"/>
+          <w:rFonts w:ascii="Courier New" w:hAnsi="Courier New" w:cs="Courier New"/>
+          <w:sz w:val="24"/>
+        </w:rPr>
+        <w:t>plot_</w:t>
+      </w:r>
+      <w:proofErr w:type="gramStart"/>
+      <w:r>
+        <w:rPr>
+          <w:rFonts w:ascii="Courier New" w:hAnsi="Courier New" w:cs="Courier New"/>
+          <w:sz w:val="24"/>
+        </w:rPr>
+        <w:t>all</w:t>
+      </w:r>
+      <w:proofErr w:type="spellEnd"/>
+      <w:r>
+        <w:rPr>
+          <w:rFonts w:ascii="Courier New" w:hAnsi="Courier New" w:cs="Courier New"/>
+          <w:sz w:val="24"/>
+        </w:rPr>
+        <w:t>(</w:t>
+      </w:r>
+      <w:proofErr w:type="gramEnd"/>
+      <w:r>
+        <w:rPr>
+          <w:rFonts w:ascii="Courier New" w:hAnsi="Courier New" w:cs="Courier New"/>
+          <w:sz w:val="24"/>
+        </w:rPr>
+        <w:t>)</w:t>
+      </w:r>
       <w:r>
         <w:rPr>
           <w:rFonts w:ascii="Times New Roman" w:hAnsi="Times New Roman" w:cs="Times New Roman"/>
@@ -11595,12 +13153,19 @@
       <w:proofErr w:type="spellStart"/>
       <w:r>
         <w:rPr>
-          <w:rFonts w:ascii="Times New Roman" w:hAnsi="Times New Roman" w:cs="Times New Roman"/>
+          <w:rFonts w:ascii="Courier New" w:hAnsi="Courier New" w:cs="Courier New"/>
           <w:sz w:val="24"/>
         </w:rPr>
         <w:t>print_summary</w:t>
       </w:r>
       <w:proofErr w:type="spellEnd"/>
+      <w:r>
+        <w:rPr>
+          <w:rFonts w:ascii="Courier New" w:hAnsi="Courier New" w:cs="Courier New"/>
+          <w:sz w:val="24"/>
+        </w:rPr>
+        <w:t>()</w:t>
+      </w:r>
       <w:r>
         <w:rPr>
           <w:rFonts w:ascii="Times New Roman" w:hAnsi="Times New Roman" w:cs="Times New Roman"/>
@@ -11701,7 +13266,15 @@
           <w:rFonts w:ascii="Times New Roman" w:hAnsi="Times New Roman" w:cs="Times New Roman"/>
           <w:sz w:val="24"/>
         </w:rPr>
-        <w:t xml:space="preserve"> alapján kiválasztott top 10, top 15 és top 20 legfontosabb jellemzővel. A fontossági sorrendet ugyanúgy határozom meg, mint a train_model.py-</w:t>
+        <w:t xml:space="preserve"> alapján kiválasztott top 10, top 15 és top 20 legfontosabb jellemzővel. A fontossági sorrendet ugyanúgy határozom meg, mint a </w:t>
+      </w:r>
+      <w:r>
+        <w:rPr>
+          <w:rFonts w:ascii="Times New Roman" w:hAnsi="Times New Roman" w:cs="Times New Roman"/>
+          <w:sz w:val="24"/>
+        </w:rPr>
+        <w:lastRenderedPageBreak/>
+        <w:t>train_model.py-</w:t>
       </w:r>
       <w:proofErr w:type="spellStart"/>
       <w:r>
@@ -11786,13 +13359,35 @@
       <w:proofErr w:type="spellStart"/>
       <w:r>
         <w:rPr>
-          <w:rFonts w:ascii="Times New Roman" w:hAnsi="Times New Roman" w:cs="Times New Roman"/>
-          <w:sz w:val="24"/>
-        </w:rPr>
-        <w:lastRenderedPageBreak/>
-        <w:t>select_top_features</w:t>
-      </w:r>
-      <w:proofErr w:type="spellEnd"/>
+          <w:rFonts w:ascii="Courier New" w:hAnsi="Courier New" w:cs="Courier New"/>
+          <w:sz w:val="24"/>
+        </w:rPr>
+        <w:t>select_top_</w:t>
+      </w:r>
+      <w:proofErr w:type="gramStart"/>
+      <w:r>
+        <w:rPr>
+          <w:rFonts w:ascii="Courier New" w:hAnsi="Courier New" w:cs="Courier New"/>
+          <w:sz w:val="24"/>
+        </w:rPr>
+        <w:t>features</w:t>
+      </w:r>
+      <w:proofErr w:type="spellEnd"/>
+      <w:r>
+        <w:rPr>
+          <w:rFonts w:ascii="Courier New" w:hAnsi="Courier New" w:cs="Courier New"/>
+          <w:sz w:val="24"/>
+        </w:rPr>
+        <w:t>(</w:t>
+      </w:r>
+      <w:proofErr w:type="gramEnd"/>
+      <w:r>
+        <w:rPr>
+          <w:rFonts w:ascii="Courier New" w:hAnsi="Courier New" w:cs="Courier New"/>
+          <w:sz w:val="24"/>
+        </w:rPr>
+        <w:t>)</w:t>
+      </w:r>
       <w:r>
         <w:rPr>
           <w:rFonts w:ascii="Times New Roman" w:hAnsi="Times New Roman" w:cs="Times New Roman"/>
@@ -11879,8 +13474,6 @@
         </w:rPr>
         <w:t xml:space="preserve"> lényege, hogy ne csak számok legyenek az eredmények, hanem vizuálisan is látható legyen, hogyan különülnek el a csoportok és hogyan gondolkodik a modell.</w:t>
       </w:r>
-      <w:bookmarkStart w:id="17" w:name="_GoBack"/>
-      <w:bookmarkEnd w:id="17"/>
     </w:p>
     <w:p>
       <w:pPr>
@@ -11902,7 +13495,7 @@
       <w:proofErr w:type="spellStart"/>
       <w:r>
         <w:rPr>
-          <w:rFonts w:ascii="Times New Roman" w:hAnsi="Times New Roman" w:cs="Times New Roman"/>
+          <w:rFonts w:ascii="Courier New" w:hAnsi="Courier New" w:cs="Courier New"/>
           <w:sz w:val="24"/>
         </w:rPr>
         <w:t>load_data</w:t>
@@ -11910,6 +13503,13 @@
       <w:proofErr w:type="spellEnd"/>
       <w:r>
         <w:rPr>
+          <w:rFonts w:ascii="Courier New" w:hAnsi="Courier New" w:cs="Courier New"/>
+          <w:sz w:val="24"/>
+        </w:rPr>
+        <w:t>()</w:t>
+      </w:r>
+      <w:r>
+        <w:rPr>
           <w:rFonts w:ascii="Times New Roman" w:hAnsi="Times New Roman" w:cs="Times New Roman"/>
           <w:sz w:val="24"/>
         </w:rPr>
@@ -11918,7 +13518,7 @@
       <w:proofErr w:type="spellStart"/>
       <w:r>
         <w:rPr>
-          <w:rFonts w:ascii="Times New Roman" w:hAnsi="Times New Roman" w:cs="Times New Roman"/>
+          <w:rFonts w:ascii="Courier New" w:hAnsi="Courier New" w:cs="Courier New"/>
           <w:sz w:val="24"/>
         </w:rPr>
         <w:t>extract_statistical</w:t>
@@ -11926,6 +13526,13 @@
       <w:proofErr w:type="spellEnd"/>
       <w:r>
         <w:rPr>
+          <w:rFonts w:ascii="Courier New" w:hAnsi="Courier New" w:cs="Courier New"/>
+          <w:sz w:val="24"/>
+        </w:rPr>
+        <w:t>()</w:t>
+      </w:r>
+      <w:r>
+        <w:rPr>
           <w:rFonts w:ascii="Times New Roman" w:hAnsi="Times New Roman" w:cs="Times New Roman"/>
           <w:sz w:val="24"/>
         </w:rPr>
@@ -11950,12 +13557,35 @@
       <w:proofErr w:type="spellStart"/>
       <w:r>
         <w:rPr>
-          <w:rFonts w:ascii="Times New Roman" w:hAnsi="Times New Roman" w:cs="Times New Roman"/>
-          <w:sz w:val="24"/>
-        </w:rPr>
-        <w:t>get_feature_names</w:t>
-      </w:r>
-      <w:proofErr w:type="spellEnd"/>
+          <w:rFonts w:ascii="Courier New" w:hAnsi="Courier New" w:cs="Courier New"/>
+          <w:sz w:val="24"/>
+        </w:rPr>
+        <w:t>get_feature_</w:t>
+      </w:r>
+      <w:proofErr w:type="gramStart"/>
+      <w:r>
+        <w:rPr>
+          <w:rFonts w:ascii="Courier New" w:hAnsi="Courier New" w:cs="Courier New"/>
+          <w:sz w:val="24"/>
+        </w:rPr>
+        <w:t>names</w:t>
+      </w:r>
+      <w:proofErr w:type="spellEnd"/>
+      <w:r>
+        <w:rPr>
+          <w:rFonts w:ascii="Courier New" w:hAnsi="Courier New" w:cs="Courier New"/>
+          <w:sz w:val="24"/>
+        </w:rPr>
+        <w:t>(</w:t>
+      </w:r>
+      <w:proofErr w:type="gramEnd"/>
+      <w:r>
+        <w:rPr>
+          <w:rFonts w:ascii="Courier New" w:hAnsi="Courier New" w:cs="Courier New"/>
+          <w:sz w:val="24"/>
+        </w:rPr>
+        <w:t>)</w:t>
+      </w:r>
       <w:r>
         <w:rPr>
           <w:rFonts w:ascii="Times New Roman" w:hAnsi="Times New Roman" w:cs="Times New Roman"/>
@@ -11984,12 +13614,42 @@
       <w:proofErr w:type="spellStart"/>
       <w:r>
         <w:rPr>
-          <w:rFonts w:ascii="Times New Roman" w:hAnsi="Times New Roman" w:cs="Times New Roman"/>
-          <w:sz w:val="24"/>
-        </w:rPr>
-        <w:t>plot_scatter</w:t>
-      </w:r>
-      <w:proofErr w:type="spellEnd"/>
+          <w:rFonts w:ascii="Courier New" w:hAnsi="Courier New" w:cs="Courier New"/>
+          <w:sz w:val="24"/>
+        </w:rPr>
+        <w:t>plot_</w:t>
+      </w:r>
+      <w:proofErr w:type="gramStart"/>
+      <w:r>
+        <w:rPr>
+          <w:rFonts w:ascii="Courier New" w:hAnsi="Courier New" w:cs="Courier New"/>
+          <w:sz w:val="24"/>
+        </w:rPr>
+        <w:t>scatter</w:t>
+      </w:r>
+      <w:proofErr w:type="spellEnd"/>
+      <w:r>
+        <w:rPr>
+          <w:rFonts w:ascii="Courier New" w:hAnsi="Courier New" w:cs="Courier New"/>
+          <w:sz w:val="24"/>
+        </w:rPr>
+        <w:t>(</w:t>
+      </w:r>
+      <w:proofErr w:type="gramEnd"/>
+      <w:r>
+        <w:rPr>
+          <w:rFonts w:ascii="Courier New" w:hAnsi="Courier New" w:cs="Courier New"/>
+          <w:sz w:val="24"/>
+        </w:rPr>
+        <w:t>)</w:t>
+      </w:r>
+      <w:r>
+        <w:rPr>
+          <w:rFonts w:ascii="Times New Roman" w:hAnsi="Times New Roman" w:cs="Times New Roman"/>
+          <w:sz w:val="24"/>
+        </w:rPr>
+        <w:t xml:space="preserve"> függvény</w:t>
+      </w:r>
       <w:r>
         <w:rPr>
           <w:rFonts w:ascii="Times New Roman" w:hAnsi="Times New Roman" w:cs="Times New Roman"/>
@@ -12048,12 +13708,35 @@
       <w:proofErr w:type="spellStart"/>
       <w:r>
         <w:rPr>
-          <w:rFonts w:ascii="Times New Roman" w:hAnsi="Times New Roman" w:cs="Times New Roman"/>
-          <w:sz w:val="24"/>
-        </w:rPr>
-        <w:t>plot_radar</w:t>
-      </w:r>
-      <w:proofErr w:type="spellEnd"/>
+          <w:rFonts w:ascii="Courier New" w:hAnsi="Courier New" w:cs="Courier New"/>
+          <w:sz w:val="24"/>
+        </w:rPr>
+        <w:t>plot_</w:t>
+      </w:r>
+      <w:proofErr w:type="gramStart"/>
+      <w:r>
+        <w:rPr>
+          <w:rFonts w:ascii="Courier New" w:hAnsi="Courier New" w:cs="Courier New"/>
+          <w:sz w:val="24"/>
+        </w:rPr>
+        <w:t>radar</w:t>
+      </w:r>
+      <w:proofErr w:type="spellEnd"/>
+      <w:r>
+        <w:rPr>
+          <w:rFonts w:ascii="Courier New" w:hAnsi="Courier New" w:cs="Courier New"/>
+          <w:sz w:val="24"/>
+        </w:rPr>
+        <w:t>(</w:t>
+      </w:r>
+      <w:proofErr w:type="gramEnd"/>
+      <w:r>
+        <w:rPr>
+          <w:rFonts w:ascii="Courier New" w:hAnsi="Courier New" w:cs="Courier New"/>
+          <w:sz w:val="24"/>
+        </w:rPr>
+        <w:t>)</w:t>
+      </w:r>
       <w:r>
         <w:rPr>
           <w:rFonts w:ascii="Times New Roman" w:hAnsi="Times New Roman" w:cs="Times New Roman"/>
@@ -12064,7 +13747,7 @@
     </w:p>
     <w:p>
       <w:pPr>
-        <w:spacing w:after="0" w:line="360" w:lineRule="auto"/>
+        <w:spacing w:after="240" w:line="360" w:lineRule="auto"/>
         <w:ind w:firstLine="567"/>
         <w:jc w:val="both"/>
         <w:rPr>
@@ -12082,18 +13765,49 @@
       <w:proofErr w:type="spellStart"/>
       <w:r>
         <w:rPr>
-          <w:rFonts w:ascii="Times New Roman" w:hAnsi="Times New Roman" w:cs="Times New Roman"/>
-          <w:sz w:val="24"/>
-        </w:rPr>
-        <w:t>plot_decision_tree</w:t>
-      </w:r>
-      <w:proofErr w:type="spellEnd"/>
-      <w:r>
-        <w:rPr>
-          <w:rFonts w:ascii="Times New Roman" w:hAnsi="Times New Roman" w:cs="Times New Roman"/>
-          <w:sz w:val="24"/>
-        </w:rPr>
-        <w:t xml:space="preserve"> készít. A már elmentett Random Forest modell egyik fáját rajzolja ki, de csak 3 szint mélységig, mert ennél mélyebbre menve olvashatatlanná válna. Megmutatja, hogy a modell melyik jellemző alapján oszt el először, és az egyes ágakon milyen küszöbértékek mentén jut el a döntésig. Ez azért hasznos, mert láthatóvá teszi, hogy a modell nem véletlenszerűen osztályoz, hanem </w:t>
+          <w:rFonts w:ascii="Courier New" w:hAnsi="Courier New" w:cs="Courier New"/>
+          <w:sz w:val="24"/>
+        </w:rPr>
+        <w:t>plot_decision_</w:t>
+      </w:r>
+      <w:proofErr w:type="gramStart"/>
+      <w:r>
+        <w:rPr>
+          <w:rFonts w:ascii="Courier New" w:hAnsi="Courier New" w:cs="Courier New"/>
+          <w:sz w:val="24"/>
+        </w:rPr>
+        <w:t>tree</w:t>
+      </w:r>
+      <w:proofErr w:type="spellEnd"/>
+      <w:r>
+        <w:rPr>
+          <w:rFonts w:ascii="Courier New" w:hAnsi="Courier New" w:cs="Courier New"/>
+          <w:sz w:val="24"/>
+        </w:rPr>
+        <w:t>(</w:t>
+      </w:r>
+      <w:proofErr w:type="gramEnd"/>
+      <w:r>
+        <w:rPr>
+          <w:rFonts w:ascii="Courier New" w:hAnsi="Courier New" w:cs="Courier New"/>
+          <w:sz w:val="24"/>
+        </w:rPr>
+        <w:t>)</w:t>
+      </w:r>
+      <w:r>
+        <w:rPr>
+          <w:rFonts w:ascii="Times New Roman" w:hAnsi="Times New Roman" w:cs="Times New Roman"/>
+          <w:sz w:val="24"/>
+        </w:rPr>
+        <w:t xml:space="preserve"> készít. A már elmentett Random Forest modell egyik fáját rajzolja ki, de csak 3 szint mélységig, mert ennél mélyebbre menve olvashatatlanná válna. Megmutatja, hogy a modell melyik </w:t>
+      </w:r>
+      <w:r>
+        <w:rPr>
+          <w:rFonts w:ascii="Times New Roman" w:hAnsi="Times New Roman" w:cs="Times New Roman"/>
+          <w:sz w:val="24"/>
+        </w:rPr>
+        <w:lastRenderedPageBreak/>
+        <w:t xml:space="preserve">jellemző alapján oszt el először, és az egyes ágakon milyen küszöbértékek mentén jut el a döntésig. Ez azért hasznos, mert láthatóvá teszi, hogy a modell nem véletlenszerűen osztályoz, hanem </w:t>
       </w:r>
       <w:proofErr w:type="gramStart"/>
       <w:r>
@@ -12117,9 +13831,8 @@
         <w:pStyle w:val="Cmsor2"/>
         <w:spacing w:after="240" w:line="360" w:lineRule="auto"/>
       </w:pPr>
-      <w:bookmarkStart w:id="18" w:name="_Toc229233074"/>
-      <w:r>
-        <w:lastRenderedPageBreak/>
+      <w:bookmarkStart w:id="17" w:name="_Toc229233074"/>
+      <w:r>
         <w:t>2.7</w:t>
       </w:r>
       <w:r>
@@ -12128,7 +13841,7 @@
       <w:r>
         <w:t>rafikus felhasználói felület – gui.py</w:t>
       </w:r>
-      <w:bookmarkEnd w:id="18"/>
+      <w:bookmarkEnd w:id="17"/>
     </w:p>
     <w:p>
       <w:pPr>
@@ -12524,7 +14237,7 @@
         <w:pStyle w:val="Cmsor1"/>
         <w:spacing w:after="240" w:line="360" w:lineRule="auto"/>
       </w:pPr>
-      <w:bookmarkStart w:id="19" w:name="_Toc229233075"/>
+      <w:bookmarkStart w:id="18" w:name="_Toc229233075"/>
       <w:r>
         <w:lastRenderedPageBreak/>
         <w:t xml:space="preserve">3.1 </w:t>
@@ -12532,18 +14245,18 @@
       <w:r>
         <w:t>Eredmények</w:t>
       </w:r>
-      <w:bookmarkEnd w:id="19"/>
+      <w:bookmarkEnd w:id="18"/>
     </w:p>
     <w:p>
       <w:pPr>
         <w:pStyle w:val="Cmsor2"/>
         <w:spacing w:after="240" w:line="360" w:lineRule="auto"/>
       </w:pPr>
-      <w:bookmarkStart w:id="20" w:name="_Toc229233076"/>
+      <w:bookmarkStart w:id="19" w:name="_Toc229233076"/>
       <w:r>
         <w:t>3.1 A modellek teljesítményének összehasonlítása</w:t>
       </w:r>
-      <w:bookmarkEnd w:id="20"/>
+      <w:bookmarkEnd w:id="19"/>
     </w:p>
     <w:p>
       <w:pPr>
@@ -14737,7 +16450,21 @@
           <w:rFonts w:ascii="Times New Roman" w:hAnsi="Times New Roman" w:cs="Times New Roman"/>
           <w:sz w:val="24"/>
         </w:rPr>
-        <w:t xml:space="preserve"> pontossággal. Az SVM esetén azonban éles különbség mutatkozik a jellemzőkinyerési módszerek között – míg </w:t>
+        <w:t xml:space="preserve"> pontossággal. Az SVM esetén azonban éles különbség mutatkozik a jell</w:t>
+      </w:r>
+      <w:r>
+        <w:rPr>
+          <w:rFonts w:ascii="Times New Roman" w:hAnsi="Times New Roman" w:cs="Times New Roman"/>
+          <w:sz w:val="24"/>
+        </w:rPr>
+        <w:t>emzőkinyerési módszerek között,</w:t>
+      </w:r>
+      <w:r>
+        <w:rPr>
+          <w:rFonts w:ascii="Times New Roman" w:hAnsi="Times New Roman" w:cs="Times New Roman"/>
+          <w:sz w:val="24"/>
+        </w:rPr>
+        <w:t xml:space="preserve"> míg </w:t>
       </w:r>
       <w:proofErr w:type="spellStart"/>
       <w:r>
@@ -15482,11 +17209,11 @@
         <w:pStyle w:val="Cmsor2"/>
         <w:spacing w:after="240" w:line="360" w:lineRule="auto"/>
       </w:pPr>
-      <w:bookmarkStart w:id="21" w:name="_Toc229233077"/>
+      <w:bookmarkStart w:id="20" w:name="_Toc229233077"/>
       <w:r>
         <w:t>3.2 Jellemzők fontossága</w:t>
       </w:r>
-      <w:bookmarkEnd w:id="21"/>
+      <w:bookmarkEnd w:id="20"/>
     </w:p>
     <w:p>
       <w:pPr>
@@ -16028,7 +17755,7 @@
         <w:pStyle w:val="Cmsor2"/>
         <w:spacing w:after="240" w:line="360" w:lineRule="auto"/>
       </w:pPr>
-      <w:bookmarkStart w:id="22" w:name="_Toc229233078"/>
+      <w:bookmarkStart w:id="21" w:name="_Toc229233078"/>
       <w:r>
         <w:t xml:space="preserve">3.3 </w:t>
       </w:r>
@@ -16048,7 +17775,7 @@
       <w:r>
         <w:t xml:space="preserve"> eredményei</w:t>
       </w:r>
-      <w:bookmarkEnd w:id="22"/>
+      <w:bookmarkEnd w:id="21"/>
     </w:p>
     <w:p>
       <w:pPr>
@@ -16737,7 +18464,7 @@
         <w:pStyle w:val="Cmsor2"/>
         <w:spacing w:after="240" w:line="360" w:lineRule="auto"/>
       </w:pPr>
-      <w:bookmarkStart w:id="23" w:name="_Toc229233079"/>
+      <w:bookmarkStart w:id="22" w:name="_Toc229233079"/>
       <w:r>
         <w:lastRenderedPageBreak/>
         <w:t xml:space="preserve">3.4 </w:t>
@@ -16758,7 +18485,7 @@
       <w:r>
         <w:t xml:space="preserve"> eredményei</w:t>
       </w:r>
-      <w:bookmarkEnd w:id="23"/>
+      <w:bookmarkEnd w:id="22"/>
     </w:p>
     <w:p>
       <w:pPr>
@@ -16770,6 +18497,8 @@
           <w:sz w:val="24"/>
         </w:rPr>
       </w:pPr>
+      <w:bookmarkStart w:id="23" w:name="_GoBack"/>
+      <w:bookmarkEnd w:id="23"/>
       <w:r>
         <w:rPr>
           <w:rFonts w:ascii="Times New Roman" w:hAnsi="Times New Roman" w:cs="Times New Roman"/>
@@ -17188,7 +18917,16 @@
       </w:r>
       <w:proofErr w:type="spellEnd"/>
       <w:r>
-        <w:t xml:space="preserve"> jön elő, tehát a felvétel közepén, nagyjából a 4–8. másodperc között. Ez arra utalhat, hogy a két csoport agyi </w:t>
+        <w:t xml:space="preserve"> jön elő, tehát a f</w:t>
+      </w:r>
+      <w:r>
+        <w:t>elvétel közepén, nagyjából a 2</w:t>
+      </w:r>
+      <w:r>
+        <w:t>0-40</w:t>
+      </w:r>
+      <w:r>
+        <w:t xml:space="preserve">. másodperc között. Ez arra utalhat, hogy a két csoport agyi </w:t>
       </w:r>
       <w:proofErr w:type="gramStart"/>
       <w:r>
@@ -17196,11 +18934,11 @@
       </w:r>
       <w:proofErr w:type="gramEnd"/>
       <w:r>
-        <w:t xml:space="preserve"> nem rögtön az elején tér el egymástól, hanem egy kis idő kell hozzá. Ez szerintem összhangban van azzal, hogy a zenei feldolgozás memória- és </w:t>
+        <w:t xml:space="preserve"> nem rögtön az elején tér el egymástól, hanem egy kis idő kell hozzá. Ez szerintem összhangban van azzal, hogy a zenei feldolgozás memória- </w:t>
       </w:r>
       <w:r>
         <w:lastRenderedPageBreak/>
-        <w:t>anticipációs folyamatokat aktivál, amelyek nem azonnal, hanem fokozatosan alakulnak ki.</w:t>
+        <w:t>és anticipációs folyamatokat aktivál, amelyek nem azonnal, hanem fokozatosan alakulnak ki.</w:t>
       </w:r>
     </w:p>
     <w:p>
@@ -17531,7 +19269,14 @@
           <w:rFonts w:ascii="Times New Roman" w:hAnsi="Times New Roman" w:cs="Times New Roman"/>
           <w:sz w:val="24"/>
         </w:rPr>
-        <w:t xml:space="preserve"> mint a piros – tehát az egészséges csoport jellemzőértékei átlagosan alacsonyabbak. Kivételt képeznek a sávarányok – mint az alpha1/beta1, alpha2/beta2, </w:t>
+        <w:t xml:space="preserve"> mint a piros – tehát az egészséges csoport jellemzőértékei átlagosan alacsonyabbak. Kivételt képeznek a sávarányok – mint az alpha1/bet</w:t>
+      </w:r>
+      <w:r>
+        <w:rPr>
+          <w:rFonts w:ascii="Times New Roman" w:hAnsi="Times New Roman" w:cs="Times New Roman"/>
+          <w:sz w:val="24"/>
+        </w:rPr>
+        <w:t xml:space="preserve">a1, alpha2/beta2, </w:t>
       </w:r>
       <w:proofErr w:type="spellStart"/>
       <w:r>
@@ -17547,7 +19292,14 @@
           <w:rFonts w:ascii="Times New Roman" w:hAnsi="Times New Roman" w:cs="Times New Roman"/>
           <w:sz w:val="24"/>
         </w:rPr>
-        <w:t xml:space="preserve">/alpha1 – ahol a zöld vonal kicsit kijjebb kerül, ami azt </w:t>
+        <w:t>/alpha1,</w:t>
+      </w:r>
+      <w:r>
+        <w:rPr>
+          <w:rFonts w:ascii="Times New Roman" w:hAnsi="Times New Roman" w:cs="Times New Roman"/>
+          <w:sz w:val="24"/>
+        </w:rPr>
+        <w:t xml:space="preserve"> ahol a zöld vonal kicsit kijjebb kerül, ami azt </w:t>
       </w:r>
       <w:proofErr w:type="gramStart"/>
       <w:r>
@@ -17720,7 +19472,21 @@
           <w:rFonts w:ascii="Times New Roman" w:hAnsi="Times New Roman" w:cs="Times New Roman"/>
           <w:sz w:val="24"/>
         </w:rPr>
-        <w:t xml:space="preserve"> ág), akkor közvetlenül betegnek osztályozza a felvételt – és ez az ág 17 mintából 23-at helyesen sorolt be betegnek. A </w:t>
+        <w:t xml:space="preserve"> ág), akkor közvetlenül bet</w:t>
+      </w:r>
+      <w:r>
+        <w:rPr>
+          <w:rFonts w:ascii="Times New Roman" w:hAnsi="Times New Roman" w:cs="Times New Roman"/>
+          <w:sz w:val="24"/>
+        </w:rPr>
+        <w:t xml:space="preserve">egnek osztályozza a felvételt </w:t>
+      </w:r>
+      <w:r>
+        <w:rPr>
+          <w:rFonts w:ascii="Times New Roman" w:hAnsi="Times New Roman" w:cs="Times New Roman"/>
+          <w:sz w:val="24"/>
+        </w:rPr>
+        <w:t xml:space="preserve">és ez az ág 17 mintából 23-at helyesen sorolt be betegnek. A </w:t>
       </w:r>
       <w:proofErr w:type="spellStart"/>
       <w:r>
@@ -17944,7 +19710,23 @@
           <w:rFonts w:ascii="Times New Roman" w:hAnsi="Times New Roman" w:cs="Times New Roman"/>
           <w:sz w:val="24"/>
         </w:rPr>
-        <w:t xml:space="preserve">Ami viszont szintén jól látszik, hogy a két csoport nem válik szét élesen. A középső részen piros és zöld pontok keverednek egymással, és ez szerintem jól megmagyarázza, </w:t>
+        <w:t>Ami viszont szintén jól látszik, hogy a két csoport nem válik szét élesen. A középső részen piros és zöld pontok keverednek egymással, és ez szerintem jól megmagyarázza, miért nem éri el egyik modell sem a 100%-</w:t>
+      </w:r>
+      <w:proofErr w:type="spellStart"/>
+      <w:r>
+        <w:rPr>
+          <w:rFonts w:ascii="Times New Roman" w:hAnsi="Times New Roman" w:cs="Times New Roman"/>
+          <w:sz w:val="24"/>
+        </w:rPr>
+        <w:t>ot</w:t>
+      </w:r>
+      <w:proofErr w:type="spellEnd"/>
+      <w:r>
+        <w:rPr>
+          <w:rFonts w:ascii="Times New Roman" w:hAnsi="Times New Roman" w:cs="Times New Roman"/>
+          <w:sz w:val="24"/>
+        </w:rPr>
+        <w:t xml:space="preserve">. Van egy olyan tartomány, ahol a beteg és </w:t>
       </w:r>
       <w:r>
         <w:rPr>
@@ -17952,23 +19734,7 @@
           <w:sz w:val="24"/>
         </w:rPr>
         <w:lastRenderedPageBreak/>
-        <w:t>miért nem éri el egyik modell sem a 100%-</w:t>
-      </w:r>
-      <w:proofErr w:type="spellStart"/>
-      <w:r>
-        <w:rPr>
-          <w:rFonts w:ascii="Times New Roman" w:hAnsi="Times New Roman" w:cs="Times New Roman"/>
-          <w:sz w:val="24"/>
-        </w:rPr>
-        <w:t>ot</w:t>
-      </w:r>
-      <w:proofErr w:type="spellEnd"/>
-      <w:r>
-        <w:rPr>
-          <w:rFonts w:ascii="Times New Roman" w:hAnsi="Times New Roman" w:cs="Times New Roman"/>
-          <w:sz w:val="24"/>
-        </w:rPr>
-        <w:t>. Van egy olyan tartomány, ahol a beteg és egészséges személyek jellemzőértékei nagyon hasonlítanak egymásra, és ezt a modellek sem tudják maradéktalanul kezelni.</w:t>
+        <w:t>egészséges személyek jellemzőértékei nagyon hasonlítanak egymásra, és ezt a modellek sem tudják maradéktalanul kezelni.</w:t>
       </w:r>
     </w:p>
     <w:p>
@@ -20742,6 +22508,7 @@
     <w:p>
       <w:pPr>
         <w:pStyle w:val="Cmsor1"/>
+        <w:spacing w:after="240" w:line="360" w:lineRule="auto"/>
       </w:pPr>
       <w:bookmarkStart w:id="32" w:name="_Toc229233088"/>
       <w:r>
@@ -20752,14 +22519,2417 @@
     </w:p>
     <w:p>
       <w:pPr>
+        <w:spacing w:after="120" w:line="360" w:lineRule="auto"/>
+        <w:rPr>
+          <w:rFonts w:ascii="Times New Roman" w:hAnsi="Times New Roman" w:cs="Times New Roman"/>
+          <w:sz w:val="20"/>
+          <w:szCs w:val="24"/>
+        </w:rPr>
+      </w:pPr>
+      <w:bookmarkStart w:id="33" w:name="forras1"/>
+      <w:r>
+        <w:rPr>
+          <w:rFonts w:ascii="Times New Roman" w:hAnsi="Times New Roman" w:cs="Times New Roman"/>
+          <w:sz w:val="20"/>
+          <w:szCs w:val="24"/>
+        </w:rPr>
+        <w:t>[1]</w:t>
+      </w:r>
+      <w:bookmarkEnd w:id="33"/>
+      <w:r>
+        <w:rPr>
+          <w:rFonts w:ascii="Times New Roman" w:hAnsi="Times New Roman" w:cs="Times New Roman"/>
+          <w:sz w:val="20"/>
+          <w:szCs w:val="24"/>
+        </w:rPr>
+        <w:t xml:space="preserve"> </w:t>
+      </w:r>
+      <w:proofErr w:type="spellStart"/>
+      <w:r>
+        <w:rPr>
+          <w:rFonts w:ascii="Times New Roman" w:hAnsi="Times New Roman" w:cs="Times New Roman"/>
+          <w:sz w:val="20"/>
+          <w:szCs w:val="24"/>
+        </w:rPr>
+        <w:t>Miltiadous</w:t>
+      </w:r>
+      <w:proofErr w:type="spellEnd"/>
+      <w:r>
+        <w:rPr>
+          <w:rFonts w:ascii="Times New Roman" w:hAnsi="Times New Roman" w:cs="Times New Roman"/>
+          <w:sz w:val="20"/>
+          <w:szCs w:val="24"/>
+        </w:rPr>
+        <w:t xml:space="preserve">, </w:t>
+      </w:r>
+      <w:proofErr w:type="gramStart"/>
+      <w:r>
+        <w:rPr>
+          <w:rFonts w:ascii="Times New Roman" w:hAnsi="Times New Roman" w:cs="Times New Roman"/>
+          <w:sz w:val="20"/>
+          <w:szCs w:val="24"/>
+        </w:rPr>
+        <w:t>A</w:t>
+      </w:r>
+      <w:proofErr w:type="gramEnd"/>
+      <w:r>
+        <w:rPr>
+          <w:rFonts w:ascii="Times New Roman" w:hAnsi="Times New Roman" w:cs="Times New Roman"/>
+          <w:sz w:val="20"/>
+          <w:szCs w:val="24"/>
+        </w:rPr>
+        <w:t xml:space="preserve">., </w:t>
+      </w:r>
+      <w:proofErr w:type="spellStart"/>
+      <w:r>
+        <w:rPr>
+          <w:rFonts w:ascii="Times New Roman" w:hAnsi="Times New Roman" w:cs="Times New Roman"/>
+          <w:sz w:val="20"/>
+          <w:szCs w:val="24"/>
+        </w:rPr>
+        <w:t>Tzimourta</w:t>
+      </w:r>
+      <w:proofErr w:type="spellEnd"/>
+      <w:r>
+        <w:rPr>
+          <w:rFonts w:ascii="Times New Roman" w:hAnsi="Times New Roman" w:cs="Times New Roman"/>
+          <w:sz w:val="20"/>
+          <w:szCs w:val="24"/>
+        </w:rPr>
+        <w:t xml:space="preserve">, K. D., </w:t>
+      </w:r>
+      <w:proofErr w:type="spellStart"/>
+      <w:r>
+        <w:rPr>
+          <w:rFonts w:ascii="Times New Roman" w:hAnsi="Times New Roman" w:cs="Times New Roman"/>
+          <w:sz w:val="20"/>
+          <w:szCs w:val="24"/>
+        </w:rPr>
+        <w:t>Afrantou</w:t>
+      </w:r>
+      <w:proofErr w:type="spellEnd"/>
+      <w:r>
+        <w:rPr>
+          <w:rFonts w:ascii="Times New Roman" w:hAnsi="Times New Roman" w:cs="Times New Roman"/>
+          <w:sz w:val="20"/>
+          <w:szCs w:val="24"/>
+        </w:rPr>
+        <w:t xml:space="preserve">, T., </w:t>
+      </w:r>
+      <w:proofErr w:type="spellStart"/>
+      <w:r>
+        <w:rPr>
+          <w:rFonts w:ascii="Times New Roman" w:hAnsi="Times New Roman" w:cs="Times New Roman"/>
+          <w:sz w:val="20"/>
+          <w:szCs w:val="24"/>
+        </w:rPr>
+        <w:t>Ioannidis</w:t>
+      </w:r>
+      <w:proofErr w:type="spellEnd"/>
+      <w:r>
+        <w:rPr>
+          <w:rFonts w:ascii="Times New Roman" w:hAnsi="Times New Roman" w:cs="Times New Roman"/>
+          <w:sz w:val="20"/>
+          <w:szCs w:val="24"/>
+        </w:rPr>
+        <w:t xml:space="preserve">, P., </w:t>
+      </w:r>
+      <w:proofErr w:type="spellStart"/>
+      <w:r>
+        <w:rPr>
+          <w:rFonts w:ascii="Times New Roman" w:hAnsi="Times New Roman" w:cs="Times New Roman"/>
+          <w:sz w:val="20"/>
+          <w:szCs w:val="24"/>
+        </w:rPr>
+        <w:t>Grigoriadis</w:t>
+      </w:r>
+      <w:proofErr w:type="spellEnd"/>
+      <w:r>
+        <w:rPr>
+          <w:rFonts w:ascii="Times New Roman" w:hAnsi="Times New Roman" w:cs="Times New Roman"/>
+          <w:sz w:val="20"/>
+          <w:szCs w:val="24"/>
+        </w:rPr>
+        <w:t xml:space="preserve">, N., </w:t>
+      </w:r>
+      <w:proofErr w:type="spellStart"/>
+      <w:r>
+        <w:rPr>
+          <w:rFonts w:ascii="Times New Roman" w:hAnsi="Times New Roman" w:cs="Times New Roman"/>
+          <w:sz w:val="20"/>
+          <w:szCs w:val="24"/>
+        </w:rPr>
+        <w:t>Tsalikakis</w:t>
+      </w:r>
+      <w:proofErr w:type="spellEnd"/>
+      <w:r>
+        <w:rPr>
+          <w:rFonts w:ascii="Times New Roman" w:hAnsi="Times New Roman" w:cs="Times New Roman"/>
+          <w:sz w:val="20"/>
+          <w:szCs w:val="24"/>
+        </w:rPr>
+        <w:t xml:space="preserve">, D. G., </w:t>
+      </w:r>
+      <w:proofErr w:type="spellStart"/>
+      <w:r>
+        <w:rPr>
+          <w:rFonts w:ascii="Times New Roman" w:hAnsi="Times New Roman" w:cs="Times New Roman"/>
+          <w:sz w:val="20"/>
+          <w:szCs w:val="24"/>
+        </w:rPr>
+        <w:t>Angelidis</w:t>
+      </w:r>
+      <w:proofErr w:type="spellEnd"/>
+      <w:r>
+        <w:rPr>
+          <w:rFonts w:ascii="Times New Roman" w:hAnsi="Times New Roman" w:cs="Times New Roman"/>
+          <w:sz w:val="20"/>
+          <w:szCs w:val="24"/>
+        </w:rPr>
+        <w:t xml:space="preserve">, P., </w:t>
+      </w:r>
+      <w:proofErr w:type="spellStart"/>
+      <w:r>
+        <w:rPr>
+          <w:rFonts w:ascii="Times New Roman" w:hAnsi="Times New Roman" w:cs="Times New Roman"/>
+          <w:sz w:val="20"/>
+          <w:szCs w:val="24"/>
+        </w:rPr>
+        <w:t>Tsipouras</w:t>
+      </w:r>
+      <w:proofErr w:type="spellEnd"/>
+      <w:r>
+        <w:rPr>
+          <w:rFonts w:ascii="Times New Roman" w:hAnsi="Times New Roman" w:cs="Times New Roman"/>
+          <w:sz w:val="20"/>
+          <w:szCs w:val="24"/>
+        </w:rPr>
+        <w:t xml:space="preserve">, M. G., </w:t>
+      </w:r>
+      <w:proofErr w:type="spellStart"/>
+      <w:r>
+        <w:rPr>
+          <w:rFonts w:ascii="Times New Roman" w:hAnsi="Times New Roman" w:cs="Times New Roman"/>
+          <w:sz w:val="20"/>
+          <w:szCs w:val="24"/>
+        </w:rPr>
+        <w:t>Glavas</w:t>
+      </w:r>
+      <w:proofErr w:type="spellEnd"/>
+      <w:r>
+        <w:rPr>
+          <w:rFonts w:ascii="Times New Roman" w:hAnsi="Times New Roman" w:cs="Times New Roman"/>
+          <w:sz w:val="20"/>
+          <w:szCs w:val="24"/>
+        </w:rPr>
+        <w:t xml:space="preserve">, E., </w:t>
+      </w:r>
+      <w:proofErr w:type="spellStart"/>
+      <w:r>
+        <w:rPr>
+          <w:rFonts w:ascii="Times New Roman" w:hAnsi="Times New Roman" w:cs="Times New Roman"/>
+          <w:sz w:val="20"/>
+          <w:szCs w:val="24"/>
+        </w:rPr>
+        <w:t>Giannakeas</w:t>
+      </w:r>
+      <w:proofErr w:type="spellEnd"/>
+      <w:r>
+        <w:rPr>
+          <w:rFonts w:ascii="Times New Roman" w:hAnsi="Times New Roman" w:cs="Times New Roman"/>
+          <w:sz w:val="20"/>
+          <w:szCs w:val="24"/>
+        </w:rPr>
+        <w:t xml:space="preserve">, N., &amp; </w:t>
+      </w:r>
+      <w:proofErr w:type="spellStart"/>
+      <w:r>
+        <w:rPr>
+          <w:rFonts w:ascii="Times New Roman" w:hAnsi="Times New Roman" w:cs="Times New Roman"/>
+          <w:sz w:val="20"/>
+          <w:szCs w:val="24"/>
+        </w:rPr>
+        <w:t>Tzallas</w:t>
+      </w:r>
+      <w:proofErr w:type="spellEnd"/>
+      <w:r>
+        <w:rPr>
+          <w:rFonts w:ascii="Times New Roman" w:hAnsi="Times New Roman" w:cs="Times New Roman"/>
+          <w:sz w:val="20"/>
+          <w:szCs w:val="24"/>
+        </w:rPr>
+        <w:t xml:space="preserve">, </w:t>
+      </w:r>
+      <w:proofErr w:type="gramStart"/>
+      <w:r>
+        <w:rPr>
+          <w:rFonts w:ascii="Times New Roman" w:hAnsi="Times New Roman" w:cs="Times New Roman"/>
+          <w:sz w:val="20"/>
+          <w:szCs w:val="24"/>
+        </w:rPr>
+        <w:t>A</w:t>
+      </w:r>
+      <w:proofErr w:type="gramEnd"/>
+      <w:r>
+        <w:rPr>
+          <w:rFonts w:ascii="Times New Roman" w:hAnsi="Times New Roman" w:cs="Times New Roman"/>
+          <w:sz w:val="20"/>
+          <w:szCs w:val="24"/>
+        </w:rPr>
+        <w:t xml:space="preserve">. T. (2023). </w:t>
+      </w:r>
+      <w:proofErr w:type="spellStart"/>
+      <w:r>
+        <w:rPr>
+          <w:rStyle w:val="Kiemels"/>
+          <w:rFonts w:ascii="Times New Roman" w:hAnsi="Times New Roman" w:cs="Times New Roman"/>
+          <w:sz w:val="20"/>
+          <w:szCs w:val="24"/>
+        </w:rPr>
+        <w:t>Parkinson's</w:t>
+      </w:r>
+      <w:proofErr w:type="spellEnd"/>
+      <w:r>
+        <w:rPr>
+          <w:rStyle w:val="Kiemels"/>
+          <w:rFonts w:ascii="Times New Roman" w:hAnsi="Times New Roman" w:cs="Times New Roman"/>
+          <w:sz w:val="20"/>
+          <w:szCs w:val="24"/>
+        </w:rPr>
+        <w:t xml:space="preserve"> </w:t>
+      </w:r>
+      <w:proofErr w:type="spellStart"/>
+      <w:r>
+        <w:rPr>
+          <w:rStyle w:val="Kiemels"/>
+          <w:rFonts w:ascii="Times New Roman" w:hAnsi="Times New Roman" w:cs="Times New Roman"/>
+          <w:sz w:val="20"/>
+          <w:szCs w:val="24"/>
+        </w:rPr>
+        <w:t>Disease</w:t>
+      </w:r>
+      <w:proofErr w:type="spellEnd"/>
+      <w:r>
+        <w:rPr>
+          <w:rStyle w:val="Kiemels"/>
+          <w:rFonts w:ascii="Times New Roman" w:hAnsi="Times New Roman" w:cs="Times New Roman"/>
+          <w:sz w:val="20"/>
+          <w:szCs w:val="24"/>
+        </w:rPr>
+        <w:t xml:space="preserve"> EEG </w:t>
+      </w:r>
+      <w:proofErr w:type="spellStart"/>
+      <w:r>
+        <w:rPr>
+          <w:rStyle w:val="Kiemels"/>
+          <w:rFonts w:ascii="Times New Roman" w:hAnsi="Times New Roman" w:cs="Times New Roman"/>
+          <w:sz w:val="20"/>
+          <w:szCs w:val="24"/>
+        </w:rPr>
+        <w:t>Dataset</w:t>
+      </w:r>
+      <w:proofErr w:type="spellEnd"/>
+      <w:r>
+        <w:rPr>
+          <w:rFonts w:ascii="Times New Roman" w:hAnsi="Times New Roman" w:cs="Times New Roman"/>
+          <w:sz w:val="20"/>
+          <w:szCs w:val="24"/>
+        </w:rPr>
+        <w:t xml:space="preserve">. </w:t>
+      </w:r>
+      <w:proofErr w:type="spellStart"/>
+      <w:r>
+        <w:rPr>
+          <w:rFonts w:ascii="Times New Roman" w:hAnsi="Times New Roman" w:cs="Times New Roman"/>
+          <w:sz w:val="20"/>
+          <w:szCs w:val="24"/>
+        </w:rPr>
+        <w:t>OpenNeuro</w:t>
+      </w:r>
+      <w:proofErr w:type="spellEnd"/>
+      <w:r>
+        <w:rPr>
+          <w:rFonts w:ascii="Times New Roman" w:hAnsi="Times New Roman" w:cs="Times New Roman"/>
+          <w:sz w:val="20"/>
+          <w:szCs w:val="24"/>
+        </w:rPr>
+        <w:t xml:space="preserve">. </w:t>
+      </w:r>
+      <w:hyperlink r:id="rId19" w:history="1">
+        <w:r>
+          <w:rPr>
+            <w:rStyle w:val="Hiperhivatkozs"/>
+            <w:rFonts w:ascii="Times New Roman" w:hAnsi="Times New Roman" w:cs="Times New Roman"/>
+            <w:sz w:val="20"/>
+            <w:szCs w:val="24"/>
+          </w:rPr>
+          <w:t>https://openneuro.org/datasets/ds004504/versions/1.0.8</w:t>
+        </w:r>
+      </w:hyperlink>
+    </w:p>
+    <w:p>
+      <w:pPr>
+        <w:spacing w:after="120" w:line="360" w:lineRule="auto"/>
+        <w:rPr>
+          <w:rFonts w:ascii="Times New Roman" w:hAnsi="Times New Roman" w:cs="Times New Roman"/>
+          <w:sz w:val="20"/>
+          <w:szCs w:val="24"/>
+        </w:rPr>
+      </w:pPr>
+      <w:bookmarkStart w:id="34" w:name="forras2"/>
+      <w:r>
+        <w:rPr>
+          <w:rFonts w:ascii="Times New Roman" w:hAnsi="Times New Roman" w:cs="Times New Roman"/>
+          <w:sz w:val="20"/>
+          <w:szCs w:val="24"/>
+        </w:rPr>
+        <w:t>[2]</w:t>
+      </w:r>
+      <w:bookmarkEnd w:id="34"/>
+      <w:r>
+        <w:rPr>
+          <w:rFonts w:ascii="Times New Roman" w:hAnsi="Times New Roman" w:cs="Times New Roman"/>
+          <w:sz w:val="20"/>
+          <w:szCs w:val="24"/>
+        </w:rPr>
+        <w:t xml:space="preserve"> Tiszai, L. (2024). A </w:t>
+      </w:r>
+      <w:proofErr w:type="gramStart"/>
+      <w:r>
+        <w:rPr>
+          <w:rFonts w:ascii="Times New Roman" w:hAnsi="Times New Roman" w:cs="Times New Roman"/>
+          <w:sz w:val="20"/>
+          <w:szCs w:val="24"/>
+        </w:rPr>
+        <w:t>zeneterápia</w:t>
+      </w:r>
+      <w:proofErr w:type="gramEnd"/>
+      <w:r>
+        <w:rPr>
+          <w:rFonts w:ascii="Times New Roman" w:hAnsi="Times New Roman" w:cs="Times New Roman"/>
+          <w:sz w:val="20"/>
+          <w:szCs w:val="24"/>
+        </w:rPr>
+        <w:t xml:space="preserve"> mint közösségi zeneterápia a gyógypedagógiában. In Fekete Zsófia (</w:t>
+      </w:r>
+      <w:proofErr w:type="spellStart"/>
+      <w:r>
+        <w:rPr>
+          <w:rFonts w:ascii="Times New Roman" w:hAnsi="Times New Roman" w:cs="Times New Roman"/>
+          <w:sz w:val="20"/>
+          <w:szCs w:val="24"/>
+        </w:rPr>
+        <w:t>szerk</w:t>
+      </w:r>
+      <w:proofErr w:type="spellEnd"/>
+      <w:r>
+        <w:rPr>
+          <w:rFonts w:ascii="Times New Roman" w:hAnsi="Times New Roman" w:cs="Times New Roman"/>
+          <w:sz w:val="20"/>
+          <w:szCs w:val="24"/>
+        </w:rPr>
+        <w:t xml:space="preserve">.), </w:t>
+      </w:r>
+      <w:r>
+        <w:rPr>
+          <w:rStyle w:val="Kiemels"/>
+          <w:rFonts w:ascii="Times New Roman" w:hAnsi="Times New Roman" w:cs="Times New Roman"/>
+          <w:sz w:val="20"/>
+          <w:szCs w:val="24"/>
+        </w:rPr>
+        <w:t xml:space="preserve">Széles </w:t>
+      </w:r>
+      <w:proofErr w:type="gramStart"/>
+      <w:r>
+        <w:rPr>
+          <w:rStyle w:val="Kiemels"/>
+          <w:rFonts w:ascii="Times New Roman" w:hAnsi="Times New Roman" w:cs="Times New Roman"/>
+          <w:sz w:val="20"/>
+          <w:szCs w:val="24"/>
+        </w:rPr>
+        <w:t>spektrumú</w:t>
+      </w:r>
+      <w:proofErr w:type="gramEnd"/>
+      <w:r>
+        <w:rPr>
+          <w:rStyle w:val="Kiemels"/>
+          <w:rFonts w:ascii="Times New Roman" w:hAnsi="Times New Roman" w:cs="Times New Roman"/>
+          <w:sz w:val="20"/>
+          <w:szCs w:val="24"/>
+        </w:rPr>
+        <w:t xml:space="preserve"> zeneterápia</w:t>
+      </w:r>
+      <w:r>
+        <w:rPr>
+          <w:rFonts w:ascii="Times New Roman" w:hAnsi="Times New Roman" w:cs="Times New Roman"/>
+          <w:sz w:val="20"/>
+          <w:szCs w:val="24"/>
+        </w:rPr>
+        <w:t xml:space="preserve"> (pp. 159–171). ISBN: 9789632269290.</w:t>
+      </w:r>
+    </w:p>
+    <w:p>
+      <w:pPr>
+        <w:spacing w:after="120" w:line="360" w:lineRule="auto"/>
+        <w:rPr>
+          <w:rFonts w:ascii="Times New Roman" w:hAnsi="Times New Roman" w:cs="Times New Roman"/>
+          <w:sz w:val="20"/>
+          <w:szCs w:val="24"/>
+        </w:rPr>
+      </w:pPr>
+      <w:bookmarkStart w:id="35" w:name="forras3"/>
+      <w:r>
+        <w:rPr>
+          <w:rFonts w:ascii="Times New Roman" w:hAnsi="Times New Roman" w:cs="Times New Roman"/>
+          <w:sz w:val="20"/>
+          <w:szCs w:val="24"/>
+        </w:rPr>
+        <w:t>[3]</w:t>
+      </w:r>
+      <w:bookmarkEnd w:id="35"/>
+      <w:r>
+        <w:rPr>
+          <w:rFonts w:ascii="Times New Roman" w:hAnsi="Times New Roman" w:cs="Times New Roman"/>
+          <w:sz w:val="20"/>
+          <w:szCs w:val="24"/>
+        </w:rPr>
+        <w:t xml:space="preserve"> </w:t>
+      </w:r>
+      <w:proofErr w:type="spellStart"/>
+      <w:r>
+        <w:rPr>
+          <w:rFonts w:ascii="Times New Roman" w:hAnsi="Times New Roman" w:cs="Times New Roman"/>
+          <w:sz w:val="20"/>
+          <w:szCs w:val="24"/>
+        </w:rPr>
+        <w:t>Zabihi</w:t>
+      </w:r>
+      <w:proofErr w:type="spellEnd"/>
+      <w:r>
+        <w:rPr>
+          <w:rFonts w:ascii="Times New Roman" w:hAnsi="Times New Roman" w:cs="Times New Roman"/>
+          <w:sz w:val="20"/>
+          <w:szCs w:val="24"/>
+        </w:rPr>
+        <w:t xml:space="preserve">, M. et </w:t>
+      </w:r>
+      <w:proofErr w:type="spellStart"/>
+      <w:r>
+        <w:rPr>
+          <w:rFonts w:ascii="Times New Roman" w:hAnsi="Times New Roman" w:cs="Times New Roman"/>
+          <w:sz w:val="20"/>
+          <w:szCs w:val="24"/>
+        </w:rPr>
+        <w:t>al</w:t>
+      </w:r>
+      <w:proofErr w:type="spellEnd"/>
+      <w:r>
+        <w:rPr>
+          <w:rFonts w:ascii="Times New Roman" w:hAnsi="Times New Roman" w:cs="Times New Roman"/>
+          <w:sz w:val="20"/>
+          <w:szCs w:val="24"/>
+        </w:rPr>
+        <w:t xml:space="preserve">. (2019). </w:t>
+      </w:r>
+      <w:proofErr w:type="spellStart"/>
+      <w:r>
+        <w:rPr>
+          <w:rStyle w:val="Kiemels"/>
+          <w:rFonts w:ascii="Times New Roman" w:hAnsi="Times New Roman" w:cs="Times New Roman"/>
+          <w:sz w:val="20"/>
+          <w:szCs w:val="24"/>
+        </w:rPr>
+        <w:t>Application</w:t>
+      </w:r>
+      <w:proofErr w:type="spellEnd"/>
+      <w:r>
+        <w:rPr>
+          <w:rStyle w:val="Kiemels"/>
+          <w:rFonts w:ascii="Times New Roman" w:hAnsi="Times New Roman" w:cs="Times New Roman"/>
+          <w:sz w:val="20"/>
+          <w:szCs w:val="24"/>
+        </w:rPr>
+        <w:t xml:space="preserve"> of </w:t>
+      </w:r>
+      <w:proofErr w:type="spellStart"/>
+      <w:r>
+        <w:rPr>
+          <w:rStyle w:val="Kiemels"/>
+          <w:rFonts w:ascii="Times New Roman" w:hAnsi="Times New Roman" w:cs="Times New Roman"/>
+          <w:sz w:val="20"/>
+          <w:szCs w:val="24"/>
+        </w:rPr>
+        <w:t>Machine</w:t>
+      </w:r>
+      <w:proofErr w:type="spellEnd"/>
+      <w:r>
+        <w:rPr>
+          <w:rStyle w:val="Kiemels"/>
+          <w:rFonts w:ascii="Times New Roman" w:hAnsi="Times New Roman" w:cs="Times New Roman"/>
+          <w:sz w:val="20"/>
+          <w:szCs w:val="24"/>
+        </w:rPr>
+        <w:t xml:space="preserve"> </w:t>
+      </w:r>
+      <w:proofErr w:type="spellStart"/>
+      <w:r>
+        <w:rPr>
+          <w:rStyle w:val="Kiemels"/>
+          <w:rFonts w:ascii="Times New Roman" w:hAnsi="Times New Roman" w:cs="Times New Roman"/>
+          <w:sz w:val="20"/>
+          <w:szCs w:val="24"/>
+        </w:rPr>
+        <w:t>Learning</w:t>
+      </w:r>
+      <w:proofErr w:type="spellEnd"/>
+      <w:r>
+        <w:rPr>
+          <w:rStyle w:val="Kiemels"/>
+          <w:rFonts w:ascii="Times New Roman" w:hAnsi="Times New Roman" w:cs="Times New Roman"/>
+          <w:sz w:val="20"/>
+          <w:szCs w:val="24"/>
+        </w:rPr>
+        <w:t xml:space="preserve"> in </w:t>
+      </w:r>
+      <w:proofErr w:type="spellStart"/>
+      <w:r>
+        <w:rPr>
+          <w:rStyle w:val="Kiemels"/>
+          <w:rFonts w:ascii="Times New Roman" w:hAnsi="Times New Roman" w:cs="Times New Roman"/>
+          <w:sz w:val="20"/>
+          <w:szCs w:val="24"/>
+        </w:rPr>
+        <w:t>Epileptic</w:t>
+      </w:r>
+      <w:proofErr w:type="spellEnd"/>
+      <w:r>
+        <w:rPr>
+          <w:rStyle w:val="Kiemels"/>
+          <w:rFonts w:ascii="Times New Roman" w:hAnsi="Times New Roman" w:cs="Times New Roman"/>
+          <w:sz w:val="20"/>
+          <w:szCs w:val="24"/>
+        </w:rPr>
+        <w:t xml:space="preserve"> </w:t>
+      </w:r>
+      <w:proofErr w:type="spellStart"/>
+      <w:r>
+        <w:rPr>
+          <w:rStyle w:val="Kiemels"/>
+          <w:rFonts w:ascii="Times New Roman" w:hAnsi="Times New Roman" w:cs="Times New Roman"/>
+          <w:sz w:val="20"/>
+          <w:szCs w:val="24"/>
+        </w:rPr>
+        <w:t>Seizure</w:t>
+      </w:r>
+      <w:proofErr w:type="spellEnd"/>
+      <w:r>
+        <w:rPr>
+          <w:rStyle w:val="Kiemels"/>
+          <w:rFonts w:ascii="Times New Roman" w:hAnsi="Times New Roman" w:cs="Times New Roman"/>
+          <w:sz w:val="20"/>
+          <w:szCs w:val="24"/>
+        </w:rPr>
+        <w:t xml:space="preserve"> </w:t>
+      </w:r>
+      <w:proofErr w:type="spellStart"/>
+      <w:r>
+        <w:rPr>
+          <w:rStyle w:val="Kiemels"/>
+          <w:rFonts w:ascii="Times New Roman" w:hAnsi="Times New Roman" w:cs="Times New Roman"/>
+          <w:sz w:val="20"/>
+          <w:szCs w:val="24"/>
+        </w:rPr>
+        <w:t>Detection</w:t>
+      </w:r>
+      <w:proofErr w:type="spellEnd"/>
+      <w:r>
+        <w:rPr>
+          <w:rFonts w:ascii="Times New Roman" w:hAnsi="Times New Roman" w:cs="Times New Roman"/>
+          <w:sz w:val="20"/>
+          <w:szCs w:val="24"/>
+        </w:rPr>
+        <w:t xml:space="preserve">. </w:t>
+      </w:r>
+      <w:proofErr w:type="spellStart"/>
+      <w:r>
+        <w:rPr>
+          <w:rFonts w:ascii="Times New Roman" w:hAnsi="Times New Roman" w:cs="Times New Roman"/>
+          <w:sz w:val="20"/>
+          <w:szCs w:val="24"/>
+        </w:rPr>
+        <w:t>PubMed</w:t>
+      </w:r>
+      <w:proofErr w:type="spellEnd"/>
+      <w:r>
+        <w:rPr>
+          <w:rFonts w:ascii="Times New Roman" w:hAnsi="Times New Roman" w:cs="Times New Roman"/>
+          <w:sz w:val="20"/>
+          <w:szCs w:val="24"/>
+        </w:rPr>
+        <w:t xml:space="preserve"> </w:t>
+      </w:r>
+      <w:proofErr w:type="spellStart"/>
+      <w:r>
+        <w:rPr>
+          <w:rFonts w:ascii="Times New Roman" w:hAnsi="Times New Roman" w:cs="Times New Roman"/>
+          <w:sz w:val="20"/>
+          <w:szCs w:val="24"/>
+        </w:rPr>
+        <w:t>Central</w:t>
+      </w:r>
+      <w:proofErr w:type="spellEnd"/>
+      <w:r>
+        <w:rPr>
+          <w:rFonts w:ascii="Times New Roman" w:hAnsi="Times New Roman" w:cs="Times New Roman"/>
+          <w:sz w:val="20"/>
+          <w:szCs w:val="24"/>
+        </w:rPr>
+        <w:t xml:space="preserve">. </w:t>
+      </w:r>
+      <w:hyperlink r:id="rId20" w:history="1">
+        <w:r>
+          <w:rPr>
+            <w:rStyle w:val="Hiperhivatkozs"/>
+            <w:rFonts w:ascii="Times New Roman" w:hAnsi="Times New Roman" w:cs="Times New Roman"/>
+            <w:sz w:val="20"/>
+            <w:szCs w:val="24"/>
+          </w:rPr>
+          <w:t>https://www.ncbi.nlm.nih.gov/pmc/articles/PMC9689720/</w:t>
+        </w:r>
+      </w:hyperlink>
+    </w:p>
+    <w:p>
+      <w:pPr>
+        <w:spacing w:after="120" w:line="360" w:lineRule="auto"/>
+        <w:rPr>
+          <w:rFonts w:ascii="Times New Roman" w:hAnsi="Times New Roman" w:cs="Times New Roman"/>
+          <w:sz w:val="20"/>
+          <w:szCs w:val="24"/>
+        </w:rPr>
+      </w:pPr>
+      <w:bookmarkStart w:id="36" w:name="forras4"/>
+      <w:r>
+        <w:rPr>
+          <w:rFonts w:ascii="Times New Roman" w:hAnsi="Times New Roman" w:cs="Times New Roman"/>
+          <w:sz w:val="20"/>
+          <w:szCs w:val="24"/>
+        </w:rPr>
+        <w:t>[4]</w:t>
+      </w:r>
+      <w:bookmarkEnd w:id="36"/>
+      <w:r>
+        <w:rPr>
+          <w:rFonts w:ascii="Times New Roman" w:hAnsi="Times New Roman" w:cs="Times New Roman"/>
+          <w:sz w:val="20"/>
+          <w:szCs w:val="24"/>
+        </w:rPr>
+        <w:t xml:space="preserve"> </w:t>
+      </w:r>
+      <w:proofErr w:type="spellStart"/>
+      <w:r>
+        <w:rPr>
+          <w:rFonts w:ascii="Times New Roman" w:hAnsi="Times New Roman" w:cs="Times New Roman"/>
+          <w:sz w:val="20"/>
+          <w:szCs w:val="24"/>
+        </w:rPr>
+        <w:t>Seal</w:t>
+      </w:r>
+      <w:proofErr w:type="spellEnd"/>
+      <w:r>
+        <w:rPr>
+          <w:rFonts w:ascii="Times New Roman" w:hAnsi="Times New Roman" w:cs="Times New Roman"/>
+          <w:sz w:val="20"/>
+          <w:szCs w:val="24"/>
+        </w:rPr>
+        <w:t xml:space="preserve">, </w:t>
+      </w:r>
+      <w:proofErr w:type="gramStart"/>
+      <w:r>
+        <w:rPr>
+          <w:rFonts w:ascii="Times New Roman" w:hAnsi="Times New Roman" w:cs="Times New Roman"/>
+          <w:sz w:val="20"/>
+          <w:szCs w:val="24"/>
+        </w:rPr>
+        <w:t>A</w:t>
+      </w:r>
+      <w:proofErr w:type="gramEnd"/>
+      <w:r>
+        <w:rPr>
+          <w:rFonts w:ascii="Times New Roman" w:hAnsi="Times New Roman" w:cs="Times New Roman"/>
+          <w:sz w:val="20"/>
+          <w:szCs w:val="24"/>
+        </w:rPr>
+        <w:t xml:space="preserve">. et </w:t>
+      </w:r>
+      <w:proofErr w:type="spellStart"/>
+      <w:r>
+        <w:rPr>
+          <w:rFonts w:ascii="Times New Roman" w:hAnsi="Times New Roman" w:cs="Times New Roman"/>
+          <w:sz w:val="20"/>
+          <w:szCs w:val="24"/>
+        </w:rPr>
+        <w:t>al</w:t>
+      </w:r>
+      <w:proofErr w:type="spellEnd"/>
+      <w:r>
+        <w:rPr>
+          <w:rFonts w:ascii="Times New Roman" w:hAnsi="Times New Roman" w:cs="Times New Roman"/>
+          <w:sz w:val="20"/>
+          <w:szCs w:val="24"/>
+        </w:rPr>
+        <w:t xml:space="preserve">. (2024). </w:t>
+      </w:r>
+      <w:r>
+        <w:rPr>
+          <w:rStyle w:val="Kiemels"/>
+          <w:rFonts w:ascii="Times New Roman" w:hAnsi="Times New Roman" w:cs="Times New Roman"/>
+          <w:sz w:val="20"/>
+          <w:szCs w:val="24"/>
+        </w:rPr>
+        <w:t xml:space="preserve">A </w:t>
+      </w:r>
+      <w:proofErr w:type="spellStart"/>
+      <w:r>
+        <w:rPr>
+          <w:rStyle w:val="Kiemels"/>
+          <w:rFonts w:ascii="Times New Roman" w:hAnsi="Times New Roman" w:cs="Times New Roman"/>
+          <w:sz w:val="20"/>
+          <w:szCs w:val="24"/>
+        </w:rPr>
+        <w:t>machine</w:t>
+      </w:r>
+      <w:proofErr w:type="spellEnd"/>
+      <w:r>
+        <w:rPr>
+          <w:rStyle w:val="Kiemels"/>
+          <w:rFonts w:ascii="Times New Roman" w:hAnsi="Times New Roman" w:cs="Times New Roman"/>
+          <w:sz w:val="20"/>
+          <w:szCs w:val="24"/>
+        </w:rPr>
+        <w:t xml:space="preserve"> </w:t>
+      </w:r>
+      <w:proofErr w:type="spellStart"/>
+      <w:r>
+        <w:rPr>
+          <w:rStyle w:val="Kiemels"/>
+          <w:rFonts w:ascii="Times New Roman" w:hAnsi="Times New Roman" w:cs="Times New Roman"/>
+          <w:sz w:val="20"/>
+          <w:szCs w:val="24"/>
+        </w:rPr>
+        <w:t>learning</w:t>
+      </w:r>
+      <w:proofErr w:type="spellEnd"/>
+      <w:r>
+        <w:rPr>
+          <w:rStyle w:val="Kiemels"/>
+          <w:rFonts w:ascii="Times New Roman" w:hAnsi="Times New Roman" w:cs="Times New Roman"/>
+          <w:sz w:val="20"/>
+          <w:szCs w:val="24"/>
+        </w:rPr>
+        <w:t xml:space="preserve"> </w:t>
+      </w:r>
+      <w:proofErr w:type="spellStart"/>
+      <w:r>
+        <w:rPr>
+          <w:rStyle w:val="Kiemels"/>
+          <w:rFonts w:ascii="Times New Roman" w:hAnsi="Times New Roman" w:cs="Times New Roman"/>
+          <w:sz w:val="20"/>
+          <w:szCs w:val="24"/>
+        </w:rPr>
+        <w:t>based</w:t>
+      </w:r>
+      <w:proofErr w:type="spellEnd"/>
+      <w:r>
+        <w:rPr>
+          <w:rStyle w:val="Kiemels"/>
+          <w:rFonts w:ascii="Times New Roman" w:hAnsi="Times New Roman" w:cs="Times New Roman"/>
+          <w:sz w:val="20"/>
+          <w:szCs w:val="24"/>
+        </w:rPr>
+        <w:t xml:space="preserve"> </w:t>
+      </w:r>
+      <w:proofErr w:type="spellStart"/>
+      <w:r>
+        <w:rPr>
+          <w:rStyle w:val="Kiemels"/>
+          <w:rFonts w:ascii="Times New Roman" w:hAnsi="Times New Roman" w:cs="Times New Roman"/>
+          <w:sz w:val="20"/>
+          <w:szCs w:val="24"/>
+        </w:rPr>
+        <w:t>depression</w:t>
+      </w:r>
+      <w:proofErr w:type="spellEnd"/>
+      <w:r>
+        <w:rPr>
+          <w:rStyle w:val="Kiemels"/>
+          <w:rFonts w:ascii="Times New Roman" w:hAnsi="Times New Roman" w:cs="Times New Roman"/>
+          <w:sz w:val="20"/>
+          <w:szCs w:val="24"/>
+        </w:rPr>
+        <w:t xml:space="preserve"> </w:t>
+      </w:r>
+      <w:proofErr w:type="spellStart"/>
+      <w:r>
+        <w:rPr>
+          <w:rStyle w:val="Kiemels"/>
+          <w:rFonts w:ascii="Times New Roman" w:hAnsi="Times New Roman" w:cs="Times New Roman"/>
+          <w:sz w:val="20"/>
+          <w:szCs w:val="24"/>
+        </w:rPr>
+        <w:t>screening</w:t>
+      </w:r>
+      <w:proofErr w:type="spellEnd"/>
+      <w:r>
+        <w:rPr>
+          <w:rStyle w:val="Kiemels"/>
+          <w:rFonts w:ascii="Times New Roman" w:hAnsi="Times New Roman" w:cs="Times New Roman"/>
+          <w:sz w:val="20"/>
+          <w:szCs w:val="24"/>
+        </w:rPr>
+        <w:t xml:space="preserve"> </w:t>
+      </w:r>
+      <w:proofErr w:type="spellStart"/>
+      <w:r>
+        <w:rPr>
+          <w:rStyle w:val="Kiemels"/>
+          <w:rFonts w:ascii="Times New Roman" w:hAnsi="Times New Roman" w:cs="Times New Roman"/>
+          <w:sz w:val="20"/>
+          <w:szCs w:val="24"/>
+        </w:rPr>
+        <w:t>framework</w:t>
+      </w:r>
+      <w:proofErr w:type="spellEnd"/>
+      <w:r>
+        <w:rPr>
+          <w:rStyle w:val="Kiemels"/>
+          <w:rFonts w:ascii="Times New Roman" w:hAnsi="Times New Roman" w:cs="Times New Roman"/>
+          <w:sz w:val="20"/>
+          <w:szCs w:val="24"/>
+        </w:rPr>
+        <w:t xml:space="preserve"> </w:t>
+      </w:r>
+      <w:proofErr w:type="spellStart"/>
+      <w:r>
+        <w:rPr>
+          <w:rStyle w:val="Kiemels"/>
+          <w:rFonts w:ascii="Times New Roman" w:hAnsi="Times New Roman" w:cs="Times New Roman"/>
+          <w:sz w:val="20"/>
+          <w:szCs w:val="24"/>
+        </w:rPr>
+        <w:t>using</w:t>
+      </w:r>
+      <w:proofErr w:type="spellEnd"/>
+      <w:r>
+        <w:rPr>
+          <w:rStyle w:val="Kiemels"/>
+          <w:rFonts w:ascii="Times New Roman" w:hAnsi="Times New Roman" w:cs="Times New Roman"/>
+          <w:sz w:val="20"/>
+          <w:szCs w:val="24"/>
+        </w:rPr>
+        <w:t xml:space="preserve"> </w:t>
+      </w:r>
+      <w:proofErr w:type="spellStart"/>
+      <w:r>
+        <w:rPr>
+          <w:rStyle w:val="Kiemels"/>
+          <w:rFonts w:ascii="Times New Roman" w:hAnsi="Times New Roman" w:cs="Times New Roman"/>
+          <w:sz w:val="20"/>
+          <w:szCs w:val="24"/>
+        </w:rPr>
+        <w:t>temporal</w:t>
+      </w:r>
+      <w:proofErr w:type="spellEnd"/>
+      <w:r>
+        <w:rPr>
+          <w:rStyle w:val="Kiemels"/>
+          <w:rFonts w:ascii="Times New Roman" w:hAnsi="Times New Roman" w:cs="Times New Roman"/>
+          <w:sz w:val="20"/>
+          <w:szCs w:val="24"/>
+        </w:rPr>
+        <w:t xml:space="preserve"> </w:t>
+      </w:r>
+      <w:proofErr w:type="spellStart"/>
+      <w:r>
+        <w:rPr>
+          <w:rStyle w:val="Kiemels"/>
+          <w:rFonts w:ascii="Times New Roman" w:hAnsi="Times New Roman" w:cs="Times New Roman"/>
+          <w:sz w:val="20"/>
+          <w:szCs w:val="24"/>
+        </w:rPr>
+        <w:t>domain</w:t>
+      </w:r>
+      <w:proofErr w:type="spellEnd"/>
+      <w:r>
+        <w:rPr>
+          <w:rStyle w:val="Kiemels"/>
+          <w:rFonts w:ascii="Times New Roman" w:hAnsi="Times New Roman" w:cs="Times New Roman"/>
+          <w:sz w:val="20"/>
+          <w:szCs w:val="24"/>
+        </w:rPr>
+        <w:t xml:space="preserve"> </w:t>
+      </w:r>
+      <w:proofErr w:type="spellStart"/>
+      <w:r>
+        <w:rPr>
+          <w:rStyle w:val="Kiemels"/>
+          <w:rFonts w:ascii="Times New Roman" w:hAnsi="Times New Roman" w:cs="Times New Roman"/>
+          <w:sz w:val="20"/>
+          <w:szCs w:val="24"/>
+        </w:rPr>
+        <w:t>features</w:t>
+      </w:r>
+      <w:proofErr w:type="spellEnd"/>
+      <w:r>
+        <w:rPr>
+          <w:rStyle w:val="Kiemels"/>
+          <w:rFonts w:ascii="Times New Roman" w:hAnsi="Times New Roman" w:cs="Times New Roman"/>
+          <w:sz w:val="20"/>
+          <w:szCs w:val="24"/>
+        </w:rPr>
+        <w:t xml:space="preserve"> of </w:t>
+      </w:r>
+      <w:proofErr w:type="spellStart"/>
+      <w:r>
+        <w:rPr>
+          <w:rStyle w:val="Kiemels"/>
+          <w:rFonts w:ascii="Times New Roman" w:hAnsi="Times New Roman" w:cs="Times New Roman"/>
+          <w:sz w:val="20"/>
+          <w:szCs w:val="24"/>
+        </w:rPr>
+        <w:t>the</w:t>
+      </w:r>
+      <w:proofErr w:type="spellEnd"/>
+      <w:r>
+        <w:rPr>
+          <w:rStyle w:val="Kiemels"/>
+          <w:rFonts w:ascii="Times New Roman" w:hAnsi="Times New Roman" w:cs="Times New Roman"/>
+          <w:sz w:val="20"/>
+          <w:szCs w:val="24"/>
+        </w:rPr>
+        <w:t xml:space="preserve"> </w:t>
+      </w:r>
+      <w:proofErr w:type="spellStart"/>
+      <w:r>
+        <w:rPr>
+          <w:rStyle w:val="Kiemels"/>
+          <w:rFonts w:ascii="Times New Roman" w:hAnsi="Times New Roman" w:cs="Times New Roman"/>
+          <w:sz w:val="20"/>
+          <w:szCs w:val="24"/>
+        </w:rPr>
+        <w:t>electroencephalography</w:t>
+      </w:r>
+      <w:proofErr w:type="spellEnd"/>
+      <w:r>
+        <w:rPr>
+          <w:rStyle w:val="Kiemels"/>
+          <w:rFonts w:ascii="Times New Roman" w:hAnsi="Times New Roman" w:cs="Times New Roman"/>
+          <w:sz w:val="20"/>
+          <w:szCs w:val="24"/>
+        </w:rPr>
+        <w:t xml:space="preserve"> </w:t>
+      </w:r>
+      <w:proofErr w:type="spellStart"/>
+      <w:r>
+        <w:rPr>
+          <w:rStyle w:val="Kiemels"/>
+          <w:rFonts w:ascii="Times New Roman" w:hAnsi="Times New Roman" w:cs="Times New Roman"/>
+          <w:sz w:val="20"/>
+          <w:szCs w:val="24"/>
+        </w:rPr>
+        <w:t>signals</w:t>
+      </w:r>
+      <w:proofErr w:type="spellEnd"/>
+      <w:r>
+        <w:rPr>
+          <w:rFonts w:ascii="Times New Roman" w:hAnsi="Times New Roman" w:cs="Times New Roman"/>
+          <w:sz w:val="20"/>
+          <w:szCs w:val="24"/>
+        </w:rPr>
+        <w:t xml:space="preserve">. PLOS </w:t>
+      </w:r>
+      <w:proofErr w:type="spellStart"/>
+      <w:r>
+        <w:rPr>
+          <w:rFonts w:ascii="Times New Roman" w:hAnsi="Times New Roman" w:cs="Times New Roman"/>
+          <w:sz w:val="20"/>
+          <w:szCs w:val="24"/>
+        </w:rPr>
+        <w:t>One</w:t>
+      </w:r>
+      <w:proofErr w:type="spellEnd"/>
+      <w:r>
+        <w:rPr>
+          <w:rFonts w:ascii="Times New Roman" w:hAnsi="Times New Roman" w:cs="Times New Roman"/>
+          <w:sz w:val="20"/>
+          <w:szCs w:val="24"/>
+        </w:rPr>
+        <w:t xml:space="preserve">. </w:t>
+      </w:r>
+      <w:hyperlink r:id="rId21" w:history="1">
+        <w:r>
+          <w:rPr>
+            <w:rStyle w:val="Hiperhivatkozs"/>
+            <w:rFonts w:ascii="Times New Roman" w:hAnsi="Times New Roman" w:cs="Times New Roman"/>
+            <w:sz w:val="20"/>
+            <w:szCs w:val="24"/>
+          </w:rPr>
+          <w:t>https://journals.plos.org/plosone/article?id=10.1371/journal.pone.0299127</w:t>
+        </w:r>
+      </w:hyperlink>
+    </w:p>
+    <w:p>
+      <w:pPr>
+        <w:spacing w:after="120" w:line="360" w:lineRule="auto"/>
+        <w:rPr>
+          <w:rFonts w:ascii="Times New Roman" w:hAnsi="Times New Roman" w:cs="Times New Roman"/>
+          <w:sz w:val="20"/>
+          <w:szCs w:val="24"/>
+        </w:rPr>
+      </w:pPr>
+      <w:bookmarkStart w:id="37" w:name="forras5"/>
+      <w:r>
+        <w:rPr>
+          <w:rFonts w:ascii="Times New Roman" w:hAnsi="Times New Roman" w:cs="Times New Roman"/>
+          <w:sz w:val="20"/>
+          <w:szCs w:val="24"/>
+        </w:rPr>
+        <w:t>[5]</w:t>
+      </w:r>
+      <w:bookmarkEnd w:id="37"/>
+      <w:r>
+        <w:rPr>
+          <w:rFonts w:ascii="Times New Roman" w:hAnsi="Times New Roman" w:cs="Times New Roman"/>
+          <w:sz w:val="20"/>
+          <w:szCs w:val="24"/>
+        </w:rPr>
+        <w:t xml:space="preserve"> </w:t>
+      </w:r>
+      <w:proofErr w:type="spellStart"/>
+      <w:r>
+        <w:rPr>
+          <w:rFonts w:ascii="Times New Roman" w:hAnsi="Times New Roman" w:cs="Times New Roman"/>
+          <w:sz w:val="20"/>
+          <w:szCs w:val="24"/>
+        </w:rPr>
+        <w:t>Shumbayawonda</w:t>
+      </w:r>
+      <w:proofErr w:type="spellEnd"/>
+      <w:r>
+        <w:rPr>
+          <w:rFonts w:ascii="Times New Roman" w:hAnsi="Times New Roman" w:cs="Times New Roman"/>
+          <w:sz w:val="20"/>
+          <w:szCs w:val="24"/>
+        </w:rPr>
+        <w:t xml:space="preserve">, E. et </w:t>
+      </w:r>
+      <w:proofErr w:type="spellStart"/>
+      <w:r>
+        <w:rPr>
+          <w:rFonts w:ascii="Times New Roman" w:hAnsi="Times New Roman" w:cs="Times New Roman"/>
+          <w:sz w:val="20"/>
+          <w:szCs w:val="24"/>
+        </w:rPr>
+        <w:t>al</w:t>
+      </w:r>
+      <w:proofErr w:type="spellEnd"/>
+      <w:r>
+        <w:rPr>
+          <w:rFonts w:ascii="Times New Roman" w:hAnsi="Times New Roman" w:cs="Times New Roman"/>
+          <w:sz w:val="20"/>
+          <w:szCs w:val="24"/>
+        </w:rPr>
+        <w:t xml:space="preserve">. (2023). </w:t>
+      </w:r>
+      <w:proofErr w:type="spellStart"/>
+      <w:r>
+        <w:rPr>
+          <w:rStyle w:val="Kiemels"/>
+          <w:rFonts w:ascii="Times New Roman" w:hAnsi="Times New Roman" w:cs="Times New Roman"/>
+          <w:sz w:val="20"/>
+          <w:szCs w:val="24"/>
+        </w:rPr>
+        <w:t>Computational</w:t>
+      </w:r>
+      <w:proofErr w:type="spellEnd"/>
+      <w:r>
+        <w:rPr>
+          <w:rStyle w:val="Kiemels"/>
+          <w:rFonts w:ascii="Times New Roman" w:hAnsi="Times New Roman" w:cs="Times New Roman"/>
+          <w:sz w:val="20"/>
+          <w:szCs w:val="24"/>
+        </w:rPr>
+        <w:t xml:space="preserve"> </w:t>
+      </w:r>
+      <w:proofErr w:type="spellStart"/>
+      <w:r>
+        <w:rPr>
+          <w:rStyle w:val="Kiemels"/>
+          <w:rFonts w:ascii="Times New Roman" w:hAnsi="Times New Roman" w:cs="Times New Roman"/>
+          <w:sz w:val="20"/>
+          <w:szCs w:val="24"/>
+        </w:rPr>
+        <w:t>methods</w:t>
+      </w:r>
+      <w:proofErr w:type="spellEnd"/>
+      <w:r>
+        <w:rPr>
+          <w:rStyle w:val="Kiemels"/>
+          <w:rFonts w:ascii="Times New Roman" w:hAnsi="Times New Roman" w:cs="Times New Roman"/>
+          <w:sz w:val="20"/>
+          <w:szCs w:val="24"/>
+        </w:rPr>
+        <w:t xml:space="preserve"> of EEG </w:t>
+      </w:r>
+      <w:proofErr w:type="spellStart"/>
+      <w:r>
+        <w:rPr>
+          <w:rStyle w:val="Kiemels"/>
+          <w:rFonts w:ascii="Times New Roman" w:hAnsi="Times New Roman" w:cs="Times New Roman"/>
+          <w:sz w:val="20"/>
+          <w:szCs w:val="24"/>
+        </w:rPr>
+        <w:t>signals</w:t>
+      </w:r>
+      <w:proofErr w:type="spellEnd"/>
+      <w:r>
+        <w:rPr>
+          <w:rStyle w:val="Kiemels"/>
+          <w:rFonts w:ascii="Times New Roman" w:hAnsi="Times New Roman" w:cs="Times New Roman"/>
+          <w:sz w:val="20"/>
+          <w:szCs w:val="24"/>
+        </w:rPr>
+        <w:t xml:space="preserve"> </w:t>
+      </w:r>
+      <w:proofErr w:type="spellStart"/>
+      <w:r>
+        <w:rPr>
+          <w:rStyle w:val="Kiemels"/>
+          <w:rFonts w:ascii="Times New Roman" w:hAnsi="Times New Roman" w:cs="Times New Roman"/>
+          <w:sz w:val="20"/>
+          <w:szCs w:val="24"/>
+        </w:rPr>
+        <w:t>analysis</w:t>
+      </w:r>
+      <w:proofErr w:type="spellEnd"/>
+      <w:r>
+        <w:rPr>
+          <w:rStyle w:val="Kiemels"/>
+          <w:rFonts w:ascii="Times New Roman" w:hAnsi="Times New Roman" w:cs="Times New Roman"/>
+          <w:sz w:val="20"/>
+          <w:szCs w:val="24"/>
+        </w:rPr>
+        <w:t xml:space="preserve"> </w:t>
+      </w:r>
+      <w:proofErr w:type="spellStart"/>
+      <w:r>
+        <w:rPr>
+          <w:rStyle w:val="Kiemels"/>
+          <w:rFonts w:ascii="Times New Roman" w:hAnsi="Times New Roman" w:cs="Times New Roman"/>
+          <w:sz w:val="20"/>
+          <w:szCs w:val="24"/>
+        </w:rPr>
+        <w:t>for</w:t>
+      </w:r>
+      <w:proofErr w:type="spellEnd"/>
+      <w:r>
+        <w:rPr>
+          <w:rStyle w:val="Kiemels"/>
+          <w:rFonts w:ascii="Times New Roman" w:hAnsi="Times New Roman" w:cs="Times New Roman"/>
+          <w:sz w:val="20"/>
+          <w:szCs w:val="24"/>
+        </w:rPr>
+        <w:t xml:space="preserve"> </w:t>
+      </w:r>
+      <w:proofErr w:type="spellStart"/>
+      <w:r>
+        <w:rPr>
+          <w:rStyle w:val="Kiemels"/>
+          <w:rFonts w:ascii="Times New Roman" w:hAnsi="Times New Roman" w:cs="Times New Roman"/>
+          <w:sz w:val="20"/>
+          <w:szCs w:val="24"/>
+        </w:rPr>
+        <w:t>Alzheimer's</w:t>
+      </w:r>
+      <w:proofErr w:type="spellEnd"/>
+      <w:r>
+        <w:rPr>
+          <w:rStyle w:val="Kiemels"/>
+          <w:rFonts w:ascii="Times New Roman" w:hAnsi="Times New Roman" w:cs="Times New Roman"/>
+          <w:sz w:val="20"/>
+          <w:szCs w:val="24"/>
+        </w:rPr>
+        <w:t xml:space="preserve"> </w:t>
+      </w:r>
+      <w:proofErr w:type="spellStart"/>
+      <w:r>
+        <w:rPr>
+          <w:rStyle w:val="Kiemels"/>
+          <w:rFonts w:ascii="Times New Roman" w:hAnsi="Times New Roman" w:cs="Times New Roman"/>
+          <w:sz w:val="20"/>
+          <w:szCs w:val="24"/>
+        </w:rPr>
+        <w:t>disease</w:t>
+      </w:r>
+      <w:proofErr w:type="spellEnd"/>
+      <w:r>
+        <w:rPr>
+          <w:rStyle w:val="Kiemels"/>
+          <w:rFonts w:ascii="Times New Roman" w:hAnsi="Times New Roman" w:cs="Times New Roman"/>
+          <w:sz w:val="20"/>
+          <w:szCs w:val="24"/>
+        </w:rPr>
+        <w:t xml:space="preserve"> </w:t>
+      </w:r>
+      <w:proofErr w:type="spellStart"/>
+      <w:r>
+        <w:rPr>
+          <w:rStyle w:val="Kiemels"/>
+          <w:rFonts w:ascii="Times New Roman" w:hAnsi="Times New Roman" w:cs="Times New Roman"/>
+          <w:sz w:val="20"/>
+          <w:szCs w:val="24"/>
+        </w:rPr>
+        <w:t>classification</w:t>
+      </w:r>
+      <w:proofErr w:type="spellEnd"/>
+      <w:r>
+        <w:rPr>
+          <w:rFonts w:ascii="Times New Roman" w:hAnsi="Times New Roman" w:cs="Times New Roman"/>
+          <w:sz w:val="20"/>
+          <w:szCs w:val="24"/>
+        </w:rPr>
+        <w:t xml:space="preserve">. </w:t>
+      </w:r>
+      <w:proofErr w:type="spellStart"/>
+      <w:r>
+        <w:rPr>
+          <w:rFonts w:ascii="Times New Roman" w:hAnsi="Times New Roman" w:cs="Times New Roman"/>
+          <w:sz w:val="20"/>
+          <w:szCs w:val="24"/>
+        </w:rPr>
+        <w:t>Scientific</w:t>
+      </w:r>
+      <w:proofErr w:type="spellEnd"/>
+      <w:r>
+        <w:rPr>
+          <w:rFonts w:ascii="Times New Roman" w:hAnsi="Times New Roman" w:cs="Times New Roman"/>
+          <w:sz w:val="20"/>
+          <w:szCs w:val="24"/>
+        </w:rPr>
+        <w:t xml:space="preserve"> </w:t>
+      </w:r>
+      <w:proofErr w:type="spellStart"/>
+      <w:r>
+        <w:rPr>
+          <w:rFonts w:ascii="Times New Roman" w:hAnsi="Times New Roman" w:cs="Times New Roman"/>
+          <w:sz w:val="20"/>
+          <w:szCs w:val="24"/>
+        </w:rPr>
+        <w:t>Reports</w:t>
+      </w:r>
+      <w:proofErr w:type="spellEnd"/>
+      <w:r>
+        <w:rPr>
+          <w:rFonts w:ascii="Times New Roman" w:hAnsi="Times New Roman" w:cs="Times New Roman"/>
+          <w:sz w:val="20"/>
+          <w:szCs w:val="24"/>
+        </w:rPr>
+        <w:t xml:space="preserve">. </w:t>
+      </w:r>
+      <w:hyperlink r:id="rId22" w:history="1">
+        <w:r>
+          <w:rPr>
+            <w:rStyle w:val="Hiperhivatkozs"/>
+            <w:rFonts w:ascii="Times New Roman" w:hAnsi="Times New Roman" w:cs="Times New Roman"/>
+            <w:sz w:val="20"/>
+            <w:szCs w:val="24"/>
+          </w:rPr>
+          <w:t>https://www.nature.com/articles/s41598-023-32664-8</w:t>
+        </w:r>
+      </w:hyperlink>
+    </w:p>
+    <w:p>
+      <w:pPr>
+        <w:spacing w:after="120" w:line="360" w:lineRule="auto"/>
+        <w:rPr>
+          <w:rFonts w:ascii="Times New Roman" w:hAnsi="Times New Roman" w:cs="Times New Roman"/>
+          <w:sz w:val="20"/>
+          <w:szCs w:val="24"/>
+        </w:rPr>
+      </w:pPr>
+      <w:bookmarkStart w:id="38" w:name="forras6"/>
+      <w:r>
+        <w:rPr>
+          <w:rFonts w:ascii="Times New Roman" w:hAnsi="Times New Roman" w:cs="Times New Roman"/>
+          <w:sz w:val="20"/>
+          <w:szCs w:val="24"/>
+        </w:rPr>
+        <w:t>[6]</w:t>
+      </w:r>
+      <w:bookmarkEnd w:id="38"/>
+      <w:r>
+        <w:rPr>
+          <w:rFonts w:ascii="Times New Roman" w:hAnsi="Times New Roman" w:cs="Times New Roman"/>
+          <w:sz w:val="20"/>
+          <w:szCs w:val="24"/>
+        </w:rPr>
+        <w:t xml:space="preserve"> </w:t>
+      </w:r>
+      <w:r>
+        <w:rPr>
+          <w:sz w:val="20"/>
+          <w:szCs w:val="24"/>
+        </w:rPr>
+        <w:t>Newson, J. J</w:t>
+      </w:r>
+      <w:proofErr w:type="gramStart"/>
+      <w:r>
+        <w:rPr>
+          <w:sz w:val="20"/>
+          <w:szCs w:val="24"/>
+        </w:rPr>
+        <w:t>.,</w:t>
+      </w:r>
+      <w:proofErr w:type="gramEnd"/>
+      <w:r>
+        <w:rPr>
+          <w:sz w:val="20"/>
+          <w:szCs w:val="24"/>
+        </w:rPr>
+        <w:t xml:space="preserve"> &amp; </w:t>
+      </w:r>
+      <w:proofErr w:type="spellStart"/>
+      <w:r>
+        <w:rPr>
+          <w:sz w:val="20"/>
+          <w:szCs w:val="24"/>
+        </w:rPr>
+        <w:t>Thiagarajan</w:t>
+      </w:r>
+      <w:proofErr w:type="spellEnd"/>
+      <w:r>
+        <w:rPr>
+          <w:sz w:val="20"/>
+          <w:szCs w:val="24"/>
+        </w:rPr>
+        <w:t xml:space="preserve">, T. C. (2019). EEG </w:t>
+      </w:r>
+      <w:proofErr w:type="spellStart"/>
+      <w:r>
+        <w:rPr>
+          <w:sz w:val="20"/>
+          <w:szCs w:val="24"/>
+        </w:rPr>
+        <w:t>Frequency</w:t>
+      </w:r>
+      <w:proofErr w:type="spellEnd"/>
+      <w:r>
+        <w:rPr>
+          <w:sz w:val="20"/>
+          <w:szCs w:val="24"/>
+        </w:rPr>
+        <w:t xml:space="preserve"> </w:t>
+      </w:r>
+      <w:proofErr w:type="spellStart"/>
+      <w:r>
+        <w:rPr>
+          <w:sz w:val="20"/>
+          <w:szCs w:val="24"/>
+        </w:rPr>
+        <w:t>Bands</w:t>
+      </w:r>
+      <w:proofErr w:type="spellEnd"/>
+      <w:r>
+        <w:rPr>
+          <w:sz w:val="20"/>
+          <w:szCs w:val="24"/>
+        </w:rPr>
+        <w:t xml:space="preserve"> in </w:t>
+      </w:r>
+      <w:proofErr w:type="spellStart"/>
+      <w:r>
+        <w:rPr>
+          <w:sz w:val="20"/>
+          <w:szCs w:val="24"/>
+        </w:rPr>
+        <w:t>Psychiatric</w:t>
+      </w:r>
+      <w:proofErr w:type="spellEnd"/>
+      <w:r>
+        <w:rPr>
+          <w:sz w:val="20"/>
+          <w:szCs w:val="24"/>
+        </w:rPr>
+        <w:t xml:space="preserve"> </w:t>
+      </w:r>
+      <w:proofErr w:type="spellStart"/>
+      <w:r>
+        <w:rPr>
+          <w:sz w:val="20"/>
+          <w:szCs w:val="24"/>
+        </w:rPr>
+        <w:t>Disorders</w:t>
+      </w:r>
+      <w:proofErr w:type="spellEnd"/>
+      <w:r>
+        <w:rPr>
+          <w:sz w:val="20"/>
+          <w:szCs w:val="24"/>
+        </w:rPr>
+        <w:t xml:space="preserve">: A </w:t>
+      </w:r>
+      <w:proofErr w:type="spellStart"/>
+      <w:r>
+        <w:rPr>
+          <w:rFonts w:ascii="Times New Roman" w:hAnsi="Times New Roman" w:cs="Times New Roman"/>
+          <w:sz w:val="20"/>
+          <w:szCs w:val="24"/>
+        </w:rPr>
+        <w:t>Review</w:t>
+      </w:r>
+      <w:proofErr w:type="spellEnd"/>
+      <w:r>
+        <w:rPr>
+          <w:rFonts w:ascii="Times New Roman" w:hAnsi="Times New Roman" w:cs="Times New Roman"/>
+          <w:sz w:val="20"/>
+          <w:szCs w:val="24"/>
+        </w:rPr>
+        <w:t xml:space="preserve"> of Resting </w:t>
+      </w:r>
+      <w:proofErr w:type="spellStart"/>
+      <w:r>
+        <w:rPr>
+          <w:rFonts w:ascii="Times New Roman" w:hAnsi="Times New Roman" w:cs="Times New Roman"/>
+          <w:sz w:val="20"/>
+          <w:szCs w:val="24"/>
+        </w:rPr>
+        <w:t>State</w:t>
+      </w:r>
+      <w:proofErr w:type="spellEnd"/>
+      <w:r>
+        <w:rPr>
+          <w:rFonts w:ascii="Times New Roman" w:hAnsi="Times New Roman" w:cs="Times New Roman"/>
+          <w:sz w:val="20"/>
+          <w:szCs w:val="24"/>
+        </w:rPr>
+        <w:t xml:space="preserve"> </w:t>
+      </w:r>
+      <w:proofErr w:type="spellStart"/>
+      <w:r>
+        <w:rPr>
+          <w:rFonts w:ascii="Times New Roman" w:hAnsi="Times New Roman" w:cs="Times New Roman"/>
+          <w:sz w:val="20"/>
+          <w:szCs w:val="24"/>
+        </w:rPr>
+        <w:t>Studies</w:t>
+      </w:r>
+      <w:proofErr w:type="spellEnd"/>
+      <w:r>
+        <w:rPr>
+          <w:rFonts w:ascii="Times New Roman" w:hAnsi="Times New Roman" w:cs="Times New Roman"/>
+          <w:sz w:val="20"/>
+          <w:szCs w:val="24"/>
+        </w:rPr>
+        <w:t xml:space="preserve">. </w:t>
+      </w:r>
+      <w:proofErr w:type="spellStart"/>
+      <w:r>
+        <w:rPr>
+          <w:rStyle w:val="Kiemels"/>
+          <w:rFonts w:ascii="Times New Roman" w:hAnsi="Times New Roman" w:cs="Times New Roman"/>
+          <w:sz w:val="20"/>
+          <w:szCs w:val="24"/>
+        </w:rPr>
+        <w:t>Frontiers</w:t>
+      </w:r>
+      <w:proofErr w:type="spellEnd"/>
+      <w:r>
+        <w:rPr>
+          <w:rStyle w:val="Kiemels"/>
+          <w:rFonts w:ascii="Times New Roman" w:hAnsi="Times New Roman" w:cs="Times New Roman"/>
+          <w:sz w:val="20"/>
+          <w:szCs w:val="24"/>
+        </w:rPr>
+        <w:t xml:space="preserve"> in Human </w:t>
+      </w:r>
+      <w:proofErr w:type="spellStart"/>
+      <w:r>
+        <w:rPr>
+          <w:rStyle w:val="Kiemels"/>
+          <w:rFonts w:ascii="Times New Roman" w:hAnsi="Times New Roman" w:cs="Times New Roman"/>
+          <w:sz w:val="20"/>
+          <w:szCs w:val="24"/>
+        </w:rPr>
+        <w:t>Neuroscience</w:t>
+      </w:r>
+      <w:proofErr w:type="spellEnd"/>
+      <w:r>
+        <w:rPr>
+          <w:rFonts w:ascii="Times New Roman" w:hAnsi="Times New Roman" w:cs="Times New Roman"/>
+          <w:sz w:val="20"/>
+          <w:szCs w:val="24"/>
+        </w:rPr>
+        <w:t xml:space="preserve">, 12, 521. </w:t>
+      </w:r>
+      <w:hyperlink r:id="rId23" w:history="1">
+        <w:r>
+          <w:rPr>
+            <w:rStyle w:val="Hiperhivatkozs"/>
+            <w:rFonts w:ascii="Times New Roman" w:hAnsi="Times New Roman" w:cs="Times New Roman"/>
+            <w:sz w:val="20"/>
+            <w:szCs w:val="24"/>
+          </w:rPr>
+          <w:t>https://doi.org/10.3389/fnhum.2018.00521</w:t>
+        </w:r>
+      </w:hyperlink>
+    </w:p>
+    <w:p>
+      <w:pPr>
+        <w:spacing w:after="120" w:line="360" w:lineRule="auto"/>
+        <w:rPr>
+          <w:rFonts w:ascii="Times New Roman" w:hAnsi="Times New Roman" w:cs="Times New Roman"/>
+          <w:sz w:val="20"/>
+          <w:szCs w:val="24"/>
+        </w:rPr>
+      </w:pPr>
+      <w:bookmarkStart w:id="39" w:name="forras7"/>
+      <w:r>
+        <w:rPr>
+          <w:rFonts w:ascii="Times New Roman" w:hAnsi="Times New Roman" w:cs="Times New Roman"/>
+          <w:sz w:val="20"/>
+          <w:szCs w:val="24"/>
+        </w:rPr>
+        <w:t>[7]</w:t>
+      </w:r>
+      <w:bookmarkEnd w:id="39"/>
+      <w:r>
+        <w:rPr>
+          <w:rFonts w:ascii="Times New Roman" w:hAnsi="Times New Roman" w:cs="Times New Roman"/>
+          <w:sz w:val="20"/>
+          <w:szCs w:val="24"/>
+        </w:rPr>
+        <w:t xml:space="preserve"> </w:t>
+      </w:r>
+      <w:proofErr w:type="spellStart"/>
+      <w:r>
+        <w:rPr>
+          <w:rFonts w:ascii="Times New Roman" w:hAnsi="Times New Roman" w:cs="Times New Roman"/>
+          <w:sz w:val="20"/>
+          <w:szCs w:val="24"/>
+        </w:rPr>
+        <w:t>Anthropic</w:t>
+      </w:r>
+      <w:proofErr w:type="spellEnd"/>
+      <w:r>
+        <w:rPr>
+          <w:rFonts w:ascii="Times New Roman" w:hAnsi="Times New Roman" w:cs="Times New Roman"/>
+          <w:sz w:val="20"/>
+          <w:szCs w:val="24"/>
+        </w:rPr>
+        <w:t xml:space="preserve">. (2026). </w:t>
+      </w:r>
+      <w:r>
+        <w:rPr>
+          <w:rStyle w:val="Kiemels"/>
+          <w:rFonts w:ascii="Times New Roman" w:hAnsi="Times New Roman" w:cs="Times New Roman"/>
+          <w:sz w:val="20"/>
+          <w:szCs w:val="24"/>
+        </w:rPr>
+        <w:t>Az EEG öt fő frekvenciasávja</w:t>
+      </w:r>
+      <w:r>
+        <w:rPr>
+          <w:rFonts w:ascii="Times New Roman" w:hAnsi="Times New Roman" w:cs="Times New Roman"/>
+          <w:sz w:val="20"/>
+          <w:szCs w:val="24"/>
+        </w:rPr>
+        <w:t xml:space="preserve"> [AI-generált ábra]. Claude </w:t>
+      </w:r>
+      <w:proofErr w:type="spellStart"/>
+      <w:r>
+        <w:rPr>
+          <w:rFonts w:ascii="Times New Roman" w:hAnsi="Times New Roman" w:cs="Times New Roman"/>
+          <w:sz w:val="20"/>
+          <w:szCs w:val="24"/>
+        </w:rPr>
+        <w:t>Sonnet</w:t>
+      </w:r>
+      <w:proofErr w:type="spellEnd"/>
+      <w:r>
+        <w:rPr>
+          <w:rFonts w:ascii="Times New Roman" w:hAnsi="Times New Roman" w:cs="Times New Roman"/>
+          <w:sz w:val="20"/>
+          <w:szCs w:val="24"/>
+        </w:rPr>
+        <w:t xml:space="preserve"> 4.6. </w:t>
+      </w:r>
+      <w:hyperlink r:id="rId24" w:history="1">
+        <w:r>
+          <w:rPr>
+            <w:rStyle w:val="Hiperhivatkozs"/>
+            <w:rFonts w:ascii="Times New Roman" w:hAnsi="Times New Roman" w:cs="Times New Roman"/>
+            <w:sz w:val="20"/>
+            <w:szCs w:val="24"/>
+          </w:rPr>
+          <w:t>https://claude.ai</w:t>
+        </w:r>
+      </w:hyperlink>
+      <w:r>
+        <w:rPr>
+          <w:rFonts w:ascii="Times New Roman" w:hAnsi="Times New Roman" w:cs="Times New Roman"/>
+          <w:sz w:val="20"/>
+          <w:szCs w:val="24"/>
+        </w:rPr>
+        <w:t xml:space="preserve">. </w:t>
+      </w:r>
+      <w:proofErr w:type="gramStart"/>
+      <w:r>
+        <w:rPr>
+          <w:rFonts w:ascii="Times New Roman" w:hAnsi="Times New Roman" w:cs="Times New Roman"/>
+          <w:sz w:val="20"/>
+          <w:szCs w:val="24"/>
+        </w:rPr>
+        <w:t>Prompt</w:t>
+      </w:r>
+      <w:proofErr w:type="gramEnd"/>
+      <w:r>
+        <w:rPr>
+          <w:rFonts w:ascii="Times New Roman" w:hAnsi="Times New Roman" w:cs="Times New Roman"/>
+          <w:sz w:val="20"/>
+          <w:szCs w:val="24"/>
+        </w:rPr>
+        <w:t>: "Készíts egy ábrát az EEG öt fő frekvenciasávjáról (delta, théta, alfa, béta, gamma), minden sávnál tüntesd fel a frekvenciatartományt és az élettani jelentést, valamint egy szemléltető hullámformát. Magyar nyelven, tiszta, letisztult stílusban.</w:t>
+      </w:r>
+      <w:r>
+        <w:rPr>
+          <w:rFonts w:ascii="Times New Roman" w:hAnsi="Times New Roman" w:cs="Times New Roman"/>
+          <w:sz w:val="20"/>
+          <w:szCs w:val="24"/>
+        </w:rPr>
+        <w:t>”</w:t>
+      </w:r>
+    </w:p>
+    <w:p>
+      <w:pPr>
+        <w:spacing w:after="120" w:line="360" w:lineRule="auto"/>
+        <w:rPr>
+          <w:rFonts w:ascii="Times New Roman" w:hAnsi="Times New Roman" w:cs="Times New Roman"/>
+          <w:sz w:val="20"/>
+          <w:szCs w:val="24"/>
+        </w:rPr>
+      </w:pPr>
+      <w:bookmarkStart w:id="40" w:name="forras8"/>
+      <w:r>
+        <w:rPr>
+          <w:rFonts w:ascii="Times New Roman" w:hAnsi="Times New Roman" w:cs="Times New Roman"/>
+          <w:sz w:val="20"/>
+          <w:szCs w:val="24"/>
+        </w:rPr>
+        <w:t>[8]</w:t>
+      </w:r>
+      <w:bookmarkEnd w:id="40"/>
+      <w:r>
+        <w:rPr>
+          <w:rFonts w:ascii="Times New Roman" w:hAnsi="Times New Roman" w:cs="Times New Roman"/>
+          <w:sz w:val="20"/>
+          <w:szCs w:val="24"/>
+        </w:rPr>
+        <w:t xml:space="preserve"> </w:t>
+      </w:r>
+      <w:proofErr w:type="spellStart"/>
+      <w:r>
+        <w:rPr>
+          <w:rFonts w:ascii="Times New Roman" w:hAnsi="Times New Roman" w:cs="Times New Roman"/>
+          <w:sz w:val="20"/>
+          <w:szCs w:val="24"/>
+        </w:rPr>
+        <w:t>Cortes</w:t>
+      </w:r>
+      <w:proofErr w:type="spellEnd"/>
+      <w:r>
+        <w:rPr>
+          <w:rFonts w:ascii="Times New Roman" w:hAnsi="Times New Roman" w:cs="Times New Roman"/>
+          <w:sz w:val="20"/>
+          <w:szCs w:val="24"/>
+        </w:rPr>
+        <w:t xml:space="preserve">, C., &amp; </w:t>
+      </w:r>
+      <w:proofErr w:type="spellStart"/>
+      <w:r>
+        <w:rPr>
+          <w:rFonts w:ascii="Times New Roman" w:hAnsi="Times New Roman" w:cs="Times New Roman"/>
+          <w:sz w:val="20"/>
+          <w:szCs w:val="24"/>
+        </w:rPr>
+        <w:t>Vapnik</w:t>
+      </w:r>
+      <w:proofErr w:type="spellEnd"/>
+      <w:r>
+        <w:rPr>
+          <w:rFonts w:ascii="Times New Roman" w:hAnsi="Times New Roman" w:cs="Times New Roman"/>
+          <w:sz w:val="20"/>
+          <w:szCs w:val="24"/>
+        </w:rPr>
+        <w:t xml:space="preserve">, V. (1995). </w:t>
+      </w:r>
+      <w:proofErr w:type="spellStart"/>
+      <w:r>
+        <w:rPr>
+          <w:rFonts w:ascii="Times New Roman" w:hAnsi="Times New Roman" w:cs="Times New Roman"/>
+          <w:sz w:val="20"/>
+          <w:szCs w:val="24"/>
+        </w:rPr>
+        <w:t>Support-vector</w:t>
+      </w:r>
+      <w:proofErr w:type="spellEnd"/>
+      <w:r>
+        <w:rPr>
+          <w:rFonts w:ascii="Times New Roman" w:hAnsi="Times New Roman" w:cs="Times New Roman"/>
+          <w:sz w:val="20"/>
+          <w:szCs w:val="24"/>
+        </w:rPr>
+        <w:t xml:space="preserve"> </w:t>
+      </w:r>
+      <w:proofErr w:type="spellStart"/>
+      <w:r>
+        <w:rPr>
+          <w:rFonts w:ascii="Times New Roman" w:hAnsi="Times New Roman" w:cs="Times New Roman"/>
+          <w:sz w:val="20"/>
+          <w:szCs w:val="24"/>
+        </w:rPr>
+        <w:t>networks</w:t>
+      </w:r>
+      <w:proofErr w:type="spellEnd"/>
+      <w:r>
+        <w:rPr>
+          <w:rFonts w:ascii="Times New Roman" w:hAnsi="Times New Roman" w:cs="Times New Roman"/>
+          <w:sz w:val="20"/>
+          <w:szCs w:val="24"/>
+        </w:rPr>
+        <w:t xml:space="preserve">. </w:t>
+      </w:r>
+      <w:proofErr w:type="spellStart"/>
+      <w:r>
+        <w:rPr>
+          <w:rStyle w:val="Kiemels"/>
+          <w:rFonts w:ascii="Times New Roman" w:hAnsi="Times New Roman" w:cs="Times New Roman"/>
+          <w:sz w:val="20"/>
+          <w:szCs w:val="24"/>
+        </w:rPr>
+        <w:t>Machine</w:t>
+      </w:r>
+      <w:proofErr w:type="spellEnd"/>
+      <w:r>
+        <w:rPr>
+          <w:rStyle w:val="Kiemels"/>
+          <w:rFonts w:ascii="Times New Roman" w:hAnsi="Times New Roman" w:cs="Times New Roman"/>
+          <w:sz w:val="20"/>
+          <w:szCs w:val="24"/>
+        </w:rPr>
+        <w:t xml:space="preserve"> </w:t>
+      </w:r>
+      <w:proofErr w:type="spellStart"/>
+      <w:r>
+        <w:rPr>
+          <w:rStyle w:val="Kiemels"/>
+          <w:rFonts w:ascii="Times New Roman" w:hAnsi="Times New Roman" w:cs="Times New Roman"/>
+          <w:sz w:val="20"/>
+          <w:szCs w:val="24"/>
+        </w:rPr>
+        <w:t>Learning</w:t>
+      </w:r>
+      <w:proofErr w:type="spellEnd"/>
+      <w:r>
+        <w:rPr>
+          <w:rFonts w:ascii="Times New Roman" w:hAnsi="Times New Roman" w:cs="Times New Roman"/>
+          <w:sz w:val="20"/>
+          <w:szCs w:val="24"/>
+        </w:rPr>
+        <w:t xml:space="preserve">, </w:t>
+      </w:r>
+      <w:proofErr w:type="gramStart"/>
+      <w:r>
+        <w:rPr>
+          <w:rFonts w:ascii="Times New Roman" w:hAnsi="Times New Roman" w:cs="Times New Roman"/>
+          <w:sz w:val="20"/>
+          <w:szCs w:val="24"/>
+        </w:rPr>
+        <w:t>20(</w:t>
+      </w:r>
+      <w:proofErr w:type="gramEnd"/>
+      <w:r>
+        <w:rPr>
+          <w:rFonts w:ascii="Times New Roman" w:hAnsi="Times New Roman" w:cs="Times New Roman"/>
+          <w:sz w:val="20"/>
+          <w:szCs w:val="24"/>
+        </w:rPr>
+        <w:t xml:space="preserve">3), 273–297. </w:t>
+      </w:r>
+      <w:hyperlink r:id="rId25" w:history="1">
+        <w:r>
+          <w:rPr>
+            <w:rStyle w:val="Hiperhivatkozs"/>
+            <w:rFonts w:ascii="Times New Roman" w:hAnsi="Times New Roman" w:cs="Times New Roman"/>
+            <w:sz w:val="20"/>
+            <w:szCs w:val="24"/>
+          </w:rPr>
+          <w:t>https://doi.org/10.1007/BF00994018</w:t>
+        </w:r>
+      </w:hyperlink>
+    </w:p>
+    <w:p>
+      <w:pPr>
+        <w:spacing w:after="120" w:line="360" w:lineRule="auto"/>
+        <w:rPr>
+          <w:rFonts w:ascii="Times New Roman" w:hAnsi="Times New Roman" w:cs="Times New Roman"/>
+          <w:sz w:val="20"/>
+          <w:szCs w:val="24"/>
+        </w:rPr>
+      </w:pPr>
+      <w:bookmarkStart w:id="41" w:name="forras9"/>
+      <w:r>
+        <w:rPr>
+          <w:rFonts w:ascii="Times New Roman" w:hAnsi="Times New Roman" w:cs="Times New Roman"/>
+          <w:sz w:val="20"/>
+          <w:szCs w:val="24"/>
+        </w:rPr>
+        <w:t>[9]</w:t>
+      </w:r>
+      <w:bookmarkEnd w:id="41"/>
+      <w:r>
+        <w:rPr>
+          <w:rFonts w:ascii="Times New Roman" w:hAnsi="Times New Roman" w:cs="Times New Roman"/>
+          <w:sz w:val="20"/>
+          <w:szCs w:val="24"/>
+        </w:rPr>
+        <w:t xml:space="preserve"> </w:t>
+      </w:r>
+      <w:proofErr w:type="spellStart"/>
+      <w:r>
+        <w:rPr>
+          <w:rFonts w:ascii="Times New Roman" w:hAnsi="Times New Roman" w:cs="Times New Roman"/>
+          <w:sz w:val="20"/>
+          <w:szCs w:val="24"/>
+        </w:rPr>
+        <w:t>Breiman</w:t>
+      </w:r>
+      <w:proofErr w:type="spellEnd"/>
+      <w:r>
+        <w:rPr>
+          <w:rFonts w:ascii="Times New Roman" w:hAnsi="Times New Roman" w:cs="Times New Roman"/>
+          <w:sz w:val="20"/>
+          <w:szCs w:val="24"/>
+        </w:rPr>
+        <w:t xml:space="preserve">, L. (2001). Random </w:t>
+      </w:r>
+      <w:proofErr w:type="spellStart"/>
+      <w:r>
+        <w:rPr>
+          <w:rFonts w:ascii="Times New Roman" w:hAnsi="Times New Roman" w:cs="Times New Roman"/>
+          <w:sz w:val="20"/>
+          <w:szCs w:val="24"/>
+        </w:rPr>
+        <w:t>forests</w:t>
+      </w:r>
+      <w:proofErr w:type="spellEnd"/>
+      <w:r>
+        <w:rPr>
+          <w:rFonts w:ascii="Times New Roman" w:hAnsi="Times New Roman" w:cs="Times New Roman"/>
+          <w:sz w:val="20"/>
+          <w:szCs w:val="24"/>
+        </w:rPr>
+        <w:t xml:space="preserve">. </w:t>
+      </w:r>
+      <w:proofErr w:type="spellStart"/>
+      <w:r>
+        <w:rPr>
+          <w:rStyle w:val="Kiemels"/>
+          <w:rFonts w:ascii="Times New Roman" w:hAnsi="Times New Roman" w:cs="Times New Roman"/>
+          <w:sz w:val="20"/>
+          <w:szCs w:val="24"/>
+        </w:rPr>
+        <w:t>Machine</w:t>
+      </w:r>
+      <w:proofErr w:type="spellEnd"/>
+      <w:r>
+        <w:rPr>
+          <w:rStyle w:val="Kiemels"/>
+          <w:rFonts w:ascii="Times New Roman" w:hAnsi="Times New Roman" w:cs="Times New Roman"/>
+          <w:sz w:val="20"/>
+          <w:szCs w:val="24"/>
+        </w:rPr>
+        <w:t xml:space="preserve"> </w:t>
+      </w:r>
+      <w:proofErr w:type="spellStart"/>
+      <w:r>
+        <w:rPr>
+          <w:rStyle w:val="Kiemels"/>
+          <w:rFonts w:ascii="Times New Roman" w:hAnsi="Times New Roman" w:cs="Times New Roman"/>
+          <w:sz w:val="20"/>
+          <w:szCs w:val="24"/>
+        </w:rPr>
+        <w:t>Learning</w:t>
+      </w:r>
+      <w:proofErr w:type="spellEnd"/>
+      <w:r>
+        <w:rPr>
+          <w:rFonts w:ascii="Times New Roman" w:hAnsi="Times New Roman" w:cs="Times New Roman"/>
+          <w:sz w:val="20"/>
+          <w:szCs w:val="24"/>
+        </w:rPr>
+        <w:t xml:space="preserve">, </w:t>
+      </w:r>
+      <w:proofErr w:type="gramStart"/>
+      <w:r>
+        <w:rPr>
+          <w:rFonts w:ascii="Times New Roman" w:hAnsi="Times New Roman" w:cs="Times New Roman"/>
+          <w:sz w:val="20"/>
+          <w:szCs w:val="24"/>
+        </w:rPr>
+        <w:t>45(</w:t>
+      </w:r>
+      <w:proofErr w:type="gramEnd"/>
+      <w:r>
+        <w:rPr>
+          <w:rFonts w:ascii="Times New Roman" w:hAnsi="Times New Roman" w:cs="Times New Roman"/>
+          <w:sz w:val="20"/>
+          <w:szCs w:val="24"/>
+        </w:rPr>
+        <w:t xml:space="preserve">1), 5–32. </w:t>
+      </w:r>
+      <w:hyperlink r:id="rId26" w:history="1">
+        <w:r>
+          <w:rPr>
+            <w:rStyle w:val="Hiperhivatkozs"/>
+            <w:rFonts w:ascii="Times New Roman" w:hAnsi="Times New Roman" w:cs="Times New Roman"/>
+            <w:sz w:val="20"/>
+            <w:szCs w:val="24"/>
+          </w:rPr>
+          <w:t>https://doi.org/10.1023/A:1010933404324</w:t>
+        </w:r>
+      </w:hyperlink>
+    </w:p>
+    <w:p>
+      <w:pPr>
+        <w:pStyle w:val="font-claude-response-body"/>
+        <w:spacing w:before="0" w:beforeAutospacing="0" w:after="120" w:afterAutospacing="0" w:line="360" w:lineRule="auto"/>
+        <w:rPr>
+          <w:sz w:val="20"/>
+        </w:rPr>
+      </w:pPr>
+      <w:bookmarkStart w:id="42" w:name="forras10"/>
+      <w:r>
+        <w:rPr>
+          <w:sz w:val="20"/>
+        </w:rPr>
+        <w:t>[10]</w:t>
+      </w:r>
+      <w:bookmarkEnd w:id="42"/>
+      <w:r>
+        <w:rPr>
+          <w:sz w:val="20"/>
+        </w:rPr>
+        <w:t xml:space="preserve"> </w:t>
+      </w:r>
+      <w:proofErr w:type="spellStart"/>
+      <w:r>
+        <w:rPr>
+          <w:sz w:val="20"/>
+        </w:rPr>
+        <w:t>Chen</w:t>
+      </w:r>
+      <w:proofErr w:type="spellEnd"/>
+      <w:r>
+        <w:rPr>
+          <w:sz w:val="20"/>
+        </w:rPr>
+        <w:t>, T</w:t>
+      </w:r>
+      <w:proofErr w:type="gramStart"/>
+      <w:r>
+        <w:rPr>
+          <w:sz w:val="20"/>
+        </w:rPr>
+        <w:t>.,</w:t>
+      </w:r>
+      <w:proofErr w:type="gramEnd"/>
+      <w:r>
+        <w:rPr>
+          <w:sz w:val="20"/>
+        </w:rPr>
+        <w:t xml:space="preserve"> &amp; </w:t>
+      </w:r>
+      <w:proofErr w:type="spellStart"/>
+      <w:r>
+        <w:rPr>
+          <w:sz w:val="20"/>
+        </w:rPr>
+        <w:t>Guestrin</w:t>
+      </w:r>
+      <w:proofErr w:type="spellEnd"/>
+      <w:r>
+        <w:rPr>
+          <w:sz w:val="20"/>
+        </w:rPr>
+        <w:t xml:space="preserve">, C. (2016). </w:t>
+      </w:r>
+      <w:proofErr w:type="spellStart"/>
+      <w:r>
+        <w:rPr>
+          <w:sz w:val="20"/>
+        </w:rPr>
+        <w:t>XGBoost</w:t>
+      </w:r>
+      <w:proofErr w:type="spellEnd"/>
+      <w:r>
+        <w:rPr>
+          <w:sz w:val="20"/>
+        </w:rPr>
+        <w:t xml:space="preserve">: A </w:t>
+      </w:r>
+      <w:proofErr w:type="spellStart"/>
+      <w:r>
+        <w:rPr>
+          <w:sz w:val="20"/>
+        </w:rPr>
+        <w:t>scalable</w:t>
+      </w:r>
+      <w:proofErr w:type="spellEnd"/>
+      <w:r>
+        <w:rPr>
+          <w:sz w:val="20"/>
+        </w:rPr>
+        <w:t xml:space="preserve"> </w:t>
+      </w:r>
+      <w:proofErr w:type="spellStart"/>
+      <w:r>
+        <w:rPr>
+          <w:sz w:val="20"/>
+        </w:rPr>
+        <w:t>tree</w:t>
+      </w:r>
+      <w:proofErr w:type="spellEnd"/>
+      <w:r>
+        <w:rPr>
+          <w:sz w:val="20"/>
+        </w:rPr>
+        <w:t xml:space="preserve"> </w:t>
+      </w:r>
+      <w:proofErr w:type="spellStart"/>
+      <w:r>
+        <w:rPr>
+          <w:sz w:val="20"/>
+        </w:rPr>
+        <w:t>boosting</w:t>
+      </w:r>
+      <w:proofErr w:type="spellEnd"/>
+      <w:r>
+        <w:rPr>
+          <w:sz w:val="20"/>
+        </w:rPr>
+        <w:t xml:space="preserve"> </w:t>
+      </w:r>
+      <w:proofErr w:type="spellStart"/>
+      <w:r>
+        <w:rPr>
+          <w:sz w:val="20"/>
+        </w:rPr>
+        <w:t>system</w:t>
+      </w:r>
+      <w:proofErr w:type="spellEnd"/>
+      <w:r>
+        <w:rPr>
+          <w:sz w:val="20"/>
+        </w:rPr>
+        <w:t xml:space="preserve">. </w:t>
+      </w:r>
+      <w:proofErr w:type="spellStart"/>
+      <w:r>
+        <w:rPr>
+          <w:rStyle w:val="Kiemels"/>
+          <w:sz w:val="20"/>
+        </w:rPr>
+        <w:t>Proceedings</w:t>
+      </w:r>
+      <w:proofErr w:type="spellEnd"/>
+      <w:r>
+        <w:rPr>
+          <w:rStyle w:val="Kiemels"/>
+          <w:sz w:val="20"/>
+        </w:rPr>
+        <w:t xml:space="preserve"> of </w:t>
+      </w:r>
+      <w:proofErr w:type="spellStart"/>
+      <w:r>
+        <w:rPr>
+          <w:rStyle w:val="Kiemels"/>
+          <w:sz w:val="20"/>
+        </w:rPr>
+        <w:t>the</w:t>
+      </w:r>
+      <w:proofErr w:type="spellEnd"/>
+      <w:r>
+        <w:rPr>
+          <w:rStyle w:val="Kiemels"/>
+          <w:sz w:val="20"/>
+        </w:rPr>
+        <w:t xml:space="preserve"> 22nd ACM SIGKDD International </w:t>
+      </w:r>
+      <w:proofErr w:type="spellStart"/>
+      <w:r>
+        <w:rPr>
+          <w:rStyle w:val="Kiemels"/>
+          <w:sz w:val="20"/>
+        </w:rPr>
+        <w:t>Conference</w:t>
+      </w:r>
+      <w:proofErr w:type="spellEnd"/>
+      <w:r>
+        <w:rPr>
+          <w:rStyle w:val="Kiemels"/>
+          <w:sz w:val="20"/>
+        </w:rPr>
+        <w:t xml:space="preserve"> </w:t>
+      </w:r>
+      <w:proofErr w:type="spellStart"/>
+      <w:r>
+        <w:rPr>
+          <w:rStyle w:val="Kiemels"/>
+          <w:sz w:val="20"/>
+        </w:rPr>
+        <w:t>on</w:t>
+      </w:r>
+      <w:proofErr w:type="spellEnd"/>
+      <w:r>
+        <w:rPr>
+          <w:rStyle w:val="Kiemels"/>
+          <w:sz w:val="20"/>
+        </w:rPr>
+        <w:t xml:space="preserve"> </w:t>
+      </w:r>
+      <w:proofErr w:type="spellStart"/>
+      <w:r>
+        <w:rPr>
+          <w:rStyle w:val="Kiemels"/>
+          <w:sz w:val="20"/>
+        </w:rPr>
+        <w:t>Knowledge</w:t>
+      </w:r>
+      <w:proofErr w:type="spellEnd"/>
+      <w:r>
+        <w:rPr>
+          <w:rStyle w:val="Kiemels"/>
+          <w:sz w:val="20"/>
+        </w:rPr>
+        <w:t xml:space="preserve"> </w:t>
+      </w:r>
+      <w:proofErr w:type="spellStart"/>
+      <w:r>
+        <w:rPr>
+          <w:rStyle w:val="Kiemels"/>
+          <w:sz w:val="20"/>
+        </w:rPr>
+        <w:t>Discovery</w:t>
+      </w:r>
+      <w:proofErr w:type="spellEnd"/>
+      <w:r>
+        <w:rPr>
+          <w:rStyle w:val="Kiemels"/>
+          <w:sz w:val="20"/>
+        </w:rPr>
+        <w:t xml:space="preserve"> and Data Mining</w:t>
+      </w:r>
+      <w:r>
+        <w:rPr>
+          <w:sz w:val="20"/>
+        </w:rPr>
+        <w:t xml:space="preserve">, 785–794. </w:t>
+      </w:r>
+      <w:hyperlink r:id="rId27" w:history="1">
+        <w:r>
+          <w:rPr>
+            <w:rStyle w:val="Hiperhivatkozs"/>
+            <w:sz w:val="20"/>
+          </w:rPr>
+          <w:t>https://doi.org/10.1145/2939672.2939785</w:t>
+        </w:r>
+      </w:hyperlink>
+    </w:p>
+    <w:p>
+      <w:pPr>
+        <w:spacing w:after="120" w:line="360" w:lineRule="auto"/>
+        <w:rPr>
+          <w:rFonts w:ascii="Times New Roman" w:hAnsi="Times New Roman" w:cs="Times New Roman"/>
+          <w:sz w:val="20"/>
+          <w:szCs w:val="24"/>
+        </w:rPr>
+      </w:pPr>
+      <w:bookmarkStart w:id="43" w:name="forras11"/>
+      <w:r>
+        <w:rPr>
+          <w:rFonts w:ascii="Times New Roman" w:hAnsi="Times New Roman" w:cs="Times New Roman"/>
+          <w:sz w:val="20"/>
+          <w:szCs w:val="24"/>
+        </w:rPr>
+        <w:t>[11]</w:t>
+      </w:r>
+      <w:bookmarkEnd w:id="43"/>
+      <w:r>
+        <w:rPr>
+          <w:rFonts w:ascii="Times New Roman" w:hAnsi="Times New Roman" w:cs="Times New Roman"/>
+          <w:sz w:val="20"/>
+          <w:szCs w:val="24"/>
+        </w:rPr>
+        <w:t xml:space="preserve"> </w:t>
+      </w:r>
+      <w:proofErr w:type="spellStart"/>
+      <w:r>
+        <w:rPr>
+          <w:rFonts w:ascii="Times New Roman" w:hAnsi="Times New Roman" w:cs="Times New Roman"/>
+          <w:sz w:val="20"/>
+          <w:szCs w:val="24"/>
+        </w:rPr>
+        <w:t>Anthropic</w:t>
+      </w:r>
+      <w:proofErr w:type="spellEnd"/>
+      <w:r>
+        <w:rPr>
+          <w:rFonts w:ascii="Times New Roman" w:hAnsi="Times New Roman" w:cs="Times New Roman"/>
+          <w:sz w:val="20"/>
+          <w:szCs w:val="24"/>
+        </w:rPr>
+        <w:t>. (2026</w:t>
+      </w:r>
+      <w:r>
+        <w:rPr>
+          <w:rFonts w:ascii="Times New Roman" w:hAnsi="Times New Roman" w:cs="Times New Roman"/>
+          <w:sz w:val="20"/>
+          <w:szCs w:val="24"/>
+        </w:rPr>
+        <w:t xml:space="preserve">). </w:t>
+      </w:r>
+      <w:r>
+        <w:rPr>
+          <w:rStyle w:val="Kiemels"/>
+          <w:rFonts w:ascii="Times New Roman" w:hAnsi="Times New Roman" w:cs="Times New Roman"/>
+          <w:sz w:val="20"/>
+          <w:szCs w:val="24"/>
+        </w:rPr>
+        <w:t xml:space="preserve">Az 5-szörös rétegzett </w:t>
+      </w:r>
+      <w:proofErr w:type="spellStart"/>
+      <w:r>
+        <w:rPr>
+          <w:rStyle w:val="Kiemels"/>
+          <w:rFonts w:ascii="Times New Roman" w:hAnsi="Times New Roman" w:cs="Times New Roman"/>
+          <w:sz w:val="20"/>
+          <w:szCs w:val="24"/>
+        </w:rPr>
+        <w:t>keresztvalidáció</w:t>
+      </w:r>
+      <w:proofErr w:type="spellEnd"/>
+      <w:r>
+        <w:rPr>
+          <w:rStyle w:val="Kiemels"/>
+          <w:rFonts w:ascii="Times New Roman" w:hAnsi="Times New Roman" w:cs="Times New Roman"/>
+          <w:sz w:val="20"/>
+          <w:szCs w:val="24"/>
+        </w:rPr>
+        <w:t xml:space="preserve"> működése</w:t>
+      </w:r>
+      <w:r>
+        <w:rPr>
+          <w:rFonts w:ascii="Times New Roman" w:hAnsi="Times New Roman" w:cs="Times New Roman"/>
+          <w:sz w:val="20"/>
+          <w:szCs w:val="24"/>
+        </w:rPr>
+        <w:t xml:space="preserve"> [AI-generált ábra]. Claude </w:t>
+      </w:r>
+      <w:proofErr w:type="spellStart"/>
+      <w:r>
+        <w:rPr>
+          <w:rFonts w:ascii="Times New Roman" w:hAnsi="Times New Roman" w:cs="Times New Roman"/>
+          <w:sz w:val="20"/>
+          <w:szCs w:val="24"/>
+        </w:rPr>
+        <w:t>Sonnet</w:t>
+      </w:r>
+      <w:proofErr w:type="spellEnd"/>
+      <w:r>
+        <w:rPr>
+          <w:rFonts w:ascii="Times New Roman" w:hAnsi="Times New Roman" w:cs="Times New Roman"/>
+          <w:sz w:val="20"/>
+          <w:szCs w:val="24"/>
+        </w:rPr>
+        <w:t xml:space="preserve"> 4.6. </w:t>
+      </w:r>
+      <w:hyperlink r:id="rId28" w:history="1">
+        <w:r>
+          <w:rPr>
+            <w:rStyle w:val="Hiperhivatkozs"/>
+            <w:rFonts w:ascii="Times New Roman" w:hAnsi="Times New Roman" w:cs="Times New Roman"/>
+            <w:sz w:val="20"/>
+            <w:szCs w:val="24"/>
+          </w:rPr>
+          <w:t>https://claude.ai</w:t>
+        </w:r>
+      </w:hyperlink>
+      <w:r>
+        <w:rPr>
+          <w:rFonts w:ascii="Times New Roman" w:hAnsi="Times New Roman" w:cs="Times New Roman"/>
+          <w:sz w:val="20"/>
+          <w:szCs w:val="24"/>
+        </w:rPr>
+        <w:t xml:space="preserve">. Prompt: "Rajzolj egy ábrát az 5-szörös rétegzett </w:t>
+      </w:r>
+      <w:proofErr w:type="spellStart"/>
+      <w:r>
+        <w:rPr>
+          <w:rFonts w:ascii="Times New Roman" w:hAnsi="Times New Roman" w:cs="Times New Roman"/>
+          <w:sz w:val="20"/>
+          <w:szCs w:val="24"/>
+        </w:rPr>
+        <w:t>keresztvalidáció</w:t>
+      </w:r>
+      <w:proofErr w:type="spellEnd"/>
+      <w:r>
+        <w:rPr>
+          <w:rFonts w:ascii="Times New Roman" w:hAnsi="Times New Roman" w:cs="Times New Roman"/>
+          <w:sz w:val="20"/>
+          <w:szCs w:val="24"/>
+        </w:rPr>
+        <w:t xml:space="preserve"> működéséről, ahol minden körben más </w:t>
+      </w:r>
+      <w:proofErr w:type="gramStart"/>
+      <w:r>
+        <w:rPr>
+          <w:rFonts w:ascii="Times New Roman" w:hAnsi="Times New Roman" w:cs="Times New Roman"/>
+          <w:sz w:val="20"/>
+          <w:szCs w:val="24"/>
+        </w:rPr>
+        <w:t>fold</w:t>
+      </w:r>
+      <w:proofErr w:type="gramEnd"/>
+      <w:r>
+        <w:rPr>
+          <w:rFonts w:ascii="Times New Roman" w:hAnsi="Times New Roman" w:cs="Times New Roman"/>
+          <w:sz w:val="20"/>
+          <w:szCs w:val="24"/>
+        </w:rPr>
+        <w:t xml:space="preserve"> kerül tesztelésre és a többi tanításra szolgál. Fekete-fehér, tiszta stílusban, magyar feliratokkal."</w:t>
+      </w:r>
+    </w:p>
+    <w:p>
+      <w:pPr>
         <w:rPr>
           <w:rFonts w:ascii="Times New Roman" w:eastAsiaTheme="majorEastAsia" w:hAnsi="Times New Roman" w:cstheme="majorBidi"/>
           <w:b/>
-          <w:sz w:val="28"/>
           <w:szCs w:val="32"/>
         </w:rPr>
       </w:pPr>
       <w:r>
+        <w:rPr>
+          <w:sz w:val="18"/>
+        </w:rPr>
         <w:br w:type="page"/>
       </w:r>
     </w:p>
@@ -20768,14 +24938,14 @@
         <w:pStyle w:val="Cmsor2"/>
         <w:jc w:val="center"/>
       </w:pPr>
-      <w:bookmarkStart w:id="33" w:name="_Toc80443510"/>
-      <w:bookmarkStart w:id="34" w:name="_Toc229233089"/>
+      <w:bookmarkStart w:id="44" w:name="_Toc80443510"/>
+      <w:bookmarkStart w:id="45" w:name="_Toc229233089"/>
       <w:r>
         <w:lastRenderedPageBreak/>
         <w:t>Nyilatkozat</w:t>
       </w:r>
-      <w:bookmarkEnd w:id="33"/>
-      <w:bookmarkEnd w:id="34"/>
+      <w:bookmarkEnd w:id="44"/>
+      <w:bookmarkEnd w:id="45"/>
     </w:p>
     <w:p/>
     <w:p/>
@@ -20877,7 +25047,7 @@
         <w:rPr>
           <w:rFonts w:ascii="Times New Roman" w:hAnsi="Times New Roman" w:cs="Times New Roman"/>
         </w:rPr>
-        <w:t xml:space="preserve"> 2026.05.09</w:t>
+        <w:t xml:space="preserve"> 2026.05.21</w:t>
       </w:r>
     </w:p>
     <w:p>
@@ -20955,7 +25125,7 @@
       </w:pPr>
     </w:p>
     <w:sectPr>
-      <w:footerReference w:type="default" r:id="rId19"/>
+      <w:footerReference w:type="default" r:id="rId29"/>
       <w:pgSz w:w="11906" w:h="16838"/>
       <w:pgMar w:top="1418" w:right="1418" w:bottom="1418" w:left="1418" w:header="709" w:footer="709" w:gutter="567"/>
       <w:cols w:space="708"/>
@@ -21000,7 +25170,6 @@
         <w:docPartUnique/>
       </w:docPartObj>
     </w:sdtPr>
-    <w:sdtEndPr/>
     <w:sdtContent>
       <w:p>
         <w:pPr>
@@ -21020,7 +25189,7 @@
           <w:rPr>
             <w:noProof/>
           </w:rPr>
-          <w:t>6</w:t>
+          <w:t>31</w:t>
         </w:r>
         <w:r>
           <w:fldChar w:fldCharType="end"/>
@@ -22672,6 +26841,82 @@
       <w:lang w:val="en-US" w:eastAsia="hu-HU"/>
     </w:rPr>
   </w:style>
+  <w:style w:type="character" w:styleId="Kiemels">
+    <w:name w:val="Emphasis"/>
+    <w:basedOn w:val="Bekezdsalapbettpusa"/>
+    <w:uiPriority w:val="20"/>
+    <w:qFormat/>
+    <w:rsid w:val="00FB38A8"/>
+    <w:rPr>
+      <w:i/>
+      <w:iCs/>
+    </w:rPr>
+  </w:style>
+  <w:style w:type="paragraph" w:styleId="Lbjegyzetszveg">
+    <w:name w:val="footnote text"/>
+    <w:basedOn w:val="Norml"/>
+    <w:link w:val="LbjegyzetszvegChar"/>
+    <w:uiPriority w:val="99"/>
+    <w:semiHidden/>
+    <w:unhideWhenUsed/>
+    <w:rsid w:val="00235A15"/>
+    <w:pPr>
+      <w:spacing w:after="0" w:line="240" w:lineRule="auto"/>
+    </w:pPr>
+    <w:rPr>
+      <w:sz w:val="20"/>
+      <w:szCs w:val="20"/>
+    </w:rPr>
+  </w:style>
+  <w:style w:type="character" w:customStyle="1" w:styleId="LbjegyzetszvegChar">
+    <w:name w:val="Lábjegyzetszöveg Char"/>
+    <w:basedOn w:val="Bekezdsalapbettpusa"/>
+    <w:link w:val="Lbjegyzetszveg"/>
+    <w:uiPriority w:val="99"/>
+    <w:semiHidden/>
+    <w:rsid w:val="00235A15"/>
+    <w:rPr>
+      <w:sz w:val="20"/>
+      <w:szCs w:val="20"/>
+    </w:rPr>
+  </w:style>
+  <w:style w:type="character" w:styleId="Lbjegyzet-hivatkozs">
+    <w:name w:val="footnote reference"/>
+    <w:basedOn w:val="Bekezdsalapbettpusa"/>
+    <w:uiPriority w:val="99"/>
+    <w:semiHidden/>
+    <w:unhideWhenUsed/>
+    <w:rsid w:val="00235A15"/>
+    <w:rPr>
+      <w:vertAlign w:val="superscript"/>
+    </w:rPr>
+  </w:style>
+  <w:style w:type="character" w:styleId="Mrltotthiperhivatkozs">
+    <w:name w:val="FollowedHyperlink"/>
+    <w:basedOn w:val="Bekezdsalapbettpusa"/>
+    <w:uiPriority w:val="99"/>
+    <w:semiHidden/>
+    <w:unhideWhenUsed/>
+    <w:rsid w:val="00AF5F66"/>
+    <w:rPr>
+      <w:color w:val="954F72" w:themeColor="followedHyperlink"/>
+      <w:u w:val="single"/>
+    </w:rPr>
+  </w:style>
+  <w:style w:type="paragraph" w:customStyle="1" w:styleId="is-empty">
+    <w:name w:val="is-empty"/>
+    <w:basedOn w:val="Norml"/>
+    <w:rsid w:val="008D05EF"/>
+    <w:pPr>
+      <w:spacing w:before="100" w:beforeAutospacing="1" w:after="100" w:afterAutospacing="1" w:line="240" w:lineRule="auto"/>
+    </w:pPr>
+    <w:rPr>
+      <w:rFonts w:ascii="Times New Roman" w:eastAsia="Times New Roman" w:hAnsi="Times New Roman" w:cs="Times New Roman"/>
+      <w:sz w:val="24"/>
+      <w:szCs w:val="24"/>
+      <w:lang w:val="en-US"/>
+    </w:rPr>
+  </w:style>
 </w:styles>
 </file>
 
@@ -22941,7 +27186,7 @@
 </file>
 
 <file path=customXml/itemProps1.xml><?xml version="1.0" encoding="utf-8"?>
-<ds:datastoreItem xmlns:ds="http://schemas.openxmlformats.org/officeDocument/2006/customXml" ds:itemID="{46946983-7A91-4212-911F-07AC3C903FCE}">
+<ds:datastoreItem xmlns:ds="http://schemas.openxmlformats.org/officeDocument/2006/customXml" ds:itemID="{39DB1F66-D021-4C92-AEF6-2DC2B8D3B629}">
   <ds:schemaRefs>
     <ds:schemaRef ds:uri="http://schemas.openxmlformats.org/officeDocument/2006/bibliography"/>
   </ds:schemaRefs>

--- a/Szakdoga/szakdoga word/szakdolgozat.docx
+++ b/Szakdoga/szakdoga word/szakdolgozat.docx
@@ -1038,15 +1038,7 @@
       </w:r>
       <w:proofErr w:type="spellEnd"/>
       <w:r>
-        <w:t xml:space="preserve"> </w:t>
-      </w:r>
-      <w:proofErr w:type="spellStart"/>
-      <w:r>
-        <w:t>és</w:t>
-      </w:r>
-      <w:proofErr w:type="spellEnd"/>
-      <w:r>
-        <w:t xml:space="preserve"> </w:t>
+        <w:t xml:space="preserve"> és </w:t>
       </w:r>
       <w:proofErr w:type="spellStart"/>
       <w:r>
@@ -1297,15 +1289,7 @@
       </w:r>
       <w:proofErr w:type="spellEnd"/>
       <w:r>
-        <w:t xml:space="preserve"> </w:t>
-      </w:r>
-      <w:proofErr w:type="spellStart"/>
-      <w:r>
-        <w:t>és</w:t>
-      </w:r>
-      <w:proofErr w:type="spellEnd"/>
-      <w:r>
-        <w:t xml:space="preserve"> </w:t>
+        <w:t xml:space="preserve"> és </w:t>
       </w:r>
       <w:proofErr w:type="spellStart"/>
       <w:r>
@@ -1427,11 +1411,19 @@
       </w:r>
       <w:proofErr w:type="spellEnd"/>
       <w:r>
+        <w:t xml:space="preserve"> és </w:t>
+      </w:r>
+      <w:proofErr w:type="spellStart"/>
+      <w:r>
+        <w:t>statisztikai</w:t>
+      </w:r>
+      <w:proofErr w:type="spellEnd"/>
+      <w:r>
         <w:t xml:space="preserve"> </w:t>
       </w:r>
       <w:proofErr w:type="spellStart"/>
       <w:r>
-        <w:t>és</w:t>
+        <w:t>módszerekkel</w:t>
       </w:r>
       <w:proofErr w:type="spellEnd"/>
       <w:r>
@@ -1439,7 +1431,7 @@
       </w:r>
       <w:proofErr w:type="spellStart"/>
       <w:r>
-        <w:t>statisztikai</w:t>
+        <w:t>vizsgálni</w:t>
       </w:r>
       <w:proofErr w:type="spellEnd"/>
       <w:r>
@@ -1447,7 +1439,7 @@
       </w:r>
       <w:proofErr w:type="spellStart"/>
       <w:r>
-        <w:t>módszerekkel</w:t>
+        <w:t>az</w:t>
       </w:r>
       <w:proofErr w:type="spellEnd"/>
       <w:r>
@@ -1455,35 +1447,11 @@
       </w:r>
       <w:proofErr w:type="spellStart"/>
       <w:r>
-        <w:t>vizsgálni</w:t>
-      </w:r>
-      <w:proofErr w:type="spellEnd"/>
-      <w:r>
-        <w:t xml:space="preserve"> </w:t>
-      </w:r>
-      <w:proofErr w:type="spellStart"/>
-      <w:r>
-        <w:t>az</w:t>
-      </w:r>
-      <w:proofErr w:type="spellEnd"/>
-      <w:r>
-        <w:t xml:space="preserve"> </w:t>
-      </w:r>
-      <w:proofErr w:type="spellStart"/>
-      <w:r>
         <w:t>egészséges</w:t>
       </w:r>
       <w:proofErr w:type="spellEnd"/>
       <w:r>
-        <w:t xml:space="preserve"> </w:t>
-      </w:r>
-      <w:proofErr w:type="spellStart"/>
-      <w:r>
-        <w:t>és</w:t>
-      </w:r>
-      <w:proofErr w:type="spellEnd"/>
-      <w:r>
-        <w:t xml:space="preserve"> „</w:t>
+        <w:t xml:space="preserve"> és „</w:t>
       </w:r>
       <w:proofErr w:type="spellStart"/>
       <w:r>
@@ -1507,15 +1475,7 @@
       </w:r>
       <w:proofErr w:type="spellEnd"/>
       <w:r>
-        <w:t xml:space="preserve"> </w:t>
-      </w:r>
-      <w:proofErr w:type="spellStart"/>
-      <w:r>
-        <w:t>és</w:t>
-      </w:r>
-      <w:proofErr w:type="spellEnd"/>
-      <w:r>
-        <w:t xml:space="preserve"> </w:t>
+        <w:t xml:space="preserve"> és </w:t>
       </w:r>
       <w:proofErr w:type="spellStart"/>
       <w:r>
@@ -1643,15 +1603,7 @@
       </w:r>
       <w:proofErr w:type="spellEnd"/>
       <w:r>
-        <w:t xml:space="preserve"> </w:t>
-      </w:r>
-      <w:proofErr w:type="spellStart"/>
-      <w:r>
-        <w:t>és</w:t>
-      </w:r>
-      <w:proofErr w:type="spellEnd"/>
-      <w:r>
-        <w:t xml:space="preserve"> </w:t>
+        <w:t xml:space="preserve"> és </w:t>
       </w:r>
       <w:proofErr w:type="spellStart"/>
       <w:r>
@@ -4948,25 +4900,25 @@
       <w:r>
         <w:t>depressziónál</w:t>
       </w:r>
+      <w:r>
+        <w:fldChar w:fldCharType="begin"/>
+      </w:r>
+      <w:r>
+        <w:instrText xml:space="preserve"> REF forras4 \h </w:instrText>
+      </w:r>
+      <w:r>
+        <w:fldChar w:fldCharType="separate"/>
+      </w:r>
+      <w:r>
+        <w:rPr>
+          <w:sz w:val="20"/>
+        </w:rPr>
+        <w:t>[4]</w:t>
+      </w:r>
+      <w:r>
+        <w:fldChar w:fldCharType="end"/>
+      </w:r>
       <w:proofErr w:type="gramEnd"/>
-      <w:r>
-        <w:fldChar w:fldCharType="begin"/>
-      </w:r>
-      <w:r>
-        <w:instrText xml:space="preserve"> REF forras4 \h </w:instrText>
-      </w:r>
-      <w:r>
-        <w:fldChar w:fldCharType="separate"/>
-      </w:r>
-      <w:r>
-        <w:rPr>
-          <w:sz w:val="20"/>
-        </w:rPr>
-        <w:t>[4]</w:t>
-      </w:r>
-      <w:r>
-        <w:fldChar w:fldCharType="end"/>
-      </w:r>
       <w:r>
         <w:t xml:space="preserve"> és Alzheimer-kórnál</w:t>
       </w:r>
@@ -5001,67 +4953,90 @@
     </w:p>
     <w:p>
       <w:pPr>
-        <w:pStyle w:val="font-claude-response-body"/>
-        <w:spacing w:before="0" w:beforeAutospacing="0" w:after="0" w:afterAutospacing="0" w:line="360" w:lineRule="auto"/>
-        <w:ind w:firstLine="567"/>
+        <w:spacing w:line="360" w:lineRule="auto"/>
         <w:jc w:val="both"/>
-      </w:pPr>
-      <w:r>
+        <w:rPr>
+          <w:rFonts w:ascii="Times New Roman" w:eastAsia="Times New Roman" w:hAnsi="Times New Roman" w:cs="Times New Roman"/>
+          <w:sz w:val="24"/>
+          <w:szCs w:val="24"/>
+          <w:lang w:eastAsia="hu-HU"/>
+        </w:rPr>
+      </w:pPr>
+      <w:r>
+        <w:rPr>
+          <w:rFonts w:ascii="Times New Roman" w:hAnsi="Times New Roman" w:cs="Times New Roman"/>
+          <w:sz w:val="24"/>
+        </w:rPr>
         <w:t xml:space="preserve">A rendszer három modellt alkalmaz: </w:t>
       </w:r>
       <w:proofErr w:type="spellStart"/>
       <w:r>
+        <w:rPr>
+          <w:rFonts w:ascii="Times New Roman" w:hAnsi="Times New Roman" w:cs="Times New Roman"/>
+          <w:sz w:val="24"/>
+        </w:rPr>
         <w:t>Support</w:t>
       </w:r>
       <w:proofErr w:type="spellEnd"/>
       <w:r>
+        <w:rPr>
+          <w:rFonts w:ascii="Times New Roman" w:hAnsi="Times New Roman" w:cs="Times New Roman"/>
+          <w:sz w:val="24"/>
+        </w:rPr>
         <w:t xml:space="preserve"> </w:t>
       </w:r>
       <w:proofErr w:type="spellStart"/>
       <w:r>
+        <w:rPr>
+          <w:rFonts w:ascii="Times New Roman" w:hAnsi="Times New Roman" w:cs="Times New Roman"/>
+          <w:sz w:val="24"/>
+        </w:rPr>
         <w:t>Vector</w:t>
       </w:r>
       <w:proofErr w:type="spellEnd"/>
       <w:r>
+        <w:rPr>
+          <w:rFonts w:ascii="Times New Roman" w:hAnsi="Times New Roman" w:cs="Times New Roman"/>
+          <w:sz w:val="24"/>
+        </w:rPr>
         <w:t xml:space="preserve"> </w:t>
       </w:r>
       <w:proofErr w:type="spellStart"/>
       <w:r>
+        <w:rPr>
+          <w:rFonts w:ascii="Times New Roman" w:hAnsi="Times New Roman" w:cs="Times New Roman"/>
+          <w:sz w:val="24"/>
+        </w:rPr>
         <w:t>Machine</w:t>
       </w:r>
       <w:proofErr w:type="spellEnd"/>
       <w:r>
+        <w:rPr>
+          <w:rFonts w:ascii="Times New Roman" w:hAnsi="Times New Roman" w:cs="Times New Roman"/>
+          <w:sz w:val="24"/>
+        </w:rPr>
         <w:t xml:space="preserve">-t, Random Forest-et és </w:t>
       </w:r>
       <w:proofErr w:type="spellStart"/>
       <w:r>
+        <w:rPr>
+          <w:rFonts w:ascii="Times New Roman" w:hAnsi="Times New Roman" w:cs="Times New Roman"/>
+          <w:sz w:val="24"/>
+        </w:rPr>
         <w:t>XGBoost-ot</w:t>
       </w:r>
       <w:proofErr w:type="spellEnd"/>
       <w:r>
-        <w:t>. Mindhárom a kinyert jellemzők alapján próbálja szétválasztani a beteg és egészséges személyek felvételeit, és az eredményeiket egymással is összehasonlítom. Készült hozzá egy grafikus felhasználói felület is, ahol a betanítás, a vizualizáció és az új felvételek elemzése elvégezhető programozási tudás nélkül is. A dolgozat szerkezete ennek megfelelően alakul: a feladatkiírás után az adatok és módszerek bemutatása következik, ahol a jellemzőkinyerési eljárásokat és a gépi tanulási megközelítéseket ismertetem. Az implementáció fejezete a rendszer felépítését írja le részletesen, az eredmények fejezet pedig táblázatokkal és ábrákkal mutatja be, hogyan teljesítettek a modellek. A végén felhasználói és telepítési útmutató segíti a rendszer üzembe helyezését, az összefoglalás pedig a tanulságokat és a lehetséges követke</w:t>
-      </w:r>
-      <w:r>
-        <w:t>ző lépéseket foglalja</w:t>
-      </w:r>
-      <w:r>
-        <w:t xml:space="preserve"> </w:t>
-      </w:r>
-      <w:r>
-        <w:t>össze.</w:t>
-      </w:r>
-    </w:p>
-    <w:p>
-      <w:pPr>
-        <w:spacing w:line="360" w:lineRule="auto"/>
-        <w:rPr>
-          <w:rFonts w:ascii="Times New Roman" w:eastAsia="Times New Roman" w:hAnsi="Times New Roman" w:cs="Times New Roman"/>
-          <w:sz w:val="24"/>
-          <w:szCs w:val="24"/>
-          <w:lang w:eastAsia="hu-HU"/>
-        </w:rPr>
-      </w:pPr>
-      <w:r>
+        <w:rPr>
+          <w:rFonts w:ascii="Times New Roman" w:hAnsi="Times New Roman" w:cs="Times New Roman"/>
+          <w:sz w:val="24"/>
+        </w:rPr>
+        <w:t>, valamint ezek egy kombinált változatát, ahol a Random Forest valószínűségi kimenetei egy neurális háló bemenetéül szolgálnak. Mindegyik a kinyert jellemzők alapján próbálja szétválasztani a beteg és egészséges személyek felvételeit, és az eredményeiket egymással is összehasonlítom. Készült hozzá egy grafikus felhasználói felület is, ahol a betanítás, a vizualizáció és az új felvételek elemzése elvégezhető programozási tudás nélkül is. A dolgozat szerkezete ennek megfelelően alakul: a feladatkiírás után az adatok és módszerek bemutatása következik, ahol a jellemzőkinyerési eljárásokat és a gépi tanulási megközelítéseket ismertetem. Az implementáció fejezete a rendszer felépítését írja le részletesen, az eredmények fejezet pedig táblázatokkal és ábrákkal mutatja be, hogyan teljesítettek a modellek. A végén felhasználói és telepítési útmutató segíti a rendszer üzembe helyezését, az összefoglalás pedig a tanulságokat és a lehetséges következő lépéseket foglalja össze.</w:t>
+      </w:r>
+      <w:r>
+        <w:rPr>
+          <w:rFonts w:ascii="Times New Roman" w:hAnsi="Times New Roman" w:cs="Times New Roman"/>
+        </w:rPr>
         <w:br w:type="page"/>
       </w:r>
     </w:p>
@@ -6039,7 +6014,7 @@
         </w:rPr>
         <w:lastRenderedPageBreak/>
         <w:drawing>
-          <wp:inline distT="0" distB="0" distL="0" distR="0" wp14:anchorId="4BA0B606" wp14:editId="6F73D420">
+          <wp:inline distT="0" distB="0" distL="0" distR="0" wp14:anchorId="3144D59C" wp14:editId="38C39E22">
             <wp:extent cx="5399405" cy="4128770"/>
             <wp:effectExtent l="0" t="0" r="0" b="5080"/>
             <wp:docPr id="2" name="Kép 2"/>
@@ -6311,7 +6286,16 @@
           <w:rFonts w:ascii="Times New Roman" w:hAnsi="Times New Roman" w:cs="Times New Roman"/>
           <w:sz w:val="24"/>
         </w:rPr>
-        <w:t xml:space="preserve"> méretű számvektort kell előállítani, amely tömören leírja a felvétel legfontosabb tulajdonságait. Ezt a folyamatot jellemzőkinyerésnek nevezzük. A rendszerben három ilyen módszer került kidolgozásra, amelyek különböző megközelítésekkel írják le ugyanazokat az adatokat, és amelyek teljesítménye a tanítás során egymással is összehasonlításra kerül.</w:t>
+        <w:t xml:space="preserve"> méretű számvektort kell előállítani, amely tömören leírja a felvétel legfontosabb tulajdonságait. Ezt a folyamatot jellemzőkinyerésnek nevezzük. A rendszerben három</w:t>
+      </w:r>
+      <w:bookmarkStart w:id="7" w:name="_GoBack"/>
+      <w:bookmarkEnd w:id="7"/>
+      <w:r>
+        <w:rPr>
+          <w:rFonts w:ascii="Times New Roman" w:hAnsi="Times New Roman" w:cs="Times New Roman"/>
+          <w:sz w:val="24"/>
+        </w:rPr>
+        <w:t xml:space="preserve"> ilyen módszer került kidolgozásra, amelyek különböző megközelítésekkel írják le ugyanazokat az adatokat, és amelyek teljesítménye a tanítás során egymással is összehasonlításra kerül.</w:t>
       </w:r>
     </w:p>
     <w:p>
@@ -6802,12 +6786,12 @@
         <w:pStyle w:val="Cmsor2"/>
         <w:spacing w:after="240" w:line="360" w:lineRule="auto"/>
       </w:pPr>
-      <w:bookmarkStart w:id="7" w:name="_Toc229233064"/>
+      <w:bookmarkStart w:id="8" w:name="_Toc229233064"/>
       <w:r>
         <w:lastRenderedPageBreak/>
         <w:t>1.4 Gépi tanulási algoritmusok</w:t>
       </w:r>
-      <w:bookmarkEnd w:id="7"/>
+      <w:bookmarkEnd w:id="8"/>
     </w:p>
     <w:p>
       <w:pPr>
@@ -6985,7 +6969,7 @@
         <w:pStyle w:val="Cmsor2"/>
         <w:spacing w:after="240" w:line="360" w:lineRule="auto"/>
       </w:pPr>
-      <w:bookmarkStart w:id="8" w:name="_Toc229233065"/>
+      <w:bookmarkStart w:id="9" w:name="_Toc229233065"/>
       <w:r>
         <w:lastRenderedPageBreak/>
         <w:t>1</w:t>
@@ -7005,7 +6989,7 @@
       <w:r>
         <w:t>keresztvalidáció</w:t>
       </w:r>
-      <w:bookmarkEnd w:id="8"/>
+      <w:bookmarkEnd w:id="9"/>
       <w:proofErr w:type="spellEnd"/>
     </w:p>
     <w:p>
@@ -7210,7 +7194,7 @@
         </w:rPr>
         <w:lastRenderedPageBreak/>
         <w:drawing>
-          <wp:inline distT="0" distB="0" distL="0" distR="0" wp14:anchorId="3F91C899" wp14:editId="56C971F8">
+          <wp:inline distT="0" distB="0" distL="0" distR="0" wp14:anchorId="43965DBC" wp14:editId="7A96D7E6">
             <wp:extent cx="4677532" cy="3448050"/>
             <wp:effectExtent l="0" t="0" r="8890" b="0"/>
             <wp:docPr id="6" name="Kép 6"/>
@@ -7346,7 +7330,7 @@
         <w:pStyle w:val="Cmsor2"/>
         <w:spacing w:after="240" w:line="360" w:lineRule="auto"/>
       </w:pPr>
-      <w:bookmarkStart w:id="9" w:name="_Toc229233066"/>
+      <w:bookmarkStart w:id="10" w:name="_Toc229233066"/>
       <w:r>
         <w:t xml:space="preserve">1.6 </w:t>
       </w:r>
@@ -7357,7 +7341,7 @@
       <w:r>
         <w:t>metrikák</w:t>
       </w:r>
-      <w:bookmarkEnd w:id="9"/>
+      <w:bookmarkEnd w:id="10"/>
       <w:proofErr w:type="gramEnd"/>
     </w:p>
     <w:p>
@@ -7620,23 +7604,23 @@
         <w:pStyle w:val="Cmsor1"/>
         <w:spacing w:after="240" w:line="360" w:lineRule="auto"/>
       </w:pPr>
-      <w:bookmarkStart w:id="10" w:name="_Toc229233067"/>
+      <w:bookmarkStart w:id="11" w:name="_Toc229233067"/>
       <w:r>
         <w:lastRenderedPageBreak/>
         <w:t>2. Implementáció</w:t>
       </w:r>
-      <w:bookmarkEnd w:id="10"/>
+      <w:bookmarkEnd w:id="11"/>
     </w:p>
     <w:p>
       <w:pPr>
         <w:pStyle w:val="Cmsor2"/>
         <w:spacing w:after="240" w:line="360" w:lineRule="auto"/>
       </w:pPr>
-      <w:bookmarkStart w:id="11" w:name="_Toc229233068"/>
+      <w:bookmarkStart w:id="12" w:name="_Toc229233068"/>
       <w:r>
         <w:t>2.1 Projekt felépítése</w:t>
       </w:r>
-      <w:bookmarkEnd w:id="11"/>
+      <w:bookmarkEnd w:id="12"/>
     </w:p>
     <w:p>
       <w:pPr>
@@ -8240,7 +8224,7 @@
           <w:lang w:val="en-US"/>
         </w:rPr>
         <w:drawing>
-          <wp:inline distT="0" distB="0" distL="0" distR="0" wp14:anchorId="09260F83" wp14:editId="142DD4F5">
+          <wp:inline distT="0" distB="0" distL="0" distR="0" wp14:anchorId="07E59442" wp14:editId="0D756BA4">
             <wp:extent cx="5399405" cy="3587750"/>
             <wp:effectExtent l="0" t="0" r="0" b="0"/>
             <wp:docPr id="12" name="Kép 12"/>
@@ -8314,43 +8298,22 @@
         <w:t>fájljainak</w:t>
       </w:r>
       <w:r>
-        <w:t xml:space="preserve"> </w:t>
-      </w:r>
-      <w:proofErr w:type="spellStart"/>
-      <w:r>
-        <w:t>és</w:t>
-      </w:r>
-      <w:proofErr w:type="spellEnd"/>
-      <w:r>
-        <w:t xml:space="preserve"> </w:t>
-      </w:r>
-      <w:proofErr w:type="spellStart"/>
-      <w:r>
-        <w:t>mappáinak</w:t>
-      </w:r>
-      <w:proofErr w:type="spellEnd"/>
-      <w:r>
-        <w:t xml:space="preserve"> </w:t>
-      </w:r>
-      <w:proofErr w:type="spellStart"/>
-      <w:r>
-        <w:t>elrendezése</w:t>
-      </w:r>
-      <w:proofErr w:type="spellEnd"/>
+        <w:t xml:space="preserve"> és mappáinak elrendezése</w:t>
+      </w:r>
     </w:p>
     <w:p>
       <w:pPr>
         <w:pStyle w:val="Cmsor2"/>
         <w:spacing w:after="240" w:line="360" w:lineRule="auto"/>
       </w:pPr>
-      <w:bookmarkStart w:id="12" w:name="_Toc229233069"/>
+      <w:bookmarkStart w:id="13" w:name="_Toc229233069"/>
       <w:r>
         <w:t>2.2</w:t>
       </w:r>
       <w:r>
         <w:t xml:space="preserve"> Jellemzőkinyerés – feature_extraction.py</w:t>
       </w:r>
-      <w:bookmarkEnd w:id="12"/>
+      <w:bookmarkEnd w:id="13"/>
     </w:p>
     <w:p>
       <w:pPr>
@@ -10262,11 +10225,11 @@
         <w:pStyle w:val="Cmsor2"/>
         <w:spacing w:after="240" w:line="360" w:lineRule="auto"/>
       </w:pPr>
-      <w:bookmarkStart w:id="13" w:name="_Toc229233070"/>
+      <w:bookmarkStart w:id="14" w:name="_Toc229233070"/>
       <w:r>
         <w:t>2.3 Modellek betanítása</w:t>
       </w:r>
-      <w:bookmarkEnd w:id="13"/>
+      <w:bookmarkEnd w:id="14"/>
     </w:p>
     <w:p>
       <w:pPr>
@@ -12042,15 +12005,15 @@
         <w:t>self.mlp_model.fit</w:t>
       </w:r>
       <w:proofErr w:type="spellEnd"/>
+      <w:r>
+        <w:rPr>
+          <w:rFonts w:ascii="Courier New" w:hAnsi="Courier New" w:cs="Courier New"/>
+          <w:sz w:val="24"/>
+        </w:rPr>
+        <w:t>(</w:t>
+      </w:r>
+      <w:proofErr w:type="spellStart"/>
       <w:proofErr w:type="gramEnd"/>
-      <w:r>
-        <w:rPr>
-          <w:rFonts w:ascii="Courier New" w:hAnsi="Courier New" w:cs="Courier New"/>
-          <w:sz w:val="24"/>
-        </w:rPr>
-        <w:t>(</w:t>
-      </w:r>
-      <w:proofErr w:type="spellStart"/>
       <w:r>
         <w:rPr>
           <w:rFonts w:ascii="Courier New" w:hAnsi="Courier New" w:cs="Courier New"/>
@@ -12386,7 +12349,7 @@
         <w:pStyle w:val="Cmsor2"/>
         <w:spacing w:after="240" w:line="360" w:lineRule="auto"/>
       </w:pPr>
-      <w:bookmarkStart w:id="14" w:name="_Toc229233071"/>
+      <w:bookmarkStart w:id="15" w:name="_Toc229233071"/>
       <w:r>
         <w:t xml:space="preserve">2.4 </w:t>
       </w:r>
@@ -12418,7 +12381,7 @@
       <w:r>
         <w:t>s.py</w:t>
       </w:r>
-      <w:bookmarkEnd w:id="14"/>
+      <w:bookmarkEnd w:id="15"/>
     </w:p>
     <w:p>
       <w:pPr>
@@ -13195,11 +13158,11 @@
         <w:pStyle w:val="Cmsor2"/>
         <w:spacing w:after="240" w:line="360" w:lineRule="auto"/>
       </w:pPr>
-      <w:bookmarkStart w:id="15" w:name="_Toc229233072"/>
+      <w:bookmarkStart w:id="16" w:name="_Toc229233072"/>
       <w:r>
         <w:t>2.5 Jellemzőkiválasztás – feature_selection.py</w:t>
       </w:r>
-      <w:bookmarkEnd w:id="15"/>
+      <w:bookmarkEnd w:id="16"/>
     </w:p>
     <w:p>
       <w:pPr>
@@ -13435,11 +13398,11 @@
         <w:pStyle w:val="Cmsor2"/>
         <w:spacing w:after="240" w:line="360" w:lineRule="auto"/>
       </w:pPr>
-      <w:bookmarkStart w:id="16" w:name="_Toc229233073"/>
+      <w:bookmarkStart w:id="17" w:name="_Toc229233073"/>
       <w:r>
         <w:t>2.6 Vizualizáció – visualization.py</w:t>
       </w:r>
-      <w:bookmarkEnd w:id="16"/>
+      <w:bookmarkEnd w:id="17"/>
     </w:p>
     <w:p>
       <w:pPr>
@@ -13831,7 +13794,7 @@
         <w:pStyle w:val="Cmsor2"/>
         <w:spacing w:after="240" w:line="360" w:lineRule="auto"/>
       </w:pPr>
-      <w:bookmarkStart w:id="17" w:name="_Toc229233074"/>
+      <w:bookmarkStart w:id="18" w:name="_Toc229233074"/>
       <w:r>
         <w:t>2.7</w:t>
       </w:r>
@@ -13841,7 +13804,7 @@
       <w:r>
         <w:t>rafikus felhasználói felület – gui.py</w:t>
       </w:r>
-      <w:bookmarkEnd w:id="17"/>
+      <w:bookmarkEnd w:id="18"/>
     </w:p>
     <w:p>
       <w:pPr>
@@ -14237,26 +14200,29 @@
         <w:pStyle w:val="Cmsor1"/>
         <w:spacing w:after="240" w:line="360" w:lineRule="auto"/>
       </w:pPr>
-      <w:bookmarkStart w:id="18" w:name="_Toc229233075"/>
+      <w:bookmarkStart w:id="19" w:name="_Toc229233075"/>
       <w:r>
         <w:lastRenderedPageBreak/>
-        <w:t xml:space="preserve">3.1 </w:t>
+        <w:t>3.</w:t>
+      </w:r>
+      <w:r>
+        <w:t xml:space="preserve"> </w:t>
       </w:r>
       <w:r>
         <w:t>Eredmények</w:t>
       </w:r>
-      <w:bookmarkEnd w:id="18"/>
+      <w:bookmarkEnd w:id="19"/>
     </w:p>
     <w:p>
       <w:pPr>
         <w:pStyle w:val="Cmsor2"/>
         <w:spacing w:after="240" w:line="360" w:lineRule="auto"/>
       </w:pPr>
-      <w:bookmarkStart w:id="19" w:name="_Toc229233076"/>
+      <w:bookmarkStart w:id="20" w:name="_Toc229233076"/>
       <w:r>
         <w:t>3.1 A modellek teljesítményének összehasonlítása</w:t>
       </w:r>
-      <w:bookmarkEnd w:id="19"/>
+      <w:bookmarkEnd w:id="20"/>
     </w:p>
     <w:p>
       <w:pPr>
@@ -17209,11 +17175,11 @@
         <w:pStyle w:val="Cmsor2"/>
         <w:spacing w:after="240" w:line="360" w:lineRule="auto"/>
       </w:pPr>
-      <w:bookmarkStart w:id="20" w:name="_Toc229233077"/>
+      <w:bookmarkStart w:id="21" w:name="_Toc229233077"/>
       <w:r>
         <w:t>3.2 Jellemzők fontossága</w:t>
       </w:r>
-      <w:bookmarkEnd w:id="20"/>
+      <w:bookmarkEnd w:id="21"/>
     </w:p>
     <w:p>
       <w:pPr>
@@ -17380,7 +17346,7 @@
           <w:lang w:val="en-US"/>
         </w:rPr>
         <w:drawing>
-          <wp:inline distT="0" distB="0" distL="0" distR="0" wp14:anchorId="3D4F6F9B" wp14:editId="2B79546B">
+          <wp:inline distT="0" distB="0" distL="0" distR="0" wp14:anchorId="6CAF26E0" wp14:editId="16735757">
             <wp:extent cx="4994694" cy="3796390"/>
             <wp:effectExtent l="0" t="0" r="0" b="0"/>
             <wp:docPr id="4" name="Kép 4"/>
@@ -17645,7 +17611,7 @@
           <w:lang w:val="en-US"/>
         </w:rPr>
         <w:drawing>
-          <wp:inline distT="0" distB="0" distL="0" distR="0" wp14:anchorId="68A84ECE" wp14:editId="1BE42F0C">
+          <wp:inline distT="0" distB="0" distL="0" distR="0" wp14:anchorId="61EA50BD" wp14:editId="75283BF9">
             <wp:extent cx="5007659" cy="3798000"/>
             <wp:effectExtent l="0" t="0" r="2540" b="0"/>
             <wp:docPr id="5" name="Kép 5"/>
@@ -17755,7 +17721,7 @@
         <w:pStyle w:val="Cmsor2"/>
         <w:spacing w:after="240" w:line="360" w:lineRule="auto"/>
       </w:pPr>
-      <w:bookmarkStart w:id="21" w:name="_Toc229233078"/>
+      <w:bookmarkStart w:id="22" w:name="_Toc229233078"/>
       <w:r>
         <w:t xml:space="preserve">3.3 </w:t>
       </w:r>
@@ -17775,7 +17741,7 @@
       <w:r>
         <w:t xml:space="preserve"> eredményei</w:t>
       </w:r>
-      <w:bookmarkEnd w:id="21"/>
+      <w:bookmarkEnd w:id="22"/>
     </w:p>
     <w:p>
       <w:pPr>
@@ -18464,7 +18430,7 @@
         <w:pStyle w:val="Cmsor2"/>
         <w:spacing w:after="240" w:line="360" w:lineRule="auto"/>
       </w:pPr>
-      <w:bookmarkStart w:id="22" w:name="_Toc229233079"/>
+      <w:bookmarkStart w:id="23" w:name="_Toc229233079"/>
       <w:r>
         <w:lastRenderedPageBreak/>
         <w:t xml:space="preserve">3.4 </w:t>
@@ -18485,7 +18451,7 @@
       <w:r>
         <w:t xml:space="preserve"> eredményei</w:t>
       </w:r>
-      <w:bookmarkEnd w:id="22"/>
+      <w:bookmarkEnd w:id="23"/>
     </w:p>
     <w:p>
       <w:pPr>
@@ -18497,8 +18463,6 @@
           <w:sz w:val="24"/>
         </w:rPr>
       </w:pPr>
-      <w:bookmarkStart w:id="23" w:name="_GoBack"/>
-      <w:bookmarkEnd w:id="23"/>
       <w:r>
         <w:rPr>
           <w:rFonts w:ascii="Times New Roman" w:hAnsi="Times New Roman" w:cs="Times New Roman"/>
@@ -18676,7 +18640,7 @@
           <w:lang w:val="en-US"/>
         </w:rPr>
         <w:drawing>
-          <wp:inline distT="0" distB="0" distL="0" distR="0" wp14:anchorId="1BED9CA7" wp14:editId="059F7C7A">
+          <wp:inline distT="0" distB="0" distL="0" distR="0" wp14:anchorId="2391AD14" wp14:editId="26A9A837">
             <wp:extent cx="5399405" cy="1368425"/>
             <wp:effectExtent l="0" t="0" r="0" b="3175"/>
             <wp:docPr id="3" name="Kép 3"/>
@@ -18957,7 +18921,7 @@
           <w:lang w:val="en-US"/>
         </w:rPr>
         <w:drawing>
-          <wp:inline distT="0" distB="0" distL="0" distR="0" wp14:anchorId="52770493" wp14:editId="3AF75458">
+          <wp:inline distT="0" distB="0" distL="0" distR="0" wp14:anchorId="55A7188D" wp14:editId="0665B982">
             <wp:extent cx="5399405" cy="1283970"/>
             <wp:effectExtent l="0" t="0" r="0" b="0"/>
             <wp:docPr id="7" name="Kép 7"/>
@@ -19157,7 +19121,7 @@
           <w:lang w:val="en-US"/>
         </w:rPr>
         <w:drawing>
-          <wp:inline distT="0" distB="0" distL="0" distR="0" wp14:anchorId="3D6B7EBF" wp14:editId="5FEA49DD">
+          <wp:inline distT="0" distB="0" distL="0" distR="0" wp14:anchorId="078A735E" wp14:editId="65788708">
             <wp:extent cx="5399405" cy="2396490"/>
             <wp:effectExtent l="0" t="0" r="0" b="3810"/>
             <wp:docPr id="8" name="Kép 8"/>
@@ -19351,7 +19315,7 @@
           <w:lang w:val="en-US"/>
         </w:rPr>
         <w:drawing>
-          <wp:inline distT="0" distB="0" distL="0" distR="0" wp14:anchorId="3A209361" wp14:editId="0EC2BFE4">
+          <wp:inline distT="0" distB="0" distL="0" distR="0" wp14:anchorId="5BE12C59" wp14:editId="686F487E">
             <wp:extent cx="5399405" cy="4340225"/>
             <wp:effectExtent l="0" t="0" r="0" b="3175"/>
             <wp:docPr id="9" name="Kép 9"/>
@@ -19522,7 +19486,7 @@
           <w:lang w:val="en-US"/>
         </w:rPr>
         <w:drawing>
-          <wp:inline distT="0" distB="0" distL="0" distR="0" wp14:anchorId="60484486" wp14:editId="4F79B972">
+          <wp:inline distT="0" distB="0" distL="0" distR="0" wp14:anchorId="103CF4C6" wp14:editId="0D871218">
             <wp:extent cx="5399405" cy="3072765"/>
             <wp:effectExtent l="0" t="0" r="0" b="0"/>
             <wp:docPr id="10" name="Kép 10"/>
@@ -21223,7 +21187,7 @@
           <w:lang w:val="en-US"/>
         </w:rPr>
         <w:drawing>
-          <wp:inline distT="0" distB="0" distL="0" distR="0" wp14:anchorId="0BCC326B" wp14:editId="33B6EAD8">
+          <wp:inline distT="0" distB="0" distL="0" distR="0" wp14:anchorId="11CDE51C" wp14:editId="22DB141A">
             <wp:extent cx="3905795" cy="3982006"/>
             <wp:effectExtent l="0" t="0" r="0" b="0"/>
             <wp:docPr id="11" name="Kép 11"/>
@@ -25189,7 +25153,7 @@
           <w:rPr>
             <w:noProof/>
           </w:rPr>
-          <w:t>31</w:t>
+          <w:t>20</w:t>
         </w:r>
         <w:r>
           <w:fldChar w:fldCharType="end"/>
@@ -27186,7 +27150,7 @@
 </file>
 
 <file path=customXml/itemProps1.xml><?xml version="1.0" encoding="utf-8"?>
-<ds:datastoreItem xmlns:ds="http://schemas.openxmlformats.org/officeDocument/2006/customXml" ds:itemID="{39DB1F66-D021-4C92-AEF6-2DC2B8D3B629}">
+<ds:datastoreItem xmlns:ds="http://schemas.openxmlformats.org/officeDocument/2006/customXml" ds:itemID="{18143F30-FFE9-439D-8B56-B7C4420716B0}">
   <ds:schemaRefs>
     <ds:schemaRef ds:uri="http://schemas.openxmlformats.org/officeDocument/2006/bibliography"/>
   </ds:schemaRefs>

--- a/Szakdoga/szakdoga word/szakdolgozat.docx
+++ b/Szakdoga/szakdoga word/szakdolgozat.docx
@@ -863,7 +863,7 @@
           <w:sz w:val="28"/>
         </w:rPr>
       </w:pPr>
-      <w:bookmarkStart w:id="0" w:name="_Toc229233057"/>
+      <w:bookmarkStart w:id="0" w:name="_Toc230355424"/>
       <w:r>
         <w:rPr>
           <w:rFonts w:cs="Times New Roman"/>
@@ -1702,7 +1702,7 @@
         <w:pStyle w:val="Cmsor2"/>
         <w:jc w:val="center"/>
       </w:pPr>
-      <w:bookmarkStart w:id="1" w:name="_Toc229233058"/>
+      <w:bookmarkStart w:id="1" w:name="_Toc230355425"/>
       <w:r>
         <w:lastRenderedPageBreak/>
         <w:t>Tartalmi összefoglaló</w:t>
@@ -2323,7 +2323,7 @@
             <w:rPr>
               <w:rFonts w:eastAsiaTheme="minorEastAsia"/>
               <w:noProof/>
-              <w:lang w:val="en-US"/>
+              <w:lang w:eastAsia="hu-HU"/>
             </w:rPr>
           </w:pPr>
           <w:r>
@@ -2335,7 +2335,7 @@
           <w:r>
             <w:fldChar w:fldCharType="separate"/>
           </w:r>
-          <w:hyperlink w:anchor="_Toc229233057" w:history="1">
+          <w:hyperlink w:anchor="_Toc230355424" w:history="1">
             <w:r>
               <w:rPr>
                 <w:rStyle w:val="Hiperhivatkozs"/>
@@ -2364,7 +2364,7 @@
                 <w:noProof/>
                 <w:webHidden/>
               </w:rPr>
-              <w:instrText xml:space="preserve"> PAGEREF _Toc229233057 \h </w:instrText>
+              <w:instrText xml:space="preserve"> PAGEREF _Toc230355424 \h </w:instrText>
             </w:r>
             <w:r>
               <w:rPr>
@@ -2404,10 +2404,10 @@
             <w:rPr>
               <w:rFonts w:eastAsiaTheme="minorEastAsia"/>
               <w:noProof/>
-              <w:lang w:val="en-US"/>
+              <w:lang w:eastAsia="hu-HU"/>
             </w:rPr>
           </w:pPr>
-          <w:hyperlink w:anchor="_Toc229233058" w:history="1">
+          <w:hyperlink w:anchor="_Toc230355425" w:history="1">
             <w:r>
               <w:rPr>
                 <w:rStyle w:val="Hiperhivatkozs"/>
@@ -2434,7 +2434,7 @@
                 <w:noProof/>
                 <w:webHidden/>
               </w:rPr>
-              <w:instrText xml:space="preserve"> PAGEREF _Toc229233058 \h </w:instrText>
+              <w:instrText xml:space="preserve"> PAGEREF _Toc230355425 \h </w:instrText>
             </w:r>
             <w:r>
               <w:rPr>
@@ -2474,10 +2474,10 @@
             <w:rPr>
               <w:rFonts w:eastAsiaTheme="minorEastAsia"/>
               <w:noProof/>
-              <w:lang w:val="en-US"/>
+              <w:lang w:eastAsia="hu-HU"/>
             </w:rPr>
           </w:pPr>
-          <w:hyperlink w:anchor="_Toc229233059" w:history="1">
+          <w:hyperlink w:anchor="_Toc230355426" w:history="1">
             <w:r>
               <w:rPr>
                 <w:rStyle w:val="Hiperhivatkozs"/>
@@ -2505,7 +2505,7 @@
                 <w:noProof/>
                 <w:webHidden/>
               </w:rPr>
-              <w:instrText xml:space="preserve"> PAGEREF _Toc229233059 \h </w:instrText>
+              <w:instrText xml:space="preserve"> PAGEREF _Toc230355426 \h </w:instrText>
             </w:r>
             <w:r>
               <w:rPr>
@@ -2525,7 +2525,7 @@
                 <w:noProof/>
                 <w:webHidden/>
               </w:rPr>
-              <w:t>6</w:t>
+              <w:t>7</w:t>
             </w:r>
             <w:r>
               <w:rPr>
@@ -2545,10 +2545,10 @@
             <w:rPr>
               <w:rFonts w:eastAsiaTheme="minorEastAsia"/>
               <w:noProof/>
-              <w:lang w:val="en-US"/>
+              <w:lang w:eastAsia="hu-HU"/>
             </w:rPr>
           </w:pPr>
-          <w:hyperlink w:anchor="_Toc229233060" w:history="1">
+          <w:hyperlink w:anchor="_Toc230355427" w:history="1">
             <w:r>
               <w:rPr>
                 <w:rStyle w:val="Hiperhivatkozs"/>
@@ -2575,7 +2575,7 @@
                 <w:noProof/>
                 <w:webHidden/>
               </w:rPr>
-              <w:instrText xml:space="preserve"> PAGEREF _Toc229233060 \h </w:instrText>
+              <w:instrText xml:space="preserve"> PAGEREF _Toc230355427 \h </w:instrText>
             </w:r>
             <w:r>
               <w:rPr>
@@ -2595,7 +2595,7 @@
                 <w:noProof/>
                 <w:webHidden/>
               </w:rPr>
-              <w:t>8</w:t>
+              <w:t>9</w:t>
             </w:r>
             <w:r>
               <w:rPr>
@@ -2615,10 +2615,10 @@
             <w:rPr>
               <w:rFonts w:eastAsiaTheme="minorEastAsia"/>
               <w:noProof/>
-              <w:lang w:val="en-US"/>
+              <w:lang w:eastAsia="hu-HU"/>
             </w:rPr>
           </w:pPr>
-          <w:hyperlink w:anchor="_Toc229233061" w:history="1">
+          <w:hyperlink w:anchor="_Toc230355428" w:history="1">
             <w:r>
               <w:rPr>
                 <w:rStyle w:val="Hiperhivatkozs"/>
@@ -2645,7 +2645,7 @@
                 <w:noProof/>
                 <w:webHidden/>
               </w:rPr>
-              <w:instrText xml:space="preserve"> PAGEREF _Toc229233061 \h </w:instrText>
+              <w:instrText xml:space="preserve"> PAGEREF _Toc230355428 \h </w:instrText>
             </w:r>
             <w:r>
               <w:rPr>
@@ -2665,7 +2665,7 @@
                 <w:noProof/>
                 <w:webHidden/>
               </w:rPr>
-              <w:t>8</w:t>
+              <w:t>9</w:t>
             </w:r>
             <w:r>
               <w:rPr>
@@ -2685,10 +2685,10 @@
             <w:rPr>
               <w:rFonts w:eastAsiaTheme="minorEastAsia"/>
               <w:noProof/>
-              <w:lang w:val="en-US"/>
+              <w:lang w:eastAsia="hu-HU"/>
             </w:rPr>
           </w:pPr>
-          <w:hyperlink w:anchor="_Toc229233062" w:history="1">
+          <w:hyperlink w:anchor="_Toc230355429" w:history="1">
             <w:r>
               <w:rPr>
                 <w:rStyle w:val="Hiperhivatkozs"/>
@@ -2715,7 +2715,7 @@
                 <w:noProof/>
                 <w:webHidden/>
               </w:rPr>
-              <w:instrText xml:space="preserve"> PAGEREF _Toc229233062 \h </w:instrText>
+              <w:instrText xml:space="preserve"> PAGEREF _Toc230355429 \h </w:instrText>
             </w:r>
             <w:r>
               <w:rPr>
@@ -2735,7 +2735,7 @@
                 <w:noProof/>
                 <w:webHidden/>
               </w:rPr>
-              <w:t>9</w:t>
+              <w:t>10</w:t>
             </w:r>
             <w:r>
               <w:rPr>
@@ -2755,10 +2755,10 @@
             <w:rPr>
               <w:rFonts w:eastAsiaTheme="minorEastAsia"/>
               <w:noProof/>
-              <w:lang w:val="en-US"/>
+              <w:lang w:eastAsia="hu-HU"/>
             </w:rPr>
           </w:pPr>
-          <w:hyperlink w:anchor="_Toc229233063" w:history="1">
+          <w:hyperlink w:anchor="_Toc230355430" w:history="1">
             <w:r>
               <w:rPr>
                 <w:rStyle w:val="Hiperhivatkozs"/>
@@ -2785,7 +2785,7 @@
                 <w:noProof/>
                 <w:webHidden/>
               </w:rPr>
-              <w:instrText xml:space="preserve"> PAGEREF _Toc229233063 \h </w:instrText>
+              <w:instrText xml:space="preserve"> PAGEREF _Toc230355430 \h </w:instrText>
             </w:r>
             <w:r>
               <w:rPr>
@@ -2805,7 +2805,7 @@
                 <w:noProof/>
                 <w:webHidden/>
               </w:rPr>
-              <w:t>10</w:t>
+              <w:t>11</w:t>
             </w:r>
             <w:r>
               <w:rPr>
@@ -2825,10 +2825,10 @@
             <w:rPr>
               <w:rFonts w:eastAsiaTheme="minorEastAsia"/>
               <w:noProof/>
-              <w:lang w:val="en-US"/>
+              <w:lang w:eastAsia="hu-HU"/>
             </w:rPr>
           </w:pPr>
-          <w:hyperlink w:anchor="_Toc229233064" w:history="1">
+          <w:hyperlink w:anchor="_Toc230355431" w:history="1">
             <w:r>
               <w:rPr>
                 <w:rStyle w:val="Hiperhivatkozs"/>
@@ -2855,7 +2855,7 @@
                 <w:noProof/>
                 <w:webHidden/>
               </w:rPr>
-              <w:instrText xml:space="preserve"> PAGEREF _Toc229233064 \h </w:instrText>
+              <w:instrText xml:space="preserve"> PAGEREF _Toc230355431 \h </w:instrText>
             </w:r>
             <w:r>
               <w:rPr>
@@ -2875,7 +2875,7 @@
                 <w:noProof/>
                 <w:webHidden/>
               </w:rPr>
-              <w:t>12</w:t>
+              <w:t>13</w:t>
             </w:r>
             <w:r>
               <w:rPr>
@@ -2895,10 +2895,10 @@
             <w:rPr>
               <w:rFonts w:eastAsiaTheme="minorEastAsia"/>
               <w:noProof/>
-              <w:lang w:val="en-US"/>
+              <w:lang w:eastAsia="hu-HU"/>
             </w:rPr>
           </w:pPr>
-          <w:hyperlink w:anchor="_Toc229233065" w:history="1">
+          <w:hyperlink w:anchor="_Toc230355432" w:history="1">
             <w:r>
               <w:rPr>
                 <w:rStyle w:val="Hiperhivatkozs"/>
@@ -2925,7 +2925,7 @@
                 <w:noProof/>
                 <w:webHidden/>
               </w:rPr>
-              <w:instrText xml:space="preserve"> PAGEREF _Toc229233065 \h </w:instrText>
+              <w:instrText xml:space="preserve"> PAGEREF _Toc230355432 \h </w:instrText>
             </w:r>
             <w:r>
               <w:rPr>
@@ -2945,7 +2945,7 @@
                 <w:noProof/>
                 <w:webHidden/>
               </w:rPr>
-              <w:t>13</w:t>
+              <w:t>14</w:t>
             </w:r>
             <w:r>
               <w:rPr>
@@ -2965,10 +2965,10 @@
             <w:rPr>
               <w:rFonts w:eastAsiaTheme="minorEastAsia"/>
               <w:noProof/>
-              <w:lang w:val="en-US"/>
+              <w:lang w:eastAsia="hu-HU"/>
             </w:rPr>
           </w:pPr>
-          <w:hyperlink w:anchor="_Toc229233066" w:history="1">
+          <w:hyperlink w:anchor="_Toc230355433" w:history="1">
             <w:r>
               <w:rPr>
                 <w:rStyle w:val="Hiperhivatkozs"/>
@@ -2995,7 +2995,7 @@
                 <w:noProof/>
                 <w:webHidden/>
               </w:rPr>
-              <w:instrText xml:space="preserve"> PAGEREF _Toc229233066 \h </w:instrText>
+              <w:instrText xml:space="preserve"> PAGEREF _Toc230355433 \h </w:instrText>
             </w:r>
             <w:r>
               <w:rPr>
@@ -3015,7 +3015,7 @@
                 <w:noProof/>
                 <w:webHidden/>
               </w:rPr>
-              <w:t>14</w:t>
+              <w:t>15</w:t>
             </w:r>
             <w:r>
               <w:rPr>
@@ -3035,10 +3035,10 @@
             <w:rPr>
               <w:rFonts w:eastAsiaTheme="minorEastAsia"/>
               <w:noProof/>
-              <w:lang w:val="en-US"/>
+              <w:lang w:eastAsia="hu-HU"/>
             </w:rPr>
           </w:pPr>
-          <w:hyperlink w:anchor="_Toc229233067" w:history="1">
+          <w:hyperlink w:anchor="_Toc230355434" w:history="1">
             <w:r>
               <w:rPr>
                 <w:rStyle w:val="Hiperhivatkozs"/>
@@ -3065,7 +3065,7 @@
                 <w:noProof/>
                 <w:webHidden/>
               </w:rPr>
-              <w:instrText xml:space="preserve"> PAGEREF _Toc229233067 \h </w:instrText>
+              <w:instrText xml:space="preserve"> PAGEREF _Toc230355434 \h </w:instrText>
             </w:r>
             <w:r>
               <w:rPr>
@@ -3085,7 +3085,7 @@
                 <w:noProof/>
                 <w:webHidden/>
               </w:rPr>
-              <w:t>16</w:t>
+              <w:t>17</w:t>
             </w:r>
             <w:r>
               <w:rPr>
@@ -3105,10 +3105,10 @@
             <w:rPr>
               <w:rFonts w:eastAsiaTheme="minorEastAsia"/>
               <w:noProof/>
-              <w:lang w:val="en-US"/>
+              <w:lang w:eastAsia="hu-HU"/>
             </w:rPr>
           </w:pPr>
-          <w:hyperlink w:anchor="_Toc229233068" w:history="1">
+          <w:hyperlink w:anchor="_Toc230355435" w:history="1">
             <w:r>
               <w:rPr>
                 <w:rStyle w:val="Hiperhivatkozs"/>
@@ -3135,7 +3135,7 @@
                 <w:noProof/>
                 <w:webHidden/>
               </w:rPr>
-              <w:instrText xml:space="preserve"> PAGEREF _Toc229233068 \h </w:instrText>
+              <w:instrText xml:space="preserve"> PAGEREF _Toc230355435 \h </w:instrText>
             </w:r>
             <w:r>
               <w:rPr>
@@ -3155,7 +3155,7 @@
                 <w:noProof/>
                 <w:webHidden/>
               </w:rPr>
-              <w:t>16</w:t>
+              <w:t>17</w:t>
             </w:r>
             <w:r>
               <w:rPr>
@@ -3175,10 +3175,10 @@
             <w:rPr>
               <w:rFonts w:eastAsiaTheme="minorEastAsia"/>
               <w:noProof/>
-              <w:lang w:val="en-US"/>
+              <w:lang w:eastAsia="hu-HU"/>
             </w:rPr>
           </w:pPr>
-          <w:hyperlink w:anchor="_Toc229233069" w:history="1">
+          <w:hyperlink w:anchor="_Toc230355436" w:history="1">
             <w:r>
               <w:rPr>
                 <w:rStyle w:val="Hiperhivatkozs"/>
@@ -3205,7 +3205,7 @@
                 <w:noProof/>
                 <w:webHidden/>
               </w:rPr>
-              <w:instrText xml:space="preserve"> PAGEREF _Toc229233069 \h </w:instrText>
+              <w:instrText xml:space="preserve"> PAGEREF _Toc230355436 \h </w:instrText>
             </w:r>
             <w:r>
               <w:rPr>
@@ -3225,7 +3225,7 @@
                 <w:noProof/>
                 <w:webHidden/>
               </w:rPr>
-              <w:t>17</w:t>
+              <w:t>18</w:t>
             </w:r>
             <w:r>
               <w:rPr>
@@ -3245,10 +3245,10 @@
             <w:rPr>
               <w:rFonts w:eastAsiaTheme="minorEastAsia"/>
               <w:noProof/>
-              <w:lang w:val="en-US"/>
+              <w:lang w:eastAsia="hu-HU"/>
             </w:rPr>
           </w:pPr>
-          <w:hyperlink w:anchor="_Toc229233070" w:history="1">
+          <w:hyperlink w:anchor="_Toc230355437" w:history="1">
             <w:r>
               <w:rPr>
                 <w:rStyle w:val="Hiperhivatkozs"/>
@@ -3275,7 +3275,7 @@
                 <w:noProof/>
                 <w:webHidden/>
               </w:rPr>
-              <w:instrText xml:space="preserve"> PAGEREF _Toc229233070 \h </w:instrText>
+              <w:instrText xml:space="preserve"> PAGEREF _Toc230355437 \h </w:instrText>
             </w:r>
             <w:r>
               <w:rPr>
@@ -3295,7 +3295,7 @@
                 <w:noProof/>
                 <w:webHidden/>
               </w:rPr>
-              <w:t>19</w:t>
+              <w:t>20</w:t>
             </w:r>
             <w:r>
               <w:rPr>
@@ -3315,31 +3315,16 @@
             <w:rPr>
               <w:rFonts w:eastAsiaTheme="minorEastAsia"/>
               <w:noProof/>
-              <w:lang w:val="en-US"/>
+              <w:lang w:eastAsia="hu-HU"/>
             </w:rPr>
           </w:pPr>
-          <w:hyperlink w:anchor="_Toc229233071" w:history="1">
+          <w:hyperlink w:anchor="_Toc230355438" w:history="1">
             <w:r>
               <w:rPr>
                 <w:rStyle w:val="Hiperhivatkozs"/>
                 <w:noProof/>
               </w:rPr>
-              <w:t>2.4 Epoch analízis – epoch_</w:t>
-            </w:r>
-            <w:r>
-              <w:rPr>
-                <w:rStyle w:val="Hiperhivatkozs"/>
-                <w:rFonts w:ascii="Times New Roman" w:hAnsi="Times New Roman" w:cs="Times New Roman"/>
-                <w:noProof/>
-              </w:rPr>
-              <w:t>analysis</w:t>
-            </w:r>
-            <w:r>
-              <w:rPr>
-                <w:rStyle w:val="Hiperhivatkozs"/>
-                <w:noProof/>
-              </w:rPr>
-              <w:t>.py</w:t>
+              <w:t>2.4 Epoch analízis – epoch_analysis.py</w:t>
             </w:r>
             <w:r>
               <w:rPr>
@@ -3360,7 +3345,7 @@
                 <w:noProof/>
                 <w:webHidden/>
               </w:rPr>
-              <w:instrText xml:space="preserve"> PAGEREF _Toc229233071 \h </w:instrText>
+              <w:instrText xml:space="preserve"> PAGEREF _Toc230355438 \h </w:instrText>
             </w:r>
             <w:r>
               <w:rPr>
@@ -3380,7 +3365,7 @@
                 <w:noProof/>
                 <w:webHidden/>
               </w:rPr>
-              <w:t>21</w:t>
+              <w:t>22</w:t>
             </w:r>
             <w:r>
               <w:rPr>
@@ -3400,10 +3385,10 @@
             <w:rPr>
               <w:rFonts w:eastAsiaTheme="minorEastAsia"/>
               <w:noProof/>
-              <w:lang w:val="en-US"/>
+              <w:lang w:eastAsia="hu-HU"/>
             </w:rPr>
           </w:pPr>
-          <w:hyperlink w:anchor="_Toc229233072" w:history="1">
+          <w:hyperlink w:anchor="_Toc230355439" w:history="1">
             <w:r>
               <w:rPr>
                 <w:rStyle w:val="Hiperhivatkozs"/>
@@ -3430,7 +3415,7 @@
                 <w:noProof/>
                 <w:webHidden/>
               </w:rPr>
-              <w:instrText xml:space="preserve"> PAGEREF _Toc229233072 \h </w:instrText>
+              <w:instrText xml:space="preserve"> PAGEREF _Toc230355439 \h </w:instrText>
             </w:r>
             <w:r>
               <w:rPr>
@@ -3450,7 +3435,7 @@
                 <w:noProof/>
                 <w:webHidden/>
               </w:rPr>
-              <w:t>22</w:t>
+              <w:t>23</w:t>
             </w:r>
             <w:r>
               <w:rPr>
@@ -3470,10 +3455,10 @@
             <w:rPr>
               <w:rFonts w:eastAsiaTheme="minorEastAsia"/>
               <w:noProof/>
-              <w:lang w:val="en-US"/>
+              <w:lang w:eastAsia="hu-HU"/>
             </w:rPr>
           </w:pPr>
-          <w:hyperlink w:anchor="_Toc229233073" w:history="1">
+          <w:hyperlink w:anchor="_Toc230355440" w:history="1">
             <w:r>
               <w:rPr>
                 <w:rStyle w:val="Hiperhivatkozs"/>
@@ -3500,7 +3485,7 @@
                 <w:noProof/>
                 <w:webHidden/>
               </w:rPr>
-              <w:instrText xml:space="preserve"> PAGEREF _Toc229233073 \h </w:instrText>
+              <w:instrText xml:space="preserve"> PAGEREF _Toc230355440 \h </w:instrText>
             </w:r>
             <w:r>
               <w:rPr>
@@ -3520,7 +3505,7 @@
                 <w:noProof/>
                 <w:webHidden/>
               </w:rPr>
-              <w:t>23</w:t>
+              <w:t>24</w:t>
             </w:r>
             <w:r>
               <w:rPr>
@@ -3540,10 +3525,10 @@
             <w:rPr>
               <w:rFonts w:eastAsiaTheme="minorEastAsia"/>
               <w:noProof/>
-              <w:lang w:val="en-US"/>
+              <w:lang w:eastAsia="hu-HU"/>
             </w:rPr>
           </w:pPr>
-          <w:hyperlink w:anchor="_Toc229233074" w:history="1">
+          <w:hyperlink w:anchor="_Toc230355441" w:history="1">
             <w:r>
               <w:rPr>
                 <w:rStyle w:val="Hiperhivatkozs"/>
@@ -3570,7 +3555,7 @@
                 <w:noProof/>
                 <w:webHidden/>
               </w:rPr>
-              <w:instrText xml:space="preserve"> PAGEREF _Toc229233074 \h </w:instrText>
+              <w:instrText xml:space="preserve"> PAGEREF _Toc230355441 \h </w:instrText>
             </w:r>
             <w:r>
               <w:rPr>
@@ -3590,7 +3575,7 @@
                 <w:noProof/>
                 <w:webHidden/>
               </w:rPr>
-              <w:t>24</w:t>
+              <w:t>25</w:t>
             </w:r>
             <w:r>
               <w:rPr>
@@ -3610,16 +3595,16 @@
             <w:rPr>
               <w:rFonts w:eastAsiaTheme="minorEastAsia"/>
               <w:noProof/>
-              <w:lang w:val="en-US"/>
+              <w:lang w:eastAsia="hu-HU"/>
             </w:rPr>
           </w:pPr>
-          <w:hyperlink w:anchor="_Toc229233075" w:history="1">
+          <w:hyperlink w:anchor="_Toc230355442" w:history="1">
             <w:r>
               <w:rPr>
                 <w:rStyle w:val="Hiperhivatkozs"/>
                 <w:noProof/>
               </w:rPr>
-              <w:t>3.1 Eredmények</w:t>
+              <w:t>3. Eredmények</w:t>
             </w:r>
             <w:r>
               <w:rPr>
@@ -3640,7 +3625,7 @@
                 <w:noProof/>
                 <w:webHidden/>
               </w:rPr>
-              <w:instrText xml:space="preserve"> PAGEREF _Toc229233075 \h </w:instrText>
+              <w:instrText xml:space="preserve"> PAGEREF _Toc230355442 \h </w:instrText>
             </w:r>
             <w:r>
               <w:rPr>
@@ -3660,7 +3645,7 @@
                 <w:noProof/>
                 <w:webHidden/>
               </w:rPr>
-              <w:t>25</w:t>
+              <w:t>26</w:t>
             </w:r>
             <w:r>
               <w:rPr>
@@ -3680,10 +3665,10 @@
             <w:rPr>
               <w:rFonts w:eastAsiaTheme="minorEastAsia"/>
               <w:noProof/>
-              <w:lang w:val="en-US"/>
+              <w:lang w:eastAsia="hu-HU"/>
             </w:rPr>
           </w:pPr>
-          <w:hyperlink w:anchor="_Toc229233076" w:history="1">
+          <w:hyperlink w:anchor="_Toc230355443" w:history="1">
             <w:r>
               <w:rPr>
                 <w:rStyle w:val="Hiperhivatkozs"/>
@@ -3710,7 +3695,7 @@
                 <w:noProof/>
                 <w:webHidden/>
               </w:rPr>
-              <w:instrText xml:space="preserve"> PAGEREF _Toc229233076 \h </w:instrText>
+              <w:instrText xml:space="preserve"> PAGEREF _Toc230355443 \h </w:instrText>
             </w:r>
             <w:r>
               <w:rPr>
@@ -3730,7 +3715,7 @@
                 <w:noProof/>
                 <w:webHidden/>
               </w:rPr>
-              <w:t>25</w:t>
+              <w:t>26</w:t>
             </w:r>
             <w:r>
               <w:rPr>
@@ -3750,10 +3735,10 @@
             <w:rPr>
               <w:rFonts w:eastAsiaTheme="minorEastAsia"/>
               <w:noProof/>
-              <w:lang w:val="en-US"/>
+              <w:lang w:eastAsia="hu-HU"/>
             </w:rPr>
           </w:pPr>
-          <w:hyperlink w:anchor="_Toc229233077" w:history="1">
+          <w:hyperlink w:anchor="_Toc230355444" w:history="1">
             <w:r>
               <w:rPr>
                 <w:rStyle w:val="Hiperhivatkozs"/>
@@ -3780,7 +3765,7 @@
                 <w:noProof/>
                 <w:webHidden/>
               </w:rPr>
-              <w:instrText xml:space="preserve"> PAGEREF _Toc229233077 \h </w:instrText>
+              <w:instrText xml:space="preserve"> PAGEREF _Toc230355444 \h </w:instrText>
             </w:r>
             <w:r>
               <w:rPr>
@@ -3800,7 +3785,7 @@
                 <w:noProof/>
                 <w:webHidden/>
               </w:rPr>
-              <w:t>27</w:t>
+              <w:t>28</w:t>
             </w:r>
             <w:r>
               <w:rPr>
@@ -3820,10 +3805,10 @@
             <w:rPr>
               <w:rFonts w:eastAsiaTheme="minorEastAsia"/>
               <w:noProof/>
-              <w:lang w:val="en-US"/>
+              <w:lang w:eastAsia="hu-HU"/>
             </w:rPr>
           </w:pPr>
-          <w:hyperlink w:anchor="_Toc229233078" w:history="1">
+          <w:hyperlink w:anchor="_Toc230355445" w:history="1">
             <w:r>
               <w:rPr>
                 <w:rStyle w:val="Hiperhivatkozs"/>
@@ -3850,7 +3835,7 @@
                 <w:noProof/>
                 <w:webHidden/>
               </w:rPr>
-              <w:instrText xml:space="preserve"> PAGEREF _Toc229233078 \h </w:instrText>
+              <w:instrText xml:space="preserve"> PAGEREF _Toc230355445 \h </w:instrText>
             </w:r>
             <w:r>
               <w:rPr>
@@ -3870,7 +3855,7 @@
                 <w:noProof/>
                 <w:webHidden/>
               </w:rPr>
-              <w:t>28</w:t>
+              <w:t>29</w:t>
             </w:r>
             <w:r>
               <w:rPr>
@@ -3890,10 +3875,10 @@
             <w:rPr>
               <w:rFonts w:eastAsiaTheme="minorEastAsia"/>
               <w:noProof/>
-              <w:lang w:val="en-US"/>
+              <w:lang w:eastAsia="hu-HU"/>
             </w:rPr>
           </w:pPr>
-          <w:hyperlink w:anchor="_Toc229233079" w:history="1">
+          <w:hyperlink w:anchor="_Toc230355446" w:history="1">
             <w:r>
               <w:rPr>
                 <w:rStyle w:val="Hiperhivatkozs"/>
@@ -3920,7 +3905,7 @@
                 <w:noProof/>
                 <w:webHidden/>
               </w:rPr>
-              <w:instrText xml:space="preserve"> PAGEREF _Toc229233079 \h </w:instrText>
+              <w:instrText xml:space="preserve"> PAGEREF _Toc230355446 \h </w:instrText>
             </w:r>
             <w:r>
               <w:rPr>
@@ -3940,7 +3925,7 @@
                 <w:noProof/>
                 <w:webHidden/>
               </w:rPr>
-              <w:t>30</w:t>
+              <w:t>31</w:t>
             </w:r>
             <w:r>
               <w:rPr>
@@ -3960,10 +3945,10 @@
             <w:rPr>
               <w:rFonts w:eastAsiaTheme="minorEastAsia"/>
               <w:noProof/>
-              <w:lang w:val="en-US"/>
+              <w:lang w:eastAsia="hu-HU"/>
             </w:rPr>
           </w:pPr>
-          <w:hyperlink w:anchor="_Toc229233080" w:history="1">
+          <w:hyperlink w:anchor="_Toc230355447" w:history="1">
             <w:r>
               <w:rPr>
                 <w:rStyle w:val="Hiperhivatkozs"/>
@@ -3990,7 +3975,7 @@
                 <w:noProof/>
                 <w:webHidden/>
               </w:rPr>
-              <w:instrText xml:space="preserve"> PAGEREF _Toc229233080 \h </w:instrText>
+              <w:instrText xml:space="preserve"> PAGEREF _Toc230355447 \h </w:instrText>
             </w:r>
             <w:r>
               <w:rPr>
@@ -4010,7 +3995,7 @@
                 <w:noProof/>
                 <w:webHidden/>
               </w:rPr>
-              <w:t>31</w:t>
+              <w:t>32</w:t>
             </w:r>
             <w:r>
               <w:rPr>
@@ -4030,10 +4015,10 @@
             <w:rPr>
               <w:rFonts w:eastAsiaTheme="minorEastAsia"/>
               <w:noProof/>
-              <w:lang w:val="en-US"/>
+              <w:lang w:eastAsia="hu-HU"/>
             </w:rPr>
           </w:pPr>
-          <w:hyperlink w:anchor="_Toc229233081" w:history="1">
+          <w:hyperlink w:anchor="_Toc230355448" w:history="1">
             <w:r>
               <w:rPr>
                 <w:rStyle w:val="Hiperhivatkozs"/>
@@ -4062,7 +4047,7 @@
                 <w:noProof/>
                 <w:webHidden/>
               </w:rPr>
-              <w:instrText xml:space="preserve"> PAGEREF _Toc229233081 \h </w:instrText>
+              <w:instrText xml:space="preserve"> PAGEREF _Toc230355448 \h </w:instrText>
             </w:r>
             <w:r>
               <w:rPr>
@@ -4082,7 +4067,7 @@
                 <w:noProof/>
                 <w:webHidden/>
               </w:rPr>
-              <w:t>33</w:t>
+              <w:t>34</w:t>
             </w:r>
             <w:r>
               <w:rPr>
@@ -4102,10 +4087,10 @@
             <w:rPr>
               <w:rFonts w:eastAsiaTheme="minorEastAsia"/>
               <w:noProof/>
-              <w:lang w:val="en-US"/>
+              <w:lang w:eastAsia="hu-HU"/>
             </w:rPr>
           </w:pPr>
-          <w:hyperlink w:anchor="_Toc229233082" w:history="1">
+          <w:hyperlink w:anchor="_Toc230355449" w:history="1">
             <w:r>
               <w:rPr>
                 <w:rStyle w:val="Hiperhivatkozs"/>
@@ -4132,7 +4117,7 @@
                 <w:noProof/>
                 <w:webHidden/>
               </w:rPr>
-              <w:instrText xml:space="preserve"> PAGEREF _Toc229233082 \h </w:instrText>
+              <w:instrText xml:space="preserve"> PAGEREF _Toc230355449 \h </w:instrText>
             </w:r>
             <w:r>
               <w:rPr>
@@ -4152,7 +4137,7 @@
                 <w:noProof/>
                 <w:webHidden/>
               </w:rPr>
-              <w:t>35</w:t>
+              <w:t>36</w:t>
             </w:r>
             <w:r>
               <w:rPr>
@@ -4172,10 +4157,10 @@
             <w:rPr>
               <w:rFonts w:eastAsiaTheme="minorEastAsia"/>
               <w:noProof/>
-              <w:lang w:val="en-US"/>
+              <w:lang w:eastAsia="hu-HU"/>
             </w:rPr>
           </w:pPr>
-          <w:hyperlink w:anchor="_Toc229233083" w:history="1">
+          <w:hyperlink w:anchor="_Toc230355450" w:history="1">
             <w:r>
               <w:rPr>
                 <w:rStyle w:val="Hiperhivatkozs"/>
@@ -4202,7 +4187,7 @@
                 <w:noProof/>
                 <w:webHidden/>
               </w:rPr>
-              <w:instrText xml:space="preserve"> PAGEREF _Toc229233083 \h </w:instrText>
+              <w:instrText xml:space="preserve"> PAGEREF _Toc230355450 \h </w:instrText>
             </w:r>
             <w:r>
               <w:rPr>
@@ -4222,7 +4207,7 @@
                 <w:noProof/>
                 <w:webHidden/>
               </w:rPr>
-              <w:t>35</w:t>
+              <w:t>36</w:t>
             </w:r>
             <w:r>
               <w:rPr>
@@ -4242,10 +4227,10 @@
             <w:rPr>
               <w:rFonts w:eastAsiaTheme="minorEastAsia"/>
               <w:noProof/>
-              <w:lang w:val="en-US"/>
+              <w:lang w:eastAsia="hu-HU"/>
             </w:rPr>
           </w:pPr>
-          <w:hyperlink w:anchor="_Toc229233084" w:history="1">
+          <w:hyperlink w:anchor="_Toc230355451" w:history="1">
             <w:r>
               <w:rPr>
                 <w:rStyle w:val="Hiperhivatkozs"/>
@@ -4272,7 +4257,7 @@
                 <w:noProof/>
                 <w:webHidden/>
               </w:rPr>
-              <w:instrText xml:space="preserve"> PAGEREF _Toc229233084 \h </w:instrText>
+              <w:instrText xml:space="preserve"> PAGEREF _Toc230355451 \h </w:instrText>
             </w:r>
             <w:r>
               <w:rPr>
@@ -4292,7 +4277,7 @@
                 <w:noProof/>
                 <w:webHidden/>
               </w:rPr>
-              <w:t>35</w:t>
+              <w:t>36</w:t>
             </w:r>
             <w:r>
               <w:rPr>
@@ -4312,10 +4297,10 @@
             <w:rPr>
               <w:rFonts w:eastAsiaTheme="minorEastAsia"/>
               <w:noProof/>
-              <w:lang w:val="en-US"/>
+              <w:lang w:eastAsia="hu-HU"/>
             </w:rPr>
           </w:pPr>
-          <w:hyperlink w:anchor="_Toc229233085" w:history="1">
+          <w:hyperlink w:anchor="_Toc230355452" w:history="1">
             <w:r>
               <w:rPr>
                 <w:rStyle w:val="Hiperhivatkozs"/>
@@ -4342,7 +4327,7 @@
                 <w:noProof/>
                 <w:webHidden/>
               </w:rPr>
-              <w:instrText xml:space="preserve"> PAGEREF _Toc229233085 \h </w:instrText>
+              <w:instrText xml:space="preserve"> PAGEREF _Toc230355452 \h </w:instrText>
             </w:r>
             <w:r>
               <w:rPr>
@@ -4362,7 +4347,7 @@
                 <w:noProof/>
                 <w:webHidden/>
               </w:rPr>
-              <w:t>36</w:t>
+              <w:t>37</w:t>
             </w:r>
             <w:r>
               <w:rPr>
@@ -4382,10 +4367,10 @@
             <w:rPr>
               <w:rFonts w:eastAsiaTheme="minorEastAsia"/>
               <w:noProof/>
-              <w:lang w:val="en-US"/>
+              <w:lang w:eastAsia="hu-HU"/>
             </w:rPr>
           </w:pPr>
-          <w:hyperlink w:anchor="_Toc229233086" w:history="1">
+          <w:hyperlink w:anchor="_Toc230355453" w:history="1">
             <w:r>
               <w:rPr>
                 <w:rStyle w:val="Hiperhivatkozs"/>
@@ -4412,7 +4397,7 @@
                 <w:noProof/>
                 <w:webHidden/>
               </w:rPr>
-              <w:instrText xml:space="preserve"> PAGEREF _Toc229233086 \h </w:instrText>
+              <w:instrText xml:space="preserve"> PAGEREF _Toc230355453 \h </w:instrText>
             </w:r>
             <w:r>
               <w:rPr>
@@ -4432,7 +4417,7 @@
                 <w:noProof/>
                 <w:webHidden/>
               </w:rPr>
-              <w:t>37</w:t>
+              <w:t>38</w:t>
             </w:r>
             <w:r>
               <w:rPr>
@@ -4452,10 +4437,10 @@
             <w:rPr>
               <w:rFonts w:eastAsiaTheme="minorEastAsia"/>
               <w:noProof/>
-              <w:lang w:val="en-US"/>
+              <w:lang w:eastAsia="hu-HU"/>
             </w:rPr>
           </w:pPr>
-          <w:hyperlink w:anchor="_Toc229233087" w:history="1">
+          <w:hyperlink w:anchor="_Toc230355454" w:history="1">
             <w:r>
               <w:rPr>
                 <w:rStyle w:val="Hiperhivatkozs"/>
@@ -4482,7 +4467,7 @@
                 <w:noProof/>
                 <w:webHidden/>
               </w:rPr>
-              <w:instrText xml:space="preserve"> PAGEREF _Toc229233087 \h </w:instrText>
+              <w:instrText xml:space="preserve"> PAGEREF _Toc230355454 \h </w:instrText>
             </w:r>
             <w:r>
               <w:rPr>
@@ -4502,7 +4487,7 @@
                 <w:noProof/>
                 <w:webHidden/>
               </w:rPr>
-              <w:t>38</w:t>
+              <w:t>39</w:t>
             </w:r>
             <w:r>
               <w:rPr>
@@ -4522,16 +4507,16 @@
             <w:rPr>
               <w:rFonts w:eastAsiaTheme="minorEastAsia"/>
               <w:noProof/>
-              <w:lang w:val="en-US"/>
+              <w:lang w:eastAsia="hu-HU"/>
             </w:rPr>
           </w:pPr>
-          <w:hyperlink w:anchor="_Toc229233088" w:history="1">
+          <w:hyperlink w:anchor="_Toc230355455" w:history="1">
             <w:r>
               <w:rPr>
                 <w:rStyle w:val="Hiperhivatkozs"/>
                 <w:noProof/>
               </w:rPr>
-              <w:t>Irodalomjegyzék</w:t>
+              <w:t>6. Nyilatkozat AI használatáról</w:t>
             </w:r>
             <w:r>
               <w:rPr>
@@ -4552,7 +4537,7 @@
                 <w:noProof/>
                 <w:webHidden/>
               </w:rPr>
-              <w:instrText xml:space="preserve"> PAGEREF _Toc229233088 \h </w:instrText>
+              <w:instrText xml:space="preserve"> PAGEREF _Toc230355455 \h </w:instrText>
             </w:r>
             <w:r>
               <w:rPr>
@@ -4572,7 +4557,77 @@
                 <w:noProof/>
                 <w:webHidden/>
               </w:rPr>
-              <w:t>40</w:t>
+              <w:t>41</w:t>
+            </w:r>
+            <w:r>
+              <w:rPr>
+                <w:noProof/>
+                <w:webHidden/>
+              </w:rPr>
+              <w:fldChar w:fldCharType="end"/>
+            </w:r>
+          </w:hyperlink>
+        </w:p>
+        <w:p>
+          <w:pPr>
+            <w:pStyle w:val="TJ1"/>
+            <w:tabs>
+              <w:tab w:val="right" w:leader="dot" w:pos="8493"/>
+            </w:tabs>
+            <w:rPr>
+              <w:rFonts w:eastAsiaTheme="minorEastAsia"/>
+              <w:noProof/>
+              <w:lang w:eastAsia="hu-HU"/>
+            </w:rPr>
+          </w:pPr>
+          <w:hyperlink w:anchor="_Toc230355456" w:history="1">
+            <w:r>
+              <w:rPr>
+                <w:rStyle w:val="Hiperhivatkozs"/>
+                <w:noProof/>
+              </w:rPr>
+              <w:t>Irodalomjegyzék</w:t>
+            </w:r>
+            <w:r>
+              <w:rPr>
+                <w:noProof/>
+                <w:webHidden/>
+              </w:rPr>
+              <w:tab/>
+            </w:r>
+            <w:r>
+              <w:rPr>
+                <w:noProof/>
+                <w:webHidden/>
+              </w:rPr>
+              <w:fldChar w:fldCharType="begin"/>
+            </w:r>
+            <w:r>
+              <w:rPr>
+                <w:noProof/>
+                <w:webHidden/>
+              </w:rPr>
+              <w:instrText xml:space="preserve"> PAGEREF _Toc230355456 \h </w:instrText>
+            </w:r>
+            <w:r>
+              <w:rPr>
+                <w:noProof/>
+                <w:webHidden/>
+              </w:rPr>
+            </w:r>
+            <w:r>
+              <w:rPr>
+                <w:noProof/>
+                <w:webHidden/>
+              </w:rPr>
+              <w:fldChar w:fldCharType="separate"/>
+            </w:r>
+            <w:r>
+              <w:rPr>
+                <w:noProof/>
+                <w:webHidden/>
+              </w:rPr>
+              <w:t>42</w:t>
             </w:r>
             <w:r>
               <w:rPr>
@@ -4592,10 +4647,10 @@
             <w:rPr>
               <w:rFonts w:eastAsiaTheme="minorEastAsia"/>
               <w:noProof/>
-              <w:lang w:val="en-US"/>
+              <w:lang w:eastAsia="hu-HU"/>
             </w:rPr>
           </w:pPr>
-          <w:hyperlink w:anchor="_Toc229233089" w:history="1">
+          <w:hyperlink w:anchor="_Toc230355457" w:history="1">
             <w:r>
               <w:rPr>
                 <w:rStyle w:val="Hiperhivatkozs"/>
@@ -4622,7 +4677,7 @@
                 <w:noProof/>
                 <w:webHidden/>
               </w:rPr>
-              <w:instrText xml:space="preserve"> PAGEREF _Toc229233089 \h </w:instrText>
+              <w:instrText xml:space="preserve"> PAGEREF _Toc230355457 \h </w:instrText>
             </w:r>
             <w:r>
               <w:rPr>
@@ -4642,7 +4697,7 @@
                 <w:noProof/>
                 <w:webHidden/>
               </w:rPr>
-              <w:t>41</w:t>
+              <w:t>43</w:t>
             </w:r>
             <w:r>
               <w:rPr>
@@ -4668,21 +4723,6 @@
             <w:fldChar w:fldCharType="end"/>
           </w:r>
         </w:p>
-        <w:p>
-          <w:pPr>
-            <w:rPr>
-              <w:b/>
-              <w:bCs/>
-            </w:rPr>
-          </w:pPr>
-          <w:r>
-            <w:rPr>
-              <w:b/>
-              <w:bCs/>
-            </w:rPr>
-            <w:br w:type="page"/>
-          </w:r>
-        </w:p>
       </w:sdtContent>
     </w:sdt>
     <w:p>
@@ -4695,7 +4735,7 @@
           <w:sz w:val="28"/>
         </w:rPr>
       </w:pPr>
-      <w:bookmarkStart w:id="2" w:name="_Toc229233059"/>
+      <w:bookmarkStart w:id="2" w:name="_Toc230355426"/>
       <w:r>
         <w:rPr>
           <w:rFonts w:cs="Times New Roman"/>
@@ -4900,6 +4940,7 @@
       <w:r>
         <w:t>depressziónál</w:t>
       </w:r>
+      <w:proofErr w:type="gramEnd"/>
       <w:r>
         <w:fldChar w:fldCharType="begin"/>
       </w:r>
@@ -4918,7 +4959,6 @@
       <w:r>
         <w:fldChar w:fldCharType="end"/>
       </w:r>
-      <w:proofErr w:type="gramEnd"/>
       <w:r>
         <w:t xml:space="preserve"> és Alzheimer-kórnál</w:t>
       </w:r>
@@ -5045,7 +5085,7 @@
         <w:pStyle w:val="Cmsor1"/>
         <w:spacing w:after="240" w:line="360" w:lineRule="auto"/>
       </w:pPr>
-      <w:bookmarkStart w:id="3" w:name="_Toc229233060"/>
+      <w:bookmarkStart w:id="3" w:name="_Toc230355427"/>
       <w:r>
         <w:lastRenderedPageBreak/>
         <w:t>1.</w:t>
@@ -5063,7 +5103,7 @@
         <w:pStyle w:val="Cmsor2"/>
         <w:spacing w:after="240" w:line="360" w:lineRule="auto"/>
       </w:pPr>
-      <w:bookmarkStart w:id="4" w:name="_Toc229233061"/>
+      <w:bookmarkStart w:id="4" w:name="_Toc230355428"/>
       <w:r>
         <w:t>1.1 Adatok bemutatása</w:t>
       </w:r>
@@ -5747,7 +5787,7 @@
         <w:pStyle w:val="Cmsor2"/>
         <w:spacing w:before="240" w:after="240" w:line="360" w:lineRule="auto"/>
       </w:pPr>
-      <w:bookmarkStart w:id="5" w:name="_Toc229233062"/>
+      <w:bookmarkStart w:id="5" w:name="_Toc230355429"/>
       <w:r>
         <w:t>1.2 Az EEG és frekvenciasávok</w:t>
       </w:r>
@@ -6010,11 +6050,11 @@
           <w:rFonts w:ascii="Times New Roman" w:hAnsi="Times New Roman" w:cs="Times New Roman"/>
           <w:noProof/>
           <w:sz w:val="24"/>
-          <w:lang w:val="en-US"/>
+          <w:lang w:eastAsia="hu-HU"/>
         </w:rPr>
         <w:lastRenderedPageBreak/>
         <w:drawing>
-          <wp:inline distT="0" distB="0" distL="0" distR="0" wp14:anchorId="3144D59C" wp14:editId="38C39E22">
+          <wp:inline distT="0" distB="0" distL="0" distR="0" wp14:anchorId="597ABEB9" wp14:editId="54F3A6FB">
             <wp:extent cx="5399405" cy="4128770"/>
             <wp:effectExtent l="0" t="0" r="0" b="5080"/>
             <wp:docPr id="2" name="Kép 2"/>
@@ -6246,7 +6286,7 @@
         <w:pStyle w:val="Cmsor2"/>
         <w:spacing w:before="240" w:after="240" w:line="360" w:lineRule="auto"/>
       </w:pPr>
-      <w:bookmarkStart w:id="6" w:name="_Toc229233063"/>
+      <w:bookmarkStart w:id="6" w:name="_Toc230355430"/>
       <w:r>
         <w:t>1.3</w:t>
       </w:r>
@@ -6286,16 +6326,7 @@
           <w:rFonts w:ascii="Times New Roman" w:hAnsi="Times New Roman" w:cs="Times New Roman"/>
           <w:sz w:val="24"/>
         </w:rPr>
-        <w:t xml:space="preserve"> méretű számvektort kell előállítani, amely tömören leírja a felvétel legfontosabb tulajdonságait. Ezt a folyamatot jellemzőkinyerésnek nevezzük. A rendszerben három</w:t>
-      </w:r>
-      <w:bookmarkStart w:id="7" w:name="_GoBack"/>
-      <w:bookmarkEnd w:id="7"/>
-      <w:r>
-        <w:rPr>
-          <w:rFonts w:ascii="Times New Roman" w:hAnsi="Times New Roman" w:cs="Times New Roman"/>
-          <w:sz w:val="24"/>
-        </w:rPr>
-        <w:t xml:space="preserve"> ilyen módszer került kidolgozásra, amelyek különböző megközelítésekkel írják le ugyanazokat az adatokat, és amelyek teljesítménye a tanítás során egymással is összehasonlításra kerül.</w:t>
+        <w:t xml:space="preserve"> méretű számvektort kell előállítani, amely tömören leírja a felvétel legfontosabb tulajdonságait. Ezt a folyamatot jellemzőkinyerésnek nevezzük. A rendszerben három ilyen módszer került kidolgozásra, amelyek különböző megközelítésekkel írják le ugyanazokat az adatokat, és amelyek teljesítménye a tanítás során egymással is összehasonlításra kerül.</w:t>
       </w:r>
     </w:p>
     <w:p>
@@ -6589,7 +6620,7 @@
       <w:proofErr w:type="spellStart"/>
       <w:r>
         <w:rPr>
-          <w:rFonts w:ascii="Times New Roman" w:hAnsi="Times New Roman" w:cs="Times New Roman"/>
+          <w:rFonts w:ascii="Courier New" w:hAnsi="Courier New" w:cs="Courier New"/>
           <w:sz w:val="24"/>
         </w:rPr>
         <w:t>np.angle</w:t>
@@ -6597,10 +6628,17 @@
       <w:proofErr w:type="spellEnd"/>
       <w:r>
         <w:rPr>
-          <w:rFonts w:ascii="Times New Roman" w:hAnsi="Times New Roman" w:cs="Times New Roman"/>
-          <w:sz w:val="24"/>
-        </w:rPr>
-        <w:t xml:space="preserve">() függvény segítségével kinyerhető a fázis spektrum, ami megmutatja, hogy az egyes frekvencia-összetevők milyen szögben, vagyis milyen időbeli eltolással vannak jelen a jelben. Minden </w:t>
+          <w:rFonts w:ascii="Courier New" w:hAnsi="Courier New" w:cs="Courier New"/>
+          <w:sz w:val="24"/>
+        </w:rPr>
+        <w:t>()</w:t>
+      </w:r>
+      <w:r>
+        <w:rPr>
+          <w:rFonts w:ascii="Times New Roman" w:hAnsi="Times New Roman" w:cs="Times New Roman"/>
+          <w:sz w:val="24"/>
+        </w:rPr>
+        <w:t xml:space="preserve"> függvény segítségével kinyerhető a fázis spektrum, ami megmutatja, hogy az egyes frekvencia-összetevők milyen szögben, vagyis milyen időbeli eltolással vannak jelen a jelben. Minden </w:t>
       </w:r>
       <w:proofErr w:type="spellStart"/>
       <w:r>
@@ -6786,12 +6824,12 @@
         <w:pStyle w:val="Cmsor2"/>
         <w:spacing w:after="240" w:line="360" w:lineRule="auto"/>
       </w:pPr>
-      <w:bookmarkStart w:id="8" w:name="_Toc229233064"/>
+      <w:bookmarkStart w:id="7" w:name="_Toc230355431"/>
       <w:r>
         <w:lastRenderedPageBreak/>
         <w:t>1.4 Gépi tanulási algoritmusok</w:t>
       </w:r>
-      <w:bookmarkEnd w:id="8"/>
+      <w:bookmarkEnd w:id="7"/>
     </w:p>
     <w:p>
       <w:pPr>
@@ -6969,7 +7007,7 @@
         <w:pStyle w:val="Cmsor2"/>
         <w:spacing w:after="240" w:line="360" w:lineRule="auto"/>
       </w:pPr>
-      <w:bookmarkStart w:id="9" w:name="_Toc229233065"/>
+      <w:bookmarkStart w:id="8" w:name="_Toc230355432"/>
       <w:r>
         <w:lastRenderedPageBreak/>
         <w:t>1</w:t>
@@ -6989,7 +7027,7 @@
       <w:r>
         <w:t>keresztvalidáció</w:t>
       </w:r>
-      <w:bookmarkEnd w:id="9"/>
+      <w:bookmarkEnd w:id="8"/>
       <w:proofErr w:type="spellEnd"/>
     </w:p>
     <w:p>
@@ -7190,11 +7228,11 @@
           <w:rFonts w:ascii="Times New Roman" w:hAnsi="Times New Roman" w:cs="Times New Roman"/>
           <w:noProof/>
           <w:sz w:val="24"/>
-          <w:lang w:val="en-US"/>
+          <w:lang w:eastAsia="hu-HU"/>
         </w:rPr>
         <w:lastRenderedPageBreak/>
         <w:drawing>
-          <wp:inline distT="0" distB="0" distL="0" distR="0" wp14:anchorId="43965DBC" wp14:editId="7A96D7E6">
+          <wp:inline distT="0" distB="0" distL="0" distR="0" wp14:anchorId="2259DAFB" wp14:editId="6C3282F5">
             <wp:extent cx="4677532" cy="3448050"/>
             <wp:effectExtent l="0" t="0" r="8890" b="0"/>
             <wp:docPr id="6" name="Kép 6"/>
@@ -7330,7 +7368,7 @@
         <w:pStyle w:val="Cmsor2"/>
         <w:spacing w:after="240" w:line="360" w:lineRule="auto"/>
       </w:pPr>
-      <w:bookmarkStart w:id="10" w:name="_Toc229233066"/>
+      <w:bookmarkStart w:id="9" w:name="_Toc230355433"/>
       <w:r>
         <w:t xml:space="preserve">1.6 </w:t>
       </w:r>
@@ -7341,7 +7379,7 @@
       <w:r>
         <w:t>metrikák</w:t>
       </w:r>
-      <w:bookmarkEnd w:id="10"/>
+      <w:bookmarkEnd w:id="9"/>
       <w:proofErr w:type="gramEnd"/>
     </w:p>
     <w:p>
@@ -7604,23 +7642,23 @@
         <w:pStyle w:val="Cmsor1"/>
         <w:spacing w:after="240" w:line="360" w:lineRule="auto"/>
       </w:pPr>
-      <w:bookmarkStart w:id="11" w:name="_Toc229233067"/>
+      <w:bookmarkStart w:id="10" w:name="_Toc230355434"/>
       <w:r>
         <w:lastRenderedPageBreak/>
         <w:t>2. Implementáció</w:t>
       </w:r>
-      <w:bookmarkEnd w:id="11"/>
+      <w:bookmarkEnd w:id="10"/>
     </w:p>
     <w:p>
       <w:pPr>
         <w:pStyle w:val="Cmsor2"/>
         <w:spacing w:after="240" w:line="360" w:lineRule="auto"/>
       </w:pPr>
-      <w:bookmarkStart w:id="12" w:name="_Toc229233068"/>
+      <w:bookmarkStart w:id="11" w:name="_Toc230355435"/>
       <w:r>
         <w:t>2.1 Projekt felépítése</w:t>
       </w:r>
-      <w:bookmarkEnd w:id="12"/>
+      <w:bookmarkEnd w:id="11"/>
     </w:p>
     <w:p>
       <w:pPr>
@@ -8221,10 +8259,10 @@
           <w:rFonts w:ascii="Times New Roman" w:hAnsi="Times New Roman" w:cs="Times New Roman"/>
           <w:noProof/>
           <w:sz w:val="24"/>
-          <w:lang w:val="en-US"/>
+          <w:lang w:eastAsia="hu-HU"/>
         </w:rPr>
         <w:drawing>
-          <wp:inline distT="0" distB="0" distL="0" distR="0" wp14:anchorId="07E59442" wp14:editId="0D756BA4">
+          <wp:inline distT="0" distB="0" distL="0" distR="0" wp14:anchorId="68D6DE8C" wp14:editId="16249048">
             <wp:extent cx="5399405" cy="3587750"/>
             <wp:effectExtent l="0" t="0" r="0" b="0"/>
             <wp:docPr id="12" name="Kép 12"/>
@@ -8306,14 +8344,14 @@
         <w:pStyle w:val="Cmsor2"/>
         <w:spacing w:after="240" w:line="360" w:lineRule="auto"/>
       </w:pPr>
-      <w:bookmarkStart w:id="13" w:name="_Toc229233069"/>
+      <w:bookmarkStart w:id="12" w:name="_Toc230355436"/>
       <w:r>
         <w:t>2.2</w:t>
       </w:r>
       <w:r>
         <w:t xml:space="preserve"> Jellemzőkinyerés – feature_extraction.py</w:t>
       </w:r>
-      <w:bookmarkEnd w:id="13"/>
+      <w:bookmarkEnd w:id="12"/>
     </w:p>
     <w:p>
       <w:pPr>
@@ -10225,11 +10263,11 @@
         <w:pStyle w:val="Cmsor2"/>
         <w:spacing w:after="240" w:line="360" w:lineRule="auto"/>
       </w:pPr>
-      <w:bookmarkStart w:id="14" w:name="_Toc229233070"/>
+      <w:bookmarkStart w:id="13" w:name="_Toc230355437"/>
       <w:r>
         <w:t>2.3 Modellek betanítása</w:t>
       </w:r>
-      <w:bookmarkEnd w:id="14"/>
+      <w:bookmarkEnd w:id="13"/>
     </w:p>
     <w:p>
       <w:pPr>
@@ -12349,7 +12387,7 @@
         <w:pStyle w:val="Cmsor2"/>
         <w:spacing w:after="240" w:line="360" w:lineRule="auto"/>
       </w:pPr>
-      <w:bookmarkStart w:id="15" w:name="_Toc229233071"/>
+      <w:bookmarkStart w:id="14" w:name="_Toc230355438"/>
       <w:r>
         <w:t xml:space="preserve">2.4 </w:t>
       </w:r>
@@ -12381,7 +12419,7 @@
       <w:r>
         <w:t>s.py</w:t>
       </w:r>
-      <w:bookmarkEnd w:id="15"/>
+      <w:bookmarkEnd w:id="14"/>
     </w:p>
     <w:p>
       <w:pPr>
@@ -13158,11 +13196,11 @@
         <w:pStyle w:val="Cmsor2"/>
         <w:spacing w:after="240" w:line="360" w:lineRule="auto"/>
       </w:pPr>
-      <w:bookmarkStart w:id="16" w:name="_Toc229233072"/>
+      <w:bookmarkStart w:id="15" w:name="_Toc230355439"/>
       <w:r>
         <w:t>2.5 Jellemzőkiválasztás – feature_selection.py</w:t>
       </w:r>
-      <w:bookmarkEnd w:id="16"/>
+      <w:bookmarkEnd w:id="15"/>
     </w:p>
     <w:p>
       <w:pPr>
@@ -13398,11 +13436,11 @@
         <w:pStyle w:val="Cmsor2"/>
         <w:spacing w:after="240" w:line="360" w:lineRule="auto"/>
       </w:pPr>
-      <w:bookmarkStart w:id="17" w:name="_Toc229233073"/>
+      <w:bookmarkStart w:id="16" w:name="_Toc230355440"/>
       <w:r>
         <w:t>2.6 Vizualizáció – visualization.py</w:t>
       </w:r>
-      <w:bookmarkEnd w:id="17"/>
+      <w:bookmarkEnd w:id="16"/>
     </w:p>
     <w:p>
       <w:pPr>
@@ -13794,7 +13832,7 @@
         <w:pStyle w:val="Cmsor2"/>
         <w:spacing w:after="240" w:line="360" w:lineRule="auto"/>
       </w:pPr>
-      <w:bookmarkStart w:id="18" w:name="_Toc229233074"/>
+      <w:bookmarkStart w:id="17" w:name="_Toc230355441"/>
       <w:r>
         <w:t>2.7</w:t>
       </w:r>
@@ -13804,7 +13842,7 @@
       <w:r>
         <w:t>rafikus felhasználói felület – gui.py</w:t>
       </w:r>
-      <w:bookmarkEnd w:id="18"/>
+      <w:bookmarkEnd w:id="17"/>
     </w:p>
     <w:p>
       <w:pPr>
@@ -14200,7 +14238,7 @@
         <w:pStyle w:val="Cmsor1"/>
         <w:spacing w:after="240" w:line="360" w:lineRule="auto"/>
       </w:pPr>
-      <w:bookmarkStart w:id="19" w:name="_Toc229233075"/>
+      <w:bookmarkStart w:id="18" w:name="_Toc230355442"/>
       <w:r>
         <w:lastRenderedPageBreak/>
         <w:t>3.</w:t>
@@ -14211,18 +14249,18 @@
       <w:r>
         <w:t>Eredmények</w:t>
       </w:r>
-      <w:bookmarkEnd w:id="19"/>
+      <w:bookmarkEnd w:id="18"/>
     </w:p>
     <w:p>
       <w:pPr>
         <w:pStyle w:val="Cmsor2"/>
         <w:spacing w:after="240" w:line="360" w:lineRule="auto"/>
       </w:pPr>
-      <w:bookmarkStart w:id="20" w:name="_Toc229233076"/>
+      <w:bookmarkStart w:id="19" w:name="_Toc230355443"/>
       <w:r>
         <w:t>3.1 A modellek teljesítményének összehasonlítása</w:t>
       </w:r>
-      <w:bookmarkEnd w:id="20"/>
+      <w:bookmarkEnd w:id="19"/>
     </w:p>
     <w:p>
       <w:pPr>
@@ -17175,11 +17213,11 @@
         <w:pStyle w:val="Cmsor2"/>
         <w:spacing w:after="240" w:line="360" w:lineRule="auto"/>
       </w:pPr>
-      <w:bookmarkStart w:id="21" w:name="_Toc229233077"/>
+      <w:bookmarkStart w:id="20" w:name="_Toc230355444"/>
       <w:r>
         <w:t>3.2 Jellemzők fontossága</w:t>
       </w:r>
-      <w:bookmarkEnd w:id="21"/>
+      <w:bookmarkEnd w:id="20"/>
     </w:p>
     <w:p>
       <w:pPr>
@@ -17343,10 +17381,10 @@
           <w:noProof/>
           <w:sz w:val="24"/>
           <w:szCs w:val="24"/>
-          <w:lang w:val="en-US"/>
+          <w:lang w:eastAsia="hu-HU"/>
         </w:rPr>
         <w:drawing>
-          <wp:inline distT="0" distB="0" distL="0" distR="0" wp14:anchorId="6CAF26E0" wp14:editId="16735757">
+          <wp:inline distT="0" distB="0" distL="0" distR="0" wp14:anchorId="13BFD175" wp14:editId="40D32AEE">
             <wp:extent cx="4994694" cy="3796390"/>
             <wp:effectExtent l="0" t="0" r="0" b="0"/>
             <wp:docPr id="4" name="Kép 4"/>
@@ -17608,10 +17646,10 @@
           <w:noProof/>
           <w:sz w:val="24"/>
           <w:szCs w:val="24"/>
-          <w:lang w:val="en-US"/>
+          <w:lang w:eastAsia="hu-HU"/>
         </w:rPr>
         <w:drawing>
-          <wp:inline distT="0" distB="0" distL="0" distR="0" wp14:anchorId="61EA50BD" wp14:editId="75283BF9">
+          <wp:inline distT="0" distB="0" distL="0" distR="0" wp14:anchorId="0022B37F" wp14:editId="4E4CCA1B">
             <wp:extent cx="5007659" cy="3798000"/>
             <wp:effectExtent l="0" t="0" r="2540" b="0"/>
             <wp:docPr id="5" name="Kép 5"/>
@@ -17721,7 +17759,7 @@
         <w:pStyle w:val="Cmsor2"/>
         <w:spacing w:after="240" w:line="360" w:lineRule="auto"/>
       </w:pPr>
-      <w:bookmarkStart w:id="22" w:name="_Toc229233078"/>
+      <w:bookmarkStart w:id="21" w:name="_Toc230355445"/>
       <w:r>
         <w:t xml:space="preserve">3.3 </w:t>
       </w:r>
@@ -17741,7 +17779,7 @@
       <w:r>
         <w:t xml:space="preserve"> eredményei</w:t>
       </w:r>
-      <w:bookmarkEnd w:id="22"/>
+      <w:bookmarkEnd w:id="21"/>
     </w:p>
     <w:p>
       <w:pPr>
@@ -18430,7 +18468,7 @@
         <w:pStyle w:val="Cmsor2"/>
         <w:spacing w:after="240" w:line="360" w:lineRule="auto"/>
       </w:pPr>
-      <w:bookmarkStart w:id="23" w:name="_Toc229233079"/>
+      <w:bookmarkStart w:id="22" w:name="_Toc230355446"/>
       <w:r>
         <w:lastRenderedPageBreak/>
         <w:t xml:space="preserve">3.4 </w:t>
@@ -18451,7 +18489,7 @@
       <w:r>
         <w:t xml:space="preserve"> eredményei</w:t>
       </w:r>
-      <w:bookmarkEnd w:id="23"/>
+      <w:bookmarkEnd w:id="22"/>
     </w:p>
     <w:p>
       <w:pPr>
@@ -18637,10 +18675,10 @@
       <w:r>
         <w:rPr>
           <w:noProof/>
-          <w:lang w:val="en-US"/>
+          <w:lang w:eastAsia="hu-HU"/>
         </w:rPr>
         <w:drawing>
-          <wp:inline distT="0" distB="0" distL="0" distR="0" wp14:anchorId="2391AD14" wp14:editId="26A9A837">
+          <wp:inline distT="0" distB="0" distL="0" distR="0" wp14:anchorId="72F245C6" wp14:editId="536BAE98">
             <wp:extent cx="5399405" cy="1368425"/>
             <wp:effectExtent l="0" t="0" r="0" b="3175"/>
             <wp:docPr id="3" name="Kép 3"/>
@@ -18918,10 +18956,10 @@
           <w:rFonts w:ascii="Times New Roman" w:hAnsi="Times New Roman" w:cs="Times New Roman"/>
           <w:noProof/>
           <w:sz w:val="24"/>
-          <w:lang w:val="en-US"/>
+          <w:lang w:eastAsia="hu-HU"/>
         </w:rPr>
         <w:drawing>
-          <wp:inline distT="0" distB="0" distL="0" distR="0" wp14:anchorId="55A7188D" wp14:editId="0665B982">
+          <wp:inline distT="0" distB="0" distL="0" distR="0" wp14:anchorId="6515EC30" wp14:editId="1512C7A7">
             <wp:extent cx="5399405" cy="1283970"/>
             <wp:effectExtent l="0" t="0" r="0" b="0"/>
             <wp:docPr id="7" name="Kép 7"/>
@@ -19008,14 +19046,14 @@
         <w:pStyle w:val="Cmsor2"/>
         <w:spacing w:after="240" w:line="360" w:lineRule="auto"/>
       </w:pPr>
-      <w:bookmarkStart w:id="24" w:name="_Toc229233080"/>
+      <w:bookmarkStart w:id="23" w:name="_Toc230355447"/>
       <w:r>
         <w:t>3.5 Döntési határok és jellemzők vizualizációj</w:t>
       </w:r>
-      <w:bookmarkEnd w:id="24"/>
       <w:r>
         <w:t>a</w:t>
       </w:r>
+      <w:bookmarkEnd w:id="23"/>
     </w:p>
     <w:p>
       <w:pPr>
@@ -19118,10 +19156,10 @@
           <w:rFonts w:ascii="Times New Roman" w:hAnsi="Times New Roman" w:cs="Times New Roman"/>
           <w:noProof/>
           <w:sz w:val="24"/>
-          <w:lang w:val="en-US"/>
+          <w:lang w:eastAsia="hu-HU"/>
         </w:rPr>
         <w:drawing>
-          <wp:inline distT="0" distB="0" distL="0" distR="0" wp14:anchorId="078A735E" wp14:editId="65788708">
+          <wp:inline distT="0" distB="0" distL="0" distR="0" wp14:anchorId="0C821FD2" wp14:editId="770B8012">
             <wp:extent cx="5399405" cy="2396490"/>
             <wp:effectExtent l="0" t="0" r="0" b="3810"/>
             <wp:docPr id="8" name="Kép 8"/>
@@ -19312,10 +19350,10 @@
           <w:rFonts w:ascii="Times New Roman" w:hAnsi="Times New Roman" w:cs="Times New Roman"/>
           <w:noProof/>
           <w:sz w:val="24"/>
-          <w:lang w:val="en-US"/>
+          <w:lang w:eastAsia="hu-HU"/>
         </w:rPr>
         <w:drawing>
-          <wp:inline distT="0" distB="0" distL="0" distR="0" wp14:anchorId="5BE12C59" wp14:editId="686F487E">
+          <wp:inline distT="0" distB="0" distL="0" distR="0" wp14:anchorId="0F3D2901" wp14:editId="385AC595">
             <wp:extent cx="5399405" cy="4340225"/>
             <wp:effectExtent l="0" t="0" r="0" b="3175"/>
             <wp:docPr id="9" name="Kép 9"/>
@@ -19483,10 +19521,10 @@
           <w:rFonts w:ascii="Times New Roman" w:hAnsi="Times New Roman" w:cs="Times New Roman"/>
           <w:noProof/>
           <w:sz w:val="24"/>
-          <w:lang w:val="en-US"/>
+          <w:lang w:eastAsia="hu-HU"/>
         </w:rPr>
         <w:drawing>
-          <wp:inline distT="0" distB="0" distL="0" distR="0" wp14:anchorId="103CF4C6" wp14:editId="0D871218">
+          <wp:inline distT="0" distB="0" distL="0" distR="0" wp14:anchorId="0D5AC424" wp14:editId="6E2358D7">
             <wp:extent cx="5399405" cy="3072765"/>
             <wp:effectExtent l="0" t="0" r="0" b="0"/>
             <wp:docPr id="10" name="Kép 10"/>
@@ -19558,7 +19596,7 @@
           <w:lang w:eastAsia="hu-HU"/>
         </w:rPr>
       </w:pPr>
-      <w:bookmarkStart w:id="25" w:name="_Toc229233081"/>
+      <w:bookmarkStart w:id="24" w:name="_Toc230355448"/>
       <w:r>
         <w:rPr>
           <w:rFonts w:eastAsia="Times New Roman"/>
@@ -19566,7 +19604,7 @@
         </w:rPr>
         <w:t>3.6 PCA vizualizáció</w:t>
       </w:r>
-      <w:bookmarkEnd w:id="25"/>
+      <w:bookmarkEnd w:id="24"/>
       <w:r>
         <w:rPr>
           <w:rFonts w:eastAsia="Times New Roman"/>
@@ -19721,23 +19759,23 @@
         <w:pStyle w:val="Cmsor1"/>
         <w:spacing w:before="0" w:after="240" w:line="360" w:lineRule="auto"/>
       </w:pPr>
-      <w:bookmarkStart w:id="26" w:name="_Toc229233082"/>
+      <w:bookmarkStart w:id="25" w:name="_Toc230355449"/>
       <w:r>
         <w:lastRenderedPageBreak/>
         <w:t>4. Felhasználói és telepítési útmutató</w:t>
       </w:r>
-      <w:bookmarkEnd w:id="26"/>
+      <w:bookmarkEnd w:id="25"/>
     </w:p>
     <w:p>
       <w:pPr>
         <w:pStyle w:val="Cmsor2"/>
         <w:spacing w:after="240" w:line="360" w:lineRule="auto"/>
       </w:pPr>
-      <w:bookmarkStart w:id="27" w:name="_Toc229233083"/>
+      <w:bookmarkStart w:id="26" w:name="_Toc230355450"/>
       <w:r>
         <w:t>4.1 Rendszerkövetelmények</w:t>
       </w:r>
-      <w:bookmarkEnd w:id="27"/>
+      <w:bookmarkEnd w:id="26"/>
     </w:p>
     <w:p>
       <w:pPr>
@@ -20543,11 +20581,11 @@
         </w:tabs>
         <w:spacing w:after="240" w:line="360" w:lineRule="auto"/>
       </w:pPr>
-      <w:bookmarkStart w:id="28" w:name="_Toc229233084"/>
+      <w:bookmarkStart w:id="27" w:name="_Toc230355451"/>
       <w:r>
         <w:t>4.2 Telepítési útmutató</w:t>
       </w:r>
-      <w:bookmarkEnd w:id="28"/>
+      <w:bookmarkEnd w:id="27"/>
     </w:p>
     <w:p>
       <w:pPr>
@@ -21147,11 +21185,11 @@
         <w:pStyle w:val="Cmsor2"/>
         <w:spacing w:after="240" w:line="360" w:lineRule="auto"/>
       </w:pPr>
-      <w:bookmarkStart w:id="29" w:name="_Toc229233085"/>
+      <w:bookmarkStart w:id="28" w:name="_Toc230355452"/>
       <w:r>
         <w:t>4.3 Grafikus felület használata</w:t>
       </w:r>
-      <w:bookmarkEnd w:id="29"/>
+      <w:bookmarkEnd w:id="28"/>
     </w:p>
     <w:p>
       <w:pPr>
@@ -21184,10 +21222,10 @@
           <w:rFonts w:ascii="Times New Roman" w:hAnsi="Times New Roman" w:cs="Times New Roman"/>
           <w:noProof/>
           <w:sz w:val="24"/>
-          <w:lang w:val="en-US"/>
+          <w:lang w:eastAsia="hu-HU"/>
         </w:rPr>
         <w:drawing>
-          <wp:inline distT="0" distB="0" distL="0" distR="0" wp14:anchorId="11CDE51C" wp14:editId="22DB141A">
+          <wp:inline distT="0" distB="0" distL="0" distR="0" wp14:anchorId="5D14200C" wp14:editId="681E5495">
             <wp:extent cx="3905795" cy="3982006"/>
             <wp:effectExtent l="0" t="0" r="0" b="0"/>
             <wp:docPr id="11" name="Kép 11"/>
@@ -21441,7 +21479,7 @@
         <w:pStyle w:val="Cmsor2"/>
         <w:spacing w:after="240" w:line="360" w:lineRule="auto"/>
       </w:pPr>
-      <w:bookmarkStart w:id="30" w:name="_Toc229233086"/>
+      <w:bookmarkStart w:id="29" w:name="_Toc230355453"/>
       <w:r>
         <w:t xml:space="preserve">4.4 Az elemző </w:t>
       </w:r>
@@ -21453,7 +21491,7 @@
       <w:r>
         <w:t xml:space="preserve"> használata</w:t>
       </w:r>
-      <w:bookmarkEnd w:id="30"/>
+      <w:bookmarkEnd w:id="29"/>
     </w:p>
     <w:p>
       <w:pPr>
@@ -21772,12 +21810,12 @@
         <w:pStyle w:val="Cmsor1"/>
         <w:spacing w:after="240" w:line="360" w:lineRule="auto"/>
       </w:pPr>
-      <w:bookmarkStart w:id="31" w:name="_Toc229233087"/>
+      <w:bookmarkStart w:id="30" w:name="_Toc230355454"/>
       <w:r>
         <w:lastRenderedPageBreak/>
         <w:t>5. Összefoglalás</w:t>
       </w:r>
-      <w:bookmarkEnd w:id="31"/>
+      <w:bookmarkEnd w:id="30"/>
     </w:p>
     <w:p>
       <w:pPr>
@@ -22455,6 +22493,491 @@
     </w:p>
     <w:p>
       <w:pPr>
+        <w:rPr>
+          <w:rFonts w:ascii="Times New Roman" w:hAnsi="Times New Roman" w:cs="Times New Roman"/>
+          <w:sz w:val="24"/>
+        </w:rPr>
+      </w:pPr>
+      <w:r>
+        <w:rPr>
+          <w:rFonts w:ascii="Times New Roman" w:hAnsi="Times New Roman" w:cs="Times New Roman"/>
+          <w:sz w:val="24"/>
+        </w:rPr>
+        <w:br w:type="page"/>
+      </w:r>
+    </w:p>
+    <w:p>
+      <w:pPr>
+        <w:pStyle w:val="Cmsor1"/>
+        <w:spacing w:after="840"/>
+      </w:pPr>
+      <w:bookmarkStart w:id="31" w:name="_Toc230355455"/>
+      <w:r>
+        <w:lastRenderedPageBreak/>
+        <w:t xml:space="preserve">6. </w:t>
+      </w:r>
+      <w:r>
+        <w:t>Nyilatkozat AI használatáról</w:t>
+      </w:r>
+      <w:bookmarkEnd w:id="31"/>
+    </w:p>
+    <w:tbl>
+      <w:tblPr>
+        <w:tblStyle w:val="Rcsostblzat"/>
+        <w:tblW w:w="8505" w:type="dxa"/>
+        <w:tblLook w:val="04A0" w:firstRow="1" w:lastRow="0" w:firstColumn="1" w:lastColumn="0" w:noHBand="0" w:noVBand="1"/>
+      </w:tblPr>
+      <w:tblGrid>
+        <w:gridCol w:w="2268"/>
+        <w:gridCol w:w="2268"/>
+        <w:gridCol w:w="3969"/>
+      </w:tblGrid>
+      <w:tr>
+        <w:tc>
+          <w:tcPr>
+            <w:tcW w:w="2268" w:type="dxa"/>
+            <w:tcBorders>
+              <w:top w:val="single" w:sz="12" w:space="0" w:color="auto"/>
+              <w:left w:val="nil"/>
+              <w:bottom w:val="single" w:sz="12" w:space="0" w:color="auto"/>
+              <w:right w:val="nil"/>
+            </w:tcBorders>
+          </w:tcPr>
+          <w:p>
+            <w:pPr>
+              <w:spacing w:after="120" w:line="360" w:lineRule="auto"/>
+              <w:jc w:val="both"/>
+              <w:rPr>
+                <w:rFonts w:ascii="Times New Roman" w:hAnsi="Times New Roman" w:cs="Times New Roman"/>
+                <w:b/>
+                <w:sz w:val="24"/>
+              </w:rPr>
+            </w:pPr>
+            <w:r>
+              <w:rPr>
+                <w:rFonts w:ascii="Times New Roman" w:hAnsi="Times New Roman" w:cs="Times New Roman"/>
+                <w:b/>
+                <w:sz w:val="24"/>
+              </w:rPr>
+              <w:t>Eszköz neve</w:t>
+            </w:r>
+          </w:p>
+        </w:tc>
+        <w:tc>
+          <w:tcPr>
+            <w:tcW w:w="2268" w:type="dxa"/>
+            <w:tcBorders>
+              <w:top w:val="single" w:sz="12" w:space="0" w:color="auto"/>
+              <w:left w:val="nil"/>
+              <w:bottom w:val="single" w:sz="12" w:space="0" w:color="auto"/>
+              <w:right w:val="nil"/>
+            </w:tcBorders>
+          </w:tcPr>
+          <w:p>
+            <w:pPr>
+              <w:spacing w:after="120" w:line="360" w:lineRule="auto"/>
+              <w:jc w:val="both"/>
+              <w:rPr>
+                <w:rFonts w:ascii="Times New Roman" w:hAnsi="Times New Roman" w:cs="Times New Roman"/>
+                <w:b/>
+                <w:sz w:val="24"/>
+              </w:rPr>
+            </w:pPr>
+            <w:r>
+              <w:rPr>
+                <w:rFonts w:ascii="Times New Roman" w:hAnsi="Times New Roman" w:cs="Times New Roman"/>
+                <w:b/>
+                <w:sz w:val="24"/>
+              </w:rPr>
+              <w:t>Felhasználás célja</w:t>
+            </w:r>
+          </w:p>
+        </w:tc>
+        <w:tc>
+          <w:tcPr>
+            <w:tcW w:w="3969" w:type="dxa"/>
+            <w:tcBorders>
+              <w:top w:val="single" w:sz="12" w:space="0" w:color="auto"/>
+              <w:left w:val="nil"/>
+              <w:bottom w:val="single" w:sz="12" w:space="0" w:color="auto"/>
+              <w:right w:val="nil"/>
+            </w:tcBorders>
+          </w:tcPr>
+          <w:p>
+            <w:pPr>
+              <w:spacing w:after="120" w:line="360" w:lineRule="auto"/>
+              <w:jc w:val="both"/>
+              <w:rPr>
+                <w:rFonts w:ascii="Times New Roman" w:hAnsi="Times New Roman" w:cs="Times New Roman"/>
+                <w:b/>
+                <w:sz w:val="24"/>
+              </w:rPr>
+            </w:pPr>
+            <w:r>
+              <w:rPr>
+                <w:rFonts w:ascii="Times New Roman" w:hAnsi="Times New Roman" w:cs="Times New Roman"/>
+                <w:b/>
+                <w:sz w:val="24"/>
+              </w:rPr>
+              <w:t>Felhasználás módja</w:t>
+            </w:r>
+          </w:p>
+        </w:tc>
+      </w:tr>
+      <w:tr>
+        <w:tc>
+          <w:tcPr>
+            <w:tcW w:w="2268" w:type="dxa"/>
+            <w:tcBorders>
+              <w:top w:val="single" w:sz="12" w:space="0" w:color="auto"/>
+              <w:left w:val="nil"/>
+              <w:bottom w:val="nil"/>
+              <w:right w:val="nil"/>
+            </w:tcBorders>
+          </w:tcPr>
+          <w:p>
+            <w:pPr>
+              <w:spacing w:after="120" w:line="360" w:lineRule="auto"/>
+              <w:jc w:val="both"/>
+              <w:rPr>
+                <w:rFonts w:ascii="Times New Roman" w:hAnsi="Times New Roman" w:cs="Times New Roman"/>
+                <w:sz w:val="24"/>
+              </w:rPr>
+            </w:pPr>
+            <w:r>
+              <w:rPr>
+                <w:rFonts w:ascii="Times New Roman" w:hAnsi="Times New Roman" w:cs="Times New Roman"/>
+                <w:sz w:val="24"/>
+              </w:rPr>
+              <w:t>Claude (</w:t>
+            </w:r>
+            <w:proofErr w:type="spellStart"/>
+            <w:r>
+              <w:rPr>
+                <w:rFonts w:ascii="Times New Roman" w:hAnsi="Times New Roman" w:cs="Times New Roman"/>
+                <w:sz w:val="24"/>
+              </w:rPr>
+              <w:t>Sonnet</w:t>
+            </w:r>
+            <w:proofErr w:type="spellEnd"/>
+            <w:r>
+              <w:rPr>
+                <w:rFonts w:ascii="Times New Roman" w:hAnsi="Times New Roman" w:cs="Times New Roman"/>
+                <w:sz w:val="24"/>
+              </w:rPr>
+              <w:t xml:space="preserve"> 4.6)</w:t>
+            </w:r>
+          </w:p>
+        </w:tc>
+        <w:tc>
+          <w:tcPr>
+            <w:tcW w:w="2268" w:type="dxa"/>
+            <w:tcBorders>
+              <w:top w:val="single" w:sz="12" w:space="0" w:color="auto"/>
+              <w:left w:val="nil"/>
+              <w:bottom w:val="nil"/>
+              <w:right w:val="nil"/>
+            </w:tcBorders>
+          </w:tcPr>
+          <w:p>
+            <w:pPr>
+              <w:spacing w:after="120" w:line="360" w:lineRule="auto"/>
+              <w:jc w:val="both"/>
+              <w:rPr>
+                <w:rFonts w:ascii="Times New Roman" w:hAnsi="Times New Roman" w:cs="Times New Roman"/>
+                <w:sz w:val="24"/>
+              </w:rPr>
+            </w:pPr>
+            <w:r>
+              <w:rPr>
+                <w:rFonts w:ascii="Times New Roman" w:hAnsi="Times New Roman" w:cs="Times New Roman"/>
+                <w:sz w:val="24"/>
+              </w:rPr>
+              <w:t>Képgenerálás</w:t>
+            </w:r>
+          </w:p>
+        </w:tc>
+        <w:tc>
+          <w:tcPr>
+            <w:tcW w:w="3969" w:type="dxa"/>
+            <w:tcBorders>
+              <w:top w:val="single" w:sz="12" w:space="0" w:color="auto"/>
+              <w:left w:val="nil"/>
+              <w:bottom w:val="nil"/>
+              <w:right w:val="nil"/>
+            </w:tcBorders>
+          </w:tcPr>
+          <w:p>
+            <w:pPr>
+              <w:spacing w:after="120" w:line="360" w:lineRule="auto"/>
+              <w:jc w:val="both"/>
+              <w:rPr>
+                <w:rFonts w:ascii="Times New Roman" w:hAnsi="Times New Roman" w:cs="Times New Roman"/>
+                <w:sz w:val="24"/>
+              </w:rPr>
+            </w:pPr>
+            <w:r>
+              <w:rPr>
+                <w:rFonts w:ascii="Times New Roman" w:hAnsi="Times New Roman" w:cs="Times New Roman"/>
+                <w:sz w:val="24"/>
+              </w:rPr>
+              <w:t>Képek generálása ábrákhoz</w:t>
+            </w:r>
+          </w:p>
+        </w:tc>
+      </w:tr>
+      <w:tr>
+        <w:tc>
+          <w:tcPr>
+            <w:tcW w:w="2268" w:type="dxa"/>
+            <w:tcBorders>
+              <w:top w:val="nil"/>
+              <w:left w:val="nil"/>
+              <w:bottom w:val="single" w:sz="6" w:space="0" w:color="auto"/>
+              <w:right w:val="nil"/>
+            </w:tcBorders>
+          </w:tcPr>
+          <w:p>
+            <w:pPr>
+              <w:spacing w:after="120" w:line="360" w:lineRule="auto"/>
+              <w:jc w:val="both"/>
+              <w:rPr>
+                <w:rFonts w:ascii="Times New Roman" w:hAnsi="Times New Roman" w:cs="Times New Roman"/>
+                <w:sz w:val="24"/>
+              </w:rPr>
+            </w:pPr>
+            <w:r>
+              <w:rPr>
+                <w:rFonts w:ascii="Times New Roman" w:hAnsi="Times New Roman" w:cs="Times New Roman"/>
+                <w:sz w:val="24"/>
+              </w:rPr>
+              <w:t>Claude (</w:t>
+            </w:r>
+            <w:proofErr w:type="spellStart"/>
+            <w:r>
+              <w:rPr>
+                <w:rFonts w:ascii="Times New Roman" w:hAnsi="Times New Roman" w:cs="Times New Roman"/>
+                <w:sz w:val="24"/>
+              </w:rPr>
+              <w:t>Sonnet</w:t>
+            </w:r>
+            <w:proofErr w:type="spellEnd"/>
+            <w:r>
+              <w:rPr>
+                <w:rFonts w:ascii="Times New Roman" w:hAnsi="Times New Roman" w:cs="Times New Roman"/>
+                <w:sz w:val="24"/>
+              </w:rPr>
+              <w:t xml:space="preserve"> 4.6)</w:t>
+            </w:r>
+          </w:p>
+        </w:tc>
+        <w:tc>
+          <w:tcPr>
+            <w:tcW w:w="2268" w:type="dxa"/>
+            <w:tcBorders>
+              <w:top w:val="nil"/>
+              <w:left w:val="nil"/>
+              <w:bottom w:val="single" w:sz="6" w:space="0" w:color="auto"/>
+              <w:right w:val="nil"/>
+            </w:tcBorders>
+          </w:tcPr>
+          <w:p>
+            <w:pPr>
+              <w:spacing w:after="120" w:line="360" w:lineRule="auto"/>
+              <w:jc w:val="both"/>
+              <w:rPr>
+                <w:rFonts w:ascii="Times New Roman" w:hAnsi="Times New Roman" w:cs="Times New Roman"/>
+                <w:sz w:val="24"/>
+              </w:rPr>
+            </w:pPr>
+            <w:r>
+              <w:rPr>
+                <w:rFonts w:ascii="Times New Roman" w:hAnsi="Times New Roman" w:cs="Times New Roman"/>
+                <w:sz w:val="24"/>
+              </w:rPr>
+              <w:t>Szöveg ellenőrzése</w:t>
+            </w:r>
+          </w:p>
+        </w:tc>
+        <w:tc>
+          <w:tcPr>
+            <w:tcW w:w="3969" w:type="dxa"/>
+            <w:tcBorders>
+              <w:top w:val="nil"/>
+              <w:left w:val="nil"/>
+              <w:bottom w:val="single" w:sz="6" w:space="0" w:color="auto"/>
+              <w:right w:val="nil"/>
+            </w:tcBorders>
+          </w:tcPr>
+          <w:p>
+            <w:pPr>
+              <w:spacing w:after="120" w:line="360" w:lineRule="auto"/>
+              <w:rPr>
+                <w:rFonts w:ascii="Times New Roman" w:hAnsi="Times New Roman" w:cs="Times New Roman"/>
+                <w:sz w:val="24"/>
+              </w:rPr>
+            </w:pPr>
+            <w:r>
+              <w:rPr>
+                <w:rFonts w:ascii="Times New Roman" w:hAnsi="Times New Roman" w:cs="Times New Roman"/>
+                <w:sz w:val="24"/>
+              </w:rPr>
+              <w:t>Nyelvtani és formai helyesség ellenőrzése</w:t>
+            </w:r>
+          </w:p>
+        </w:tc>
+      </w:tr>
+    </w:tbl>
+    <w:p>
+      <w:pPr>
+        <w:spacing w:after="480" w:line="360" w:lineRule="auto"/>
+        <w:jc w:val="both"/>
+        <w:rPr>
+          <w:rFonts w:ascii="Times New Roman" w:hAnsi="Times New Roman" w:cs="Times New Roman"/>
+          <w:sz w:val="24"/>
+        </w:rPr>
+      </w:pPr>
+    </w:p>
+    <w:p>
+      <w:pPr>
+        <w:spacing w:after="240"/>
+        <w:rPr>
+          <w:rFonts w:ascii="Times New Roman" w:hAnsi="Times New Roman" w:cs="Times New Roman"/>
+        </w:rPr>
+      </w:pPr>
+      <w:r>
+        <w:rPr>
+          <w:rFonts w:ascii="Times New Roman" w:hAnsi="Times New Roman" w:cs="Times New Roman"/>
+        </w:rPr>
+        <w:drawing>
+          <wp:anchor distT="0" distB="0" distL="114300" distR="114300" simplePos="0" relativeHeight="251659264" behindDoc="0" locked="0" layoutInCell="1" allowOverlap="1" wp14:anchorId="6E9FCB5E" wp14:editId="0349BCEE">
+            <wp:simplePos x="0" y="0"/>
+            <wp:positionH relativeFrom="margin">
+              <wp:posOffset>2533650</wp:posOffset>
+            </wp:positionH>
+            <wp:positionV relativeFrom="paragraph">
+              <wp:posOffset>384175</wp:posOffset>
+            </wp:positionV>
+            <wp:extent cx="2153920" cy="609600"/>
+            <wp:effectExtent l="0" t="0" r="0" b="0"/>
+            <wp:wrapTopAndBottom/>
+            <wp:docPr id="15" name="Kép 15"/>
+            <wp:cNvGraphicFramePr>
+              <a:graphicFrameLocks xmlns:a="http://schemas.openxmlformats.org/drawingml/2006/main" noChangeAspect="1"/>
+            </wp:cNvGraphicFramePr>
+            <a:graphic xmlns:a="http://schemas.openxmlformats.org/drawingml/2006/main">
+              <a:graphicData uri="http://schemas.openxmlformats.org/drawingml/2006/picture">
+                <pic:pic xmlns:pic="http://schemas.openxmlformats.org/drawingml/2006/picture">
+                  <pic:nvPicPr>
+                    <pic:cNvPr id="1" name=""/>
+                    <pic:cNvPicPr/>
+                  </pic:nvPicPr>
+                  <pic:blipFill>
+                    <a:blip r:embed="rId19" cstate="print">
+                      <a:extLst>
+                        <a:ext uri="{28A0092B-C50C-407E-A947-70E740481C1C}">
+                          <a14:useLocalDpi xmlns:a14="http://schemas.microsoft.com/office/drawing/2010/main" val="0"/>
+                        </a:ext>
+                      </a:extLst>
+                    </a:blip>
+                    <a:stretch>
+                      <a:fillRect/>
+                    </a:stretch>
+                  </pic:blipFill>
+                  <pic:spPr>
+                    <a:xfrm>
+                      <a:off x="0" y="0"/>
+                      <a:ext cx="2153920" cy="609600"/>
+                    </a:xfrm>
+                    <a:prstGeom prst="rect">
+                      <a:avLst/>
+                    </a:prstGeom>
+                  </pic:spPr>
+                </pic:pic>
+              </a:graphicData>
+            </a:graphic>
+            <wp14:sizeRelH relativeFrom="margin">
+              <wp14:pctWidth>0</wp14:pctWidth>
+            </wp14:sizeRelH>
+            <wp14:sizeRelV relativeFrom="margin">
+              <wp14:pctHeight>0</wp14:pctHeight>
+            </wp14:sizeRelV>
+          </wp:anchor>
+        </w:drawing>
+      </w:r>
+      <w:proofErr w:type="gramStart"/>
+      <w:r>
+        <w:rPr>
+          <w:rFonts w:ascii="Times New Roman" w:hAnsi="Times New Roman" w:cs="Times New Roman"/>
+        </w:rPr>
+        <w:t>Dátum</w:t>
+      </w:r>
+      <w:proofErr w:type="gramEnd"/>
+      <w:r>
+        <w:rPr>
+          <w:rFonts w:ascii="Times New Roman" w:hAnsi="Times New Roman" w:cs="Times New Roman"/>
+        </w:rPr>
+        <w:t xml:space="preserve"> 2026.05.22</w:t>
+      </w:r>
+    </w:p>
+    <w:p>
+      <w:pPr>
+        <w:rPr>
+          <w:rFonts w:ascii="Times New Roman" w:hAnsi="Times New Roman" w:cs="Times New Roman"/>
+        </w:rPr>
+      </w:pPr>
+      <w:r>
+        <w:rPr>
+          <w:rFonts w:ascii="Times New Roman" w:hAnsi="Times New Roman" w:cs="Times New Roman"/>
+        </w:rPr>
+        <w:tab/>
+      </w:r>
+      <w:r>
+        <w:rPr>
+          <w:rFonts w:ascii="Times New Roman" w:hAnsi="Times New Roman" w:cs="Times New Roman"/>
+        </w:rPr>
+        <w:tab/>
+      </w:r>
+      <w:r>
+        <w:rPr>
+          <w:rFonts w:ascii="Times New Roman" w:hAnsi="Times New Roman" w:cs="Times New Roman"/>
+        </w:rPr>
+        <w:tab/>
+      </w:r>
+      <w:r>
+        <w:rPr>
+          <w:rFonts w:ascii="Times New Roman" w:hAnsi="Times New Roman" w:cs="Times New Roman"/>
+        </w:rPr>
+        <w:tab/>
+      </w:r>
+      <w:r>
+        <w:rPr>
+          <w:rFonts w:ascii="Times New Roman" w:hAnsi="Times New Roman" w:cs="Times New Roman"/>
+        </w:rPr>
+        <w:tab/>
+      </w:r>
+      <w:r>
+        <w:rPr>
+          <w:rFonts w:ascii="Times New Roman" w:hAnsi="Times New Roman" w:cs="Times New Roman"/>
+        </w:rPr>
+        <w:tab/>
+      </w:r>
+      <w:r>
+        <w:rPr>
+          <w:rFonts w:ascii="Times New Roman" w:hAnsi="Times New Roman" w:cs="Times New Roman"/>
+        </w:rPr>
+        <w:tab/>
+      </w:r>
+      <w:r>
+        <w:rPr>
+          <w:rFonts w:ascii="Times New Roman" w:hAnsi="Times New Roman" w:cs="Times New Roman"/>
+        </w:rPr>
+        <w:tab/>
+        <w:t>Aláírás</w:t>
+      </w:r>
+    </w:p>
+    <w:p>
+      <w:pPr>
         <w:ind w:firstLine="567"/>
         <w:rPr>
           <w:rFonts w:ascii="Times New Roman" w:hAnsi="Times New Roman" w:cs="Times New Roman"/>
@@ -22474,7 +22997,7 @@
         <w:pStyle w:val="Cmsor1"/>
         <w:spacing w:after="240" w:line="360" w:lineRule="auto"/>
       </w:pPr>
-      <w:bookmarkStart w:id="32" w:name="_Toc229233088"/>
+      <w:bookmarkStart w:id="32" w:name="_Toc230355456"/>
       <w:r>
         <w:lastRenderedPageBreak/>
         <w:t>Irodalomjegyzék</w:t>
@@ -22819,7 +23342,7 @@
         </w:rPr>
         <w:t xml:space="preserve">. </w:t>
       </w:r>
-      <w:hyperlink r:id="rId19" w:history="1">
+      <w:hyperlink r:id="rId20" w:history="1">
         <w:r>
           <w:rPr>
             <w:rStyle w:val="Hiperhivatkozs"/>
@@ -23150,7 +23673,7 @@
         </w:rPr>
         <w:t xml:space="preserve">. </w:t>
       </w:r>
-      <w:hyperlink r:id="rId20" w:history="1">
+      <w:hyperlink r:id="rId21" w:history="1">
         <w:r>
           <w:rPr>
             <w:rStyle w:val="Hiperhivatkozs"/>
@@ -23529,7 +24052,7 @@
         </w:rPr>
         <w:t xml:space="preserve">. </w:t>
       </w:r>
-      <w:hyperlink r:id="rId21" w:history="1">
+      <w:hyperlink r:id="rId22" w:history="1">
         <w:r>
           <w:rPr>
             <w:rStyle w:val="Hiperhivatkozs"/>
@@ -23799,7 +24322,7 @@
         </w:rPr>
         <w:t xml:space="preserve">. </w:t>
       </w:r>
-      <w:hyperlink r:id="rId22" w:history="1">
+      <w:hyperlink r:id="rId23" w:history="1">
         <w:r>
           <w:rPr>
             <w:rStyle w:val="Hiperhivatkozs"/>
@@ -24034,7 +24557,7 @@
         </w:rPr>
         <w:t xml:space="preserve">, 12, 521. </w:t>
       </w:r>
-      <w:hyperlink r:id="rId23" w:history="1">
+      <w:hyperlink r:id="rId24" w:history="1">
         <w:r>
           <w:rPr>
             <w:rStyle w:val="Hiperhivatkozs"/>
@@ -24126,7 +24649,7 @@
         </w:rPr>
         <w:t xml:space="preserve"> 4.6. </w:t>
       </w:r>
-      <w:hyperlink r:id="rId24" w:history="1">
+      <w:hyperlink r:id="rId25" w:history="1">
         <w:r>
           <w:rPr>
             <w:rStyle w:val="Hiperhivatkozs"/>
@@ -24328,7 +24851,7 @@
         </w:rPr>
         <w:t xml:space="preserve">3), 273–297. </w:t>
       </w:r>
-      <w:hyperlink r:id="rId25" w:history="1">
+      <w:hyperlink r:id="rId26" w:history="1">
         <w:r>
           <w:rPr>
             <w:rStyle w:val="Hiperhivatkozs"/>
@@ -24460,7 +24983,7 @@
         </w:rPr>
         <w:t xml:space="preserve">1), 5–32. </w:t>
       </w:r>
-      <w:hyperlink r:id="rId26" w:history="1">
+      <w:hyperlink r:id="rId27" w:history="1">
         <w:r>
           <w:rPr>
             <w:rStyle w:val="Hiperhivatkozs"/>
@@ -24708,7 +25231,7 @@
         </w:rPr>
         <w:t xml:space="preserve">, 785–794. </w:t>
       </w:r>
-      <w:hyperlink r:id="rId27" w:history="1">
+      <w:hyperlink r:id="rId28" w:history="1">
         <w:r>
           <w:rPr>
             <w:rStyle w:val="Hiperhivatkozs"/>
@@ -24826,7 +25349,7 @@
         </w:rPr>
         <w:t xml:space="preserve"> 4.6. </w:t>
       </w:r>
-      <w:hyperlink r:id="rId28" w:history="1">
+      <w:hyperlink r:id="rId29" w:history="1">
         <w:r>
           <w:rPr>
             <w:rStyle w:val="Hiperhivatkozs"/>
@@ -24903,7 +25426,7 @@
         <w:jc w:val="center"/>
       </w:pPr>
       <w:bookmarkStart w:id="44" w:name="_Toc80443510"/>
-      <w:bookmarkStart w:id="45" w:name="_Toc229233089"/>
+      <w:bookmarkStart w:id="45" w:name="_Toc230355457"/>
       <w:r>
         <w:lastRenderedPageBreak/>
         <w:t>Nyilatkozat</w:t>
@@ -24999,27 +25522,117 @@
           <w:rFonts w:ascii="Times New Roman" w:hAnsi="Times New Roman" w:cs="Times New Roman"/>
         </w:rPr>
       </w:pPr>
-      <w:proofErr w:type="gramStart"/>
-      <w:r>
-        <w:rPr>
-          <w:rFonts w:ascii="Times New Roman" w:hAnsi="Times New Roman" w:cs="Times New Roman"/>
-        </w:rPr>
-        <w:t>Dátum</w:t>
-      </w:r>
-      <w:proofErr w:type="gramEnd"/>
-      <w:r>
-        <w:rPr>
-          <w:rFonts w:ascii="Times New Roman" w:hAnsi="Times New Roman" w:cs="Times New Roman"/>
-        </w:rPr>
-        <w:t xml:space="preserve"> 2026.05.21</w:t>
-      </w:r>
-    </w:p>
-    <w:p>
-      <w:pPr>
-        <w:rPr>
-          <w:rFonts w:ascii="Times New Roman" w:hAnsi="Times New Roman" w:cs="Times New Roman"/>
-        </w:rPr>
-      </w:pPr>
+      <w:r>
+        <w:rPr>
+          <w:rFonts w:ascii="Times New Roman" w:hAnsi="Times New Roman" w:cs="Times New Roman"/>
+        </w:rPr>
+        <w:t>Dátum 2026.05.22</w:t>
+      </w:r>
+      <w:bookmarkStart w:id="46" w:name="_GoBack"/>
+      <w:bookmarkEnd w:id="46"/>
+    </w:p>
+    <w:p>
+      <w:pPr>
+        <w:rPr>
+          <w:rFonts w:ascii="Times New Roman" w:hAnsi="Times New Roman" w:cs="Times New Roman"/>
+        </w:rPr>
+      </w:pPr>
+      <w:r>
+        <w:rPr>
+          <w:rFonts w:ascii="Times New Roman" w:hAnsi="Times New Roman" w:cs="Times New Roman"/>
+        </w:rPr>
+        <w:drawing>
+          <wp:anchor distT="0" distB="0" distL="114300" distR="114300" simplePos="0" relativeHeight="251658240" behindDoc="0" locked="0" layoutInCell="1" allowOverlap="1" wp14:anchorId="524DCEAF" wp14:editId="0DFEFCE6">
+            <wp:simplePos x="0" y="0"/>
+            <wp:positionH relativeFrom="column">
+              <wp:posOffset>2473325</wp:posOffset>
+            </wp:positionH>
+            <wp:positionV relativeFrom="paragraph">
+              <wp:posOffset>198120</wp:posOffset>
+            </wp:positionV>
+            <wp:extent cx="2256155" cy="541020"/>
+            <wp:effectExtent l="0" t="0" r="0" b="0"/>
+            <wp:wrapTopAndBottom/>
+            <wp:docPr id="1" name="Kép 1"/>
+            <wp:cNvGraphicFramePr>
+              <a:graphicFrameLocks xmlns:a="http://schemas.openxmlformats.org/drawingml/2006/main" noChangeAspect="1"/>
+            </wp:cNvGraphicFramePr>
+            <a:graphic xmlns:a="http://schemas.openxmlformats.org/drawingml/2006/main">
+              <a:graphicData uri="http://schemas.openxmlformats.org/drawingml/2006/picture">
+                <pic:pic xmlns:pic="http://schemas.openxmlformats.org/drawingml/2006/picture">
+                  <pic:nvPicPr>
+                    <pic:cNvPr id="1" name=""/>
+                    <pic:cNvPicPr/>
+                  </pic:nvPicPr>
+                  <pic:blipFill>
+                    <a:blip r:embed="rId30" cstate="print">
+                      <a:extLst>
+                        <a:ext uri="{28A0092B-C50C-407E-A947-70E740481C1C}">
+                          <a14:useLocalDpi xmlns:a14="http://schemas.microsoft.com/office/drawing/2010/main" val="0"/>
+                        </a:ext>
+                      </a:extLst>
+                    </a:blip>
+                    <a:stretch>
+                      <a:fillRect/>
+                    </a:stretch>
+                  </pic:blipFill>
+                  <pic:spPr>
+                    <a:xfrm>
+                      <a:off x="0" y="0"/>
+                      <a:ext cx="2256155" cy="541020"/>
+                    </a:xfrm>
+                    <a:prstGeom prst="rect">
+                      <a:avLst/>
+                    </a:prstGeom>
+                  </pic:spPr>
+                </pic:pic>
+              </a:graphicData>
+            </a:graphic>
+          </wp:anchor>
+        </w:drawing>
+      </w:r>
+      <w:r>
+        <w:rPr>
+          <w:rFonts w:ascii="Times New Roman" w:hAnsi="Times New Roman" w:cs="Times New Roman"/>
+        </w:rPr>
+        <w:tab/>
+      </w:r>
+      <w:r>
+        <w:rPr>
+          <w:rFonts w:ascii="Times New Roman" w:hAnsi="Times New Roman" w:cs="Times New Roman"/>
+        </w:rPr>
+        <w:tab/>
+      </w:r>
+      <w:r>
+        <w:rPr>
+          <w:rFonts w:ascii="Times New Roman" w:hAnsi="Times New Roman" w:cs="Times New Roman"/>
+        </w:rPr>
+        <w:tab/>
+      </w:r>
+      <w:r>
+        <w:rPr>
+          <w:rFonts w:ascii="Times New Roman" w:hAnsi="Times New Roman" w:cs="Times New Roman"/>
+        </w:rPr>
+        <w:tab/>
+      </w:r>
+      <w:r>
+        <w:rPr>
+          <w:rFonts w:ascii="Times New Roman" w:hAnsi="Times New Roman" w:cs="Times New Roman"/>
+        </w:rPr>
+        <w:tab/>
+      </w:r>
+      <w:r>
+        <w:rPr>
+          <w:rFonts w:ascii="Times New Roman" w:hAnsi="Times New Roman" w:cs="Times New Roman"/>
+        </w:rPr>
+        <w:tab/>
+      </w:r>
+      <w:r>
+        <w:rPr>
+          <w:rFonts w:ascii="Times New Roman" w:hAnsi="Times New Roman" w:cs="Times New Roman"/>
+        </w:rPr>
+        <w:tab/>
+      </w:r>
     </w:p>
     <w:p>
       <w:pPr>
@@ -25089,10 +25702,11 @@
       </w:pPr>
     </w:p>
     <w:sectPr>
-      <w:footerReference w:type="default" r:id="rId29"/>
+      <w:footerReference w:type="default" r:id="rId31"/>
       <w:pgSz w:w="11906" w:h="16838"/>
       <w:pgMar w:top="1418" w:right="1418" w:bottom="1418" w:left="1418" w:header="709" w:footer="709" w:gutter="567"/>
       <w:cols w:space="708"/>
+      <w:titlePg/>
       <w:docGrid w:linePitch="360"/>
     </w:sectPr>
   </w:body>
@@ -25153,7 +25767,7 @@
           <w:rPr>
             <w:noProof/>
           </w:rPr>
-          <w:t>20</w:t>
+          <w:t>42</w:t>
         </w:r>
         <w:r>
           <w:fldChar w:fldCharType="end"/>
@@ -27150,7 +27764,7 @@
 </file>
 
 <file path=customXml/itemProps1.xml><?xml version="1.0" encoding="utf-8"?>
-<ds:datastoreItem xmlns:ds="http://schemas.openxmlformats.org/officeDocument/2006/customXml" ds:itemID="{18143F30-FFE9-439D-8B56-B7C4420716B0}">
+<ds:datastoreItem xmlns:ds="http://schemas.openxmlformats.org/officeDocument/2006/customXml" ds:itemID="{1F41F309-CFBA-4F29-B42A-4C9FF1B3CD5D}">
   <ds:schemaRefs>
     <ds:schemaRef ds:uri="http://schemas.openxmlformats.org/officeDocument/2006/bibliography"/>
   </ds:schemaRefs>
